--- a/Master Folder/Master BA Timlak Konsultan/01. BA Reviu Persiapan Pengadaan.docx
+++ b/Master Folder/Master BA Timlak Konsultan/01. BA Reviu Persiapan Pengadaan.docx
@@ -1,6 +1,6 @@
 
 <file path=word/document.xml><?xml version="1.0" encoding="utf-8"?>
-<w:document xmlns:wpc="http://schemas.microsoft.com/office/word/2010/wordprocessingCanvas" xmlns:cx="http://schemas.microsoft.com/office/drawing/2014/chartex" xmlns:cx1="http://schemas.microsoft.com/office/drawing/2015/9/8/chartex" xmlns:cx2="http://schemas.microsoft.com/office/drawing/2015/10/21/chartex" xmlns:cx3="http://schemas.microsoft.com/office/drawing/2016/5/9/chartex" xmlns:cx4="http://schemas.microsoft.com/office/drawing/2016/5/10/chartex" xmlns:cx5="http://schemas.microsoft.com/office/drawing/2016/5/11/chartex" xmlns:cx6="http://schemas.microsoft.com/office/drawing/2016/5/12/chartex" xmlns:cx7="http://schemas.microsoft.com/office/drawing/2016/5/13/chartex" xmlns:cx8="http://schemas.microsoft.com/office/drawing/2016/5/14/chartex" xmlns:mc="http://schemas.openxmlformats.org/markup-compatibility/2006" xmlns:aink="http://schemas.microsoft.com/office/drawing/2016/ink" xmlns:am3d="http://schemas.microsoft.com/office/drawing/2017/model3d" xmlns:o="urn:schemas-microsoft-com:office:office" xmlns:oel="http://schemas.microsoft.com/office/2019/extlst" xmlns:r="http://schemas.openxmlformats.org/officeDocument/2006/relationships" xmlns:m="http://schemas.openxmlformats.org/officeDocument/2006/math" xmlns:v="urn:schemas-microsoft-com:vml" xmlns:wp14="http://schemas.microsoft.com/office/word/2010/wordprocessingDrawing" xmlns:wp="http://schemas.openxmlformats.org/drawingml/2006/wordprocessingDrawing" xmlns:w10="urn:schemas-microsoft-com:office:word" xmlns:w="http://schemas.openxmlformats.org/wordprocessingml/2006/main" xmlns:w14="http://schemas.microsoft.com/office/word/2010/wordml" xmlns:w15="http://schemas.microsoft.com/office/word/2012/wordml" xmlns:w16cex="http://schemas.microsoft.com/office/word/2018/wordml/cex" xmlns:w16cid="http://schemas.microsoft.com/office/word/2016/wordml/cid" xmlns:w16="http://schemas.microsoft.com/office/word/2018/wordml" xmlns:w16du="http://schemas.microsoft.com/office/word/2023/wordml/word16du" xmlns:w16sdtdh="http://schemas.microsoft.com/office/word/2020/wordml/sdtdatahash" xmlns:w16se="http://schemas.microsoft.com/office/word/2015/wordml/symex" xmlns:wpg="http://schemas.microsoft.com/office/word/2010/wordprocessingGroup" xmlns:wpi="http://schemas.microsoft.com/office/word/2010/wordprocessingInk" xmlns:wne="http://schemas.microsoft.com/office/word/2006/wordml" xmlns:wps="http://schemas.microsoft.com/office/word/2010/wordprocessingShape" mc:Ignorable="w14 w15 w16se w16cid w16 w16cex w16sdtdh wp14">
+<w:document xmlns:wpc="http://schemas.microsoft.com/office/word/2010/wordprocessingCanvas" xmlns:cx="http://schemas.microsoft.com/office/drawing/2014/chartex" xmlns:cx1="http://schemas.microsoft.com/office/drawing/2015/9/8/chartex" xmlns:cx2="http://schemas.microsoft.com/office/drawing/2015/10/21/chartex" xmlns:cx3="http://schemas.microsoft.com/office/drawing/2016/5/9/chartex" xmlns:cx4="http://schemas.microsoft.com/office/drawing/2016/5/10/chartex" xmlns:cx5="http://schemas.microsoft.com/office/drawing/2016/5/11/chartex" xmlns:cx6="http://schemas.microsoft.com/office/drawing/2016/5/12/chartex" xmlns:cx7="http://schemas.microsoft.com/office/drawing/2016/5/13/chartex" xmlns:cx8="http://schemas.microsoft.com/office/drawing/2016/5/14/chartex" xmlns:mc="http://schemas.openxmlformats.org/markup-compatibility/2006" xmlns:aink="http://schemas.microsoft.com/office/drawing/2016/ink" xmlns:am3d="http://schemas.microsoft.com/office/drawing/2017/model3d" xmlns:o="urn:schemas-microsoft-com:office:office" xmlns:r="http://schemas.openxmlformats.org/officeDocument/2006/relationships" xmlns:m="http://schemas.openxmlformats.org/officeDocument/2006/math" xmlns:v="urn:schemas-microsoft-com:vml" xmlns:wp14="http://schemas.microsoft.com/office/word/2010/wordprocessingDrawing" xmlns:wp="http://schemas.openxmlformats.org/drawingml/2006/wordprocessingDrawing" xmlns:w10="urn:schemas-microsoft-com:office:word" xmlns:w="http://schemas.openxmlformats.org/wordprocessingml/2006/main" xmlns:w14="http://schemas.microsoft.com/office/word/2010/wordml" xmlns:w15="http://schemas.microsoft.com/office/word/2012/wordml" xmlns:w16cex="http://schemas.microsoft.com/office/word/2018/wordml/cex" xmlns:w16cid="http://schemas.microsoft.com/office/word/2016/wordml/cid" xmlns:w16="http://schemas.microsoft.com/office/word/2018/wordml" xmlns:w16sdtdh="http://schemas.microsoft.com/office/word/2020/wordml/sdtdatahash" xmlns:w16se="http://schemas.microsoft.com/office/word/2015/wordml/symex" xmlns:wpg="http://schemas.microsoft.com/office/word/2010/wordprocessingGroup" xmlns:wpi="http://schemas.microsoft.com/office/word/2010/wordprocessingInk" xmlns:wne="http://schemas.microsoft.com/office/word/2006/wordml" xmlns:wps="http://schemas.microsoft.com/office/word/2010/wordprocessingShape" mc:Ignorable="w14 w15 w16se w16cid w16 w16cex w16sdtdh wp14">
   <w:body>
     <w:p>
       <w:pPr>
@@ -5541,23 +5541,7 @@
           <w:sz w:val="22"/>
           <w:szCs w:val="22"/>
         </w:rPr>
-        <w:t>{</w:t>
-      </w:r>
-      <w:r>
-        <w:rPr>
-          <w:rFonts w:ascii="Arial" w:eastAsia="Arial" w:hAnsi="Arial" w:cs="Arial"/>
-          <w:sz w:val="22"/>
-          <w:szCs w:val="22"/>
-        </w:rPr>
-        <w:t>tanggal</w:t>
-      </w:r>
-      <w:r>
-        <w:rPr>
-          <w:rFonts w:ascii="Arial" w:eastAsia="Arial" w:hAnsi="Arial" w:cs="Arial"/>
-          <w:sz w:val="22"/>
-          <w:szCs w:val="22"/>
-        </w:rPr>
-        <w:t>_undangan_rapat}</w:t>
+        <w:t>{tanggal_undangan_rapat}</w:t>
       </w:r>
       <w:r>
         <w:rPr>
@@ -6427,12 +6411,10 @@
           <w:szCs w:val="22"/>
         </w:rPr>
         <w:sectPr>
-          <w:headerReference w:type="even" r:id="rId11"/>
-          <w:headerReference w:type="default" r:id="rId12"/>
-          <w:footerReference w:type="even" r:id="rId13"/>
-          <w:footerReference w:type="default" r:id="rId14"/>
-          <w:headerReference w:type="first" r:id="rId15"/>
-          <w:footerReference w:type="first" r:id="rId16"/>
+          <w:headerReference w:type="default" r:id="rId11"/>
+          <w:footerReference w:type="default" r:id="rId12"/>
+          <w:headerReference w:type="first" r:id="rId13"/>
+          <w:footerReference w:type="first" r:id="rId14"/>
           <w:pgSz w:w="11907" w:h="16840" w:code="9"/>
           <w:pgMar w:top="1134" w:right="1134" w:bottom="1418" w:left="1418" w:header="720" w:footer="284" w:gutter="0"/>
           <w:cols w:space="720"/>
@@ -6598,6 +6580,7 @@
                 <w:highlight w:val="yellow"/>
               </w:rPr>
             </w:pPr>
+            <w:proofErr w:type="spellStart"/>
             <w:r>
               <w:rPr>
                 <w:rFonts w:ascii="Arial" w:hAnsi="Arial" w:cs="Arial"/>
@@ -6608,7 +6591,20 @@
                 <w:highlight w:val="yellow"/>
                 <w:lang w:val="en-US"/>
               </w:rPr>
-              <w:t>Catatan/</w:t>
+              <w:t>Catatan</w:t>
+            </w:r>
+            <w:proofErr w:type="spellEnd"/>
+            <w:r>
+              <w:rPr>
+                <w:rFonts w:ascii="Arial" w:hAnsi="Arial" w:cs="Arial"/>
+                <w:b/>
+                <w:bCs/>
+                <w:sz w:val="22"/>
+                <w:szCs w:val="22"/>
+                <w:highlight w:val="yellow"/>
+                <w:lang w:val="en-US"/>
+              </w:rPr>
+              <w:t>/</w:t>
             </w:r>
             <w:r>
               <w:rPr>
@@ -6644,6 +6640,7 @@
                 <w:lang w:val="en-US"/>
               </w:rPr>
             </w:pPr>
+            <w:proofErr w:type="spellStart"/>
             <w:r>
               <w:rPr>
                 <w:rFonts w:ascii="Arial" w:hAnsi="Arial" w:cs="Arial"/>
@@ -6654,8 +6651,35 @@
                 <w:highlight w:val="yellow"/>
                 <w:lang w:val="en-US"/>
               </w:rPr>
-              <w:t>Tindak Lanjut</w:t>
-            </w:r>
+              <w:t>Tindak</w:t>
+            </w:r>
+            <w:proofErr w:type="spellEnd"/>
+            <w:r>
+              <w:rPr>
+                <w:rFonts w:ascii="Arial" w:hAnsi="Arial" w:cs="Arial"/>
+                <w:b/>
+                <w:bCs/>
+                <w:sz w:val="22"/>
+                <w:szCs w:val="22"/>
+                <w:highlight w:val="yellow"/>
+                <w:lang w:val="en-US"/>
+              </w:rPr>
+              <w:t xml:space="preserve"> </w:t>
+            </w:r>
+            <w:proofErr w:type="spellStart"/>
+            <w:r>
+              <w:rPr>
+                <w:rFonts w:ascii="Arial" w:hAnsi="Arial" w:cs="Arial"/>
+                <w:b/>
+                <w:bCs/>
+                <w:sz w:val="22"/>
+                <w:szCs w:val="22"/>
+                <w:highlight w:val="yellow"/>
+                <w:lang w:val="en-US"/>
+              </w:rPr>
+              <w:t>Lanjut</w:t>
+            </w:r>
+            <w:proofErr w:type="spellEnd"/>
           </w:p>
         </w:tc>
       </w:tr>
@@ -7061,7 +7085,51 @@
                 <w:highlight w:val="yellow"/>
                 <w:lang w:val="en-US"/>
               </w:rPr>
-              <w:t>Surat usulan tender dari PPK</w:t>
+              <w:t xml:space="preserve">Surat </w:t>
+            </w:r>
+            <w:proofErr w:type="spellStart"/>
+            <w:r>
+              <w:rPr>
+                <w:rFonts w:ascii="Arial" w:hAnsi="Arial" w:cs="Arial"/>
+                <w:sz w:val="22"/>
+                <w:szCs w:val="22"/>
+                <w:highlight w:val="yellow"/>
+                <w:lang w:val="en-US"/>
+              </w:rPr>
+              <w:t>usulan</w:t>
+            </w:r>
+            <w:proofErr w:type="spellEnd"/>
+            <w:r>
+              <w:rPr>
+                <w:rFonts w:ascii="Arial" w:hAnsi="Arial" w:cs="Arial"/>
+                <w:sz w:val="22"/>
+                <w:szCs w:val="22"/>
+                <w:highlight w:val="yellow"/>
+                <w:lang w:val="en-US"/>
+              </w:rPr>
+              <w:t xml:space="preserve"> tender </w:t>
+            </w:r>
+            <w:proofErr w:type="spellStart"/>
+            <w:r>
+              <w:rPr>
+                <w:rFonts w:ascii="Arial" w:hAnsi="Arial" w:cs="Arial"/>
+                <w:sz w:val="22"/>
+                <w:szCs w:val="22"/>
+                <w:highlight w:val="yellow"/>
+                <w:lang w:val="en-US"/>
+              </w:rPr>
+              <w:t>dari</w:t>
+            </w:r>
+            <w:proofErr w:type="spellEnd"/>
+            <w:r>
+              <w:rPr>
+                <w:rFonts w:ascii="Arial" w:hAnsi="Arial" w:cs="Arial"/>
+                <w:sz w:val="22"/>
+                <w:szCs w:val="22"/>
+                <w:highlight w:val="yellow"/>
+                <w:lang w:val="en-US"/>
+              </w:rPr>
+              <w:t xml:space="preserve"> PPK</w:t>
             </w:r>
           </w:p>
         </w:tc>
@@ -7231,15 +7299,71 @@
                 <w:lang w:val="en-US"/>
               </w:rPr>
             </w:pPr>
-            <w:r>
-              <w:rPr>
-                <w:rFonts w:ascii="Arial" w:hAnsi="Arial" w:cs="Arial"/>
-                <w:sz w:val="22"/>
-                <w:szCs w:val="22"/>
-                <w:highlight w:val="yellow"/>
-                <w:lang w:val="en-US"/>
-              </w:rPr>
-              <w:t>Kerangka Acuan Kerja (</w:t>
+            <w:proofErr w:type="spellStart"/>
+            <w:r>
+              <w:rPr>
+                <w:rFonts w:ascii="Arial" w:hAnsi="Arial" w:cs="Arial"/>
+                <w:sz w:val="22"/>
+                <w:szCs w:val="22"/>
+                <w:highlight w:val="yellow"/>
+                <w:lang w:val="en-US"/>
+              </w:rPr>
+              <w:t>Kerangka</w:t>
+            </w:r>
+            <w:proofErr w:type="spellEnd"/>
+            <w:r>
+              <w:rPr>
+                <w:rFonts w:ascii="Arial" w:hAnsi="Arial" w:cs="Arial"/>
+                <w:sz w:val="22"/>
+                <w:szCs w:val="22"/>
+                <w:highlight w:val="yellow"/>
+                <w:lang w:val="en-US"/>
+              </w:rPr>
+              <w:t xml:space="preserve"> </w:t>
+            </w:r>
+            <w:proofErr w:type="spellStart"/>
+            <w:r>
+              <w:rPr>
+                <w:rFonts w:ascii="Arial" w:hAnsi="Arial" w:cs="Arial"/>
+                <w:sz w:val="22"/>
+                <w:szCs w:val="22"/>
+                <w:highlight w:val="yellow"/>
+                <w:lang w:val="en-US"/>
+              </w:rPr>
+              <w:t>Acuan</w:t>
+            </w:r>
+            <w:proofErr w:type="spellEnd"/>
+            <w:r>
+              <w:rPr>
+                <w:rFonts w:ascii="Arial" w:hAnsi="Arial" w:cs="Arial"/>
+                <w:sz w:val="22"/>
+                <w:szCs w:val="22"/>
+                <w:highlight w:val="yellow"/>
+                <w:lang w:val="en-US"/>
+              </w:rPr>
+              <w:t xml:space="preserve"> </w:t>
+            </w:r>
+            <w:proofErr w:type="spellStart"/>
+            <w:r>
+              <w:rPr>
+                <w:rFonts w:ascii="Arial" w:hAnsi="Arial" w:cs="Arial"/>
+                <w:sz w:val="22"/>
+                <w:szCs w:val="22"/>
+                <w:highlight w:val="yellow"/>
+                <w:lang w:val="en-US"/>
+              </w:rPr>
+              <w:t>Kerja</w:t>
+            </w:r>
+            <w:proofErr w:type="spellEnd"/>
+            <w:r>
+              <w:rPr>
+                <w:rFonts w:ascii="Arial" w:hAnsi="Arial" w:cs="Arial"/>
+                <w:sz w:val="22"/>
+                <w:szCs w:val="22"/>
+                <w:highlight w:val="yellow"/>
+                <w:lang w:val="en-US"/>
+              </w:rPr>
+              <w:t xml:space="preserve"> (</w:t>
             </w:r>
             <w:r>
               <w:rPr>
@@ -10384,16 +10508,40 @@
                 <w:lang w:val="en-US"/>
               </w:rPr>
             </w:pPr>
-            <w:r>
-              <w:rPr>
-                <w:rFonts w:ascii="Arial" w:hAnsi="Arial" w:cs="Arial"/>
-                <w:sz w:val="22"/>
-                <w:szCs w:val="22"/>
-                <w:highlight w:val="yellow"/>
-                <w:lang w:val="en-US"/>
-              </w:rPr>
-              <w:t>Dokumen Pengadaan</w:t>
-            </w:r>
+            <w:proofErr w:type="spellStart"/>
+            <w:r>
+              <w:rPr>
+                <w:rFonts w:ascii="Arial" w:hAnsi="Arial" w:cs="Arial"/>
+                <w:sz w:val="22"/>
+                <w:szCs w:val="22"/>
+                <w:highlight w:val="yellow"/>
+                <w:lang w:val="en-US"/>
+              </w:rPr>
+              <w:t>Dokumen</w:t>
+            </w:r>
+            <w:proofErr w:type="spellEnd"/>
+            <w:r>
+              <w:rPr>
+                <w:rFonts w:ascii="Arial" w:hAnsi="Arial" w:cs="Arial"/>
+                <w:sz w:val="22"/>
+                <w:szCs w:val="22"/>
+                <w:highlight w:val="yellow"/>
+                <w:lang w:val="en-US"/>
+              </w:rPr>
+              <w:t xml:space="preserve"> </w:t>
+            </w:r>
+            <w:proofErr w:type="spellStart"/>
+            <w:r>
+              <w:rPr>
+                <w:rFonts w:ascii="Arial" w:hAnsi="Arial" w:cs="Arial"/>
+                <w:sz w:val="22"/>
+                <w:szCs w:val="22"/>
+                <w:highlight w:val="yellow"/>
+                <w:lang w:val="en-US"/>
+              </w:rPr>
+              <w:t>Pengadaan</w:t>
+            </w:r>
+            <w:proofErr w:type="spellEnd"/>
           </w:p>
         </w:tc>
         <w:tc>
@@ -10520,16 +10668,40 @@
                 <w:lang w:val="en-US"/>
               </w:rPr>
             </w:pPr>
-            <w:r>
-              <w:rPr>
-                <w:rFonts w:ascii="Arial" w:hAnsi="Arial" w:cs="Arial"/>
-                <w:sz w:val="22"/>
-                <w:szCs w:val="22"/>
-                <w:highlight w:val="yellow"/>
-                <w:lang w:val="en-US"/>
-              </w:rPr>
-              <w:t>Dokumen Kualifikasi</w:t>
-            </w:r>
+            <w:proofErr w:type="spellStart"/>
+            <w:r>
+              <w:rPr>
+                <w:rFonts w:ascii="Arial" w:hAnsi="Arial" w:cs="Arial"/>
+                <w:sz w:val="22"/>
+                <w:szCs w:val="22"/>
+                <w:highlight w:val="yellow"/>
+                <w:lang w:val="en-US"/>
+              </w:rPr>
+              <w:t>Dokumen</w:t>
+            </w:r>
+            <w:proofErr w:type="spellEnd"/>
+            <w:r>
+              <w:rPr>
+                <w:rFonts w:ascii="Arial" w:hAnsi="Arial" w:cs="Arial"/>
+                <w:sz w:val="22"/>
+                <w:szCs w:val="22"/>
+                <w:highlight w:val="yellow"/>
+                <w:lang w:val="en-US"/>
+              </w:rPr>
+              <w:t xml:space="preserve"> </w:t>
+            </w:r>
+            <w:proofErr w:type="spellStart"/>
+            <w:r>
+              <w:rPr>
+                <w:rFonts w:ascii="Arial" w:hAnsi="Arial" w:cs="Arial"/>
+                <w:sz w:val="22"/>
+                <w:szCs w:val="22"/>
+                <w:highlight w:val="yellow"/>
+                <w:lang w:val="en-US"/>
+              </w:rPr>
+              <w:t>Kualifikasi</w:t>
+            </w:r>
+            <w:proofErr w:type="spellEnd"/>
           </w:p>
         </w:tc>
         <w:tc>
@@ -10695,16 +10867,40 @@
                 <w:lang w:val="en-US"/>
               </w:rPr>
             </w:pPr>
-            <w:r>
-              <w:rPr>
-                <w:rFonts w:ascii="Arial" w:hAnsi="Arial" w:cs="Arial"/>
-                <w:sz w:val="22"/>
-                <w:szCs w:val="22"/>
-                <w:highlight w:val="yellow"/>
-                <w:lang w:val="en-US"/>
-              </w:rPr>
-              <w:t>Dokumen Seleksi</w:t>
-            </w:r>
+            <w:proofErr w:type="spellStart"/>
+            <w:r>
+              <w:rPr>
+                <w:rFonts w:ascii="Arial" w:hAnsi="Arial" w:cs="Arial"/>
+                <w:sz w:val="22"/>
+                <w:szCs w:val="22"/>
+                <w:highlight w:val="yellow"/>
+                <w:lang w:val="en-US"/>
+              </w:rPr>
+              <w:t>Dokumen</w:t>
+            </w:r>
+            <w:proofErr w:type="spellEnd"/>
+            <w:r>
+              <w:rPr>
+                <w:rFonts w:ascii="Arial" w:hAnsi="Arial" w:cs="Arial"/>
+                <w:sz w:val="22"/>
+                <w:szCs w:val="22"/>
+                <w:highlight w:val="yellow"/>
+                <w:lang w:val="en-US"/>
+              </w:rPr>
+              <w:t xml:space="preserve"> </w:t>
+            </w:r>
+            <w:proofErr w:type="spellStart"/>
+            <w:r>
+              <w:rPr>
+                <w:rFonts w:ascii="Arial" w:hAnsi="Arial" w:cs="Arial"/>
+                <w:sz w:val="22"/>
+                <w:szCs w:val="22"/>
+                <w:highlight w:val="yellow"/>
+                <w:lang w:val="en-US"/>
+              </w:rPr>
+              <w:t>Seleksi</w:t>
+            </w:r>
+            <w:proofErr w:type="spellEnd"/>
           </w:p>
         </w:tc>
         <w:tc>
@@ -11657,24 +11853,6 @@
               <w:t>{ketua_pokja}</w:t>
             </w:r>
           </w:p>
-          <w:p>
-            <w:pPr>
-              <w:spacing w:line="276" w:lineRule="auto"/>
-              <w:rPr>
-                <w:rFonts w:ascii="Arial" w:eastAsia="Arial" w:hAnsi="Arial" w:cs="Arial"/>
-                <w:sz w:val="22"/>
-                <w:szCs w:val="22"/>
-              </w:rPr>
-            </w:pPr>
-            <w:r>
-              <w:rPr>
-                <w:rFonts w:ascii="Arial" w:hAnsi="Arial" w:cs="Arial"/>
-                <w:sz w:val="22"/>
-                <w:szCs w:val="22"/>
-              </w:rPr>
-              <w:t>NIP. {nip_ketua_pokja}</w:t>
-            </w:r>
-          </w:p>
         </w:tc>
         <w:tc>
           <w:tcPr>
@@ -11791,25 +11969,6 @@
               <w:t>{sekre_pokja}</w:t>
             </w:r>
           </w:p>
-          <w:p>
-            <w:pPr>
-              <w:spacing w:line="276" w:lineRule="auto"/>
-              <w:rPr>
-                <w:rFonts w:ascii="Arial" w:eastAsia="Arial" w:hAnsi="Arial" w:cs="Arial"/>
-                <w:spacing w:val="2"/>
-                <w:sz w:val="22"/>
-                <w:szCs w:val="22"/>
-              </w:rPr>
-            </w:pPr>
-            <w:r>
-              <w:rPr>
-                <w:rFonts w:ascii="Arial" w:hAnsi="Arial" w:cs="Arial"/>
-                <w:sz w:val="22"/>
-                <w:szCs w:val="22"/>
-              </w:rPr>
-              <w:t>NIP. {nip_sekre_pokja}</w:t>
-            </w:r>
-          </w:p>
         </w:tc>
         <w:tc>
           <w:tcPr>
@@ -11926,25 +12085,6 @@
               <w:t>{anggota3_pokja}</w:t>
             </w:r>
           </w:p>
-          <w:p>
-            <w:pPr>
-              <w:spacing w:line="276" w:lineRule="auto"/>
-              <w:rPr>
-                <w:rFonts w:ascii="Arial" w:eastAsia="Arial" w:hAnsi="Arial" w:cs="Arial"/>
-                <w:spacing w:val="2"/>
-                <w:sz w:val="22"/>
-                <w:szCs w:val="22"/>
-              </w:rPr>
-            </w:pPr>
-            <w:r>
-              <w:rPr>
-                <w:rFonts w:ascii="Arial" w:hAnsi="Arial" w:cs="Arial"/>
-                <w:sz w:val="22"/>
-                <w:szCs w:val="22"/>
-              </w:rPr>
-              <w:t>NIP. {nip_anggota3_pokja}</w:t>
-            </w:r>
-          </w:p>
         </w:tc>
         <w:tc>
           <w:tcPr>
@@ -12062,26 +12202,6 @@
               <w:t>{anggota4_pokja}</w:t>
             </w:r>
           </w:p>
-          <w:p>
-            <w:pPr>
-              <w:spacing w:line="276" w:lineRule="auto"/>
-              <w:rPr>
-                <w:rFonts w:ascii="Arial" w:eastAsia="Arial" w:hAnsi="Arial" w:cs="Arial"/>
-                <w:spacing w:val="2"/>
-                <w:sz w:val="22"/>
-                <w:szCs w:val="22"/>
-                <w:u w:val="single"/>
-              </w:rPr>
-            </w:pPr>
-            <w:r>
-              <w:rPr>
-                <w:rFonts w:ascii="Arial" w:hAnsi="Arial" w:cs="Arial"/>
-                <w:sz w:val="22"/>
-                <w:szCs w:val="22"/>
-              </w:rPr>
-              <w:t>NIP. {nip_anggota4_pokja}</w:t>
-            </w:r>
-          </w:p>
         </w:tc>
         <w:tc>
           <w:tcPr>
@@ -12196,25 +12316,6 @@
                 <w:u w:val="single"/>
               </w:rPr>
               <w:t>{anggota5_pokja}</w:t>
-            </w:r>
-          </w:p>
-          <w:p>
-            <w:pPr>
-              <w:spacing w:line="276" w:lineRule="auto"/>
-              <w:rPr>
-                <w:rFonts w:ascii="Arial" w:eastAsia="Arial" w:hAnsi="Arial" w:cs="Arial"/>
-                <w:spacing w:val="2"/>
-                <w:sz w:val="22"/>
-                <w:szCs w:val="22"/>
-              </w:rPr>
-            </w:pPr>
-            <w:r>
-              <w:rPr>
-                <w:rFonts w:ascii="Arial" w:hAnsi="Arial" w:cs="Arial"/>
-                <w:sz w:val="22"/>
-                <w:szCs w:val="22"/>
-              </w:rPr>
-              <w:t>NIP. {nip_anggota5_pokja}</w:t>
             </w:r>
           </w:p>
         </w:tc>
@@ -12642,32 +12743,6 @@
               <w:t>}</w:t>
             </w:r>
           </w:p>
-          <w:p>
-            <w:pPr>
-              <w:rPr>
-                <w:rFonts w:ascii="Arial" w:eastAsia="Arial" w:hAnsi="Arial" w:cs="Arial"/>
-                <w:sz w:val="22"/>
-                <w:szCs w:val="22"/>
-              </w:rPr>
-            </w:pPr>
-            <w:r>
-              <w:rPr>
-                <w:rFonts w:ascii="Arial" w:eastAsia="Arial" w:hAnsi="Arial" w:cs="Arial"/>
-                <w:sz w:val="22"/>
-                <w:szCs w:val="22"/>
-              </w:rPr>
-              <w:t xml:space="preserve">NIP. </w:t>
-            </w:r>
-            <w:r>
-              <w:rPr>
-                <w:rFonts w:ascii="Arial" w:eastAsia="Arial" w:hAnsi="Arial" w:cs="Arial"/>
-                <w:spacing w:val="2"/>
-                <w:sz w:val="22"/>
-                <w:szCs w:val="22"/>
-              </w:rPr>
-              <w:t>{nip_ketua_timlak}</w:t>
-            </w:r>
-          </w:p>
         </w:tc>
         <w:tc>
           <w:tcPr>
@@ -12802,40 +12877,6 @@
               <w:t>}</w:t>
             </w:r>
           </w:p>
-          <w:p>
-            <w:pPr>
-              <w:rPr>
-                <w:rFonts w:ascii="Arial" w:eastAsia="Arial" w:hAnsi="Arial" w:cs="Arial"/>
-                <w:sz w:val="22"/>
-                <w:szCs w:val="22"/>
-              </w:rPr>
-            </w:pPr>
-            <w:r>
-              <w:rPr>
-                <w:rFonts w:ascii="Arial" w:eastAsia="Arial" w:hAnsi="Arial" w:cs="Arial"/>
-                <w:sz w:val="22"/>
-                <w:szCs w:val="22"/>
-              </w:rPr>
-              <w:t>NIP</w:t>
-            </w:r>
-            <w:r>
-              <w:rPr>
-                <w:rFonts w:ascii="Arial" w:eastAsia="Arial" w:hAnsi="Arial" w:cs="Arial"/>
-                <w:sz w:val="22"/>
-                <w:szCs w:val="22"/>
-              </w:rPr>
-              <w:t xml:space="preserve">. </w:t>
-            </w:r>
-            <w:r>
-              <w:rPr>
-                <w:rFonts w:ascii="Arial" w:eastAsia="Arial" w:hAnsi="Arial" w:cs="Arial"/>
-                <w:spacing w:val="2"/>
-                <w:sz w:val="22"/>
-                <w:szCs w:val="22"/>
-              </w:rPr>
-              <w:t>{nip_sekre_timlak}</w:t>
-            </w:r>
-          </w:p>
         </w:tc>
         <w:tc>
           <w:tcPr>
@@ -12964,31 +13005,6 @@
                 <w:u w:val="single"/>
               </w:rPr>
               <w:t>}</w:t>
-            </w:r>
-          </w:p>
-          <w:p>
-            <w:pPr>
-              <w:rPr>
-                <w:rFonts w:ascii="Arial" w:eastAsia="Arial" w:hAnsi="Arial" w:cs="Arial"/>
-                <w:sz w:val="22"/>
-                <w:szCs w:val="22"/>
-              </w:rPr>
-            </w:pPr>
-            <w:r>
-              <w:rPr>
-                <w:rFonts w:ascii="Arial" w:eastAsia="Arial" w:hAnsi="Arial" w:cs="Arial"/>
-                <w:sz w:val="22"/>
-                <w:szCs w:val="22"/>
-              </w:rPr>
-              <w:t xml:space="preserve">NIP. </w:t>
-            </w:r>
-            <w:r>
-              <w:rPr>
-                <w:rFonts w:ascii="Arial" w:eastAsia="Arial" w:hAnsi="Arial" w:cs="Arial"/>
-                <w:sz w:val="22"/>
-                <w:szCs w:val="22"/>
-              </w:rPr>
-              <w:t>{nip_anggota_timlak}</w:t>
             </w:r>
           </w:p>
         </w:tc>
@@ -13265,15 +13281,13 @@
                 <w:rFonts w:ascii="Arial" w:hAnsi="Arial" w:cs="Arial"/>
                 <w:sz w:val="22"/>
                 <w:szCs w:val="22"/>
-                <w:highlight w:val="yellow"/>
-              </w:rPr>
-            </w:pPr>
-            <w:r>
-              <w:rPr>
-                <w:rFonts w:ascii="Arial" w:hAnsi="Arial" w:cs="Arial"/>
-                <w:sz w:val="22"/>
-                <w:szCs w:val="22"/>
-                <w:highlight w:val="yellow"/>
+              </w:rPr>
+            </w:pPr>
+            <w:r>
+              <w:rPr>
+                <w:rFonts w:ascii="Arial" w:hAnsi="Arial" w:cs="Arial"/>
+                <w:sz w:val="22"/>
+                <w:szCs w:val="22"/>
               </w:rPr>
               <w:t>1.</w:t>
             </w:r>
@@ -13295,8 +13309,8 @@
                 <w:spacing w:val="-2"/>
                 <w:sz w:val="22"/>
                 <w:szCs w:val="22"/>
-                <w:highlight w:val="yellow"/>
                 <w:u w:val="single"/>
+                <w:lang w:val="en-US"/>
               </w:rPr>
             </w:pPr>
             <w:r>
@@ -13305,30 +13319,34 @@
                 <w:spacing w:val="-2"/>
                 <w:sz w:val="22"/>
                 <w:szCs w:val="22"/>
-                <w:highlight w:val="yellow"/>
                 <w:u w:val="single"/>
-              </w:rPr>
-              <w:t>Maya Istarina, S.T., M.T.</w:t>
-            </w:r>
-          </w:p>
-          <w:p>
-            <w:pPr>
+                <w:lang w:val="en-US"/>
+              </w:rPr>
+              <w:t>{</w:t>
+            </w:r>
+            <w:proofErr w:type="spellStart"/>
+            <w:r>
               <w:rPr>
                 <w:rFonts w:ascii="Arial" w:eastAsia="Arial" w:hAnsi="Arial" w:cs="Arial"/>
-                <w:sz w:val="22"/>
-                <w:szCs w:val="22"/>
-                <w:highlight w:val="yellow"/>
-                <w:lang w:val="it-IT"/>
-              </w:rPr>
-            </w:pPr>
+                <w:spacing w:val="-2"/>
+                <w:sz w:val="22"/>
+                <w:szCs w:val="22"/>
+                <w:u w:val="single"/>
+                <w:lang w:val="en-US"/>
+              </w:rPr>
+              <w:t>nama_ppk</w:t>
+            </w:r>
+            <w:proofErr w:type="spellEnd"/>
             <w:r>
               <w:rPr>
                 <w:rFonts w:ascii="Arial" w:eastAsia="Arial" w:hAnsi="Arial" w:cs="Arial"/>
-                <w:sz w:val="22"/>
-                <w:szCs w:val="22"/>
-                <w:highlight w:val="yellow"/>
-              </w:rPr>
-              <w:t>NIP. 19781013 200112 2 004</w:t>
+                <w:spacing w:val="-2"/>
+                <w:sz w:val="22"/>
+                <w:szCs w:val="22"/>
+                <w:u w:val="single"/>
+                <w:lang w:val="en-US"/>
+              </w:rPr>
+              <w:t>}</w:t>
             </w:r>
           </w:p>
         </w:tc>
@@ -13348,29 +13366,37 @@
                 <w:rFonts w:ascii="Arial" w:hAnsi="Arial" w:cs="Arial"/>
                 <w:sz w:val="22"/>
                 <w:szCs w:val="22"/>
-                <w:highlight w:val="yellow"/>
-                <w:lang w:val="en-US"/>
-              </w:rPr>
-            </w:pPr>
-            <w:r>
-              <w:rPr>
-                <w:rFonts w:ascii="Arial" w:hAnsi="Arial" w:cs="Arial"/>
-                <w:sz w:val="22"/>
-                <w:szCs w:val="22"/>
-                <w:highlight w:val="yellow"/>
-              </w:rPr>
-              <w:t xml:space="preserve">PPK </w:t>
-            </w:r>
-            <w:r>
-              <w:rPr>
-                <w:rFonts w:ascii="Arial" w:eastAsia="Arial" w:hAnsi="Arial" w:cs="Arial"/>
-                <w:spacing w:val="-2"/>
-                <w:sz w:val="22"/>
-                <w:szCs w:val="22"/>
-                <w:highlight w:val="yellow"/>
-                <w:lang w:val="ms-MY"/>
-              </w:rPr>
-              <w:t>Pengawasan</w:t>
+                <w:lang w:val="en-US"/>
+              </w:rPr>
+            </w:pPr>
+            <w:r>
+              <w:rPr>
+                <w:rFonts w:ascii="Arial" w:hAnsi="Arial" w:cs="Arial"/>
+                <w:sz w:val="22"/>
+                <w:szCs w:val="22"/>
+                <w:lang w:val="en-US"/>
+              </w:rPr>
+              <w:t>{</w:t>
+            </w:r>
+            <w:proofErr w:type="spellStart"/>
+            <w:r>
+              <w:rPr>
+                <w:rFonts w:ascii="Arial" w:hAnsi="Arial" w:cs="Arial"/>
+                <w:sz w:val="22"/>
+                <w:szCs w:val="22"/>
+                <w:lang w:val="en-US"/>
+              </w:rPr>
+              <w:t>ppk</w:t>
+            </w:r>
+            <w:proofErr w:type="spellEnd"/>
+            <w:r>
+              <w:rPr>
+                <w:rFonts w:ascii="Arial" w:hAnsi="Arial" w:cs="Arial"/>
+                <w:sz w:val="22"/>
+                <w:szCs w:val="22"/>
+                <w:lang w:val="en-US"/>
+              </w:rPr>
+              <w:t>}</w:t>
             </w:r>
           </w:p>
         </w:tc>
@@ -13421,7 +13447,7 @@
 </file>
 
 <file path=word/endnotes.xml><?xml version="1.0" encoding="utf-8"?>
-<w:endnotes xmlns:wpc="http://schemas.microsoft.com/office/word/2010/wordprocessingCanvas" xmlns:cx="http://schemas.microsoft.com/office/drawing/2014/chartex" xmlns:cx1="http://schemas.microsoft.com/office/drawing/2015/9/8/chartex" xmlns:cx2="http://schemas.microsoft.com/office/drawing/2015/10/21/chartex" xmlns:cx3="http://schemas.microsoft.com/office/drawing/2016/5/9/chartex" xmlns:cx4="http://schemas.microsoft.com/office/drawing/2016/5/10/chartex" xmlns:cx5="http://schemas.microsoft.com/office/drawing/2016/5/11/chartex" xmlns:cx6="http://schemas.microsoft.com/office/drawing/2016/5/12/chartex" xmlns:cx7="http://schemas.microsoft.com/office/drawing/2016/5/13/chartex" xmlns:cx8="http://schemas.microsoft.com/office/drawing/2016/5/14/chartex" xmlns:mc="http://schemas.openxmlformats.org/markup-compatibility/2006" xmlns:aink="http://schemas.microsoft.com/office/drawing/2016/ink" xmlns:am3d="http://schemas.microsoft.com/office/drawing/2017/model3d" xmlns:o="urn:schemas-microsoft-com:office:office" xmlns:oel="http://schemas.microsoft.com/office/2019/extlst" xmlns:r="http://schemas.openxmlformats.org/officeDocument/2006/relationships" xmlns:m="http://schemas.openxmlformats.org/officeDocument/2006/math" xmlns:v="urn:schemas-microsoft-com:vml" xmlns:wp14="http://schemas.microsoft.com/office/word/2010/wordprocessingDrawing" xmlns:wp="http://schemas.openxmlformats.org/drawingml/2006/wordprocessingDrawing" xmlns:w10="urn:schemas-microsoft-com:office:word" xmlns:w="http://schemas.openxmlformats.org/wordprocessingml/2006/main" xmlns:w14="http://schemas.microsoft.com/office/word/2010/wordml" xmlns:w15="http://schemas.microsoft.com/office/word/2012/wordml" xmlns:w16cex="http://schemas.microsoft.com/office/word/2018/wordml/cex" xmlns:w16cid="http://schemas.microsoft.com/office/word/2016/wordml/cid" xmlns:w16="http://schemas.microsoft.com/office/word/2018/wordml" xmlns:w16du="http://schemas.microsoft.com/office/word/2023/wordml/word16du" xmlns:w16sdtdh="http://schemas.microsoft.com/office/word/2020/wordml/sdtdatahash" xmlns:w16se="http://schemas.microsoft.com/office/word/2015/wordml/symex" xmlns:wpg="http://schemas.microsoft.com/office/word/2010/wordprocessingGroup" xmlns:wpi="http://schemas.microsoft.com/office/word/2010/wordprocessingInk" xmlns:wne="http://schemas.microsoft.com/office/word/2006/wordml" xmlns:wps="http://schemas.microsoft.com/office/word/2010/wordprocessingShape" mc:Ignorable="w14 w15 w16se w16cid w16 w16cex w16sdtdh wp14">
+<w:endnotes xmlns:wpc="http://schemas.microsoft.com/office/word/2010/wordprocessingCanvas" xmlns:cx="http://schemas.microsoft.com/office/drawing/2014/chartex" xmlns:cx1="http://schemas.microsoft.com/office/drawing/2015/9/8/chartex" xmlns:cx2="http://schemas.microsoft.com/office/drawing/2015/10/21/chartex" xmlns:cx3="http://schemas.microsoft.com/office/drawing/2016/5/9/chartex" xmlns:cx4="http://schemas.microsoft.com/office/drawing/2016/5/10/chartex" xmlns:cx5="http://schemas.microsoft.com/office/drawing/2016/5/11/chartex" xmlns:cx6="http://schemas.microsoft.com/office/drawing/2016/5/12/chartex" xmlns:cx7="http://schemas.microsoft.com/office/drawing/2016/5/13/chartex" xmlns:cx8="http://schemas.microsoft.com/office/drawing/2016/5/14/chartex" xmlns:mc="http://schemas.openxmlformats.org/markup-compatibility/2006" xmlns:aink="http://schemas.microsoft.com/office/drawing/2016/ink" xmlns:am3d="http://schemas.microsoft.com/office/drawing/2017/model3d" xmlns:o="urn:schemas-microsoft-com:office:office" xmlns:r="http://schemas.openxmlformats.org/officeDocument/2006/relationships" xmlns:m="http://schemas.openxmlformats.org/officeDocument/2006/math" xmlns:v="urn:schemas-microsoft-com:vml" xmlns:wp14="http://schemas.microsoft.com/office/word/2010/wordprocessingDrawing" xmlns:wp="http://schemas.openxmlformats.org/drawingml/2006/wordprocessingDrawing" xmlns:w10="urn:schemas-microsoft-com:office:word" xmlns:w="http://schemas.openxmlformats.org/wordprocessingml/2006/main" xmlns:w14="http://schemas.microsoft.com/office/word/2010/wordml" xmlns:w15="http://schemas.microsoft.com/office/word/2012/wordml" xmlns:w16cex="http://schemas.microsoft.com/office/word/2018/wordml/cex" xmlns:w16cid="http://schemas.microsoft.com/office/word/2016/wordml/cid" xmlns:w16="http://schemas.microsoft.com/office/word/2018/wordml" xmlns:w16sdtdh="http://schemas.microsoft.com/office/word/2020/wordml/sdtdatahash" xmlns:w16se="http://schemas.microsoft.com/office/word/2015/wordml/symex" xmlns:wpg="http://schemas.microsoft.com/office/word/2010/wordprocessingGroup" xmlns:wpi="http://schemas.microsoft.com/office/word/2010/wordprocessingInk" xmlns:wne="http://schemas.microsoft.com/office/word/2006/wordml" xmlns:wps="http://schemas.microsoft.com/office/word/2010/wordprocessingShape" mc:Ignorable="w14 w15 w16se w16cid w16 w16cex w16sdtdh wp14">
   <w:endnote w:type="separator" w:id="-1">
     <w:p>
       <w:r>
@@ -13443,17 +13469,7 @@
 </file>
 
 <file path=word/footer1.xml><?xml version="1.0" encoding="utf-8"?>
-<w:ftr xmlns:wpc="http://schemas.microsoft.com/office/word/2010/wordprocessingCanvas" xmlns:cx="http://schemas.microsoft.com/office/drawing/2014/chartex" xmlns:cx1="http://schemas.microsoft.com/office/drawing/2015/9/8/chartex" xmlns:cx2="http://schemas.microsoft.com/office/drawing/2015/10/21/chartex" xmlns:cx3="http://schemas.microsoft.com/office/drawing/2016/5/9/chartex" xmlns:cx4="http://schemas.microsoft.com/office/drawing/2016/5/10/chartex" xmlns:cx5="http://schemas.microsoft.com/office/drawing/2016/5/11/chartex" xmlns:cx6="http://schemas.microsoft.com/office/drawing/2016/5/12/chartex" xmlns:cx7="http://schemas.microsoft.com/office/drawing/2016/5/13/chartex" xmlns:cx8="http://schemas.microsoft.com/office/drawing/2016/5/14/chartex" xmlns:mc="http://schemas.openxmlformats.org/markup-compatibility/2006" xmlns:aink="http://schemas.microsoft.com/office/drawing/2016/ink" xmlns:am3d="http://schemas.microsoft.com/office/drawing/2017/model3d" xmlns:o="urn:schemas-microsoft-com:office:office" xmlns:oel="http://schemas.microsoft.com/office/2019/extlst" xmlns:r="http://schemas.openxmlformats.org/officeDocument/2006/relationships" xmlns:m="http://schemas.openxmlformats.org/officeDocument/2006/math" xmlns:v="urn:schemas-microsoft-com:vml" xmlns:wp14="http://schemas.microsoft.com/office/word/2010/wordprocessingDrawing" xmlns:wp="http://schemas.openxmlformats.org/drawingml/2006/wordprocessingDrawing" xmlns:w10="urn:schemas-microsoft-com:office:word" xmlns:w="http://schemas.openxmlformats.org/wordprocessingml/2006/main" xmlns:w14="http://schemas.microsoft.com/office/word/2010/wordml" xmlns:w15="http://schemas.microsoft.com/office/word/2012/wordml" xmlns:w16cex="http://schemas.microsoft.com/office/word/2018/wordml/cex" xmlns:w16cid="http://schemas.microsoft.com/office/word/2016/wordml/cid" xmlns:w16="http://schemas.microsoft.com/office/word/2018/wordml" xmlns:w16du="http://schemas.microsoft.com/office/word/2023/wordml/word16du" xmlns:w16sdtdh="http://schemas.microsoft.com/office/word/2020/wordml/sdtdatahash" xmlns:w16se="http://schemas.microsoft.com/office/word/2015/wordml/symex" xmlns:wpg="http://schemas.microsoft.com/office/word/2010/wordprocessingGroup" xmlns:wpi="http://schemas.microsoft.com/office/word/2010/wordprocessingInk" xmlns:wne="http://schemas.microsoft.com/office/word/2006/wordml" xmlns:wps="http://schemas.microsoft.com/office/word/2010/wordprocessingShape" mc:Ignorable="w14 w15 w16se w16cid w16 w16cex w16sdtdh wp14">
-  <w:p>
-    <w:pPr>
-      <w:pStyle w:val="Footer"/>
-    </w:pPr>
-  </w:p>
-</w:ftr>
-</file>
-
-<file path=word/footer2.xml><?xml version="1.0" encoding="utf-8"?>
-<w:ftr xmlns:wpc="http://schemas.microsoft.com/office/word/2010/wordprocessingCanvas" xmlns:cx="http://schemas.microsoft.com/office/drawing/2014/chartex" xmlns:cx1="http://schemas.microsoft.com/office/drawing/2015/9/8/chartex" xmlns:cx2="http://schemas.microsoft.com/office/drawing/2015/10/21/chartex" xmlns:cx3="http://schemas.microsoft.com/office/drawing/2016/5/9/chartex" xmlns:cx4="http://schemas.microsoft.com/office/drawing/2016/5/10/chartex" xmlns:cx5="http://schemas.microsoft.com/office/drawing/2016/5/11/chartex" xmlns:cx6="http://schemas.microsoft.com/office/drawing/2016/5/12/chartex" xmlns:cx7="http://schemas.microsoft.com/office/drawing/2016/5/13/chartex" xmlns:cx8="http://schemas.microsoft.com/office/drawing/2016/5/14/chartex" xmlns:mc="http://schemas.openxmlformats.org/markup-compatibility/2006" xmlns:aink="http://schemas.microsoft.com/office/drawing/2016/ink" xmlns:am3d="http://schemas.microsoft.com/office/drawing/2017/model3d" xmlns:o="urn:schemas-microsoft-com:office:office" xmlns:oel="http://schemas.microsoft.com/office/2019/extlst" xmlns:r="http://schemas.openxmlformats.org/officeDocument/2006/relationships" xmlns:m="http://schemas.openxmlformats.org/officeDocument/2006/math" xmlns:v="urn:schemas-microsoft-com:vml" xmlns:wp14="http://schemas.microsoft.com/office/word/2010/wordprocessingDrawing" xmlns:wp="http://schemas.openxmlformats.org/drawingml/2006/wordprocessingDrawing" xmlns:w10="urn:schemas-microsoft-com:office:word" xmlns:w="http://schemas.openxmlformats.org/wordprocessingml/2006/main" xmlns:w14="http://schemas.microsoft.com/office/word/2010/wordml" xmlns:w15="http://schemas.microsoft.com/office/word/2012/wordml" xmlns:w16cex="http://schemas.microsoft.com/office/word/2018/wordml/cex" xmlns:w16cid="http://schemas.microsoft.com/office/word/2016/wordml/cid" xmlns:w16="http://schemas.microsoft.com/office/word/2018/wordml" xmlns:w16du="http://schemas.microsoft.com/office/word/2023/wordml/word16du" xmlns:w16sdtdh="http://schemas.microsoft.com/office/word/2020/wordml/sdtdatahash" xmlns:w16se="http://schemas.microsoft.com/office/word/2015/wordml/symex" xmlns:wpg="http://schemas.microsoft.com/office/word/2010/wordprocessingGroup" xmlns:wpi="http://schemas.microsoft.com/office/word/2010/wordprocessingInk" xmlns:wne="http://schemas.microsoft.com/office/word/2006/wordml" xmlns:wps="http://schemas.microsoft.com/office/word/2010/wordprocessingShape" mc:Ignorable="w14 w15 w16se w16cid w16 w16cex w16sdtdh wp14">
+<w:ftr xmlns:wpc="http://schemas.microsoft.com/office/word/2010/wordprocessingCanvas" xmlns:cx="http://schemas.microsoft.com/office/drawing/2014/chartex" xmlns:cx1="http://schemas.microsoft.com/office/drawing/2015/9/8/chartex" xmlns:cx2="http://schemas.microsoft.com/office/drawing/2015/10/21/chartex" xmlns:cx3="http://schemas.microsoft.com/office/drawing/2016/5/9/chartex" xmlns:cx4="http://schemas.microsoft.com/office/drawing/2016/5/10/chartex" xmlns:cx5="http://schemas.microsoft.com/office/drawing/2016/5/11/chartex" xmlns:cx6="http://schemas.microsoft.com/office/drawing/2016/5/12/chartex" xmlns:cx7="http://schemas.microsoft.com/office/drawing/2016/5/13/chartex" xmlns:cx8="http://schemas.microsoft.com/office/drawing/2016/5/14/chartex" xmlns:mc="http://schemas.openxmlformats.org/markup-compatibility/2006" xmlns:aink="http://schemas.microsoft.com/office/drawing/2016/ink" xmlns:am3d="http://schemas.microsoft.com/office/drawing/2017/model3d" xmlns:o="urn:schemas-microsoft-com:office:office" xmlns:r="http://schemas.openxmlformats.org/officeDocument/2006/relationships" xmlns:m="http://schemas.openxmlformats.org/officeDocument/2006/math" xmlns:v="urn:schemas-microsoft-com:vml" xmlns:wp14="http://schemas.microsoft.com/office/word/2010/wordprocessingDrawing" xmlns:wp="http://schemas.openxmlformats.org/drawingml/2006/wordprocessingDrawing" xmlns:w10="urn:schemas-microsoft-com:office:word" xmlns:w="http://schemas.openxmlformats.org/wordprocessingml/2006/main" xmlns:w14="http://schemas.microsoft.com/office/word/2010/wordml" xmlns:w15="http://schemas.microsoft.com/office/word/2012/wordml" xmlns:w16cex="http://schemas.microsoft.com/office/word/2018/wordml/cex" xmlns:w16cid="http://schemas.microsoft.com/office/word/2016/wordml/cid" xmlns:w16="http://schemas.microsoft.com/office/word/2018/wordml" xmlns:w16sdtdh="http://schemas.microsoft.com/office/word/2020/wordml/sdtdatahash" xmlns:w16se="http://schemas.microsoft.com/office/word/2015/wordml/symex" xmlns:wpg="http://schemas.microsoft.com/office/word/2010/wordprocessingGroup" xmlns:wpi="http://schemas.microsoft.com/office/word/2010/wordprocessingInk" xmlns:wne="http://schemas.microsoft.com/office/word/2006/wordml" xmlns:wps="http://schemas.microsoft.com/office/word/2010/wordprocessingShape" mc:Ignorable="w14 w15 w16se w16cid w16 w16cex w16sdtdh wp14">
   <w:p>
     <w:pPr>
       <w:pStyle w:val="Footer"/>
@@ -13509,8 +13525,8 @@
 </w:ftr>
 </file>
 
-<file path=word/footer3.xml><?xml version="1.0" encoding="utf-8"?>
-<w:ftr xmlns:wpc="http://schemas.microsoft.com/office/word/2010/wordprocessingCanvas" xmlns:cx="http://schemas.microsoft.com/office/drawing/2014/chartex" xmlns:cx1="http://schemas.microsoft.com/office/drawing/2015/9/8/chartex" xmlns:cx2="http://schemas.microsoft.com/office/drawing/2015/10/21/chartex" xmlns:cx3="http://schemas.microsoft.com/office/drawing/2016/5/9/chartex" xmlns:cx4="http://schemas.microsoft.com/office/drawing/2016/5/10/chartex" xmlns:cx5="http://schemas.microsoft.com/office/drawing/2016/5/11/chartex" xmlns:cx6="http://schemas.microsoft.com/office/drawing/2016/5/12/chartex" xmlns:cx7="http://schemas.microsoft.com/office/drawing/2016/5/13/chartex" xmlns:cx8="http://schemas.microsoft.com/office/drawing/2016/5/14/chartex" xmlns:mc="http://schemas.openxmlformats.org/markup-compatibility/2006" xmlns:aink="http://schemas.microsoft.com/office/drawing/2016/ink" xmlns:am3d="http://schemas.microsoft.com/office/drawing/2017/model3d" xmlns:o="urn:schemas-microsoft-com:office:office" xmlns:oel="http://schemas.microsoft.com/office/2019/extlst" xmlns:r="http://schemas.openxmlformats.org/officeDocument/2006/relationships" xmlns:m="http://schemas.openxmlformats.org/officeDocument/2006/math" xmlns:v="urn:schemas-microsoft-com:vml" xmlns:wp14="http://schemas.microsoft.com/office/word/2010/wordprocessingDrawing" xmlns:wp="http://schemas.openxmlformats.org/drawingml/2006/wordprocessingDrawing" xmlns:w10="urn:schemas-microsoft-com:office:word" xmlns:w="http://schemas.openxmlformats.org/wordprocessingml/2006/main" xmlns:w14="http://schemas.microsoft.com/office/word/2010/wordml" xmlns:w15="http://schemas.microsoft.com/office/word/2012/wordml" xmlns:w16cex="http://schemas.microsoft.com/office/word/2018/wordml/cex" xmlns:w16cid="http://schemas.microsoft.com/office/word/2016/wordml/cid" xmlns:w16="http://schemas.microsoft.com/office/word/2018/wordml" xmlns:w16du="http://schemas.microsoft.com/office/word/2023/wordml/word16du" xmlns:w16sdtdh="http://schemas.microsoft.com/office/word/2020/wordml/sdtdatahash" xmlns:w16se="http://schemas.microsoft.com/office/word/2015/wordml/symex" xmlns:wpg="http://schemas.microsoft.com/office/word/2010/wordprocessingGroup" xmlns:wpi="http://schemas.microsoft.com/office/word/2010/wordprocessingInk" xmlns:wne="http://schemas.microsoft.com/office/word/2006/wordml" xmlns:wps="http://schemas.microsoft.com/office/word/2010/wordprocessingShape" mc:Ignorable="w14 w15 w16se w16cid w16 w16cex w16sdtdh wp14">
+<file path=word/footer2.xml><?xml version="1.0" encoding="utf-8"?>
+<w:ftr xmlns:wpc="http://schemas.microsoft.com/office/word/2010/wordprocessingCanvas" xmlns:cx="http://schemas.microsoft.com/office/drawing/2014/chartex" xmlns:cx1="http://schemas.microsoft.com/office/drawing/2015/9/8/chartex" xmlns:cx2="http://schemas.microsoft.com/office/drawing/2015/10/21/chartex" xmlns:cx3="http://schemas.microsoft.com/office/drawing/2016/5/9/chartex" xmlns:cx4="http://schemas.microsoft.com/office/drawing/2016/5/10/chartex" xmlns:cx5="http://schemas.microsoft.com/office/drawing/2016/5/11/chartex" xmlns:cx6="http://schemas.microsoft.com/office/drawing/2016/5/12/chartex" xmlns:cx7="http://schemas.microsoft.com/office/drawing/2016/5/13/chartex" xmlns:cx8="http://schemas.microsoft.com/office/drawing/2016/5/14/chartex" xmlns:mc="http://schemas.openxmlformats.org/markup-compatibility/2006" xmlns:aink="http://schemas.microsoft.com/office/drawing/2016/ink" xmlns:am3d="http://schemas.microsoft.com/office/drawing/2017/model3d" xmlns:o="urn:schemas-microsoft-com:office:office" xmlns:r="http://schemas.openxmlformats.org/officeDocument/2006/relationships" xmlns:m="http://schemas.openxmlformats.org/officeDocument/2006/math" xmlns:v="urn:schemas-microsoft-com:vml" xmlns:wp14="http://schemas.microsoft.com/office/word/2010/wordprocessingDrawing" xmlns:wp="http://schemas.openxmlformats.org/drawingml/2006/wordprocessingDrawing" xmlns:w10="urn:schemas-microsoft-com:office:word" xmlns:w="http://schemas.openxmlformats.org/wordprocessingml/2006/main" xmlns:w14="http://schemas.microsoft.com/office/word/2010/wordml" xmlns:w15="http://schemas.microsoft.com/office/word/2012/wordml" xmlns:w16cex="http://schemas.microsoft.com/office/word/2018/wordml/cex" xmlns:w16cid="http://schemas.microsoft.com/office/word/2016/wordml/cid" xmlns:w16="http://schemas.microsoft.com/office/word/2018/wordml" xmlns:w16sdtdh="http://schemas.microsoft.com/office/word/2020/wordml/sdtdatahash" xmlns:w16se="http://schemas.microsoft.com/office/word/2015/wordml/symex" xmlns:wpg="http://schemas.microsoft.com/office/word/2010/wordprocessingGroup" xmlns:wpi="http://schemas.microsoft.com/office/word/2010/wordprocessingInk" xmlns:wne="http://schemas.microsoft.com/office/word/2006/wordml" xmlns:wps="http://schemas.microsoft.com/office/word/2010/wordprocessingShape" mc:Ignorable="w14 w15 w16se w16cid w16 w16cex w16sdtdh wp14">
   <w:p>
     <w:pPr>
       <w:pStyle w:val="Footer"/>
@@ -13567,7 +13583,7 @@
 </file>
 
 <file path=word/footnotes.xml><?xml version="1.0" encoding="utf-8"?>
-<w:footnotes xmlns:wpc="http://schemas.microsoft.com/office/word/2010/wordprocessingCanvas" xmlns:cx="http://schemas.microsoft.com/office/drawing/2014/chartex" xmlns:cx1="http://schemas.microsoft.com/office/drawing/2015/9/8/chartex" xmlns:cx2="http://schemas.microsoft.com/office/drawing/2015/10/21/chartex" xmlns:cx3="http://schemas.microsoft.com/office/drawing/2016/5/9/chartex" xmlns:cx4="http://schemas.microsoft.com/office/drawing/2016/5/10/chartex" xmlns:cx5="http://schemas.microsoft.com/office/drawing/2016/5/11/chartex" xmlns:cx6="http://schemas.microsoft.com/office/drawing/2016/5/12/chartex" xmlns:cx7="http://schemas.microsoft.com/office/drawing/2016/5/13/chartex" xmlns:cx8="http://schemas.microsoft.com/office/drawing/2016/5/14/chartex" xmlns:mc="http://schemas.openxmlformats.org/markup-compatibility/2006" xmlns:aink="http://schemas.microsoft.com/office/drawing/2016/ink" xmlns:am3d="http://schemas.microsoft.com/office/drawing/2017/model3d" xmlns:o="urn:schemas-microsoft-com:office:office" xmlns:oel="http://schemas.microsoft.com/office/2019/extlst" xmlns:r="http://schemas.openxmlformats.org/officeDocument/2006/relationships" xmlns:m="http://schemas.openxmlformats.org/officeDocument/2006/math" xmlns:v="urn:schemas-microsoft-com:vml" xmlns:wp14="http://schemas.microsoft.com/office/word/2010/wordprocessingDrawing" xmlns:wp="http://schemas.openxmlformats.org/drawingml/2006/wordprocessingDrawing" xmlns:w10="urn:schemas-microsoft-com:office:word" xmlns:w="http://schemas.openxmlformats.org/wordprocessingml/2006/main" xmlns:w14="http://schemas.microsoft.com/office/word/2010/wordml" xmlns:w15="http://schemas.microsoft.com/office/word/2012/wordml" xmlns:w16cex="http://schemas.microsoft.com/office/word/2018/wordml/cex" xmlns:w16cid="http://schemas.microsoft.com/office/word/2016/wordml/cid" xmlns:w16="http://schemas.microsoft.com/office/word/2018/wordml" xmlns:w16du="http://schemas.microsoft.com/office/word/2023/wordml/word16du" xmlns:w16sdtdh="http://schemas.microsoft.com/office/word/2020/wordml/sdtdatahash" xmlns:w16se="http://schemas.microsoft.com/office/word/2015/wordml/symex" xmlns:wpg="http://schemas.microsoft.com/office/word/2010/wordprocessingGroup" xmlns:wpi="http://schemas.microsoft.com/office/word/2010/wordprocessingInk" xmlns:wne="http://schemas.microsoft.com/office/word/2006/wordml" xmlns:wps="http://schemas.microsoft.com/office/word/2010/wordprocessingShape" mc:Ignorable="w14 w15 w16se w16cid w16 w16cex w16sdtdh wp14">
+<w:footnotes xmlns:wpc="http://schemas.microsoft.com/office/word/2010/wordprocessingCanvas" xmlns:cx="http://schemas.microsoft.com/office/drawing/2014/chartex" xmlns:cx1="http://schemas.microsoft.com/office/drawing/2015/9/8/chartex" xmlns:cx2="http://schemas.microsoft.com/office/drawing/2015/10/21/chartex" xmlns:cx3="http://schemas.microsoft.com/office/drawing/2016/5/9/chartex" xmlns:cx4="http://schemas.microsoft.com/office/drawing/2016/5/10/chartex" xmlns:cx5="http://schemas.microsoft.com/office/drawing/2016/5/11/chartex" xmlns:cx6="http://schemas.microsoft.com/office/drawing/2016/5/12/chartex" xmlns:cx7="http://schemas.microsoft.com/office/drawing/2016/5/13/chartex" xmlns:cx8="http://schemas.microsoft.com/office/drawing/2016/5/14/chartex" xmlns:mc="http://schemas.openxmlformats.org/markup-compatibility/2006" xmlns:aink="http://schemas.microsoft.com/office/drawing/2016/ink" xmlns:am3d="http://schemas.microsoft.com/office/drawing/2017/model3d" xmlns:o="urn:schemas-microsoft-com:office:office" xmlns:r="http://schemas.openxmlformats.org/officeDocument/2006/relationships" xmlns:m="http://schemas.openxmlformats.org/officeDocument/2006/math" xmlns:v="urn:schemas-microsoft-com:vml" xmlns:wp14="http://schemas.microsoft.com/office/word/2010/wordprocessingDrawing" xmlns:wp="http://schemas.openxmlformats.org/drawingml/2006/wordprocessingDrawing" xmlns:w10="urn:schemas-microsoft-com:office:word" xmlns:w="http://schemas.openxmlformats.org/wordprocessingml/2006/main" xmlns:w14="http://schemas.microsoft.com/office/word/2010/wordml" xmlns:w15="http://schemas.microsoft.com/office/word/2012/wordml" xmlns:w16cex="http://schemas.microsoft.com/office/word/2018/wordml/cex" xmlns:w16cid="http://schemas.microsoft.com/office/word/2016/wordml/cid" xmlns:w16="http://schemas.microsoft.com/office/word/2018/wordml" xmlns:w16sdtdh="http://schemas.microsoft.com/office/word/2020/wordml/sdtdatahash" xmlns:w16se="http://schemas.microsoft.com/office/word/2015/wordml/symex" xmlns:wpg="http://schemas.microsoft.com/office/word/2010/wordprocessingGroup" xmlns:wpi="http://schemas.microsoft.com/office/word/2010/wordprocessingInk" xmlns:wne="http://schemas.microsoft.com/office/word/2006/wordml" xmlns:wps="http://schemas.microsoft.com/office/word/2010/wordprocessingShape" mc:Ignorable="w14 w15 w16se w16cid w16 w16cex w16sdtdh wp14">
   <w:footnote w:type="separator" w:id="-1">
     <w:p>
       <w:r>
@@ -13589,17 +13605,7 @@
 </file>
 
 <file path=word/header1.xml><?xml version="1.0" encoding="utf-8"?>
-<w:hdr xmlns:wpc="http://schemas.microsoft.com/office/word/2010/wordprocessingCanvas" xmlns:cx="http://schemas.microsoft.com/office/drawing/2014/chartex" xmlns:cx1="http://schemas.microsoft.com/office/drawing/2015/9/8/chartex" xmlns:cx2="http://schemas.microsoft.com/office/drawing/2015/10/21/chartex" xmlns:cx3="http://schemas.microsoft.com/office/drawing/2016/5/9/chartex" xmlns:cx4="http://schemas.microsoft.com/office/drawing/2016/5/10/chartex" xmlns:cx5="http://schemas.microsoft.com/office/drawing/2016/5/11/chartex" xmlns:cx6="http://schemas.microsoft.com/office/drawing/2016/5/12/chartex" xmlns:cx7="http://schemas.microsoft.com/office/drawing/2016/5/13/chartex" xmlns:cx8="http://schemas.microsoft.com/office/drawing/2016/5/14/chartex" xmlns:mc="http://schemas.openxmlformats.org/markup-compatibility/2006" xmlns:aink="http://schemas.microsoft.com/office/drawing/2016/ink" xmlns:am3d="http://schemas.microsoft.com/office/drawing/2017/model3d" xmlns:o="urn:schemas-microsoft-com:office:office" xmlns:oel="http://schemas.microsoft.com/office/2019/extlst" xmlns:r="http://schemas.openxmlformats.org/officeDocument/2006/relationships" xmlns:m="http://schemas.openxmlformats.org/officeDocument/2006/math" xmlns:v="urn:schemas-microsoft-com:vml" xmlns:wp14="http://schemas.microsoft.com/office/word/2010/wordprocessingDrawing" xmlns:wp="http://schemas.openxmlformats.org/drawingml/2006/wordprocessingDrawing" xmlns:w10="urn:schemas-microsoft-com:office:word" xmlns:w="http://schemas.openxmlformats.org/wordprocessingml/2006/main" xmlns:w14="http://schemas.microsoft.com/office/word/2010/wordml" xmlns:w15="http://schemas.microsoft.com/office/word/2012/wordml" xmlns:w16cex="http://schemas.microsoft.com/office/word/2018/wordml/cex" xmlns:w16cid="http://schemas.microsoft.com/office/word/2016/wordml/cid" xmlns:w16="http://schemas.microsoft.com/office/word/2018/wordml" xmlns:w16du="http://schemas.microsoft.com/office/word/2023/wordml/word16du" xmlns:w16sdtdh="http://schemas.microsoft.com/office/word/2020/wordml/sdtdatahash" xmlns:w16se="http://schemas.microsoft.com/office/word/2015/wordml/symex" xmlns:wpg="http://schemas.microsoft.com/office/word/2010/wordprocessingGroup" xmlns:wpi="http://schemas.microsoft.com/office/word/2010/wordprocessingInk" xmlns:wne="http://schemas.microsoft.com/office/word/2006/wordml" xmlns:wps="http://schemas.microsoft.com/office/word/2010/wordprocessingShape" mc:Ignorable="w14 w15 w16se w16cid w16 w16cex w16sdtdh wp14">
-  <w:p>
-    <w:pPr>
-      <w:pStyle w:val="Header"/>
-    </w:pPr>
-  </w:p>
-</w:hdr>
-</file>
-
-<file path=word/header2.xml><?xml version="1.0" encoding="utf-8"?>
-<w:hdr xmlns:wpc="http://schemas.microsoft.com/office/word/2010/wordprocessingCanvas" xmlns:cx="http://schemas.microsoft.com/office/drawing/2014/chartex" xmlns:cx1="http://schemas.microsoft.com/office/drawing/2015/9/8/chartex" xmlns:cx2="http://schemas.microsoft.com/office/drawing/2015/10/21/chartex" xmlns:cx3="http://schemas.microsoft.com/office/drawing/2016/5/9/chartex" xmlns:cx4="http://schemas.microsoft.com/office/drawing/2016/5/10/chartex" xmlns:cx5="http://schemas.microsoft.com/office/drawing/2016/5/11/chartex" xmlns:cx6="http://schemas.microsoft.com/office/drawing/2016/5/12/chartex" xmlns:cx7="http://schemas.microsoft.com/office/drawing/2016/5/13/chartex" xmlns:cx8="http://schemas.microsoft.com/office/drawing/2016/5/14/chartex" xmlns:mc="http://schemas.openxmlformats.org/markup-compatibility/2006" xmlns:aink="http://schemas.microsoft.com/office/drawing/2016/ink" xmlns:am3d="http://schemas.microsoft.com/office/drawing/2017/model3d" xmlns:o="urn:schemas-microsoft-com:office:office" xmlns:oel="http://schemas.microsoft.com/office/2019/extlst" xmlns:r="http://schemas.openxmlformats.org/officeDocument/2006/relationships" xmlns:m="http://schemas.openxmlformats.org/officeDocument/2006/math" xmlns:v="urn:schemas-microsoft-com:vml" xmlns:wp14="http://schemas.microsoft.com/office/word/2010/wordprocessingDrawing" xmlns:wp="http://schemas.openxmlformats.org/drawingml/2006/wordprocessingDrawing" xmlns:w10="urn:schemas-microsoft-com:office:word" xmlns:w="http://schemas.openxmlformats.org/wordprocessingml/2006/main" xmlns:w14="http://schemas.microsoft.com/office/word/2010/wordml" xmlns:w15="http://schemas.microsoft.com/office/word/2012/wordml" xmlns:w16cex="http://schemas.microsoft.com/office/word/2018/wordml/cex" xmlns:w16cid="http://schemas.microsoft.com/office/word/2016/wordml/cid" xmlns:w16="http://schemas.microsoft.com/office/word/2018/wordml" xmlns:w16du="http://schemas.microsoft.com/office/word/2023/wordml/word16du" xmlns:w16sdtdh="http://schemas.microsoft.com/office/word/2020/wordml/sdtdatahash" xmlns:w16se="http://schemas.microsoft.com/office/word/2015/wordml/symex" xmlns:wpg="http://schemas.microsoft.com/office/word/2010/wordprocessingGroup" xmlns:wpi="http://schemas.microsoft.com/office/word/2010/wordprocessingInk" xmlns:wne="http://schemas.microsoft.com/office/word/2006/wordml" xmlns:wps="http://schemas.microsoft.com/office/word/2010/wordprocessingShape" mc:Ignorable="w14 w15 w16se w16cid w16 w16cex w16sdtdh wp14">
+<w:hdr xmlns:wpc="http://schemas.microsoft.com/office/word/2010/wordprocessingCanvas" xmlns:cx="http://schemas.microsoft.com/office/drawing/2014/chartex" xmlns:cx1="http://schemas.microsoft.com/office/drawing/2015/9/8/chartex" xmlns:cx2="http://schemas.microsoft.com/office/drawing/2015/10/21/chartex" xmlns:cx3="http://schemas.microsoft.com/office/drawing/2016/5/9/chartex" xmlns:cx4="http://schemas.microsoft.com/office/drawing/2016/5/10/chartex" xmlns:cx5="http://schemas.microsoft.com/office/drawing/2016/5/11/chartex" xmlns:cx6="http://schemas.microsoft.com/office/drawing/2016/5/12/chartex" xmlns:cx7="http://schemas.microsoft.com/office/drawing/2016/5/13/chartex" xmlns:cx8="http://schemas.microsoft.com/office/drawing/2016/5/14/chartex" xmlns:mc="http://schemas.openxmlformats.org/markup-compatibility/2006" xmlns:aink="http://schemas.microsoft.com/office/drawing/2016/ink" xmlns:am3d="http://schemas.microsoft.com/office/drawing/2017/model3d" xmlns:o="urn:schemas-microsoft-com:office:office" xmlns:r="http://schemas.openxmlformats.org/officeDocument/2006/relationships" xmlns:m="http://schemas.openxmlformats.org/officeDocument/2006/math" xmlns:v="urn:schemas-microsoft-com:vml" xmlns:wp14="http://schemas.microsoft.com/office/word/2010/wordprocessingDrawing" xmlns:wp="http://schemas.openxmlformats.org/drawingml/2006/wordprocessingDrawing" xmlns:w10="urn:schemas-microsoft-com:office:word" xmlns:w="http://schemas.openxmlformats.org/wordprocessingml/2006/main" xmlns:w14="http://schemas.microsoft.com/office/word/2010/wordml" xmlns:w15="http://schemas.microsoft.com/office/word/2012/wordml" xmlns:w16cex="http://schemas.microsoft.com/office/word/2018/wordml/cex" xmlns:w16cid="http://schemas.microsoft.com/office/word/2016/wordml/cid" xmlns:w16="http://schemas.microsoft.com/office/word/2018/wordml" xmlns:w16sdtdh="http://schemas.microsoft.com/office/word/2020/wordml/sdtdatahash" xmlns:w16se="http://schemas.microsoft.com/office/word/2015/wordml/symex" xmlns:wpg="http://schemas.microsoft.com/office/word/2010/wordprocessingGroup" xmlns:wpi="http://schemas.microsoft.com/office/word/2010/wordprocessingInk" xmlns:wne="http://schemas.microsoft.com/office/word/2006/wordml" xmlns:wps="http://schemas.microsoft.com/office/word/2010/wordprocessingShape" mc:Ignorable="w14 w15 w16se w16cid w16 w16cex w16sdtdh wp14">
   <w:p>
     <w:pPr>
       <w:pStyle w:val="Header"/>
@@ -13613,8 +13619,8 @@
 </w:hdr>
 </file>
 
-<file path=word/header3.xml><?xml version="1.0" encoding="utf-8"?>
-<w:hdr xmlns:wpc="http://schemas.microsoft.com/office/word/2010/wordprocessingCanvas" xmlns:cx="http://schemas.microsoft.com/office/drawing/2014/chartex" xmlns:cx1="http://schemas.microsoft.com/office/drawing/2015/9/8/chartex" xmlns:cx2="http://schemas.microsoft.com/office/drawing/2015/10/21/chartex" xmlns:cx3="http://schemas.microsoft.com/office/drawing/2016/5/9/chartex" xmlns:cx4="http://schemas.microsoft.com/office/drawing/2016/5/10/chartex" xmlns:cx5="http://schemas.microsoft.com/office/drawing/2016/5/11/chartex" xmlns:cx6="http://schemas.microsoft.com/office/drawing/2016/5/12/chartex" xmlns:cx7="http://schemas.microsoft.com/office/drawing/2016/5/13/chartex" xmlns:cx8="http://schemas.microsoft.com/office/drawing/2016/5/14/chartex" xmlns:mc="http://schemas.openxmlformats.org/markup-compatibility/2006" xmlns:aink="http://schemas.microsoft.com/office/drawing/2016/ink" xmlns:am3d="http://schemas.microsoft.com/office/drawing/2017/model3d" xmlns:o="urn:schemas-microsoft-com:office:office" xmlns:oel="http://schemas.microsoft.com/office/2019/extlst" xmlns:r="http://schemas.openxmlformats.org/officeDocument/2006/relationships" xmlns:m="http://schemas.openxmlformats.org/officeDocument/2006/math" xmlns:v="urn:schemas-microsoft-com:vml" xmlns:wp14="http://schemas.microsoft.com/office/word/2010/wordprocessingDrawing" xmlns:wp="http://schemas.openxmlformats.org/drawingml/2006/wordprocessingDrawing" xmlns:w10="urn:schemas-microsoft-com:office:word" xmlns:w="http://schemas.openxmlformats.org/wordprocessingml/2006/main" xmlns:w14="http://schemas.microsoft.com/office/word/2010/wordml" xmlns:w15="http://schemas.microsoft.com/office/word/2012/wordml" xmlns:w16cex="http://schemas.microsoft.com/office/word/2018/wordml/cex" xmlns:w16cid="http://schemas.microsoft.com/office/word/2016/wordml/cid" xmlns:w16="http://schemas.microsoft.com/office/word/2018/wordml" xmlns:w16du="http://schemas.microsoft.com/office/word/2023/wordml/word16du" xmlns:w16sdtdh="http://schemas.microsoft.com/office/word/2020/wordml/sdtdatahash" xmlns:w16se="http://schemas.microsoft.com/office/word/2015/wordml/symex" xmlns:wpg="http://schemas.microsoft.com/office/word/2010/wordprocessingGroup" xmlns:wpi="http://schemas.microsoft.com/office/word/2010/wordprocessingInk" xmlns:wne="http://schemas.microsoft.com/office/word/2006/wordml" xmlns:wps="http://schemas.microsoft.com/office/word/2010/wordprocessingShape" mc:Ignorable="w14 w15 w16se w16cid w16 w16cex w16sdtdh wp14">
+<file path=word/header2.xml><?xml version="1.0" encoding="utf-8"?>
+<w:hdr xmlns:wpc="http://schemas.microsoft.com/office/word/2010/wordprocessingCanvas" xmlns:cx="http://schemas.microsoft.com/office/drawing/2014/chartex" xmlns:cx1="http://schemas.microsoft.com/office/drawing/2015/9/8/chartex" xmlns:cx2="http://schemas.microsoft.com/office/drawing/2015/10/21/chartex" xmlns:cx3="http://schemas.microsoft.com/office/drawing/2016/5/9/chartex" xmlns:cx4="http://schemas.microsoft.com/office/drawing/2016/5/10/chartex" xmlns:cx5="http://schemas.microsoft.com/office/drawing/2016/5/11/chartex" xmlns:cx6="http://schemas.microsoft.com/office/drawing/2016/5/12/chartex" xmlns:cx7="http://schemas.microsoft.com/office/drawing/2016/5/13/chartex" xmlns:cx8="http://schemas.microsoft.com/office/drawing/2016/5/14/chartex" xmlns:mc="http://schemas.openxmlformats.org/markup-compatibility/2006" xmlns:aink="http://schemas.microsoft.com/office/drawing/2016/ink" xmlns:am3d="http://schemas.microsoft.com/office/drawing/2017/model3d" xmlns:o="urn:schemas-microsoft-com:office:office" xmlns:r="http://schemas.openxmlformats.org/officeDocument/2006/relationships" xmlns:m="http://schemas.openxmlformats.org/officeDocument/2006/math" xmlns:v="urn:schemas-microsoft-com:vml" xmlns:wp14="http://schemas.microsoft.com/office/word/2010/wordprocessingDrawing" xmlns:wp="http://schemas.openxmlformats.org/drawingml/2006/wordprocessingDrawing" xmlns:w10="urn:schemas-microsoft-com:office:word" xmlns:w="http://schemas.openxmlformats.org/wordprocessingml/2006/main" xmlns:w14="http://schemas.microsoft.com/office/word/2010/wordml" xmlns:w15="http://schemas.microsoft.com/office/word/2012/wordml" xmlns:w16cex="http://schemas.microsoft.com/office/word/2018/wordml/cex" xmlns:w16cid="http://schemas.microsoft.com/office/word/2016/wordml/cid" xmlns:w16="http://schemas.microsoft.com/office/word/2018/wordml" xmlns:w16sdtdh="http://schemas.microsoft.com/office/word/2020/wordml/sdtdatahash" xmlns:w16se="http://schemas.microsoft.com/office/word/2015/wordml/symex" xmlns:wpg="http://schemas.microsoft.com/office/word/2010/wordprocessingGroup" xmlns:wpi="http://schemas.microsoft.com/office/word/2010/wordprocessingInk" xmlns:wne="http://schemas.microsoft.com/office/word/2006/wordml" xmlns:wps="http://schemas.microsoft.com/office/word/2010/wordprocessingShape" mc:Ignorable="w14 w15 w16se w16cid w16 w16cex w16sdtdh wp14">
   <w:p>
     <w:pPr>
       <w:widowControl w:val="0"/>
@@ -13623,45 +13629,47 @@
       <w:ind w:left="851" w:right="-2"/>
       <w:jc w:val="center"/>
       <w:rPr>
-        <w:rFonts w:ascii="Arial" w:hAnsi="Arial" w:cs="Arial"/>
+        <w:rFonts w:ascii="Arial" w:eastAsia="Calibri" w:hAnsi="Arial" w:cs="Arial"/>
         <w:b/>
         <w:bCs/>
         <w:sz w:val="36"/>
         <w:szCs w:val="36"/>
-        <w:lang w:val="fi-FI"/>
       </w:rPr>
     </w:pPr>
+    <w:bookmarkStart w:id="1" w:name="_Hlk186188695"/>
+    <w:bookmarkStart w:id="2" w:name="_Hlk186188696"/>
+    <w:bookmarkStart w:id="3" w:name="_Hlk186188840"/>
+    <w:bookmarkStart w:id="4" w:name="_Hlk186188841"/>
+    <w:bookmarkStart w:id="5" w:name="_Hlk186189107"/>
+    <w:bookmarkStart w:id="6" w:name="_Hlk186189108"/>
     <w:r>
       <w:rPr>
-        <w:rFonts w:ascii="Tahoma" w:eastAsia="Tahoma" w:hAnsi="Tahoma" w:cs="Tahoma"/>
         <w:noProof/>
-        <w:sz w:val="24"/>
-        <w:szCs w:val="24"/>
-        <w:lang w:bidi="en-US"/>
+        <w:lang w:val="en-US"/>
       </w:rPr>
       <w:drawing>
-        <wp:anchor distT="0" distB="0" distL="114300" distR="114300" simplePos="0" relativeHeight="251659264" behindDoc="0" locked="0" layoutInCell="1" allowOverlap="1" wp14:anchorId="6BD9D527" wp14:editId="1ED32405">
+        <wp:anchor distT="0" distB="0" distL="114300" distR="114300" simplePos="0" relativeHeight="251660288" behindDoc="0" locked="0" layoutInCell="1" allowOverlap="1" wp14:anchorId="23E7D79A" wp14:editId="1046F408">
           <wp:simplePos x="0" y="0"/>
-          <wp:positionH relativeFrom="column">
-            <wp:posOffset>-324485</wp:posOffset>
+          <wp:positionH relativeFrom="margin">
+            <wp:posOffset>-308344</wp:posOffset>
           </wp:positionH>
           <wp:positionV relativeFrom="paragraph">
-            <wp:posOffset>6985</wp:posOffset>
+            <wp:posOffset>6867</wp:posOffset>
           </wp:positionV>
-          <wp:extent cx="835025" cy="835025"/>
-          <wp:effectExtent l="0" t="0" r="3175" b="3175"/>
+          <wp:extent cx="810000" cy="810000"/>
+          <wp:effectExtent l="0" t="0" r="9525" b="9525"/>
           <wp:wrapNone/>
-          <wp:docPr id="2139638182" name="Picture 1973342684" descr="A yellow and blue logo&#10;&#10;Description automatically generated"/>
+          <wp:docPr id="1140675709" name="Picture 3"/>
           <wp:cNvGraphicFramePr>
-            <a:graphicFrameLocks xmlns:a="http://schemas.openxmlformats.org/drawingml/2006/main"/>
+            <a:graphicFrameLocks xmlns:a="http://schemas.openxmlformats.org/drawingml/2006/main" noChangeAspect="1"/>
           </wp:cNvGraphicFramePr>
           <a:graphic xmlns:a="http://schemas.openxmlformats.org/drawingml/2006/main">
             <a:graphicData uri="http://schemas.openxmlformats.org/drawingml/2006/picture">
               <pic:pic xmlns:pic="http://schemas.openxmlformats.org/drawingml/2006/picture">
                 <pic:nvPicPr>
-                  <pic:cNvPr id="0" name="Picture 1973342684" descr="A yellow and blue logo&#10;&#10;Description automatically generated"/>
+                  <pic:cNvPr id="0" name="Picture 1"/>
                   <pic:cNvPicPr>
-                    <a:picLocks noChangeArrowheads="1"/>
+                    <a:picLocks noChangeAspect="1" noChangeArrowheads="1"/>
                   </pic:cNvPicPr>
                 </pic:nvPicPr>
                 <pic:blipFill>
@@ -13680,37 +13688,35 @@
                 <pic:spPr bwMode="auto">
                   <a:xfrm>
                     <a:off x="0" y="0"/>
-                    <a:ext cx="835025" cy="835025"/>
+                    <a:ext cx="810000" cy="810000"/>
                   </a:xfrm>
                   <a:prstGeom prst="rect">
                     <a:avLst/>
                   </a:prstGeom>
                   <a:noFill/>
+                  <a:ln>
+                    <a:noFill/>
+                  </a:ln>
                 </pic:spPr>
               </pic:pic>
             </a:graphicData>
           </a:graphic>
-          <wp14:sizeRelH relativeFrom="margin">
+          <wp14:sizeRelH relativeFrom="page">
             <wp14:pctWidth>0</wp14:pctWidth>
           </wp14:sizeRelH>
-          <wp14:sizeRelV relativeFrom="margin">
+          <wp14:sizeRelV relativeFrom="page">
             <wp14:pctHeight>0</wp14:pctHeight>
           </wp14:sizeRelV>
         </wp:anchor>
       </w:drawing>
     </w:r>
-    <w:bookmarkStart w:id="1" w:name="_Hlk186188695"/>
-    <w:bookmarkStart w:id="2" w:name="_Hlk186188696"/>
-    <w:bookmarkStart w:id="3" w:name="_Hlk186188840"/>
-    <w:bookmarkStart w:id="4" w:name="_Hlk186188841"/>
     <w:r>
       <w:rPr>
-        <w:rFonts w:ascii="Arial" w:hAnsi="Arial" w:cs="Arial"/>
+        <w:rFonts w:ascii="Arial" w:eastAsia="Calibri" w:hAnsi="Arial" w:cs="Arial"/>
         <w:b/>
         <w:bCs/>
         <w:sz w:val="36"/>
         <w:szCs w:val="36"/>
-        <w:lang w:val="fi-FI"/>
       </w:rPr>
       <w:t>KEMENTERIAN PEKERJAAN UMUM</w:t>
     </w:r>
@@ -13730,7 +13736,6 @@
         <w:bCs/>
         <w:sz w:val="28"/>
         <w:szCs w:val="28"/>
-        <w:lang w:val="fi-FI"/>
       </w:rPr>
     </w:pPr>
     <w:r>
@@ -13740,7 +13745,6 @@
         <w:bCs/>
         <w:sz w:val="24"/>
         <w:szCs w:val="24"/>
-        <w:lang w:val="fi-FI"/>
       </w:rPr>
       <w:t>DIREKTORAT JENDERAL BINA KONSTRUKSI</w:t>
     </w:r>
@@ -13753,20 +13757,18 @@
       <w:ind w:left="851" w:right="-2"/>
       <w:jc w:val="center"/>
       <w:rPr>
-        <w:rFonts w:ascii="Arial" w:hAnsi="Arial" w:cs="Arial"/>
+        <w:rFonts w:ascii="Arial" w:eastAsia="Calibri" w:hAnsi="Arial" w:cs="Arial"/>
         <w:b/>
         <w:bCs/>
         <w:sz w:val="19"/>
         <w:szCs w:val="19"/>
-        <w:lang w:val="fi-FI"/>
       </w:rPr>
     </w:pPr>
     <w:r>
       <w:rPr>
-        <w:rFonts w:ascii="Arial" w:hAnsi="Arial" w:cs="Arial"/>
+        <w:rFonts w:ascii="Arial" w:eastAsia="Calibri" w:hAnsi="Arial" w:cs="Arial"/>
         <w:b/>
         <w:bCs/>
-        <w:lang w:val="fi-FI"/>
       </w:rPr>
       <w:t>BALAI PELAKSANA PEMILIHAN JASA KONSTRUKSI WILAYAH KALIMANTAN SELATAN</w:t>
     </w:r>
@@ -13779,57 +13781,57 @@
       <w:ind w:left="851" w:right="-2"/>
       <w:jc w:val="center"/>
       <w:rPr>
-        <w:rFonts w:ascii="Arial" w:hAnsi="Arial" w:cs="Arial"/>
-        <w:spacing w:val="-14"/>
-        <w:sz w:val="18"/>
-        <w:szCs w:val="18"/>
+        <w:rFonts w:ascii="Arial" w:eastAsia="Calibri" w:hAnsi="Arial" w:cs="Arial"/>
+        <w:spacing w:val="-8"/>
+        <w:sz w:val="16"/>
+        <w:szCs w:val="16"/>
       </w:rPr>
     </w:pPr>
     <w:r>
       <w:rPr>
-        <w:rFonts w:ascii="Arial" w:hAnsi="Arial" w:cs="Arial"/>
+        <w:rFonts w:ascii="Arial" w:eastAsia="Calibri" w:hAnsi="Arial" w:cs="Arial"/>
         <w:b/>
         <w:bCs/>
-        <w:spacing w:val="-14"/>
-        <w:sz w:val="18"/>
-        <w:szCs w:val="18"/>
-        <w:lang w:val="fi-FI"/>
+        <w:spacing w:val="-8"/>
+        <w:sz w:val="16"/>
+        <w:szCs w:val="16"/>
       </w:rPr>
       <w:t xml:space="preserve">KELOMPOK KERJA PEMILIHAN </w:t>
     </w:r>
     <w:r>
       <w:rPr>
-        <w:rFonts w:ascii="Arial" w:hAnsi="Arial" w:cs="Arial"/>
+        <w:rFonts w:ascii="Arial" w:eastAsia="Calibri" w:hAnsi="Arial" w:cs="Arial"/>
         <w:b/>
         <w:bCs/>
-        <w:spacing w:val="-14"/>
-        <w:sz w:val="18"/>
-        <w:szCs w:val="18"/>
+        <w:spacing w:val="-8"/>
+        <w:sz w:val="16"/>
+        <w:szCs w:val="16"/>
+        <w:lang w:val="en-US"/>
       </w:rPr>
-      <w:t>{kode_pokja}</w:t>
+      <w:t>2.A.2</w:t>
     </w:r>
     <w:r>
       <w:rPr>
-        <w:rFonts w:ascii="Arial" w:hAnsi="Arial" w:cs="Arial"/>
+        <w:rFonts w:ascii="Arial" w:eastAsia="Calibri" w:hAnsi="Arial" w:cs="Arial"/>
         <w:b/>
         <w:bCs/>
-        <w:spacing w:val="-14"/>
-        <w:sz w:val="18"/>
-        <w:szCs w:val="18"/>
-        <w:lang w:val="fi-FI"/>
+        <w:spacing w:val="-8"/>
+        <w:sz w:val="16"/>
+        <w:szCs w:val="16"/>
+        <w:lang w:val="en-US"/>
       </w:rPr>
-      <w:t xml:space="preserve"> BP2JK WILAYAH KALIMANTAN SELATAN TAHUN ANGGARAN </w:t>
+      <w:t xml:space="preserve"> </w:t>
     </w:r>
     <w:r>
       <w:rPr>
-        <w:rFonts w:ascii="Arial" w:hAnsi="Arial" w:cs="Arial"/>
+        <w:rFonts w:ascii="Arial" w:eastAsia="Calibri" w:hAnsi="Arial" w:cs="Arial"/>
         <w:b/>
         <w:bCs/>
-        <w:spacing w:val="-14"/>
-        <w:sz w:val="18"/>
-        <w:szCs w:val="18"/>
+        <w:spacing w:val="-8"/>
+        <w:sz w:val="16"/>
+        <w:szCs w:val="16"/>
       </w:rPr>
-      <w:t>{tahun_anggaran}</w:t>
+      <w:t>BP2JK WILAYAH KALIMANTAN SELATAN TAHUN ANGGARAN 2026</w:t>
     </w:r>
   </w:p>
   <w:p>
@@ -13840,31 +13842,86 @@
       <w:ind w:left="851" w:right="-2"/>
       <w:jc w:val="center"/>
       <w:rPr>
-        <w:rFonts w:ascii="Arial" w:hAnsi="Arial" w:cs="Arial"/>
-        <w:spacing w:val="1"/>
-        <w:sz w:val="14"/>
-        <w:szCs w:val="14"/>
+        <w:rFonts w:ascii="Arial" w:eastAsia="Calibri" w:hAnsi="Arial" w:cs="Arial"/>
+        <w:sz w:val="15"/>
+        <w:szCs w:val="15"/>
       </w:rPr>
     </w:pPr>
     <w:r>
       <w:rPr>
-        <w:rFonts w:ascii="Arial" w:hAnsi="Arial" w:cs="Arial"/>
-        <w:sz w:val="14"/>
-        <w:szCs w:val="14"/>
+        <w:rFonts w:ascii="Arial" w:eastAsia="Calibri" w:hAnsi="Arial" w:cs="Arial"/>
+        <w:sz w:val="15"/>
+        <w:szCs w:val="15"/>
       </w:rPr>
-      <w:t xml:space="preserve">Alamat: Jl. Yos Sudarso No. 37A Lt.2, Banjarmasin 70119 Telp.0511-6723416 email: </w:t>
+      <w:t xml:space="preserve">Jl. Yos Sudarso No. 37A Lt.2, Banjarmasin 70119 Telepon (0511) 6723416 </w:t>
     </w:r>
-    <w:hyperlink r:id="rId2" w:history="1">
-      <w:r>
-        <w:rPr>
-          <w:rStyle w:val="Hyperlink"/>
-          <w:spacing w:val="-6"/>
-          <w:sz w:val="16"/>
-          <w:szCs w:val="24"/>
-        </w:rPr>
-        <w:t>{email_ketua_pokja}</w:t>
-      </w:r>
-    </w:hyperlink>
+    <w:r>
+      <w:rPr>
+        <w:rFonts w:ascii="Arial" w:eastAsia="Calibri" w:hAnsi="Arial" w:cs="Arial"/>
+        <w:sz w:val="15"/>
+        <w:szCs w:val="15"/>
+      </w:rPr>
+      <w:t xml:space="preserve">Surel </w:t>
+    </w:r>
+    <w:r>
+      <w:fldChar w:fldCharType="begin"/>
+    </w:r>
+    <w:r>
+      <w:instrText xml:space="preserve"> HYPERLINK "mailto:%7bemail_ketua_pokja%7ddi." </w:instrText>
+    </w:r>
+    <w:r>
+      <w:fldChar w:fldCharType="separate"/>
+    </w:r>
+    <w:r>
+      <w:rPr>
+        <w:rStyle w:val="Hyperlink"/>
+        <w:rFonts w:ascii="Arial" w:eastAsia="Calibri" w:hAnsi="Arial" w:cs="Arial"/>
+        <w:sz w:val="15"/>
+        <w:szCs w:val="15"/>
+        <w:lang w:val="en-US"/>
+      </w:rPr>
+      <w:t>{</w:t>
+    </w:r>
+    <w:proofErr w:type="spellStart"/>
+    <w:r>
+      <w:rPr>
+        <w:rStyle w:val="Hyperlink"/>
+        <w:rFonts w:ascii="Arial" w:eastAsia="Calibri" w:hAnsi="Arial" w:cs="Arial"/>
+        <w:sz w:val="15"/>
+        <w:szCs w:val="15"/>
+        <w:lang w:val="en-US"/>
+      </w:rPr>
+      <w:t>email_ketua_pokja</w:t>
+    </w:r>
+    <w:proofErr w:type="spellEnd"/>
+    <w:r>
+      <w:rPr>
+        <w:rStyle w:val="Hyperlink"/>
+        <w:rFonts w:ascii="Arial" w:eastAsia="Calibri" w:hAnsi="Arial" w:cs="Arial"/>
+        <w:sz w:val="15"/>
+        <w:szCs w:val="15"/>
+        <w:lang w:val="en-US"/>
+      </w:rPr>
+      <w:t>}</w:t>
+    </w:r>
+    <w:r>
+      <w:rPr>
+        <w:rStyle w:val="Hyperlink"/>
+        <w:rFonts w:ascii="Arial" w:eastAsia="Calibri" w:hAnsi="Arial" w:cs="Arial"/>
+        <w:sz w:val="15"/>
+        <w:szCs w:val="15"/>
+        <w:lang w:val="en-US"/>
+      </w:rPr>
+      <w:fldChar w:fldCharType="end"/>
+    </w:r>
+    <w:r>
+      <w:rPr>
+        <w:rFonts w:ascii="Arial" w:eastAsia="Calibri" w:hAnsi="Arial" w:cs="Arial"/>
+        <w:sz w:val="15"/>
+        <w:szCs w:val="15"/>
+      </w:rPr>
+      <w:t xml:space="preserve">  </w:t>
+    </w:r>
   </w:p>
   <w:bookmarkEnd w:id="1"/>
   <w:bookmarkEnd w:id="2"/>
@@ -13875,35 +13932,33 @@
       <w:autoSpaceDN w:val="0"/>
       <w:ind w:left="851"/>
       <w:rPr>
-        <w:rFonts w:ascii="Arial" w:hAnsi="Arial" w:cs="Arial"/>
+        <w:rFonts w:ascii="Arial" w:eastAsia="Calibri" w:hAnsi="Arial" w:cs="Arial"/>
         <w:spacing w:val="-6"/>
         <w:sz w:val="16"/>
-        <w:szCs w:val="24"/>
       </w:rPr>
     </w:pPr>
     <w:r>
       <w:rPr>
-        <w:rFonts w:ascii="Tahoma" w:eastAsia="Tahoma" w:hAnsi="Tahoma" w:cs="Tahoma"/>
+        <w:rFonts w:ascii="Arial" w:eastAsia="Calibri" w:hAnsi="Arial" w:cs="Arial"/>
         <w:noProof/>
-        <w:sz w:val="24"/>
-        <w:szCs w:val="24"/>
-        <w:lang w:bidi="en-US"/>
+        <w:spacing w:val="-6"/>
+        <w:sz w:val="16"/>
       </w:rPr>
       <mc:AlternateContent>
         <mc:Choice Requires="wps">
           <w:drawing>
-            <wp:anchor distT="0" distB="0" distL="114300" distR="114300" simplePos="0" relativeHeight="251660288" behindDoc="0" locked="0" layoutInCell="1" allowOverlap="1" wp14:anchorId="25198831" wp14:editId="5F8A985D">
+            <wp:anchor distT="0" distB="0" distL="114300" distR="114300" simplePos="0" relativeHeight="251659264" behindDoc="0" locked="0" layoutInCell="1" allowOverlap="1" wp14:anchorId="0D0C9C85" wp14:editId="37DD43FA">
               <wp:simplePos x="0" y="0"/>
               <wp:positionH relativeFrom="margin">
-                <wp:posOffset>567690</wp:posOffset>
+                <wp:posOffset>567858</wp:posOffset>
               </wp:positionH>
               <wp:positionV relativeFrom="paragraph">
-                <wp:posOffset>9525</wp:posOffset>
+                <wp:posOffset>9598</wp:posOffset>
               </wp:positionV>
-              <wp:extent cx="5380990" cy="0"/>
+              <wp:extent cx="5381086" cy="0"/>
               <wp:effectExtent l="0" t="19050" r="29210" b="19050"/>
               <wp:wrapNone/>
-              <wp:docPr id="984700384" name="Straight Connector 1"/>
+              <wp:docPr id="984700384" name="Straight Connector 984700384"/>
               <wp:cNvGraphicFramePr/>
               <a:graphic xmlns:a="http://schemas.openxmlformats.org/drawingml/2006/main">
                 <a:graphicData uri="http://schemas.microsoft.com/office/word/2010/wordprocessingShape">
@@ -13912,7 +13967,7 @@
                     <wps:spPr>
                       <a:xfrm>
                         <a:off x="0" y="0"/>
-                        <a:ext cx="5380990" cy="0"/>
+                        <a:ext cx="5381086" cy="0"/>
                       </a:xfrm>
                       <a:prstGeom prst="line">
                         <a:avLst/>
@@ -13942,7 +13997,7 @@
         </mc:Choice>
         <mc:Fallback>
           <w:pict>
-            <v:line w14:anchorId="178FE23F" id="Straight Connector 1" o:spid="_x0000_s1026" style="position:absolute;z-index:251660288;visibility:visible;mso-wrap-style:square;mso-width-percent:0;mso-height-percent:0;mso-wrap-distance-left:9pt;mso-wrap-distance-top:0;mso-wrap-distance-right:9pt;mso-wrap-distance-bottom:0;mso-position-horizontal:absolute;mso-position-horizontal-relative:margin;mso-position-vertical:absolute;mso-position-vertical-relative:text;mso-width-percent:0;mso-height-percent:0;mso-width-relative:margin;mso-height-relative:margin" from="44.7pt,.75pt" to="468.4pt,.75pt" o:gfxdata="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" strokecolor="windowText" strokeweight="2.5pt">
+            <v:line w14:anchorId="259F0BA6" id="Straight Connector 984700384" o:spid="_x0000_s1026" style="position:absolute;z-index:251659264;visibility:visible;mso-wrap-style:square;mso-width-percent:0;mso-height-percent:0;mso-wrap-distance-left:9pt;mso-wrap-distance-top:0;mso-wrap-distance-right:9pt;mso-wrap-distance-bottom:0;mso-position-horizontal:absolute;mso-position-horizontal-relative:margin;mso-position-vertical:absolute;mso-position-vertical-relative:text;mso-width-percent:0;mso-height-percent:0;mso-width-relative:margin;mso-height-relative:margin" from="44.7pt,.75pt" to="468.4pt,.75pt" o:gfxdata="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" strokecolor="windowText" strokeweight="2.5pt">
               <v:stroke joinstyle="miter"/>
               <w10:wrap anchorx="margin"/>
             </v:line>
@@ -13952,12 +14007,19 @@
     </w:r>
     <w:bookmarkEnd w:id="3"/>
     <w:bookmarkEnd w:id="4"/>
+    <w:bookmarkEnd w:id="5"/>
+    <w:bookmarkEnd w:id="6"/>
+  </w:p>
+  <w:p>
+    <w:pPr>
+      <w:pStyle w:val="Header"/>
+    </w:pPr>
   </w:p>
 </w:hdr>
 </file>
 
 <file path=word/numbering.xml><?xml version="1.0" encoding="utf-8"?>
-<w:numbering xmlns:wpc="http://schemas.microsoft.com/office/word/2010/wordprocessingCanvas" xmlns:cx="http://schemas.microsoft.com/office/drawing/2014/chartex" xmlns:cx1="http://schemas.microsoft.com/office/drawing/2015/9/8/chartex" xmlns:cx2="http://schemas.microsoft.com/office/drawing/2015/10/21/chartex" xmlns:cx3="http://schemas.microsoft.com/office/drawing/2016/5/9/chartex" xmlns:cx4="http://schemas.microsoft.com/office/drawing/2016/5/10/chartex" xmlns:cx5="http://schemas.microsoft.com/office/drawing/2016/5/11/chartex" xmlns:cx6="http://schemas.microsoft.com/office/drawing/2016/5/12/chartex" xmlns:cx7="http://schemas.microsoft.com/office/drawing/2016/5/13/chartex" xmlns:cx8="http://schemas.microsoft.com/office/drawing/2016/5/14/chartex" xmlns:mc="http://schemas.openxmlformats.org/markup-compatibility/2006" xmlns:aink="http://schemas.microsoft.com/office/drawing/2016/ink" xmlns:am3d="http://schemas.microsoft.com/office/drawing/2017/model3d" xmlns:o="urn:schemas-microsoft-com:office:office" xmlns:oel="http://schemas.microsoft.com/office/2019/extlst" xmlns:r="http://schemas.openxmlformats.org/officeDocument/2006/relationships" xmlns:m="http://schemas.openxmlformats.org/officeDocument/2006/math" xmlns:v="urn:schemas-microsoft-com:vml" xmlns:wp14="http://schemas.microsoft.com/office/word/2010/wordprocessingDrawing" xmlns:wp="http://schemas.openxmlformats.org/drawingml/2006/wordprocessingDrawing" xmlns:w10="urn:schemas-microsoft-com:office:word" xmlns:w="http://schemas.openxmlformats.org/wordprocessingml/2006/main" xmlns:w14="http://schemas.microsoft.com/office/word/2010/wordml" xmlns:w15="http://schemas.microsoft.com/office/word/2012/wordml" xmlns:w16cex="http://schemas.microsoft.com/office/word/2018/wordml/cex" xmlns:w16cid="http://schemas.microsoft.com/office/word/2016/wordml/cid" xmlns:w16="http://schemas.microsoft.com/office/word/2018/wordml" xmlns:w16du="http://schemas.microsoft.com/office/word/2023/wordml/word16du" xmlns:w16sdtdh="http://schemas.microsoft.com/office/word/2020/wordml/sdtdatahash" xmlns:w16se="http://schemas.microsoft.com/office/word/2015/wordml/symex" xmlns:wpg="http://schemas.microsoft.com/office/word/2010/wordprocessingGroup" xmlns:wpi="http://schemas.microsoft.com/office/word/2010/wordprocessingInk" xmlns:wne="http://schemas.microsoft.com/office/word/2006/wordml" xmlns:wps="http://schemas.microsoft.com/office/word/2010/wordprocessingShape" mc:Ignorable="w14 w15 w16se w16cid w16 w16cex w16sdtdh wp14">
+<w:numbering xmlns:wpc="http://schemas.microsoft.com/office/word/2010/wordprocessingCanvas" xmlns:cx="http://schemas.microsoft.com/office/drawing/2014/chartex" xmlns:cx1="http://schemas.microsoft.com/office/drawing/2015/9/8/chartex" xmlns:cx2="http://schemas.microsoft.com/office/drawing/2015/10/21/chartex" xmlns:cx3="http://schemas.microsoft.com/office/drawing/2016/5/9/chartex" xmlns:cx4="http://schemas.microsoft.com/office/drawing/2016/5/10/chartex" xmlns:cx5="http://schemas.microsoft.com/office/drawing/2016/5/11/chartex" xmlns:cx6="http://schemas.microsoft.com/office/drawing/2016/5/12/chartex" xmlns:cx7="http://schemas.microsoft.com/office/drawing/2016/5/13/chartex" xmlns:cx8="http://schemas.microsoft.com/office/drawing/2016/5/14/chartex" xmlns:mc="http://schemas.openxmlformats.org/markup-compatibility/2006" xmlns:aink="http://schemas.microsoft.com/office/drawing/2016/ink" xmlns:am3d="http://schemas.microsoft.com/office/drawing/2017/model3d" xmlns:o="urn:schemas-microsoft-com:office:office" xmlns:r="http://schemas.openxmlformats.org/officeDocument/2006/relationships" xmlns:m="http://schemas.openxmlformats.org/officeDocument/2006/math" xmlns:v="urn:schemas-microsoft-com:vml" xmlns:wp14="http://schemas.microsoft.com/office/word/2010/wordprocessingDrawing" xmlns:wp="http://schemas.openxmlformats.org/drawingml/2006/wordprocessingDrawing" xmlns:w10="urn:schemas-microsoft-com:office:word" xmlns:w="http://schemas.openxmlformats.org/wordprocessingml/2006/main" xmlns:w14="http://schemas.microsoft.com/office/word/2010/wordml" xmlns:w15="http://schemas.microsoft.com/office/word/2012/wordml" xmlns:w16cex="http://schemas.microsoft.com/office/word/2018/wordml/cex" xmlns:w16cid="http://schemas.microsoft.com/office/word/2016/wordml/cid" xmlns:w16="http://schemas.microsoft.com/office/word/2018/wordml" xmlns:w16sdtdh="http://schemas.microsoft.com/office/word/2020/wordml/sdtdatahash" xmlns:w16se="http://schemas.microsoft.com/office/word/2015/wordml/symex" xmlns:wpg="http://schemas.microsoft.com/office/word/2010/wordprocessingGroup" xmlns:wpi="http://schemas.microsoft.com/office/word/2010/wordprocessingInk" xmlns:wne="http://schemas.microsoft.com/office/word/2006/wordml" xmlns:wps="http://schemas.microsoft.com/office/word/2010/wordprocessingShape" mc:Ignorable="w14 w15 w16se w16cid w16 w16cex w16sdtdh wp14">
   <w:abstractNum w:abstractNumId="0" w15:restartNumberingAfterBreak="0">
     <w:nsid w:val="FFFFFF88"/>
     <w:multiLevelType w:val="singleLevel"/>
@@ -16822,103 +16884,103 @@
       </w:pPr>
     </w:lvl>
   </w:abstractNum>
-  <w:num w:numId="1" w16cid:durableId="285160551">
+  <w:num w:numId="1">
     <w:abstractNumId w:val="8"/>
   </w:num>
-  <w:num w:numId="2" w16cid:durableId="1167786412">
+  <w:num w:numId="2">
     <w:abstractNumId w:val="18"/>
   </w:num>
-  <w:num w:numId="3" w16cid:durableId="1391423910">
+  <w:num w:numId="3">
     <w:abstractNumId w:val="23"/>
   </w:num>
-  <w:num w:numId="4" w16cid:durableId="1621567686">
+  <w:num w:numId="4">
     <w:abstractNumId w:val="0"/>
   </w:num>
-  <w:num w:numId="5" w16cid:durableId="412629212">
+  <w:num w:numId="5">
     <w:abstractNumId w:val="12"/>
   </w:num>
-  <w:num w:numId="6" w16cid:durableId="1928541976">
+  <w:num w:numId="6">
     <w:abstractNumId w:val="13"/>
   </w:num>
-  <w:num w:numId="7" w16cid:durableId="1245069471">
+  <w:num w:numId="7">
     <w:abstractNumId w:val="22"/>
   </w:num>
-  <w:num w:numId="8" w16cid:durableId="262760807">
+  <w:num w:numId="8">
     <w:abstractNumId w:val="1"/>
   </w:num>
-  <w:num w:numId="9" w16cid:durableId="1252202384">
+  <w:num w:numId="9">
     <w:abstractNumId w:val="27"/>
   </w:num>
-  <w:num w:numId="10" w16cid:durableId="568348429">
+  <w:num w:numId="10">
     <w:abstractNumId w:val="7"/>
   </w:num>
-  <w:num w:numId="11" w16cid:durableId="1881090333">
+  <w:num w:numId="11">
     <w:abstractNumId w:val="14"/>
   </w:num>
-  <w:num w:numId="12" w16cid:durableId="954795747">
+  <w:num w:numId="12">
     <w:abstractNumId w:val="32"/>
   </w:num>
-  <w:num w:numId="13" w16cid:durableId="1201550281">
+  <w:num w:numId="13">
     <w:abstractNumId w:val="9"/>
   </w:num>
-  <w:num w:numId="14" w16cid:durableId="1595474753">
+  <w:num w:numId="14">
     <w:abstractNumId w:val="6"/>
   </w:num>
-  <w:num w:numId="15" w16cid:durableId="1804346645">
+  <w:num w:numId="15">
     <w:abstractNumId w:val="10"/>
   </w:num>
-  <w:num w:numId="16" w16cid:durableId="2128035936">
+  <w:num w:numId="16">
     <w:abstractNumId w:val="20"/>
   </w:num>
-  <w:num w:numId="17" w16cid:durableId="1439521263">
+  <w:num w:numId="17">
     <w:abstractNumId w:val="11"/>
   </w:num>
-  <w:num w:numId="18" w16cid:durableId="1812333208">
+  <w:num w:numId="18">
     <w:abstractNumId w:val="16"/>
   </w:num>
-  <w:num w:numId="19" w16cid:durableId="402261188">
+  <w:num w:numId="19">
     <w:abstractNumId w:val="5"/>
   </w:num>
-  <w:num w:numId="20" w16cid:durableId="834952018">
+  <w:num w:numId="20">
     <w:abstractNumId w:val="19"/>
   </w:num>
-  <w:num w:numId="21" w16cid:durableId="718553202">
+  <w:num w:numId="21">
     <w:abstractNumId w:val="25"/>
   </w:num>
-  <w:num w:numId="22" w16cid:durableId="1000736253">
+  <w:num w:numId="22">
     <w:abstractNumId w:val="28"/>
   </w:num>
-  <w:num w:numId="23" w16cid:durableId="1701276778">
+  <w:num w:numId="23">
     <w:abstractNumId w:val="4"/>
   </w:num>
-  <w:num w:numId="24" w16cid:durableId="421950948">
+  <w:num w:numId="24">
     <w:abstractNumId w:val="21"/>
   </w:num>
-  <w:num w:numId="25" w16cid:durableId="1609123802">
+  <w:num w:numId="25">
     <w:abstractNumId w:val="31"/>
   </w:num>
-  <w:num w:numId="26" w16cid:durableId="1434397934">
+  <w:num w:numId="26">
     <w:abstractNumId w:val="24"/>
   </w:num>
-  <w:num w:numId="27" w16cid:durableId="96758544">
+  <w:num w:numId="27">
     <w:abstractNumId w:val="26"/>
   </w:num>
-  <w:num w:numId="28" w16cid:durableId="2013802134">
+  <w:num w:numId="28">
     <w:abstractNumId w:val="29"/>
   </w:num>
-  <w:num w:numId="29" w16cid:durableId="2019304812">
+  <w:num w:numId="29">
     <w:abstractNumId w:val="17"/>
   </w:num>
-  <w:num w:numId="30" w16cid:durableId="1297904957">
+  <w:num w:numId="30">
     <w:abstractNumId w:val="30"/>
   </w:num>
-  <w:num w:numId="31" w16cid:durableId="888490681">
+  <w:num w:numId="31">
     <w:abstractNumId w:val="3"/>
   </w:num>
-  <w:num w:numId="32" w16cid:durableId="203369789">
+  <w:num w:numId="32">
     <w:abstractNumId w:val="2"/>
   </w:num>
-  <w:num w:numId="33" w16cid:durableId="1523595376">
+  <w:num w:numId="33">
     <w:abstractNumId w:val="15"/>
   </w:num>
   <w:numIdMacAtCleanup w:val="15"/>

--- a/Master Folder/Master BA Timlak Konsultan/01. BA Reviu Persiapan Pengadaan.docx
+++ b/Master Folder/Master BA Timlak Konsultan/01. BA Reviu Persiapan Pengadaan.docx
@@ -11840,15 +11840,13 @@
                 <w:rFonts w:ascii="Arial" w:hAnsi="Arial" w:cs="Arial"/>
                 <w:sz w:val="22"/>
                 <w:szCs w:val="22"/>
-                <w:u w:val="single"/>
-              </w:rPr>
-            </w:pPr>
-            <w:r>
-              <w:rPr>
-                <w:rFonts w:ascii="Arial" w:hAnsi="Arial" w:cs="Arial"/>
-                <w:sz w:val="22"/>
-                <w:szCs w:val="22"/>
-                <w:u w:val="single"/>
+              </w:rPr>
+            </w:pPr>
+            <w:r>
+              <w:rPr>
+                <w:rFonts w:ascii="Arial" w:hAnsi="Arial" w:cs="Arial"/>
+                <w:sz w:val="22"/>
+                <w:szCs w:val="22"/>
               </w:rPr>
               <w:t>{ketua_pokja}</w:t>
             </w:r>
@@ -11956,15 +11954,13 @@
                 <w:rFonts w:ascii="Arial" w:hAnsi="Arial" w:cs="Arial"/>
                 <w:sz w:val="22"/>
                 <w:szCs w:val="22"/>
-                <w:u w:val="single"/>
-              </w:rPr>
-            </w:pPr>
-            <w:r>
-              <w:rPr>
-                <w:rFonts w:ascii="Arial" w:hAnsi="Arial" w:cs="Arial"/>
-                <w:sz w:val="22"/>
-                <w:szCs w:val="22"/>
-                <w:u w:val="single"/>
+              </w:rPr>
+            </w:pPr>
+            <w:r>
+              <w:rPr>
+                <w:rFonts w:ascii="Arial" w:hAnsi="Arial" w:cs="Arial"/>
+                <w:sz w:val="22"/>
+                <w:szCs w:val="22"/>
               </w:rPr>
               <w:t>{sekre_pokja}</w:t>
             </w:r>
@@ -12072,15 +12068,13 @@
                 <w:rFonts w:ascii="Arial" w:hAnsi="Arial" w:cs="Arial"/>
                 <w:sz w:val="22"/>
                 <w:szCs w:val="22"/>
-                <w:u w:val="single"/>
-              </w:rPr>
-            </w:pPr>
-            <w:r>
-              <w:rPr>
-                <w:rFonts w:ascii="Arial" w:hAnsi="Arial" w:cs="Arial"/>
-                <w:sz w:val="22"/>
-                <w:szCs w:val="22"/>
-                <w:u w:val="single"/>
+              </w:rPr>
+            </w:pPr>
+            <w:r>
+              <w:rPr>
+                <w:rFonts w:ascii="Arial" w:hAnsi="Arial" w:cs="Arial"/>
+                <w:sz w:val="22"/>
+                <w:szCs w:val="22"/>
               </w:rPr>
               <w:t>{anggota3_pokja}</w:t>
             </w:r>
@@ -12189,15 +12183,13 @@
                 <w:rFonts w:ascii="Arial" w:hAnsi="Arial" w:cs="Arial"/>
                 <w:sz w:val="22"/>
                 <w:szCs w:val="22"/>
-                <w:u w:val="single"/>
-              </w:rPr>
-            </w:pPr>
-            <w:r>
-              <w:rPr>
-                <w:rFonts w:ascii="Arial" w:hAnsi="Arial" w:cs="Arial"/>
-                <w:sz w:val="22"/>
-                <w:szCs w:val="22"/>
-                <w:u w:val="single"/>
+              </w:rPr>
+            </w:pPr>
+            <w:r>
+              <w:rPr>
+                <w:rFonts w:ascii="Arial" w:hAnsi="Arial" w:cs="Arial"/>
+                <w:sz w:val="22"/>
+                <w:szCs w:val="22"/>
               </w:rPr>
               <w:t>{anggota4_pokja}</w:t>
             </w:r>
@@ -12305,15 +12297,13 @@
                 <w:rFonts w:ascii="Arial" w:hAnsi="Arial" w:cs="Arial"/>
                 <w:sz w:val="22"/>
                 <w:szCs w:val="22"/>
-                <w:u w:val="single"/>
-              </w:rPr>
-            </w:pPr>
-            <w:r>
-              <w:rPr>
-                <w:rFonts w:ascii="Arial" w:hAnsi="Arial" w:cs="Arial"/>
-                <w:sz w:val="22"/>
-                <w:szCs w:val="22"/>
-                <w:u w:val="single"/>
+              </w:rPr>
+            </w:pPr>
+            <w:r>
+              <w:rPr>
+                <w:rFonts w:ascii="Arial" w:hAnsi="Arial" w:cs="Arial"/>
+                <w:sz w:val="22"/>
+                <w:szCs w:val="22"/>
               </w:rPr>
               <w:t>{anggota5_pokja}</w:t>
             </w:r>
@@ -12689,7 +12679,6 @@
                 <w:spacing w:val="2"/>
                 <w:sz w:val="22"/>
                 <w:szCs w:val="22"/>
-                <w:u w:val="single"/>
               </w:rPr>
             </w:pPr>
             <w:r>
@@ -12698,49 +12687,8 @@
                 <w:spacing w:val="2"/>
                 <w:sz w:val="22"/>
                 <w:szCs w:val="22"/>
-                <w:u w:val="single"/>
-              </w:rPr>
-              <w:t>{</w:t>
-            </w:r>
-            <w:r>
-              <w:rPr>
-                <w:rFonts w:ascii="Arial" w:eastAsia="Arial" w:hAnsi="Arial" w:cs="Arial"/>
-                <w:spacing w:val="2"/>
-                <w:sz w:val="22"/>
-                <w:szCs w:val="22"/>
-                <w:u w:val="single"/>
-              </w:rPr>
-              <w:t>ketua</w:t>
-            </w:r>
-            <w:r>
-              <w:rPr>
-                <w:rFonts w:ascii="Arial" w:eastAsia="Arial" w:hAnsi="Arial" w:cs="Arial"/>
-                <w:spacing w:val="2"/>
-                <w:sz w:val="22"/>
-                <w:szCs w:val="22"/>
-                <w:u w:val="single"/>
-              </w:rPr>
-              <w:t>_</w:t>
-            </w:r>
-            <w:r>
-              <w:rPr>
-                <w:rFonts w:ascii="Arial" w:eastAsia="Arial" w:hAnsi="Arial" w:cs="Arial"/>
-                <w:spacing w:val="2"/>
-                <w:sz w:val="22"/>
-                <w:szCs w:val="22"/>
-                <w:u w:val="single"/>
-              </w:rPr>
-              <w:t>timlak</w:t>
-            </w:r>
-            <w:r>
-              <w:rPr>
-                <w:rFonts w:ascii="Arial" w:eastAsia="Arial" w:hAnsi="Arial" w:cs="Arial"/>
-                <w:spacing w:val="2"/>
-                <w:sz w:val="22"/>
-                <w:szCs w:val="22"/>
-                <w:u w:val="single"/>
-              </w:rPr>
-              <w:t>}</w:t>
+              </w:rPr>
+              <w:t>{ketua_timlak}</w:t>
             </w:r>
           </w:p>
         </w:tc>
@@ -12843,7 +12791,6 @@
                 <w:spacing w:val="2"/>
                 <w:sz w:val="22"/>
                 <w:szCs w:val="22"/>
-                <w:u w:val="single"/>
               </w:rPr>
             </w:pPr>
             <w:r>
@@ -12852,29 +12799,8 @@
                 <w:spacing w:val="2"/>
                 <w:sz w:val="22"/>
                 <w:szCs w:val="22"/>
-                <w:u w:val="single"/>
-              </w:rPr>
-              <w:t>{sekre_</w:t>
-            </w:r>
-            <w:r>
-              <w:rPr>
-                <w:rFonts w:ascii="Arial" w:eastAsia="Arial" w:hAnsi="Arial" w:cs="Arial"/>
-                <w:spacing w:val="2"/>
-                <w:sz w:val="22"/>
-                <w:szCs w:val="22"/>
-                <w:u w:val="single"/>
-              </w:rPr>
-              <w:t>timlak</w:t>
-            </w:r>
-            <w:r>
-              <w:rPr>
-                <w:rFonts w:ascii="Arial" w:eastAsia="Arial" w:hAnsi="Arial" w:cs="Arial"/>
-                <w:spacing w:val="2"/>
-                <w:sz w:val="22"/>
-                <w:szCs w:val="22"/>
-                <w:u w:val="single"/>
-              </w:rPr>
-              <w:t>}</w:t>
+              </w:rPr>
+              <w:t>{sekre_timlak}</w:t>
             </w:r>
           </w:p>
         </w:tc>
@@ -12976,7 +12902,6 @@
                 <w:rFonts w:ascii="Arial" w:eastAsia="Arial" w:hAnsi="Arial" w:cs="Arial"/>
                 <w:sz w:val="22"/>
                 <w:szCs w:val="22"/>
-                <w:u w:val="single"/>
               </w:rPr>
             </w:pPr>
             <w:r>
@@ -12984,27 +12909,8 @@
                 <w:rFonts w:ascii="Arial" w:eastAsia="Arial" w:hAnsi="Arial" w:cs="Arial"/>
                 <w:sz w:val="22"/>
                 <w:szCs w:val="22"/>
-                <w:u w:val="single"/>
-              </w:rPr>
-              <w:t>{</w:t>
-            </w:r>
-            <w:r>
-              <w:rPr>
-                <w:rFonts w:ascii="Arial" w:eastAsia="Arial" w:hAnsi="Arial" w:cs="Arial"/>
-                <w:sz w:val="22"/>
-                <w:szCs w:val="22"/>
-                <w:u w:val="single"/>
-              </w:rPr>
-              <w:t>anggota_timlak</w:t>
-            </w:r>
-            <w:r>
-              <w:rPr>
-                <w:rFonts w:ascii="Arial" w:eastAsia="Arial" w:hAnsi="Arial" w:cs="Arial"/>
-                <w:sz w:val="22"/>
-                <w:szCs w:val="22"/>
-                <w:u w:val="single"/>
-              </w:rPr>
-              <w:t>}</w:t>
+              </w:rPr>
+              <w:t>{anggota_timlak}</w:t>
             </w:r>
           </w:p>
         </w:tc>
@@ -13309,7 +13215,6 @@
                 <w:spacing w:val="-2"/>
                 <w:sz w:val="22"/>
                 <w:szCs w:val="22"/>
-                <w:u w:val="single"/>
                 <w:lang w:val="en-US"/>
               </w:rPr>
             </w:pPr>
@@ -13319,7 +13224,6 @@
                 <w:spacing w:val="-2"/>
                 <w:sz w:val="22"/>
                 <w:szCs w:val="22"/>
-                <w:u w:val="single"/>
                 <w:lang w:val="en-US"/>
               </w:rPr>
               <w:t>{</w:t>
@@ -13331,7 +13235,6 @@
                 <w:spacing w:val="-2"/>
                 <w:sz w:val="22"/>
                 <w:szCs w:val="22"/>
-                <w:u w:val="single"/>
                 <w:lang w:val="en-US"/>
               </w:rPr>
               <w:t>nama_ppk</w:t>
@@ -13343,7 +13246,6 @@
                 <w:spacing w:val="-2"/>
                 <w:sz w:val="22"/>
                 <w:szCs w:val="22"/>
-                <w:u w:val="single"/>
                 <w:lang w:val="en-US"/>
               </w:rPr>
               <w:t>}</w:t>
@@ -13853,7 +13755,15 @@
         <w:sz w:val="15"/>
         <w:szCs w:val="15"/>
       </w:rPr>
-      <w:t xml:space="preserve">Jl. Yos Sudarso No. 37A Lt.2, Banjarmasin 70119 Telepon (0511) 6723416 </w:t>
+      <w:t xml:space="preserve">Jl. Yos Sudarso No. </w:t>
+    </w:r>
+    <w:r>
+      <w:rPr>
+        <w:rFonts w:ascii="Arial" w:eastAsia="Calibri" w:hAnsi="Arial" w:cs="Arial"/>
+        <w:sz w:val="15"/>
+        <w:szCs w:val="15"/>
+      </w:rPr>
+      <w:t xml:space="preserve">37A Lt.2, Banjarmasin 70119 Telepon (0511) 6723416 </w:t>
     </w:r>
     <w:r>
       <w:rPr>
@@ -18475,31 +18385,6 @@
 </file>
 
 <file path=customXml/item1.xml><?xml version="1.0" encoding="utf-8"?>
-<?mso-contentType ?>
-<FormTemplates xmlns="http://schemas.microsoft.com/sharepoint/v3/contenttype/forms">
-  <Display>DocumentLibraryForm</Display>
-  <Edit>DocumentLibraryForm</Edit>
-  <New>DocumentLibraryForm</New>
-</FormTemplates>
-</file>
-
-<file path=customXml/item2.xml><?xml version="1.0" encoding="utf-8"?>
-<p:properties xmlns:p="http://schemas.microsoft.com/office/2006/metadata/properties" xmlns:xsi="http://www.w3.org/2001/XMLSchema-instance" xmlns:pc="http://schemas.microsoft.com/office/infopath/2007/PartnerControls">
-  <documentManagement>
-    <TaxCatchAll xmlns="23b7ebbb-480e-4d36-8f38-fd0ac82dae9c" xsi:nil="true"/>
-    <lcf76f155ced4ddcb4097134ff3c332f xmlns="87f1a149-5420-40c2-b2e8-d8d0877ebc85">
-      <Terms xmlns="http://schemas.microsoft.com/office/infopath/2007/PartnerControls"/>
-    </lcf76f155ced4ddcb4097134ff3c332f>
-    <PIC xmlns="87f1a149-5420-40c2-b2e8-d8d0877ebc85" xsi:nil="true"/>
-  </documentManagement>
-</p:properties>
-</file>
-
-<file path=customXml/item3.xml><?xml version="1.0" encoding="utf-8"?>
-<b:Sources xmlns:b="http://schemas.openxmlformats.org/officeDocument/2006/bibliography" xmlns="http://schemas.openxmlformats.org/officeDocument/2006/bibliography" SelectedStyle="\APASixthEditionOfficeOnline.xsl" StyleName="APA" Version="6"/>
-</file>
-
-<file path=customXml/item4.xml><?xml version="1.0" encoding="utf-8"?>
 <ct:contentTypeSchema xmlns:ct="http://schemas.microsoft.com/office/2006/metadata/contentType" xmlns:ma="http://schemas.microsoft.com/office/2006/metadata/properties/metaAttributes" ct:_="" ma:_="" ma:contentTypeName="Document" ma:contentTypeID="0x010100AEF28E0A17E4AE4FA5DD6A9AABB5DBC8" ma:contentTypeVersion="16" ma:contentTypeDescription="Create a new document." ma:contentTypeScope="" ma:versionID="a17fa769c7c4fea18ba461e558e121e5">
   <xsd:schema xmlns:xsd="http://www.w3.org/2001/XMLSchema" xmlns:xs="http://www.w3.org/2001/XMLSchema" xmlns:p="http://schemas.microsoft.com/office/2006/metadata/properties" xmlns:ns2="87f1a149-5420-40c2-b2e8-d8d0877ebc85" xmlns:ns3="23b7ebbb-480e-4d36-8f38-fd0ac82dae9c" targetNamespace="http://schemas.microsoft.com/office/2006/metadata/properties" ma:root="true" ma:fieldsID="3bfa0fac8ae4d24da5269d6ff34039be" ns2:_="" ns3:_="">
     <xsd:import namespace="87f1a149-5420-40c2-b2e8-d8d0877ebc85"/>
@@ -18742,34 +18627,32 @@
 </ct:contentTypeSchema>
 </file>
 
-<file path=customXml/itemProps1.xml><?xml version="1.0" encoding="utf-8"?>
-<ds:datastoreItem xmlns:ds="http://schemas.openxmlformats.org/officeDocument/2006/customXml" ds:itemID="{ADE80AD1-B511-437D-9EC6-E71B406ED00D}">
-  <ds:schemaRefs>
-    <ds:schemaRef ds:uri="http://schemas.microsoft.com/sharepoint/v3/contenttype/forms"/>
-  </ds:schemaRefs>
-</ds:datastoreItem>
+<file path=customXml/item2.xml><?xml version="1.0" encoding="utf-8"?>
+<b:Sources xmlns:b="http://schemas.openxmlformats.org/officeDocument/2006/bibliography" xmlns="http://schemas.openxmlformats.org/officeDocument/2006/bibliography" SelectedStyle="\APASixthEditionOfficeOnline.xsl" StyleName="APA" Version="6"/>
 </file>
 
-<file path=customXml/itemProps2.xml><?xml version="1.0" encoding="utf-8"?>
-<ds:datastoreItem xmlns:ds="http://schemas.openxmlformats.org/officeDocument/2006/customXml" ds:itemID="{0EF6B3C1-2C0C-45C1-848E-2E47DFDB0FBC}">
-  <ds:schemaRefs>
-    <ds:schemaRef ds:uri="http://schemas.microsoft.com/office/2006/metadata/properties"/>
-    <ds:schemaRef ds:uri="http://schemas.microsoft.com/office/infopath/2007/PartnerControls"/>
-    <ds:schemaRef ds:uri="23b7ebbb-480e-4d36-8f38-fd0ac82dae9c"/>
-    <ds:schemaRef ds:uri="87f1a149-5420-40c2-b2e8-d8d0877ebc85"/>
-  </ds:schemaRefs>
-</ds:datastoreItem>
+<file path=customXml/item3.xml><?xml version="1.0" encoding="utf-8"?>
+<p:properties xmlns:p="http://schemas.microsoft.com/office/2006/metadata/properties" xmlns:xsi="http://www.w3.org/2001/XMLSchema-instance" xmlns:pc="http://schemas.microsoft.com/office/infopath/2007/PartnerControls">
+  <documentManagement>
+    <TaxCatchAll xmlns="23b7ebbb-480e-4d36-8f38-fd0ac82dae9c" xsi:nil="true"/>
+    <lcf76f155ced4ddcb4097134ff3c332f xmlns="87f1a149-5420-40c2-b2e8-d8d0877ebc85">
+      <Terms xmlns="http://schemas.microsoft.com/office/infopath/2007/PartnerControls"/>
+    </lcf76f155ced4ddcb4097134ff3c332f>
+    <PIC xmlns="87f1a149-5420-40c2-b2e8-d8d0877ebc85" xsi:nil="true"/>
+  </documentManagement>
+</p:properties>
 </file>
 
-<file path=customXml/itemProps3.xml><?xml version="1.0" encoding="utf-8"?>
-<ds:datastoreItem xmlns:ds="http://schemas.openxmlformats.org/officeDocument/2006/customXml" ds:itemID="{10D35394-9BBA-4CA7-9ACA-93FF9FC4B9FE}">
-  <ds:schemaRefs>
-    <ds:schemaRef ds:uri="http://schemas.openxmlformats.org/officeDocument/2006/bibliography"/>
-  </ds:schemaRefs>
-</ds:datastoreItem>
+<file path=customXml/item4.xml><?xml version="1.0" encoding="utf-8"?>
+<?mso-contentType ?>
+<FormTemplates xmlns="http://schemas.microsoft.com/sharepoint/v3/contenttype/forms">
+  <Display>DocumentLibraryForm</Display>
+  <Edit>DocumentLibraryForm</Edit>
+  <New>DocumentLibraryForm</New>
+</FormTemplates>
 </file>
 
-<file path=customXml/itemProps4.xml><?xml version="1.0" encoding="utf-8"?>
+<file path=customXml/itemProps1.xml><?xml version="1.0" encoding="utf-8"?>
 <ds:datastoreItem xmlns:ds="http://schemas.openxmlformats.org/officeDocument/2006/customXml" ds:itemID="{A2934C3C-1F7E-4BE6-BD60-DDF56A21B2D7}">
   <ds:schemaRefs>
     <ds:schemaRef ds:uri="http://schemas.microsoft.com/office/2006/metadata/contentType"/>
@@ -18786,4 +18669,31 @@
     <ds:schemaRef ds:uri="http://schemas.microsoft.com/internal/obd"/>
   </ds:schemaRefs>
 </ds:datastoreItem>
+</file>
+
+<file path=customXml/itemProps2.xml><?xml version="1.0" encoding="utf-8"?>
+<ds:datastoreItem xmlns:ds="http://schemas.openxmlformats.org/officeDocument/2006/customXml" ds:itemID="{10D35394-9BBA-4CA7-9ACA-93FF9FC4B9FE}">
+  <ds:schemaRefs>
+    <ds:schemaRef ds:uri="http://schemas.openxmlformats.org/officeDocument/2006/bibliography"/>
+  </ds:schemaRefs>
+</ds:datastoreItem>
+</file>
+
+<file path=customXml/itemProps3.xml><?xml version="1.0" encoding="utf-8"?>
+<ds:datastoreItem xmlns:ds="http://schemas.openxmlformats.org/officeDocument/2006/customXml" ds:itemID="{0EF6B3C1-2C0C-45C1-848E-2E47DFDB0FBC}">
+  <ds:schemaRefs>
+    <ds:schemaRef ds:uri="http://schemas.microsoft.com/office/2006/metadata/properties"/>
+    <ds:schemaRef ds:uri="http://schemas.microsoft.com/office/infopath/2007/PartnerControls"/>
+    <ds:schemaRef ds:uri="23b7ebbb-480e-4d36-8f38-fd0ac82dae9c"/>
+    <ds:schemaRef ds:uri="87f1a149-5420-40c2-b2e8-d8d0877ebc85"/>
+  </ds:schemaRefs>
+</ds:datastoreItem>
+</file>
+
+<file path=customXml/itemProps4.xml><?xml version="1.0" encoding="utf-8"?>
+<ds:datastoreItem xmlns:ds="http://schemas.openxmlformats.org/officeDocument/2006/customXml" ds:itemID="{ADE80AD1-B511-437D-9EC6-E71B406ED00D}">
+  <ds:schemaRefs>
+    <ds:schemaRef ds:uri="http://schemas.microsoft.com/sharepoint/v3/contenttype/forms"/>
+  </ds:schemaRefs>
+</ds:datastoreItem>
 </file>
--- a/Master Folder/Master BA Timlak Konsultan/01. BA Reviu Persiapan Pengadaan.docx
+++ b/Master Folder/Master BA Timlak Konsultan/01. BA Reviu Persiapan Pengadaan.docx
@@ -254,8 +254,34 @@
           <w:rFonts w:ascii="Arial" w:eastAsia="Arial" w:hAnsi="Arial" w:cs="Arial"/>
           <w:sz w:val="22"/>
           <w:szCs w:val="22"/>
-        </w:rPr>
-        <w:t>{nomor_timlak_01}</w:t>
+          <w:lang w:val="en-US"/>
+        </w:rPr>
+        <w:t>{kode_klasifikasi}</w:t>
+      </w:r>
+      <w:r>
+        <w:rPr>
+          <w:rFonts w:ascii="Arial" w:eastAsia="Arial" w:hAnsi="Arial" w:cs="Arial"/>
+          <w:sz w:val="22"/>
+          <w:szCs w:val="22"/>
+        </w:rPr>
+        <w:t>/R/Bp2jk17/POKJA-</w:t>
+      </w:r>
+      <w:r>
+        <w:rPr>
+          <w:rFonts w:ascii="Arial" w:eastAsia="Arial" w:hAnsi="Arial" w:cs="Arial"/>
+          <w:sz w:val="22"/>
+          <w:szCs w:val="22"/>
+          <w:lang w:val="en-US"/>
+        </w:rPr>
+        <w:t>{kode_pokja}</w:t>
+      </w:r>
+      <w:r>
+        <w:rPr>
+          <w:rFonts w:ascii="Arial" w:eastAsia="Arial" w:hAnsi="Arial" w:cs="Arial"/>
+          <w:sz w:val="22"/>
+          <w:szCs w:val="22"/>
+        </w:rPr>
+        <w:t>/2026/02</w:t>
       </w:r>
     </w:p>
     <w:p>
@@ -407,7 +433,7 @@
           <w:sz w:val="22"/>
           <w:szCs w:val="22"/>
         </w:rPr>
-        <w:t>{hari_surat_timlak_01}</w:t>
+        <w:t>{hari</w:t>
       </w:r>
       <w:r>
         <w:rPr>
@@ -418,6 +444,44 @@
           <w:spacing w:val="7"/>
           <w:sz w:val="22"/>
           <w:szCs w:val="22"/>
+          <w:lang w:val="en-US"/>
+        </w:rPr>
+        <w:t>_</w:t>
+      </w:r>
+      <w:r>
+        <w:rPr>
+          <w:rFonts w:ascii="Arial" w:eastAsia="Arial" w:hAnsi="Arial" w:cs="Arial"/>
+          <w:b/>
+          <w:bCs/>
+          <w:color w:val="000000" w:themeColor="text1"/>
+          <w:spacing w:val="7"/>
+          <w:sz w:val="22"/>
+          <w:szCs w:val="22"/>
+          <w:lang w:val="en-US"/>
+        </w:rPr>
+        <w:t>reviu</w:t>
+      </w:r>
+      <w:r>
+        <w:rPr>
+          <w:rFonts w:ascii="Arial" w:eastAsia="Arial" w:hAnsi="Arial" w:cs="Arial"/>
+          <w:b/>
+          <w:bCs/>
+          <w:color w:val="000000" w:themeColor="text1"/>
+          <w:spacing w:val="7"/>
+          <w:sz w:val="22"/>
+          <w:szCs w:val="22"/>
+        </w:rPr>
+        <w:t>}</w:t>
+      </w:r>
+      <w:r>
+        <w:rPr>
+          <w:rFonts w:ascii="Arial" w:eastAsia="Arial" w:hAnsi="Arial" w:cs="Arial"/>
+          <w:b/>
+          <w:bCs/>
+          <w:color w:val="000000" w:themeColor="text1"/>
+          <w:spacing w:val="7"/>
+          <w:sz w:val="22"/>
+          <w:szCs w:val="22"/>
         </w:rPr>
         <w:t xml:space="preserve"> </w:t>
       </w:r>
@@ -494,7 +558,7 @@
           <w:sz w:val="22"/>
           <w:szCs w:val="22"/>
         </w:rPr>
-        <w:t>{tanggal_sebut_timlak_01}</w:t>
+        <w:t>{tanggal_</w:t>
       </w:r>
       <w:r>
         <w:rPr>
@@ -504,6 +568,40 @@
           <w:spacing w:val="5"/>
           <w:sz w:val="22"/>
           <w:szCs w:val="22"/>
+          <w:lang w:val="en-US"/>
+        </w:rPr>
+        <w:t>sebut_</w:t>
+      </w:r>
+      <w:r>
+        <w:rPr>
+          <w:rFonts w:ascii="Arial" w:eastAsia="Arial" w:hAnsi="Arial" w:cs="Arial"/>
+          <w:b/>
+          <w:bCs/>
+          <w:spacing w:val="5"/>
+          <w:sz w:val="22"/>
+          <w:szCs w:val="22"/>
+        </w:rPr>
+        <w:t>reviu</w:t>
+      </w:r>
+      <w:r>
+        <w:rPr>
+          <w:rFonts w:ascii="Arial" w:eastAsia="Arial" w:hAnsi="Arial" w:cs="Arial"/>
+          <w:b/>
+          <w:bCs/>
+          <w:spacing w:val="5"/>
+          <w:sz w:val="22"/>
+          <w:szCs w:val="22"/>
+        </w:rPr>
+        <w:t>}</w:t>
+      </w:r>
+      <w:r>
+        <w:rPr>
+          <w:rFonts w:ascii="Arial" w:eastAsia="Arial" w:hAnsi="Arial" w:cs="Arial"/>
+          <w:b/>
+          <w:bCs/>
+          <w:spacing w:val="5"/>
+          <w:sz w:val="22"/>
+          <w:szCs w:val="22"/>
         </w:rPr>
         <w:t xml:space="preserve"> </w:t>
       </w:r>
@@ -569,7 +667,7 @@
           <w:sz w:val="22"/>
           <w:szCs w:val="22"/>
         </w:rPr>
-        <w:t>{bulan_sebut_timlak_01}</w:t>
+        <w:t>{bulan_</w:t>
       </w:r>
       <w:r>
         <w:rPr>
@@ -579,6 +677,40 @@
           <w:spacing w:val="6"/>
           <w:sz w:val="22"/>
           <w:szCs w:val="22"/>
+          <w:lang w:val="en-US"/>
+        </w:rPr>
+        <w:t>sebut_</w:t>
+      </w:r>
+      <w:r>
+        <w:rPr>
+          <w:rFonts w:ascii="Arial" w:eastAsia="Arial" w:hAnsi="Arial" w:cs="Arial"/>
+          <w:b/>
+          <w:bCs/>
+          <w:spacing w:val="6"/>
+          <w:sz w:val="22"/>
+          <w:szCs w:val="22"/>
+        </w:rPr>
+        <w:t>reviu</w:t>
+      </w:r>
+      <w:r>
+        <w:rPr>
+          <w:rFonts w:ascii="Arial" w:eastAsia="Arial" w:hAnsi="Arial" w:cs="Arial"/>
+          <w:b/>
+          <w:bCs/>
+          <w:spacing w:val="6"/>
+          <w:sz w:val="22"/>
+          <w:szCs w:val="22"/>
+        </w:rPr>
+        <w:t>}</w:t>
+      </w:r>
+      <w:r>
+        <w:rPr>
+          <w:rFonts w:ascii="Arial" w:eastAsia="Arial" w:hAnsi="Arial" w:cs="Arial"/>
+          <w:b/>
+          <w:bCs/>
+          <w:spacing w:val="6"/>
+          <w:sz w:val="22"/>
+          <w:szCs w:val="22"/>
         </w:rPr>
         <w:t xml:space="preserve"> </w:t>
       </w:r>
@@ -635,7 +767,41 @@
           <w:sz w:val="22"/>
           <w:szCs w:val="22"/>
         </w:rPr>
-        <w:t>{tahun_sebut_timlak_01}</w:t>
+        <w:t>{tahun_</w:t>
+      </w:r>
+      <w:r>
+        <w:rPr>
+          <w:rFonts w:ascii="Arial" w:eastAsia="Arial" w:hAnsi="Arial" w:cs="Arial"/>
+          <w:b/>
+          <w:bCs/>
+          <w:spacing w:val="1"/>
+          <w:sz w:val="22"/>
+          <w:szCs w:val="22"/>
+          <w:lang w:val="en-US"/>
+        </w:rPr>
+        <w:t>sebut_</w:t>
+      </w:r>
+      <w:r>
+        <w:rPr>
+          <w:rFonts w:ascii="Arial" w:eastAsia="Arial" w:hAnsi="Arial" w:cs="Arial"/>
+          <w:b/>
+          <w:bCs/>
+          <w:spacing w:val="1"/>
+          <w:sz w:val="22"/>
+          <w:szCs w:val="22"/>
+        </w:rPr>
+        <w:t>reviu</w:t>
+      </w:r>
+      <w:r>
+        <w:rPr>
+          <w:rFonts w:ascii="Arial" w:eastAsia="Arial" w:hAnsi="Arial" w:cs="Arial"/>
+          <w:b/>
+          <w:bCs/>
+          <w:spacing w:val="1"/>
+          <w:sz w:val="22"/>
+          <w:szCs w:val="22"/>
+        </w:rPr>
+        <w:t>}</w:t>
       </w:r>
       <w:r>
         <w:rPr>
@@ -1551,7 +1717,27 @@
                 <w:szCs w:val="22"/>
                 <w:lang w:val="ms-MY"/>
               </w:rPr>
-              <w:t>{kegiatan}</w:t>
+              <w:t>{</w:t>
+            </w:r>
+            <w:r>
+              <w:rPr>
+                <w:rFonts w:ascii="Arial" w:eastAsia="Arial" w:hAnsi="Arial" w:cs="Arial"/>
+                <w:spacing w:val="-2"/>
+                <w:sz w:val="22"/>
+                <w:szCs w:val="22"/>
+                <w:lang w:val="ms-MY"/>
+              </w:rPr>
+              <w:t>ppk</w:t>
+            </w:r>
+            <w:r>
+              <w:rPr>
+                <w:rFonts w:ascii="Arial" w:eastAsia="Arial" w:hAnsi="Arial" w:cs="Arial"/>
+                <w:spacing w:val="-2"/>
+                <w:sz w:val="22"/>
+                <w:szCs w:val="22"/>
+                <w:lang w:val="ms-MY"/>
+              </w:rPr>
+              <w:t>}</w:t>
             </w:r>
           </w:p>
         </w:tc>
@@ -1751,7 +1937,24 @@
                 <w:sz w:val="22"/>
                 <w:szCs w:val="22"/>
               </w:rPr>
-              <w:t>{metode_pengadaan}</w:t>
+              <w:t>{metode_</w:t>
+            </w:r>
+            <w:r>
+              <w:rPr>
+                <w:rFonts w:ascii="Arial" w:hAnsi="Arial" w:cs="Arial"/>
+                <w:sz w:val="22"/>
+                <w:szCs w:val="22"/>
+                <w:lang w:val="en-US"/>
+              </w:rPr>
+              <w:t>pemilihan</w:t>
+            </w:r>
+            <w:r>
+              <w:rPr>
+                <w:rFonts w:ascii="Arial" w:hAnsi="Arial" w:cs="Arial"/>
+                <w:sz w:val="22"/>
+                <w:szCs w:val="22"/>
+              </w:rPr>
+              <w:t>}</w:t>
             </w:r>
           </w:p>
         </w:tc>
@@ -6411,10 +6614,12 @@
           <w:szCs w:val="22"/>
         </w:rPr>
         <w:sectPr>
-          <w:headerReference w:type="default" r:id="rId11"/>
-          <w:footerReference w:type="default" r:id="rId12"/>
-          <w:headerReference w:type="first" r:id="rId13"/>
-          <w:footerReference w:type="first" r:id="rId14"/>
+          <w:headerReference w:type="even" r:id="rId11"/>
+          <w:headerReference w:type="default" r:id="rId12"/>
+          <w:footerReference w:type="even" r:id="rId13"/>
+          <w:footerReference w:type="default" r:id="rId14"/>
+          <w:headerReference w:type="first" r:id="rId15"/>
+          <w:footerReference w:type="first" r:id="rId16"/>
           <w:pgSz w:w="11907" w:h="16840" w:code="9"/>
           <w:pgMar w:top="1134" w:right="1134" w:bottom="1418" w:left="1418" w:header="720" w:footer="284" w:gutter="0"/>
           <w:cols w:space="720"/>
@@ -6580,7 +6785,6 @@
                 <w:highlight w:val="yellow"/>
               </w:rPr>
             </w:pPr>
-            <w:proofErr w:type="spellStart"/>
             <w:r>
               <w:rPr>
                 <w:rFonts w:ascii="Arial" w:hAnsi="Arial" w:cs="Arial"/>
@@ -6591,20 +6795,7 @@
                 <w:highlight w:val="yellow"/>
                 <w:lang w:val="en-US"/>
               </w:rPr>
-              <w:t>Catatan</w:t>
-            </w:r>
-            <w:proofErr w:type="spellEnd"/>
-            <w:r>
-              <w:rPr>
-                <w:rFonts w:ascii="Arial" w:hAnsi="Arial" w:cs="Arial"/>
-                <w:b/>
-                <w:bCs/>
-                <w:sz w:val="22"/>
-                <w:szCs w:val="22"/>
-                <w:highlight w:val="yellow"/>
-                <w:lang w:val="en-US"/>
-              </w:rPr>
-              <w:t>/</w:t>
+              <w:t>Catatan/</w:t>
             </w:r>
             <w:r>
               <w:rPr>
@@ -6640,7 +6831,6 @@
                 <w:lang w:val="en-US"/>
               </w:rPr>
             </w:pPr>
-            <w:proofErr w:type="spellStart"/>
             <w:r>
               <w:rPr>
                 <w:rFonts w:ascii="Arial" w:hAnsi="Arial" w:cs="Arial"/>
@@ -6651,35 +6841,8 @@
                 <w:highlight w:val="yellow"/>
                 <w:lang w:val="en-US"/>
               </w:rPr>
-              <w:t>Tindak</w:t>
-            </w:r>
-            <w:proofErr w:type="spellEnd"/>
-            <w:r>
-              <w:rPr>
-                <w:rFonts w:ascii="Arial" w:hAnsi="Arial" w:cs="Arial"/>
-                <w:b/>
-                <w:bCs/>
-                <w:sz w:val="22"/>
-                <w:szCs w:val="22"/>
-                <w:highlight w:val="yellow"/>
-                <w:lang w:val="en-US"/>
-              </w:rPr>
-              <w:t xml:space="preserve"> </w:t>
-            </w:r>
-            <w:proofErr w:type="spellStart"/>
-            <w:r>
-              <w:rPr>
-                <w:rFonts w:ascii="Arial" w:hAnsi="Arial" w:cs="Arial"/>
-                <w:b/>
-                <w:bCs/>
-                <w:sz w:val="22"/>
-                <w:szCs w:val="22"/>
-                <w:highlight w:val="yellow"/>
-                <w:lang w:val="en-US"/>
-              </w:rPr>
-              <w:t>Lanjut</w:t>
-            </w:r>
-            <w:proofErr w:type="spellEnd"/>
+              <w:t>Tindak Lanjut</w:t>
+            </w:r>
           </w:p>
         </w:tc>
       </w:tr>
@@ -7085,51 +7248,7 @@
                 <w:highlight w:val="yellow"/>
                 <w:lang w:val="en-US"/>
               </w:rPr>
-              <w:t xml:space="preserve">Surat </w:t>
-            </w:r>
-            <w:proofErr w:type="spellStart"/>
-            <w:r>
-              <w:rPr>
-                <w:rFonts w:ascii="Arial" w:hAnsi="Arial" w:cs="Arial"/>
-                <w:sz w:val="22"/>
-                <w:szCs w:val="22"/>
-                <w:highlight w:val="yellow"/>
-                <w:lang w:val="en-US"/>
-              </w:rPr>
-              <w:t>usulan</w:t>
-            </w:r>
-            <w:proofErr w:type="spellEnd"/>
-            <w:r>
-              <w:rPr>
-                <w:rFonts w:ascii="Arial" w:hAnsi="Arial" w:cs="Arial"/>
-                <w:sz w:val="22"/>
-                <w:szCs w:val="22"/>
-                <w:highlight w:val="yellow"/>
-                <w:lang w:val="en-US"/>
-              </w:rPr>
-              <w:t xml:space="preserve"> tender </w:t>
-            </w:r>
-            <w:proofErr w:type="spellStart"/>
-            <w:r>
-              <w:rPr>
-                <w:rFonts w:ascii="Arial" w:hAnsi="Arial" w:cs="Arial"/>
-                <w:sz w:val="22"/>
-                <w:szCs w:val="22"/>
-                <w:highlight w:val="yellow"/>
-                <w:lang w:val="en-US"/>
-              </w:rPr>
-              <w:t>dari</w:t>
-            </w:r>
-            <w:proofErr w:type="spellEnd"/>
-            <w:r>
-              <w:rPr>
-                <w:rFonts w:ascii="Arial" w:hAnsi="Arial" w:cs="Arial"/>
-                <w:sz w:val="22"/>
-                <w:szCs w:val="22"/>
-                <w:highlight w:val="yellow"/>
-                <w:lang w:val="en-US"/>
-              </w:rPr>
-              <w:t xml:space="preserve"> PPK</w:t>
+              <w:t>Surat usulan tender dari PPK</w:t>
             </w:r>
           </w:p>
         </w:tc>
@@ -7299,71 +7418,15 @@
                 <w:lang w:val="en-US"/>
               </w:rPr>
             </w:pPr>
-            <w:proofErr w:type="spellStart"/>
-            <w:r>
-              <w:rPr>
-                <w:rFonts w:ascii="Arial" w:hAnsi="Arial" w:cs="Arial"/>
-                <w:sz w:val="22"/>
-                <w:szCs w:val="22"/>
-                <w:highlight w:val="yellow"/>
-                <w:lang w:val="en-US"/>
-              </w:rPr>
-              <w:t>Kerangka</w:t>
-            </w:r>
-            <w:proofErr w:type="spellEnd"/>
-            <w:r>
-              <w:rPr>
-                <w:rFonts w:ascii="Arial" w:hAnsi="Arial" w:cs="Arial"/>
-                <w:sz w:val="22"/>
-                <w:szCs w:val="22"/>
-                <w:highlight w:val="yellow"/>
-                <w:lang w:val="en-US"/>
-              </w:rPr>
-              <w:t xml:space="preserve"> </w:t>
-            </w:r>
-            <w:proofErr w:type="spellStart"/>
-            <w:r>
-              <w:rPr>
-                <w:rFonts w:ascii="Arial" w:hAnsi="Arial" w:cs="Arial"/>
-                <w:sz w:val="22"/>
-                <w:szCs w:val="22"/>
-                <w:highlight w:val="yellow"/>
-                <w:lang w:val="en-US"/>
-              </w:rPr>
-              <w:t>Acuan</w:t>
-            </w:r>
-            <w:proofErr w:type="spellEnd"/>
-            <w:r>
-              <w:rPr>
-                <w:rFonts w:ascii="Arial" w:hAnsi="Arial" w:cs="Arial"/>
-                <w:sz w:val="22"/>
-                <w:szCs w:val="22"/>
-                <w:highlight w:val="yellow"/>
-                <w:lang w:val="en-US"/>
-              </w:rPr>
-              <w:t xml:space="preserve"> </w:t>
-            </w:r>
-            <w:proofErr w:type="spellStart"/>
-            <w:r>
-              <w:rPr>
-                <w:rFonts w:ascii="Arial" w:hAnsi="Arial" w:cs="Arial"/>
-                <w:sz w:val="22"/>
-                <w:szCs w:val="22"/>
-                <w:highlight w:val="yellow"/>
-                <w:lang w:val="en-US"/>
-              </w:rPr>
-              <w:t>Kerja</w:t>
-            </w:r>
-            <w:proofErr w:type="spellEnd"/>
-            <w:r>
-              <w:rPr>
-                <w:rFonts w:ascii="Arial" w:hAnsi="Arial" w:cs="Arial"/>
-                <w:sz w:val="22"/>
-                <w:szCs w:val="22"/>
-                <w:highlight w:val="yellow"/>
-                <w:lang w:val="en-US"/>
-              </w:rPr>
-              <w:t xml:space="preserve"> (</w:t>
+            <w:r>
+              <w:rPr>
+                <w:rFonts w:ascii="Arial" w:hAnsi="Arial" w:cs="Arial"/>
+                <w:sz w:val="22"/>
+                <w:szCs w:val="22"/>
+                <w:highlight w:val="yellow"/>
+                <w:lang w:val="en-US"/>
+              </w:rPr>
+              <w:t>Kerangka Acuan Kerja (</w:t>
             </w:r>
             <w:r>
               <w:rPr>
@@ -10508,40 +10571,16 @@
                 <w:lang w:val="en-US"/>
               </w:rPr>
             </w:pPr>
-            <w:proofErr w:type="spellStart"/>
-            <w:r>
-              <w:rPr>
-                <w:rFonts w:ascii="Arial" w:hAnsi="Arial" w:cs="Arial"/>
-                <w:sz w:val="22"/>
-                <w:szCs w:val="22"/>
-                <w:highlight w:val="yellow"/>
-                <w:lang w:val="en-US"/>
-              </w:rPr>
-              <w:t>Dokumen</w:t>
-            </w:r>
-            <w:proofErr w:type="spellEnd"/>
-            <w:r>
-              <w:rPr>
-                <w:rFonts w:ascii="Arial" w:hAnsi="Arial" w:cs="Arial"/>
-                <w:sz w:val="22"/>
-                <w:szCs w:val="22"/>
-                <w:highlight w:val="yellow"/>
-                <w:lang w:val="en-US"/>
-              </w:rPr>
-              <w:t xml:space="preserve"> </w:t>
-            </w:r>
-            <w:proofErr w:type="spellStart"/>
-            <w:r>
-              <w:rPr>
-                <w:rFonts w:ascii="Arial" w:hAnsi="Arial" w:cs="Arial"/>
-                <w:sz w:val="22"/>
-                <w:szCs w:val="22"/>
-                <w:highlight w:val="yellow"/>
-                <w:lang w:val="en-US"/>
-              </w:rPr>
-              <w:t>Pengadaan</w:t>
-            </w:r>
-            <w:proofErr w:type="spellEnd"/>
+            <w:r>
+              <w:rPr>
+                <w:rFonts w:ascii="Arial" w:hAnsi="Arial" w:cs="Arial"/>
+                <w:sz w:val="22"/>
+                <w:szCs w:val="22"/>
+                <w:highlight w:val="yellow"/>
+                <w:lang w:val="en-US"/>
+              </w:rPr>
+              <w:t>Dokumen Pengadaan</w:t>
+            </w:r>
           </w:p>
         </w:tc>
         <w:tc>
@@ -10668,40 +10707,16 @@
                 <w:lang w:val="en-US"/>
               </w:rPr>
             </w:pPr>
-            <w:proofErr w:type="spellStart"/>
-            <w:r>
-              <w:rPr>
-                <w:rFonts w:ascii="Arial" w:hAnsi="Arial" w:cs="Arial"/>
-                <w:sz w:val="22"/>
-                <w:szCs w:val="22"/>
-                <w:highlight w:val="yellow"/>
-                <w:lang w:val="en-US"/>
-              </w:rPr>
-              <w:t>Dokumen</w:t>
-            </w:r>
-            <w:proofErr w:type="spellEnd"/>
-            <w:r>
-              <w:rPr>
-                <w:rFonts w:ascii="Arial" w:hAnsi="Arial" w:cs="Arial"/>
-                <w:sz w:val="22"/>
-                <w:szCs w:val="22"/>
-                <w:highlight w:val="yellow"/>
-                <w:lang w:val="en-US"/>
-              </w:rPr>
-              <w:t xml:space="preserve"> </w:t>
-            </w:r>
-            <w:proofErr w:type="spellStart"/>
-            <w:r>
-              <w:rPr>
-                <w:rFonts w:ascii="Arial" w:hAnsi="Arial" w:cs="Arial"/>
-                <w:sz w:val="22"/>
-                <w:szCs w:val="22"/>
-                <w:highlight w:val="yellow"/>
-                <w:lang w:val="en-US"/>
-              </w:rPr>
-              <w:t>Kualifikasi</w:t>
-            </w:r>
-            <w:proofErr w:type="spellEnd"/>
+            <w:r>
+              <w:rPr>
+                <w:rFonts w:ascii="Arial" w:hAnsi="Arial" w:cs="Arial"/>
+                <w:sz w:val="22"/>
+                <w:szCs w:val="22"/>
+                <w:highlight w:val="yellow"/>
+                <w:lang w:val="en-US"/>
+              </w:rPr>
+              <w:t>Dokumen Kualifikasi</w:t>
+            </w:r>
           </w:p>
         </w:tc>
         <w:tc>
@@ -10867,40 +10882,16 @@
                 <w:lang w:val="en-US"/>
               </w:rPr>
             </w:pPr>
-            <w:proofErr w:type="spellStart"/>
-            <w:r>
-              <w:rPr>
-                <w:rFonts w:ascii="Arial" w:hAnsi="Arial" w:cs="Arial"/>
-                <w:sz w:val="22"/>
-                <w:szCs w:val="22"/>
-                <w:highlight w:val="yellow"/>
-                <w:lang w:val="en-US"/>
-              </w:rPr>
-              <w:t>Dokumen</w:t>
-            </w:r>
-            <w:proofErr w:type="spellEnd"/>
-            <w:r>
-              <w:rPr>
-                <w:rFonts w:ascii="Arial" w:hAnsi="Arial" w:cs="Arial"/>
-                <w:sz w:val="22"/>
-                <w:szCs w:val="22"/>
-                <w:highlight w:val="yellow"/>
-                <w:lang w:val="en-US"/>
-              </w:rPr>
-              <w:t xml:space="preserve"> </w:t>
-            </w:r>
-            <w:proofErr w:type="spellStart"/>
-            <w:r>
-              <w:rPr>
-                <w:rFonts w:ascii="Arial" w:hAnsi="Arial" w:cs="Arial"/>
-                <w:sz w:val="22"/>
-                <w:szCs w:val="22"/>
-                <w:highlight w:val="yellow"/>
-                <w:lang w:val="en-US"/>
-              </w:rPr>
-              <w:t>Seleksi</w:t>
-            </w:r>
-            <w:proofErr w:type="spellEnd"/>
+            <w:r>
+              <w:rPr>
+                <w:rFonts w:ascii="Arial" w:hAnsi="Arial" w:cs="Arial"/>
+                <w:sz w:val="22"/>
+                <w:szCs w:val="22"/>
+                <w:highlight w:val="yellow"/>
+                <w:lang w:val="en-US"/>
+              </w:rPr>
+              <w:t>Dokumen Seleksi</w:t>
+            </w:r>
           </w:p>
         </w:tc>
         <w:tc>
@@ -12076,7 +12067,24 @@
                 <w:sz w:val="22"/>
                 <w:szCs w:val="22"/>
               </w:rPr>
-              <w:t>{anggota3_pokja}</w:t>
+              <w:t>{anggota_pokja</w:t>
+            </w:r>
+            <w:r>
+              <w:rPr>
+                <w:rFonts w:ascii="Arial" w:hAnsi="Arial" w:cs="Arial"/>
+                <w:sz w:val="22"/>
+                <w:szCs w:val="22"/>
+                <w:lang w:val="en-US"/>
+              </w:rPr>
+              <w:t>1</w:t>
+            </w:r>
+            <w:r>
+              <w:rPr>
+                <w:rFonts w:ascii="Arial" w:hAnsi="Arial" w:cs="Arial"/>
+                <w:sz w:val="22"/>
+                <w:szCs w:val="22"/>
+              </w:rPr>
+              <w:t>}</w:t>
             </w:r>
           </w:p>
         </w:tc>
@@ -12191,7 +12199,24 @@
                 <w:sz w:val="22"/>
                 <w:szCs w:val="22"/>
               </w:rPr>
-              <w:t>{anggota4_pokja}</w:t>
+              <w:t>{anggota_pokja</w:t>
+            </w:r>
+            <w:r>
+              <w:rPr>
+                <w:rFonts w:ascii="Arial" w:hAnsi="Arial" w:cs="Arial"/>
+                <w:sz w:val="22"/>
+                <w:szCs w:val="22"/>
+                <w:lang w:val="en-US"/>
+              </w:rPr>
+              <w:t>2</w:t>
+            </w:r>
+            <w:r>
+              <w:rPr>
+                <w:rFonts w:ascii="Arial" w:hAnsi="Arial" w:cs="Arial"/>
+                <w:sz w:val="22"/>
+                <w:szCs w:val="22"/>
+              </w:rPr>
+              <w:t>}</w:t>
             </w:r>
           </w:p>
         </w:tc>
@@ -12305,7 +12330,24 @@
                 <w:sz w:val="22"/>
                 <w:szCs w:val="22"/>
               </w:rPr>
-              <w:t>{anggota5_pokja}</w:t>
+              <w:t>{anggota_pokja</w:t>
+            </w:r>
+            <w:r>
+              <w:rPr>
+                <w:rFonts w:ascii="Arial" w:hAnsi="Arial" w:cs="Arial"/>
+                <w:sz w:val="22"/>
+                <w:szCs w:val="22"/>
+                <w:lang w:val="en-US"/>
+              </w:rPr>
+              <w:t>3</w:t>
+            </w:r>
+            <w:r>
+              <w:rPr>
+                <w:rFonts w:ascii="Arial" w:hAnsi="Arial" w:cs="Arial"/>
+                <w:sz w:val="22"/>
+                <w:szCs w:val="22"/>
+              </w:rPr>
+              <w:t>}</w:t>
             </w:r>
           </w:p>
         </w:tc>
@@ -13025,6 +13067,21 @@
         <w:t>}</w:t>
       </w:r>
     </w:p>
+    <w:p>
+      <w:pPr>
+        <w:spacing w:line="276" w:lineRule="auto"/>
+        <w:ind w:left="567" w:right="74"/>
+        <w:jc w:val="center"/>
+        <w:rPr>
+          <w:rFonts w:ascii="Arial" w:eastAsia="Arial" w:hAnsi="Arial" w:cs="Arial"/>
+          <w:b/>
+          <w:bCs/>
+          <w:sz w:val="22"/>
+          <w:szCs w:val="22"/>
+          <w:lang w:val="ms-MY"/>
+        </w:rPr>
+      </w:pPr>
+    </w:p>
     <w:tbl>
       <w:tblPr>
         <w:tblW w:w="8789" w:type="dxa"/>
@@ -13226,29 +13283,7 @@
                 <w:szCs w:val="22"/>
                 <w:lang w:val="en-US"/>
               </w:rPr>
-              <w:t>{</w:t>
-            </w:r>
-            <w:proofErr w:type="spellStart"/>
-            <w:r>
-              <w:rPr>
-                <w:rFonts w:ascii="Arial" w:eastAsia="Arial" w:hAnsi="Arial" w:cs="Arial"/>
-                <w:spacing w:val="-2"/>
-                <w:sz w:val="22"/>
-                <w:szCs w:val="22"/>
-                <w:lang w:val="en-US"/>
-              </w:rPr>
-              <w:t>nama_ppk</w:t>
-            </w:r>
-            <w:proofErr w:type="spellEnd"/>
-            <w:r>
-              <w:rPr>
-                <w:rFonts w:ascii="Arial" w:eastAsia="Arial" w:hAnsi="Arial" w:cs="Arial"/>
-                <w:spacing w:val="-2"/>
-                <w:sz w:val="22"/>
-                <w:szCs w:val="22"/>
-                <w:lang w:val="en-US"/>
-              </w:rPr>
-              <w:t>}</w:t>
+              <w:t>{nama_ppk}</w:t>
             </w:r>
           </w:p>
         </w:tc>
@@ -13278,27 +13313,7 @@
                 <w:szCs w:val="22"/>
                 <w:lang w:val="en-US"/>
               </w:rPr>
-              <w:t>{</w:t>
-            </w:r>
-            <w:proofErr w:type="spellStart"/>
-            <w:r>
-              <w:rPr>
-                <w:rFonts w:ascii="Arial" w:hAnsi="Arial" w:cs="Arial"/>
-                <w:sz w:val="22"/>
-                <w:szCs w:val="22"/>
-                <w:lang w:val="en-US"/>
-              </w:rPr>
-              <w:t>ppk</w:t>
-            </w:r>
-            <w:proofErr w:type="spellEnd"/>
-            <w:r>
-              <w:rPr>
-                <w:rFonts w:ascii="Arial" w:hAnsi="Arial" w:cs="Arial"/>
-                <w:sz w:val="22"/>
-                <w:szCs w:val="22"/>
-                <w:lang w:val="en-US"/>
-              </w:rPr>
-              <w:t>}</w:t>
+              <w:t>{ppk}</w:t>
             </w:r>
           </w:p>
         </w:tc>
@@ -13371,6 +13386,16 @@
 </file>
 
 <file path=word/footer1.xml><?xml version="1.0" encoding="utf-8"?>
+<w:ftr xmlns:wpc="http://schemas.microsoft.com/office/word/2010/wordprocessingCanvas" xmlns:cx="http://schemas.microsoft.com/office/drawing/2014/chartex" xmlns:cx1="http://schemas.microsoft.com/office/drawing/2015/9/8/chartex" xmlns:cx2="http://schemas.microsoft.com/office/drawing/2015/10/21/chartex" xmlns:cx3="http://schemas.microsoft.com/office/drawing/2016/5/9/chartex" xmlns:cx4="http://schemas.microsoft.com/office/drawing/2016/5/10/chartex" xmlns:cx5="http://schemas.microsoft.com/office/drawing/2016/5/11/chartex" xmlns:cx6="http://schemas.microsoft.com/office/drawing/2016/5/12/chartex" xmlns:cx7="http://schemas.microsoft.com/office/drawing/2016/5/13/chartex" xmlns:cx8="http://schemas.microsoft.com/office/drawing/2016/5/14/chartex" xmlns:mc="http://schemas.openxmlformats.org/markup-compatibility/2006" xmlns:aink="http://schemas.microsoft.com/office/drawing/2016/ink" xmlns:am3d="http://schemas.microsoft.com/office/drawing/2017/model3d" xmlns:o="urn:schemas-microsoft-com:office:office" xmlns:r="http://schemas.openxmlformats.org/officeDocument/2006/relationships" xmlns:m="http://schemas.openxmlformats.org/officeDocument/2006/math" xmlns:v="urn:schemas-microsoft-com:vml" xmlns:wp14="http://schemas.microsoft.com/office/word/2010/wordprocessingDrawing" xmlns:wp="http://schemas.openxmlformats.org/drawingml/2006/wordprocessingDrawing" xmlns:w10="urn:schemas-microsoft-com:office:word" xmlns:w="http://schemas.openxmlformats.org/wordprocessingml/2006/main" xmlns:w14="http://schemas.microsoft.com/office/word/2010/wordml" xmlns:w15="http://schemas.microsoft.com/office/word/2012/wordml" xmlns:w16cex="http://schemas.microsoft.com/office/word/2018/wordml/cex" xmlns:w16cid="http://schemas.microsoft.com/office/word/2016/wordml/cid" xmlns:w16="http://schemas.microsoft.com/office/word/2018/wordml" xmlns:w16sdtdh="http://schemas.microsoft.com/office/word/2020/wordml/sdtdatahash" xmlns:w16se="http://schemas.microsoft.com/office/word/2015/wordml/symex" xmlns:wpg="http://schemas.microsoft.com/office/word/2010/wordprocessingGroup" xmlns:wpi="http://schemas.microsoft.com/office/word/2010/wordprocessingInk" xmlns:wne="http://schemas.microsoft.com/office/word/2006/wordml" xmlns:wps="http://schemas.microsoft.com/office/word/2010/wordprocessingShape" mc:Ignorable="w14 w15 w16se w16cid w16 w16cex w16sdtdh wp14">
+  <w:p>
+    <w:pPr>
+      <w:pStyle w:val="Footer"/>
+    </w:pPr>
+  </w:p>
+</w:ftr>
+</file>
+
+<file path=word/footer2.xml><?xml version="1.0" encoding="utf-8"?>
 <w:ftr xmlns:wpc="http://schemas.microsoft.com/office/word/2010/wordprocessingCanvas" xmlns:cx="http://schemas.microsoft.com/office/drawing/2014/chartex" xmlns:cx1="http://schemas.microsoft.com/office/drawing/2015/9/8/chartex" xmlns:cx2="http://schemas.microsoft.com/office/drawing/2015/10/21/chartex" xmlns:cx3="http://schemas.microsoft.com/office/drawing/2016/5/9/chartex" xmlns:cx4="http://schemas.microsoft.com/office/drawing/2016/5/10/chartex" xmlns:cx5="http://schemas.microsoft.com/office/drawing/2016/5/11/chartex" xmlns:cx6="http://schemas.microsoft.com/office/drawing/2016/5/12/chartex" xmlns:cx7="http://schemas.microsoft.com/office/drawing/2016/5/13/chartex" xmlns:cx8="http://schemas.microsoft.com/office/drawing/2016/5/14/chartex" xmlns:mc="http://schemas.openxmlformats.org/markup-compatibility/2006" xmlns:aink="http://schemas.microsoft.com/office/drawing/2016/ink" xmlns:am3d="http://schemas.microsoft.com/office/drawing/2017/model3d" xmlns:o="urn:schemas-microsoft-com:office:office" xmlns:r="http://schemas.openxmlformats.org/officeDocument/2006/relationships" xmlns:m="http://schemas.openxmlformats.org/officeDocument/2006/math" xmlns:v="urn:schemas-microsoft-com:vml" xmlns:wp14="http://schemas.microsoft.com/office/word/2010/wordprocessingDrawing" xmlns:wp="http://schemas.openxmlformats.org/drawingml/2006/wordprocessingDrawing" xmlns:w10="urn:schemas-microsoft-com:office:word" xmlns:w="http://schemas.openxmlformats.org/wordprocessingml/2006/main" xmlns:w14="http://schemas.microsoft.com/office/word/2010/wordml" xmlns:w15="http://schemas.microsoft.com/office/word/2012/wordml" xmlns:w16cex="http://schemas.microsoft.com/office/word/2018/wordml/cex" xmlns:w16cid="http://schemas.microsoft.com/office/word/2016/wordml/cid" xmlns:w16="http://schemas.microsoft.com/office/word/2018/wordml" xmlns:w16sdtdh="http://schemas.microsoft.com/office/word/2020/wordml/sdtdatahash" xmlns:w16se="http://schemas.microsoft.com/office/word/2015/wordml/symex" xmlns:wpg="http://schemas.microsoft.com/office/word/2010/wordprocessingGroup" xmlns:wpi="http://schemas.microsoft.com/office/word/2010/wordprocessingInk" xmlns:wne="http://schemas.microsoft.com/office/word/2006/wordml" xmlns:wps="http://schemas.microsoft.com/office/word/2010/wordprocessingShape" mc:Ignorable="w14 w15 w16se w16cid w16 w16cex w16sdtdh wp14">
   <w:p>
     <w:pPr>
@@ -13427,7 +13452,7 @@
 </w:ftr>
 </file>
 
-<file path=word/footer2.xml><?xml version="1.0" encoding="utf-8"?>
+<file path=word/footer3.xml><?xml version="1.0" encoding="utf-8"?>
 <w:ftr xmlns:wpc="http://schemas.microsoft.com/office/word/2010/wordprocessingCanvas" xmlns:cx="http://schemas.microsoft.com/office/drawing/2014/chartex" xmlns:cx1="http://schemas.microsoft.com/office/drawing/2015/9/8/chartex" xmlns:cx2="http://schemas.microsoft.com/office/drawing/2015/10/21/chartex" xmlns:cx3="http://schemas.microsoft.com/office/drawing/2016/5/9/chartex" xmlns:cx4="http://schemas.microsoft.com/office/drawing/2016/5/10/chartex" xmlns:cx5="http://schemas.microsoft.com/office/drawing/2016/5/11/chartex" xmlns:cx6="http://schemas.microsoft.com/office/drawing/2016/5/12/chartex" xmlns:cx7="http://schemas.microsoft.com/office/drawing/2016/5/13/chartex" xmlns:cx8="http://schemas.microsoft.com/office/drawing/2016/5/14/chartex" xmlns:mc="http://schemas.openxmlformats.org/markup-compatibility/2006" xmlns:aink="http://schemas.microsoft.com/office/drawing/2016/ink" xmlns:am3d="http://schemas.microsoft.com/office/drawing/2017/model3d" xmlns:o="urn:schemas-microsoft-com:office:office" xmlns:r="http://schemas.openxmlformats.org/officeDocument/2006/relationships" xmlns:m="http://schemas.openxmlformats.org/officeDocument/2006/math" xmlns:v="urn:schemas-microsoft-com:vml" xmlns:wp14="http://schemas.microsoft.com/office/word/2010/wordprocessingDrawing" xmlns:wp="http://schemas.openxmlformats.org/drawingml/2006/wordprocessingDrawing" xmlns:w10="urn:schemas-microsoft-com:office:word" xmlns:w="http://schemas.openxmlformats.org/wordprocessingml/2006/main" xmlns:w14="http://schemas.microsoft.com/office/word/2010/wordml" xmlns:w15="http://schemas.microsoft.com/office/word/2012/wordml" xmlns:w16cex="http://schemas.microsoft.com/office/word/2018/wordml/cex" xmlns:w16cid="http://schemas.microsoft.com/office/word/2016/wordml/cid" xmlns:w16="http://schemas.microsoft.com/office/word/2018/wordml" xmlns:w16sdtdh="http://schemas.microsoft.com/office/word/2020/wordml/sdtdatahash" xmlns:w16se="http://schemas.microsoft.com/office/word/2015/wordml/symex" xmlns:wpg="http://schemas.microsoft.com/office/word/2010/wordprocessingGroup" xmlns:wpi="http://schemas.microsoft.com/office/word/2010/wordprocessingInk" xmlns:wne="http://schemas.microsoft.com/office/word/2006/wordml" xmlns:wps="http://schemas.microsoft.com/office/word/2010/wordprocessingShape" mc:Ignorable="w14 w15 w16se w16cid w16 w16cex w16sdtdh wp14">
   <w:p>
     <w:pPr>
@@ -13513,6 +13538,16 @@
       <w:pStyle w:val="Header"/>
     </w:pPr>
   </w:p>
+</w:hdr>
+</file>
+
+<file path=word/header2.xml><?xml version="1.0" encoding="utf-8"?>
+<w:hdr xmlns:wpc="http://schemas.microsoft.com/office/word/2010/wordprocessingCanvas" xmlns:cx="http://schemas.microsoft.com/office/drawing/2014/chartex" xmlns:cx1="http://schemas.microsoft.com/office/drawing/2015/9/8/chartex" xmlns:cx2="http://schemas.microsoft.com/office/drawing/2015/10/21/chartex" xmlns:cx3="http://schemas.microsoft.com/office/drawing/2016/5/9/chartex" xmlns:cx4="http://schemas.microsoft.com/office/drawing/2016/5/10/chartex" xmlns:cx5="http://schemas.microsoft.com/office/drawing/2016/5/11/chartex" xmlns:cx6="http://schemas.microsoft.com/office/drawing/2016/5/12/chartex" xmlns:cx7="http://schemas.microsoft.com/office/drawing/2016/5/13/chartex" xmlns:cx8="http://schemas.microsoft.com/office/drawing/2016/5/14/chartex" xmlns:mc="http://schemas.openxmlformats.org/markup-compatibility/2006" xmlns:aink="http://schemas.microsoft.com/office/drawing/2016/ink" xmlns:am3d="http://schemas.microsoft.com/office/drawing/2017/model3d" xmlns:o="urn:schemas-microsoft-com:office:office" xmlns:r="http://schemas.openxmlformats.org/officeDocument/2006/relationships" xmlns:m="http://schemas.openxmlformats.org/officeDocument/2006/math" xmlns:v="urn:schemas-microsoft-com:vml" xmlns:wp14="http://schemas.microsoft.com/office/word/2010/wordprocessingDrawing" xmlns:wp="http://schemas.openxmlformats.org/drawingml/2006/wordprocessingDrawing" xmlns:w10="urn:schemas-microsoft-com:office:word" xmlns:w="http://schemas.openxmlformats.org/wordprocessingml/2006/main" xmlns:w14="http://schemas.microsoft.com/office/word/2010/wordml" xmlns:w15="http://schemas.microsoft.com/office/word/2012/wordml" xmlns:w16cex="http://schemas.microsoft.com/office/word/2018/wordml/cex" xmlns:w16cid="http://schemas.microsoft.com/office/word/2016/wordml/cid" xmlns:w16="http://schemas.microsoft.com/office/word/2018/wordml" xmlns:w16sdtdh="http://schemas.microsoft.com/office/word/2020/wordml/sdtdatahash" xmlns:w16se="http://schemas.microsoft.com/office/word/2015/wordml/symex" xmlns:wpg="http://schemas.microsoft.com/office/word/2010/wordprocessingGroup" xmlns:wpi="http://schemas.microsoft.com/office/word/2010/wordprocessingInk" xmlns:wne="http://schemas.microsoft.com/office/word/2006/wordml" xmlns:wps="http://schemas.microsoft.com/office/word/2010/wordprocessingShape" mc:Ignorable="w14 w15 w16se w16cid w16 w16cex w16sdtdh wp14">
+  <w:p>
+    <w:pPr>
+      <w:pStyle w:val="Header"/>
+    </w:pPr>
+  </w:p>
   <w:p>
     <w:pPr>
       <w:pStyle w:val="Header"/>
@@ -13521,7 +13556,7 @@
 </w:hdr>
 </file>
 
-<file path=word/header2.xml><?xml version="1.0" encoding="utf-8"?>
+<file path=word/header3.xml><?xml version="1.0" encoding="utf-8"?>
 <w:hdr xmlns:wpc="http://schemas.microsoft.com/office/word/2010/wordprocessingCanvas" xmlns:cx="http://schemas.microsoft.com/office/drawing/2014/chartex" xmlns:cx1="http://schemas.microsoft.com/office/drawing/2015/9/8/chartex" xmlns:cx2="http://schemas.microsoft.com/office/drawing/2015/10/21/chartex" xmlns:cx3="http://schemas.microsoft.com/office/drawing/2016/5/9/chartex" xmlns:cx4="http://schemas.microsoft.com/office/drawing/2016/5/10/chartex" xmlns:cx5="http://schemas.microsoft.com/office/drawing/2016/5/11/chartex" xmlns:cx6="http://schemas.microsoft.com/office/drawing/2016/5/12/chartex" xmlns:cx7="http://schemas.microsoft.com/office/drawing/2016/5/13/chartex" xmlns:cx8="http://schemas.microsoft.com/office/drawing/2016/5/14/chartex" xmlns:mc="http://schemas.openxmlformats.org/markup-compatibility/2006" xmlns:aink="http://schemas.microsoft.com/office/drawing/2016/ink" xmlns:am3d="http://schemas.microsoft.com/office/drawing/2017/model3d" xmlns:o="urn:schemas-microsoft-com:office:office" xmlns:r="http://schemas.openxmlformats.org/officeDocument/2006/relationships" xmlns:m="http://schemas.openxmlformats.org/officeDocument/2006/math" xmlns:v="urn:schemas-microsoft-com:vml" xmlns:wp14="http://schemas.microsoft.com/office/word/2010/wordprocessingDrawing" xmlns:wp="http://schemas.openxmlformats.org/drawingml/2006/wordprocessingDrawing" xmlns:w10="urn:schemas-microsoft-com:office:word" xmlns:w="http://schemas.openxmlformats.org/wordprocessingml/2006/main" xmlns:w14="http://schemas.microsoft.com/office/word/2010/wordml" xmlns:w15="http://schemas.microsoft.com/office/word/2012/wordml" xmlns:w16cex="http://schemas.microsoft.com/office/word/2018/wordml/cex" xmlns:w16cid="http://schemas.microsoft.com/office/word/2016/wordml/cid" xmlns:w16="http://schemas.microsoft.com/office/word/2018/wordml" xmlns:w16sdtdh="http://schemas.microsoft.com/office/word/2020/wordml/sdtdatahash" xmlns:w16se="http://schemas.microsoft.com/office/word/2015/wordml/symex" xmlns:wpg="http://schemas.microsoft.com/office/word/2010/wordprocessingGroup" xmlns:wpi="http://schemas.microsoft.com/office/word/2010/wordprocessingInk" xmlns:wne="http://schemas.microsoft.com/office/word/2006/wordml" xmlns:wps="http://schemas.microsoft.com/office/word/2010/wordprocessingShape" mc:Ignorable="w14 w15 w16se w16cid w16 w16cex w16sdtdh wp14">
   <w:p>
     <w:pPr>
@@ -13710,7 +13745,7 @@
         <w:szCs w:val="16"/>
         <w:lang w:val="en-US"/>
       </w:rPr>
-      <w:t>2.A.2</w:t>
+      <w:t>{kode_pokja}</w:t>
     </w:r>
     <w:r>
       <w:rPr>
@@ -13755,75 +13790,20 @@
         <w:sz w:val="15"/>
         <w:szCs w:val="15"/>
       </w:rPr>
-      <w:t xml:space="preserve">Jl. Yos Sudarso No. </w:t>
+      <w:t xml:space="preserve">Jl. Yos Sudarso No. 37A Lt.2, Banjarmasin 70119 Telepon (0511) 6723416 Surel </w:t>
     </w:r>
-    <w:r>
-      <w:rPr>
-        <w:rFonts w:ascii="Arial" w:eastAsia="Calibri" w:hAnsi="Arial" w:cs="Arial"/>
-        <w:sz w:val="15"/>
-        <w:szCs w:val="15"/>
-      </w:rPr>
-      <w:t xml:space="preserve">37A Lt.2, Banjarmasin 70119 Telepon (0511) 6723416 </w:t>
-    </w:r>
-    <w:r>
-      <w:rPr>
-        <w:rFonts w:ascii="Arial" w:eastAsia="Calibri" w:hAnsi="Arial" w:cs="Arial"/>
-        <w:sz w:val="15"/>
-        <w:szCs w:val="15"/>
-      </w:rPr>
-      <w:t xml:space="preserve">Surel </w:t>
-    </w:r>
-    <w:r>
-      <w:fldChar w:fldCharType="begin"/>
-    </w:r>
-    <w:r>
-      <w:instrText xml:space="preserve"> HYPERLINK "mailto:%7bemail_ketua_pokja%7ddi." </w:instrText>
-    </w:r>
-    <w:r>
-      <w:fldChar w:fldCharType="separate"/>
-    </w:r>
-    <w:r>
-      <w:rPr>
-        <w:rStyle w:val="Hyperlink"/>
-        <w:rFonts w:ascii="Arial" w:eastAsia="Calibri" w:hAnsi="Arial" w:cs="Arial"/>
-        <w:sz w:val="15"/>
-        <w:szCs w:val="15"/>
-        <w:lang w:val="en-US"/>
-      </w:rPr>
-      <w:t>{</w:t>
-    </w:r>
-    <w:proofErr w:type="spellStart"/>
-    <w:r>
-      <w:rPr>
-        <w:rStyle w:val="Hyperlink"/>
-        <w:rFonts w:ascii="Arial" w:eastAsia="Calibri" w:hAnsi="Arial" w:cs="Arial"/>
-        <w:sz w:val="15"/>
-        <w:szCs w:val="15"/>
-        <w:lang w:val="en-US"/>
-      </w:rPr>
-      <w:t>email_ketua_pokja</w:t>
-    </w:r>
-    <w:proofErr w:type="spellEnd"/>
-    <w:r>
-      <w:rPr>
-        <w:rStyle w:val="Hyperlink"/>
-        <w:rFonts w:ascii="Arial" w:eastAsia="Calibri" w:hAnsi="Arial" w:cs="Arial"/>
-        <w:sz w:val="15"/>
-        <w:szCs w:val="15"/>
-        <w:lang w:val="en-US"/>
-      </w:rPr>
-      <w:t>}</w:t>
-    </w:r>
-    <w:r>
-      <w:rPr>
-        <w:rStyle w:val="Hyperlink"/>
-        <w:rFonts w:ascii="Arial" w:eastAsia="Calibri" w:hAnsi="Arial" w:cs="Arial"/>
-        <w:sz w:val="15"/>
-        <w:szCs w:val="15"/>
-        <w:lang w:val="en-US"/>
-      </w:rPr>
-      <w:fldChar w:fldCharType="end"/>
-    </w:r>
+    <w:hyperlink r:id="rId2" w:history="1">
+      <w:r>
+        <w:rPr>
+          <w:rStyle w:val="Hyperlink"/>
+          <w:rFonts w:ascii="Arial" w:eastAsia="Calibri" w:hAnsi="Arial" w:cs="Arial"/>
+          <w:sz w:val="15"/>
+          <w:szCs w:val="15"/>
+          <w:lang w:val="en-US"/>
+        </w:rPr>
+        <w:t>{email_ketua_pokja}</w:t>
+      </w:r>
+    </w:hyperlink>
     <w:r>
       <w:rPr>
         <w:rFonts w:ascii="Arial" w:eastAsia="Calibri" w:hAnsi="Arial" w:cs="Arial"/>
@@ -18628,7 +18608,12 @@
 </file>
 
 <file path=customXml/item2.xml><?xml version="1.0" encoding="utf-8"?>
-<b:Sources xmlns:b="http://schemas.openxmlformats.org/officeDocument/2006/bibliography" xmlns="http://schemas.openxmlformats.org/officeDocument/2006/bibliography" SelectedStyle="\APASixthEditionOfficeOnline.xsl" StyleName="APA" Version="6"/>
+<?mso-contentType ?>
+<FormTemplates xmlns="http://schemas.microsoft.com/sharepoint/v3/contenttype/forms">
+  <Display>DocumentLibraryForm</Display>
+  <Edit>DocumentLibraryForm</Edit>
+  <New>DocumentLibraryForm</New>
+</FormTemplates>
 </file>
 
 <file path=customXml/item3.xml><?xml version="1.0" encoding="utf-8"?>
@@ -18644,12 +18629,7 @@
 </file>
 
 <file path=customXml/item4.xml><?xml version="1.0" encoding="utf-8"?>
-<?mso-contentType ?>
-<FormTemplates xmlns="http://schemas.microsoft.com/sharepoint/v3/contenttype/forms">
-  <Display>DocumentLibraryForm</Display>
-  <Edit>DocumentLibraryForm</Edit>
-  <New>DocumentLibraryForm</New>
-</FormTemplates>
+<b:Sources xmlns:b="http://schemas.openxmlformats.org/officeDocument/2006/bibliography" xmlns="http://schemas.openxmlformats.org/officeDocument/2006/bibliography" SelectedStyle="\APASixthEditionOfficeOnline.xsl" StyleName="APA" Version="6"/>
 </file>
 
 <file path=customXml/itemProps1.xml><?xml version="1.0" encoding="utf-8"?>
@@ -18672,9 +18652,9 @@
 </file>
 
 <file path=customXml/itemProps2.xml><?xml version="1.0" encoding="utf-8"?>
-<ds:datastoreItem xmlns:ds="http://schemas.openxmlformats.org/officeDocument/2006/customXml" ds:itemID="{10D35394-9BBA-4CA7-9ACA-93FF9FC4B9FE}">
+<ds:datastoreItem xmlns:ds="http://schemas.openxmlformats.org/officeDocument/2006/customXml" ds:itemID="{ADE80AD1-B511-437D-9EC6-E71B406ED00D}">
   <ds:schemaRefs>
-    <ds:schemaRef ds:uri="http://schemas.openxmlformats.org/officeDocument/2006/bibliography"/>
+    <ds:schemaRef ds:uri="http://schemas.microsoft.com/sharepoint/v3/contenttype/forms"/>
   </ds:schemaRefs>
 </ds:datastoreItem>
 </file>
@@ -18691,9 +18671,9 @@
 </file>
 
 <file path=customXml/itemProps4.xml><?xml version="1.0" encoding="utf-8"?>
-<ds:datastoreItem xmlns:ds="http://schemas.openxmlformats.org/officeDocument/2006/customXml" ds:itemID="{ADE80AD1-B511-437D-9EC6-E71B406ED00D}">
+<ds:datastoreItem xmlns:ds="http://schemas.openxmlformats.org/officeDocument/2006/customXml" ds:itemID="{10D35394-9BBA-4CA7-9ACA-93FF9FC4B9FE}">
   <ds:schemaRefs>
-    <ds:schemaRef ds:uri="http://schemas.microsoft.com/sharepoint/v3/contenttype/forms"/>
+    <ds:schemaRef ds:uri="http://schemas.openxmlformats.org/officeDocument/2006/bibliography"/>
   </ds:schemaRefs>
 </ds:datastoreItem>
 </file>
--- a/Master Folder/Master BA Timlak Konsultan/01. BA Reviu Persiapan Pengadaan.docx
+++ b/Master Folder/Master BA Timlak Konsultan/01. BA Reviu Persiapan Pengadaan.docx
@@ -1,6 +1,6 @@
 
 <file path=word/document.xml><?xml version="1.0" encoding="utf-8"?>
-<w:document xmlns:wpc="http://schemas.microsoft.com/office/word/2010/wordprocessingCanvas" xmlns:cx="http://schemas.microsoft.com/office/drawing/2014/chartex" xmlns:cx1="http://schemas.microsoft.com/office/drawing/2015/9/8/chartex" xmlns:cx2="http://schemas.microsoft.com/office/drawing/2015/10/21/chartex" xmlns:cx3="http://schemas.microsoft.com/office/drawing/2016/5/9/chartex" xmlns:cx4="http://schemas.microsoft.com/office/drawing/2016/5/10/chartex" xmlns:cx5="http://schemas.microsoft.com/office/drawing/2016/5/11/chartex" xmlns:cx6="http://schemas.microsoft.com/office/drawing/2016/5/12/chartex" xmlns:cx7="http://schemas.microsoft.com/office/drawing/2016/5/13/chartex" xmlns:cx8="http://schemas.microsoft.com/office/drawing/2016/5/14/chartex" xmlns:mc="http://schemas.openxmlformats.org/markup-compatibility/2006" xmlns:aink="http://schemas.microsoft.com/office/drawing/2016/ink" xmlns:am3d="http://schemas.microsoft.com/office/drawing/2017/model3d" xmlns:o="urn:schemas-microsoft-com:office:office" xmlns:r="http://schemas.openxmlformats.org/officeDocument/2006/relationships" xmlns:m="http://schemas.openxmlformats.org/officeDocument/2006/math" xmlns:v="urn:schemas-microsoft-com:vml" xmlns:wp14="http://schemas.microsoft.com/office/word/2010/wordprocessingDrawing" xmlns:wp="http://schemas.openxmlformats.org/drawingml/2006/wordprocessingDrawing" xmlns:w10="urn:schemas-microsoft-com:office:word" xmlns:w="http://schemas.openxmlformats.org/wordprocessingml/2006/main" xmlns:w14="http://schemas.microsoft.com/office/word/2010/wordml" xmlns:w15="http://schemas.microsoft.com/office/word/2012/wordml" xmlns:w16cex="http://schemas.microsoft.com/office/word/2018/wordml/cex" xmlns:w16cid="http://schemas.microsoft.com/office/word/2016/wordml/cid" xmlns:w16="http://schemas.microsoft.com/office/word/2018/wordml" xmlns:w16sdtdh="http://schemas.microsoft.com/office/word/2020/wordml/sdtdatahash" xmlns:w16se="http://schemas.microsoft.com/office/word/2015/wordml/symex" xmlns:wpg="http://schemas.microsoft.com/office/word/2010/wordprocessingGroup" xmlns:wpi="http://schemas.microsoft.com/office/word/2010/wordprocessingInk" xmlns:wne="http://schemas.microsoft.com/office/word/2006/wordml" xmlns:wps="http://schemas.microsoft.com/office/word/2010/wordprocessingShape" mc:Ignorable="w14 w15 w16se w16cid w16 w16cex w16sdtdh wp14">
+<w:document xmlns:wpc="http://schemas.microsoft.com/office/word/2010/wordprocessingCanvas" xmlns:cx="http://schemas.microsoft.com/office/drawing/2014/chartex" xmlns:cx1="http://schemas.microsoft.com/office/drawing/2015/9/8/chartex" xmlns:cx2="http://schemas.microsoft.com/office/drawing/2015/10/21/chartex" xmlns:cx3="http://schemas.microsoft.com/office/drawing/2016/5/9/chartex" xmlns:cx4="http://schemas.microsoft.com/office/drawing/2016/5/10/chartex" xmlns:cx5="http://schemas.microsoft.com/office/drawing/2016/5/11/chartex" xmlns:cx6="http://schemas.microsoft.com/office/drawing/2016/5/12/chartex" xmlns:cx7="http://schemas.microsoft.com/office/drawing/2016/5/13/chartex" xmlns:cx8="http://schemas.microsoft.com/office/drawing/2016/5/14/chartex" xmlns:mc="http://schemas.openxmlformats.org/markup-compatibility/2006" xmlns:aink="http://schemas.microsoft.com/office/drawing/2016/ink" xmlns:am3d="http://schemas.microsoft.com/office/drawing/2017/model3d" xmlns:o="urn:schemas-microsoft-com:office:office" xmlns:oel="http://schemas.microsoft.com/office/2019/extlst" xmlns:r="http://schemas.openxmlformats.org/officeDocument/2006/relationships" xmlns:m="http://schemas.openxmlformats.org/officeDocument/2006/math" xmlns:v="urn:schemas-microsoft-com:vml" xmlns:wp14="http://schemas.microsoft.com/office/word/2010/wordprocessingDrawing" xmlns:wp="http://schemas.openxmlformats.org/drawingml/2006/wordprocessingDrawing" xmlns:w10="urn:schemas-microsoft-com:office:word" xmlns:w="http://schemas.openxmlformats.org/wordprocessingml/2006/main" xmlns:w14="http://schemas.microsoft.com/office/word/2010/wordml" xmlns:w15="http://schemas.microsoft.com/office/word/2012/wordml" xmlns:w16cex="http://schemas.microsoft.com/office/word/2018/wordml/cex" xmlns:w16cid="http://schemas.microsoft.com/office/word/2016/wordml/cid" xmlns:w16="http://schemas.microsoft.com/office/word/2018/wordml" xmlns:w16du="http://schemas.microsoft.com/office/word/2023/wordml/word16du" xmlns:w16sdtdh="http://schemas.microsoft.com/office/word/2020/wordml/sdtdatahash" xmlns:w16sdtfl="http://schemas.microsoft.com/office/word/2024/wordml/sdtformatlock" xmlns:w16se="http://schemas.microsoft.com/office/word/2015/wordml/symex" xmlns:wpg="http://schemas.microsoft.com/office/word/2010/wordprocessingGroup" xmlns:wpi="http://schemas.microsoft.com/office/word/2010/wordprocessingInk" xmlns:wne="http://schemas.microsoft.com/office/word/2006/wordml" xmlns:wps="http://schemas.microsoft.com/office/word/2010/wordprocessingShape" mc:Ignorable="w14 w15 w16se w16cid w16 w16cex w16sdtdh w16sdtfl w16du wp14">
   <w:body>
     <w:p>
       <w:pPr>
@@ -256,7 +256,27 @@
           <w:szCs w:val="22"/>
           <w:lang w:val="en-US"/>
         </w:rPr>
-        <w:t>{kode_klasifikasi}</w:t>
+        <w:t>{</w:t>
+      </w:r>
+      <w:proofErr w:type="spellStart"/>
+      <w:r>
+        <w:rPr>
+          <w:rFonts w:ascii="Arial" w:eastAsia="Arial" w:hAnsi="Arial" w:cs="Arial"/>
+          <w:sz w:val="22"/>
+          <w:szCs w:val="22"/>
+          <w:lang w:val="en-US"/>
+        </w:rPr>
+        <w:t>kode_klasifikasi</w:t>
+      </w:r>
+      <w:proofErr w:type="spellEnd"/>
+      <w:r>
+        <w:rPr>
+          <w:rFonts w:ascii="Arial" w:eastAsia="Arial" w:hAnsi="Arial" w:cs="Arial"/>
+          <w:sz w:val="22"/>
+          <w:szCs w:val="22"/>
+          <w:lang w:val="en-US"/>
+        </w:rPr>
+        <w:t>}</w:t>
       </w:r>
       <w:r>
         <w:rPr>
@@ -273,7 +293,27 @@
           <w:szCs w:val="22"/>
           <w:lang w:val="en-US"/>
         </w:rPr>
-        <w:t>{kode_pokja}</w:t>
+        <w:t>{</w:t>
+      </w:r>
+      <w:proofErr w:type="spellStart"/>
+      <w:r>
+        <w:rPr>
+          <w:rFonts w:ascii="Arial" w:eastAsia="Arial" w:hAnsi="Arial" w:cs="Arial"/>
+          <w:sz w:val="22"/>
+          <w:szCs w:val="22"/>
+          <w:lang w:val="en-US"/>
+        </w:rPr>
+        <w:t>kode_pokja</w:t>
+      </w:r>
+      <w:proofErr w:type="spellEnd"/>
+      <w:r>
+        <w:rPr>
+          <w:rFonts w:ascii="Arial" w:eastAsia="Arial" w:hAnsi="Arial" w:cs="Arial"/>
+          <w:sz w:val="22"/>
+          <w:szCs w:val="22"/>
+          <w:lang w:val="en-US"/>
+        </w:rPr>
+        <w:t>}</w:t>
       </w:r>
       <w:r>
         <w:rPr>
@@ -448,6 +488,7 @@
         </w:rPr>
         <w:t>_</w:t>
       </w:r>
+      <w:proofErr w:type="spellStart"/>
       <w:r>
         <w:rPr>
           <w:rFonts w:ascii="Arial" w:eastAsia="Arial" w:hAnsi="Arial" w:cs="Arial"/>
@@ -461,6 +502,7 @@
         </w:rPr>
         <w:t>reviu</w:t>
       </w:r>
+      <w:proofErr w:type="spellEnd"/>
       <w:r>
         <w:rPr>
           <w:rFonts w:ascii="Arial" w:eastAsia="Arial" w:hAnsi="Arial" w:cs="Arial"/>
@@ -560,6 +602,7 @@
         </w:rPr>
         <w:t>{tanggal_</w:t>
       </w:r>
+      <w:proofErr w:type="spellStart"/>
       <w:r>
         <w:rPr>
           <w:rFonts w:ascii="Arial" w:eastAsia="Arial" w:hAnsi="Arial" w:cs="Arial"/>
@@ -570,8 +613,9 @@
           <w:szCs w:val="22"/>
           <w:lang w:val="en-US"/>
         </w:rPr>
-        <w:t>sebut_</w:t>
-      </w:r>
+        <w:t>sebut</w:t>
+      </w:r>
+      <w:proofErr w:type="spellEnd"/>
       <w:r>
         <w:rPr>
           <w:rFonts w:ascii="Arial" w:eastAsia="Arial" w:hAnsi="Arial" w:cs="Arial"/>
@@ -580,9 +624,11 @@
           <w:spacing w:val="5"/>
           <w:sz w:val="22"/>
           <w:szCs w:val="22"/>
-        </w:rPr>
-        <w:t>reviu</w:t>
-      </w:r>
+          <w:lang w:val="en-US"/>
+        </w:rPr>
+        <w:t>_</w:t>
+      </w:r>
+      <w:proofErr w:type="spellStart"/>
       <w:r>
         <w:rPr>
           <w:rFonts w:ascii="Arial" w:eastAsia="Arial" w:hAnsi="Arial" w:cs="Arial"/>
@@ -592,8 +638,9 @@
           <w:sz w:val="22"/>
           <w:szCs w:val="22"/>
         </w:rPr>
-        <w:t>}</w:t>
-      </w:r>
+        <w:t>reviu</w:t>
+      </w:r>
+      <w:proofErr w:type="spellEnd"/>
       <w:r>
         <w:rPr>
           <w:rFonts w:ascii="Arial" w:eastAsia="Arial" w:hAnsi="Arial" w:cs="Arial"/>
@@ -603,6 +650,17 @@
           <w:sz w:val="22"/>
           <w:szCs w:val="22"/>
         </w:rPr>
+        <w:t>}</w:t>
+      </w:r>
+      <w:r>
+        <w:rPr>
+          <w:rFonts w:ascii="Arial" w:eastAsia="Arial" w:hAnsi="Arial" w:cs="Arial"/>
+          <w:b/>
+          <w:bCs/>
+          <w:spacing w:val="5"/>
+          <w:sz w:val="22"/>
+          <w:szCs w:val="22"/>
+        </w:rPr>
         <w:t xml:space="preserve"> </w:t>
       </w:r>
       <w:r>
@@ -669,6 +727,7 @@
         </w:rPr>
         <w:t>{bulan_</w:t>
       </w:r>
+      <w:proofErr w:type="spellStart"/>
       <w:r>
         <w:rPr>
           <w:rFonts w:ascii="Arial" w:eastAsia="Arial" w:hAnsi="Arial" w:cs="Arial"/>
@@ -679,8 +738,9 @@
           <w:szCs w:val="22"/>
           <w:lang w:val="en-US"/>
         </w:rPr>
-        <w:t>sebut_</w:t>
-      </w:r>
+        <w:t>sebut</w:t>
+      </w:r>
+      <w:proofErr w:type="spellEnd"/>
       <w:r>
         <w:rPr>
           <w:rFonts w:ascii="Arial" w:eastAsia="Arial" w:hAnsi="Arial" w:cs="Arial"/>
@@ -689,9 +749,11 @@
           <w:spacing w:val="6"/>
           <w:sz w:val="22"/>
           <w:szCs w:val="22"/>
-        </w:rPr>
-        <w:t>reviu</w:t>
-      </w:r>
+          <w:lang w:val="en-US"/>
+        </w:rPr>
+        <w:t>_</w:t>
+      </w:r>
+      <w:proofErr w:type="spellStart"/>
       <w:r>
         <w:rPr>
           <w:rFonts w:ascii="Arial" w:eastAsia="Arial" w:hAnsi="Arial" w:cs="Arial"/>
@@ -701,8 +763,9 @@
           <w:sz w:val="22"/>
           <w:szCs w:val="22"/>
         </w:rPr>
-        <w:t>}</w:t>
-      </w:r>
+        <w:t>reviu</w:t>
+      </w:r>
+      <w:proofErr w:type="spellEnd"/>
       <w:r>
         <w:rPr>
           <w:rFonts w:ascii="Arial" w:eastAsia="Arial" w:hAnsi="Arial" w:cs="Arial"/>
@@ -712,6 +775,17 @@
           <w:sz w:val="22"/>
           <w:szCs w:val="22"/>
         </w:rPr>
+        <w:t>}</w:t>
+      </w:r>
+      <w:r>
+        <w:rPr>
+          <w:rFonts w:ascii="Arial" w:eastAsia="Arial" w:hAnsi="Arial" w:cs="Arial"/>
+          <w:b/>
+          <w:bCs/>
+          <w:spacing w:val="6"/>
+          <w:sz w:val="22"/>
+          <w:szCs w:val="22"/>
+        </w:rPr>
         <w:t xml:space="preserve"> </w:t>
       </w:r>
       <w:r>
@@ -769,6 +843,7 @@
         </w:rPr>
         <w:t>{tahun_</w:t>
       </w:r>
+      <w:proofErr w:type="spellStart"/>
       <w:r>
         <w:rPr>
           <w:rFonts w:ascii="Arial" w:eastAsia="Arial" w:hAnsi="Arial" w:cs="Arial"/>
@@ -779,8 +854,9 @@
           <w:szCs w:val="22"/>
           <w:lang w:val="en-US"/>
         </w:rPr>
-        <w:t>sebut_</w:t>
-      </w:r>
+        <w:t>sebut</w:t>
+      </w:r>
+      <w:proofErr w:type="spellEnd"/>
       <w:r>
         <w:rPr>
           <w:rFonts w:ascii="Arial" w:eastAsia="Arial" w:hAnsi="Arial" w:cs="Arial"/>
@@ -789,9 +865,11 @@
           <w:spacing w:val="1"/>
           <w:sz w:val="22"/>
           <w:szCs w:val="22"/>
-        </w:rPr>
-        <w:t>reviu</w:t>
-      </w:r>
+          <w:lang w:val="en-US"/>
+        </w:rPr>
+        <w:t>_</w:t>
+      </w:r>
+      <w:proofErr w:type="spellStart"/>
       <w:r>
         <w:rPr>
           <w:rFonts w:ascii="Arial" w:eastAsia="Arial" w:hAnsi="Arial" w:cs="Arial"/>
@@ -801,8 +879,9 @@
           <w:sz w:val="22"/>
           <w:szCs w:val="22"/>
         </w:rPr>
-        <w:t>}</w:t>
-      </w:r>
+        <w:t>reviu</w:t>
+      </w:r>
+      <w:proofErr w:type="spellEnd"/>
       <w:r>
         <w:rPr>
           <w:rFonts w:ascii="Arial" w:eastAsia="Arial" w:hAnsi="Arial" w:cs="Arial"/>
@@ -812,6 +891,17 @@
           <w:sz w:val="22"/>
           <w:szCs w:val="22"/>
         </w:rPr>
+        <w:t>}</w:t>
+      </w:r>
+      <w:r>
+        <w:rPr>
+          <w:rFonts w:ascii="Arial" w:eastAsia="Arial" w:hAnsi="Arial" w:cs="Arial"/>
+          <w:b/>
+          <w:bCs/>
+          <w:spacing w:val="1"/>
+          <w:sz w:val="22"/>
+          <w:szCs w:val="22"/>
+        </w:rPr>
         <w:t xml:space="preserve"> </w:t>
       </w:r>
       <w:r>
@@ -955,6 +1045,7 @@
         </w:rPr>
         <w:t xml:space="preserve"> </w:t>
       </w:r>
+      <w:proofErr w:type="spellStart"/>
       <w:r>
         <w:rPr>
           <w:rFonts w:ascii="Arial" w:eastAsia="Arial" w:hAnsi="Arial" w:cs="Arial"/>
@@ -962,7 +1053,17 @@
           <w:sz w:val="22"/>
           <w:szCs w:val="22"/>
         </w:rPr>
-        <w:t xml:space="preserve">reviu </w:t>
+        <w:t>reviu</w:t>
+      </w:r>
+      <w:proofErr w:type="spellEnd"/>
+      <w:r>
+        <w:rPr>
+          <w:rFonts w:ascii="Arial" w:eastAsia="Arial" w:hAnsi="Arial" w:cs="Arial"/>
+          <w:spacing w:val="-2"/>
+          <w:sz w:val="22"/>
+          <w:szCs w:val="22"/>
+        </w:rPr>
+        <w:t xml:space="preserve"> </w:t>
       </w:r>
       <w:r>
         <w:rPr>
@@ -1137,7 +1238,31 @@
           <w:sz w:val="22"/>
           <w:szCs w:val="22"/>
         </w:rPr>
-        <w:t xml:space="preserve">{kode_pokja} </w:t>
+        <w:t>{</w:t>
+      </w:r>
+      <w:proofErr w:type="spellStart"/>
+      <w:r>
+        <w:rPr>
+          <w:rFonts w:ascii="Arial" w:eastAsia="Arial" w:hAnsi="Arial" w:cs="Arial"/>
+          <w:b/>
+          <w:bCs/>
+          <w:spacing w:val="2"/>
+          <w:sz w:val="22"/>
+          <w:szCs w:val="22"/>
+        </w:rPr>
+        <w:t>kode_pokja</w:t>
+      </w:r>
+      <w:proofErr w:type="spellEnd"/>
+      <w:r>
+        <w:rPr>
+          <w:rFonts w:ascii="Arial" w:eastAsia="Arial" w:hAnsi="Arial" w:cs="Arial"/>
+          <w:b/>
+          <w:bCs/>
+          <w:spacing w:val="2"/>
+          <w:sz w:val="22"/>
+          <w:szCs w:val="22"/>
+        </w:rPr>
+        <w:t xml:space="preserve">} </w:t>
       </w:r>
       <w:r>
         <w:rPr>
@@ -1264,7 +1389,29 @@
           <w:sz w:val="22"/>
           <w:szCs w:val="22"/>
         </w:rPr>
-        <w:t>{tahun_anggaran}</w:t>
+        <w:t>{</w:t>
+      </w:r>
+      <w:proofErr w:type="spellStart"/>
+      <w:r>
+        <w:rPr>
+          <w:rFonts w:ascii="Arial" w:eastAsia="Arial" w:hAnsi="Arial" w:cs="Arial"/>
+          <w:b/>
+          <w:bCs/>
+          <w:sz w:val="22"/>
+          <w:szCs w:val="22"/>
+        </w:rPr>
+        <w:t>tahun_anggaran</w:t>
+      </w:r>
+      <w:proofErr w:type="spellEnd"/>
+      <w:r>
+        <w:rPr>
+          <w:rFonts w:ascii="Arial" w:eastAsia="Arial" w:hAnsi="Arial" w:cs="Arial"/>
+          <w:b/>
+          <w:bCs/>
+          <w:sz w:val="22"/>
+          <w:szCs w:val="22"/>
+        </w:rPr>
+        <w:t>}</w:t>
       </w:r>
       <w:r>
         <w:rPr>
@@ -1509,7 +1656,25 @@
                 <w:sz w:val="22"/>
                 <w:szCs w:val="22"/>
               </w:rPr>
-              <w:t>{nama_paket}</w:t>
+              <w:t>{</w:t>
+            </w:r>
+            <w:proofErr w:type="spellStart"/>
+            <w:r>
+              <w:rPr>
+                <w:rFonts w:ascii="Arial" w:hAnsi="Arial" w:cs="Arial"/>
+                <w:sz w:val="22"/>
+                <w:szCs w:val="22"/>
+              </w:rPr>
+              <w:t>nama_paket</w:t>
+            </w:r>
+            <w:proofErr w:type="spellEnd"/>
+            <w:r>
+              <w:rPr>
+                <w:rFonts w:ascii="Arial" w:hAnsi="Arial" w:cs="Arial"/>
+                <w:sz w:val="22"/>
+                <w:szCs w:val="22"/>
+              </w:rPr>
+              <w:t>}</w:t>
             </w:r>
           </w:p>
         </w:tc>
@@ -1613,7 +1778,29 @@
                 <w:szCs w:val="22"/>
                 <w:lang w:val="ms-MY"/>
               </w:rPr>
-              <w:t>{satuan_kerja}</w:t>
+              <w:t>{</w:t>
+            </w:r>
+            <w:proofErr w:type="spellStart"/>
+            <w:r>
+              <w:rPr>
+                <w:rFonts w:ascii="Arial" w:eastAsia="Arial" w:hAnsi="Arial" w:cs="Arial"/>
+                <w:spacing w:val="-2"/>
+                <w:sz w:val="22"/>
+                <w:szCs w:val="22"/>
+                <w:lang w:val="ms-MY"/>
+              </w:rPr>
+              <w:t>satuan_kerja</w:t>
+            </w:r>
+            <w:proofErr w:type="spellEnd"/>
+            <w:r>
+              <w:rPr>
+                <w:rFonts w:ascii="Arial" w:eastAsia="Arial" w:hAnsi="Arial" w:cs="Arial"/>
+                <w:spacing w:val="-2"/>
+                <w:sz w:val="22"/>
+                <w:szCs w:val="22"/>
+                <w:lang w:val="ms-MY"/>
+              </w:rPr>
+              <w:t>}</w:t>
             </w:r>
           </w:p>
         </w:tc>
@@ -1719,6 +1906,7 @@
               </w:rPr>
               <w:t>{</w:t>
             </w:r>
+            <w:proofErr w:type="spellStart"/>
             <w:r>
               <w:rPr>
                 <w:rFonts w:ascii="Arial" w:eastAsia="Arial" w:hAnsi="Arial" w:cs="Arial"/>
@@ -1729,6 +1917,7 @@
               </w:rPr>
               <w:t>ppk</w:t>
             </w:r>
+            <w:proofErr w:type="spellEnd"/>
             <w:r>
               <w:rPr>
                 <w:rFonts w:ascii="Arial" w:eastAsia="Arial" w:hAnsi="Arial" w:cs="Arial"/>
@@ -1838,7 +2027,25 @@
                 <w:sz w:val="22"/>
                 <w:szCs w:val="22"/>
               </w:rPr>
-              <w:t>{jenis_pengadaan}</w:t>
+              <w:t>{</w:t>
+            </w:r>
+            <w:proofErr w:type="spellStart"/>
+            <w:r>
+              <w:rPr>
+                <w:rFonts w:ascii="Arial" w:hAnsi="Arial" w:cs="Arial"/>
+                <w:sz w:val="22"/>
+                <w:szCs w:val="22"/>
+              </w:rPr>
+              <w:t>jenis_pengadaan</w:t>
+            </w:r>
+            <w:proofErr w:type="spellEnd"/>
+            <w:r>
+              <w:rPr>
+                <w:rFonts w:ascii="Arial" w:hAnsi="Arial" w:cs="Arial"/>
+                <w:sz w:val="22"/>
+                <w:szCs w:val="22"/>
+              </w:rPr>
+              <w:t>}</w:t>
             </w:r>
           </w:p>
         </w:tc>
@@ -1939,6 +2146,7 @@
               </w:rPr>
               <w:t>{metode_</w:t>
             </w:r>
+            <w:proofErr w:type="spellStart"/>
             <w:r>
               <w:rPr>
                 <w:rFonts w:ascii="Arial" w:hAnsi="Arial" w:cs="Arial"/>
@@ -1948,6 +2156,7 @@
               </w:rPr>
               <w:t>pemilihan</w:t>
             </w:r>
+            <w:proofErr w:type="spellEnd"/>
             <w:r>
               <w:rPr>
                 <w:rFonts w:ascii="Arial" w:hAnsi="Arial" w:cs="Arial"/>
@@ -2056,7 +2265,25 @@
                 <w:sz w:val="22"/>
                 <w:szCs w:val="22"/>
               </w:rPr>
-              <w:t>{tahun_anggaran}</w:t>
+              <w:t>{</w:t>
+            </w:r>
+            <w:proofErr w:type="spellStart"/>
+            <w:r>
+              <w:rPr>
+                <w:rFonts w:ascii="Arial" w:hAnsi="Arial" w:cs="Arial"/>
+                <w:sz w:val="22"/>
+                <w:szCs w:val="22"/>
+              </w:rPr>
+              <w:t>tahun_anggaran</w:t>
+            </w:r>
+            <w:proofErr w:type="spellEnd"/>
+            <w:r>
+              <w:rPr>
+                <w:rFonts w:ascii="Arial" w:hAnsi="Arial" w:cs="Arial"/>
+                <w:sz w:val="22"/>
+                <w:szCs w:val="22"/>
+              </w:rPr>
+              <w:t>}</w:t>
             </w:r>
           </w:p>
         </w:tc>
@@ -2152,7 +2379,16 @@
                 <w:sz w:val="22"/>
                 <w:szCs w:val="22"/>
               </w:rPr>
-              <w:t>{nilai_</w:t>
+              <w:t>{</w:t>
+            </w:r>
+            <w:proofErr w:type="spellStart"/>
+            <w:r>
+              <w:rPr>
+                <w:rFonts w:ascii="Arial" w:hAnsi="Arial" w:cs="Arial"/>
+                <w:sz w:val="22"/>
+                <w:szCs w:val="22"/>
+              </w:rPr>
+              <w:t>nilai_</w:t>
             </w:r>
             <w:r>
               <w:rPr>
@@ -2162,6 +2398,7 @@
               </w:rPr>
               <w:t>pagu</w:t>
             </w:r>
+            <w:proofErr w:type="spellEnd"/>
             <w:r>
               <w:rPr>
                 <w:rFonts w:ascii="Arial" w:hAnsi="Arial" w:cs="Arial"/>
@@ -2185,7 +2422,16 @@
                 <w:sz w:val="22"/>
                 <w:szCs w:val="22"/>
               </w:rPr>
-              <w:t>({terbilang_</w:t>
+              <w:t>({</w:t>
+            </w:r>
+            <w:proofErr w:type="spellStart"/>
+            <w:r>
+              <w:rPr>
+                <w:rFonts w:ascii="Arial" w:hAnsi="Arial" w:cs="Arial"/>
+                <w:sz w:val="22"/>
+                <w:szCs w:val="22"/>
+              </w:rPr>
+              <w:t>terbilang_</w:t>
             </w:r>
             <w:r>
               <w:rPr>
@@ -2195,6 +2441,7 @@
               </w:rPr>
               <w:t>pagu</w:t>
             </w:r>
+            <w:proofErr w:type="spellEnd"/>
             <w:r>
               <w:rPr>
                 <w:rFonts w:ascii="Arial" w:hAnsi="Arial" w:cs="Arial"/>
@@ -2312,7 +2559,16 @@
                 <w:sz w:val="22"/>
                 <w:szCs w:val="22"/>
               </w:rPr>
-              <w:t>{nilai_</w:t>
+              <w:t>{</w:t>
+            </w:r>
+            <w:proofErr w:type="spellStart"/>
+            <w:r>
+              <w:rPr>
+                <w:rFonts w:ascii="Arial" w:hAnsi="Arial" w:cs="Arial"/>
+                <w:sz w:val="22"/>
+                <w:szCs w:val="22"/>
+              </w:rPr>
+              <w:t>nilai_</w:t>
             </w:r>
             <w:r>
               <w:rPr>
@@ -2322,6 +2578,7 @@
               </w:rPr>
               <w:t>hps</w:t>
             </w:r>
+            <w:proofErr w:type="spellEnd"/>
             <w:r>
               <w:rPr>
                 <w:rFonts w:ascii="Arial" w:hAnsi="Arial" w:cs="Arial"/>
@@ -2350,7 +2607,16 @@
                 <w:sz w:val="22"/>
                 <w:szCs w:val="22"/>
               </w:rPr>
-              <w:t>({terbilang_</w:t>
+              <w:t>({</w:t>
+            </w:r>
+            <w:proofErr w:type="spellStart"/>
+            <w:r>
+              <w:rPr>
+                <w:rFonts w:ascii="Arial" w:hAnsi="Arial" w:cs="Arial"/>
+                <w:sz w:val="22"/>
+                <w:szCs w:val="22"/>
+              </w:rPr>
+              <w:t>terbilang_</w:t>
             </w:r>
             <w:r>
               <w:rPr>
@@ -2360,6 +2626,7 @@
               </w:rPr>
               <w:t>hps</w:t>
             </w:r>
+            <w:proofErr w:type="spellEnd"/>
             <w:r>
               <w:rPr>
                 <w:rFonts w:ascii="Arial" w:hAnsi="Arial" w:cs="Arial"/>
@@ -2482,6 +2749,7 @@
         </w:rPr>
         <w:t xml:space="preserve"> </w:t>
       </w:r>
+      <w:proofErr w:type="spellStart"/>
       <w:r>
         <w:rPr>
           <w:rFonts w:ascii="Arial" w:eastAsia="Arial" w:hAnsi="Arial" w:cs="Arial"/>
@@ -2493,6 +2761,7 @@
         </w:rPr>
         <w:t>Reviu</w:t>
       </w:r>
+      <w:proofErr w:type="spellEnd"/>
       <w:r>
         <w:rPr>
           <w:rFonts w:ascii="Arial" w:eastAsia="Arial" w:hAnsi="Arial" w:cs="Arial"/>
@@ -4418,14 +4687,31 @@
           <w:sz w:val="22"/>
           <w:szCs w:val="22"/>
         </w:rPr>
-        <w:t>Standar Operasional Prosedur Nomor 13/SOP.04/2024 tanggal 15 Juli 2024 tentang Reviu Dokumen Persiapan Pengadaan dan Penyiapan Dokumen Pemilihan;</w:t>
+        <w:t xml:space="preserve">Standar Operasional Prosedur Nomor 13/SOP.04/2024 tanggal 15 Juli 2024 tentang </w:t>
+      </w:r>
+      <w:proofErr w:type="spellStart"/>
+      <w:r>
+        <w:rPr>
+          <w:rFonts w:ascii="Arial" w:eastAsia="Arial" w:hAnsi="Arial" w:cs="Arial"/>
+          <w:sz w:val="22"/>
+          <w:szCs w:val="22"/>
+        </w:rPr>
+        <w:t>Reviu</w:t>
+      </w:r>
+      <w:proofErr w:type="spellEnd"/>
+      <w:r>
+        <w:rPr>
+          <w:rFonts w:ascii="Arial" w:eastAsia="Arial" w:hAnsi="Arial" w:cs="Arial"/>
+          <w:sz w:val="22"/>
+          <w:szCs w:val="22"/>
+        </w:rPr>
+        <w:t xml:space="preserve"> Dokumen Persiapan Pengadaan dan Penyiapan Dokumen Pemilihan;</w:t>
       </w:r>
     </w:p>
     <w:p>
       <w:pPr>
-        <w:pStyle w:val="ListParagraph"/>
         <w:spacing w:before="2" w:line="276" w:lineRule="auto"/>
-        <w:ind w:left="927" w:right="28"/>
+        <w:ind w:right="28"/>
         <w:jc w:val="both"/>
         <w:rPr>
           <w:rFonts w:ascii="Arial" w:eastAsia="Arial" w:hAnsi="Arial" w:cs="Arial"/>
@@ -4436,9 +4722,20 @@
     </w:p>
     <w:p>
       <w:pPr>
-        <w:pStyle w:val="ListParagraph"/>
         <w:spacing w:before="2" w:line="276" w:lineRule="auto"/>
-        <w:ind w:left="927" w:right="28"/>
+        <w:ind w:right="28"/>
+        <w:jc w:val="both"/>
+        <w:rPr>
+          <w:rFonts w:ascii="Arial" w:eastAsia="Arial" w:hAnsi="Arial" w:cs="Arial"/>
+          <w:sz w:val="22"/>
+          <w:szCs w:val="22"/>
+        </w:rPr>
+      </w:pPr>
+    </w:p>
+    <w:p>
+      <w:pPr>
+        <w:spacing w:before="2" w:line="276" w:lineRule="auto"/>
+        <w:ind w:right="28"/>
         <w:jc w:val="both"/>
         <w:rPr>
           <w:rFonts w:ascii="Arial" w:eastAsia="Arial" w:hAnsi="Arial" w:cs="Arial"/>
@@ -4728,7 +5025,25 @@
           <w:sz w:val="22"/>
           <w:szCs w:val="22"/>
         </w:rPr>
-        <w:t>{nomor_sk_pokja}</w:t>
+        <w:t>{</w:t>
+      </w:r>
+      <w:proofErr w:type="spellStart"/>
+      <w:r>
+        <w:rPr>
+          <w:rFonts w:ascii="Arial" w:eastAsia="Arial" w:hAnsi="Arial" w:cs="Arial"/>
+          <w:sz w:val="22"/>
+          <w:szCs w:val="22"/>
+        </w:rPr>
+        <w:t>nomor_sk_pokja</w:t>
+      </w:r>
+      <w:proofErr w:type="spellEnd"/>
+      <w:r>
+        <w:rPr>
+          <w:rFonts w:ascii="Arial" w:eastAsia="Arial" w:hAnsi="Arial" w:cs="Arial"/>
+          <w:sz w:val="22"/>
+          <w:szCs w:val="22"/>
+        </w:rPr>
+        <w:t>}</w:t>
       </w:r>
       <w:r>
         <w:rPr>
@@ -4799,6 +5114,7 @@
         </w:rPr>
         <w:t>{</w:t>
       </w:r>
+      <w:proofErr w:type="spellStart"/>
       <w:r>
         <w:rPr>
           <w:rFonts w:ascii="Arial" w:eastAsia="Arial" w:hAnsi="Arial" w:cs="Arial"/>
@@ -4813,7 +5129,16 @@
           <w:sz w:val="22"/>
           <w:szCs w:val="22"/>
         </w:rPr>
-        <w:t>_sk_pokja}</w:t>
+        <w:t>_sk_pokja</w:t>
+      </w:r>
+      <w:proofErr w:type="spellEnd"/>
+      <w:r>
+        <w:rPr>
+          <w:rFonts w:ascii="Arial" w:eastAsia="Arial" w:hAnsi="Arial" w:cs="Arial"/>
+          <w:sz w:val="22"/>
+          <w:szCs w:val="22"/>
+        </w:rPr>
+        <w:t>}</w:t>
       </w:r>
       <w:r>
         <w:rPr>
@@ -5078,8 +5403,9 @@
           <w:sz w:val="22"/>
           <w:szCs w:val="22"/>
         </w:rPr>
-        <w:t>{kode_pokja}</w:t>
-      </w:r>
+        <w:t>{</w:t>
+      </w:r>
+      <w:proofErr w:type="spellStart"/>
       <w:r>
         <w:rPr>
           <w:rFonts w:ascii="Arial" w:eastAsia="Arial" w:hAnsi="Arial" w:cs="Arial"/>
@@ -5087,6 +5413,25 @@
           <w:sz w:val="22"/>
           <w:szCs w:val="22"/>
         </w:rPr>
+        <w:t>kode_pokja</w:t>
+      </w:r>
+      <w:proofErr w:type="spellEnd"/>
+      <w:r>
+        <w:rPr>
+          <w:rFonts w:ascii="Arial" w:eastAsia="Arial" w:hAnsi="Arial" w:cs="Arial"/>
+          <w:spacing w:val="-2"/>
+          <w:sz w:val="22"/>
+          <w:szCs w:val="22"/>
+        </w:rPr>
+        <w:t>}</w:t>
+      </w:r>
+      <w:r>
+        <w:rPr>
+          <w:rFonts w:ascii="Arial" w:eastAsia="Arial" w:hAnsi="Arial" w:cs="Arial"/>
+          <w:spacing w:val="-2"/>
+          <w:sz w:val="22"/>
+          <w:szCs w:val="22"/>
+        </w:rPr>
         <w:t xml:space="preserve"> BP2JK Wilayah Kalimantan Selatan Kementerian Pekerjaan Umum Tahun Anggaran </w:t>
       </w:r>
       <w:r>
@@ -5096,7 +5441,27 @@
           <w:sz w:val="22"/>
           <w:szCs w:val="22"/>
         </w:rPr>
-        <w:t>{tahun_anggaran}</w:t>
+        <w:t>{</w:t>
+      </w:r>
+      <w:proofErr w:type="spellStart"/>
+      <w:r>
+        <w:rPr>
+          <w:rFonts w:ascii="Arial" w:eastAsia="Arial" w:hAnsi="Arial" w:cs="Arial"/>
+          <w:spacing w:val="-2"/>
+          <w:sz w:val="22"/>
+          <w:szCs w:val="22"/>
+        </w:rPr>
+        <w:t>tahun_anggaran</w:t>
+      </w:r>
+      <w:proofErr w:type="spellEnd"/>
+      <w:r>
+        <w:rPr>
+          <w:rFonts w:ascii="Arial" w:eastAsia="Arial" w:hAnsi="Arial" w:cs="Arial"/>
+          <w:spacing w:val="-2"/>
+          <w:sz w:val="22"/>
+          <w:szCs w:val="22"/>
+        </w:rPr>
+        <w:t>}</w:t>
       </w:r>
       <w:r>
         <w:rPr>
@@ -5358,7 +5723,16 @@
           <w:sz w:val="22"/>
           <w:szCs w:val="22"/>
         </w:rPr>
-        <w:t>{nomor_sk_</w:t>
+        <w:t>{</w:t>
+      </w:r>
+      <w:proofErr w:type="spellStart"/>
+      <w:r>
+        <w:rPr>
+          <w:rFonts w:ascii="Arial" w:eastAsia="Arial" w:hAnsi="Arial" w:cs="Arial"/>
+          <w:sz w:val="22"/>
+          <w:szCs w:val="22"/>
+        </w:rPr>
+        <w:t>nomor_sk_</w:t>
       </w:r>
       <w:r>
         <w:rPr>
@@ -5368,6 +5742,7 @@
         </w:rPr>
         <w:t>timlak</w:t>
       </w:r>
+      <w:proofErr w:type="spellEnd"/>
       <w:r>
         <w:rPr>
           <w:rFonts w:ascii="Arial" w:eastAsia="Arial" w:hAnsi="Arial" w:cs="Arial"/>
@@ -5445,6 +5820,7 @@
         </w:rPr>
         <w:t>{</w:t>
       </w:r>
+      <w:proofErr w:type="spellStart"/>
       <w:r>
         <w:rPr>
           <w:rFonts w:ascii="Arial" w:eastAsia="Arial" w:hAnsi="Arial" w:cs="Arial"/>
@@ -5469,6 +5845,7 @@
         </w:rPr>
         <w:t>timlak</w:t>
       </w:r>
+      <w:proofErr w:type="spellEnd"/>
       <w:r>
         <w:rPr>
           <w:rFonts w:ascii="Arial" w:eastAsia="Arial" w:hAnsi="Arial" w:cs="Arial"/>
@@ -5616,8 +5993,9 @@
           <w:sz w:val="22"/>
           <w:szCs w:val="22"/>
         </w:rPr>
-        <w:t>{kode_pok</w:t>
-      </w:r>
+        <w:t>{</w:t>
+      </w:r>
+      <w:proofErr w:type="spellStart"/>
       <w:r>
         <w:rPr>
           <w:rFonts w:ascii="Arial" w:eastAsia="Arial" w:hAnsi="Arial" w:cs="Arial"/>
@@ -5625,8 +6003,18 @@
           <w:sz w:val="22"/>
           <w:szCs w:val="22"/>
         </w:rPr>
+        <w:t>kode_pok</w:t>
+      </w:r>
+      <w:r>
+        <w:rPr>
+          <w:rFonts w:ascii="Arial" w:eastAsia="Arial" w:hAnsi="Arial" w:cs="Arial"/>
+          <w:spacing w:val="3"/>
+          <w:sz w:val="22"/>
+          <w:szCs w:val="22"/>
+        </w:rPr>
         <w:t>ja</w:t>
       </w:r>
+      <w:proofErr w:type="spellEnd"/>
       <w:r>
         <w:rPr>
           <w:rFonts w:ascii="Arial" w:eastAsia="Arial" w:hAnsi="Arial" w:cs="Arial"/>
@@ -5645,6 +6033,7 @@
         </w:rPr>
         <w:t xml:space="preserve"> BP2JK Wilayah </w:t>
       </w:r>
+      <w:proofErr w:type="spellStart"/>
       <w:r>
         <w:rPr>
           <w:rFonts w:ascii="Arial" w:eastAsia="Arial" w:hAnsi="Arial" w:cs="Arial"/>
@@ -5652,8 +6041,9 @@
           <w:sz w:val="22"/>
           <w:szCs w:val="22"/>
         </w:rPr>
-        <w:t xml:space="preserve">Wilayah Kalimantan Selatan Kementerian Pekerjaan Umum Tahun Anggaran </w:t>
-      </w:r>
+        <w:t>Wilayah</w:t>
+      </w:r>
+      <w:proofErr w:type="spellEnd"/>
       <w:r>
         <w:rPr>
           <w:rFonts w:ascii="Arial" w:eastAsia="Arial" w:hAnsi="Arial" w:cs="Arial"/>
@@ -5661,7 +6051,36 @@
           <w:sz w:val="22"/>
           <w:szCs w:val="22"/>
         </w:rPr>
-        <w:t>{tahun_anggaran}</w:t>
+        <w:t xml:space="preserve"> Kalimantan Selatan Kementerian Pekerjaan Umum Tahun Anggaran </w:t>
+      </w:r>
+      <w:r>
+        <w:rPr>
+          <w:rFonts w:ascii="Arial" w:eastAsia="Arial" w:hAnsi="Arial" w:cs="Arial"/>
+          <w:spacing w:val="-2"/>
+          <w:sz w:val="22"/>
+          <w:szCs w:val="22"/>
+        </w:rPr>
+        <w:t>{</w:t>
+      </w:r>
+      <w:proofErr w:type="spellStart"/>
+      <w:r>
+        <w:rPr>
+          <w:rFonts w:ascii="Arial" w:eastAsia="Arial" w:hAnsi="Arial" w:cs="Arial"/>
+          <w:spacing w:val="-2"/>
+          <w:sz w:val="22"/>
+          <w:szCs w:val="22"/>
+        </w:rPr>
+        <w:t>tahun_anggaran</w:t>
+      </w:r>
+      <w:proofErr w:type="spellEnd"/>
+      <w:r>
+        <w:rPr>
+          <w:rFonts w:ascii="Arial" w:eastAsia="Arial" w:hAnsi="Arial" w:cs="Arial"/>
+          <w:spacing w:val="-2"/>
+          <w:sz w:val="22"/>
+          <w:szCs w:val="22"/>
+        </w:rPr>
+        <w:t>}</w:t>
       </w:r>
       <w:r>
         <w:rPr>
@@ -5704,15 +6123,51 @@
           <w:sz w:val="22"/>
           <w:szCs w:val="22"/>
         </w:rPr>
-        <w:t xml:space="preserve">Undangan Rapat Pembahasan Reviu Dokumen Persiapan Pengadaan dan Penyiapan Dokumen Pemilihan Nomor </w:t>
-      </w:r>
-      <w:r>
-        <w:rPr>
-          <w:rFonts w:ascii="Arial" w:eastAsia="Arial" w:hAnsi="Arial" w:cs="Arial"/>
-          <w:sz w:val="22"/>
-          <w:szCs w:val="22"/>
-        </w:rPr>
-        <w:t>{nomor_undangan_rapat}</w:t>
+        <w:t xml:space="preserve">Undangan Rapat Pembahasan </w:t>
+      </w:r>
+      <w:proofErr w:type="spellStart"/>
+      <w:r>
+        <w:rPr>
+          <w:rFonts w:ascii="Arial" w:eastAsia="Arial" w:hAnsi="Arial" w:cs="Arial"/>
+          <w:sz w:val="22"/>
+          <w:szCs w:val="22"/>
+        </w:rPr>
+        <w:t>Reviu</w:t>
+      </w:r>
+      <w:proofErr w:type="spellEnd"/>
+      <w:r>
+        <w:rPr>
+          <w:rFonts w:ascii="Arial" w:eastAsia="Arial" w:hAnsi="Arial" w:cs="Arial"/>
+          <w:sz w:val="22"/>
+          <w:szCs w:val="22"/>
+        </w:rPr>
+        <w:t xml:space="preserve"> Dokumen Persiapan Pengadaan dan Penyiapan Dokumen Pemilihan Nomor </w:t>
+      </w:r>
+      <w:r>
+        <w:rPr>
+          <w:rFonts w:ascii="Arial" w:eastAsia="Arial" w:hAnsi="Arial" w:cs="Arial"/>
+          <w:sz w:val="22"/>
+          <w:szCs w:val="22"/>
+        </w:rPr>
+        <w:t>{</w:t>
+      </w:r>
+      <w:proofErr w:type="spellStart"/>
+      <w:r>
+        <w:rPr>
+          <w:rFonts w:ascii="Arial" w:eastAsia="Arial" w:hAnsi="Arial" w:cs="Arial"/>
+          <w:sz w:val="22"/>
+          <w:szCs w:val="22"/>
+        </w:rPr>
+        <w:t>nomor_undangan_rapat</w:t>
+      </w:r>
+      <w:proofErr w:type="spellEnd"/>
+      <w:r>
+        <w:rPr>
+          <w:rFonts w:ascii="Arial" w:eastAsia="Arial" w:hAnsi="Arial" w:cs="Arial"/>
+          <w:sz w:val="22"/>
+          <w:szCs w:val="22"/>
+        </w:rPr>
+        <w:t>}</w:t>
       </w:r>
       <w:r>
         <w:rPr>
@@ -5744,7 +6199,32 @@
           <w:sz w:val="22"/>
           <w:szCs w:val="22"/>
         </w:rPr>
-        <w:t>{tanggal_undangan_rapat}</w:t>
+        <w:t>{tanggal_</w:t>
+      </w:r>
+      <w:r>
+        <w:rPr>
+          <w:rFonts w:ascii="Arial" w:eastAsia="Arial" w:hAnsi="Arial" w:cs="Arial"/>
+          <w:spacing w:val="-2"/>
+          <w:sz w:val="22"/>
+          <w:szCs w:val="22"/>
+        </w:rPr>
+        <w:t>reviu</w:t>
+      </w:r>
+      <w:r>
+        <w:rPr>
+          <w:rFonts w:ascii="Arial" w:eastAsia="Arial" w:hAnsi="Arial" w:cs="Arial"/>
+          <w:sz w:val="22"/>
+          <w:szCs w:val="22"/>
+        </w:rPr>
+        <w:t xml:space="preserve"> </w:t>
+      </w:r>
+      <w:r>
+        <w:rPr>
+          <w:rFonts w:ascii="Arial" w:eastAsia="Arial" w:hAnsi="Arial" w:cs="Arial"/>
+          <w:sz w:val="22"/>
+          <w:szCs w:val="22"/>
+        </w:rPr>
+        <w:t>}</w:t>
       </w:r>
       <w:r>
         <w:rPr>
@@ -5956,6 +6436,7 @@
         </w:rPr>
         <w:t xml:space="preserve"> </w:t>
       </w:r>
+      <w:proofErr w:type="spellStart"/>
       <w:r>
         <w:rPr>
           <w:rFonts w:ascii="Arial" w:eastAsia="Arial" w:hAnsi="Arial" w:cs="Arial"/>
@@ -5967,6 +6448,7 @@
         </w:rPr>
         <w:t>Reviu</w:t>
       </w:r>
+      <w:proofErr w:type="spellEnd"/>
       <w:r>
         <w:rPr>
           <w:rFonts w:ascii="Arial" w:eastAsia="Arial" w:hAnsi="Arial" w:cs="Arial"/>
@@ -6185,6 +6667,7 @@
           <w:szCs w:val="22"/>
         </w:rPr>
       </w:pPr>
+      <w:proofErr w:type="spellStart"/>
       <w:r>
         <w:rPr>
           <w:rFonts w:ascii="Arial" w:eastAsia="Arial" w:hAnsi="Arial" w:cs="Arial"/>
@@ -6192,7 +6675,17 @@
           <w:sz w:val="22"/>
           <w:szCs w:val="22"/>
         </w:rPr>
-        <w:t xml:space="preserve">Reviu Dokumen Persiapan Pengadaan dilaksanakan oleh Pokja Pemilihan bersama dengan Tim Pelaksana dan Pejabat Pembuat Komitmen. Pemeriksaan mengenai kelengkapan berkas yang disampaikan maupun substansinya </w:t>
+        <w:t>Reviu</w:t>
+      </w:r>
+      <w:proofErr w:type="spellEnd"/>
+      <w:r>
+        <w:rPr>
+          <w:rFonts w:ascii="Arial" w:eastAsia="Arial" w:hAnsi="Arial" w:cs="Arial"/>
+          <w:spacing w:val="-2"/>
+          <w:sz w:val="22"/>
+          <w:szCs w:val="22"/>
+        </w:rPr>
+        <w:t xml:space="preserve"> Dokumen Persiapan Pengadaan dilaksanakan oleh Pokja Pemilihan bersama dengan Tim Pelaksana dan Pejabat Pembuat Komitmen. Pemeriksaan mengenai kelengkapan berkas yang disampaikan maupun substansinya </w:t>
       </w:r>
       <w:r>
         <w:rPr>
@@ -6614,12 +7107,10 @@
           <w:szCs w:val="22"/>
         </w:rPr>
         <w:sectPr>
-          <w:headerReference w:type="even" r:id="rId11"/>
-          <w:headerReference w:type="default" r:id="rId12"/>
-          <w:footerReference w:type="even" r:id="rId13"/>
-          <w:footerReference w:type="default" r:id="rId14"/>
-          <w:headerReference w:type="first" r:id="rId15"/>
-          <w:footerReference w:type="first" r:id="rId16"/>
+          <w:headerReference w:type="default" r:id="rId11"/>
+          <w:footerReference w:type="default" r:id="rId12"/>
+          <w:headerReference w:type="first" r:id="rId13"/>
+          <w:footerReference w:type="first" r:id="rId14"/>
           <w:pgSz w:w="11907" w:h="16840" w:code="9"/>
           <w:pgMar w:top="1134" w:right="1134" w:bottom="1418" w:left="1418" w:header="720" w:footer="284" w:gutter="0"/>
           <w:cols w:space="720"/>
@@ -6652,7 +7143,6 @@
           <w:rFonts w:ascii="Arial" w:hAnsi="Arial" w:cs="Arial"/>
           <w:sz w:val="22"/>
           <w:szCs w:val="22"/>
-          <w:highlight w:val="yellow"/>
         </w:rPr>
       </w:pPr>
       <w:r>
@@ -6662,11 +7152,11 @@
           <w:bCs/>
           <w:sz w:val="22"/>
           <w:szCs w:val="22"/>
-          <w:highlight w:val="yellow"/>
         </w:rPr>
         <w:lastRenderedPageBreak/>
-        <w:t>Hasil Reviu</w:t>
-      </w:r>
+        <w:t xml:space="preserve">Hasil </w:t>
+      </w:r>
+      <w:proofErr w:type="spellStart"/>
       <w:r>
         <w:rPr>
           <w:rFonts w:ascii="Arial" w:hAnsi="Arial" w:cs="Arial"/>
@@ -6674,7 +7164,17 @@
           <w:bCs/>
           <w:sz w:val="22"/>
           <w:szCs w:val="22"/>
-          <w:highlight w:val="yellow"/>
+        </w:rPr>
+        <w:t>Reviu</w:t>
+      </w:r>
+      <w:proofErr w:type="spellEnd"/>
+      <w:r>
+        <w:rPr>
+          <w:rFonts w:ascii="Arial" w:hAnsi="Arial" w:cs="Arial"/>
+          <w:b/>
+          <w:bCs/>
+          <w:sz w:val="22"/>
+          <w:szCs w:val="22"/>
         </w:rPr>
         <w:t xml:space="preserve"> Dokumen Persiapan Pengadaan</w:t>
       </w:r>
@@ -6717,7 +7217,6 @@
                 <w:bCs/>
                 <w:sz w:val="22"/>
                 <w:szCs w:val="22"/>
-                <w:highlight w:val="yellow"/>
               </w:rPr>
             </w:pPr>
             <w:r>
@@ -6727,7 +7226,6 @@
                 <w:bCs/>
                 <w:sz w:val="22"/>
                 <w:szCs w:val="22"/>
-                <w:highlight w:val="yellow"/>
               </w:rPr>
               <w:t>No.</w:t>
             </w:r>
@@ -6750,7 +7248,6 @@
                 <w:bCs/>
                 <w:sz w:val="22"/>
                 <w:szCs w:val="22"/>
-                <w:highlight w:val="yellow"/>
               </w:rPr>
             </w:pPr>
             <w:r>
@@ -6760,7 +7257,6 @@
                 <w:bCs/>
                 <w:sz w:val="22"/>
                 <w:szCs w:val="22"/>
-                <w:highlight w:val="yellow"/>
               </w:rPr>
               <w:t>Uraian Dokumen</w:t>
             </w:r>
@@ -6782,9 +7278,9 @@
                 <w:bCs/>
                 <w:sz w:val="22"/>
                 <w:szCs w:val="22"/>
-                <w:highlight w:val="yellow"/>
-              </w:rPr>
-            </w:pPr>
+              </w:rPr>
+            </w:pPr>
+            <w:proofErr w:type="spellStart"/>
             <w:r>
               <w:rPr>
                 <w:rFonts w:ascii="Arial" w:hAnsi="Arial" w:cs="Arial"/>
@@ -6792,11 +7288,11 @@
                 <w:bCs/>
                 <w:sz w:val="22"/>
                 <w:szCs w:val="22"/>
-                <w:highlight w:val="yellow"/>
-                <w:lang w:val="en-US"/>
-              </w:rPr>
-              <w:t>Catatan/</w:t>
-            </w:r>
+                <w:lang w:val="en-US"/>
+              </w:rPr>
+              <w:t>Catatan</w:t>
+            </w:r>
+            <w:proofErr w:type="spellEnd"/>
             <w:r>
               <w:rPr>
                 <w:rFonts w:ascii="Arial" w:hAnsi="Arial" w:cs="Arial"/>
@@ -6804,7 +7300,17 @@
                 <w:bCs/>
                 <w:sz w:val="22"/>
                 <w:szCs w:val="22"/>
-                <w:highlight w:val="yellow"/>
+                <w:lang w:val="en-US"/>
+              </w:rPr>
+              <w:t>/</w:t>
+            </w:r>
+            <w:r>
+              <w:rPr>
+                <w:rFonts w:ascii="Arial" w:hAnsi="Arial" w:cs="Arial"/>
+                <w:b/>
+                <w:bCs/>
+                <w:sz w:val="22"/>
+                <w:szCs w:val="22"/>
               </w:rPr>
               <w:t>Tanggapan</w:t>
             </w:r>
@@ -6827,10 +7333,10 @@
                 <w:bCs/>
                 <w:sz w:val="22"/>
                 <w:szCs w:val="22"/>
-                <w:highlight w:val="yellow"/>
-                <w:lang w:val="en-US"/>
-              </w:rPr>
-            </w:pPr>
+                <w:lang w:val="en-US"/>
+              </w:rPr>
+            </w:pPr>
+            <w:proofErr w:type="spellStart"/>
             <w:r>
               <w:rPr>
                 <w:rFonts w:ascii="Arial" w:hAnsi="Arial" w:cs="Arial"/>
@@ -6838,11 +7344,35 @@
                 <w:bCs/>
                 <w:sz w:val="22"/>
                 <w:szCs w:val="22"/>
-                <w:highlight w:val="yellow"/>
-                <w:lang w:val="en-US"/>
-              </w:rPr>
-              <w:t>Tindak Lanjut</w:t>
-            </w:r>
+                <w:lang w:val="en-US"/>
+              </w:rPr>
+              <w:t>Tindak</w:t>
+            </w:r>
+            <w:proofErr w:type="spellEnd"/>
+            <w:r>
+              <w:rPr>
+                <w:rFonts w:ascii="Arial" w:hAnsi="Arial" w:cs="Arial"/>
+                <w:b/>
+                <w:bCs/>
+                <w:sz w:val="22"/>
+                <w:szCs w:val="22"/>
+                <w:lang w:val="en-US"/>
+              </w:rPr>
+              <w:t xml:space="preserve"> </w:t>
+            </w:r>
+            <w:proofErr w:type="spellStart"/>
+            <w:r>
+              <w:rPr>
+                <w:rFonts w:ascii="Arial" w:hAnsi="Arial" w:cs="Arial"/>
+                <w:b/>
+                <w:bCs/>
+                <w:sz w:val="22"/>
+                <w:szCs w:val="22"/>
+                <w:lang w:val="en-US"/>
+              </w:rPr>
+              <w:t>Lanjut</w:t>
+            </w:r>
+            <w:proofErr w:type="spellEnd"/>
           </w:p>
         </w:tc>
       </w:tr>
@@ -6869,7 +7399,6 @@
                 <w:bCs/>
                 <w:sz w:val="22"/>
                 <w:szCs w:val="22"/>
-                <w:highlight w:val="yellow"/>
               </w:rPr>
             </w:pPr>
           </w:p>
@@ -6891,7 +7420,6 @@
                 <w:bCs/>
                 <w:sz w:val="22"/>
                 <w:szCs w:val="22"/>
-                <w:highlight w:val="yellow"/>
               </w:rPr>
             </w:pPr>
           </w:p>
@@ -6912,7 +7440,6 @@
                 <w:bCs/>
                 <w:sz w:val="22"/>
                 <w:szCs w:val="22"/>
-                <w:highlight w:val="yellow"/>
               </w:rPr>
             </w:pPr>
             <w:r>
@@ -6922,7 +7449,6 @@
                 <w:bCs/>
                 <w:sz w:val="22"/>
                 <w:szCs w:val="22"/>
-                <w:highlight w:val="yellow"/>
               </w:rPr>
               <w:t xml:space="preserve">Tim Pelaksana </w:t>
             </w:r>
@@ -6944,7 +7470,6 @@
                 <w:bCs/>
                 <w:sz w:val="22"/>
                 <w:szCs w:val="22"/>
-                <w:highlight w:val="yellow"/>
               </w:rPr>
             </w:pPr>
             <w:r>
@@ -6954,7 +7479,6 @@
                 <w:bCs/>
                 <w:sz w:val="22"/>
                 <w:szCs w:val="22"/>
-                <w:highlight w:val="yellow"/>
               </w:rPr>
               <w:t>Pokja</w:t>
             </w:r>
@@ -6976,7 +7500,6 @@
                 <w:bCs/>
                 <w:sz w:val="22"/>
                 <w:szCs w:val="22"/>
-                <w:highlight w:val="yellow"/>
               </w:rPr>
             </w:pPr>
             <w:r>
@@ -6986,7 +7509,6 @@
                 <w:bCs/>
                 <w:sz w:val="22"/>
                 <w:szCs w:val="22"/>
-                <w:highlight w:val="yellow"/>
               </w:rPr>
               <w:t>PPK</w:t>
             </w:r>
@@ -7008,7 +7530,6 @@
                 <w:bCs/>
                 <w:sz w:val="22"/>
                 <w:szCs w:val="22"/>
-                <w:highlight w:val="yellow"/>
               </w:rPr>
             </w:pPr>
           </w:p>
@@ -7032,15 +7553,13 @@
                 <w:rFonts w:ascii="Arial" w:hAnsi="Arial" w:cs="Arial"/>
                 <w:sz w:val="22"/>
                 <w:szCs w:val="22"/>
-                <w:highlight w:val="yellow"/>
-              </w:rPr>
-            </w:pPr>
-            <w:r>
-              <w:rPr>
-                <w:rFonts w:ascii="Arial" w:hAnsi="Arial" w:cs="Arial"/>
-                <w:sz w:val="22"/>
-                <w:szCs w:val="22"/>
-                <w:highlight w:val="yellow"/>
+              </w:rPr>
+            </w:pPr>
+            <w:r>
+              <w:rPr>
+                <w:rFonts w:ascii="Arial" w:hAnsi="Arial" w:cs="Arial"/>
+                <w:sz w:val="22"/>
+                <w:szCs w:val="22"/>
               </w:rPr>
               <w:t>1.</w:t>
             </w:r>
@@ -7058,7 +7577,6 @@
                 <w:rFonts w:ascii="Arial" w:hAnsi="Arial" w:cs="Arial"/>
                 <w:sz w:val="22"/>
                 <w:szCs w:val="22"/>
-                <w:highlight w:val="yellow"/>
                 <w:lang w:val="sv-SE"/>
               </w:rPr>
             </w:pPr>
@@ -7067,11 +7585,61 @@
                 <w:rFonts w:ascii="Arial" w:hAnsi="Arial" w:cs="Arial"/>
                 <w:sz w:val="22"/>
                 <w:szCs w:val="22"/>
-                <w:highlight w:val="yellow"/>
                 <w:lang w:val="sv-SE"/>
               </w:rPr>
-              <w:t>Surat usulan tender dari Kasatker</w:t>
-            </w:r>
+              <w:t xml:space="preserve">Surat </w:t>
+            </w:r>
+            <w:proofErr w:type="spellStart"/>
+            <w:r>
+              <w:rPr>
+                <w:rFonts w:ascii="Arial" w:hAnsi="Arial" w:cs="Arial"/>
+                <w:sz w:val="22"/>
+                <w:szCs w:val="22"/>
+                <w:lang w:val="sv-SE"/>
+              </w:rPr>
+              <w:t>usulan</w:t>
+            </w:r>
+            <w:proofErr w:type="spellEnd"/>
+            <w:r>
+              <w:rPr>
+                <w:rFonts w:ascii="Arial" w:hAnsi="Arial" w:cs="Arial"/>
+                <w:sz w:val="22"/>
+                <w:szCs w:val="22"/>
+                <w:lang w:val="sv-SE"/>
+              </w:rPr>
+              <w:t xml:space="preserve"> </w:t>
+            </w:r>
+            <w:proofErr w:type="gramStart"/>
+            <w:r>
+              <w:rPr>
+                <w:rFonts w:ascii="Arial" w:hAnsi="Arial" w:cs="Arial"/>
+                <w:sz w:val="22"/>
+                <w:szCs w:val="22"/>
+                <w:lang w:val="sv-SE"/>
+              </w:rPr>
+              <w:t>tender dari</w:t>
+            </w:r>
+            <w:proofErr w:type="gramEnd"/>
+            <w:r>
+              <w:rPr>
+                <w:rFonts w:ascii="Arial" w:hAnsi="Arial" w:cs="Arial"/>
+                <w:sz w:val="22"/>
+                <w:szCs w:val="22"/>
+                <w:lang w:val="sv-SE"/>
+              </w:rPr>
+              <w:t xml:space="preserve"> </w:t>
+            </w:r>
+            <w:proofErr w:type="spellStart"/>
+            <w:r>
+              <w:rPr>
+                <w:rFonts w:ascii="Arial" w:hAnsi="Arial" w:cs="Arial"/>
+                <w:sz w:val="22"/>
+                <w:szCs w:val="22"/>
+                <w:lang w:val="sv-SE"/>
+              </w:rPr>
+              <w:t>Kasatker</w:t>
+            </w:r>
+            <w:proofErr w:type="spellEnd"/>
           </w:p>
         </w:tc>
         <w:tc>
@@ -7087,16 +7655,14 @@
                 <w:rFonts w:ascii="Arial" w:hAnsi="Arial" w:cs="Arial"/>
                 <w:sz w:val="22"/>
                 <w:szCs w:val="22"/>
-                <w:highlight w:val="yellow"/>
-                <w:lang w:val="en-US"/>
-              </w:rPr>
-            </w:pPr>
-            <w:r>
-              <w:rPr>
-                <w:rFonts w:ascii="Arial" w:hAnsi="Arial" w:cs="Arial"/>
-                <w:sz w:val="22"/>
-                <w:szCs w:val="22"/>
-                <w:highlight w:val="yellow"/>
+                <w:lang w:val="en-US"/>
+              </w:rPr>
+            </w:pPr>
+            <w:r>
+              <w:rPr>
+                <w:rFonts w:ascii="Arial" w:hAnsi="Arial" w:cs="Arial"/>
+                <w:sz w:val="22"/>
+                <w:szCs w:val="22"/>
                 <w:lang w:val="en-US"/>
               </w:rPr>
               <w:t>-</w:t>
@@ -7117,16 +7683,14 @@
                 <w:rFonts w:ascii="Arial" w:hAnsi="Arial" w:cs="Arial"/>
                 <w:sz w:val="22"/>
                 <w:szCs w:val="22"/>
-                <w:highlight w:val="yellow"/>
-                <w:lang w:val="en-US"/>
-              </w:rPr>
-            </w:pPr>
-            <w:r>
-              <w:rPr>
-                <w:rFonts w:ascii="Arial" w:hAnsi="Arial" w:cs="Arial"/>
-                <w:sz w:val="22"/>
-                <w:szCs w:val="22"/>
-                <w:highlight w:val="yellow"/>
+                <w:lang w:val="en-US"/>
+              </w:rPr>
+            </w:pPr>
+            <w:r>
+              <w:rPr>
+                <w:rFonts w:ascii="Arial" w:hAnsi="Arial" w:cs="Arial"/>
+                <w:sz w:val="22"/>
+                <w:szCs w:val="22"/>
                 <w:lang w:val="en-US"/>
               </w:rPr>
               <w:t>-</w:t>
@@ -7146,16 +7710,14 @@
                 <w:rFonts w:ascii="Arial" w:hAnsi="Arial" w:cs="Arial"/>
                 <w:sz w:val="22"/>
                 <w:szCs w:val="22"/>
-                <w:highlight w:val="yellow"/>
-                <w:lang w:val="en-US"/>
-              </w:rPr>
-            </w:pPr>
-            <w:r>
-              <w:rPr>
-                <w:rFonts w:ascii="Arial" w:hAnsi="Arial" w:cs="Arial"/>
-                <w:sz w:val="22"/>
-                <w:szCs w:val="22"/>
-                <w:highlight w:val="yellow"/>
+                <w:lang w:val="en-US"/>
+              </w:rPr>
+            </w:pPr>
+            <w:r>
+              <w:rPr>
+                <w:rFonts w:ascii="Arial" w:hAnsi="Arial" w:cs="Arial"/>
+                <w:sz w:val="22"/>
+                <w:szCs w:val="22"/>
                 <w:lang w:val="en-US"/>
               </w:rPr>
               <w:t>-</w:t>
@@ -7175,16 +7737,14 @@
                 <w:rFonts w:ascii="Arial" w:hAnsi="Arial" w:cs="Arial"/>
                 <w:sz w:val="22"/>
                 <w:szCs w:val="22"/>
-                <w:highlight w:val="yellow"/>
-                <w:lang w:val="en-US"/>
-              </w:rPr>
-            </w:pPr>
-            <w:r>
-              <w:rPr>
-                <w:rFonts w:ascii="Arial" w:hAnsi="Arial" w:cs="Arial"/>
-                <w:sz w:val="22"/>
-                <w:szCs w:val="22"/>
-                <w:highlight w:val="yellow"/>
+                <w:lang w:val="en-US"/>
+              </w:rPr>
+            </w:pPr>
+            <w:r>
+              <w:rPr>
+                <w:rFonts w:ascii="Arial" w:hAnsi="Arial" w:cs="Arial"/>
+                <w:sz w:val="22"/>
+                <w:szCs w:val="22"/>
                 <w:lang w:val="en-US"/>
               </w:rPr>
               <w:t>-</w:t>
@@ -7210,15 +7770,13 @@
                 <w:rFonts w:ascii="Arial" w:hAnsi="Arial" w:cs="Arial"/>
                 <w:sz w:val="22"/>
                 <w:szCs w:val="22"/>
-                <w:highlight w:val="yellow"/>
-              </w:rPr>
-            </w:pPr>
-            <w:r>
-              <w:rPr>
-                <w:rFonts w:ascii="Arial" w:hAnsi="Arial" w:cs="Arial"/>
-                <w:sz w:val="22"/>
-                <w:szCs w:val="22"/>
-                <w:highlight w:val="yellow"/>
+              </w:rPr>
+            </w:pPr>
+            <w:r>
+              <w:rPr>
+                <w:rFonts w:ascii="Arial" w:hAnsi="Arial" w:cs="Arial"/>
+                <w:sz w:val="22"/>
+                <w:szCs w:val="22"/>
               </w:rPr>
               <w:t>2.</w:t>
             </w:r>
@@ -7236,19 +7794,57 @@
                 <w:rFonts w:ascii="Arial" w:hAnsi="Arial" w:cs="Arial"/>
                 <w:sz w:val="22"/>
                 <w:szCs w:val="22"/>
-                <w:highlight w:val="yellow"/>
-                <w:lang w:val="en-US"/>
-              </w:rPr>
-            </w:pPr>
-            <w:r>
-              <w:rPr>
-                <w:rFonts w:ascii="Arial" w:hAnsi="Arial" w:cs="Arial"/>
-                <w:sz w:val="22"/>
-                <w:szCs w:val="22"/>
-                <w:highlight w:val="yellow"/>
-                <w:lang w:val="en-US"/>
-              </w:rPr>
-              <w:t>Surat usulan tender dari PPK</w:t>
+                <w:lang w:val="en-US"/>
+              </w:rPr>
+            </w:pPr>
+            <w:r>
+              <w:rPr>
+                <w:rFonts w:ascii="Arial" w:hAnsi="Arial" w:cs="Arial"/>
+                <w:sz w:val="22"/>
+                <w:szCs w:val="22"/>
+                <w:lang w:val="en-US"/>
+              </w:rPr>
+              <w:t xml:space="preserve">Surat </w:t>
+            </w:r>
+            <w:proofErr w:type="spellStart"/>
+            <w:r>
+              <w:rPr>
+                <w:rFonts w:ascii="Arial" w:hAnsi="Arial" w:cs="Arial"/>
+                <w:sz w:val="22"/>
+                <w:szCs w:val="22"/>
+                <w:lang w:val="en-US"/>
+              </w:rPr>
+              <w:t>usulan</w:t>
+            </w:r>
+            <w:proofErr w:type="spellEnd"/>
+            <w:r>
+              <w:rPr>
+                <w:rFonts w:ascii="Arial" w:hAnsi="Arial" w:cs="Arial"/>
+                <w:sz w:val="22"/>
+                <w:szCs w:val="22"/>
+                <w:lang w:val="en-US"/>
+              </w:rPr>
+              <w:t xml:space="preserve"> tender </w:t>
+            </w:r>
+            <w:proofErr w:type="spellStart"/>
+            <w:r>
+              <w:rPr>
+                <w:rFonts w:ascii="Arial" w:hAnsi="Arial" w:cs="Arial"/>
+                <w:sz w:val="22"/>
+                <w:szCs w:val="22"/>
+                <w:lang w:val="en-US"/>
+              </w:rPr>
+              <w:t>dari</w:t>
+            </w:r>
+            <w:proofErr w:type="spellEnd"/>
+            <w:r>
+              <w:rPr>
+                <w:rFonts w:ascii="Arial" w:hAnsi="Arial" w:cs="Arial"/>
+                <w:sz w:val="22"/>
+                <w:szCs w:val="22"/>
+                <w:lang w:val="en-US"/>
+              </w:rPr>
+              <w:t xml:space="preserve"> PPK</w:t>
             </w:r>
           </w:p>
         </w:tc>
@@ -7265,16 +7861,14 @@
                 <w:rFonts w:ascii="Arial" w:hAnsi="Arial" w:cs="Arial"/>
                 <w:sz w:val="22"/>
                 <w:szCs w:val="22"/>
-                <w:highlight w:val="yellow"/>
-                <w:lang w:val="en-US"/>
-              </w:rPr>
-            </w:pPr>
-            <w:r>
-              <w:rPr>
-                <w:rFonts w:ascii="Arial" w:hAnsi="Arial" w:cs="Arial"/>
-                <w:sz w:val="22"/>
-                <w:szCs w:val="22"/>
-                <w:highlight w:val="yellow"/>
+                <w:lang w:val="en-US"/>
+              </w:rPr>
+            </w:pPr>
+            <w:r>
+              <w:rPr>
+                <w:rFonts w:ascii="Arial" w:hAnsi="Arial" w:cs="Arial"/>
+                <w:sz w:val="22"/>
+                <w:szCs w:val="22"/>
                 <w:lang w:val="en-US"/>
               </w:rPr>
               <w:t>-</w:t>
@@ -7295,16 +7889,14 @@
                 <w:rFonts w:ascii="Arial" w:hAnsi="Arial" w:cs="Arial"/>
                 <w:sz w:val="22"/>
                 <w:szCs w:val="22"/>
-                <w:highlight w:val="yellow"/>
-                <w:lang w:val="en-US"/>
-              </w:rPr>
-            </w:pPr>
-            <w:r>
-              <w:rPr>
-                <w:rFonts w:ascii="Arial" w:hAnsi="Arial" w:cs="Arial"/>
-                <w:sz w:val="22"/>
-                <w:szCs w:val="22"/>
-                <w:highlight w:val="yellow"/>
+                <w:lang w:val="en-US"/>
+              </w:rPr>
+            </w:pPr>
+            <w:r>
+              <w:rPr>
+                <w:rFonts w:ascii="Arial" w:hAnsi="Arial" w:cs="Arial"/>
+                <w:sz w:val="22"/>
+                <w:szCs w:val="22"/>
                 <w:lang w:val="en-US"/>
               </w:rPr>
               <w:t>-</w:t>
@@ -7324,16 +7916,14 @@
                 <w:rFonts w:ascii="Arial" w:hAnsi="Arial" w:cs="Arial"/>
                 <w:sz w:val="22"/>
                 <w:szCs w:val="22"/>
-                <w:highlight w:val="yellow"/>
-                <w:lang w:val="en-US"/>
-              </w:rPr>
-            </w:pPr>
-            <w:r>
-              <w:rPr>
-                <w:rFonts w:ascii="Arial" w:hAnsi="Arial" w:cs="Arial"/>
-                <w:sz w:val="22"/>
-                <w:szCs w:val="22"/>
-                <w:highlight w:val="yellow"/>
+                <w:lang w:val="en-US"/>
+              </w:rPr>
+            </w:pPr>
+            <w:r>
+              <w:rPr>
+                <w:rFonts w:ascii="Arial" w:hAnsi="Arial" w:cs="Arial"/>
+                <w:sz w:val="22"/>
+                <w:szCs w:val="22"/>
                 <w:lang w:val="en-US"/>
               </w:rPr>
               <w:t>-</w:t>
@@ -7353,16 +7943,14 @@
                 <w:rFonts w:ascii="Arial" w:hAnsi="Arial" w:cs="Arial"/>
                 <w:sz w:val="22"/>
                 <w:szCs w:val="22"/>
-                <w:highlight w:val="yellow"/>
-                <w:lang w:val="en-US"/>
-              </w:rPr>
-            </w:pPr>
-            <w:r>
-              <w:rPr>
-                <w:rFonts w:ascii="Arial" w:hAnsi="Arial" w:cs="Arial"/>
-                <w:sz w:val="22"/>
-                <w:szCs w:val="22"/>
-                <w:highlight w:val="yellow"/>
+                <w:lang w:val="en-US"/>
+              </w:rPr>
+            </w:pPr>
+            <w:r>
+              <w:rPr>
+                <w:rFonts w:ascii="Arial" w:hAnsi="Arial" w:cs="Arial"/>
+                <w:sz w:val="22"/>
+                <w:szCs w:val="22"/>
                 <w:lang w:val="en-US"/>
               </w:rPr>
               <w:t>-</w:t>
@@ -7388,15 +7976,13 @@
                 <w:rFonts w:ascii="Arial" w:hAnsi="Arial" w:cs="Arial"/>
                 <w:sz w:val="22"/>
                 <w:szCs w:val="22"/>
-                <w:highlight w:val="yellow"/>
-              </w:rPr>
-            </w:pPr>
-            <w:r>
-              <w:rPr>
-                <w:rFonts w:ascii="Arial" w:hAnsi="Arial" w:cs="Arial"/>
-                <w:sz w:val="22"/>
-                <w:szCs w:val="22"/>
-                <w:highlight w:val="yellow"/>
+              </w:rPr>
+            </w:pPr>
+            <w:r>
+              <w:rPr>
+                <w:rFonts w:ascii="Arial" w:hAnsi="Arial" w:cs="Arial"/>
+                <w:sz w:val="22"/>
+                <w:szCs w:val="22"/>
               </w:rPr>
               <w:t>3.</w:t>
             </w:r>
@@ -7414,26 +8000,74 @@
                 <w:rFonts w:ascii="Arial" w:hAnsi="Arial" w:cs="Arial"/>
                 <w:sz w:val="22"/>
                 <w:szCs w:val="22"/>
-                <w:highlight w:val="yellow"/>
-                <w:lang w:val="en-US"/>
-              </w:rPr>
-            </w:pPr>
-            <w:r>
-              <w:rPr>
-                <w:rFonts w:ascii="Arial" w:hAnsi="Arial" w:cs="Arial"/>
-                <w:sz w:val="22"/>
-                <w:szCs w:val="22"/>
-                <w:highlight w:val="yellow"/>
-                <w:lang w:val="en-US"/>
-              </w:rPr>
-              <w:t>Kerangka Acuan Kerja (</w:t>
-            </w:r>
-            <w:r>
-              <w:rPr>
-                <w:rFonts w:ascii="Arial" w:hAnsi="Arial" w:cs="Arial"/>
-                <w:sz w:val="22"/>
-                <w:szCs w:val="22"/>
-                <w:highlight w:val="yellow"/>
+                <w:lang w:val="en-US"/>
+              </w:rPr>
+            </w:pPr>
+            <w:proofErr w:type="spellStart"/>
+            <w:r>
+              <w:rPr>
+                <w:rFonts w:ascii="Arial" w:hAnsi="Arial" w:cs="Arial"/>
+                <w:sz w:val="22"/>
+                <w:szCs w:val="22"/>
+                <w:lang w:val="en-US"/>
+              </w:rPr>
+              <w:t>Kerangka</w:t>
+            </w:r>
+            <w:proofErr w:type="spellEnd"/>
+            <w:r>
+              <w:rPr>
+                <w:rFonts w:ascii="Arial" w:hAnsi="Arial" w:cs="Arial"/>
+                <w:sz w:val="22"/>
+                <w:szCs w:val="22"/>
+                <w:lang w:val="en-US"/>
+              </w:rPr>
+              <w:t xml:space="preserve"> </w:t>
+            </w:r>
+            <w:proofErr w:type="spellStart"/>
+            <w:r>
+              <w:rPr>
+                <w:rFonts w:ascii="Arial" w:hAnsi="Arial" w:cs="Arial"/>
+                <w:sz w:val="22"/>
+                <w:szCs w:val="22"/>
+                <w:lang w:val="en-US"/>
+              </w:rPr>
+              <w:t>Acuan</w:t>
+            </w:r>
+            <w:proofErr w:type="spellEnd"/>
+            <w:r>
+              <w:rPr>
+                <w:rFonts w:ascii="Arial" w:hAnsi="Arial" w:cs="Arial"/>
+                <w:sz w:val="22"/>
+                <w:szCs w:val="22"/>
+                <w:lang w:val="en-US"/>
+              </w:rPr>
+              <w:t xml:space="preserve"> </w:t>
+            </w:r>
+            <w:proofErr w:type="spellStart"/>
+            <w:r>
+              <w:rPr>
+                <w:rFonts w:ascii="Arial" w:hAnsi="Arial" w:cs="Arial"/>
+                <w:sz w:val="22"/>
+                <w:szCs w:val="22"/>
+                <w:lang w:val="en-US"/>
+              </w:rPr>
+              <w:t>Kerja</w:t>
+            </w:r>
+            <w:proofErr w:type="spellEnd"/>
+            <w:r>
+              <w:rPr>
+                <w:rFonts w:ascii="Arial" w:hAnsi="Arial" w:cs="Arial"/>
+                <w:sz w:val="22"/>
+                <w:szCs w:val="22"/>
+                <w:lang w:val="en-US"/>
+              </w:rPr>
+              <w:t xml:space="preserve"> (</w:t>
+            </w:r>
+            <w:r>
+              <w:rPr>
+                <w:rFonts w:ascii="Arial" w:hAnsi="Arial" w:cs="Arial"/>
+                <w:sz w:val="22"/>
+                <w:szCs w:val="22"/>
               </w:rPr>
               <w:t>KAK</w:t>
             </w:r>
@@ -7442,7 +8076,6 @@
                 <w:rFonts w:ascii="Arial" w:hAnsi="Arial" w:cs="Arial"/>
                 <w:sz w:val="22"/>
                 <w:szCs w:val="22"/>
-                <w:highlight w:val="yellow"/>
                 <w:lang w:val="en-US"/>
               </w:rPr>
               <w:t>)</w:t>
@@ -7462,16 +8095,14 @@
                 <w:rFonts w:ascii="Arial" w:hAnsi="Arial" w:cs="Arial"/>
                 <w:sz w:val="22"/>
                 <w:szCs w:val="22"/>
-                <w:highlight w:val="yellow"/>
-                <w:lang w:val="en-US"/>
-              </w:rPr>
-            </w:pPr>
-            <w:r>
-              <w:rPr>
-                <w:rFonts w:ascii="Arial" w:hAnsi="Arial" w:cs="Arial"/>
-                <w:sz w:val="22"/>
-                <w:szCs w:val="22"/>
-                <w:highlight w:val="yellow"/>
+                <w:lang w:val="en-US"/>
+              </w:rPr>
+            </w:pPr>
+            <w:r>
+              <w:rPr>
+                <w:rFonts w:ascii="Arial" w:hAnsi="Arial" w:cs="Arial"/>
+                <w:sz w:val="22"/>
+                <w:szCs w:val="22"/>
                 <w:lang w:val="en-US"/>
               </w:rPr>
               <w:t>-</w:t>
@@ -7492,16 +8123,14 @@
                 <w:rFonts w:ascii="Arial" w:hAnsi="Arial" w:cs="Arial"/>
                 <w:sz w:val="22"/>
                 <w:szCs w:val="22"/>
-                <w:highlight w:val="yellow"/>
-                <w:lang w:val="en-US"/>
-              </w:rPr>
-            </w:pPr>
-            <w:r>
-              <w:rPr>
-                <w:rFonts w:ascii="Arial" w:hAnsi="Arial" w:cs="Arial"/>
-                <w:sz w:val="22"/>
-                <w:szCs w:val="22"/>
-                <w:highlight w:val="yellow"/>
+                <w:lang w:val="en-US"/>
+              </w:rPr>
+            </w:pPr>
+            <w:r>
+              <w:rPr>
+                <w:rFonts w:ascii="Arial" w:hAnsi="Arial" w:cs="Arial"/>
+                <w:sz w:val="22"/>
+                <w:szCs w:val="22"/>
                 <w:lang w:val="en-US"/>
               </w:rPr>
               <w:t>-</w:t>
@@ -7521,16 +8150,14 @@
                 <w:rFonts w:ascii="Arial" w:hAnsi="Arial" w:cs="Arial"/>
                 <w:sz w:val="22"/>
                 <w:szCs w:val="22"/>
-                <w:highlight w:val="yellow"/>
-                <w:lang w:val="en-US"/>
-              </w:rPr>
-            </w:pPr>
-            <w:r>
-              <w:rPr>
-                <w:rFonts w:ascii="Arial" w:hAnsi="Arial" w:cs="Arial"/>
-                <w:sz w:val="22"/>
-                <w:szCs w:val="22"/>
-                <w:highlight w:val="yellow"/>
+                <w:lang w:val="en-US"/>
+              </w:rPr>
+            </w:pPr>
+            <w:r>
+              <w:rPr>
+                <w:rFonts w:ascii="Arial" w:hAnsi="Arial" w:cs="Arial"/>
+                <w:sz w:val="22"/>
+                <w:szCs w:val="22"/>
                 <w:lang w:val="en-US"/>
               </w:rPr>
               <w:t>-</w:t>
@@ -7550,16 +8177,14 @@
                 <w:rFonts w:ascii="Arial" w:hAnsi="Arial" w:cs="Arial"/>
                 <w:sz w:val="22"/>
                 <w:szCs w:val="22"/>
-                <w:highlight w:val="yellow"/>
-                <w:lang w:val="en-US"/>
-              </w:rPr>
-            </w:pPr>
-            <w:r>
-              <w:rPr>
-                <w:rFonts w:ascii="Arial" w:hAnsi="Arial" w:cs="Arial"/>
-                <w:sz w:val="22"/>
-                <w:szCs w:val="22"/>
-                <w:highlight w:val="yellow"/>
+                <w:lang w:val="en-US"/>
+              </w:rPr>
+            </w:pPr>
+            <w:r>
+              <w:rPr>
+                <w:rFonts w:ascii="Arial" w:hAnsi="Arial" w:cs="Arial"/>
+                <w:sz w:val="22"/>
+                <w:szCs w:val="22"/>
                 <w:lang w:val="en-US"/>
               </w:rPr>
               <w:t>-</w:t>
@@ -7585,15 +8210,13 @@
                 <w:rFonts w:ascii="Arial" w:hAnsi="Arial" w:cs="Arial"/>
                 <w:sz w:val="22"/>
                 <w:szCs w:val="22"/>
-                <w:highlight w:val="yellow"/>
-              </w:rPr>
-            </w:pPr>
-            <w:r>
-              <w:rPr>
-                <w:rFonts w:ascii="Arial" w:hAnsi="Arial" w:cs="Arial"/>
-                <w:sz w:val="22"/>
-                <w:szCs w:val="22"/>
-                <w:highlight w:val="yellow"/>
+              </w:rPr>
+            </w:pPr>
+            <w:r>
+              <w:rPr>
+                <w:rFonts w:ascii="Arial" w:hAnsi="Arial" w:cs="Arial"/>
+                <w:sz w:val="22"/>
+                <w:szCs w:val="22"/>
               </w:rPr>
               <w:t>4.</w:t>
             </w:r>
@@ -7611,15 +8234,13 @@
                 <w:rFonts w:ascii="Arial" w:hAnsi="Arial" w:cs="Arial"/>
                 <w:sz w:val="22"/>
                 <w:szCs w:val="22"/>
-                <w:highlight w:val="yellow"/>
-              </w:rPr>
-            </w:pPr>
-            <w:r>
-              <w:rPr>
-                <w:rFonts w:ascii="Arial" w:hAnsi="Arial" w:cs="Arial"/>
-                <w:sz w:val="22"/>
-                <w:szCs w:val="22"/>
-                <w:highlight w:val="yellow"/>
+              </w:rPr>
+            </w:pPr>
+            <w:r>
+              <w:rPr>
+                <w:rFonts w:ascii="Arial" w:hAnsi="Arial" w:cs="Arial"/>
+                <w:sz w:val="22"/>
+                <w:szCs w:val="22"/>
               </w:rPr>
               <w:t>Identifikasi kebutuhan</w:t>
             </w:r>
@@ -7638,15 +8259,13 @@
                 <w:rFonts w:ascii="Arial" w:hAnsi="Arial" w:cs="Arial"/>
                 <w:sz w:val="22"/>
                 <w:szCs w:val="22"/>
-                <w:highlight w:val="yellow"/>
-              </w:rPr>
-            </w:pPr>
-            <w:r>
-              <w:rPr>
-                <w:rFonts w:ascii="Arial" w:hAnsi="Arial" w:cs="Arial"/>
-                <w:sz w:val="22"/>
-                <w:szCs w:val="22"/>
-                <w:highlight w:val="yellow"/>
+              </w:rPr>
+            </w:pPr>
+            <w:r>
+              <w:rPr>
+                <w:rFonts w:ascii="Arial" w:hAnsi="Arial" w:cs="Arial"/>
+                <w:sz w:val="22"/>
+                <w:szCs w:val="22"/>
                 <w:lang w:val="en-US"/>
               </w:rPr>
               <w:t>-</w:t>
@@ -7667,16 +8286,14 @@
                 <w:rFonts w:ascii="Arial" w:hAnsi="Arial" w:cs="Arial"/>
                 <w:sz w:val="22"/>
                 <w:szCs w:val="22"/>
-                <w:highlight w:val="yellow"/>
-                <w:lang w:val="en-US"/>
-              </w:rPr>
-            </w:pPr>
-            <w:r>
-              <w:rPr>
-                <w:rFonts w:ascii="Arial" w:hAnsi="Arial" w:cs="Arial"/>
-                <w:sz w:val="22"/>
-                <w:szCs w:val="22"/>
-                <w:highlight w:val="yellow"/>
+                <w:lang w:val="en-US"/>
+              </w:rPr>
+            </w:pPr>
+            <w:r>
+              <w:rPr>
+                <w:rFonts w:ascii="Arial" w:hAnsi="Arial" w:cs="Arial"/>
+                <w:sz w:val="22"/>
+                <w:szCs w:val="22"/>
                 <w:lang w:val="en-US"/>
               </w:rPr>
               <w:t>-</w:t>
@@ -7696,16 +8313,14 @@
                 <w:rFonts w:ascii="Arial" w:hAnsi="Arial" w:cs="Arial"/>
                 <w:sz w:val="22"/>
                 <w:szCs w:val="22"/>
-                <w:highlight w:val="yellow"/>
-                <w:lang w:val="en-US"/>
-              </w:rPr>
-            </w:pPr>
-            <w:r>
-              <w:rPr>
-                <w:rFonts w:ascii="Arial" w:hAnsi="Arial" w:cs="Arial"/>
-                <w:sz w:val="22"/>
-                <w:szCs w:val="22"/>
-                <w:highlight w:val="yellow"/>
+                <w:lang w:val="en-US"/>
+              </w:rPr>
+            </w:pPr>
+            <w:r>
+              <w:rPr>
+                <w:rFonts w:ascii="Arial" w:hAnsi="Arial" w:cs="Arial"/>
+                <w:sz w:val="22"/>
+                <w:szCs w:val="22"/>
                 <w:lang w:val="en-US"/>
               </w:rPr>
               <w:t>-</w:t>
@@ -7725,16 +8340,14 @@
                 <w:rFonts w:ascii="Arial" w:hAnsi="Arial" w:cs="Arial"/>
                 <w:sz w:val="22"/>
                 <w:szCs w:val="22"/>
-                <w:highlight w:val="yellow"/>
-                <w:lang w:val="en-US"/>
-              </w:rPr>
-            </w:pPr>
-            <w:r>
-              <w:rPr>
-                <w:rFonts w:ascii="Arial" w:hAnsi="Arial" w:cs="Arial"/>
-                <w:sz w:val="22"/>
-                <w:szCs w:val="22"/>
-                <w:highlight w:val="yellow"/>
+                <w:lang w:val="en-US"/>
+              </w:rPr>
+            </w:pPr>
+            <w:r>
+              <w:rPr>
+                <w:rFonts w:ascii="Arial" w:hAnsi="Arial" w:cs="Arial"/>
+                <w:sz w:val="22"/>
+                <w:szCs w:val="22"/>
                 <w:lang w:val="en-US"/>
               </w:rPr>
               <w:t>-</w:t>
@@ -7760,15 +8373,13 @@
                 <w:rFonts w:ascii="Arial" w:hAnsi="Arial" w:cs="Arial"/>
                 <w:sz w:val="22"/>
                 <w:szCs w:val="22"/>
-                <w:highlight w:val="yellow"/>
-              </w:rPr>
-            </w:pPr>
-            <w:r>
-              <w:rPr>
-                <w:rFonts w:ascii="Arial" w:hAnsi="Arial" w:cs="Arial"/>
-                <w:sz w:val="22"/>
-                <w:szCs w:val="22"/>
-                <w:highlight w:val="yellow"/>
+              </w:rPr>
+            </w:pPr>
+            <w:r>
+              <w:rPr>
+                <w:rFonts w:ascii="Arial" w:hAnsi="Arial" w:cs="Arial"/>
+                <w:sz w:val="22"/>
+                <w:szCs w:val="22"/>
               </w:rPr>
               <w:t>5.</w:t>
             </w:r>
@@ -7786,15 +8397,13 @@
                 <w:rFonts w:ascii="Arial" w:hAnsi="Arial" w:cs="Arial"/>
                 <w:sz w:val="22"/>
                 <w:szCs w:val="22"/>
-                <w:highlight w:val="yellow"/>
-              </w:rPr>
-            </w:pPr>
-            <w:r>
-              <w:rPr>
-                <w:rFonts w:ascii="Arial" w:hAnsi="Arial" w:cs="Arial"/>
-                <w:sz w:val="22"/>
-                <w:szCs w:val="22"/>
-                <w:highlight w:val="yellow"/>
+              </w:rPr>
+            </w:pPr>
+            <w:r>
+              <w:rPr>
+                <w:rFonts w:ascii="Arial" w:hAnsi="Arial" w:cs="Arial"/>
+                <w:sz w:val="22"/>
+                <w:szCs w:val="22"/>
               </w:rPr>
               <w:t>Uraian Singkat</w:t>
             </w:r>
@@ -7813,15 +8422,13 @@
                 <w:rFonts w:ascii="Arial" w:hAnsi="Arial" w:cs="Arial"/>
                 <w:sz w:val="22"/>
                 <w:szCs w:val="22"/>
-                <w:highlight w:val="yellow"/>
-              </w:rPr>
-            </w:pPr>
-            <w:r>
-              <w:rPr>
-                <w:rFonts w:ascii="Arial" w:hAnsi="Arial" w:cs="Arial"/>
-                <w:sz w:val="22"/>
-                <w:szCs w:val="22"/>
-                <w:highlight w:val="yellow"/>
+              </w:rPr>
+            </w:pPr>
+            <w:r>
+              <w:rPr>
+                <w:rFonts w:ascii="Arial" w:hAnsi="Arial" w:cs="Arial"/>
+                <w:sz w:val="22"/>
+                <w:szCs w:val="22"/>
                 <w:lang w:val="en-US"/>
               </w:rPr>
               <w:t>-</w:t>
@@ -7842,16 +8449,14 @@
                 <w:rFonts w:ascii="Arial" w:hAnsi="Arial" w:cs="Arial"/>
                 <w:sz w:val="22"/>
                 <w:szCs w:val="22"/>
-                <w:highlight w:val="yellow"/>
-                <w:lang w:val="en-US"/>
-              </w:rPr>
-            </w:pPr>
-            <w:r>
-              <w:rPr>
-                <w:rFonts w:ascii="Arial" w:hAnsi="Arial" w:cs="Arial"/>
-                <w:sz w:val="22"/>
-                <w:szCs w:val="22"/>
-                <w:highlight w:val="yellow"/>
+                <w:lang w:val="en-US"/>
+              </w:rPr>
+            </w:pPr>
+            <w:r>
+              <w:rPr>
+                <w:rFonts w:ascii="Arial" w:hAnsi="Arial" w:cs="Arial"/>
+                <w:sz w:val="22"/>
+                <w:szCs w:val="22"/>
                 <w:lang w:val="en-US"/>
               </w:rPr>
               <w:t>-</w:t>
@@ -7871,16 +8476,14 @@
                 <w:rFonts w:ascii="Arial" w:hAnsi="Arial" w:cs="Arial"/>
                 <w:sz w:val="22"/>
                 <w:szCs w:val="22"/>
-                <w:highlight w:val="yellow"/>
-                <w:lang w:val="en-US"/>
-              </w:rPr>
-            </w:pPr>
-            <w:r>
-              <w:rPr>
-                <w:rFonts w:ascii="Arial" w:hAnsi="Arial" w:cs="Arial"/>
-                <w:sz w:val="22"/>
-                <w:szCs w:val="22"/>
-                <w:highlight w:val="yellow"/>
+                <w:lang w:val="en-US"/>
+              </w:rPr>
+            </w:pPr>
+            <w:r>
+              <w:rPr>
+                <w:rFonts w:ascii="Arial" w:hAnsi="Arial" w:cs="Arial"/>
+                <w:sz w:val="22"/>
+                <w:szCs w:val="22"/>
                 <w:lang w:val="en-US"/>
               </w:rPr>
               <w:t>-</w:t>
@@ -7900,16 +8503,14 @@
                 <w:rFonts w:ascii="Arial" w:hAnsi="Arial" w:cs="Arial"/>
                 <w:sz w:val="22"/>
                 <w:szCs w:val="22"/>
-                <w:highlight w:val="yellow"/>
-                <w:lang w:val="en-US"/>
-              </w:rPr>
-            </w:pPr>
-            <w:r>
-              <w:rPr>
-                <w:rFonts w:ascii="Arial" w:hAnsi="Arial" w:cs="Arial"/>
-                <w:sz w:val="22"/>
-                <w:szCs w:val="22"/>
-                <w:highlight w:val="yellow"/>
+                <w:lang w:val="en-US"/>
+              </w:rPr>
+            </w:pPr>
+            <w:r>
+              <w:rPr>
+                <w:rFonts w:ascii="Arial" w:hAnsi="Arial" w:cs="Arial"/>
+                <w:sz w:val="22"/>
+                <w:szCs w:val="22"/>
                 <w:lang w:val="en-US"/>
               </w:rPr>
               <w:t>-</w:t>
@@ -7935,15 +8536,13 @@
                 <w:rFonts w:ascii="Arial" w:hAnsi="Arial" w:cs="Arial"/>
                 <w:sz w:val="22"/>
                 <w:szCs w:val="22"/>
-                <w:highlight w:val="yellow"/>
-              </w:rPr>
-            </w:pPr>
-            <w:r>
-              <w:rPr>
-                <w:rFonts w:ascii="Arial" w:hAnsi="Arial" w:cs="Arial"/>
-                <w:sz w:val="22"/>
-                <w:szCs w:val="22"/>
-                <w:highlight w:val="yellow"/>
+              </w:rPr>
+            </w:pPr>
+            <w:r>
+              <w:rPr>
+                <w:rFonts w:ascii="Arial" w:hAnsi="Arial" w:cs="Arial"/>
+                <w:sz w:val="22"/>
+                <w:szCs w:val="22"/>
               </w:rPr>
               <w:t>6.</w:t>
             </w:r>
@@ -7961,15 +8560,13 @@
                 <w:rFonts w:ascii="Arial" w:hAnsi="Arial" w:cs="Arial"/>
                 <w:sz w:val="22"/>
                 <w:szCs w:val="22"/>
-                <w:highlight w:val="yellow"/>
-              </w:rPr>
-            </w:pPr>
-            <w:r>
-              <w:rPr>
-                <w:rFonts w:ascii="Arial" w:hAnsi="Arial" w:cs="Arial"/>
-                <w:sz w:val="22"/>
-                <w:szCs w:val="22"/>
-                <w:highlight w:val="yellow"/>
+              </w:rPr>
+            </w:pPr>
+            <w:r>
+              <w:rPr>
+                <w:rFonts w:ascii="Arial" w:hAnsi="Arial" w:cs="Arial"/>
+                <w:sz w:val="22"/>
+                <w:szCs w:val="22"/>
               </w:rPr>
               <w:t>Rekapitulasi TKDN</w:t>
             </w:r>
@@ -7988,15 +8585,13 @@
                 <w:rFonts w:ascii="Arial" w:hAnsi="Arial" w:cs="Arial"/>
                 <w:sz w:val="22"/>
                 <w:szCs w:val="22"/>
-                <w:highlight w:val="yellow"/>
-              </w:rPr>
-            </w:pPr>
-            <w:r>
-              <w:rPr>
-                <w:rFonts w:ascii="Arial" w:hAnsi="Arial" w:cs="Arial"/>
-                <w:sz w:val="22"/>
-                <w:szCs w:val="22"/>
-                <w:highlight w:val="yellow"/>
+              </w:rPr>
+            </w:pPr>
+            <w:r>
+              <w:rPr>
+                <w:rFonts w:ascii="Arial" w:hAnsi="Arial" w:cs="Arial"/>
+                <w:sz w:val="22"/>
+                <w:szCs w:val="22"/>
                 <w:lang w:val="en-US"/>
               </w:rPr>
               <w:t>-</w:t>
@@ -8017,16 +8612,14 @@
                 <w:rFonts w:ascii="Arial" w:hAnsi="Arial" w:cs="Arial"/>
                 <w:sz w:val="22"/>
                 <w:szCs w:val="22"/>
-                <w:highlight w:val="yellow"/>
-                <w:lang w:val="en-US"/>
-              </w:rPr>
-            </w:pPr>
-            <w:r>
-              <w:rPr>
-                <w:rFonts w:ascii="Arial" w:hAnsi="Arial" w:cs="Arial"/>
-                <w:sz w:val="22"/>
-                <w:szCs w:val="22"/>
-                <w:highlight w:val="yellow"/>
+                <w:lang w:val="en-US"/>
+              </w:rPr>
+            </w:pPr>
+            <w:r>
+              <w:rPr>
+                <w:rFonts w:ascii="Arial" w:hAnsi="Arial" w:cs="Arial"/>
+                <w:sz w:val="22"/>
+                <w:szCs w:val="22"/>
                 <w:lang w:val="en-US"/>
               </w:rPr>
               <w:t>-</w:t>
@@ -8046,16 +8639,14 @@
                 <w:rFonts w:ascii="Arial" w:hAnsi="Arial" w:cs="Arial"/>
                 <w:sz w:val="22"/>
                 <w:szCs w:val="22"/>
-                <w:highlight w:val="yellow"/>
-                <w:lang w:val="en-US"/>
-              </w:rPr>
-            </w:pPr>
-            <w:r>
-              <w:rPr>
-                <w:rFonts w:ascii="Arial" w:hAnsi="Arial" w:cs="Arial"/>
-                <w:sz w:val="22"/>
-                <w:szCs w:val="22"/>
-                <w:highlight w:val="yellow"/>
+                <w:lang w:val="en-US"/>
+              </w:rPr>
+            </w:pPr>
+            <w:r>
+              <w:rPr>
+                <w:rFonts w:ascii="Arial" w:hAnsi="Arial" w:cs="Arial"/>
+                <w:sz w:val="22"/>
+                <w:szCs w:val="22"/>
                 <w:lang w:val="en-US"/>
               </w:rPr>
               <w:t>-</w:t>
@@ -8075,16 +8666,14 @@
                 <w:rFonts w:ascii="Arial" w:hAnsi="Arial" w:cs="Arial"/>
                 <w:sz w:val="22"/>
                 <w:szCs w:val="22"/>
-                <w:highlight w:val="yellow"/>
-                <w:lang w:val="en-US"/>
-              </w:rPr>
-            </w:pPr>
-            <w:r>
-              <w:rPr>
-                <w:rFonts w:ascii="Arial" w:hAnsi="Arial" w:cs="Arial"/>
-                <w:sz w:val="22"/>
-                <w:szCs w:val="22"/>
-                <w:highlight w:val="yellow"/>
+                <w:lang w:val="en-US"/>
+              </w:rPr>
+            </w:pPr>
+            <w:r>
+              <w:rPr>
+                <w:rFonts w:ascii="Arial" w:hAnsi="Arial" w:cs="Arial"/>
+                <w:sz w:val="22"/>
+                <w:szCs w:val="22"/>
                 <w:lang w:val="en-US"/>
               </w:rPr>
               <w:t>-</w:t>
@@ -8110,15 +8699,13 @@
                 <w:rFonts w:ascii="Arial" w:hAnsi="Arial" w:cs="Arial"/>
                 <w:sz w:val="22"/>
                 <w:szCs w:val="22"/>
-                <w:highlight w:val="yellow"/>
-              </w:rPr>
-            </w:pPr>
-            <w:r>
-              <w:rPr>
-                <w:rFonts w:ascii="Arial" w:hAnsi="Arial" w:cs="Arial"/>
-                <w:sz w:val="22"/>
-                <w:szCs w:val="22"/>
-                <w:highlight w:val="yellow"/>
+              </w:rPr>
+            </w:pPr>
+            <w:r>
+              <w:rPr>
+                <w:rFonts w:ascii="Arial" w:hAnsi="Arial" w:cs="Arial"/>
+                <w:sz w:val="22"/>
+                <w:szCs w:val="22"/>
               </w:rPr>
               <w:t>7.</w:t>
             </w:r>
@@ -8136,18 +8723,26 @@
                 <w:rFonts w:ascii="Arial" w:hAnsi="Arial" w:cs="Arial"/>
                 <w:sz w:val="22"/>
                 <w:szCs w:val="22"/>
-                <w:highlight w:val="yellow"/>
-              </w:rPr>
-            </w:pPr>
-            <w:r>
-              <w:rPr>
-                <w:rFonts w:ascii="Arial" w:hAnsi="Arial" w:cs="Arial"/>
-                <w:sz w:val="22"/>
-                <w:szCs w:val="22"/>
-                <w:highlight w:val="yellow"/>
-              </w:rPr>
-              <w:t>BOQ Kosongan</w:t>
-            </w:r>
+              </w:rPr>
+            </w:pPr>
+            <w:r>
+              <w:rPr>
+                <w:rFonts w:ascii="Arial" w:hAnsi="Arial" w:cs="Arial"/>
+                <w:sz w:val="22"/>
+                <w:szCs w:val="22"/>
+              </w:rPr>
+              <w:t xml:space="preserve">BOQ </w:t>
+            </w:r>
+            <w:proofErr w:type="spellStart"/>
+            <w:r>
+              <w:rPr>
+                <w:rFonts w:ascii="Arial" w:hAnsi="Arial" w:cs="Arial"/>
+                <w:sz w:val="22"/>
+                <w:szCs w:val="22"/>
+              </w:rPr>
+              <w:t>Kosongan</w:t>
+            </w:r>
+            <w:proofErr w:type="spellEnd"/>
           </w:p>
         </w:tc>
         <w:tc>
@@ -8163,15 +8758,13 @@
                 <w:rFonts w:ascii="Arial" w:hAnsi="Arial" w:cs="Arial"/>
                 <w:sz w:val="22"/>
                 <w:szCs w:val="22"/>
-                <w:highlight w:val="yellow"/>
-              </w:rPr>
-            </w:pPr>
-            <w:r>
-              <w:rPr>
-                <w:rFonts w:ascii="Arial" w:hAnsi="Arial" w:cs="Arial"/>
-                <w:sz w:val="22"/>
-                <w:szCs w:val="22"/>
-                <w:highlight w:val="yellow"/>
+              </w:rPr>
+            </w:pPr>
+            <w:r>
+              <w:rPr>
+                <w:rFonts w:ascii="Arial" w:hAnsi="Arial" w:cs="Arial"/>
+                <w:sz w:val="22"/>
+                <w:szCs w:val="22"/>
                 <w:lang w:val="en-US"/>
               </w:rPr>
               <w:t>-</w:t>
@@ -8192,16 +8785,14 @@
                 <w:rFonts w:ascii="Arial" w:hAnsi="Arial" w:cs="Arial"/>
                 <w:sz w:val="22"/>
                 <w:szCs w:val="22"/>
-                <w:highlight w:val="yellow"/>
-                <w:lang w:val="en-US"/>
-              </w:rPr>
-            </w:pPr>
-            <w:r>
-              <w:rPr>
-                <w:rFonts w:ascii="Arial" w:hAnsi="Arial" w:cs="Arial"/>
-                <w:sz w:val="22"/>
-                <w:szCs w:val="22"/>
-                <w:highlight w:val="yellow"/>
+                <w:lang w:val="en-US"/>
+              </w:rPr>
+            </w:pPr>
+            <w:r>
+              <w:rPr>
+                <w:rFonts w:ascii="Arial" w:hAnsi="Arial" w:cs="Arial"/>
+                <w:sz w:val="22"/>
+                <w:szCs w:val="22"/>
                 <w:lang w:val="en-US"/>
               </w:rPr>
               <w:t>-</w:t>
@@ -8221,16 +8812,14 @@
                 <w:rFonts w:ascii="Arial" w:hAnsi="Arial" w:cs="Arial"/>
                 <w:sz w:val="22"/>
                 <w:szCs w:val="22"/>
-                <w:highlight w:val="yellow"/>
-                <w:lang w:val="en-US"/>
-              </w:rPr>
-            </w:pPr>
-            <w:r>
-              <w:rPr>
-                <w:rFonts w:ascii="Arial" w:hAnsi="Arial" w:cs="Arial"/>
-                <w:sz w:val="22"/>
-                <w:szCs w:val="22"/>
-                <w:highlight w:val="yellow"/>
+                <w:lang w:val="en-US"/>
+              </w:rPr>
+            </w:pPr>
+            <w:r>
+              <w:rPr>
+                <w:rFonts w:ascii="Arial" w:hAnsi="Arial" w:cs="Arial"/>
+                <w:sz w:val="22"/>
+                <w:szCs w:val="22"/>
                 <w:lang w:val="en-US"/>
               </w:rPr>
               <w:t>-</w:t>
@@ -8250,16 +8839,14 @@
                 <w:rFonts w:ascii="Arial" w:hAnsi="Arial" w:cs="Arial"/>
                 <w:sz w:val="22"/>
                 <w:szCs w:val="22"/>
-                <w:highlight w:val="yellow"/>
-                <w:lang w:val="en-US"/>
-              </w:rPr>
-            </w:pPr>
-            <w:r>
-              <w:rPr>
-                <w:rFonts w:ascii="Arial" w:hAnsi="Arial" w:cs="Arial"/>
-                <w:sz w:val="22"/>
-                <w:szCs w:val="22"/>
-                <w:highlight w:val="yellow"/>
+                <w:lang w:val="en-US"/>
+              </w:rPr>
+            </w:pPr>
+            <w:r>
+              <w:rPr>
+                <w:rFonts w:ascii="Arial" w:hAnsi="Arial" w:cs="Arial"/>
+                <w:sz w:val="22"/>
+                <w:szCs w:val="22"/>
                 <w:lang w:val="en-US"/>
               </w:rPr>
               <w:t>-</w:t>
@@ -8285,15 +8872,13 @@
                 <w:rFonts w:ascii="Arial" w:hAnsi="Arial" w:cs="Arial"/>
                 <w:sz w:val="22"/>
                 <w:szCs w:val="22"/>
-                <w:highlight w:val="yellow"/>
-              </w:rPr>
-            </w:pPr>
-            <w:r>
-              <w:rPr>
-                <w:rFonts w:ascii="Arial" w:hAnsi="Arial" w:cs="Arial"/>
-                <w:sz w:val="22"/>
-                <w:szCs w:val="22"/>
-                <w:highlight w:val="yellow"/>
+              </w:rPr>
+            </w:pPr>
+            <w:r>
+              <w:rPr>
+                <w:rFonts w:ascii="Arial" w:hAnsi="Arial" w:cs="Arial"/>
+                <w:sz w:val="22"/>
+                <w:szCs w:val="22"/>
               </w:rPr>
               <w:t>8.</w:t>
             </w:r>
@@ -8311,15 +8896,13 @@
                 <w:rFonts w:ascii="Arial" w:hAnsi="Arial" w:cs="Arial"/>
                 <w:sz w:val="22"/>
                 <w:szCs w:val="22"/>
-                <w:highlight w:val="yellow"/>
-              </w:rPr>
-            </w:pPr>
-            <w:r>
-              <w:rPr>
-                <w:rFonts w:ascii="Arial" w:hAnsi="Arial" w:cs="Arial"/>
-                <w:sz w:val="22"/>
-                <w:szCs w:val="22"/>
-                <w:highlight w:val="yellow"/>
+              </w:rPr>
+            </w:pPr>
+            <w:r>
+              <w:rPr>
+                <w:rFonts w:ascii="Arial" w:hAnsi="Arial" w:cs="Arial"/>
+                <w:sz w:val="22"/>
+                <w:szCs w:val="22"/>
               </w:rPr>
               <w:t>Harga Perkiraan Sendiri (HPS)</w:t>
             </w:r>
@@ -8338,16 +8921,14 @@
                 <w:rFonts w:ascii="Arial" w:hAnsi="Arial" w:cs="Arial"/>
                 <w:sz w:val="22"/>
                 <w:szCs w:val="22"/>
-                <w:highlight w:val="yellow"/>
-                <w:lang w:val="en-US"/>
-              </w:rPr>
-            </w:pPr>
-            <w:r>
-              <w:rPr>
-                <w:rFonts w:ascii="Arial" w:hAnsi="Arial" w:cs="Arial"/>
-                <w:sz w:val="22"/>
-                <w:szCs w:val="22"/>
-                <w:highlight w:val="yellow"/>
+                <w:lang w:val="en-US"/>
+              </w:rPr>
+            </w:pPr>
+            <w:r>
+              <w:rPr>
+                <w:rFonts w:ascii="Arial" w:hAnsi="Arial" w:cs="Arial"/>
+                <w:sz w:val="22"/>
+                <w:szCs w:val="22"/>
                 <w:lang w:val="en-US"/>
               </w:rPr>
               <w:t>-</w:t>
@@ -8368,16 +8949,14 @@
                 <w:rFonts w:ascii="Arial" w:hAnsi="Arial" w:cs="Arial"/>
                 <w:sz w:val="22"/>
                 <w:szCs w:val="22"/>
-                <w:highlight w:val="yellow"/>
-                <w:lang w:val="en-US"/>
-              </w:rPr>
-            </w:pPr>
-            <w:r>
-              <w:rPr>
-                <w:rFonts w:ascii="Arial" w:hAnsi="Arial" w:cs="Arial"/>
-                <w:sz w:val="22"/>
-                <w:szCs w:val="22"/>
-                <w:highlight w:val="yellow"/>
+                <w:lang w:val="en-US"/>
+              </w:rPr>
+            </w:pPr>
+            <w:r>
+              <w:rPr>
+                <w:rFonts w:ascii="Arial" w:hAnsi="Arial" w:cs="Arial"/>
+                <w:sz w:val="22"/>
+                <w:szCs w:val="22"/>
                 <w:lang w:val="en-US"/>
               </w:rPr>
               <w:t>-</w:t>
@@ -8397,16 +8976,14 @@
                 <w:rFonts w:ascii="Arial" w:hAnsi="Arial" w:cs="Arial"/>
                 <w:sz w:val="22"/>
                 <w:szCs w:val="22"/>
-                <w:highlight w:val="yellow"/>
-                <w:lang w:val="en-US"/>
-              </w:rPr>
-            </w:pPr>
-            <w:r>
-              <w:rPr>
-                <w:rFonts w:ascii="Arial" w:hAnsi="Arial" w:cs="Arial"/>
-                <w:sz w:val="22"/>
-                <w:szCs w:val="22"/>
-                <w:highlight w:val="yellow"/>
+                <w:lang w:val="en-US"/>
+              </w:rPr>
+            </w:pPr>
+            <w:r>
+              <w:rPr>
+                <w:rFonts w:ascii="Arial" w:hAnsi="Arial" w:cs="Arial"/>
+                <w:sz w:val="22"/>
+                <w:szCs w:val="22"/>
                 <w:lang w:val="en-US"/>
               </w:rPr>
               <w:t>-</w:t>
@@ -8426,16 +9003,14 @@
                 <w:rFonts w:ascii="Arial" w:hAnsi="Arial" w:cs="Arial"/>
                 <w:sz w:val="22"/>
                 <w:szCs w:val="22"/>
-                <w:highlight w:val="yellow"/>
-                <w:lang w:val="en-US"/>
-              </w:rPr>
-            </w:pPr>
-            <w:r>
-              <w:rPr>
-                <w:rFonts w:ascii="Arial" w:hAnsi="Arial" w:cs="Arial"/>
-                <w:sz w:val="22"/>
-                <w:szCs w:val="22"/>
-                <w:highlight w:val="yellow"/>
+                <w:lang w:val="en-US"/>
+              </w:rPr>
+            </w:pPr>
+            <w:r>
+              <w:rPr>
+                <w:rFonts w:ascii="Arial" w:hAnsi="Arial" w:cs="Arial"/>
+                <w:sz w:val="22"/>
+                <w:szCs w:val="22"/>
                 <w:lang w:val="en-US"/>
               </w:rPr>
               <w:t>-</w:t>
@@ -8460,15 +9035,13 @@
                 <w:rFonts w:ascii="Arial" w:hAnsi="Arial" w:cs="Arial"/>
                 <w:sz w:val="22"/>
                 <w:szCs w:val="22"/>
-                <w:highlight w:val="yellow"/>
-              </w:rPr>
-            </w:pPr>
-            <w:r>
-              <w:rPr>
-                <w:rFonts w:ascii="Arial" w:hAnsi="Arial" w:cs="Arial"/>
-                <w:sz w:val="22"/>
-                <w:szCs w:val="22"/>
-                <w:highlight w:val="yellow"/>
+              </w:rPr>
+            </w:pPr>
+            <w:r>
+              <w:rPr>
+                <w:rFonts w:ascii="Arial" w:hAnsi="Arial" w:cs="Arial"/>
+                <w:sz w:val="22"/>
+                <w:szCs w:val="22"/>
               </w:rPr>
               <w:t>9</w:t>
             </w:r>
@@ -8477,7 +9050,6 @@
                 <w:rFonts w:ascii="Arial" w:hAnsi="Arial" w:cs="Arial"/>
                 <w:sz w:val="22"/>
                 <w:szCs w:val="22"/>
-                <w:highlight w:val="yellow"/>
               </w:rPr>
               <w:t>.</w:t>
             </w:r>
@@ -8495,15 +9067,13 @@
                 <w:rFonts w:ascii="Arial" w:hAnsi="Arial" w:cs="Arial"/>
                 <w:sz w:val="22"/>
                 <w:szCs w:val="22"/>
-                <w:highlight w:val="yellow"/>
-              </w:rPr>
-            </w:pPr>
-            <w:r>
-              <w:rPr>
-                <w:rFonts w:ascii="Arial" w:hAnsi="Arial" w:cs="Arial"/>
-                <w:sz w:val="22"/>
-                <w:szCs w:val="22"/>
-                <w:highlight w:val="yellow"/>
+              </w:rPr>
+            </w:pPr>
+            <w:r>
+              <w:rPr>
+                <w:rFonts w:ascii="Arial" w:hAnsi="Arial" w:cs="Arial"/>
+                <w:sz w:val="22"/>
+                <w:szCs w:val="22"/>
               </w:rPr>
               <w:t>Rancangan Kontrak:</w:t>
             </w:r>
@@ -8522,16 +9092,14 @@
                 <w:rFonts w:ascii="Arial" w:hAnsi="Arial" w:cs="Arial"/>
                 <w:sz w:val="22"/>
                 <w:szCs w:val="22"/>
-                <w:highlight w:val="yellow"/>
-                <w:lang w:val="en-US"/>
-              </w:rPr>
-            </w:pPr>
-            <w:r>
-              <w:rPr>
-                <w:rFonts w:ascii="Arial" w:hAnsi="Arial" w:cs="Arial"/>
-                <w:sz w:val="22"/>
-                <w:szCs w:val="22"/>
-                <w:highlight w:val="yellow"/>
+                <w:lang w:val="en-US"/>
+              </w:rPr>
+            </w:pPr>
+            <w:r>
+              <w:rPr>
+                <w:rFonts w:ascii="Arial" w:hAnsi="Arial" w:cs="Arial"/>
+                <w:sz w:val="22"/>
+                <w:szCs w:val="22"/>
                 <w:lang w:val="en-US"/>
               </w:rPr>
               <w:t>-</w:t>
@@ -8552,16 +9120,14 @@
                 <w:rFonts w:ascii="Arial" w:hAnsi="Arial" w:cs="Arial"/>
                 <w:sz w:val="22"/>
                 <w:szCs w:val="22"/>
-                <w:highlight w:val="yellow"/>
-                <w:lang w:val="en-US"/>
-              </w:rPr>
-            </w:pPr>
-            <w:r>
-              <w:rPr>
-                <w:rFonts w:ascii="Arial" w:hAnsi="Arial" w:cs="Arial"/>
-                <w:sz w:val="22"/>
-                <w:szCs w:val="22"/>
-                <w:highlight w:val="yellow"/>
+                <w:lang w:val="en-US"/>
+              </w:rPr>
+            </w:pPr>
+            <w:r>
+              <w:rPr>
+                <w:rFonts w:ascii="Arial" w:hAnsi="Arial" w:cs="Arial"/>
+                <w:sz w:val="22"/>
+                <w:szCs w:val="22"/>
                 <w:lang w:val="en-US"/>
               </w:rPr>
               <w:t>-</w:t>
@@ -8582,16 +9148,14 @@
                 <w:rFonts w:ascii="Arial" w:hAnsi="Arial" w:cs="Arial"/>
                 <w:sz w:val="22"/>
                 <w:szCs w:val="22"/>
-                <w:highlight w:val="yellow"/>
-                <w:lang w:val="en-US"/>
-              </w:rPr>
-            </w:pPr>
-            <w:r>
-              <w:rPr>
-                <w:rFonts w:ascii="Arial" w:hAnsi="Arial" w:cs="Arial"/>
-                <w:sz w:val="22"/>
-                <w:szCs w:val="22"/>
-                <w:highlight w:val="yellow"/>
+                <w:lang w:val="en-US"/>
+              </w:rPr>
+            </w:pPr>
+            <w:r>
+              <w:rPr>
+                <w:rFonts w:ascii="Arial" w:hAnsi="Arial" w:cs="Arial"/>
+                <w:sz w:val="22"/>
+                <w:szCs w:val="22"/>
                 <w:lang w:val="en-US"/>
               </w:rPr>
               <w:t>-</w:t>
@@ -8612,16 +9176,14 @@
                 <w:rFonts w:ascii="Arial" w:hAnsi="Arial" w:cs="Arial"/>
                 <w:sz w:val="22"/>
                 <w:szCs w:val="22"/>
-                <w:highlight w:val="yellow"/>
-                <w:lang w:val="en-US"/>
-              </w:rPr>
-            </w:pPr>
-            <w:r>
-              <w:rPr>
-                <w:rFonts w:ascii="Arial" w:hAnsi="Arial" w:cs="Arial"/>
-                <w:sz w:val="22"/>
-                <w:szCs w:val="22"/>
-                <w:highlight w:val="yellow"/>
+                <w:lang w:val="en-US"/>
+              </w:rPr>
+            </w:pPr>
+            <w:r>
+              <w:rPr>
+                <w:rFonts w:ascii="Arial" w:hAnsi="Arial" w:cs="Arial"/>
+                <w:sz w:val="22"/>
+                <w:szCs w:val="22"/>
                 <w:lang w:val="en-US"/>
               </w:rPr>
               <w:t>-</w:t>
@@ -8646,7 +9208,6 @@
                 <w:rFonts w:ascii="Arial" w:hAnsi="Arial" w:cs="Arial"/>
                 <w:sz w:val="22"/>
                 <w:szCs w:val="22"/>
-                <w:highlight w:val="yellow"/>
               </w:rPr>
             </w:pPr>
           </w:p>
@@ -8667,15 +9228,13 @@
                 <w:rFonts w:ascii="Arial" w:hAnsi="Arial" w:cs="Arial"/>
                 <w:sz w:val="22"/>
                 <w:szCs w:val="22"/>
-                <w:highlight w:val="yellow"/>
-              </w:rPr>
-            </w:pPr>
-            <w:r>
-              <w:rPr>
-                <w:rFonts w:ascii="Arial" w:hAnsi="Arial" w:cs="Arial"/>
-                <w:sz w:val="22"/>
-                <w:szCs w:val="22"/>
-                <w:highlight w:val="yellow"/>
+              </w:rPr>
+            </w:pPr>
+            <w:r>
+              <w:rPr>
+                <w:rFonts w:ascii="Arial" w:hAnsi="Arial" w:cs="Arial"/>
+                <w:sz w:val="22"/>
+                <w:szCs w:val="22"/>
               </w:rPr>
               <w:t>Naskah Perjanjian;</w:t>
             </w:r>
@@ -8694,16 +9253,14 @@
                 <w:rFonts w:ascii="Arial" w:hAnsi="Arial" w:cs="Arial"/>
                 <w:sz w:val="22"/>
                 <w:szCs w:val="22"/>
-                <w:highlight w:val="yellow"/>
-                <w:lang w:val="en-US"/>
-              </w:rPr>
-            </w:pPr>
-            <w:r>
-              <w:rPr>
-                <w:rFonts w:ascii="Arial" w:hAnsi="Arial" w:cs="Arial"/>
-                <w:sz w:val="22"/>
-                <w:szCs w:val="22"/>
-                <w:highlight w:val="yellow"/>
+                <w:lang w:val="en-US"/>
+              </w:rPr>
+            </w:pPr>
+            <w:r>
+              <w:rPr>
+                <w:rFonts w:ascii="Arial" w:hAnsi="Arial" w:cs="Arial"/>
+                <w:sz w:val="22"/>
+                <w:szCs w:val="22"/>
                 <w:lang w:val="en-US"/>
               </w:rPr>
               <w:t>-</w:t>
@@ -8724,16 +9281,14 @@
                 <w:rFonts w:ascii="Arial" w:hAnsi="Arial" w:cs="Arial"/>
                 <w:sz w:val="22"/>
                 <w:szCs w:val="22"/>
-                <w:highlight w:val="yellow"/>
-                <w:lang w:val="en-US"/>
-              </w:rPr>
-            </w:pPr>
-            <w:r>
-              <w:rPr>
-                <w:rFonts w:ascii="Arial" w:hAnsi="Arial" w:cs="Arial"/>
-                <w:sz w:val="22"/>
-                <w:szCs w:val="22"/>
-                <w:highlight w:val="yellow"/>
+                <w:lang w:val="en-US"/>
+              </w:rPr>
+            </w:pPr>
+            <w:r>
+              <w:rPr>
+                <w:rFonts w:ascii="Arial" w:hAnsi="Arial" w:cs="Arial"/>
+                <w:sz w:val="22"/>
+                <w:szCs w:val="22"/>
                 <w:lang w:val="en-US"/>
               </w:rPr>
               <w:t>-</w:t>
@@ -8754,16 +9309,14 @@
                 <w:rFonts w:ascii="Arial" w:hAnsi="Arial" w:cs="Arial"/>
                 <w:sz w:val="22"/>
                 <w:szCs w:val="22"/>
-                <w:highlight w:val="yellow"/>
-                <w:lang w:val="en-US"/>
-              </w:rPr>
-            </w:pPr>
-            <w:r>
-              <w:rPr>
-                <w:rFonts w:ascii="Arial" w:hAnsi="Arial" w:cs="Arial"/>
-                <w:sz w:val="22"/>
-                <w:szCs w:val="22"/>
-                <w:highlight w:val="yellow"/>
+                <w:lang w:val="en-US"/>
+              </w:rPr>
+            </w:pPr>
+            <w:r>
+              <w:rPr>
+                <w:rFonts w:ascii="Arial" w:hAnsi="Arial" w:cs="Arial"/>
+                <w:sz w:val="22"/>
+                <w:szCs w:val="22"/>
                 <w:lang w:val="en-US"/>
               </w:rPr>
               <w:t>-</w:t>
@@ -8784,16 +9337,14 @@
                 <w:rFonts w:ascii="Arial" w:hAnsi="Arial" w:cs="Arial"/>
                 <w:sz w:val="22"/>
                 <w:szCs w:val="22"/>
-                <w:highlight w:val="yellow"/>
-                <w:lang w:val="en-US"/>
-              </w:rPr>
-            </w:pPr>
-            <w:r>
-              <w:rPr>
-                <w:rFonts w:ascii="Arial" w:hAnsi="Arial" w:cs="Arial"/>
-                <w:sz w:val="22"/>
-                <w:szCs w:val="22"/>
-                <w:highlight w:val="yellow"/>
+                <w:lang w:val="en-US"/>
+              </w:rPr>
+            </w:pPr>
+            <w:r>
+              <w:rPr>
+                <w:rFonts w:ascii="Arial" w:hAnsi="Arial" w:cs="Arial"/>
+                <w:sz w:val="22"/>
+                <w:szCs w:val="22"/>
                 <w:lang w:val="en-US"/>
               </w:rPr>
               <w:t>-</w:t>
@@ -8818,7 +9369,6 @@
                 <w:rFonts w:ascii="Arial" w:hAnsi="Arial" w:cs="Arial"/>
                 <w:sz w:val="22"/>
                 <w:szCs w:val="22"/>
-                <w:highlight w:val="yellow"/>
               </w:rPr>
             </w:pPr>
           </w:p>
@@ -8839,15 +9389,13 @@
                 <w:rFonts w:ascii="Arial" w:hAnsi="Arial" w:cs="Arial"/>
                 <w:sz w:val="22"/>
                 <w:szCs w:val="22"/>
-                <w:highlight w:val="yellow"/>
-              </w:rPr>
-            </w:pPr>
-            <w:r>
-              <w:rPr>
-                <w:rFonts w:ascii="Arial" w:hAnsi="Arial" w:cs="Arial"/>
-                <w:sz w:val="22"/>
-                <w:szCs w:val="22"/>
-                <w:highlight w:val="yellow"/>
+              </w:rPr>
+            </w:pPr>
+            <w:r>
+              <w:rPr>
+                <w:rFonts w:ascii="Arial" w:hAnsi="Arial" w:cs="Arial"/>
+                <w:sz w:val="22"/>
+                <w:szCs w:val="22"/>
               </w:rPr>
               <w:t>Syarat-Syarat Khusus Kontrak;</w:t>
             </w:r>
@@ -8866,16 +9414,14 @@
                 <w:rFonts w:ascii="Arial" w:hAnsi="Arial" w:cs="Arial"/>
                 <w:sz w:val="22"/>
                 <w:szCs w:val="22"/>
-                <w:highlight w:val="yellow"/>
-                <w:lang w:val="en-US"/>
-              </w:rPr>
-            </w:pPr>
-            <w:r>
-              <w:rPr>
-                <w:rFonts w:ascii="Arial" w:hAnsi="Arial" w:cs="Arial"/>
-                <w:sz w:val="22"/>
-                <w:szCs w:val="22"/>
-                <w:highlight w:val="yellow"/>
+                <w:lang w:val="en-US"/>
+              </w:rPr>
+            </w:pPr>
+            <w:r>
+              <w:rPr>
+                <w:rFonts w:ascii="Arial" w:hAnsi="Arial" w:cs="Arial"/>
+                <w:sz w:val="22"/>
+                <w:szCs w:val="22"/>
                 <w:lang w:val="en-US"/>
               </w:rPr>
               <w:t>-</w:t>
@@ -8896,16 +9442,14 @@
                 <w:rFonts w:ascii="Arial" w:hAnsi="Arial" w:cs="Arial"/>
                 <w:sz w:val="22"/>
                 <w:szCs w:val="22"/>
-                <w:highlight w:val="yellow"/>
-                <w:lang w:val="en-US"/>
-              </w:rPr>
-            </w:pPr>
-            <w:r>
-              <w:rPr>
-                <w:rFonts w:ascii="Arial" w:hAnsi="Arial" w:cs="Arial"/>
-                <w:sz w:val="22"/>
-                <w:szCs w:val="22"/>
-                <w:highlight w:val="yellow"/>
+                <w:lang w:val="en-US"/>
+              </w:rPr>
+            </w:pPr>
+            <w:r>
+              <w:rPr>
+                <w:rFonts w:ascii="Arial" w:hAnsi="Arial" w:cs="Arial"/>
+                <w:sz w:val="22"/>
+                <w:szCs w:val="22"/>
                 <w:lang w:val="en-US"/>
               </w:rPr>
               <w:t>-</w:t>
@@ -8925,16 +9469,14 @@
                 <w:rFonts w:ascii="Arial" w:hAnsi="Arial" w:cs="Arial"/>
                 <w:sz w:val="22"/>
                 <w:szCs w:val="22"/>
-                <w:highlight w:val="yellow"/>
-                <w:lang w:val="en-US"/>
-              </w:rPr>
-            </w:pPr>
-            <w:r>
-              <w:rPr>
-                <w:rFonts w:ascii="Arial" w:hAnsi="Arial" w:cs="Arial"/>
-                <w:sz w:val="22"/>
-                <w:szCs w:val="22"/>
-                <w:highlight w:val="yellow"/>
+                <w:lang w:val="en-US"/>
+              </w:rPr>
+            </w:pPr>
+            <w:r>
+              <w:rPr>
+                <w:rFonts w:ascii="Arial" w:hAnsi="Arial" w:cs="Arial"/>
+                <w:sz w:val="22"/>
+                <w:szCs w:val="22"/>
                 <w:lang w:val="en-US"/>
               </w:rPr>
               <w:t>-</w:t>
@@ -8954,16 +9496,14 @@
                 <w:rFonts w:ascii="Arial" w:hAnsi="Arial" w:cs="Arial"/>
                 <w:sz w:val="22"/>
                 <w:szCs w:val="22"/>
-                <w:highlight w:val="yellow"/>
-                <w:lang w:val="en-US"/>
-              </w:rPr>
-            </w:pPr>
-            <w:r>
-              <w:rPr>
-                <w:rFonts w:ascii="Arial" w:hAnsi="Arial" w:cs="Arial"/>
-                <w:sz w:val="22"/>
-                <w:szCs w:val="22"/>
-                <w:highlight w:val="yellow"/>
+                <w:lang w:val="en-US"/>
+              </w:rPr>
+            </w:pPr>
+            <w:r>
+              <w:rPr>
+                <w:rFonts w:ascii="Arial" w:hAnsi="Arial" w:cs="Arial"/>
+                <w:sz w:val="22"/>
+                <w:szCs w:val="22"/>
                 <w:lang w:val="en-US"/>
               </w:rPr>
               <w:t>-</w:t>
@@ -8988,7 +9528,6 @@
                 <w:rFonts w:ascii="Arial" w:hAnsi="Arial" w:cs="Arial"/>
                 <w:sz w:val="22"/>
                 <w:szCs w:val="22"/>
-                <w:highlight w:val="yellow"/>
               </w:rPr>
             </w:pPr>
           </w:p>
@@ -9009,15 +9548,13 @@
                 <w:rFonts w:ascii="Arial" w:hAnsi="Arial" w:cs="Arial"/>
                 <w:sz w:val="22"/>
                 <w:szCs w:val="22"/>
-                <w:highlight w:val="yellow"/>
-              </w:rPr>
-            </w:pPr>
-            <w:r>
-              <w:rPr>
-                <w:rFonts w:ascii="Arial" w:hAnsi="Arial" w:cs="Arial"/>
-                <w:sz w:val="22"/>
-                <w:szCs w:val="22"/>
-                <w:highlight w:val="yellow"/>
+              </w:rPr>
+            </w:pPr>
+            <w:r>
+              <w:rPr>
+                <w:rFonts w:ascii="Arial" w:hAnsi="Arial" w:cs="Arial"/>
+                <w:sz w:val="22"/>
+                <w:szCs w:val="22"/>
               </w:rPr>
               <w:t>Syarat-Syarat Umum Kontrak</w:t>
             </w:r>
@@ -9036,16 +9573,14 @@
                 <w:rFonts w:ascii="Arial" w:hAnsi="Arial" w:cs="Arial"/>
                 <w:sz w:val="22"/>
                 <w:szCs w:val="22"/>
-                <w:highlight w:val="yellow"/>
-                <w:lang w:val="en-US"/>
-              </w:rPr>
-            </w:pPr>
-            <w:r>
-              <w:rPr>
-                <w:rFonts w:ascii="Arial" w:hAnsi="Arial" w:cs="Arial"/>
-                <w:sz w:val="22"/>
-                <w:szCs w:val="22"/>
-                <w:highlight w:val="yellow"/>
+                <w:lang w:val="en-US"/>
+              </w:rPr>
+            </w:pPr>
+            <w:r>
+              <w:rPr>
+                <w:rFonts w:ascii="Arial" w:hAnsi="Arial" w:cs="Arial"/>
+                <w:sz w:val="22"/>
+                <w:szCs w:val="22"/>
                 <w:lang w:val="en-US"/>
               </w:rPr>
               <w:t>-</w:t>
@@ -9066,16 +9601,14 @@
                 <w:rFonts w:ascii="Arial" w:hAnsi="Arial" w:cs="Arial"/>
                 <w:sz w:val="22"/>
                 <w:szCs w:val="22"/>
-                <w:highlight w:val="yellow"/>
-                <w:lang w:val="en-US"/>
-              </w:rPr>
-            </w:pPr>
-            <w:r>
-              <w:rPr>
-                <w:rFonts w:ascii="Arial" w:hAnsi="Arial" w:cs="Arial"/>
-                <w:sz w:val="22"/>
-                <w:szCs w:val="22"/>
-                <w:highlight w:val="yellow"/>
+                <w:lang w:val="en-US"/>
+              </w:rPr>
+            </w:pPr>
+            <w:r>
+              <w:rPr>
+                <w:rFonts w:ascii="Arial" w:hAnsi="Arial" w:cs="Arial"/>
+                <w:sz w:val="22"/>
+                <w:szCs w:val="22"/>
                 <w:lang w:val="en-US"/>
               </w:rPr>
               <w:t>-</w:t>
@@ -9096,16 +9629,14 @@
                 <w:rFonts w:ascii="Arial" w:hAnsi="Arial" w:cs="Arial"/>
                 <w:sz w:val="22"/>
                 <w:szCs w:val="22"/>
-                <w:highlight w:val="yellow"/>
-                <w:lang w:val="en-US"/>
-              </w:rPr>
-            </w:pPr>
-            <w:r>
-              <w:rPr>
-                <w:rFonts w:ascii="Arial" w:hAnsi="Arial" w:cs="Arial"/>
-                <w:sz w:val="22"/>
-                <w:szCs w:val="22"/>
-                <w:highlight w:val="yellow"/>
+                <w:lang w:val="en-US"/>
+              </w:rPr>
+            </w:pPr>
+            <w:r>
+              <w:rPr>
+                <w:rFonts w:ascii="Arial" w:hAnsi="Arial" w:cs="Arial"/>
+                <w:sz w:val="22"/>
+                <w:szCs w:val="22"/>
                 <w:lang w:val="en-US"/>
               </w:rPr>
               <w:t>-</w:t>
@@ -9126,16 +9657,14 @@
                 <w:rFonts w:ascii="Arial" w:hAnsi="Arial" w:cs="Arial"/>
                 <w:sz w:val="22"/>
                 <w:szCs w:val="22"/>
-                <w:highlight w:val="yellow"/>
-                <w:lang w:val="en-US"/>
-              </w:rPr>
-            </w:pPr>
-            <w:r>
-              <w:rPr>
-                <w:rFonts w:ascii="Arial" w:hAnsi="Arial" w:cs="Arial"/>
-                <w:sz w:val="22"/>
-                <w:szCs w:val="22"/>
-                <w:highlight w:val="yellow"/>
+                <w:lang w:val="en-US"/>
+              </w:rPr>
+            </w:pPr>
+            <w:r>
+              <w:rPr>
+                <w:rFonts w:ascii="Arial" w:hAnsi="Arial" w:cs="Arial"/>
+                <w:sz w:val="22"/>
+                <w:szCs w:val="22"/>
                 <w:lang w:val="en-US"/>
               </w:rPr>
               <w:t>-</w:t>
@@ -9160,15 +9689,13 @@
                 <w:rFonts w:ascii="Arial" w:hAnsi="Arial" w:cs="Arial"/>
                 <w:sz w:val="22"/>
                 <w:szCs w:val="22"/>
-                <w:highlight w:val="yellow"/>
-              </w:rPr>
-            </w:pPr>
-            <w:r>
-              <w:rPr>
-                <w:rFonts w:ascii="Arial" w:hAnsi="Arial" w:cs="Arial"/>
-                <w:sz w:val="22"/>
-                <w:szCs w:val="22"/>
-                <w:highlight w:val="yellow"/>
+              </w:rPr>
+            </w:pPr>
+            <w:r>
+              <w:rPr>
+                <w:rFonts w:ascii="Arial" w:hAnsi="Arial" w:cs="Arial"/>
+                <w:sz w:val="22"/>
+                <w:szCs w:val="22"/>
               </w:rPr>
               <w:t>10</w:t>
             </w:r>
@@ -9177,7 +9704,6 @@
                 <w:rFonts w:ascii="Arial" w:hAnsi="Arial" w:cs="Arial"/>
                 <w:sz w:val="22"/>
                 <w:szCs w:val="22"/>
-                <w:highlight w:val="yellow"/>
               </w:rPr>
               <w:t>.</w:t>
             </w:r>
@@ -9194,15 +9720,13 @@
                 <w:rFonts w:ascii="Arial" w:hAnsi="Arial" w:cs="Arial"/>
                 <w:sz w:val="22"/>
                 <w:szCs w:val="22"/>
-                <w:highlight w:val="yellow"/>
-              </w:rPr>
-            </w:pPr>
-            <w:r>
-              <w:rPr>
-                <w:rFonts w:ascii="Arial" w:hAnsi="Arial" w:cs="Arial"/>
-                <w:sz w:val="22"/>
-                <w:szCs w:val="22"/>
-                <w:highlight w:val="yellow"/>
+              </w:rPr>
+            </w:pPr>
+            <w:r>
+              <w:rPr>
+                <w:rFonts w:ascii="Arial" w:hAnsi="Arial" w:cs="Arial"/>
+                <w:sz w:val="22"/>
+                <w:szCs w:val="22"/>
               </w:rPr>
               <w:t>Dokumen Anggaran Belanja (DIPA atau RKA-KL yang telah ditetapkan)</w:t>
             </w:r>
@@ -9222,16 +9746,14 @@
                 <w:rFonts w:ascii="Arial" w:hAnsi="Arial" w:cs="Arial"/>
                 <w:sz w:val="22"/>
                 <w:szCs w:val="22"/>
-                <w:highlight w:val="yellow"/>
-                <w:lang w:val="en-US"/>
-              </w:rPr>
-            </w:pPr>
-            <w:r>
-              <w:rPr>
-                <w:rFonts w:ascii="Arial" w:hAnsi="Arial" w:cs="Arial"/>
-                <w:sz w:val="22"/>
-                <w:szCs w:val="22"/>
-                <w:highlight w:val="yellow"/>
+                <w:lang w:val="en-US"/>
+              </w:rPr>
+            </w:pPr>
+            <w:r>
+              <w:rPr>
+                <w:rFonts w:ascii="Arial" w:hAnsi="Arial" w:cs="Arial"/>
+                <w:sz w:val="22"/>
+                <w:szCs w:val="22"/>
                 <w:lang w:val="en-US"/>
               </w:rPr>
               <w:t>-</w:t>
@@ -9252,16 +9774,14 @@
                 <w:rFonts w:ascii="Arial" w:hAnsi="Arial" w:cs="Arial"/>
                 <w:sz w:val="22"/>
                 <w:szCs w:val="22"/>
-                <w:highlight w:val="yellow"/>
-                <w:lang w:val="en-US"/>
-              </w:rPr>
-            </w:pPr>
-            <w:r>
-              <w:rPr>
-                <w:rFonts w:ascii="Arial" w:hAnsi="Arial" w:cs="Arial"/>
-                <w:sz w:val="22"/>
-                <w:szCs w:val="22"/>
-                <w:highlight w:val="yellow"/>
+                <w:lang w:val="en-US"/>
+              </w:rPr>
+            </w:pPr>
+            <w:r>
+              <w:rPr>
+                <w:rFonts w:ascii="Arial" w:hAnsi="Arial" w:cs="Arial"/>
+                <w:sz w:val="22"/>
+                <w:szCs w:val="22"/>
                 <w:lang w:val="en-US"/>
               </w:rPr>
               <w:t>-</w:t>
@@ -9282,16 +9802,14 @@
                 <w:rFonts w:ascii="Arial" w:hAnsi="Arial" w:cs="Arial"/>
                 <w:sz w:val="22"/>
                 <w:szCs w:val="22"/>
-                <w:highlight w:val="yellow"/>
-                <w:lang w:val="en-US"/>
-              </w:rPr>
-            </w:pPr>
-            <w:r>
-              <w:rPr>
-                <w:rFonts w:ascii="Arial" w:hAnsi="Arial" w:cs="Arial"/>
-                <w:sz w:val="22"/>
-                <w:szCs w:val="22"/>
-                <w:highlight w:val="yellow"/>
+                <w:lang w:val="en-US"/>
+              </w:rPr>
+            </w:pPr>
+            <w:r>
+              <w:rPr>
+                <w:rFonts w:ascii="Arial" w:hAnsi="Arial" w:cs="Arial"/>
+                <w:sz w:val="22"/>
+                <w:szCs w:val="22"/>
                 <w:lang w:val="en-US"/>
               </w:rPr>
               <w:t>-</w:t>
@@ -9312,16 +9830,14 @@
                 <w:rFonts w:ascii="Arial" w:hAnsi="Arial" w:cs="Arial"/>
                 <w:sz w:val="22"/>
                 <w:szCs w:val="22"/>
-                <w:highlight w:val="yellow"/>
-                <w:lang w:val="en-US"/>
-              </w:rPr>
-            </w:pPr>
-            <w:r>
-              <w:rPr>
-                <w:rFonts w:ascii="Arial" w:hAnsi="Arial" w:cs="Arial"/>
-                <w:sz w:val="22"/>
-                <w:szCs w:val="22"/>
-                <w:highlight w:val="yellow"/>
+                <w:lang w:val="en-US"/>
+              </w:rPr>
+            </w:pPr>
+            <w:r>
+              <w:rPr>
+                <w:rFonts w:ascii="Arial" w:hAnsi="Arial" w:cs="Arial"/>
+                <w:sz w:val="22"/>
+                <w:szCs w:val="22"/>
                 <w:lang w:val="en-US"/>
               </w:rPr>
               <w:t>-</w:t>
@@ -9346,15 +9862,13 @@
                 <w:rFonts w:ascii="Arial" w:hAnsi="Arial" w:cs="Arial"/>
                 <w:sz w:val="22"/>
                 <w:szCs w:val="22"/>
-                <w:highlight w:val="yellow"/>
-              </w:rPr>
-            </w:pPr>
-            <w:r>
-              <w:rPr>
-                <w:rFonts w:ascii="Arial" w:hAnsi="Arial" w:cs="Arial"/>
-                <w:sz w:val="22"/>
-                <w:szCs w:val="22"/>
-                <w:highlight w:val="yellow"/>
+              </w:rPr>
+            </w:pPr>
+            <w:r>
+              <w:rPr>
+                <w:rFonts w:ascii="Arial" w:hAnsi="Arial" w:cs="Arial"/>
+                <w:sz w:val="22"/>
+                <w:szCs w:val="22"/>
               </w:rPr>
               <w:t>11</w:t>
             </w:r>
@@ -9363,7 +9877,6 @@
                 <w:rFonts w:ascii="Arial" w:hAnsi="Arial" w:cs="Arial"/>
                 <w:sz w:val="22"/>
                 <w:szCs w:val="22"/>
-                <w:highlight w:val="yellow"/>
               </w:rPr>
               <w:t>.</w:t>
             </w:r>
@@ -9381,15 +9894,13 @@
                 <w:rFonts w:ascii="Arial" w:hAnsi="Arial" w:cs="Arial"/>
                 <w:sz w:val="22"/>
                 <w:szCs w:val="22"/>
-                <w:highlight w:val="yellow"/>
-              </w:rPr>
-            </w:pPr>
-            <w:r>
-              <w:rPr>
-                <w:rFonts w:ascii="Arial" w:hAnsi="Arial" w:cs="Arial"/>
-                <w:sz w:val="22"/>
-                <w:szCs w:val="22"/>
-                <w:highlight w:val="yellow"/>
+              </w:rPr>
+            </w:pPr>
+            <w:r>
+              <w:rPr>
+                <w:rFonts w:ascii="Arial" w:hAnsi="Arial" w:cs="Arial"/>
+                <w:sz w:val="22"/>
+                <w:szCs w:val="22"/>
               </w:rPr>
               <w:t>ID paket RUP</w:t>
             </w:r>
@@ -9409,16 +9920,14 @@
                 <w:rFonts w:ascii="Arial" w:hAnsi="Arial" w:cs="Arial"/>
                 <w:sz w:val="22"/>
                 <w:szCs w:val="22"/>
-                <w:highlight w:val="yellow"/>
-                <w:lang w:val="en-US"/>
-              </w:rPr>
-            </w:pPr>
-            <w:r>
-              <w:rPr>
-                <w:rFonts w:ascii="Arial" w:hAnsi="Arial" w:cs="Arial"/>
-                <w:sz w:val="22"/>
-                <w:szCs w:val="22"/>
-                <w:highlight w:val="yellow"/>
+                <w:lang w:val="en-US"/>
+              </w:rPr>
+            </w:pPr>
+            <w:r>
+              <w:rPr>
+                <w:rFonts w:ascii="Arial" w:hAnsi="Arial" w:cs="Arial"/>
+                <w:sz w:val="22"/>
+                <w:szCs w:val="22"/>
                 <w:lang w:val="en-US"/>
               </w:rPr>
               <w:t>-</w:t>
@@ -9439,16 +9948,14 @@
                 <w:rFonts w:ascii="Arial" w:hAnsi="Arial" w:cs="Arial"/>
                 <w:sz w:val="22"/>
                 <w:szCs w:val="22"/>
-                <w:highlight w:val="yellow"/>
-                <w:lang w:val="en-US"/>
-              </w:rPr>
-            </w:pPr>
-            <w:r>
-              <w:rPr>
-                <w:rFonts w:ascii="Arial" w:hAnsi="Arial" w:cs="Arial"/>
-                <w:sz w:val="22"/>
-                <w:szCs w:val="22"/>
-                <w:highlight w:val="yellow"/>
+                <w:lang w:val="en-US"/>
+              </w:rPr>
+            </w:pPr>
+            <w:r>
+              <w:rPr>
+                <w:rFonts w:ascii="Arial" w:hAnsi="Arial" w:cs="Arial"/>
+                <w:sz w:val="22"/>
+                <w:szCs w:val="22"/>
                 <w:lang w:val="en-US"/>
               </w:rPr>
               <w:t>-</w:t>
@@ -9469,16 +9976,14 @@
                 <w:rFonts w:ascii="Arial" w:hAnsi="Arial" w:cs="Arial"/>
                 <w:sz w:val="22"/>
                 <w:szCs w:val="22"/>
-                <w:highlight w:val="yellow"/>
-                <w:lang w:val="en-US"/>
-              </w:rPr>
-            </w:pPr>
-            <w:r>
-              <w:rPr>
-                <w:rFonts w:ascii="Arial" w:hAnsi="Arial" w:cs="Arial"/>
-                <w:sz w:val="22"/>
-                <w:szCs w:val="22"/>
-                <w:highlight w:val="yellow"/>
+                <w:lang w:val="en-US"/>
+              </w:rPr>
+            </w:pPr>
+            <w:r>
+              <w:rPr>
+                <w:rFonts w:ascii="Arial" w:hAnsi="Arial" w:cs="Arial"/>
+                <w:sz w:val="22"/>
+                <w:szCs w:val="22"/>
                 <w:lang w:val="en-US"/>
               </w:rPr>
               <w:t>-</w:t>
@@ -9499,16 +10004,14 @@
                 <w:rFonts w:ascii="Arial" w:hAnsi="Arial" w:cs="Arial"/>
                 <w:sz w:val="22"/>
                 <w:szCs w:val="22"/>
-                <w:highlight w:val="yellow"/>
-                <w:lang w:val="en-US"/>
-              </w:rPr>
-            </w:pPr>
-            <w:r>
-              <w:rPr>
-                <w:rFonts w:ascii="Arial" w:hAnsi="Arial" w:cs="Arial"/>
-                <w:sz w:val="22"/>
-                <w:szCs w:val="22"/>
-                <w:highlight w:val="yellow"/>
+                <w:lang w:val="en-US"/>
+              </w:rPr>
+            </w:pPr>
+            <w:r>
+              <w:rPr>
+                <w:rFonts w:ascii="Arial" w:hAnsi="Arial" w:cs="Arial"/>
+                <w:sz w:val="22"/>
+                <w:szCs w:val="22"/>
                 <w:lang w:val="en-US"/>
               </w:rPr>
               <w:t>-</w:t>
@@ -9533,15 +10036,13 @@
                 <w:rFonts w:ascii="Arial" w:hAnsi="Arial" w:cs="Arial"/>
                 <w:sz w:val="22"/>
                 <w:szCs w:val="22"/>
-                <w:highlight w:val="yellow"/>
-              </w:rPr>
-            </w:pPr>
-            <w:r>
-              <w:rPr>
-                <w:rFonts w:ascii="Arial" w:hAnsi="Arial" w:cs="Arial"/>
-                <w:sz w:val="22"/>
-                <w:szCs w:val="22"/>
-                <w:highlight w:val="yellow"/>
+              </w:rPr>
+            </w:pPr>
+            <w:r>
+              <w:rPr>
+                <w:rFonts w:ascii="Arial" w:hAnsi="Arial" w:cs="Arial"/>
+                <w:sz w:val="22"/>
+                <w:szCs w:val="22"/>
               </w:rPr>
               <w:t>12.</w:t>
             </w:r>
@@ -9559,15 +10060,13 @@
                 <w:rFonts w:ascii="Arial" w:hAnsi="Arial" w:cs="Arial"/>
                 <w:sz w:val="22"/>
                 <w:szCs w:val="22"/>
-                <w:highlight w:val="yellow"/>
-              </w:rPr>
-            </w:pPr>
-            <w:r>
-              <w:rPr>
-                <w:rFonts w:ascii="Arial" w:hAnsi="Arial" w:cs="Arial"/>
-                <w:sz w:val="22"/>
-                <w:szCs w:val="22"/>
-                <w:highlight w:val="yellow"/>
+              </w:rPr>
+            </w:pPr>
+            <w:r>
+              <w:rPr>
+                <w:rFonts w:ascii="Arial" w:hAnsi="Arial" w:cs="Arial"/>
+                <w:sz w:val="22"/>
+                <w:szCs w:val="22"/>
               </w:rPr>
               <w:t>Waktu Penggunaan Barang/Jasa</w:t>
             </w:r>
@@ -9587,16 +10086,14 @@
                 <w:rFonts w:ascii="Arial" w:hAnsi="Arial" w:cs="Arial"/>
                 <w:sz w:val="22"/>
                 <w:szCs w:val="22"/>
-                <w:highlight w:val="yellow"/>
-                <w:lang w:val="en-US"/>
-              </w:rPr>
-            </w:pPr>
-            <w:r>
-              <w:rPr>
-                <w:rFonts w:ascii="Arial" w:hAnsi="Arial" w:cs="Arial"/>
-                <w:sz w:val="22"/>
-                <w:szCs w:val="22"/>
-                <w:highlight w:val="yellow"/>
+                <w:lang w:val="en-US"/>
+              </w:rPr>
+            </w:pPr>
+            <w:r>
+              <w:rPr>
+                <w:rFonts w:ascii="Arial" w:hAnsi="Arial" w:cs="Arial"/>
+                <w:sz w:val="22"/>
+                <w:szCs w:val="22"/>
                 <w:lang w:val="en-US"/>
               </w:rPr>
               <w:t>-</w:t>
@@ -9617,16 +10114,14 @@
                 <w:rFonts w:ascii="Arial" w:hAnsi="Arial" w:cs="Arial"/>
                 <w:sz w:val="22"/>
                 <w:szCs w:val="22"/>
-                <w:highlight w:val="yellow"/>
-                <w:lang w:val="en-US"/>
-              </w:rPr>
-            </w:pPr>
-            <w:r>
-              <w:rPr>
-                <w:rFonts w:ascii="Arial" w:hAnsi="Arial" w:cs="Arial"/>
-                <w:sz w:val="22"/>
-                <w:szCs w:val="22"/>
-                <w:highlight w:val="yellow"/>
+                <w:lang w:val="en-US"/>
+              </w:rPr>
+            </w:pPr>
+            <w:r>
+              <w:rPr>
+                <w:rFonts w:ascii="Arial" w:hAnsi="Arial" w:cs="Arial"/>
+                <w:sz w:val="22"/>
+                <w:szCs w:val="22"/>
                 <w:lang w:val="en-US"/>
               </w:rPr>
               <w:t>-</w:t>
@@ -9647,16 +10142,14 @@
                 <w:rFonts w:ascii="Arial" w:hAnsi="Arial" w:cs="Arial"/>
                 <w:sz w:val="22"/>
                 <w:szCs w:val="22"/>
-                <w:highlight w:val="yellow"/>
-                <w:lang w:val="en-US"/>
-              </w:rPr>
-            </w:pPr>
-            <w:r>
-              <w:rPr>
-                <w:rFonts w:ascii="Arial" w:hAnsi="Arial" w:cs="Arial"/>
-                <w:sz w:val="22"/>
-                <w:szCs w:val="22"/>
-                <w:highlight w:val="yellow"/>
+                <w:lang w:val="en-US"/>
+              </w:rPr>
+            </w:pPr>
+            <w:r>
+              <w:rPr>
+                <w:rFonts w:ascii="Arial" w:hAnsi="Arial" w:cs="Arial"/>
+                <w:sz w:val="22"/>
+                <w:szCs w:val="22"/>
                 <w:lang w:val="en-US"/>
               </w:rPr>
               <w:t>-</w:t>
@@ -9677,16 +10170,14 @@
                 <w:rFonts w:ascii="Arial" w:hAnsi="Arial" w:cs="Arial"/>
                 <w:sz w:val="22"/>
                 <w:szCs w:val="22"/>
-                <w:highlight w:val="yellow"/>
-                <w:lang w:val="en-US"/>
-              </w:rPr>
-            </w:pPr>
-            <w:r>
-              <w:rPr>
-                <w:rFonts w:ascii="Arial" w:hAnsi="Arial" w:cs="Arial"/>
-                <w:sz w:val="22"/>
-                <w:szCs w:val="22"/>
-                <w:highlight w:val="yellow"/>
+                <w:lang w:val="en-US"/>
+              </w:rPr>
+            </w:pPr>
+            <w:r>
+              <w:rPr>
+                <w:rFonts w:ascii="Arial" w:hAnsi="Arial" w:cs="Arial"/>
+                <w:sz w:val="22"/>
+                <w:szCs w:val="22"/>
                 <w:lang w:val="en-US"/>
               </w:rPr>
               <w:t>-</w:t>
@@ -9711,15 +10202,13 @@
                 <w:rFonts w:ascii="Arial" w:hAnsi="Arial" w:cs="Arial"/>
                 <w:sz w:val="22"/>
                 <w:szCs w:val="22"/>
-                <w:highlight w:val="yellow"/>
-              </w:rPr>
-            </w:pPr>
-            <w:r>
-              <w:rPr>
-                <w:rFonts w:ascii="Arial" w:hAnsi="Arial" w:cs="Arial"/>
-                <w:sz w:val="22"/>
-                <w:szCs w:val="22"/>
-                <w:highlight w:val="yellow"/>
+              </w:rPr>
+            </w:pPr>
+            <w:r>
+              <w:rPr>
+                <w:rFonts w:ascii="Arial" w:hAnsi="Arial" w:cs="Arial"/>
+                <w:sz w:val="22"/>
+                <w:szCs w:val="22"/>
               </w:rPr>
               <w:t>13</w:t>
             </w:r>
@@ -9728,7 +10217,6 @@
                 <w:rFonts w:ascii="Arial" w:hAnsi="Arial" w:cs="Arial"/>
                 <w:sz w:val="22"/>
                 <w:szCs w:val="22"/>
-                <w:highlight w:val="yellow"/>
               </w:rPr>
               <w:t>.</w:t>
             </w:r>
@@ -9746,15 +10234,13 @@
                 <w:rFonts w:ascii="Arial" w:hAnsi="Arial" w:cs="Arial"/>
                 <w:sz w:val="22"/>
                 <w:szCs w:val="22"/>
-                <w:highlight w:val="yellow"/>
-              </w:rPr>
-            </w:pPr>
-            <w:r>
-              <w:rPr>
-                <w:rFonts w:ascii="Arial" w:hAnsi="Arial" w:cs="Arial"/>
-                <w:sz w:val="22"/>
-                <w:szCs w:val="22"/>
-                <w:highlight w:val="yellow"/>
+              </w:rPr>
+            </w:pPr>
+            <w:r>
+              <w:rPr>
+                <w:rFonts w:ascii="Arial" w:hAnsi="Arial" w:cs="Arial"/>
+                <w:sz w:val="22"/>
+                <w:szCs w:val="22"/>
               </w:rPr>
               <w:t>Analisis Pasar</w:t>
             </w:r>
@@ -9774,16 +10260,14 @@
                 <w:rFonts w:ascii="Arial" w:hAnsi="Arial" w:cs="Arial"/>
                 <w:sz w:val="22"/>
                 <w:szCs w:val="22"/>
-                <w:highlight w:val="yellow"/>
-                <w:lang w:val="en-US"/>
-              </w:rPr>
-            </w:pPr>
-            <w:r>
-              <w:rPr>
-                <w:rFonts w:ascii="Arial" w:hAnsi="Arial" w:cs="Arial"/>
-                <w:sz w:val="22"/>
-                <w:szCs w:val="22"/>
-                <w:highlight w:val="yellow"/>
+                <w:lang w:val="en-US"/>
+              </w:rPr>
+            </w:pPr>
+            <w:r>
+              <w:rPr>
+                <w:rFonts w:ascii="Arial" w:hAnsi="Arial" w:cs="Arial"/>
+                <w:sz w:val="22"/>
+                <w:szCs w:val="22"/>
                 <w:lang w:val="en-US"/>
               </w:rPr>
               <w:t>-</w:t>
@@ -9804,16 +10288,14 @@
                 <w:rFonts w:ascii="Arial" w:hAnsi="Arial" w:cs="Arial"/>
                 <w:sz w:val="22"/>
                 <w:szCs w:val="22"/>
-                <w:highlight w:val="yellow"/>
-                <w:lang w:val="en-US"/>
-              </w:rPr>
-            </w:pPr>
-            <w:r>
-              <w:rPr>
-                <w:rFonts w:ascii="Arial" w:hAnsi="Arial" w:cs="Arial"/>
-                <w:sz w:val="22"/>
-                <w:szCs w:val="22"/>
-                <w:highlight w:val="yellow"/>
+                <w:lang w:val="en-US"/>
+              </w:rPr>
+            </w:pPr>
+            <w:r>
+              <w:rPr>
+                <w:rFonts w:ascii="Arial" w:hAnsi="Arial" w:cs="Arial"/>
+                <w:sz w:val="22"/>
+                <w:szCs w:val="22"/>
                 <w:lang w:val="en-US"/>
               </w:rPr>
               <w:t>-</w:t>
@@ -9834,16 +10316,14 @@
                 <w:rFonts w:ascii="Arial" w:hAnsi="Arial" w:cs="Arial"/>
                 <w:sz w:val="22"/>
                 <w:szCs w:val="22"/>
-                <w:highlight w:val="yellow"/>
-                <w:lang w:val="en-US"/>
-              </w:rPr>
-            </w:pPr>
-            <w:r>
-              <w:rPr>
-                <w:rFonts w:ascii="Arial" w:hAnsi="Arial" w:cs="Arial"/>
-                <w:sz w:val="22"/>
-                <w:szCs w:val="22"/>
-                <w:highlight w:val="yellow"/>
+                <w:lang w:val="en-US"/>
+              </w:rPr>
+            </w:pPr>
+            <w:r>
+              <w:rPr>
+                <w:rFonts w:ascii="Arial" w:hAnsi="Arial" w:cs="Arial"/>
+                <w:sz w:val="22"/>
+                <w:szCs w:val="22"/>
                 <w:lang w:val="en-US"/>
               </w:rPr>
               <w:t>-</w:t>
@@ -9864,16 +10344,14 @@
                 <w:rFonts w:ascii="Arial" w:hAnsi="Arial" w:cs="Arial"/>
                 <w:sz w:val="22"/>
                 <w:szCs w:val="22"/>
-                <w:highlight w:val="yellow"/>
-                <w:lang w:val="en-US"/>
-              </w:rPr>
-            </w:pPr>
-            <w:r>
-              <w:rPr>
-                <w:rFonts w:ascii="Arial" w:hAnsi="Arial" w:cs="Arial"/>
-                <w:sz w:val="22"/>
-                <w:szCs w:val="22"/>
-                <w:highlight w:val="yellow"/>
+                <w:lang w:val="en-US"/>
+              </w:rPr>
+            </w:pPr>
+            <w:r>
+              <w:rPr>
+                <w:rFonts w:ascii="Arial" w:hAnsi="Arial" w:cs="Arial"/>
+                <w:sz w:val="22"/>
+                <w:szCs w:val="22"/>
                 <w:lang w:val="en-US"/>
               </w:rPr>
               <w:t>-</w:t>
@@ -9898,15 +10376,13 @@
                 <w:rFonts w:ascii="Arial" w:hAnsi="Arial" w:cs="Arial"/>
                 <w:sz w:val="22"/>
                 <w:szCs w:val="22"/>
-                <w:highlight w:val="yellow"/>
-              </w:rPr>
-            </w:pPr>
-            <w:r>
-              <w:rPr>
-                <w:rFonts w:ascii="Arial" w:hAnsi="Arial" w:cs="Arial"/>
-                <w:sz w:val="22"/>
-                <w:szCs w:val="22"/>
-                <w:highlight w:val="yellow"/>
+              </w:rPr>
+            </w:pPr>
+            <w:r>
+              <w:rPr>
+                <w:rFonts w:ascii="Arial" w:hAnsi="Arial" w:cs="Arial"/>
+                <w:sz w:val="22"/>
+                <w:szCs w:val="22"/>
               </w:rPr>
               <w:t>1</w:t>
             </w:r>
@@ -9915,7 +10391,6 @@
                 <w:rFonts w:ascii="Arial" w:hAnsi="Arial" w:cs="Arial"/>
                 <w:sz w:val="22"/>
                 <w:szCs w:val="22"/>
-                <w:highlight w:val="yellow"/>
               </w:rPr>
               <w:t>4</w:t>
             </w:r>
@@ -9924,7 +10399,6 @@
                 <w:rFonts w:ascii="Arial" w:hAnsi="Arial" w:cs="Arial"/>
                 <w:sz w:val="22"/>
                 <w:szCs w:val="22"/>
-                <w:highlight w:val="yellow"/>
               </w:rPr>
               <w:t>.</w:t>
             </w:r>
@@ -9942,15 +10416,13 @@
                 <w:rFonts w:ascii="Arial" w:hAnsi="Arial" w:cs="Arial"/>
                 <w:sz w:val="22"/>
                 <w:szCs w:val="22"/>
-                <w:highlight w:val="yellow"/>
-              </w:rPr>
-            </w:pPr>
-            <w:r>
-              <w:rPr>
-                <w:rFonts w:ascii="Arial" w:hAnsi="Arial" w:cs="Arial"/>
-                <w:sz w:val="22"/>
-                <w:szCs w:val="22"/>
-                <w:highlight w:val="yellow"/>
+              </w:rPr>
+            </w:pPr>
+            <w:r>
+              <w:rPr>
+                <w:rFonts w:ascii="Arial" w:hAnsi="Arial" w:cs="Arial"/>
+                <w:sz w:val="22"/>
+                <w:szCs w:val="22"/>
               </w:rPr>
               <w:t>SK Penetapan PPK</w:t>
             </w:r>
@@ -9970,16 +10442,14 @@
                 <w:rFonts w:ascii="Arial" w:hAnsi="Arial" w:cs="Arial"/>
                 <w:sz w:val="22"/>
                 <w:szCs w:val="22"/>
-                <w:highlight w:val="yellow"/>
-                <w:lang w:val="en-US"/>
-              </w:rPr>
-            </w:pPr>
-            <w:r>
-              <w:rPr>
-                <w:rFonts w:ascii="Arial" w:hAnsi="Arial" w:cs="Arial"/>
-                <w:sz w:val="22"/>
-                <w:szCs w:val="22"/>
-                <w:highlight w:val="yellow"/>
+                <w:lang w:val="en-US"/>
+              </w:rPr>
+            </w:pPr>
+            <w:r>
+              <w:rPr>
+                <w:rFonts w:ascii="Arial" w:hAnsi="Arial" w:cs="Arial"/>
+                <w:sz w:val="22"/>
+                <w:szCs w:val="22"/>
                 <w:lang w:val="en-US"/>
               </w:rPr>
               <w:t>-</w:t>
@@ -10000,16 +10470,14 @@
                 <w:rFonts w:ascii="Arial" w:hAnsi="Arial" w:cs="Arial"/>
                 <w:sz w:val="22"/>
                 <w:szCs w:val="22"/>
-                <w:highlight w:val="yellow"/>
-                <w:lang w:val="en-US"/>
-              </w:rPr>
-            </w:pPr>
-            <w:r>
-              <w:rPr>
-                <w:rFonts w:ascii="Arial" w:hAnsi="Arial" w:cs="Arial"/>
-                <w:sz w:val="22"/>
-                <w:szCs w:val="22"/>
-                <w:highlight w:val="yellow"/>
+                <w:lang w:val="en-US"/>
+              </w:rPr>
+            </w:pPr>
+            <w:r>
+              <w:rPr>
+                <w:rFonts w:ascii="Arial" w:hAnsi="Arial" w:cs="Arial"/>
+                <w:sz w:val="22"/>
+                <w:szCs w:val="22"/>
                 <w:lang w:val="en-US"/>
               </w:rPr>
               <w:t>-</w:t>
@@ -10030,16 +10498,14 @@
                 <w:rFonts w:ascii="Arial" w:hAnsi="Arial" w:cs="Arial"/>
                 <w:sz w:val="22"/>
                 <w:szCs w:val="22"/>
-                <w:highlight w:val="yellow"/>
-                <w:lang w:val="en-US"/>
-              </w:rPr>
-            </w:pPr>
-            <w:r>
-              <w:rPr>
-                <w:rFonts w:ascii="Arial" w:hAnsi="Arial" w:cs="Arial"/>
-                <w:sz w:val="22"/>
-                <w:szCs w:val="22"/>
-                <w:highlight w:val="yellow"/>
+                <w:lang w:val="en-US"/>
+              </w:rPr>
+            </w:pPr>
+            <w:r>
+              <w:rPr>
+                <w:rFonts w:ascii="Arial" w:hAnsi="Arial" w:cs="Arial"/>
+                <w:sz w:val="22"/>
+                <w:szCs w:val="22"/>
                 <w:lang w:val="en-US"/>
               </w:rPr>
               <w:t>-</w:t>
@@ -10060,16 +10526,14 @@
                 <w:rFonts w:ascii="Arial" w:hAnsi="Arial" w:cs="Arial"/>
                 <w:sz w:val="22"/>
                 <w:szCs w:val="22"/>
-                <w:highlight w:val="yellow"/>
-                <w:lang w:val="en-US"/>
-              </w:rPr>
-            </w:pPr>
-            <w:r>
-              <w:rPr>
-                <w:rFonts w:ascii="Arial" w:hAnsi="Arial" w:cs="Arial"/>
-                <w:sz w:val="22"/>
-                <w:szCs w:val="22"/>
-                <w:highlight w:val="yellow"/>
+                <w:lang w:val="en-US"/>
+              </w:rPr>
+            </w:pPr>
+            <w:r>
+              <w:rPr>
+                <w:rFonts w:ascii="Arial" w:hAnsi="Arial" w:cs="Arial"/>
+                <w:sz w:val="22"/>
+                <w:szCs w:val="22"/>
                 <w:lang w:val="en-US"/>
               </w:rPr>
               <w:t>-</w:t>
@@ -10094,15 +10558,13 @@
                 <w:rFonts w:ascii="Arial" w:hAnsi="Arial" w:cs="Arial"/>
                 <w:sz w:val="22"/>
                 <w:szCs w:val="22"/>
-                <w:highlight w:val="yellow"/>
-              </w:rPr>
-            </w:pPr>
-            <w:r>
-              <w:rPr>
-                <w:rFonts w:ascii="Arial" w:hAnsi="Arial" w:cs="Arial"/>
-                <w:sz w:val="22"/>
-                <w:szCs w:val="22"/>
-                <w:highlight w:val="yellow"/>
+              </w:rPr>
+            </w:pPr>
+            <w:r>
+              <w:rPr>
+                <w:rFonts w:ascii="Arial" w:hAnsi="Arial" w:cs="Arial"/>
+                <w:sz w:val="22"/>
+                <w:szCs w:val="22"/>
               </w:rPr>
               <w:t>1</w:t>
             </w:r>
@@ -10111,7 +10573,6 @@
                 <w:rFonts w:ascii="Arial" w:hAnsi="Arial" w:cs="Arial"/>
                 <w:sz w:val="22"/>
                 <w:szCs w:val="22"/>
-                <w:highlight w:val="yellow"/>
               </w:rPr>
               <w:t>5</w:t>
             </w:r>
@@ -10120,7 +10581,6 @@
                 <w:rFonts w:ascii="Arial" w:hAnsi="Arial" w:cs="Arial"/>
                 <w:sz w:val="22"/>
                 <w:szCs w:val="22"/>
-                <w:highlight w:val="yellow"/>
               </w:rPr>
               <w:t>.</w:t>
             </w:r>
@@ -10139,7 +10599,6 @@
                 <w:strike/>
                 <w:sz w:val="22"/>
                 <w:szCs w:val="22"/>
-                <w:highlight w:val="yellow"/>
               </w:rPr>
             </w:pPr>
             <w:r>
@@ -10148,7 +10607,6 @@
                 <w:strike/>
                 <w:sz w:val="22"/>
                 <w:szCs w:val="22"/>
-                <w:highlight w:val="yellow"/>
               </w:rPr>
               <w:t>Surat Izin MYC*</w:t>
             </w:r>
@@ -10168,16 +10626,14 @@
                 <w:rFonts w:ascii="Arial" w:hAnsi="Arial" w:cs="Arial"/>
                 <w:sz w:val="22"/>
                 <w:szCs w:val="22"/>
-                <w:highlight w:val="yellow"/>
-                <w:lang w:val="en-US"/>
-              </w:rPr>
-            </w:pPr>
-            <w:r>
-              <w:rPr>
-                <w:rFonts w:ascii="Arial" w:hAnsi="Arial" w:cs="Arial"/>
-                <w:sz w:val="22"/>
-                <w:szCs w:val="22"/>
-                <w:highlight w:val="yellow"/>
+                <w:lang w:val="en-US"/>
+              </w:rPr>
+            </w:pPr>
+            <w:r>
+              <w:rPr>
+                <w:rFonts w:ascii="Arial" w:hAnsi="Arial" w:cs="Arial"/>
+                <w:sz w:val="22"/>
+                <w:szCs w:val="22"/>
                 <w:lang w:val="en-US"/>
               </w:rPr>
               <w:t>-</w:t>
@@ -10198,16 +10654,14 @@
                 <w:rFonts w:ascii="Arial" w:hAnsi="Arial" w:cs="Arial"/>
                 <w:sz w:val="22"/>
                 <w:szCs w:val="22"/>
-                <w:highlight w:val="yellow"/>
-                <w:lang w:val="en-US"/>
-              </w:rPr>
-            </w:pPr>
-            <w:r>
-              <w:rPr>
-                <w:rFonts w:ascii="Arial" w:hAnsi="Arial" w:cs="Arial"/>
-                <w:sz w:val="22"/>
-                <w:szCs w:val="22"/>
-                <w:highlight w:val="yellow"/>
+                <w:lang w:val="en-US"/>
+              </w:rPr>
+            </w:pPr>
+            <w:r>
+              <w:rPr>
+                <w:rFonts w:ascii="Arial" w:hAnsi="Arial" w:cs="Arial"/>
+                <w:sz w:val="22"/>
+                <w:szCs w:val="22"/>
                 <w:lang w:val="en-US"/>
               </w:rPr>
               <w:t>-</w:t>
@@ -10228,16 +10682,14 @@
                 <w:rFonts w:ascii="Arial" w:hAnsi="Arial" w:cs="Arial"/>
                 <w:sz w:val="22"/>
                 <w:szCs w:val="22"/>
-                <w:highlight w:val="yellow"/>
-                <w:lang w:val="en-US"/>
-              </w:rPr>
-            </w:pPr>
-            <w:r>
-              <w:rPr>
-                <w:rFonts w:ascii="Arial" w:hAnsi="Arial" w:cs="Arial"/>
-                <w:sz w:val="22"/>
-                <w:szCs w:val="22"/>
-                <w:highlight w:val="yellow"/>
+                <w:lang w:val="en-US"/>
+              </w:rPr>
+            </w:pPr>
+            <w:r>
+              <w:rPr>
+                <w:rFonts w:ascii="Arial" w:hAnsi="Arial" w:cs="Arial"/>
+                <w:sz w:val="22"/>
+                <w:szCs w:val="22"/>
                 <w:lang w:val="en-US"/>
               </w:rPr>
               <w:t>-</w:t>
@@ -10258,16 +10710,14 @@
                 <w:rFonts w:ascii="Arial" w:hAnsi="Arial" w:cs="Arial"/>
                 <w:sz w:val="22"/>
                 <w:szCs w:val="22"/>
-                <w:highlight w:val="yellow"/>
-                <w:lang w:val="en-US"/>
-              </w:rPr>
-            </w:pPr>
-            <w:r>
-              <w:rPr>
-                <w:rFonts w:ascii="Arial" w:hAnsi="Arial" w:cs="Arial"/>
-                <w:sz w:val="22"/>
-                <w:szCs w:val="22"/>
-                <w:highlight w:val="yellow"/>
+                <w:lang w:val="en-US"/>
+              </w:rPr>
+            </w:pPr>
+            <w:r>
+              <w:rPr>
+                <w:rFonts w:ascii="Arial" w:hAnsi="Arial" w:cs="Arial"/>
+                <w:sz w:val="22"/>
+                <w:szCs w:val="22"/>
                 <w:lang w:val="en-US"/>
               </w:rPr>
               <w:t>-</w:t>
@@ -10292,15 +10742,13 @@
                 <w:rFonts w:ascii="Arial" w:hAnsi="Arial" w:cs="Arial"/>
                 <w:sz w:val="22"/>
                 <w:szCs w:val="22"/>
-                <w:highlight w:val="yellow"/>
-              </w:rPr>
-            </w:pPr>
-            <w:r>
-              <w:rPr>
-                <w:rFonts w:ascii="Arial" w:hAnsi="Arial" w:cs="Arial"/>
-                <w:sz w:val="22"/>
-                <w:szCs w:val="22"/>
-                <w:highlight w:val="yellow"/>
+              </w:rPr>
+            </w:pPr>
+            <w:r>
+              <w:rPr>
+                <w:rFonts w:ascii="Arial" w:hAnsi="Arial" w:cs="Arial"/>
+                <w:sz w:val="22"/>
+                <w:szCs w:val="22"/>
               </w:rPr>
               <w:t>1</w:t>
             </w:r>
@@ -10309,7 +10757,6 @@
                 <w:rFonts w:ascii="Arial" w:hAnsi="Arial" w:cs="Arial"/>
                 <w:sz w:val="22"/>
                 <w:szCs w:val="22"/>
-                <w:highlight w:val="yellow"/>
               </w:rPr>
               <w:t>6</w:t>
             </w:r>
@@ -10318,7 +10765,6 @@
                 <w:rFonts w:ascii="Arial" w:hAnsi="Arial" w:cs="Arial"/>
                 <w:sz w:val="22"/>
                 <w:szCs w:val="22"/>
-                <w:highlight w:val="yellow"/>
               </w:rPr>
               <w:t>.</w:t>
             </w:r>
@@ -10337,7 +10783,6 @@
                 <w:strike/>
                 <w:sz w:val="22"/>
                 <w:szCs w:val="22"/>
-                <w:highlight w:val="yellow"/>
               </w:rPr>
             </w:pPr>
             <w:r>
@@ -10346,7 +10791,6 @@
                 <w:strike/>
                 <w:sz w:val="22"/>
                 <w:szCs w:val="22"/>
-                <w:highlight w:val="yellow"/>
               </w:rPr>
               <w:t>Rencana Perkiraan Biaya (RPB)*</w:t>
             </w:r>
@@ -10366,16 +10810,14 @@
                 <w:rFonts w:ascii="Arial" w:hAnsi="Arial" w:cs="Arial"/>
                 <w:sz w:val="22"/>
                 <w:szCs w:val="22"/>
-                <w:highlight w:val="yellow"/>
-                <w:lang w:val="en-US"/>
-              </w:rPr>
-            </w:pPr>
-            <w:r>
-              <w:rPr>
-                <w:rFonts w:ascii="Arial" w:hAnsi="Arial" w:cs="Arial"/>
-                <w:sz w:val="22"/>
-                <w:szCs w:val="22"/>
-                <w:highlight w:val="yellow"/>
+                <w:lang w:val="en-US"/>
+              </w:rPr>
+            </w:pPr>
+            <w:r>
+              <w:rPr>
+                <w:rFonts w:ascii="Arial" w:hAnsi="Arial" w:cs="Arial"/>
+                <w:sz w:val="22"/>
+                <w:szCs w:val="22"/>
                 <w:lang w:val="en-US"/>
               </w:rPr>
               <w:t>-</w:t>
@@ -10390,7 +10832,6 @@
                 <w:rFonts w:ascii="Arial" w:hAnsi="Arial" w:cs="Arial"/>
                 <w:sz w:val="22"/>
                 <w:szCs w:val="22"/>
-                <w:highlight w:val="yellow"/>
                 <w:lang w:val="en-US"/>
               </w:rPr>
             </w:pPr>
@@ -10404,7 +10845,6 @@
                 <w:rFonts w:ascii="Arial" w:hAnsi="Arial" w:cs="Arial"/>
                 <w:sz w:val="22"/>
                 <w:szCs w:val="22"/>
-                <w:highlight w:val="yellow"/>
                 <w:lang w:val="en-US"/>
               </w:rPr>
             </w:pPr>
@@ -10424,16 +10864,14 @@
                 <w:rFonts w:ascii="Arial" w:hAnsi="Arial" w:cs="Arial"/>
                 <w:sz w:val="22"/>
                 <w:szCs w:val="22"/>
-                <w:highlight w:val="yellow"/>
-                <w:lang w:val="en-US"/>
-              </w:rPr>
-            </w:pPr>
-            <w:r>
-              <w:rPr>
-                <w:rFonts w:ascii="Arial" w:hAnsi="Arial" w:cs="Arial"/>
-                <w:sz w:val="22"/>
-                <w:szCs w:val="22"/>
-                <w:highlight w:val="yellow"/>
+                <w:lang w:val="en-US"/>
+              </w:rPr>
+            </w:pPr>
+            <w:r>
+              <w:rPr>
+                <w:rFonts w:ascii="Arial" w:hAnsi="Arial" w:cs="Arial"/>
+                <w:sz w:val="22"/>
+                <w:szCs w:val="22"/>
                 <w:lang w:val="en-US"/>
               </w:rPr>
               <w:t>-</w:t>
@@ -10454,16 +10892,14 @@
                 <w:rFonts w:ascii="Arial" w:hAnsi="Arial" w:cs="Arial"/>
                 <w:sz w:val="22"/>
                 <w:szCs w:val="22"/>
-                <w:highlight w:val="yellow"/>
-                <w:lang w:val="en-US"/>
-              </w:rPr>
-            </w:pPr>
-            <w:r>
-              <w:rPr>
-                <w:rFonts w:ascii="Arial" w:hAnsi="Arial" w:cs="Arial"/>
-                <w:sz w:val="22"/>
-                <w:szCs w:val="22"/>
-                <w:highlight w:val="yellow"/>
+                <w:lang w:val="en-US"/>
+              </w:rPr>
+            </w:pPr>
+            <w:r>
+              <w:rPr>
+                <w:rFonts w:ascii="Arial" w:hAnsi="Arial" w:cs="Arial"/>
+                <w:sz w:val="22"/>
+                <w:szCs w:val="22"/>
                 <w:lang w:val="en-US"/>
               </w:rPr>
               <w:t>-</w:t>
@@ -10484,16 +10920,14 @@
                 <w:rFonts w:ascii="Arial" w:hAnsi="Arial" w:cs="Arial"/>
                 <w:sz w:val="22"/>
                 <w:szCs w:val="22"/>
-                <w:highlight w:val="yellow"/>
-                <w:lang w:val="en-US"/>
-              </w:rPr>
-            </w:pPr>
-            <w:r>
-              <w:rPr>
-                <w:rFonts w:ascii="Arial" w:hAnsi="Arial" w:cs="Arial"/>
-                <w:sz w:val="22"/>
-                <w:szCs w:val="22"/>
-                <w:highlight w:val="yellow"/>
+                <w:lang w:val="en-US"/>
+              </w:rPr>
+            </w:pPr>
+            <w:r>
+              <w:rPr>
+                <w:rFonts w:ascii="Arial" w:hAnsi="Arial" w:cs="Arial"/>
+                <w:sz w:val="22"/>
+                <w:szCs w:val="22"/>
                 <w:lang w:val="en-US"/>
               </w:rPr>
               <w:t>-</w:t>
@@ -10518,19 +10952,16 @@
                 <w:rFonts w:ascii="Arial" w:hAnsi="Arial" w:cs="Arial"/>
                 <w:sz w:val="22"/>
                 <w:szCs w:val="22"/>
-                <w:highlight w:val="yellow"/>
-                <w:lang w:val="en-US"/>
-              </w:rPr>
-            </w:pPr>
-            <w:r>
-              <w:rPr>
-                <w:rFonts w:ascii="Arial" w:hAnsi="Arial" w:cs="Arial"/>
-                <w:sz w:val="22"/>
-                <w:szCs w:val="22"/>
-                <w:highlight w:val="yellow"/>
-                <w:lang w:val="en-US"/>
-              </w:rPr>
-              <w:lastRenderedPageBreak/>
+                <w:lang w:val="en-US"/>
+              </w:rPr>
+            </w:pPr>
+            <w:r>
+              <w:rPr>
+                <w:rFonts w:ascii="Arial" w:hAnsi="Arial" w:cs="Arial"/>
+                <w:sz w:val="22"/>
+                <w:szCs w:val="22"/>
+                <w:lang w:val="en-US"/>
+              </w:rPr>
               <w:t>1</w:t>
             </w:r>
             <w:r>
@@ -10538,7 +10969,6 @@
                 <w:rFonts w:ascii="Arial" w:hAnsi="Arial" w:cs="Arial"/>
                 <w:sz w:val="22"/>
                 <w:szCs w:val="22"/>
-                <w:highlight w:val="yellow"/>
                 <w:lang w:val="en-US"/>
               </w:rPr>
               <w:t>7</w:t>
@@ -10548,7 +10978,6 @@
                 <w:rFonts w:ascii="Arial" w:hAnsi="Arial" w:cs="Arial"/>
                 <w:sz w:val="22"/>
                 <w:szCs w:val="22"/>
-                <w:highlight w:val="yellow"/>
                 <w:lang w:val="en-US"/>
               </w:rPr>
               <w:t>.</w:t>
@@ -10567,20 +10996,40 @@
                 <w:rFonts w:ascii="Arial" w:hAnsi="Arial" w:cs="Arial"/>
                 <w:sz w:val="22"/>
                 <w:szCs w:val="22"/>
-                <w:highlight w:val="yellow"/>
-                <w:lang w:val="en-US"/>
-              </w:rPr>
-            </w:pPr>
-            <w:r>
-              <w:rPr>
-                <w:rFonts w:ascii="Arial" w:hAnsi="Arial" w:cs="Arial"/>
-                <w:sz w:val="22"/>
-                <w:szCs w:val="22"/>
-                <w:highlight w:val="yellow"/>
-                <w:lang w:val="en-US"/>
-              </w:rPr>
-              <w:t>Dokumen Pengadaan</w:t>
-            </w:r>
+                <w:lang w:val="en-US"/>
+              </w:rPr>
+            </w:pPr>
+            <w:proofErr w:type="spellStart"/>
+            <w:r>
+              <w:rPr>
+                <w:rFonts w:ascii="Arial" w:hAnsi="Arial" w:cs="Arial"/>
+                <w:sz w:val="22"/>
+                <w:szCs w:val="22"/>
+                <w:lang w:val="en-US"/>
+              </w:rPr>
+              <w:t>Dokumen</w:t>
+            </w:r>
+            <w:proofErr w:type="spellEnd"/>
+            <w:r>
+              <w:rPr>
+                <w:rFonts w:ascii="Arial" w:hAnsi="Arial" w:cs="Arial"/>
+                <w:sz w:val="22"/>
+                <w:szCs w:val="22"/>
+                <w:lang w:val="en-US"/>
+              </w:rPr>
+              <w:t xml:space="preserve"> </w:t>
+            </w:r>
+            <w:proofErr w:type="spellStart"/>
+            <w:r>
+              <w:rPr>
+                <w:rFonts w:ascii="Arial" w:hAnsi="Arial" w:cs="Arial"/>
+                <w:sz w:val="22"/>
+                <w:szCs w:val="22"/>
+                <w:lang w:val="en-US"/>
+              </w:rPr>
+              <w:t>Pengadaan</w:t>
+            </w:r>
+            <w:proofErr w:type="spellEnd"/>
           </w:p>
         </w:tc>
         <w:tc>
@@ -10597,7 +11046,6 @@
                 <w:rFonts w:ascii="Arial" w:hAnsi="Arial" w:cs="Arial"/>
                 <w:sz w:val="22"/>
                 <w:szCs w:val="22"/>
-                <w:highlight w:val="yellow"/>
                 <w:lang w:val="en-US"/>
               </w:rPr>
             </w:pPr>
@@ -10617,7 +11065,6 @@
                 <w:rFonts w:ascii="Arial" w:hAnsi="Arial" w:cs="Arial"/>
                 <w:sz w:val="22"/>
                 <w:szCs w:val="22"/>
-                <w:highlight w:val="yellow"/>
                 <w:lang w:val="en-US"/>
               </w:rPr>
             </w:pPr>
@@ -10637,7 +11084,6 @@
                 <w:rFonts w:ascii="Arial" w:hAnsi="Arial" w:cs="Arial"/>
                 <w:sz w:val="22"/>
                 <w:szCs w:val="22"/>
-                <w:highlight w:val="yellow"/>
                 <w:lang w:val="en-US"/>
               </w:rPr>
             </w:pPr>
@@ -10657,7 +11103,6 @@
                 <w:rFonts w:ascii="Arial" w:hAnsi="Arial" w:cs="Arial"/>
                 <w:sz w:val="22"/>
                 <w:szCs w:val="22"/>
-                <w:highlight w:val="yellow"/>
                 <w:lang w:val="en-US"/>
               </w:rPr>
             </w:pPr>
@@ -10681,7 +11126,6 @@
                 <w:rFonts w:ascii="Arial" w:hAnsi="Arial" w:cs="Arial"/>
                 <w:sz w:val="22"/>
                 <w:szCs w:val="22"/>
-                <w:highlight w:val="yellow"/>
                 <w:lang w:val="en-US"/>
               </w:rPr>
             </w:pPr>
@@ -10703,20 +11147,40 @@
                 <w:rFonts w:ascii="Arial" w:hAnsi="Arial" w:cs="Arial"/>
                 <w:sz w:val="22"/>
                 <w:szCs w:val="22"/>
-                <w:highlight w:val="yellow"/>
-                <w:lang w:val="en-US"/>
-              </w:rPr>
-            </w:pPr>
-            <w:r>
-              <w:rPr>
-                <w:rFonts w:ascii="Arial" w:hAnsi="Arial" w:cs="Arial"/>
-                <w:sz w:val="22"/>
-                <w:szCs w:val="22"/>
-                <w:highlight w:val="yellow"/>
-                <w:lang w:val="en-US"/>
-              </w:rPr>
-              <w:t>Dokumen Kualifikasi</w:t>
-            </w:r>
+                <w:lang w:val="en-US"/>
+              </w:rPr>
+            </w:pPr>
+            <w:proofErr w:type="spellStart"/>
+            <w:r>
+              <w:rPr>
+                <w:rFonts w:ascii="Arial" w:hAnsi="Arial" w:cs="Arial"/>
+                <w:sz w:val="22"/>
+                <w:szCs w:val="22"/>
+                <w:lang w:val="en-US"/>
+              </w:rPr>
+              <w:t>Dokumen</w:t>
+            </w:r>
+            <w:proofErr w:type="spellEnd"/>
+            <w:r>
+              <w:rPr>
+                <w:rFonts w:ascii="Arial" w:hAnsi="Arial" w:cs="Arial"/>
+                <w:sz w:val="22"/>
+                <w:szCs w:val="22"/>
+                <w:lang w:val="en-US"/>
+              </w:rPr>
+              <w:t xml:space="preserve"> </w:t>
+            </w:r>
+            <w:proofErr w:type="spellStart"/>
+            <w:r>
+              <w:rPr>
+                <w:rFonts w:ascii="Arial" w:hAnsi="Arial" w:cs="Arial"/>
+                <w:sz w:val="22"/>
+                <w:szCs w:val="22"/>
+                <w:lang w:val="en-US"/>
+              </w:rPr>
+              <w:t>Kualifikasi</w:t>
+            </w:r>
+            <w:proofErr w:type="spellEnd"/>
           </w:p>
         </w:tc>
         <w:tc>
@@ -10732,16 +11196,14 @@
                 <w:rFonts w:ascii="Arial" w:hAnsi="Arial" w:cs="Arial"/>
                 <w:sz w:val="22"/>
                 <w:szCs w:val="22"/>
-                <w:highlight w:val="yellow"/>
-                <w:lang w:val="en-US"/>
-              </w:rPr>
-            </w:pPr>
-            <w:r>
-              <w:rPr>
-                <w:rFonts w:ascii="Arial" w:hAnsi="Arial" w:cs="Arial"/>
-                <w:sz w:val="22"/>
-                <w:szCs w:val="22"/>
-                <w:highlight w:val="yellow"/>
+                <w:lang w:val="en-US"/>
+              </w:rPr>
+            </w:pPr>
+            <w:r>
+              <w:rPr>
+                <w:rFonts w:ascii="Arial" w:hAnsi="Arial" w:cs="Arial"/>
+                <w:sz w:val="22"/>
+                <w:szCs w:val="22"/>
                 <w:lang w:val="en-US"/>
               </w:rPr>
               <w:t>-</w:t>
@@ -10762,16 +11224,14 @@
                 <w:rFonts w:ascii="Arial" w:hAnsi="Arial" w:cs="Arial"/>
                 <w:sz w:val="22"/>
                 <w:szCs w:val="22"/>
-                <w:highlight w:val="yellow"/>
-                <w:lang w:val="en-US"/>
-              </w:rPr>
-            </w:pPr>
-            <w:r>
-              <w:rPr>
-                <w:rFonts w:ascii="Arial" w:hAnsi="Arial" w:cs="Arial"/>
-                <w:sz w:val="22"/>
-                <w:szCs w:val="22"/>
-                <w:highlight w:val="yellow"/>
+                <w:lang w:val="en-US"/>
+              </w:rPr>
+            </w:pPr>
+            <w:r>
+              <w:rPr>
+                <w:rFonts w:ascii="Arial" w:hAnsi="Arial" w:cs="Arial"/>
+                <w:sz w:val="22"/>
+                <w:szCs w:val="22"/>
                 <w:lang w:val="en-US"/>
               </w:rPr>
               <w:t>-</w:t>
@@ -10792,16 +11252,14 @@
                 <w:rFonts w:ascii="Arial" w:hAnsi="Arial" w:cs="Arial"/>
                 <w:sz w:val="22"/>
                 <w:szCs w:val="22"/>
-                <w:highlight w:val="yellow"/>
-                <w:lang w:val="en-US"/>
-              </w:rPr>
-            </w:pPr>
-            <w:r>
-              <w:rPr>
-                <w:rFonts w:ascii="Arial" w:hAnsi="Arial" w:cs="Arial"/>
-                <w:sz w:val="22"/>
-                <w:szCs w:val="22"/>
-                <w:highlight w:val="yellow"/>
+                <w:lang w:val="en-US"/>
+              </w:rPr>
+            </w:pPr>
+            <w:r>
+              <w:rPr>
+                <w:rFonts w:ascii="Arial" w:hAnsi="Arial" w:cs="Arial"/>
+                <w:sz w:val="22"/>
+                <w:szCs w:val="22"/>
                 <w:lang w:val="en-US"/>
               </w:rPr>
               <w:t>-</w:t>
@@ -10822,16 +11280,14 @@
                 <w:rFonts w:ascii="Arial" w:hAnsi="Arial" w:cs="Arial"/>
                 <w:sz w:val="22"/>
                 <w:szCs w:val="22"/>
-                <w:highlight w:val="yellow"/>
-                <w:lang w:val="en-US"/>
-              </w:rPr>
-            </w:pPr>
-            <w:r>
-              <w:rPr>
-                <w:rFonts w:ascii="Arial" w:hAnsi="Arial" w:cs="Arial"/>
-                <w:sz w:val="22"/>
-                <w:szCs w:val="22"/>
-                <w:highlight w:val="yellow"/>
+                <w:lang w:val="en-US"/>
+              </w:rPr>
+            </w:pPr>
+            <w:r>
+              <w:rPr>
+                <w:rFonts w:ascii="Arial" w:hAnsi="Arial" w:cs="Arial"/>
+                <w:sz w:val="22"/>
+                <w:szCs w:val="22"/>
                 <w:lang w:val="en-US"/>
               </w:rPr>
               <w:t>-</w:t>
@@ -10856,7 +11312,6 @@
                 <w:rFonts w:ascii="Arial" w:hAnsi="Arial" w:cs="Arial"/>
                 <w:sz w:val="22"/>
                 <w:szCs w:val="22"/>
-                <w:highlight w:val="yellow"/>
                 <w:lang w:val="en-US"/>
               </w:rPr>
             </w:pPr>
@@ -10878,20 +11333,40 @@
                 <w:rFonts w:ascii="Arial" w:hAnsi="Arial" w:cs="Arial"/>
                 <w:sz w:val="22"/>
                 <w:szCs w:val="22"/>
-                <w:highlight w:val="yellow"/>
-                <w:lang w:val="en-US"/>
-              </w:rPr>
-            </w:pPr>
-            <w:r>
-              <w:rPr>
-                <w:rFonts w:ascii="Arial" w:hAnsi="Arial" w:cs="Arial"/>
-                <w:sz w:val="22"/>
-                <w:szCs w:val="22"/>
-                <w:highlight w:val="yellow"/>
-                <w:lang w:val="en-US"/>
-              </w:rPr>
-              <w:t>Dokumen Seleksi</w:t>
-            </w:r>
+                <w:lang w:val="en-US"/>
+              </w:rPr>
+            </w:pPr>
+            <w:proofErr w:type="spellStart"/>
+            <w:r>
+              <w:rPr>
+                <w:rFonts w:ascii="Arial" w:hAnsi="Arial" w:cs="Arial"/>
+                <w:sz w:val="22"/>
+                <w:szCs w:val="22"/>
+                <w:lang w:val="en-US"/>
+              </w:rPr>
+              <w:t>Dokumen</w:t>
+            </w:r>
+            <w:proofErr w:type="spellEnd"/>
+            <w:r>
+              <w:rPr>
+                <w:rFonts w:ascii="Arial" w:hAnsi="Arial" w:cs="Arial"/>
+                <w:sz w:val="22"/>
+                <w:szCs w:val="22"/>
+                <w:lang w:val="en-US"/>
+              </w:rPr>
+              <w:t xml:space="preserve"> </w:t>
+            </w:r>
+            <w:proofErr w:type="spellStart"/>
+            <w:r>
+              <w:rPr>
+                <w:rFonts w:ascii="Arial" w:hAnsi="Arial" w:cs="Arial"/>
+                <w:sz w:val="22"/>
+                <w:szCs w:val="22"/>
+                <w:lang w:val="en-US"/>
+              </w:rPr>
+              <w:t>Seleksi</w:t>
+            </w:r>
+            <w:proofErr w:type="spellEnd"/>
           </w:p>
         </w:tc>
         <w:tc>
@@ -10906,16 +11381,14 @@
                 <w:rFonts w:ascii="Arial" w:hAnsi="Arial" w:cs="Arial"/>
                 <w:sz w:val="22"/>
                 <w:szCs w:val="22"/>
-                <w:highlight w:val="yellow"/>
-                <w:lang w:val="en-US"/>
-              </w:rPr>
-            </w:pPr>
-            <w:r>
-              <w:rPr>
-                <w:rFonts w:ascii="Arial" w:hAnsi="Arial" w:cs="Arial"/>
-                <w:sz w:val="22"/>
-                <w:szCs w:val="22"/>
-                <w:highlight w:val="yellow"/>
+                <w:lang w:val="en-US"/>
+              </w:rPr>
+            </w:pPr>
+            <w:r>
+              <w:rPr>
+                <w:rFonts w:ascii="Arial" w:hAnsi="Arial" w:cs="Arial"/>
+                <w:sz w:val="22"/>
+                <w:szCs w:val="22"/>
                 <w:lang w:val="en-US"/>
               </w:rPr>
               <w:t>-</w:t>
@@ -10936,16 +11409,14 @@
                 <w:rFonts w:ascii="Arial" w:hAnsi="Arial" w:cs="Arial"/>
                 <w:sz w:val="22"/>
                 <w:szCs w:val="22"/>
-                <w:highlight w:val="yellow"/>
-                <w:lang w:val="en-US"/>
-              </w:rPr>
-            </w:pPr>
-            <w:r>
-              <w:rPr>
-                <w:rFonts w:ascii="Arial" w:hAnsi="Arial" w:cs="Arial"/>
-                <w:sz w:val="22"/>
-                <w:szCs w:val="22"/>
-                <w:highlight w:val="yellow"/>
+                <w:lang w:val="en-US"/>
+              </w:rPr>
+            </w:pPr>
+            <w:r>
+              <w:rPr>
+                <w:rFonts w:ascii="Arial" w:hAnsi="Arial" w:cs="Arial"/>
+                <w:sz w:val="22"/>
+                <w:szCs w:val="22"/>
                 <w:lang w:val="en-US"/>
               </w:rPr>
               <w:t>-</w:t>
@@ -10966,16 +11437,14 @@
                 <w:rFonts w:ascii="Arial" w:hAnsi="Arial" w:cs="Arial"/>
                 <w:sz w:val="22"/>
                 <w:szCs w:val="22"/>
-                <w:highlight w:val="yellow"/>
-                <w:lang w:val="en-US"/>
-              </w:rPr>
-            </w:pPr>
-            <w:r>
-              <w:rPr>
-                <w:rFonts w:ascii="Arial" w:hAnsi="Arial" w:cs="Arial"/>
-                <w:sz w:val="22"/>
-                <w:szCs w:val="22"/>
-                <w:highlight w:val="yellow"/>
+                <w:lang w:val="en-US"/>
+              </w:rPr>
+            </w:pPr>
+            <w:r>
+              <w:rPr>
+                <w:rFonts w:ascii="Arial" w:hAnsi="Arial" w:cs="Arial"/>
+                <w:sz w:val="22"/>
+                <w:szCs w:val="22"/>
                 <w:lang w:val="en-US"/>
               </w:rPr>
               <w:t>-</w:t>
@@ -10996,16 +11465,14 @@
                 <w:rFonts w:ascii="Arial" w:hAnsi="Arial" w:cs="Arial"/>
                 <w:sz w:val="22"/>
                 <w:szCs w:val="22"/>
-                <w:highlight w:val="yellow"/>
-                <w:lang w:val="en-US"/>
-              </w:rPr>
-            </w:pPr>
-            <w:r>
-              <w:rPr>
-                <w:rFonts w:ascii="Arial" w:hAnsi="Arial" w:cs="Arial"/>
-                <w:sz w:val="22"/>
-                <w:szCs w:val="22"/>
-                <w:highlight w:val="yellow"/>
+                <w:lang w:val="en-US"/>
+              </w:rPr>
+            </w:pPr>
+            <w:r>
+              <w:rPr>
+                <w:rFonts w:ascii="Arial" w:hAnsi="Arial" w:cs="Arial"/>
+                <w:sz w:val="22"/>
+                <w:szCs w:val="22"/>
                 <w:lang w:val="en-US"/>
               </w:rPr>
               <w:t>-</w:t>
@@ -11030,15 +11497,13 @@
           <w:rFonts w:ascii="Arial" w:eastAsia="Arial" w:hAnsi="Arial" w:cs="Arial"/>
           <w:sz w:val="22"/>
           <w:szCs w:val="22"/>
-          <w:highlight w:val="yellow"/>
-        </w:rPr>
-      </w:pPr>
-      <w:r>
-        <w:rPr>
-          <w:rFonts w:ascii="Arial" w:eastAsia="Arial" w:hAnsi="Arial" w:cs="Arial"/>
-          <w:sz w:val="22"/>
-          <w:szCs w:val="22"/>
-          <w:highlight w:val="yellow"/>
+        </w:rPr>
+      </w:pPr>
+      <w:r>
+        <w:rPr>
+          <w:rFonts w:ascii="Arial" w:eastAsia="Arial" w:hAnsi="Arial" w:cs="Arial"/>
+          <w:sz w:val="22"/>
+          <w:szCs w:val="22"/>
         </w:rPr>
         <w:t>*</w:t>
       </w:r>
@@ -11047,36 +11512,94 @@
           <w:rFonts w:ascii="Arial" w:eastAsia="Arial" w:hAnsi="Arial" w:cs="Arial"/>
           <w:sz w:val="22"/>
           <w:szCs w:val="22"/>
-          <w:highlight w:val="yellow"/>
         </w:rPr>
         <w:t xml:space="preserve">Menyesuaikan dengan </w:t>
       </w:r>
-      <w:r>
-        <w:rPr>
-          <w:rFonts w:ascii="Arial" w:eastAsia="Arial" w:hAnsi="Arial" w:cs="Arial"/>
-          <w:sz w:val="22"/>
-          <w:szCs w:val="22"/>
-          <w:highlight w:val="yellow"/>
+      <w:proofErr w:type="spellStart"/>
+      <w:r>
+        <w:rPr>
+          <w:rFonts w:ascii="Arial" w:eastAsia="Arial" w:hAnsi="Arial" w:cs="Arial"/>
+          <w:sz w:val="22"/>
+          <w:szCs w:val="22"/>
           <w:lang w:val="sv-SE"/>
         </w:rPr>
-        <w:t>jasa konsultansi konstruksi yang akan di</w:t>
-      </w:r>
-      <w:r>
-        <w:rPr>
-          <w:rFonts w:ascii="Arial" w:eastAsia="Arial" w:hAnsi="Arial" w:cs="Arial"/>
-          <w:sz w:val="22"/>
-          <w:szCs w:val="22"/>
-          <w:highlight w:val="yellow"/>
+        <w:t>jasa</w:t>
+      </w:r>
+      <w:proofErr w:type="spellEnd"/>
+      <w:r>
+        <w:rPr>
+          <w:rFonts w:ascii="Arial" w:eastAsia="Arial" w:hAnsi="Arial" w:cs="Arial"/>
+          <w:sz w:val="22"/>
+          <w:szCs w:val="22"/>
           <w:lang w:val="sv-SE"/>
         </w:rPr>
+        <w:t xml:space="preserve"> </w:t>
+      </w:r>
+      <w:proofErr w:type="spellStart"/>
+      <w:r>
+        <w:rPr>
+          <w:rFonts w:ascii="Arial" w:eastAsia="Arial" w:hAnsi="Arial" w:cs="Arial"/>
+          <w:sz w:val="22"/>
+          <w:szCs w:val="22"/>
+          <w:lang w:val="sv-SE"/>
+        </w:rPr>
+        <w:t>konsultansi</w:t>
+      </w:r>
+      <w:proofErr w:type="spellEnd"/>
+      <w:r>
+        <w:rPr>
+          <w:rFonts w:ascii="Arial" w:eastAsia="Arial" w:hAnsi="Arial" w:cs="Arial"/>
+          <w:sz w:val="22"/>
+          <w:szCs w:val="22"/>
+          <w:lang w:val="sv-SE"/>
+        </w:rPr>
+        <w:t xml:space="preserve"> </w:t>
+      </w:r>
+      <w:proofErr w:type="spellStart"/>
+      <w:r>
+        <w:rPr>
+          <w:rFonts w:ascii="Arial" w:eastAsia="Arial" w:hAnsi="Arial" w:cs="Arial"/>
+          <w:sz w:val="22"/>
+          <w:szCs w:val="22"/>
+          <w:lang w:val="sv-SE"/>
+        </w:rPr>
+        <w:t>konstruksi</w:t>
+      </w:r>
+      <w:proofErr w:type="spellEnd"/>
+      <w:r>
+        <w:rPr>
+          <w:rFonts w:ascii="Arial" w:eastAsia="Arial" w:hAnsi="Arial" w:cs="Arial"/>
+          <w:sz w:val="22"/>
+          <w:szCs w:val="22"/>
+          <w:lang w:val="sv-SE"/>
+        </w:rPr>
+        <w:t xml:space="preserve"> yang akan </w:t>
+      </w:r>
+      <w:proofErr w:type="spellStart"/>
+      <w:r>
+        <w:rPr>
+          <w:rFonts w:ascii="Arial" w:eastAsia="Arial" w:hAnsi="Arial" w:cs="Arial"/>
+          <w:sz w:val="22"/>
+          <w:szCs w:val="22"/>
+          <w:lang w:val="sv-SE"/>
+        </w:rPr>
+        <w:t>di</w:t>
+      </w:r>
+      <w:r>
+        <w:rPr>
+          <w:rFonts w:ascii="Arial" w:eastAsia="Arial" w:hAnsi="Arial" w:cs="Arial"/>
+          <w:sz w:val="22"/>
+          <w:szCs w:val="22"/>
+          <w:lang w:val="sv-SE"/>
+        </w:rPr>
         <w:t>seleksikan</w:t>
       </w:r>
-      <w:r>
-        <w:rPr>
-          <w:rFonts w:ascii="Arial" w:eastAsia="Arial" w:hAnsi="Arial" w:cs="Arial"/>
-          <w:sz w:val="22"/>
-          <w:szCs w:val="22"/>
-          <w:highlight w:val="yellow"/>
+      <w:proofErr w:type="spellEnd"/>
+      <w:r>
+        <w:rPr>
+          <w:rFonts w:ascii="Arial" w:eastAsia="Arial" w:hAnsi="Arial" w:cs="Arial"/>
+          <w:sz w:val="22"/>
+          <w:szCs w:val="22"/>
         </w:rPr>
         <w:t xml:space="preserve"> </w:t>
       </w:r>
@@ -11097,7 +11620,6 @@
           <w:rFonts w:ascii="Arial" w:eastAsia="Arial" w:hAnsi="Arial" w:cs="Arial"/>
           <w:sz w:val="22"/>
           <w:szCs w:val="22"/>
-          <w:highlight w:val="yellow"/>
         </w:rPr>
       </w:pPr>
     </w:p>
@@ -11117,16 +11639,32 @@
           <w:rFonts w:ascii="Arial" w:eastAsia="Arial" w:hAnsi="Arial" w:cs="Arial"/>
           <w:sz w:val="22"/>
           <w:szCs w:val="22"/>
-          <w:highlight w:val="yellow"/>
-        </w:rPr>
-        <w:t>Berdasarkan Rapat Reviu Dokumen Persiapan Pengadaan yang telah dilakukan,</w:t>
-      </w:r>
-      <w:r>
-        <w:rPr>
-          <w:rFonts w:ascii="Arial" w:eastAsia="Arial" w:hAnsi="Arial" w:cs="Arial"/>
-          <w:sz w:val="22"/>
-          <w:szCs w:val="22"/>
-          <w:highlight w:val="yellow"/>
+        </w:rPr>
+        <w:t xml:space="preserve">Berdasarkan Rapat </w:t>
+      </w:r>
+      <w:proofErr w:type="spellStart"/>
+      <w:r>
+        <w:rPr>
+          <w:rFonts w:ascii="Arial" w:eastAsia="Arial" w:hAnsi="Arial" w:cs="Arial"/>
+          <w:sz w:val="22"/>
+          <w:szCs w:val="22"/>
+        </w:rPr>
+        <w:t>Reviu</w:t>
+      </w:r>
+      <w:proofErr w:type="spellEnd"/>
+      <w:r>
+        <w:rPr>
+          <w:rFonts w:ascii="Arial" w:eastAsia="Arial" w:hAnsi="Arial" w:cs="Arial"/>
+          <w:sz w:val="22"/>
+          <w:szCs w:val="22"/>
+        </w:rPr>
+        <w:t xml:space="preserve"> Dokumen Persiapan Pengadaan yang telah dilakukan,</w:t>
+      </w:r>
+      <w:r>
+        <w:rPr>
+          <w:rFonts w:ascii="Arial" w:eastAsia="Arial" w:hAnsi="Arial" w:cs="Arial"/>
+          <w:sz w:val="22"/>
+          <w:szCs w:val="22"/>
         </w:rPr>
         <w:t xml:space="preserve"> </w:t>
       </w:r>
@@ -11135,7 +11673,6 @@
           <w:rFonts w:ascii="Arial" w:eastAsia="Arial" w:hAnsi="Arial" w:cs="Arial"/>
           <w:sz w:val="22"/>
           <w:szCs w:val="22"/>
-          <w:highlight w:val="yellow"/>
         </w:rPr>
         <w:t xml:space="preserve">Pokja Pemilihan, Tim Pelaksana, dan PPK </w:t>
       </w:r>
@@ -11146,7 +11683,6 @@
           <w:bCs/>
           <w:sz w:val="22"/>
           <w:szCs w:val="22"/>
-          <w:highlight w:val="yellow"/>
         </w:rPr>
         <w:t>sepakat</w:t>
       </w:r>
@@ -11158,7 +11694,6 @@
           <w:strike/>
           <w:sz w:val="22"/>
           <w:szCs w:val="22"/>
-          <w:highlight w:val="yellow"/>
         </w:rPr>
         <w:t>/tidak sepakat</w:t>
       </w:r>
@@ -11167,9 +11702,26 @@
           <w:rFonts w:ascii="Arial" w:eastAsia="Arial" w:hAnsi="Arial" w:cs="Arial"/>
           <w:sz w:val="22"/>
           <w:szCs w:val="22"/>
-          <w:highlight w:val="yellow"/>
-        </w:rPr>
-        <w:t xml:space="preserve"> untuk dilanjutkan ke proses penetapan dokumen persiapan pengadaan hasil reviu.</w:t>
+        </w:rPr>
+        <w:t xml:space="preserve"> untuk dilanjutkan ke proses penetapan dokumen persiapan pengadaan hasil </w:t>
+      </w:r>
+      <w:proofErr w:type="spellStart"/>
+      <w:r>
+        <w:rPr>
+          <w:rFonts w:ascii="Arial" w:eastAsia="Arial" w:hAnsi="Arial" w:cs="Arial"/>
+          <w:sz w:val="22"/>
+          <w:szCs w:val="22"/>
+        </w:rPr>
+        <w:t>reviu</w:t>
+      </w:r>
+      <w:proofErr w:type="spellEnd"/>
+      <w:r>
+        <w:rPr>
+          <w:rFonts w:ascii="Arial" w:eastAsia="Arial" w:hAnsi="Arial" w:cs="Arial"/>
+          <w:sz w:val="22"/>
+          <w:szCs w:val="22"/>
+        </w:rPr>
+        <w:t>.</w:t>
       </w:r>
       <w:r>
         <w:rPr>
@@ -11516,7 +12068,25 @@
           <w:szCs w:val="22"/>
         </w:rPr>
         <w:lastRenderedPageBreak/>
-        <w:t>Demikian berita acara reviu dokumen persiapan pengadaan dibuat untuk dipergunakan sebagaimana mestinya.</w:t>
+        <w:t xml:space="preserve">Demikian berita acara </w:t>
+      </w:r>
+      <w:proofErr w:type="spellStart"/>
+      <w:r>
+        <w:rPr>
+          <w:rFonts w:ascii="Arial" w:eastAsia="Arial" w:hAnsi="Arial" w:cs="Arial"/>
+          <w:sz w:val="22"/>
+          <w:szCs w:val="22"/>
+        </w:rPr>
+        <w:t>reviu</w:t>
+      </w:r>
+      <w:proofErr w:type="spellEnd"/>
+      <w:r>
+        <w:rPr>
+          <w:rFonts w:ascii="Arial" w:eastAsia="Arial" w:hAnsi="Arial" w:cs="Arial"/>
+          <w:sz w:val="22"/>
+          <w:szCs w:val="22"/>
+        </w:rPr>
+        <w:t xml:space="preserve"> dokumen persiapan pengadaan dibuat untuk dipergunakan sebagaimana mestinya.</w:t>
       </w:r>
       <w:r>
         <w:rPr>
@@ -11586,8 +12156,9 @@
           <w:sz w:val="22"/>
           <w:szCs w:val="22"/>
         </w:rPr>
-        <w:t xml:space="preserve">{kode_pokja} </w:t>
-      </w:r>
+        <w:t>{</w:t>
+      </w:r>
+      <w:proofErr w:type="spellStart"/>
       <w:r>
         <w:rPr>
           <w:rFonts w:ascii="Arial" w:eastAsia="Arial" w:hAnsi="Arial" w:cs="Arial"/>
@@ -11595,10 +12166,10 @@
           <w:bCs/>
           <w:sz w:val="22"/>
           <w:szCs w:val="22"/>
-          <w:lang w:val="ms-MY"/>
-        </w:rPr>
-        <w:t xml:space="preserve">BP2JK WILAYAH KALIMANTAN SELATAN TAHUN ANGGARAN </w:t>
-      </w:r>
+        </w:rPr>
+        <w:t>kode_pokja</w:t>
+      </w:r>
+      <w:proofErr w:type="spellEnd"/>
       <w:r>
         <w:rPr>
           <w:rFonts w:ascii="Arial" w:eastAsia="Arial" w:hAnsi="Arial" w:cs="Arial"/>
@@ -11607,7 +12178,50 @@
           <w:sz w:val="22"/>
           <w:szCs w:val="22"/>
         </w:rPr>
-        <w:t>{tahun_anggaran}</w:t>
+        <w:t xml:space="preserve">} </w:t>
+      </w:r>
+      <w:r>
+        <w:rPr>
+          <w:rFonts w:ascii="Arial" w:eastAsia="Arial" w:hAnsi="Arial" w:cs="Arial"/>
+          <w:b/>
+          <w:bCs/>
+          <w:sz w:val="22"/>
+          <w:szCs w:val="22"/>
+          <w:lang w:val="ms-MY"/>
+        </w:rPr>
+        <w:t xml:space="preserve">BP2JK WILAYAH KALIMANTAN SELATAN TAHUN ANGGARAN </w:t>
+      </w:r>
+      <w:r>
+        <w:rPr>
+          <w:rFonts w:ascii="Arial" w:eastAsia="Arial" w:hAnsi="Arial" w:cs="Arial"/>
+          <w:b/>
+          <w:bCs/>
+          <w:sz w:val="22"/>
+          <w:szCs w:val="22"/>
+        </w:rPr>
+        <w:t>{</w:t>
+      </w:r>
+      <w:proofErr w:type="spellStart"/>
+      <w:r>
+        <w:rPr>
+          <w:rFonts w:ascii="Arial" w:eastAsia="Arial" w:hAnsi="Arial" w:cs="Arial"/>
+          <w:b/>
+          <w:bCs/>
+          <w:sz w:val="22"/>
+          <w:szCs w:val="22"/>
+        </w:rPr>
+        <w:t>tahun_anggaran</w:t>
+      </w:r>
+      <w:proofErr w:type="spellEnd"/>
+      <w:r>
+        <w:rPr>
+          <w:rFonts w:ascii="Arial" w:eastAsia="Arial" w:hAnsi="Arial" w:cs="Arial"/>
+          <w:b/>
+          <w:bCs/>
+          <w:sz w:val="22"/>
+          <w:szCs w:val="22"/>
+        </w:rPr>
+        <w:t>}</w:t>
       </w:r>
     </w:p>
     <w:p>
@@ -11669,6 +12283,7 @@
                 <w:szCs w:val="22"/>
               </w:rPr>
             </w:pPr>
+            <w:proofErr w:type="spellStart"/>
             <w:r>
               <w:rPr>
                 <w:rFonts w:ascii="Arial" w:hAnsi="Arial" w:cs="Arial"/>
@@ -11679,6 +12294,7 @@
               </w:rPr>
               <w:t>No</w:t>
             </w:r>
+            <w:proofErr w:type="spellEnd"/>
           </w:p>
         </w:tc>
         <w:tc>
@@ -11839,7 +12455,25 @@
                 <w:sz w:val="22"/>
                 <w:szCs w:val="22"/>
               </w:rPr>
-              <w:t>{ketua_pokja}</w:t>
+              <w:t>{</w:t>
+            </w:r>
+            <w:proofErr w:type="spellStart"/>
+            <w:r>
+              <w:rPr>
+                <w:rFonts w:ascii="Arial" w:hAnsi="Arial" w:cs="Arial"/>
+                <w:sz w:val="22"/>
+                <w:szCs w:val="22"/>
+              </w:rPr>
+              <w:t>ketua_pokja</w:t>
+            </w:r>
+            <w:proofErr w:type="spellEnd"/>
+            <w:r>
+              <w:rPr>
+                <w:rFonts w:ascii="Arial" w:hAnsi="Arial" w:cs="Arial"/>
+                <w:sz w:val="22"/>
+                <w:szCs w:val="22"/>
+              </w:rPr>
+              <w:t>}</w:t>
             </w:r>
           </w:p>
         </w:tc>
@@ -11953,7 +12587,25 @@
                 <w:sz w:val="22"/>
                 <w:szCs w:val="22"/>
               </w:rPr>
-              <w:t>{sekre_pokja}</w:t>
+              <w:t>{</w:t>
+            </w:r>
+            <w:proofErr w:type="spellStart"/>
+            <w:r>
+              <w:rPr>
+                <w:rFonts w:ascii="Arial" w:hAnsi="Arial" w:cs="Arial"/>
+                <w:sz w:val="22"/>
+                <w:szCs w:val="22"/>
+              </w:rPr>
+              <w:t>sekre_pokja</w:t>
+            </w:r>
+            <w:proofErr w:type="spellEnd"/>
+            <w:r>
+              <w:rPr>
+                <w:rFonts w:ascii="Arial" w:hAnsi="Arial" w:cs="Arial"/>
+                <w:sz w:val="22"/>
+                <w:szCs w:val="22"/>
+              </w:rPr>
+              <w:t>}</w:t>
             </w:r>
           </w:p>
         </w:tc>
@@ -12067,8 +12719,18 @@
                 <w:sz w:val="22"/>
                 <w:szCs w:val="22"/>
               </w:rPr>
-              <w:t>{anggota_pokja</w:t>
-            </w:r>
+              <w:t>{</w:t>
+            </w:r>
+            <w:proofErr w:type="spellStart"/>
+            <w:r>
+              <w:rPr>
+                <w:rFonts w:ascii="Arial" w:hAnsi="Arial" w:cs="Arial"/>
+                <w:sz w:val="22"/>
+                <w:szCs w:val="22"/>
+              </w:rPr>
+              <w:t>anggota_pokja</w:t>
+            </w:r>
+            <w:proofErr w:type="spellEnd"/>
             <w:r>
               <w:rPr>
                 <w:rFonts w:ascii="Arial" w:hAnsi="Arial" w:cs="Arial"/>
@@ -12199,8 +12861,18 @@
                 <w:sz w:val="22"/>
                 <w:szCs w:val="22"/>
               </w:rPr>
-              <w:t>{anggota_pokja</w:t>
-            </w:r>
+              <w:t>{</w:t>
+            </w:r>
+            <w:proofErr w:type="spellStart"/>
+            <w:r>
+              <w:rPr>
+                <w:rFonts w:ascii="Arial" w:hAnsi="Arial" w:cs="Arial"/>
+                <w:sz w:val="22"/>
+                <w:szCs w:val="22"/>
+              </w:rPr>
+              <w:t>anggota_pokja</w:t>
+            </w:r>
+            <w:proofErr w:type="spellEnd"/>
             <w:r>
               <w:rPr>
                 <w:rFonts w:ascii="Arial" w:hAnsi="Arial" w:cs="Arial"/>
@@ -12330,8 +13002,18 @@
                 <w:sz w:val="22"/>
                 <w:szCs w:val="22"/>
               </w:rPr>
-              <w:t>{anggota_pokja</w:t>
-            </w:r>
+              <w:t>{</w:t>
+            </w:r>
+            <w:proofErr w:type="spellStart"/>
+            <w:r>
+              <w:rPr>
+                <w:rFonts w:ascii="Arial" w:hAnsi="Arial" w:cs="Arial"/>
+                <w:sz w:val="22"/>
+                <w:szCs w:val="22"/>
+              </w:rPr>
+              <w:t>anggota_pokja</w:t>
+            </w:r>
+            <w:proofErr w:type="spellEnd"/>
             <w:r>
               <w:rPr>
                 <w:rFonts w:ascii="Arial" w:hAnsi="Arial" w:cs="Arial"/>
@@ -12443,7 +13125,29 @@
           <w:sz w:val="22"/>
           <w:szCs w:val="22"/>
         </w:rPr>
-        <w:t>{kode_pokja}</w:t>
+        <w:t>{</w:t>
+      </w:r>
+      <w:proofErr w:type="spellStart"/>
+      <w:r>
+        <w:rPr>
+          <w:rFonts w:ascii="Arial" w:eastAsia="Arial" w:hAnsi="Arial" w:cs="Arial"/>
+          <w:b/>
+          <w:bCs/>
+          <w:sz w:val="22"/>
+          <w:szCs w:val="22"/>
+        </w:rPr>
+        <w:t>kode_pokja</w:t>
+      </w:r>
+      <w:proofErr w:type="spellEnd"/>
+      <w:r>
+        <w:rPr>
+          <w:rFonts w:ascii="Arial" w:eastAsia="Arial" w:hAnsi="Arial" w:cs="Arial"/>
+          <w:b/>
+          <w:bCs/>
+          <w:sz w:val="22"/>
+          <w:szCs w:val="22"/>
+        </w:rPr>
+        <w:t>}</w:t>
       </w:r>
       <w:r>
         <w:rPr>
@@ -12512,7 +13216,29 @@
           <w:sz w:val="22"/>
           <w:szCs w:val="22"/>
         </w:rPr>
-        <w:t>{tahun_anggaran}</w:t>
+        <w:t>{</w:t>
+      </w:r>
+      <w:proofErr w:type="spellStart"/>
+      <w:r>
+        <w:rPr>
+          <w:rFonts w:ascii="Arial" w:eastAsia="Arial" w:hAnsi="Arial" w:cs="Arial"/>
+          <w:b/>
+          <w:bCs/>
+          <w:sz w:val="22"/>
+          <w:szCs w:val="22"/>
+        </w:rPr>
+        <w:t>tahun_anggaran</w:t>
+      </w:r>
+      <w:proofErr w:type="spellEnd"/>
+      <w:r>
+        <w:rPr>
+          <w:rFonts w:ascii="Arial" w:eastAsia="Arial" w:hAnsi="Arial" w:cs="Arial"/>
+          <w:b/>
+          <w:bCs/>
+          <w:sz w:val="22"/>
+          <w:szCs w:val="22"/>
+        </w:rPr>
+        <w:t>}</w:t>
       </w:r>
     </w:p>
     <w:p>
@@ -12571,6 +13297,7 @@
                 <w:szCs w:val="22"/>
               </w:rPr>
             </w:pPr>
+            <w:proofErr w:type="spellStart"/>
             <w:r>
               <w:rPr>
                 <w:rFonts w:ascii="Arial" w:hAnsi="Arial" w:cs="Arial"/>
@@ -12581,6 +13308,7 @@
               </w:rPr>
               <w:t>No</w:t>
             </w:r>
+            <w:proofErr w:type="spellEnd"/>
           </w:p>
         </w:tc>
         <w:tc>
@@ -12730,7 +13458,27 @@
                 <w:sz w:val="22"/>
                 <w:szCs w:val="22"/>
               </w:rPr>
-              <w:t>{ketua_timlak}</w:t>
+              <w:t>{</w:t>
+            </w:r>
+            <w:proofErr w:type="spellStart"/>
+            <w:r>
+              <w:rPr>
+                <w:rFonts w:ascii="Arial" w:eastAsia="Arial" w:hAnsi="Arial" w:cs="Arial"/>
+                <w:spacing w:val="2"/>
+                <w:sz w:val="22"/>
+                <w:szCs w:val="22"/>
+              </w:rPr>
+              <w:t>ketua_timlak</w:t>
+            </w:r>
+            <w:proofErr w:type="spellEnd"/>
+            <w:r>
+              <w:rPr>
+                <w:rFonts w:ascii="Arial" w:eastAsia="Arial" w:hAnsi="Arial" w:cs="Arial"/>
+                <w:spacing w:val="2"/>
+                <w:sz w:val="22"/>
+                <w:szCs w:val="22"/>
+              </w:rPr>
+              <w:t>}</w:t>
             </w:r>
           </w:p>
         </w:tc>
@@ -12842,7 +13590,27 @@
                 <w:sz w:val="22"/>
                 <w:szCs w:val="22"/>
               </w:rPr>
-              <w:t>{sekre_timlak}</w:t>
+              <w:t>{</w:t>
+            </w:r>
+            <w:proofErr w:type="spellStart"/>
+            <w:r>
+              <w:rPr>
+                <w:rFonts w:ascii="Arial" w:eastAsia="Arial" w:hAnsi="Arial" w:cs="Arial"/>
+                <w:spacing w:val="2"/>
+                <w:sz w:val="22"/>
+                <w:szCs w:val="22"/>
+              </w:rPr>
+              <w:t>sekre_timlak</w:t>
+            </w:r>
+            <w:proofErr w:type="spellEnd"/>
+            <w:r>
+              <w:rPr>
+                <w:rFonts w:ascii="Arial" w:eastAsia="Arial" w:hAnsi="Arial" w:cs="Arial"/>
+                <w:spacing w:val="2"/>
+                <w:sz w:val="22"/>
+                <w:szCs w:val="22"/>
+              </w:rPr>
+              <w:t>}</w:t>
             </w:r>
           </w:p>
         </w:tc>
@@ -12952,7 +13720,25 @@
                 <w:sz w:val="22"/>
                 <w:szCs w:val="22"/>
               </w:rPr>
-              <w:t>{anggota_timlak}</w:t>
+              <w:t>{</w:t>
+            </w:r>
+            <w:proofErr w:type="spellStart"/>
+            <w:r>
+              <w:rPr>
+                <w:rFonts w:ascii="Arial" w:eastAsia="Arial" w:hAnsi="Arial" w:cs="Arial"/>
+                <w:sz w:val="22"/>
+                <w:szCs w:val="22"/>
+              </w:rPr>
+              <w:t>anggota_timlak</w:t>
+            </w:r>
+            <w:proofErr w:type="spellEnd"/>
+            <w:r>
+              <w:rPr>
+                <w:rFonts w:ascii="Arial" w:eastAsia="Arial" w:hAnsi="Arial" w:cs="Arial"/>
+                <w:sz w:val="22"/>
+                <w:szCs w:val="22"/>
+              </w:rPr>
+              <w:t>}</w:t>
             </w:r>
           </w:p>
         </w:tc>
@@ -13043,8 +13829,9 @@
           <w:szCs w:val="22"/>
           <w:lang w:val="ms-MY"/>
         </w:rPr>
-        <w:t>{satuan_kerja</w:t>
-      </w:r>
+        <w:t>{</w:t>
+      </w:r>
+      <w:proofErr w:type="spellStart"/>
       <w:r>
         <w:rPr>
           <w:rFonts w:ascii="Arial" w:eastAsia="Arial" w:hAnsi="Arial" w:cs="Arial"/>
@@ -13052,9 +13839,33 @@
           <w:bCs/>
           <w:sz w:val="22"/>
           <w:szCs w:val="22"/>
-        </w:rPr>
-        <w:t>_upper</w:t>
-      </w:r>
+          <w:lang w:val="ms-MY"/>
+        </w:rPr>
+        <w:t>satuan_kerja</w:t>
+      </w:r>
+      <w:proofErr w:type="spellEnd"/>
+      <w:r>
+        <w:rPr>
+          <w:rFonts w:ascii="Arial" w:eastAsia="Arial" w:hAnsi="Arial" w:cs="Arial"/>
+          <w:b/>
+          <w:bCs/>
+          <w:sz w:val="22"/>
+          <w:szCs w:val="22"/>
+        </w:rPr>
+        <w:t>_</w:t>
+      </w:r>
+      <w:proofErr w:type="spellStart"/>
+      <w:r>
+        <w:rPr>
+          <w:rFonts w:ascii="Arial" w:eastAsia="Arial" w:hAnsi="Arial" w:cs="Arial"/>
+          <w:b/>
+          <w:bCs/>
+          <w:sz w:val="22"/>
+          <w:szCs w:val="22"/>
+        </w:rPr>
+        <w:t>upper</w:t>
+      </w:r>
+      <w:proofErr w:type="spellEnd"/>
       <w:r>
         <w:rPr>
           <w:rFonts w:ascii="Arial" w:eastAsia="Arial" w:hAnsi="Arial" w:cs="Arial"/>
@@ -13124,6 +13935,7 @@
                 <w:szCs w:val="22"/>
               </w:rPr>
             </w:pPr>
+            <w:proofErr w:type="spellStart"/>
             <w:r>
               <w:rPr>
                 <w:rFonts w:ascii="Arial" w:hAnsi="Arial" w:cs="Arial"/>
@@ -13134,6 +13946,7 @@
               </w:rPr>
               <w:t>No</w:t>
             </w:r>
+            <w:proofErr w:type="spellEnd"/>
           </w:p>
         </w:tc>
         <w:tc>
@@ -13283,7 +14096,29 @@
                 <w:szCs w:val="22"/>
                 <w:lang w:val="en-US"/>
               </w:rPr>
-              <w:t>{nama_ppk}</w:t>
+              <w:t>{</w:t>
+            </w:r>
+            <w:proofErr w:type="spellStart"/>
+            <w:r>
+              <w:rPr>
+                <w:rFonts w:ascii="Arial" w:eastAsia="Arial" w:hAnsi="Arial" w:cs="Arial"/>
+                <w:spacing w:val="-2"/>
+                <w:sz w:val="22"/>
+                <w:szCs w:val="22"/>
+                <w:lang w:val="en-US"/>
+              </w:rPr>
+              <w:t>nama_ppk</w:t>
+            </w:r>
+            <w:proofErr w:type="spellEnd"/>
+            <w:r>
+              <w:rPr>
+                <w:rFonts w:ascii="Arial" w:eastAsia="Arial" w:hAnsi="Arial" w:cs="Arial"/>
+                <w:spacing w:val="-2"/>
+                <w:sz w:val="22"/>
+                <w:szCs w:val="22"/>
+                <w:lang w:val="en-US"/>
+              </w:rPr>
+              <w:t>}</w:t>
             </w:r>
           </w:p>
         </w:tc>
@@ -13313,7 +14148,27 @@
                 <w:szCs w:val="22"/>
                 <w:lang w:val="en-US"/>
               </w:rPr>
-              <w:t>{ppk}</w:t>
+              <w:t>{</w:t>
+            </w:r>
+            <w:proofErr w:type="spellStart"/>
+            <w:r>
+              <w:rPr>
+                <w:rFonts w:ascii="Arial" w:hAnsi="Arial" w:cs="Arial"/>
+                <w:sz w:val="22"/>
+                <w:szCs w:val="22"/>
+                <w:lang w:val="en-US"/>
+              </w:rPr>
+              <w:t>ppk</w:t>
+            </w:r>
+            <w:proofErr w:type="spellEnd"/>
+            <w:r>
+              <w:rPr>
+                <w:rFonts w:ascii="Arial" w:hAnsi="Arial" w:cs="Arial"/>
+                <w:sz w:val="22"/>
+                <w:szCs w:val="22"/>
+                <w:lang w:val="en-US"/>
+              </w:rPr>
+              <w:t>}</w:t>
             </w:r>
           </w:p>
         </w:tc>
@@ -13354,6 +14209,7 @@
       </w:pPr>
     </w:p>
     <w:sectPr>
+      <w:footerReference w:type="default" r:id="rId15"/>
       <w:pgSz w:w="11907" w:h="16840" w:code="9"/>
       <w:pgMar w:top="1418" w:right="1418" w:bottom="1134" w:left="1134" w:header="720" w:footer="284" w:gutter="0"/>
       <w:cols w:space="720"/>
@@ -13364,7 +14220,7 @@
 </file>
 
 <file path=word/endnotes.xml><?xml version="1.0" encoding="utf-8"?>
-<w:endnotes xmlns:wpc="http://schemas.microsoft.com/office/word/2010/wordprocessingCanvas" xmlns:cx="http://schemas.microsoft.com/office/drawing/2014/chartex" xmlns:cx1="http://schemas.microsoft.com/office/drawing/2015/9/8/chartex" xmlns:cx2="http://schemas.microsoft.com/office/drawing/2015/10/21/chartex" xmlns:cx3="http://schemas.microsoft.com/office/drawing/2016/5/9/chartex" xmlns:cx4="http://schemas.microsoft.com/office/drawing/2016/5/10/chartex" xmlns:cx5="http://schemas.microsoft.com/office/drawing/2016/5/11/chartex" xmlns:cx6="http://schemas.microsoft.com/office/drawing/2016/5/12/chartex" xmlns:cx7="http://schemas.microsoft.com/office/drawing/2016/5/13/chartex" xmlns:cx8="http://schemas.microsoft.com/office/drawing/2016/5/14/chartex" xmlns:mc="http://schemas.openxmlformats.org/markup-compatibility/2006" xmlns:aink="http://schemas.microsoft.com/office/drawing/2016/ink" xmlns:am3d="http://schemas.microsoft.com/office/drawing/2017/model3d" xmlns:o="urn:schemas-microsoft-com:office:office" xmlns:r="http://schemas.openxmlformats.org/officeDocument/2006/relationships" xmlns:m="http://schemas.openxmlformats.org/officeDocument/2006/math" xmlns:v="urn:schemas-microsoft-com:vml" xmlns:wp14="http://schemas.microsoft.com/office/word/2010/wordprocessingDrawing" xmlns:wp="http://schemas.openxmlformats.org/drawingml/2006/wordprocessingDrawing" xmlns:w10="urn:schemas-microsoft-com:office:word" xmlns:w="http://schemas.openxmlformats.org/wordprocessingml/2006/main" xmlns:w14="http://schemas.microsoft.com/office/word/2010/wordml" xmlns:w15="http://schemas.microsoft.com/office/word/2012/wordml" xmlns:w16cex="http://schemas.microsoft.com/office/word/2018/wordml/cex" xmlns:w16cid="http://schemas.microsoft.com/office/word/2016/wordml/cid" xmlns:w16="http://schemas.microsoft.com/office/word/2018/wordml" xmlns:w16sdtdh="http://schemas.microsoft.com/office/word/2020/wordml/sdtdatahash" xmlns:w16se="http://schemas.microsoft.com/office/word/2015/wordml/symex" xmlns:wpg="http://schemas.microsoft.com/office/word/2010/wordprocessingGroup" xmlns:wpi="http://schemas.microsoft.com/office/word/2010/wordprocessingInk" xmlns:wne="http://schemas.microsoft.com/office/word/2006/wordml" xmlns:wps="http://schemas.microsoft.com/office/word/2010/wordprocessingShape" mc:Ignorable="w14 w15 w16se w16cid w16 w16cex w16sdtdh wp14">
+<w:endnotes xmlns:wpc="http://schemas.microsoft.com/office/word/2010/wordprocessingCanvas" xmlns:cx="http://schemas.microsoft.com/office/drawing/2014/chartex" xmlns:cx1="http://schemas.microsoft.com/office/drawing/2015/9/8/chartex" xmlns:cx2="http://schemas.microsoft.com/office/drawing/2015/10/21/chartex" xmlns:cx3="http://schemas.microsoft.com/office/drawing/2016/5/9/chartex" xmlns:cx4="http://schemas.microsoft.com/office/drawing/2016/5/10/chartex" xmlns:cx5="http://schemas.microsoft.com/office/drawing/2016/5/11/chartex" xmlns:cx6="http://schemas.microsoft.com/office/drawing/2016/5/12/chartex" xmlns:cx7="http://schemas.microsoft.com/office/drawing/2016/5/13/chartex" xmlns:cx8="http://schemas.microsoft.com/office/drawing/2016/5/14/chartex" xmlns:mc="http://schemas.openxmlformats.org/markup-compatibility/2006" xmlns:aink="http://schemas.microsoft.com/office/drawing/2016/ink" xmlns:am3d="http://schemas.microsoft.com/office/drawing/2017/model3d" xmlns:o="urn:schemas-microsoft-com:office:office" xmlns:oel="http://schemas.microsoft.com/office/2019/extlst" xmlns:r="http://schemas.openxmlformats.org/officeDocument/2006/relationships" xmlns:m="http://schemas.openxmlformats.org/officeDocument/2006/math" xmlns:v="urn:schemas-microsoft-com:vml" xmlns:wp14="http://schemas.microsoft.com/office/word/2010/wordprocessingDrawing" xmlns:wp="http://schemas.openxmlformats.org/drawingml/2006/wordprocessingDrawing" xmlns:w10="urn:schemas-microsoft-com:office:word" xmlns:w="http://schemas.openxmlformats.org/wordprocessingml/2006/main" xmlns:w14="http://schemas.microsoft.com/office/word/2010/wordml" xmlns:w15="http://schemas.microsoft.com/office/word/2012/wordml" xmlns:w16cex="http://schemas.microsoft.com/office/word/2018/wordml/cex" xmlns:w16cid="http://schemas.microsoft.com/office/word/2016/wordml/cid" xmlns:w16="http://schemas.microsoft.com/office/word/2018/wordml" xmlns:w16du="http://schemas.microsoft.com/office/word/2023/wordml/word16du" xmlns:w16sdtdh="http://schemas.microsoft.com/office/word/2020/wordml/sdtdatahash" xmlns:w16sdtfl="http://schemas.microsoft.com/office/word/2024/wordml/sdtformatlock" xmlns:w16se="http://schemas.microsoft.com/office/word/2015/wordml/symex" xmlns:wpg="http://schemas.microsoft.com/office/word/2010/wordprocessingGroup" xmlns:wpi="http://schemas.microsoft.com/office/word/2010/wordprocessingInk" xmlns:wne="http://schemas.microsoft.com/office/word/2006/wordml" xmlns:wps="http://schemas.microsoft.com/office/word/2010/wordprocessingShape" mc:Ignorable="w14 w15 w16se w16cid w16 w16cex w16sdtdh w16sdtfl w16du wp14">
   <w:endnote w:type="separator" w:id="-1">
     <w:p>
       <w:r>
@@ -13386,17 +14242,29 @@
 </file>
 
 <file path=word/footer1.xml><?xml version="1.0" encoding="utf-8"?>
-<w:ftr xmlns:wpc="http://schemas.microsoft.com/office/word/2010/wordprocessingCanvas" xmlns:cx="http://schemas.microsoft.com/office/drawing/2014/chartex" xmlns:cx1="http://schemas.microsoft.com/office/drawing/2015/9/8/chartex" xmlns:cx2="http://schemas.microsoft.com/office/drawing/2015/10/21/chartex" xmlns:cx3="http://schemas.microsoft.com/office/drawing/2016/5/9/chartex" xmlns:cx4="http://schemas.microsoft.com/office/drawing/2016/5/10/chartex" xmlns:cx5="http://schemas.microsoft.com/office/drawing/2016/5/11/chartex" xmlns:cx6="http://schemas.microsoft.com/office/drawing/2016/5/12/chartex" xmlns:cx7="http://schemas.microsoft.com/office/drawing/2016/5/13/chartex" xmlns:cx8="http://schemas.microsoft.com/office/drawing/2016/5/14/chartex" xmlns:mc="http://schemas.openxmlformats.org/markup-compatibility/2006" xmlns:aink="http://schemas.microsoft.com/office/drawing/2016/ink" xmlns:am3d="http://schemas.microsoft.com/office/drawing/2017/model3d" xmlns:o="urn:schemas-microsoft-com:office:office" xmlns:r="http://schemas.openxmlformats.org/officeDocument/2006/relationships" xmlns:m="http://schemas.openxmlformats.org/officeDocument/2006/math" xmlns:v="urn:schemas-microsoft-com:vml" xmlns:wp14="http://schemas.microsoft.com/office/word/2010/wordprocessingDrawing" xmlns:wp="http://schemas.openxmlformats.org/drawingml/2006/wordprocessingDrawing" xmlns:w10="urn:schemas-microsoft-com:office:word" xmlns:w="http://schemas.openxmlformats.org/wordprocessingml/2006/main" xmlns:w14="http://schemas.microsoft.com/office/word/2010/wordml" xmlns:w15="http://schemas.microsoft.com/office/word/2012/wordml" xmlns:w16cex="http://schemas.microsoft.com/office/word/2018/wordml/cex" xmlns:w16cid="http://schemas.microsoft.com/office/word/2016/wordml/cid" xmlns:w16="http://schemas.microsoft.com/office/word/2018/wordml" xmlns:w16sdtdh="http://schemas.microsoft.com/office/word/2020/wordml/sdtdatahash" xmlns:w16se="http://schemas.microsoft.com/office/word/2015/wordml/symex" xmlns:wpg="http://schemas.microsoft.com/office/word/2010/wordprocessingGroup" xmlns:wpi="http://schemas.microsoft.com/office/word/2010/wordprocessingInk" xmlns:wne="http://schemas.microsoft.com/office/word/2006/wordml" xmlns:wps="http://schemas.microsoft.com/office/word/2010/wordprocessingShape" mc:Ignorable="w14 w15 w16se w16cid w16 w16cex w16sdtdh wp14">
+<w:ftr xmlns:wpc="http://schemas.microsoft.com/office/word/2010/wordprocessingCanvas" xmlns:cx="http://schemas.microsoft.com/office/drawing/2014/chartex" xmlns:cx1="http://schemas.microsoft.com/office/drawing/2015/9/8/chartex" xmlns:cx2="http://schemas.microsoft.com/office/drawing/2015/10/21/chartex" xmlns:cx3="http://schemas.microsoft.com/office/drawing/2016/5/9/chartex" xmlns:cx4="http://schemas.microsoft.com/office/drawing/2016/5/10/chartex" xmlns:cx5="http://schemas.microsoft.com/office/drawing/2016/5/11/chartex" xmlns:cx6="http://schemas.microsoft.com/office/drawing/2016/5/12/chartex" xmlns:cx7="http://schemas.microsoft.com/office/drawing/2016/5/13/chartex" xmlns:cx8="http://schemas.microsoft.com/office/drawing/2016/5/14/chartex" xmlns:mc="http://schemas.openxmlformats.org/markup-compatibility/2006" xmlns:aink="http://schemas.microsoft.com/office/drawing/2016/ink" xmlns:am3d="http://schemas.microsoft.com/office/drawing/2017/model3d" xmlns:o="urn:schemas-microsoft-com:office:office" xmlns:oel="http://schemas.microsoft.com/office/2019/extlst" xmlns:r="http://schemas.openxmlformats.org/officeDocument/2006/relationships" xmlns:m="http://schemas.openxmlformats.org/officeDocument/2006/math" xmlns:v="urn:schemas-microsoft-com:vml" xmlns:wp14="http://schemas.microsoft.com/office/word/2010/wordprocessingDrawing" xmlns:wp="http://schemas.openxmlformats.org/drawingml/2006/wordprocessingDrawing" xmlns:w10="urn:schemas-microsoft-com:office:word" xmlns:w="http://schemas.openxmlformats.org/wordprocessingml/2006/main" xmlns:w14="http://schemas.microsoft.com/office/word/2010/wordml" xmlns:w15="http://schemas.microsoft.com/office/word/2012/wordml" xmlns:w16cex="http://schemas.microsoft.com/office/word/2018/wordml/cex" xmlns:w16cid="http://schemas.microsoft.com/office/word/2016/wordml/cid" xmlns:w16="http://schemas.microsoft.com/office/word/2018/wordml" xmlns:w16du="http://schemas.microsoft.com/office/word/2023/wordml/word16du" xmlns:w16sdtdh="http://schemas.microsoft.com/office/word/2020/wordml/sdtdatahash" xmlns:w16sdtfl="http://schemas.microsoft.com/office/word/2024/wordml/sdtformatlock" xmlns:w16se="http://schemas.microsoft.com/office/word/2015/wordml/symex" xmlns:wpg="http://schemas.microsoft.com/office/word/2010/wordprocessingGroup" xmlns:wpi="http://schemas.microsoft.com/office/word/2010/wordprocessingInk" xmlns:wne="http://schemas.microsoft.com/office/word/2006/wordml" xmlns:wps="http://schemas.microsoft.com/office/word/2010/wordprocessingShape" mc:Ignorable="w14 w15 w16se w16cid w16 w16cex w16sdtdh w16sdtfl w16du wp14">
   <w:p>
     <w:pPr>
       <w:pStyle w:val="Footer"/>
+      <w:jc w:val="center"/>
     </w:pPr>
   </w:p>
 </w:ftr>
 </file>
 
 <file path=word/footer2.xml><?xml version="1.0" encoding="utf-8"?>
-<w:ftr xmlns:wpc="http://schemas.microsoft.com/office/word/2010/wordprocessingCanvas" xmlns:cx="http://schemas.microsoft.com/office/drawing/2014/chartex" xmlns:cx1="http://schemas.microsoft.com/office/drawing/2015/9/8/chartex" xmlns:cx2="http://schemas.microsoft.com/office/drawing/2015/10/21/chartex" xmlns:cx3="http://schemas.microsoft.com/office/drawing/2016/5/9/chartex" xmlns:cx4="http://schemas.microsoft.com/office/drawing/2016/5/10/chartex" xmlns:cx5="http://schemas.microsoft.com/office/drawing/2016/5/11/chartex" xmlns:cx6="http://schemas.microsoft.com/office/drawing/2016/5/12/chartex" xmlns:cx7="http://schemas.microsoft.com/office/drawing/2016/5/13/chartex" xmlns:cx8="http://schemas.microsoft.com/office/drawing/2016/5/14/chartex" xmlns:mc="http://schemas.openxmlformats.org/markup-compatibility/2006" xmlns:aink="http://schemas.microsoft.com/office/drawing/2016/ink" xmlns:am3d="http://schemas.microsoft.com/office/drawing/2017/model3d" xmlns:o="urn:schemas-microsoft-com:office:office" xmlns:r="http://schemas.openxmlformats.org/officeDocument/2006/relationships" xmlns:m="http://schemas.openxmlformats.org/officeDocument/2006/math" xmlns:v="urn:schemas-microsoft-com:vml" xmlns:wp14="http://schemas.microsoft.com/office/word/2010/wordprocessingDrawing" xmlns:wp="http://schemas.openxmlformats.org/drawingml/2006/wordprocessingDrawing" xmlns:w10="urn:schemas-microsoft-com:office:word" xmlns:w="http://schemas.openxmlformats.org/wordprocessingml/2006/main" xmlns:w14="http://schemas.microsoft.com/office/word/2010/wordml" xmlns:w15="http://schemas.microsoft.com/office/word/2012/wordml" xmlns:w16cex="http://schemas.microsoft.com/office/word/2018/wordml/cex" xmlns:w16cid="http://schemas.microsoft.com/office/word/2016/wordml/cid" xmlns:w16="http://schemas.microsoft.com/office/word/2018/wordml" xmlns:w16sdtdh="http://schemas.microsoft.com/office/word/2020/wordml/sdtdatahash" xmlns:w16se="http://schemas.microsoft.com/office/word/2015/wordml/symex" xmlns:wpg="http://schemas.microsoft.com/office/word/2010/wordprocessingGroup" xmlns:wpi="http://schemas.microsoft.com/office/word/2010/wordprocessingInk" xmlns:wne="http://schemas.microsoft.com/office/word/2006/wordml" xmlns:wps="http://schemas.microsoft.com/office/word/2010/wordprocessingShape" mc:Ignorable="w14 w15 w16se w16cid w16 w16cex w16sdtdh wp14">
+<w:ftr xmlns:wpc="http://schemas.microsoft.com/office/word/2010/wordprocessingCanvas" xmlns:cx="http://schemas.microsoft.com/office/drawing/2014/chartex" xmlns:cx1="http://schemas.microsoft.com/office/drawing/2015/9/8/chartex" xmlns:cx2="http://schemas.microsoft.com/office/drawing/2015/10/21/chartex" xmlns:cx3="http://schemas.microsoft.com/office/drawing/2016/5/9/chartex" xmlns:cx4="http://schemas.microsoft.com/office/drawing/2016/5/10/chartex" xmlns:cx5="http://schemas.microsoft.com/office/drawing/2016/5/11/chartex" xmlns:cx6="http://schemas.microsoft.com/office/drawing/2016/5/12/chartex" xmlns:cx7="http://schemas.microsoft.com/office/drawing/2016/5/13/chartex" xmlns:cx8="http://schemas.microsoft.com/office/drawing/2016/5/14/chartex" xmlns:mc="http://schemas.openxmlformats.org/markup-compatibility/2006" xmlns:aink="http://schemas.microsoft.com/office/drawing/2016/ink" xmlns:am3d="http://schemas.microsoft.com/office/drawing/2017/model3d" xmlns:o="urn:schemas-microsoft-com:office:office" xmlns:oel="http://schemas.microsoft.com/office/2019/extlst" xmlns:r="http://schemas.openxmlformats.org/officeDocument/2006/relationships" xmlns:m="http://schemas.openxmlformats.org/officeDocument/2006/math" xmlns:v="urn:schemas-microsoft-com:vml" xmlns:wp14="http://schemas.microsoft.com/office/word/2010/wordprocessingDrawing" xmlns:wp="http://schemas.openxmlformats.org/drawingml/2006/wordprocessingDrawing" xmlns:w10="urn:schemas-microsoft-com:office:word" xmlns:w="http://schemas.openxmlformats.org/wordprocessingml/2006/main" xmlns:w14="http://schemas.microsoft.com/office/word/2010/wordml" xmlns:w15="http://schemas.microsoft.com/office/word/2012/wordml" xmlns:w16cex="http://schemas.microsoft.com/office/word/2018/wordml/cex" xmlns:w16cid="http://schemas.microsoft.com/office/word/2016/wordml/cid" xmlns:w16="http://schemas.microsoft.com/office/word/2018/wordml" xmlns:w16du="http://schemas.microsoft.com/office/word/2023/wordml/word16du" xmlns:w16sdtdh="http://schemas.microsoft.com/office/word/2020/wordml/sdtdatahash" xmlns:w16sdtfl="http://schemas.microsoft.com/office/word/2024/wordml/sdtformatlock" xmlns:w16se="http://schemas.microsoft.com/office/word/2015/wordml/symex" xmlns:wpg="http://schemas.microsoft.com/office/word/2010/wordprocessingGroup" xmlns:wpi="http://schemas.microsoft.com/office/word/2010/wordprocessingInk" xmlns:wne="http://schemas.microsoft.com/office/word/2006/wordml" xmlns:wps="http://schemas.microsoft.com/office/word/2010/wordprocessingShape" mc:Ignorable="w14 w15 w16se w16cid w16 w16cex w16sdtdh w16sdtfl w16du wp14">
+  <w:p>
+    <w:pPr>
+      <w:pStyle w:val="Footer"/>
+      <w:jc w:val="center"/>
+    </w:pPr>
+  </w:p>
+</w:ftr>
+</file>
+
+<file path=word/footer3.xml><?xml version="1.0" encoding="utf-8"?>
+<w:ftr xmlns:wpc="http://schemas.microsoft.com/office/word/2010/wordprocessingCanvas" xmlns:cx="http://schemas.microsoft.com/office/drawing/2014/chartex" xmlns:cx1="http://schemas.microsoft.com/office/drawing/2015/9/8/chartex" xmlns:cx2="http://schemas.microsoft.com/office/drawing/2015/10/21/chartex" xmlns:cx3="http://schemas.microsoft.com/office/drawing/2016/5/9/chartex" xmlns:cx4="http://schemas.microsoft.com/office/drawing/2016/5/10/chartex" xmlns:cx5="http://schemas.microsoft.com/office/drawing/2016/5/11/chartex" xmlns:cx6="http://schemas.microsoft.com/office/drawing/2016/5/12/chartex" xmlns:cx7="http://schemas.microsoft.com/office/drawing/2016/5/13/chartex" xmlns:cx8="http://schemas.microsoft.com/office/drawing/2016/5/14/chartex" xmlns:mc="http://schemas.openxmlformats.org/markup-compatibility/2006" xmlns:aink="http://schemas.microsoft.com/office/drawing/2016/ink" xmlns:am3d="http://schemas.microsoft.com/office/drawing/2017/model3d" xmlns:o="urn:schemas-microsoft-com:office:office" xmlns:oel="http://schemas.microsoft.com/office/2019/extlst" xmlns:r="http://schemas.openxmlformats.org/officeDocument/2006/relationships" xmlns:m="http://schemas.openxmlformats.org/officeDocument/2006/math" xmlns:v="urn:schemas-microsoft-com:vml" xmlns:wp14="http://schemas.microsoft.com/office/word/2010/wordprocessingDrawing" xmlns:wp="http://schemas.openxmlformats.org/drawingml/2006/wordprocessingDrawing" xmlns:w10="urn:schemas-microsoft-com:office:word" xmlns:w="http://schemas.openxmlformats.org/wordprocessingml/2006/main" xmlns:w14="http://schemas.microsoft.com/office/word/2010/wordml" xmlns:w15="http://schemas.microsoft.com/office/word/2012/wordml" xmlns:w16cex="http://schemas.microsoft.com/office/word/2018/wordml/cex" xmlns:w16cid="http://schemas.microsoft.com/office/word/2016/wordml/cid" xmlns:w16="http://schemas.microsoft.com/office/word/2018/wordml" xmlns:w16du="http://schemas.microsoft.com/office/word/2023/wordml/word16du" xmlns:w16sdtdh="http://schemas.microsoft.com/office/word/2020/wordml/sdtdatahash" xmlns:w16sdtfl="http://schemas.microsoft.com/office/word/2024/wordml/sdtformatlock" xmlns:w16se="http://schemas.microsoft.com/office/word/2015/wordml/symex" xmlns:wpg="http://schemas.microsoft.com/office/word/2010/wordprocessingGroup" xmlns:wpi="http://schemas.microsoft.com/office/word/2010/wordprocessingInk" xmlns:wne="http://schemas.microsoft.com/office/word/2006/wordml" xmlns:wps="http://schemas.microsoft.com/office/word/2010/wordprocessingShape" mc:Ignorable="w14 w15 w16se w16cid w16 w16cex w16sdtdh w16sdtfl w16du wp14">
   <w:p>
     <w:pPr>
       <w:pStyle w:val="Footer"/>
@@ -13407,67 +14275,10 @@
         <w:noProof/>
       </w:rPr>
       <w:drawing>
-        <wp:inline distT="0" distB="0" distL="0" distR="0" wp14:anchorId="3432FB47" wp14:editId="22DEA571">
+        <wp:inline distT="0" distB="0" distL="0" distR="0" wp14:anchorId="18BB7C43" wp14:editId="6B9AD8A6">
           <wp:extent cx="1076325" cy="783054"/>
           <wp:effectExtent l="0" t="0" r="0" b="0"/>
-          <wp:docPr id="348804972" name="Picture 2" descr="A black and blue rectangular card with red text&#10;&#10;Description automatically generated"/>
-          <wp:cNvGraphicFramePr>
-            <a:graphicFrameLocks xmlns:a="http://schemas.openxmlformats.org/drawingml/2006/main" noChangeAspect="1"/>
-          </wp:cNvGraphicFramePr>
-          <a:graphic xmlns:a="http://schemas.openxmlformats.org/drawingml/2006/main">
-            <a:graphicData uri="http://schemas.openxmlformats.org/drawingml/2006/picture">
-              <pic:pic xmlns:pic="http://schemas.openxmlformats.org/drawingml/2006/picture">
-                <pic:nvPicPr>
-                  <pic:cNvPr id="1524224242" name="Picture 2" descr="A black and blue rectangular card with red text&#10;&#10;Description automatically generated"/>
-                  <pic:cNvPicPr/>
-                </pic:nvPicPr>
-                <pic:blipFill>
-                  <a:blip r:embed="rId1">
-                    <a:extLst>
-                      <a:ext uri="{28A0092B-C50C-407E-A947-70E740481C1C}">
-                        <a14:useLocalDpi xmlns:a14="http://schemas.microsoft.com/office/drawing/2010/main" val="0"/>
-                      </a:ext>
-                    </a:extLst>
-                  </a:blip>
-                  <a:stretch>
-                    <a:fillRect/>
-                  </a:stretch>
-                </pic:blipFill>
-                <pic:spPr>
-                  <a:xfrm>
-                    <a:off x="0" y="0"/>
-                    <a:ext cx="1139584" cy="829077"/>
-                  </a:xfrm>
-                  <a:prstGeom prst="rect">
-                    <a:avLst/>
-                  </a:prstGeom>
-                </pic:spPr>
-              </pic:pic>
-            </a:graphicData>
-          </a:graphic>
-        </wp:inline>
-      </w:drawing>
-    </w:r>
-  </w:p>
-</w:ftr>
-</file>
-
-<file path=word/footer3.xml><?xml version="1.0" encoding="utf-8"?>
-<w:ftr xmlns:wpc="http://schemas.microsoft.com/office/word/2010/wordprocessingCanvas" xmlns:cx="http://schemas.microsoft.com/office/drawing/2014/chartex" xmlns:cx1="http://schemas.microsoft.com/office/drawing/2015/9/8/chartex" xmlns:cx2="http://schemas.microsoft.com/office/drawing/2015/10/21/chartex" xmlns:cx3="http://schemas.microsoft.com/office/drawing/2016/5/9/chartex" xmlns:cx4="http://schemas.microsoft.com/office/drawing/2016/5/10/chartex" xmlns:cx5="http://schemas.microsoft.com/office/drawing/2016/5/11/chartex" xmlns:cx6="http://schemas.microsoft.com/office/drawing/2016/5/12/chartex" xmlns:cx7="http://schemas.microsoft.com/office/drawing/2016/5/13/chartex" xmlns:cx8="http://schemas.microsoft.com/office/drawing/2016/5/14/chartex" xmlns:mc="http://schemas.openxmlformats.org/markup-compatibility/2006" xmlns:aink="http://schemas.microsoft.com/office/drawing/2016/ink" xmlns:am3d="http://schemas.microsoft.com/office/drawing/2017/model3d" xmlns:o="urn:schemas-microsoft-com:office:office" xmlns:r="http://schemas.openxmlformats.org/officeDocument/2006/relationships" xmlns:m="http://schemas.openxmlformats.org/officeDocument/2006/math" xmlns:v="urn:schemas-microsoft-com:vml" xmlns:wp14="http://schemas.microsoft.com/office/word/2010/wordprocessingDrawing" xmlns:wp="http://schemas.openxmlformats.org/drawingml/2006/wordprocessingDrawing" xmlns:w10="urn:schemas-microsoft-com:office:word" xmlns:w="http://schemas.openxmlformats.org/wordprocessingml/2006/main" xmlns:w14="http://schemas.microsoft.com/office/word/2010/wordml" xmlns:w15="http://schemas.microsoft.com/office/word/2012/wordml" xmlns:w16cex="http://schemas.microsoft.com/office/word/2018/wordml/cex" xmlns:w16cid="http://schemas.microsoft.com/office/word/2016/wordml/cid" xmlns:w16="http://schemas.microsoft.com/office/word/2018/wordml" xmlns:w16sdtdh="http://schemas.microsoft.com/office/word/2020/wordml/sdtdatahash" xmlns:w16se="http://schemas.microsoft.com/office/word/2015/wordml/symex" xmlns:wpg="http://schemas.microsoft.com/office/word/2010/wordprocessingGroup" xmlns:wpi="http://schemas.microsoft.com/office/word/2010/wordprocessingInk" xmlns:wne="http://schemas.microsoft.com/office/word/2006/wordml" xmlns:wps="http://schemas.microsoft.com/office/word/2010/wordprocessingShape" mc:Ignorable="w14 w15 w16se w16cid w16 w16cex w16sdtdh wp14">
-  <w:p>
-    <w:pPr>
-      <w:pStyle w:val="Footer"/>
-      <w:jc w:val="center"/>
-    </w:pPr>
-    <w:r>
-      <w:rPr>
-        <w:noProof/>
-      </w:rPr>
-      <w:drawing>
-        <wp:inline distT="0" distB="0" distL="0" distR="0" wp14:anchorId="1F545D28" wp14:editId="0286861A">
-          <wp:extent cx="1076325" cy="783054"/>
-          <wp:effectExtent l="0" t="0" r="0" b="0"/>
-          <wp:docPr id="901662316" name="Picture 2" descr="A black and blue rectangular card with red text&#10;&#10;Description automatically generated"/>
+          <wp:docPr id="1375103633" name="Picture 2" descr="A black and blue rectangular card with red text&#10;&#10;Description automatically generated"/>
           <wp:cNvGraphicFramePr>
             <a:graphicFrameLocks xmlns:a="http://schemas.openxmlformats.org/drawingml/2006/main" noChangeAspect="1"/>
           </wp:cNvGraphicFramePr>
@@ -13510,7 +14321,7 @@
 </file>
 
 <file path=word/footnotes.xml><?xml version="1.0" encoding="utf-8"?>
-<w:footnotes xmlns:wpc="http://schemas.microsoft.com/office/word/2010/wordprocessingCanvas" xmlns:cx="http://schemas.microsoft.com/office/drawing/2014/chartex" xmlns:cx1="http://schemas.microsoft.com/office/drawing/2015/9/8/chartex" xmlns:cx2="http://schemas.microsoft.com/office/drawing/2015/10/21/chartex" xmlns:cx3="http://schemas.microsoft.com/office/drawing/2016/5/9/chartex" xmlns:cx4="http://schemas.microsoft.com/office/drawing/2016/5/10/chartex" xmlns:cx5="http://schemas.microsoft.com/office/drawing/2016/5/11/chartex" xmlns:cx6="http://schemas.microsoft.com/office/drawing/2016/5/12/chartex" xmlns:cx7="http://schemas.microsoft.com/office/drawing/2016/5/13/chartex" xmlns:cx8="http://schemas.microsoft.com/office/drawing/2016/5/14/chartex" xmlns:mc="http://schemas.openxmlformats.org/markup-compatibility/2006" xmlns:aink="http://schemas.microsoft.com/office/drawing/2016/ink" xmlns:am3d="http://schemas.microsoft.com/office/drawing/2017/model3d" xmlns:o="urn:schemas-microsoft-com:office:office" xmlns:r="http://schemas.openxmlformats.org/officeDocument/2006/relationships" xmlns:m="http://schemas.openxmlformats.org/officeDocument/2006/math" xmlns:v="urn:schemas-microsoft-com:vml" xmlns:wp14="http://schemas.microsoft.com/office/word/2010/wordprocessingDrawing" xmlns:wp="http://schemas.openxmlformats.org/drawingml/2006/wordprocessingDrawing" xmlns:w10="urn:schemas-microsoft-com:office:word" xmlns:w="http://schemas.openxmlformats.org/wordprocessingml/2006/main" xmlns:w14="http://schemas.microsoft.com/office/word/2010/wordml" xmlns:w15="http://schemas.microsoft.com/office/word/2012/wordml" xmlns:w16cex="http://schemas.microsoft.com/office/word/2018/wordml/cex" xmlns:w16cid="http://schemas.microsoft.com/office/word/2016/wordml/cid" xmlns:w16="http://schemas.microsoft.com/office/word/2018/wordml" xmlns:w16sdtdh="http://schemas.microsoft.com/office/word/2020/wordml/sdtdatahash" xmlns:w16se="http://schemas.microsoft.com/office/word/2015/wordml/symex" xmlns:wpg="http://schemas.microsoft.com/office/word/2010/wordprocessingGroup" xmlns:wpi="http://schemas.microsoft.com/office/word/2010/wordprocessingInk" xmlns:wne="http://schemas.microsoft.com/office/word/2006/wordml" xmlns:wps="http://schemas.microsoft.com/office/word/2010/wordprocessingShape" mc:Ignorable="w14 w15 w16se w16cid w16 w16cex w16sdtdh wp14">
+<w:footnotes xmlns:wpc="http://schemas.microsoft.com/office/word/2010/wordprocessingCanvas" xmlns:cx="http://schemas.microsoft.com/office/drawing/2014/chartex" xmlns:cx1="http://schemas.microsoft.com/office/drawing/2015/9/8/chartex" xmlns:cx2="http://schemas.microsoft.com/office/drawing/2015/10/21/chartex" xmlns:cx3="http://schemas.microsoft.com/office/drawing/2016/5/9/chartex" xmlns:cx4="http://schemas.microsoft.com/office/drawing/2016/5/10/chartex" xmlns:cx5="http://schemas.microsoft.com/office/drawing/2016/5/11/chartex" xmlns:cx6="http://schemas.microsoft.com/office/drawing/2016/5/12/chartex" xmlns:cx7="http://schemas.microsoft.com/office/drawing/2016/5/13/chartex" xmlns:cx8="http://schemas.microsoft.com/office/drawing/2016/5/14/chartex" xmlns:mc="http://schemas.openxmlformats.org/markup-compatibility/2006" xmlns:aink="http://schemas.microsoft.com/office/drawing/2016/ink" xmlns:am3d="http://schemas.microsoft.com/office/drawing/2017/model3d" xmlns:o="urn:schemas-microsoft-com:office:office" xmlns:oel="http://schemas.microsoft.com/office/2019/extlst" xmlns:r="http://schemas.openxmlformats.org/officeDocument/2006/relationships" xmlns:m="http://schemas.openxmlformats.org/officeDocument/2006/math" xmlns:v="urn:schemas-microsoft-com:vml" xmlns:wp14="http://schemas.microsoft.com/office/word/2010/wordprocessingDrawing" xmlns:wp="http://schemas.openxmlformats.org/drawingml/2006/wordprocessingDrawing" xmlns:w10="urn:schemas-microsoft-com:office:word" xmlns:w="http://schemas.openxmlformats.org/wordprocessingml/2006/main" xmlns:w14="http://schemas.microsoft.com/office/word/2010/wordml" xmlns:w15="http://schemas.microsoft.com/office/word/2012/wordml" xmlns:w16cex="http://schemas.microsoft.com/office/word/2018/wordml/cex" xmlns:w16cid="http://schemas.microsoft.com/office/word/2016/wordml/cid" xmlns:w16="http://schemas.microsoft.com/office/word/2018/wordml" xmlns:w16du="http://schemas.microsoft.com/office/word/2023/wordml/word16du" xmlns:w16sdtdh="http://schemas.microsoft.com/office/word/2020/wordml/sdtdatahash" xmlns:w16sdtfl="http://schemas.microsoft.com/office/word/2024/wordml/sdtformatlock" xmlns:w16se="http://schemas.microsoft.com/office/word/2015/wordml/symex" xmlns:wpg="http://schemas.microsoft.com/office/word/2010/wordprocessingGroup" xmlns:wpi="http://schemas.microsoft.com/office/word/2010/wordprocessingInk" xmlns:wne="http://schemas.microsoft.com/office/word/2006/wordml" xmlns:wps="http://schemas.microsoft.com/office/word/2010/wordprocessingShape" mc:Ignorable="w14 w15 w16se w16cid w16 w16cex w16sdtdh w16sdtfl w16du wp14">
   <w:footnote w:type="separator" w:id="-1">
     <w:p>
       <w:r>
@@ -13532,17 +14343,7 @@
 </file>
 
 <file path=word/header1.xml><?xml version="1.0" encoding="utf-8"?>
-<w:hdr xmlns:wpc="http://schemas.microsoft.com/office/word/2010/wordprocessingCanvas" xmlns:cx="http://schemas.microsoft.com/office/drawing/2014/chartex" xmlns:cx1="http://schemas.microsoft.com/office/drawing/2015/9/8/chartex" xmlns:cx2="http://schemas.microsoft.com/office/drawing/2015/10/21/chartex" xmlns:cx3="http://schemas.microsoft.com/office/drawing/2016/5/9/chartex" xmlns:cx4="http://schemas.microsoft.com/office/drawing/2016/5/10/chartex" xmlns:cx5="http://schemas.microsoft.com/office/drawing/2016/5/11/chartex" xmlns:cx6="http://schemas.microsoft.com/office/drawing/2016/5/12/chartex" xmlns:cx7="http://schemas.microsoft.com/office/drawing/2016/5/13/chartex" xmlns:cx8="http://schemas.microsoft.com/office/drawing/2016/5/14/chartex" xmlns:mc="http://schemas.openxmlformats.org/markup-compatibility/2006" xmlns:aink="http://schemas.microsoft.com/office/drawing/2016/ink" xmlns:am3d="http://schemas.microsoft.com/office/drawing/2017/model3d" xmlns:o="urn:schemas-microsoft-com:office:office" xmlns:r="http://schemas.openxmlformats.org/officeDocument/2006/relationships" xmlns:m="http://schemas.openxmlformats.org/officeDocument/2006/math" xmlns:v="urn:schemas-microsoft-com:vml" xmlns:wp14="http://schemas.microsoft.com/office/word/2010/wordprocessingDrawing" xmlns:wp="http://schemas.openxmlformats.org/drawingml/2006/wordprocessingDrawing" xmlns:w10="urn:schemas-microsoft-com:office:word" xmlns:w="http://schemas.openxmlformats.org/wordprocessingml/2006/main" xmlns:w14="http://schemas.microsoft.com/office/word/2010/wordml" xmlns:w15="http://schemas.microsoft.com/office/word/2012/wordml" xmlns:w16cex="http://schemas.microsoft.com/office/word/2018/wordml/cex" xmlns:w16cid="http://schemas.microsoft.com/office/word/2016/wordml/cid" xmlns:w16="http://schemas.microsoft.com/office/word/2018/wordml" xmlns:w16sdtdh="http://schemas.microsoft.com/office/word/2020/wordml/sdtdatahash" xmlns:w16se="http://schemas.microsoft.com/office/word/2015/wordml/symex" xmlns:wpg="http://schemas.microsoft.com/office/word/2010/wordprocessingGroup" xmlns:wpi="http://schemas.microsoft.com/office/word/2010/wordprocessingInk" xmlns:wne="http://schemas.microsoft.com/office/word/2006/wordml" xmlns:wps="http://schemas.microsoft.com/office/word/2010/wordprocessingShape" mc:Ignorable="w14 w15 w16se w16cid w16 w16cex w16sdtdh wp14">
-  <w:p>
-    <w:pPr>
-      <w:pStyle w:val="Header"/>
-    </w:pPr>
-  </w:p>
-</w:hdr>
-</file>
-
-<file path=word/header2.xml><?xml version="1.0" encoding="utf-8"?>
-<w:hdr xmlns:wpc="http://schemas.microsoft.com/office/word/2010/wordprocessingCanvas" xmlns:cx="http://schemas.microsoft.com/office/drawing/2014/chartex" xmlns:cx1="http://schemas.microsoft.com/office/drawing/2015/9/8/chartex" xmlns:cx2="http://schemas.microsoft.com/office/drawing/2015/10/21/chartex" xmlns:cx3="http://schemas.microsoft.com/office/drawing/2016/5/9/chartex" xmlns:cx4="http://schemas.microsoft.com/office/drawing/2016/5/10/chartex" xmlns:cx5="http://schemas.microsoft.com/office/drawing/2016/5/11/chartex" xmlns:cx6="http://schemas.microsoft.com/office/drawing/2016/5/12/chartex" xmlns:cx7="http://schemas.microsoft.com/office/drawing/2016/5/13/chartex" xmlns:cx8="http://schemas.microsoft.com/office/drawing/2016/5/14/chartex" xmlns:mc="http://schemas.openxmlformats.org/markup-compatibility/2006" xmlns:aink="http://schemas.microsoft.com/office/drawing/2016/ink" xmlns:am3d="http://schemas.microsoft.com/office/drawing/2017/model3d" xmlns:o="urn:schemas-microsoft-com:office:office" xmlns:r="http://schemas.openxmlformats.org/officeDocument/2006/relationships" xmlns:m="http://schemas.openxmlformats.org/officeDocument/2006/math" xmlns:v="urn:schemas-microsoft-com:vml" xmlns:wp14="http://schemas.microsoft.com/office/word/2010/wordprocessingDrawing" xmlns:wp="http://schemas.openxmlformats.org/drawingml/2006/wordprocessingDrawing" xmlns:w10="urn:schemas-microsoft-com:office:word" xmlns:w="http://schemas.openxmlformats.org/wordprocessingml/2006/main" xmlns:w14="http://schemas.microsoft.com/office/word/2010/wordml" xmlns:w15="http://schemas.microsoft.com/office/word/2012/wordml" xmlns:w16cex="http://schemas.microsoft.com/office/word/2018/wordml/cex" xmlns:w16cid="http://schemas.microsoft.com/office/word/2016/wordml/cid" xmlns:w16="http://schemas.microsoft.com/office/word/2018/wordml" xmlns:w16sdtdh="http://schemas.microsoft.com/office/word/2020/wordml/sdtdatahash" xmlns:w16se="http://schemas.microsoft.com/office/word/2015/wordml/symex" xmlns:wpg="http://schemas.microsoft.com/office/word/2010/wordprocessingGroup" xmlns:wpi="http://schemas.microsoft.com/office/word/2010/wordprocessingInk" xmlns:wne="http://schemas.microsoft.com/office/word/2006/wordml" xmlns:wps="http://schemas.microsoft.com/office/word/2010/wordprocessingShape" mc:Ignorable="w14 w15 w16se w16cid w16 w16cex w16sdtdh wp14">
+<w:hdr xmlns:wpc="http://schemas.microsoft.com/office/word/2010/wordprocessingCanvas" xmlns:cx="http://schemas.microsoft.com/office/drawing/2014/chartex" xmlns:cx1="http://schemas.microsoft.com/office/drawing/2015/9/8/chartex" xmlns:cx2="http://schemas.microsoft.com/office/drawing/2015/10/21/chartex" xmlns:cx3="http://schemas.microsoft.com/office/drawing/2016/5/9/chartex" xmlns:cx4="http://schemas.microsoft.com/office/drawing/2016/5/10/chartex" xmlns:cx5="http://schemas.microsoft.com/office/drawing/2016/5/11/chartex" xmlns:cx6="http://schemas.microsoft.com/office/drawing/2016/5/12/chartex" xmlns:cx7="http://schemas.microsoft.com/office/drawing/2016/5/13/chartex" xmlns:cx8="http://schemas.microsoft.com/office/drawing/2016/5/14/chartex" xmlns:mc="http://schemas.openxmlformats.org/markup-compatibility/2006" xmlns:aink="http://schemas.microsoft.com/office/drawing/2016/ink" xmlns:am3d="http://schemas.microsoft.com/office/drawing/2017/model3d" xmlns:o="urn:schemas-microsoft-com:office:office" xmlns:oel="http://schemas.microsoft.com/office/2019/extlst" xmlns:r="http://schemas.openxmlformats.org/officeDocument/2006/relationships" xmlns:m="http://schemas.openxmlformats.org/officeDocument/2006/math" xmlns:v="urn:schemas-microsoft-com:vml" xmlns:wp14="http://schemas.microsoft.com/office/word/2010/wordprocessingDrawing" xmlns:wp="http://schemas.openxmlformats.org/drawingml/2006/wordprocessingDrawing" xmlns:w10="urn:schemas-microsoft-com:office:word" xmlns:w="http://schemas.openxmlformats.org/wordprocessingml/2006/main" xmlns:w14="http://schemas.microsoft.com/office/word/2010/wordml" xmlns:w15="http://schemas.microsoft.com/office/word/2012/wordml" xmlns:w16cex="http://schemas.microsoft.com/office/word/2018/wordml/cex" xmlns:w16cid="http://schemas.microsoft.com/office/word/2016/wordml/cid" xmlns:w16="http://schemas.microsoft.com/office/word/2018/wordml" xmlns:w16du="http://schemas.microsoft.com/office/word/2023/wordml/word16du" xmlns:w16sdtdh="http://schemas.microsoft.com/office/word/2020/wordml/sdtdatahash" xmlns:w16sdtfl="http://schemas.microsoft.com/office/word/2024/wordml/sdtformatlock" xmlns:w16se="http://schemas.microsoft.com/office/word/2015/wordml/symex" xmlns:wpg="http://schemas.microsoft.com/office/word/2010/wordprocessingGroup" xmlns:wpi="http://schemas.microsoft.com/office/word/2010/wordprocessingInk" xmlns:wne="http://schemas.microsoft.com/office/word/2006/wordml" xmlns:wps="http://schemas.microsoft.com/office/word/2010/wordprocessingShape" mc:Ignorable="w14 w15 w16se w16cid w16 w16cex w16sdtdh w16sdtfl w16du wp14">
   <w:p>
     <w:pPr>
       <w:pStyle w:val="Header"/>
@@ -13556,8 +14357,8 @@
 </w:hdr>
 </file>
 
-<file path=word/header3.xml><?xml version="1.0" encoding="utf-8"?>
-<w:hdr xmlns:wpc="http://schemas.microsoft.com/office/word/2010/wordprocessingCanvas" xmlns:cx="http://schemas.microsoft.com/office/drawing/2014/chartex" xmlns:cx1="http://schemas.microsoft.com/office/drawing/2015/9/8/chartex" xmlns:cx2="http://schemas.microsoft.com/office/drawing/2015/10/21/chartex" xmlns:cx3="http://schemas.microsoft.com/office/drawing/2016/5/9/chartex" xmlns:cx4="http://schemas.microsoft.com/office/drawing/2016/5/10/chartex" xmlns:cx5="http://schemas.microsoft.com/office/drawing/2016/5/11/chartex" xmlns:cx6="http://schemas.microsoft.com/office/drawing/2016/5/12/chartex" xmlns:cx7="http://schemas.microsoft.com/office/drawing/2016/5/13/chartex" xmlns:cx8="http://schemas.microsoft.com/office/drawing/2016/5/14/chartex" xmlns:mc="http://schemas.openxmlformats.org/markup-compatibility/2006" xmlns:aink="http://schemas.microsoft.com/office/drawing/2016/ink" xmlns:am3d="http://schemas.microsoft.com/office/drawing/2017/model3d" xmlns:o="urn:schemas-microsoft-com:office:office" xmlns:r="http://schemas.openxmlformats.org/officeDocument/2006/relationships" xmlns:m="http://schemas.openxmlformats.org/officeDocument/2006/math" xmlns:v="urn:schemas-microsoft-com:vml" xmlns:wp14="http://schemas.microsoft.com/office/word/2010/wordprocessingDrawing" xmlns:wp="http://schemas.openxmlformats.org/drawingml/2006/wordprocessingDrawing" xmlns:w10="urn:schemas-microsoft-com:office:word" xmlns:w="http://schemas.openxmlformats.org/wordprocessingml/2006/main" xmlns:w14="http://schemas.microsoft.com/office/word/2010/wordml" xmlns:w15="http://schemas.microsoft.com/office/word/2012/wordml" xmlns:w16cex="http://schemas.microsoft.com/office/word/2018/wordml/cex" xmlns:w16cid="http://schemas.microsoft.com/office/word/2016/wordml/cid" xmlns:w16="http://schemas.microsoft.com/office/word/2018/wordml" xmlns:w16sdtdh="http://schemas.microsoft.com/office/word/2020/wordml/sdtdatahash" xmlns:w16se="http://schemas.microsoft.com/office/word/2015/wordml/symex" xmlns:wpg="http://schemas.microsoft.com/office/word/2010/wordprocessingGroup" xmlns:wpi="http://schemas.microsoft.com/office/word/2010/wordprocessingInk" xmlns:wne="http://schemas.microsoft.com/office/word/2006/wordml" xmlns:wps="http://schemas.microsoft.com/office/word/2010/wordprocessingShape" mc:Ignorable="w14 w15 w16se w16cid w16 w16cex w16sdtdh wp14">
+<file path=word/header2.xml><?xml version="1.0" encoding="utf-8"?>
+<w:hdr xmlns:wpc="http://schemas.microsoft.com/office/word/2010/wordprocessingCanvas" xmlns:cx="http://schemas.microsoft.com/office/drawing/2014/chartex" xmlns:cx1="http://schemas.microsoft.com/office/drawing/2015/9/8/chartex" xmlns:cx2="http://schemas.microsoft.com/office/drawing/2015/10/21/chartex" xmlns:cx3="http://schemas.microsoft.com/office/drawing/2016/5/9/chartex" xmlns:cx4="http://schemas.microsoft.com/office/drawing/2016/5/10/chartex" xmlns:cx5="http://schemas.microsoft.com/office/drawing/2016/5/11/chartex" xmlns:cx6="http://schemas.microsoft.com/office/drawing/2016/5/12/chartex" xmlns:cx7="http://schemas.microsoft.com/office/drawing/2016/5/13/chartex" xmlns:cx8="http://schemas.microsoft.com/office/drawing/2016/5/14/chartex" xmlns:mc="http://schemas.openxmlformats.org/markup-compatibility/2006" xmlns:aink="http://schemas.microsoft.com/office/drawing/2016/ink" xmlns:am3d="http://schemas.microsoft.com/office/drawing/2017/model3d" xmlns:o="urn:schemas-microsoft-com:office:office" xmlns:oel="http://schemas.microsoft.com/office/2019/extlst" xmlns:r="http://schemas.openxmlformats.org/officeDocument/2006/relationships" xmlns:m="http://schemas.openxmlformats.org/officeDocument/2006/math" xmlns:v="urn:schemas-microsoft-com:vml" xmlns:wp14="http://schemas.microsoft.com/office/word/2010/wordprocessingDrawing" xmlns:wp="http://schemas.openxmlformats.org/drawingml/2006/wordprocessingDrawing" xmlns:w10="urn:schemas-microsoft-com:office:word" xmlns:w="http://schemas.openxmlformats.org/wordprocessingml/2006/main" xmlns:w14="http://schemas.microsoft.com/office/word/2010/wordml" xmlns:w15="http://schemas.microsoft.com/office/word/2012/wordml" xmlns:w16cex="http://schemas.microsoft.com/office/word/2018/wordml/cex" xmlns:w16cid="http://schemas.microsoft.com/office/word/2016/wordml/cid" xmlns:w16="http://schemas.microsoft.com/office/word/2018/wordml" xmlns:w16du="http://schemas.microsoft.com/office/word/2023/wordml/word16du" xmlns:w16sdtdh="http://schemas.microsoft.com/office/word/2020/wordml/sdtdatahash" xmlns:w16sdtfl="http://schemas.microsoft.com/office/word/2024/wordml/sdtformatlock" xmlns:w16se="http://schemas.microsoft.com/office/word/2015/wordml/symex" xmlns:wpg="http://schemas.microsoft.com/office/word/2010/wordprocessingGroup" xmlns:wpi="http://schemas.microsoft.com/office/word/2010/wordprocessingInk" xmlns:wne="http://schemas.microsoft.com/office/word/2006/wordml" xmlns:wps="http://schemas.microsoft.com/office/word/2010/wordprocessingShape" mc:Ignorable="w14 w15 w16se w16cid w16 w16cex w16sdtdh w16sdtfl w16du wp14">
   <w:p>
     <w:pPr>
       <w:widowControl w:val="0"/>
@@ -13745,7 +14546,33 @@
         <w:szCs w:val="16"/>
         <w:lang w:val="en-US"/>
       </w:rPr>
-      <w:t>{kode_pokja}</w:t>
+      <w:t>{</w:t>
+    </w:r>
+    <w:proofErr w:type="spellStart"/>
+    <w:r>
+      <w:rPr>
+        <w:rFonts w:ascii="Arial" w:eastAsia="Calibri" w:hAnsi="Arial" w:cs="Arial"/>
+        <w:b/>
+        <w:bCs/>
+        <w:spacing w:val="-8"/>
+        <w:sz w:val="16"/>
+        <w:szCs w:val="16"/>
+        <w:lang w:val="en-US"/>
+      </w:rPr>
+      <w:t>kode_pokja</w:t>
+    </w:r>
+    <w:proofErr w:type="spellEnd"/>
+    <w:r>
+      <w:rPr>
+        <w:rFonts w:ascii="Arial" w:eastAsia="Calibri" w:hAnsi="Arial" w:cs="Arial"/>
+        <w:b/>
+        <w:bCs/>
+        <w:spacing w:val="-8"/>
+        <w:sz w:val="16"/>
+        <w:szCs w:val="16"/>
+        <w:lang w:val="en-US"/>
+      </w:rPr>
+      <w:t>}</w:t>
     </w:r>
     <w:r>
       <w:rPr>
@@ -13790,7 +14617,25 @@
         <w:sz w:val="15"/>
         <w:szCs w:val="15"/>
       </w:rPr>
-      <w:t xml:space="preserve">Jl. Yos Sudarso No. 37A Lt.2, Banjarmasin 70119 Telepon (0511) 6723416 Surel </w:t>
+      <w:t xml:space="preserve">Jl. Yos </w:t>
+    </w:r>
+    <w:proofErr w:type="spellStart"/>
+    <w:r>
+      <w:rPr>
+        <w:rFonts w:ascii="Arial" w:eastAsia="Calibri" w:hAnsi="Arial" w:cs="Arial"/>
+        <w:sz w:val="15"/>
+        <w:szCs w:val="15"/>
+      </w:rPr>
+      <w:t>Sudarso</w:t>
+    </w:r>
+    <w:proofErr w:type="spellEnd"/>
+    <w:r>
+      <w:rPr>
+        <w:rFonts w:ascii="Arial" w:eastAsia="Calibri" w:hAnsi="Arial" w:cs="Arial"/>
+        <w:sz w:val="15"/>
+        <w:szCs w:val="15"/>
+      </w:rPr>
+      <w:t xml:space="preserve"> No. 37A Lt.2, Banjarmasin 70119 Telepon (0511) 6723416 Surel </w:t>
     </w:r>
     <w:hyperlink r:id="rId2" w:history="1">
       <w:r>
@@ -13801,7 +14646,29 @@
           <w:szCs w:val="15"/>
           <w:lang w:val="en-US"/>
         </w:rPr>
-        <w:t>{email_ketua_pokja}</w:t>
+        <w:t>{</w:t>
+      </w:r>
+      <w:proofErr w:type="spellStart"/>
+      <w:r>
+        <w:rPr>
+          <w:rStyle w:val="Hyperlink"/>
+          <w:rFonts w:ascii="Arial" w:eastAsia="Calibri" w:hAnsi="Arial" w:cs="Arial"/>
+          <w:sz w:val="15"/>
+          <w:szCs w:val="15"/>
+          <w:lang w:val="en-US"/>
+        </w:rPr>
+        <w:t>email_ketua_pokja</w:t>
+      </w:r>
+      <w:proofErr w:type="spellEnd"/>
+      <w:r>
+        <w:rPr>
+          <w:rStyle w:val="Hyperlink"/>
+          <w:rFonts w:ascii="Arial" w:eastAsia="Calibri" w:hAnsi="Arial" w:cs="Arial"/>
+          <w:sz w:val="15"/>
+          <w:szCs w:val="15"/>
+          <w:lang w:val="en-US"/>
+        </w:rPr>
+        <w:t>}</w:t>
       </w:r>
     </w:hyperlink>
     <w:r>
@@ -13909,7 +14776,7 @@
 </file>
 
 <file path=word/numbering.xml><?xml version="1.0" encoding="utf-8"?>
-<w:numbering xmlns:wpc="http://schemas.microsoft.com/office/word/2010/wordprocessingCanvas" xmlns:cx="http://schemas.microsoft.com/office/drawing/2014/chartex" xmlns:cx1="http://schemas.microsoft.com/office/drawing/2015/9/8/chartex" xmlns:cx2="http://schemas.microsoft.com/office/drawing/2015/10/21/chartex" xmlns:cx3="http://schemas.microsoft.com/office/drawing/2016/5/9/chartex" xmlns:cx4="http://schemas.microsoft.com/office/drawing/2016/5/10/chartex" xmlns:cx5="http://schemas.microsoft.com/office/drawing/2016/5/11/chartex" xmlns:cx6="http://schemas.microsoft.com/office/drawing/2016/5/12/chartex" xmlns:cx7="http://schemas.microsoft.com/office/drawing/2016/5/13/chartex" xmlns:cx8="http://schemas.microsoft.com/office/drawing/2016/5/14/chartex" xmlns:mc="http://schemas.openxmlformats.org/markup-compatibility/2006" xmlns:aink="http://schemas.microsoft.com/office/drawing/2016/ink" xmlns:am3d="http://schemas.microsoft.com/office/drawing/2017/model3d" xmlns:o="urn:schemas-microsoft-com:office:office" xmlns:r="http://schemas.openxmlformats.org/officeDocument/2006/relationships" xmlns:m="http://schemas.openxmlformats.org/officeDocument/2006/math" xmlns:v="urn:schemas-microsoft-com:vml" xmlns:wp14="http://schemas.microsoft.com/office/word/2010/wordprocessingDrawing" xmlns:wp="http://schemas.openxmlformats.org/drawingml/2006/wordprocessingDrawing" xmlns:w10="urn:schemas-microsoft-com:office:word" xmlns:w="http://schemas.openxmlformats.org/wordprocessingml/2006/main" xmlns:w14="http://schemas.microsoft.com/office/word/2010/wordml" xmlns:w15="http://schemas.microsoft.com/office/word/2012/wordml" xmlns:w16cex="http://schemas.microsoft.com/office/word/2018/wordml/cex" xmlns:w16cid="http://schemas.microsoft.com/office/word/2016/wordml/cid" xmlns:w16="http://schemas.microsoft.com/office/word/2018/wordml" xmlns:w16sdtdh="http://schemas.microsoft.com/office/word/2020/wordml/sdtdatahash" xmlns:w16se="http://schemas.microsoft.com/office/word/2015/wordml/symex" xmlns:wpg="http://schemas.microsoft.com/office/word/2010/wordprocessingGroup" xmlns:wpi="http://schemas.microsoft.com/office/word/2010/wordprocessingInk" xmlns:wne="http://schemas.microsoft.com/office/word/2006/wordml" xmlns:wps="http://schemas.microsoft.com/office/word/2010/wordprocessingShape" mc:Ignorable="w14 w15 w16se w16cid w16 w16cex w16sdtdh wp14">
+<w:numbering xmlns:wpc="http://schemas.microsoft.com/office/word/2010/wordprocessingCanvas" xmlns:cx="http://schemas.microsoft.com/office/drawing/2014/chartex" xmlns:cx1="http://schemas.microsoft.com/office/drawing/2015/9/8/chartex" xmlns:cx2="http://schemas.microsoft.com/office/drawing/2015/10/21/chartex" xmlns:cx3="http://schemas.microsoft.com/office/drawing/2016/5/9/chartex" xmlns:cx4="http://schemas.microsoft.com/office/drawing/2016/5/10/chartex" xmlns:cx5="http://schemas.microsoft.com/office/drawing/2016/5/11/chartex" xmlns:cx6="http://schemas.microsoft.com/office/drawing/2016/5/12/chartex" xmlns:cx7="http://schemas.microsoft.com/office/drawing/2016/5/13/chartex" xmlns:cx8="http://schemas.microsoft.com/office/drawing/2016/5/14/chartex" xmlns:mc="http://schemas.openxmlformats.org/markup-compatibility/2006" xmlns:aink="http://schemas.microsoft.com/office/drawing/2016/ink" xmlns:am3d="http://schemas.microsoft.com/office/drawing/2017/model3d" xmlns:o="urn:schemas-microsoft-com:office:office" xmlns:oel="http://schemas.microsoft.com/office/2019/extlst" xmlns:r="http://schemas.openxmlformats.org/officeDocument/2006/relationships" xmlns:m="http://schemas.openxmlformats.org/officeDocument/2006/math" xmlns:v="urn:schemas-microsoft-com:vml" xmlns:wp14="http://schemas.microsoft.com/office/word/2010/wordprocessingDrawing" xmlns:wp="http://schemas.openxmlformats.org/drawingml/2006/wordprocessingDrawing" xmlns:w10="urn:schemas-microsoft-com:office:word" xmlns:w="http://schemas.openxmlformats.org/wordprocessingml/2006/main" xmlns:w14="http://schemas.microsoft.com/office/word/2010/wordml" xmlns:w15="http://schemas.microsoft.com/office/word/2012/wordml" xmlns:w16cex="http://schemas.microsoft.com/office/word/2018/wordml/cex" xmlns:w16cid="http://schemas.microsoft.com/office/word/2016/wordml/cid" xmlns:w16="http://schemas.microsoft.com/office/word/2018/wordml" xmlns:w16du="http://schemas.microsoft.com/office/word/2023/wordml/word16du" xmlns:w16sdtdh="http://schemas.microsoft.com/office/word/2020/wordml/sdtdatahash" xmlns:w16sdtfl="http://schemas.microsoft.com/office/word/2024/wordml/sdtformatlock" xmlns:w16se="http://schemas.microsoft.com/office/word/2015/wordml/symex" xmlns:wpg="http://schemas.microsoft.com/office/word/2010/wordprocessingGroup" xmlns:wpi="http://schemas.microsoft.com/office/word/2010/wordprocessingInk" xmlns:wne="http://schemas.microsoft.com/office/word/2006/wordml" xmlns:wps="http://schemas.microsoft.com/office/word/2010/wordprocessingShape" mc:Ignorable="w14 w15 w16se w16cid w16 w16cex w16sdtdh w16sdtfl w16du wp14">
   <w:abstractNum w:abstractNumId="0" w15:restartNumberingAfterBreak="0">
     <w:nsid w:val="FFFFFF88"/>
     <w:multiLevelType w:val="singleLevel"/>
@@ -16774,103 +17641,103 @@
       </w:pPr>
     </w:lvl>
   </w:abstractNum>
-  <w:num w:numId="1">
+  <w:num w:numId="1" w16cid:durableId="1725371652">
     <w:abstractNumId w:val="8"/>
   </w:num>
-  <w:num w:numId="2">
+  <w:num w:numId="2" w16cid:durableId="358164675">
     <w:abstractNumId w:val="18"/>
   </w:num>
-  <w:num w:numId="3">
+  <w:num w:numId="3" w16cid:durableId="1387216940">
     <w:abstractNumId w:val="23"/>
   </w:num>
-  <w:num w:numId="4">
+  <w:num w:numId="4" w16cid:durableId="2124301378">
     <w:abstractNumId w:val="0"/>
   </w:num>
-  <w:num w:numId="5">
+  <w:num w:numId="5" w16cid:durableId="534582392">
     <w:abstractNumId w:val="12"/>
   </w:num>
-  <w:num w:numId="6">
+  <w:num w:numId="6" w16cid:durableId="1304777578">
     <w:abstractNumId w:val="13"/>
   </w:num>
-  <w:num w:numId="7">
+  <w:num w:numId="7" w16cid:durableId="605960462">
     <w:abstractNumId w:val="22"/>
   </w:num>
-  <w:num w:numId="8">
+  <w:num w:numId="8" w16cid:durableId="1266425279">
     <w:abstractNumId w:val="1"/>
   </w:num>
-  <w:num w:numId="9">
+  <w:num w:numId="9" w16cid:durableId="2017265384">
     <w:abstractNumId w:val="27"/>
   </w:num>
-  <w:num w:numId="10">
+  <w:num w:numId="10" w16cid:durableId="1254318143">
     <w:abstractNumId w:val="7"/>
   </w:num>
-  <w:num w:numId="11">
+  <w:num w:numId="11" w16cid:durableId="9262115">
     <w:abstractNumId w:val="14"/>
   </w:num>
-  <w:num w:numId="12">
+  <w:num w:numId="12" w16cid:durableId="2097482073">
     <w:abstractNumId w:val="32"/>
   </w:num>
-  <w:num w:numId="13">
+  <w:num w:numId="13" w16cid:durableId="1388991497">
     <w:abstractNumId w:val="9"/>
   </w:num>
-  <w:num w:numId="14">
+  <w:num w:numId="14" w16cid:durableId="1244873859">
     <w:abstractNumId w:val="6"/>
   </w:num>
-  <w:num w:numId="15">
+  <w:num w:numId="15" w16cid:durableId="818766178">
     <w:abstractNumId w:val="10"/>
   </w:num>
-  <w:num w:numId="16">
+  <w:num w:numId="16" w16cid:durableId="1067260671">
     <w:abstractNumId w:val="20"/>
   </w:num>
-  <w:num w:numId="17">
+  <w:num w:numId="17" w16cid:durableId="2145003018">
     <w:abstractNumId w:val="11"/>
   </w:num>
-  <w:num w:numId="18">
+  <w:num w:numId="18" w16cid:durableId="377366125">
     <w:abstractNumId w:val="16"/>
   </w:num>
-  <w:num w:numId="19">
+  <w:num w:numId="19" w16cid:durableId="1418596256">
     <w:abstractNumId w:val="5"/>
   </w:num>
-  <w:num w:numId="20">
+  <w:num w:numId="20" w16cid:durableId="444033612">
     <w:abstractNumId w:val="19"/>
   </w:num>
-  <w:num w:numId="21">
+  <w:num w:numId="21" w16cid:durableId="1559513947">
     <w:abstractNumId w:val="25"/>
   </w:num>
-  <w:num w:numId="22">
+  <w:num w:numId="22" w16cid:durableId="520700073">
     <w:abstractNumId w:val="28"/>
   </w:num>
-  <w:num w:numId="23">
+  <w:num w:numId="23" w16cid:durableId="1641034066">
     <w:abstractNumId w:val="4"/>
   </w:num>
-  <w:num w:numId="24">
+  <w:num w:numId="24" w16cid:durableId="845287951">
     <w:abstractNumId w:val="21"/>
   </w:num>
-  <w:num w:numId="25">
+  <w:num w:numId="25" w16cid:durableId="1156383135">
     <w:abstractNumId w:val="31"/>
   </w:num>
-  <w:num w:numId="26">
+  <w:num w:numId="26" w16cid:durableId="420414002">
     <w:abstractNumId w:val="24"/>
   </w:num>
-  <w:num w:numId="27">
+  <w:num w:numId="27" w16cid:durableId="1843278306">
     <w:abstractNumId w:val="26"/>
   </w:num>
-  <w:num w:numId="28">
+  <w:num w:numId="28" w16cid:durableId="1184899089">
     <w:abstractNumId w:val="29"/>
   </w:num>
-  <w:num w:numId="29">
+  <w:num w:numId="29" w16cid:durableId="1067144551">
     <w:abstractNumId w:val="17"/>
   </w:num>
-  <w:num w:numId="30">
+  <w:num w:numId="30" w16cid:durableId="840584627">
     <w:abstractNumId w:val="30"/>
   </w:num>
-  <w:num w:numId="31">
+  <w:num w:numId="31" w16cid:durableId="666129232">
     <w:abstractNumId w:val="3"/>
   </w:num>
-  <w:num w:numId="32">
+  <w:num w:numId="32" w16cid:durableId="718169896">
     <w:abstractNumId w:val="2"/>
   </w:num>
-  <w:num w:numId="33">
+  <w:num w:numId="33" w16cid:durableId="1347052091">
     <w:abstractNumId w:val="15"/>
   </w:num>
   <w:numIdMacAtCleanup w:val="15"/>
@@ -16878,7 +17745,7 @@
 </file>
 
 <file path=word/styles.xml><?xml version="1.0" encoding="utf-8"?>
-<w:styles xmlns:mc="http://schemas.openxmlformats.org/markup-compatibility/2006" xmlns:r="http://schemas.openxmlformats.org/officeDocument/2006/relationships" xmlns:w="http://schemas.openxmlformats.org/wordprocessingml/2006/main" xmlns:w14="http://schemas.microsoft.com/office/word/2010/wordml" xmlns:w15="http://schemas.microsoft.com/office/word/2012/wordml" xmlns:w16cex="http://schemas.microsoft.com/office/word/2018/wordml/cex" xmlns:w16cid="http://schemas.microsoft.com/office/word/2016/wordml/cid" xmlns:w16="http://schemas.microsoft.com/office/word/2018/wordml" xmlns:w16sdtdh="http://schemas.microsoft.com/office/word/2020/wordml/sdtdatahash" xmlns:w16se="http://schemas.microsoft.com/office/word/2015/wordml/symex" mc:Ignorable="w14 w15 w16se w16cid w16 w16cex w16sdtdh">
+<w:styles xmlns:mc="http://schemas.openxmlformats.org/markup-compatibility/2006" xmlns:r="http://schemas.openxmlformats.org/officeDocument/2006/relationships" xmlns:w="http://schemas.openxmlformats.org/wordprocessingml/2006/main" xmlns:w14="http://schemas.microsoft.com/office/word/2010/wordml" xmlns:w15="http://schemas.microsoft.com/office/word/2012/wordml" xmlns:w16cex="http://schemas.microsoft.com/office/word/2018/wordml/cex" xmlns:w16cid="http://schemas.microsoft.com/office/word/2016/wordml/cid" xmlns:w16="http://schemas.microsoft.com/office/word/2018/wordml" xmlns:w16du="http://schemas.microsoft.com/office/word/2023/wordml/word16du" xmlns:w16sdtdh="http://schemas.microsoft.com/office/word/2020/wordml/sdtdatahash" xmlns:w16sdtfl="http://schemas.microsoft.com/office/word/2024/wordml/sdtformatlock" xmlns:w16se="http://schemas.microsoft.com/office/word/2015/wordml/symex" mc:Ignorable="w14 w15 w16se w16cid w16 w16cex w16sdtdh w16sdtfl w16du">
   <w:docDefaults>
     <w:rPrDefault>
       <w:rPr>
@@ -18365,6 +19232,15 @@
 </file>
 
 <file path=customXml/item1.xml><?xml version="1.0" encoding="utf-8"?>
+<?mso-contentType ?>
+<FormTemplates xmlns="http://schemas.microsoft.com/sharepoint/v3/contenttype/forms">
+  <Display>DocumentLibraryForm</Display>
+  <Edit>DocumentLibraryForm</Edit>
+  <New>DocumentLibraryForm</New>
+</FormTemplates>
+</file>
+
+<file path=customXml/item2.xml><?xml version="1.0" encoding="utf-8"?>
 <ct:contentTypeSchema xmlns:ct="http://schemas.microsoft.com/office/2006/metadata/contentType" xmlns:ma="http://schemas.microsoft.com/office/2006/metadata/properties/metaAttributes" ct:_="" ma:_="" ma:contentTypeName="Document" ma:contentTypeID="0x010100AEF28E0A17E4AE4FA5DD6A9AABB5DBC8" ma:contentTypeVersion="16" ma:contentTypeDescription="Create a new document." ma:contentTypeScope="" ma:versionID="a17fa769c7c4fea18ba461e558e121e5">
   <xsd:schema xmlns:xsd="http://www.w3.org/2001/XMLSchema" xmlns:xs="http://www.w3.org/2001/XMLSchema" xmlns:p="http://schemas.microsoft.com/office/2006/metadata/properties" xmlns:ns2="87f1a149-5420-40c2-b2e8-d8d0877ebc85" xmlns:ns3="23b7ebbb-480e-4d36-8f38-fd0ac82dae9c" targetNamespace="http://schemas.microsoft.com/office/2006/metadata/properties" ma:root="true" ma:fieldsID="3bfa0fac8ae4d24da5269d6ff34039be" ns2:_="" ns3:_="">
     <xsd:import namespace="87f1a149-5420-40c2-b2e8-d8d0877ebc85"/>
@@ -18607,16 +19483,11 @@
 </ct:contentTypeSchema>
 </file>
 
-<file path=customXml/item2.xml><?xml version="1.0" encoding="utf-8"?>
-<?mso-contentType ?>
-<FormTemplates xmlns="http://schemas.microsoft.com/sharepoint/v3/contenttype/forms">
-  <Display>DocumentLibraryForm</Display>
-  <Edit>DocumentLibraryForm</Edit>
-  <New>DocumentLibraryForm</New>
-</FormTemplates>
+<file path=customXml/item3.xml><?xml version="1.0" encoding="utf-8"?>
+<b:Sources xmlns:b="http://schemas.openxmlformats.org/officeDocument/2006/bibliography" xmlns="http://schemas.openxmlformats.org/officeDocument/2006/bibliography" SelectedStyle="\APASixthEditionOfficeOnline.xsl" StyleName="APA" Version="6"/>
 </file>
 
-<file path=customXml/item3.xml><?xml version="1.0" encoding="utf-8"?>
+<file path=customXml/item4.xml><?xml version="1.0" encoding="utf-8"?>
 <p:properties xmlns:p="http://schemas.microsoft.com/office/2006/metadata/properties" xmlns:xsi="http://www.w3.org/2001/XMLSchema-instance" xmlns:pc="http://schemas.microsoft.com/office/infopath/2007/PartnerControls">
   <documentManagement>
     <TaxCatchAll xmlns="23b7ebbb-480e-4d36-8f38-fd0ac82dae9c" xsi:nil="true"/>
@@ -18628,11 +19499,15 @@
 </p:properties>
 </file>
 
-<file path=customXml/item4.xml><?xml version="1.0" encoding="utf-8"?>
-<b:Sources xmlns:b="http://schemas.openxmlformats.org/officeDocument/2006/bibliography" xmlns="http://schemas.openxmlformats.org/officeDocument/2006/bibliography" SelectedStyle="\APASixthEditionOfficeOnline.xsl" StyleName="APA" Version="6"/>
+<file path=customXml/itemProps1.xml><?xml version="1.0" encoding="utf-8"?>
+<ds:datastoreItem xmlns:ds="http://schemas.openxmlformats.org/officeDocument/2006/customXml" ds:itemID="{ADE80AD1-B511-437D-9EC6-E71B406ED00D}">
+  <ds:schemaRefs>
+    <ds:schemaRef ds:uri="http://schemas.microsoft.com/sharepoint/v3/contenttype/forms"/>
+  </ds:schemaRefs>
+</ds:datastoreItem>
 </file>
 
-<file path=customXml/itemProps1.xml><?xml version="1.0" encoding="utf-8"?>
+<file path=customXml/itemProps2.xml><?xml version="1.0" encoding="utf-8"?>
 <ds:datastoreItem xmlns:ds="http://schemas.openxmlformats.org/officeDocument/2006/customXml" ds:itemID="{A2934C3C-1F7E-4BE6-BD60-DDF56A21B2D7}">
   <ds:schemaRefs>
     <ds:schemaRef ds:uri="http://schemas.microsoft.com/office/2006/metadata/contentType"/>
@@ -18651,15 +19526,15 @@
 </ds:datastoreItem>
 </file>
 
-<file path=customXml/itemProps2.xml><?xml version="1.0" encoding="utf-8"?>
-<ds:datastoreItem xmlns:ds="http://schemas.openxmlformats.org/officeDocument/2006/customXml" ds:itemID="{ADE80AD1-B511-437D-9EC6-E71B406ED00D}">
+<file path=customXml/itemProps3.xml><?xml version="1.0" encoding="utf-8"?>
+<ds:datastoreItem xmlns:ds="http://schemas.openxmlformats.org/officeDocument/2006/customXml" ds:itemID="{10D35394-9BBA-4CA7-9ACA-93FF9FC4B9FE}">
   <ds:schemaRefs>
-    <ds:schemaRef ds:uri="http://schemas.microsoft.com/sharepoint/v3/contenttype/forms"/>
+    <ds:schemaRef ds:uri="http://schemas.openxmlformats.org/officeDocument/2006/bibliography"/>
   </ds:schemaRefs>
 </ds:datastoreItem>
 </file>
 
-<file path=customXml/itemProps3.xml><?xml version="1.0" encoding="utf-8"?>
+<file path=customXml/itemProps4.xml><?xml version="1.0" encoding="utf-8"?>
 <ds:datastoreItem xmlns:ds="http://schemas.openxmlformats.org/officeDocument/2006/customXml" ds:itemID="{0EF6B3C1-2C0C-45C1-848E-2E47DFDB0FBC}">
   <ds:schemaRefs>
     <ds:schemaRef ds:uri="http://schemas.microsoft.com/office/2006/metadata/properties"/>
@@ -18668,12 +19543,4 @@
     <ds:schemaRef ds:uri="87f1a149-5420-40c2-b2e8-d8d0877ebc85"/>
   </ds:schemaRefs>
 </ds:datastoreItem>
-</file>
-
-<file path=customXml/itemProps4.xml><?xml version="1.0" encoding="utf-8"?>
-<ds:datastoreItem xmlns:ds="http://schemas.openxmlformats.org/officeDocument/2006/customXml" ds:itemID="{10D35394-9BBA-4CA7-9ACA-93FF9FC4B9FE}">
-  <ds:schemaRefs>
-    <ds:schemaRef ds:uri="http://schemas.openxmlformats.org/officeDocument/2006/bibliography"/>
-  </ds:schemaRefs>
-</ds:datastoreItem>
 </file>
--- a/Master Folder/Master BA Timlak Konsultan/01. BA Reviu Persiapan Pengadaan.docx
+++ b/Master Folder/Master BA Timlak Konsultan/01. BA Reviu Persiapan Pengadaan.docx
@@ -256,9 +256,16 @@
           <w:szCs w:val="22"/>
           <w:lang w:val="en-US"/>
         </w:rPr>
-        <w:t>{</w:t>
-      </w:r>
-      <w:proofErr w:type="spellStart"/>
+        <w:t>{kode_klasifikasi}</w:t>
+      </w:r>
+      <w:r>
+        <w:rPr>
+          <w:rFonts w:ascii="Arial" w:eastAsia="Arial" w:hAnsi="Arial" w:cs="Arial"/>
+          <w:sz w:val="22"/>
+          <w:szCs w:val="22"/>
+        </w:rPr>
+        <w:t>/R/Bp2jk17/POKJA-</w:t>
+      </w:r>
       <w:r>
         <w:rPr>
           <w:rFonts w:ascii="Arial" w:eastAsia="Arial" w:hAnsi="Arial" w:cs="Arial"/>
@@ -266,54 +273,7 @@
           <w:szCs w:val="22"/>
           <w:lang w:val="en-US"/>
         </w:rPr>
-        <w:t>kode_klasifikasi</w:t>
-      </w:r>
-      <w:proofErr w:type="spellEnd"/>
-      <w:r>
-        <w:rPr>
-          <w:rFonts w:ascii="Arial" w:eastAsia="Arial" w:hAnsi="Arial" w:cs="Arial"/>
-          <w:sz w:val="22"/>
-          <w:szCs w:val="22"/>
-          <w:lang w:val="en-US"/>
-        </w:rPr>
-        <w:t>}</w:t>
-      </w:r>
-      <w:r>
-        <w:rPr>
-          <w:rFonts w:ascii="Arial" w:eastAsia="Arial" w:hAnsi="Arial" w:cs="Arial"/>
-          <w:sz w:val="22"/>
-          <w:szCs w:val="22"/>
-        </w:rPr>
-        <w:t>/R/Bp2jk17/POKJA-</w:t>
-      </w:r>
-      <w:r>
-        <w:rPr>
-          <w:rFonts w:ascii="Arial" w:eastAsia="Arial" w:hAnsi="Arial" w:cs="Arial"/>
-          <w:sz w:val="22"/>
-          <w:szCs w:val="22"/>
-          <w:lang w:val="en-US"/>
-        </w:rPr>
-        <w:t>{</w:t>
-      </w:r>
-      <w:proofErr w:type="spellStart"/>
-      <w:r>
-        <w:rPr>
-          <w:rFonts w:ascii="Arial" w:eastAsia="Arial" w:hAnsi="Arial" w:cs="Arial"/>
-          <w:sz w:val="22"/>
-          <w:szCs w:val="22"/>
-          <w:lang w:val="en-US"/>
-        </w:rPr>
-        <w:t>kode_pokja</w:t>
-      </w:r>
-      <w:proofErr w:type="spellEnd"/>
-      <w:r>
-        <w:rPr>
-          <w:rFonts w:ascii="Arial" w:eastAsia="Arial" w:hAnsi="Arial" w:cs="Arial"/>
-          <w:sz w:val="22"/>
-          <w:szCs w:val="22"/>
-          <w:lang w:val="en-US"/>
-        </w:rPr>
-        <w:t>}</w:t>
+        <w:t>{kode_pokja}</w:t>
       </w:r>
       <w:r>
         <w:rPr>
@@ -488,7 +448,6 @@
         </w:rPr>
         <w:t>_</w:t>
       </w:r>
-      <w:proofErr w:type="spellStart"/>
       <w:r>
         <w:rPr>
           <w:rFonts w:ascii="Arial" w:eastAsia="Arial" w:hAnsi="Arial" w:cs="Arial"/>
@@ -502,7 +461,6 @@
         </w:rPr>
         <w:t>reviu</w:t>
       </w:r>
-      <w:proofErr w:type="spellEnd"/>
       <w:r>
         <w:rPr>
           <w:rFonts w:ascii="Arial" w:eastAsia="Arial" w:hAnsi="Arial" w:cs="Arial"/>
@@ -602,7 +560,6 @@
         </w:rPr>
         <w:t>{tanggal_</w:t>
       </w:r>
-      <w:proofErr w:type="spellStart"/>
       <w:r>
         <w:rPr>
           <w:rFonts w:ascii="Arial" w:eastAsia="Arial" w:hAnsi="Arial" w:cs="Arial"/>
@@ -613,9 +570,8 @@
           <w:szCs w:val="22"/>
           <w:lang w:val="en-US"/>
         </w:rPr>
-        <w:t>sebut</w:t>
-      </w:r>
-      <w:proofErr w:type="spellEnd"/>
+        <w:t>sebut_</w:t>
+      </w:r>
       <w:r>
         <w:rPr>
           <w:rFonts w:ascii="Arial" w:eastAsia="Arial" w:hAnsi="Arial" w:cs="Arial"/>
@@ -624,11 +580,9 @@
           <w:spacing w:val="5"/>
           <w:sz w:val="22"/>
           <w:szCs w:val="22"/>
-          <w:lang w:val="en-US"/>
-        </w:rPr>
-        <w:t>_</w:t>
-      </w:r>
-      <w:proofErr w:type="spellStart"/>
+        </w:rPr>
+        <w:t>reviu</w:t>
+      </w:r>
       <w:r>
         <w:rPr>
           <w:rFonts w:ascii="Arial" w:eastAsia="Arial" w:hAnsi="Arial" w:cs="Arial"/>
@@ -638,9 +592,8 @@
           <w:sz w:val="22"/>
           <w:szCs w:val="22"/>
         </w:rPr>
-        <w:t>reviu</w:t>
-      </w:r>
-      <w:proofErr w:type="spellEnd"/>
+        <w:t>}</w:t>
+      </w:r>
       <w:r>
         <w:rPr>
           <w:rFonts w:ascii="Arial" w:eastAsia="Arial" w:hAnsi="Arial" w:cs="Arial"/>
@@ -650,17 +603,6 @@
           <w:sz w:val="22"/>
           <w:szCs w:val="22"/>
         </w:rPr>
-        <w:t>}</w:t>
-      </w:r>
-      <w:r>
-        <w:rPr>
-          <w:rFonts w:ascii="Arial" w:eastAsia="Arial" w:hAnsi="Arial" w:cs="Arial"/>
-          <w:b/>
-          <w:bCs/>
-          <w:spacing w:val="5"/>
-          <w:sz w:val="22"/>
-          <w:szCs w:val="22"/>
-        </w:rPr>
         <w:t xml:space="preserve"> </w:t>
       </w:r>
       <w:r>
@@ -727,7 +669,6 @@
         </w:rPr>
         <w:t>{bulan_</w:t>
       </w:r>
-      <w:proofErr w:type="spellStart"/>
       <w:r>
         <w:rPr>
           <w:rFonts w:ascii="Arial" w:eastAsia="Arial" w:hAnsi="Arial" w:cs="Arial"/>
@@ -738,9 +679,8 @@
           <w:szCs w:val="22"/>
           <w:lang w:val="en-US"/>
         </w:rPr>
-        <w:t>sebut</w:t>
-      </w:r>
-      <w:proofErr w:type="spellEnd"/>
+        <w:t>sebut_</w:t>
+      </w:r>
       <w:r>
         <w:rPr>
           <w:rFonts w:ascii="Arial" w:eastAsia="Arial" w:hAnsi="Arial" w:cs="Arial"/>
@@ -749,11 +689,9 @@
           <w:spacing w:val="6"/>
           <w:sz w:val="22"/>
           <w:szCs w:val="22"/>
-          <w:lang w:val="en-US"/>
-        </w:rPr>
-        <w:t>_</w:t>
-      </w:r>
-      <w:proofErr w:type="spellStart"/>
+        </w:rPr>
+        <w:t>reviu</w:t>
+      </w:r>
       <w:r>
         <w:rPr>
           <w:rFonts w:ascii="Arial" w:eastAsia="Arial" w:hAnsi="Arial" w:cs="Arial"/>
@@ -763,9 +701,8 @@
           <w:sz w:val="22"/>
           <w:szCs w:val="22"/>
         </w:rPr>
-        <w:t>reviu</w:t>
-      </w:r>
-      <w:proofErr w:type="spellEnd"/>
+        <w:t>}</w:t>
+      </w:r>
       <w:r>
         <w:rPr>
           <w:rFonts w:ascii="Arial" w:eastAsia="Arial" w:hAnsi="Arial" w:cs="Arial"/>
@@ -775,17 +712,6 @@
           <w:sz w:val="22"/>
           <w:szCs w:val="22"/>
         </w:rPr>
-        <w:t>}</w:t>
-      </w:r>
-      <w:r>
-        <w:rPr>
-          <w:rFonts w:ascii="Arial" w:eastAsia="Arial" w:hAnsi="Arial" w:cs="Arial"/>
-          <w:b/>
-          <w:bCs/>
-          <w:spacing w:val="6"/>
-          <w:sz w:val="22"/>
-          <w:szCs w:val="22"/>
-        </w:rPr>
         <w:t xml:space="preserve"> </w:t>
       </w:r>
       <w:r>
@@ -843,7 +769,6 @@
         </w:rPr>
         <w:t>{tahun_</w:t>
       </w:r>
-      <w:proofErr w:type="spellStart"/>
       <w:r>
         <w:rPr>
           <w:rFonts w:ascii="Arial" w:eastAsia="Arial" w:hAnsi="Arial" w:cs="Arial"/>
@@ -854,9 +779,8 @@
           <w:szCs w:val="22"/>
           <w:lang w:val="en-US"/>
         </w:rPr>
-        <w:t>sebut</w:t>
-      </w:r>
-      <w:proofErr w:type="spellEnd"/>
+        <w:t>sebut_</w:t>
+      </w:r>
       <w:r>
         <w:rPr>
           <w:rFonts w:ascii="Arial" w:eastAsia="Arial" w:hAnsi="Arial" w:cs="Arial"/>
@@ -865,11 +789,9 @@
           <w:spacing w:val="1"/>
           <w:sz w:val="22"/>
           <w:szCs w:val="22"/>
-          <w:lang w:val="en-US"/>
-        </w:rPr>
-        <w:t>_</w:t>
-      </w:r>
-      <w:proofErr w:type="spellStart"/>
+        </w:rPr>
+        <w:t>reviu</w:t>
+      </w:r>
       <w:r>
         <w:rPr>
           <w:rFonts w:ascii="Arial" w:eastAsia="Arial" w:hAnsi="Arial" w:cs="Arial"/>
@@ -879,9 +801,8 @@
           <w:sz w:val="22"/>
           <w:szCs w:val="22"/>
         </w:rPr>
-        <w:t>reviu</w:t>
-      </w:r>
-      <w:proofErr w:type="spellEnd"/>
+        <w:t>}</w:t>
+      </w:r>
       <w:r>
         <w:rPr>
           <w:rFonts w:ascii="Arial" w:eastAsia="Arial" w:hAnsi="Arial" w:cs="Arial"/>
@@ -891,7 +812,385 @@
           <w:sz w:val="22"/>
           <w:szCs w:val="22"/>
         </w:rPr>
-        <w:t>}</w:t>
+        <w:t xml:space="preserve"> </w:t>
+      </w:r>
+      <w:r>
+        <w:rPr>
+          <w:rFonts w:ascii="Arial" w:eastAsia="Arial" w:hAnsi="Arial" w:cs="Arial"/>
+          <w:spacing w:val="-1"/>
+          <w:sz w:val="22"/>
+          <w:szCs w:val="22"/>
+        </w:rPr>
+        <w:t>t</w:t>
+      </w:r>
+      <w:r>
+        <w:rPr>
+          <w:rFonts w:ascii="Arial" w:eastAsia="Arial" w:hAnsi="Arial" w:cs="Arial"/>
+          <w:spacing w:val="2"/>
+          <w:sz w:val="22"/>
+          <w:szCs w:val="22"/>
+        </w:rPr>
+        <w:t>e</w:t>
+      </w:r>
+      <w:r>
+        <w:rPr>
+          <w:rFonts w:ascii="Arial" w:eastAsia="Arial" w:hAnsi="Arial" w:cs="Arial"/>
+          <w:spacing w:val="1"/>
+          <w:sz w:val="22"/>
+          <w:szCs w:val="22"/>
+        </w:rPr>
+        <w:t>l</w:t>
+      </w:r>
+      <w:r>
+        <w:rPr>
+          <w:rFonts w:ascii="Arial" w:eastAsia="Arial" w:hAnsi="Arial" w:cs="Arial"/>
+          <w:spacing w:val="-2"/>
+          <w:sz w:val="22"/>
+          <w:szCs w:val="22"/>
+        </w:rPr>
+        <w:t>a</w:t>
+      </w:r>
+      <w:r>
+        <w:rPr>
+          <w:rFonts w:ascii="Arial" w:eastAsia="Arial" w:hAnsi="Arial" w:cs="Arial"/>
+          <w:sz w:val="22"/>
+          <w:szCs w:val="22"/>
+        </w:rPr>
+        <w:t xml:space="preserve">h </w:t>
+      </w:r>
+      <w:r>
+        <w:rPr>
+          <w:rFonts w:ascii="Arial" w:eastAsia="Arial" w:hAnsi="Arial" w:cs="Arial"/>
+          <w:spacing w:val="2"/>
+          <w:sz w:val="22"/>
+          <w:szCs w:val="22"/>
+        </w:rPr>
+        <w:t>d</w:t>
+      </w:r>
+      <w:r>
+        <w:rPr>
+          <w:rFonts w:ascii="Arial" w:eastAsia="Arial" w:hAnsi="Arial" w:cs="Arial"/>
+          <w:spacing w:val="1"/>
+          <w:sz w:val="22"/>
+          <w:szCs w:val="22"/>
+        </w:rPr>
+        <w:t>i</w:t>
+      </w:r>
+      <w:r>
+        <w:rPr>
+          <w:rFonts w:ascii="Arial" w:eastAsia="Arial" w:hAnsi="Arial" w:cs="Arial"/>
+          <w:spacing w:val="-4"/>
+          <w:sz w:val="22"/>
+          <w:szCs w:val="22"/>
+        </w:rPr>
+        <w:t>l</w:t>
+      </w:r>
+      <w:r>
+        <w:rPr>
+          <w:rFonts w:ascii="Arial" w:eastAsia="Arial" w:hAnsi="Arial" w:cs="Arial"/>
+          <w:spacing w:val="2"/>
+          <w:sz w:val="22"/>
+          <w:szCs w:val="22"/>
+        </w:rPr>
+        <w:t>a</w:t>
+      </w:r>
+      <w:r>
+        <w:rPr>
+          <w:rFonts w:ascii="Arial" w:eastAsia="Arial" w:hAnsi="Arial" w:cs="Arial"/>
+          <w:sz w:val="22"/>
+          <w:szCs w:val="22"/>
+        </w:rPr>
+        <w:t>ks</w:t>
+      </w:r>
+      <w:r>
+        <w:rPr>
+          <w:rFonts w:ascii="Arial" w:eastAsia="Arial" w:hAnsi="Arial" w:cs="Arial"/>
+          <w:spacing w:val="-2"/>
+          <w:sz w:val="22"/>
+          <w:szCs w:val="22"/>
+        </w:rPr>
+        <w:t>a</w:t>
+      </w:r>
+      <w:r>
+        <w:rPr>
+          <w:rFonts w:ascii="Arial" w:eastAsia="Arial" w:hAnsi="Arial" w:cs="Arial"/>
+          <w:spacing w:val="2"/>
+          <w:sz w:val="22"/>
+          <w:szCs w:val="22"/>
+        </w:rPr>
+        <w:t>na</w:t>
+      </w:r>
+      <w:r>
+        <w:rPr>
+          <w:rFonts w:ascii="Arial" w:eastAsia="Arial" w:hAnsi="Arial" w:cs="Arial"/>
+          <w:spacing w:val="-5"/>
+          <w:sz w:val="22"/>
+          <w:szCs w:val="22"/>
+        </w:rPr>
+        <w:t>k</w:t>
+      </w:r>
+      <w:r>
+        <w:rPr>
+          <w:rFonts w:ascii="Arial" w:eastAsia="Arial" w:hAnsi="Arial" w:cs="Arial"/>
+          <w:spacing w:val="2"/>
+          <w:sz w:val="22"/>
+          <w:szCs w:val="22"/>
+        </w:rPr>
+        <w:t>a</w:t>
+      </w:r>
+      <w:r>
+        <w:rPr>
+          <w:rFonts w:ascii="Arial" w:eastAsia="Arial" w:hAnsi="Arial" w:cs="Arial"/>
+          <w:sz w:val="22"/>
+          <w:szCs w:val="22"/>
+        </w:rPr>
+        <w:t>n</w:t>
+      </w:r>
+      <w:r>
+        <w:rPr>
+          <w:rFonts w:ascii="Arial" w:eastAsia="Arial" w:hAnsi="Arial" w:cs="Arial"/>
+          <w:spacing w:val="4"/>
+          <w:sz w:val="22"/>
+          <w:szCs w:val="22"/>
+        </w:rPr>
+        <w:t xml:space="preserve"> </w:t>
+      </w:r>
+      <w:r>
+        <w:rPr>
+          <w:rFonts w:ascii="Arial" w:eastAsia="Arial" w:hAnsi="Arial" w:cs="Arial"/>
+          <w:spacing w:val="-2"/>
+          <w:sz w:val="22"/>
+          <w:szCs w:val="22"/>
+        </w:rPr>
+        <w:t xml:space="preserve">reviu </w:t>
+      </w:r>
+      <w:r>
+        <w:rPr>
+          <w:rFonts w:ascii="Arial" w:eastAsia="Arial" w:hAnsi="Arial" w:cs="Arial"/>
+          <w:spacing w:val="2"/>
+          <w:sz w:val="22"/>
+          <w:szCs w:val="22"/>
+        </w:rPr>
+        <w:t>do</w:t>
+      </w:r>
+      <w:r>
+        <w:rPr>
+          <w:rFonts w:ascii="Arial" w:eastAsia="Arial" w:hAnsi="Arial" w:cs="Arial"/>
+          <w:spacing w:val="-5"/>
+          <w:sz w:val="22"/>
+          <w:szCs w:val="22"/>
+        </w:rPr>
+        <w:t>k</w:t>
+      </w:r>
+      <w:r>
+        <w:rPr>
+          <w:rFonts w:ascii="Arial" w:eastAsia="Arial" w:hAnsi="Arial" w:cs="Arial"/>
+          <w:spacing w:val="2"/>
+          <w:sz w:val="22"/>
+          <w:szCs w:val="22"/>
+        </w:rPr>
+        <w:t>u</w:t>
+      </w:r>
+      <w:r>
+        <w:rPr>
+          <w:rFonts w:ascii="Arial" w:eastAsia="Arial" w:hAnsi="Arial" w:cs="Arial"/>
+          <w:spacing w:val="-3"/>
+          <w:sz w:val="22"/>
+          <w:szCs w:val="22"/>
+        </w:rPr>
+        <w:t>m</w:t>
+      </w:r>
+      <w:r>
+        <w:rPr>
+          <w:rFonts w:ascii="Arial" w:eastAsia="Arial" w:hAnsi="Arial" w:cs="Arial"/>
+          <w:spacing w:val="2"/>
+          <w:sz w:val="22"/>
+          <w:szCs w:val="22"/>
+        </w:rPr>
+        <w:t>e</w:t>
+      </w:r>
+      <w:r>
+        <w:rPr>
+          <w:rFonts w:ascii="Arial" w:eastAsia="Arial" w:hAnsi="Arial" w:cs="Arial"/>
+          <w:sz w:val="22"/>
+          <w:szCs w:val="22"/>
+        </w:rPr>
+        <w:t>n persiapan</w:t>
+      </w:r>
+      <w:r>
+        <w:rPr>
+          <w:rFonts w:ascii="Arial" w:eastAsia="Arial" w:hAnsi="Arial" w:cs="Arial"/>
+          <w:spacing w:val="3"/>
+          <w:sz w:val="22"/>
+          <w:szCs w:val="22"/>
+        </w:rPr>
+        <w:t xml:space="preserve"> </w:t>
+      </w:r>
+      <w:r>
+        <w:rPr>
+          <w:rFonts w:ascii="Arial" w:eastAsia="Arial" w:hAnsi="Arial" w:cs="Arial"/>
+          <w:spacing w:val="-2"/>
+          <w:sz w:val="22"/>
+          <w:szCs w:val="22"/>
+        </w:rPr>
+        <w:t>pe</w:t>
+      </w:r>
+      <w:r>
+        <w:rPr>
+          <w:rFonts w:ascii="Arial" w:eastAsia="Arial" w:hAnsi="Arial" w:cs="Arial"/>
+          <w:spacing w:val="2"/>
+          <w:sz w:val="22"/>
+          <w:szCs w:val="22"/>
+        </w:rPr>
+        <w:t>n</w:t>
+      </w:r>
+      <w:r>
+        <w:rPr>
+          <w:rFonts w:ascii="Arial" w:eastAsia="Arial" w:hAnsi="Arial" w:cs="Arial"/>
+          <w:spacing w:val="-2"/>
+          <w:sz w:val="22"/>
+          <w:szCs w:val="22"/>
+        </w:rPr>
+        <w:t>g</w:t>
+      </w:r>
+      <w:r>
+        <w:rPr>
+          <w:rFonts w:ascii="Arial" w:eastAsia="Arial" w:hAnsi="Arial" w:cs="Arial"/>
+          <w:spacing w:val="2"/>
+          <w:sz w:val="22"/>
+          <w:szCs w:val="22"/>
+        </w:rPr>
+        <w:t>a</w:t>
+      </w:r>
+      <w:r>
+        <w:rPr>
+          <w:rFonts w:ascii="Arial" w:eastAsia="Arial" w:hAnsi="Arial" w:cs="Arial"/>
+          <w:spacing w:val="-2"/>
+          <w:sz w:val="22"/>
+          <w:szCs w:val="22"/>
+        </w:rPr>
+        <w:t>d</w:t>
+      </w:r>
+      <w:r>
+        <w:rPr>
+          <w:rFonts w:ascii="Arial" w:eastAsia="Arial" w:hAnsi="Arial" w:cs="Arial"/>
+          <w:spacing w:val="2"/>
+          <w:sz w:val="22"/>
+          <w:szCs w:val="22"/>
+        </w:rPr>
+        <w:t>a</w:t>
+      </w:r>
+      <w:r>
+        <w:rPr>
+          <w:rFonts w:ascii="Arial" w:eastAsia="Arial" w:hAnsi="Arial" w:cs="Arial"/>
+          <w:spacing w:val="-2"/>
+          <w:sz w:val="22"/>
+          <w:szCs w:val="22"/>
+        </w:rPr>
+        <w:t>a</w:t>
+      </w:r>
+      <w:r>
+        <w:rPr>
+          <w:rFonts w:ascii="Arial" w:eastAsia="Arial" w:hAnsi="Arial" w:cs="Arial"/>
+          <w:sz w:val="22"/>
+          <w:szCs w:val="22"/>
+        </w:rPr>
+        <w:t>n</w:t>
+      </w:r>
+      <w:r>
+        <w:rPr>
+          <w:rFonts w:ascii="Arial" w:eastAsia="Arial" w:hAnsi="Arial" w:cs="Arial"/>
+          <w:spacing w:val="2"/>
+          <w:sz w:val="22"/>
+          <w:szCs w:val="22"/>
+        </w:rPr>
+        <w:t xml:space="preserve"> oleh </w:t>
+      </w:r>
+      <w:r>
+        <w:rPr>
+          <w:rFonts w:ascii="Arial" w:eastAsia="Arial" w:hAnsi="Arial" w:cs="Arial"/>
+          <w:b/>
+          <w:bCs/>
+          <w:spacing w:val="2"/>
+          <w:sz w:val="22"/>
+          <w:szCs w:val="22"/>
+        </w:rPr>
+        <w:t>Kelompok Kerja</w:t>
+      </w:r>
+      <w:r>
+        <w:rPr>
+          <w:rFonts w:ascii="Arial" w:eastAsia="Arial" w:hAnsi="Arial" w:cs="Arial"/>
+          <w:b/>
+          <w:bCs/>
+          <w:spacing w:val="-2"/>
+          <w:sz w:val="22"/>
+          <w:szCs w:val="22"/>
+        </w:rPr>
+        <w:t xml:space="preserve"> Pemilihan </w:t>
+      </w:r>
+      <w:r>
+        <w:rPr>
+          <w:rFonts w:ascii="Arial" w:eastAsia="Arial" w:hAnsi="Arial" w:cs="Arial"/>
+          <w:b/>
+          <w:bCs/>
+          <w:spacing w:val="2"/>
+          <w:sz w:val="22"/>
+          <w:szCs w:val="22"/>
+        </w:rPr>
+        <w:t xml:space="preserve">{kode_pokja} </w:t>
+      </w:r>
+      <w:r>
+        <w:rPr>
+          <w:rFonts w:ascii="Arial" w:eastAsia="Arial" w:hAnsi="Arial" w:cs="Arial"/>
+          <w:b/>
+          <w:bCs/>
+          <w:spacing w:val="-2"/>
+          <w:sz w:val="22"/>
+          <w:szCs w:val="22"/>
+        </w:rPr>
+        <w:t>BP</w:t>
+      </w:r>
+      <w:r>
+        <w:rPr>
+          <w:rFonts w:ascii="Arial" w:eastAsia="Arial" w:hAnsi="Arial" w:cs="Arial"/>
+          <w:b/>
+          <w:bCs/>
+          <w:spacing w:val="2"/>
+          <w:sz w:val="22"/>
+          <w:szCs w:val="22"/>
+        </w:rPr>
+        <w:t>2</w:t>
+      </w:r>
+      <w:r>
+        <w:rPr>
+          <w:rFonts w:ascii="Arial" w:eastAsia="Arial" w:hAnsi="Arial" w:cs="Arial"/>
+          <w:b/>
+          <w:bCs/>
+          <w:sz w:val="22"/>
+          <w:szCs w:val="22"/>
+        </w:rPr>
+        <w:t>JK</w:t>
+      </w:r>
+      <w:r>
+        <w:rPr>
+          <w:rFonts w:ascii="Arial" w:eastAsia="Arial" w:hAnsi="Arial" w:cs="Arial"/>
+          <w:b/>
+          <w:bCs/>
+          <w:sz w:val="22"/>
+          <w:szCs w:val="22"/>
+        </w:rPr>
+        <w:t xml:space="preserve"> </w:t>
+      </w:r>
+      <w:r>
+        <w:rPr>
+          <w:rFonts w:ascii="Arial" w:eastAsia="Arial" w:hAnsi="Arial" w:cs="Arial"/>
+          <w:b/>
+          <w:bCs/>
+          <w:spacing w:val="2"/>
+          <w:sz w:val="22"/>
+          <w:szCs w:val="22"/>
+        </w:rPr>
+        <w:t>W</w:t>
       </w:r>
       <w:r>
         <w:rPr>
@@ -902,310 +1201,7 @@
           <w:sz w:val="22"/>
           <w:szCs w:val="22"/>
         </w:rPr>
-        <w:t xml:space="preserve"> </w:t>
-      </w:r>
-      <w:r>
-        <w:rPr>
-          <w:rFonts w:ascii="Arial" w:eastAsia="Arial" w:hAnsi="Arial" w:cs="Arial"/>
-          <w:spacing w:val="-1"/>
-          <w:sz w:val="22"/>
-          <w:szCs w:val="22"/>
-        </w:rPr>
-        <w:t>t</w:t>
-      </w:r>
-      <w:r>
-        <w:rPr>
-          <w:rFonts w:ascii="Arial" w:eastAsia="Arial" w:hAnsi="Arial" w:cs="Arial"/>
-          <w:spacing w:val="2"/>
-          <w:sz w:val="22"/>
-          <w:szCs w:val="22"/>
-        </w:rPr>
-        <w:t>e</w:t>
-      </w:r>
-      <w:r>
-        <w:rPr>
-          <w:rFonts w:ascii="Arial" w:eastAsia="Arial" w:hAnsi="Arial" w:cs="Arial"/>
-          <w:spacing w:val="1"/>
-          <w:sz w:val="22"/>
-          <w:szCs w:val="22"/>
-        </w:rPr>
-        <w:t>l</w:t>
-      </w:r>
-      <w:r>
-        <w:rPr>
-          <w:rFonts w:ascii="Arial" w:eastAsia="Arial" w:hAnsi="Arial" w:cs="Arial"/>
-          <w:spacing w:val="-2"/>
-          <w:sz w:val="22"/>
-          <w:szCs w:val="22"/>
-        </w:rPr>
-        <w:t>a</w:t>
-      </w:r>
-      <w:r>
-        <w:rPr>
-          <w:rFonts w:ascii="Arial" w:eastAsia="Arial" w:hAnsi="Arial" w:cs="Arial"/>
-          <w:sz w:val="22"/>
-          <w:szCs w:val="22"/>
-        </w:rPr>
-        <w:t xml:space="preserve">h </w:t>
-      </w:r>
-      <w:r>
-        <w:rPr>
-          <w:rFonts w:ascii="Arial" w:eastAsia="Arial" w:hAnsi="Arial" w:cs="Arial"/>
-          <w:spacing w:val="2"/>
-          <w:sz w:val="22"/>
-          <w:szCs w:val="22"/>
-        </w:rPr>
-        <w:t>d</w:t>
-      </w:r>
-      <w:r>
-        <w:rPr>
-          <w:rFonts w:ascii="Arial" w:eastAsia="Arial" w:hAnsi="Arial" w:cs="Arial"/>
-          <w:spacing w:val="1"/>
-          <w:sz w:val="22"/>
-          <w:szCs w:val="22"/>
-        </w:rPr>
-        <w:t>i</w:t>
-      </w:r>
-      <w:r>
-        <w:rPr>
-          <w:rFonts w:ascii="Arial" w:eastAsia="Arial" w:hAnsi="Arial" w:cs="Arial"/>
-          <w:spacing w:val="-4"/>
-          <w:sz w:val="22"/>
-          <w:szCs w:val="22"/>
-        </w:rPr>
-        <w:t>l</w:t>
-      </w:r>
-      <w:r>
-        <w:rPr>
-          <w:rFonts w:ascii="Arial" w:eastAsia="Arial" w:hAnsi="Arial" w:cs="Arial"/>
-          <w:spacing w:val="2"/>
-          <w:sz w:val="22"/>
-          <w:szCs w:val="22"/>
-        </w:rPr>
-        <w:t>a</w:t>
-      </w:r>
-      <w:r>
-        <w:rPr>
-          <w:rFonts w:ascii="Arial" w:eastAsia="Arial" w:hAnsi="Arial" w:cs="Arial"/>
-          <w:sz w:val="22"/>
-          <w:szCs w:val="22"/>
-        </w:rPr>
-        <w:t>ks</w:t>
-      </w:r>
-      <w:r>
-        <w:rPr>
-          <w:rFonts w:ascii="Arial" w:eastAsia="Arial" w:hAnsi="Arial" w:cs="Arial"/>
-          <w:spacing w:val="-2"/>
-          <w:sz w:val="22"/>
-          <w:szCs w:val="22"/>
-        </w:rPr>
-        <w:t>a</w:t>
-      </w:r>
-      <w:r>
-        <w:rPr>
-          <w:rFonts w:ascii="Arial" w:eastAsia="Arial" w:hAnsi="Arial" w:cs="Arial"/>
-          <w:spacing w:val="2"/>
-          <w:sz w:val="22"/>
-          <w:szCs w:val="22"/>
-        </w:rPr>
-        <w:t>na</w:t>
-      </w:r>
-      <w:r>
-        <w:rPr>
-          <w:rFonts w:ascii="Arial" w:eastAsia="Arial" w:hAnsi="Arial" w:cs="Arial"/>
-          <w:spacing w:val="-5"/>
-          <w:sz w:val="22"/>
-          <w:szCs w:val="22"/>
-        </w:rPr>
-        <w:t>k</w:t>
-      </w:r>
-      <w:r>
-        <w:rPr>
-          <w:rFonts w:ascii="Arial" w:eastAsia="Arial" w:hAnsi="Arial" w:cs="Arial"/>
-          <w:spacing w:val="2"/>
-          <w:sz w:val="22"/>
-          <w:szCs w:val="22"/>
-        </w:rPr>
-        <w:t>a</w:t>
-      </w:r>
-      <w:r>
-        <w:rPr>
-          <w:rFonts w:ascii="Arial" w:eastAsia="Arial" w:hAnsi="Arial" w:cs="Arial"/>
-          <w:sz w:val="22"/>
-          <w:szCs w:val="22"/>
-        </w:rPr>
-        <w:t>n</w:t>
-      </w:r>
-      <w:r>
-        <w:rPr>
-          <w:rFonts w:ascii="Arial" w:eastAsia="Arial" w:hAnsi="Arial" w:cs="Arial"/>
-          <w:spacing w:val="4"/>
-          <w:sz w:val="22"/>
-          <w:szCs w:val="22"/>
-        </w:rPr>
-        <w:t xml:space="preserve"> </w:t>
-      </w:r>
-      <w:proofErr w:type="spellStart"/>
-      <w:r>
-        <w:rPr>
-          <w:rFonts w:ascii="Arial" w:eastAsia="Arial" w:hAnsi="Arial" w:cs="Arial"/>
-          <w:spacing w:val="-2"/>
-          <w:sz w:val="22"/>
-          <w:szCs w:val="22"/>
-        </w:rPr>
-        <w:t>reviu</w:t>
-      </w:r>
-      <w:proofErr w:type="spellEnd"/>
-      <w:r>
-        <w:rPr>
-          <w:rFonts w:ascii="Arial" w:eastAsia="Arial" w:hAnsi="Arial" w:cs="Arial"/>
-          <w:spacing w:val="-2"/>
-          <w:sz w:val="22"/>
-          <w:szCs w:val="22"/>
-        </w:rPr>
-        <w:t xml:space="preserve"> </w:t>
-      </w:r>
-      <w:r>
-        <w:rPr>
-          <w:rFonts w:ascii="Arial" w:eastAsia="Arial" w:hAnsi="Arial" w:cs="Arial"/>
-          <w:spacing w:val="2"/>
-          <w:sz w:val="22"/>
-          <w:szCs w:val="22"/>
-        </w:rPr>
-        <w:t>do</w:t>
-      </w:r>
-      <w:r>
-        <w:rPr>
-          <w:rFonts w:ascii="Arial" w:eastAsia="Arial" w:hAnsi="Arial" w:cs="Arial"/>
-          <w:spacing w:val="-5"/>
-          <w:sz w:val="22"/>
-          <w:szCs w:val="22"/>
-        </w:rPr>
-        <w:t>k</w:t>
-      </w:r>
-      <w:r>
-        <w:rPr>
-          <w:rFonts w:ascii="Arial" w:eastAsia="Arial" w:hAnsi="Arial" w:cs="Arial"/>
-          <w:spacing w:val="2"/>
-          <w:sz w:val="22"/>
-          <w:szCs w:val="22"/>
-        </w:rPr>
-        <w:t>u</w:t>
-      </w:r>
-      <w:r>
-        <w:rPr>
-          <w:rFonts w:ascii="Arial" w:eastAsia="Arial" w:hAnsi="Arial" w:cs="Arial"/>
-          <w:spacing w:val="-3"/>
-          <w:sz w:val="22"/>
-          <w:szCs w:val="22"/>
-        </w:rPr>
-        <w:t>m</w:t>
-      </w:r>
-      <w:r>
-        <w:rPr>
-          <w:rFonts w:ascii="Arial" w:eastAsia="Arial" w:hAnsi="Arial" w:cs="Arial"/>
-          <w:spacing w:val="2"/>
-          <w:sz w:val="22"/>
-          <w:szCs w:val="22"/>
-        </w:rPr>
-        <w:t>e</w:t>
-      </w:r>
-      <w:r>
-        <w:rPr>
-          <w:rFonts w:ascii="Arial" w:eastAsia="Arial" w:hAnsi="Arial" w:cs="Arial"/>
-          <w:sz w:val="22"/>
-          <w:szCs w:val="22"/>
-        </w:rPr>
-        <w:t>n persiapan</w:t>
-      </w:r>
-      <w:r>
-        <w:rPr>
-          <w:rFonts w:ascii="Arial" w:eastAsia="Arial" w:hAnsi="Arial" w:cs="Arial"/>
-          <w:spacing w:val="3"/>
-          <w:sz w:val="22"/>
-          <w:szCs w:val="22"/>
-        </w:rPr>
-        <w:t xml:space="preserve"> </w:t>
-      </w:r>
-      <w:r>
-        <w:rPr>
-          <w:rFonts w:ascii="Arial" w:eastAsia="Arial" w:hAnsi="Arial" w:cs="Arial"/>
-          <w:spacing w:val="-2"/>
-          <w:sz w:val="22"/>
-          <w:szCs w:val="22"/>
-        </w:rPr>
-        <w:t>pe</w:t>
-      </w:r>
-      <w:r>
-        <w:rPr>
-          <w:rFonts w:ascii="Arial" w:eastAsia="Arial" w:hAnsi="Arial" w:cs="Arial"/>
-          <w:spacing w:val="2"/>
-          <w:sz w:val="22"/>
-          <w:szCs w:val="22"/>
-        </w:rPr>
-        <w:t>n</w:t>
-      </w:r>
-      <w:r>
-        <w:rPr>
-          <w:rFonts w:ascii="Arial" w:eastAsia="Arial" w:hAnsi="Arial" w:cs="Arial"/>
-          <w:spacing w:val="-2"/>
-          <w:sz w:val="22"/>
-          <w:szCs w:val="22"/>
-        </w:rPr>
-        <w:t>g</w:t>
-      </w:r>
-      <w:r>
-        <w:rPr>
-          <w:rFonts w:ascii="Arial" w:eastAsia="Arial" w:hAnsi="Arial" w:cs="Arial"/>
-          <w:spacing w:val="2"/>
-          <w:sz w:val="22"/>
-          <w:szCs w:val="22"/>
-        </w:rPr>
-        <w:t>a</w:t>
-      </w:r>
-      <w:r>
-        <w:rPr>
-          <w:rFonts w:ascii="Arial" w:eastAsia="Arial" w:hAnsi="Arial" w:cs="Arial"/>
-          <w:spacing w:val="-2"/>
-          <w:sz w:val="22"/>
-          <w:szCs w:val="22"/>
-        </w:rPr>
-        <w:t>d</w:t>
-      </w:r>
-      <w:r>
-        <w:rPr>
-          <w:rFonts w:ascii="Arial" w:eastAsia="Arial" w:hAnsi="Arial" w:cs="Arial"/>
-          <w:spacing w:val="2"/>
-          <w:sz w:val="22"/>
-          <w:szCs w:val="22"/>
-        </w:rPr>
-        <w:t>a</w:t>
-      </w:r>
-      <w:r>
-        <w:rPr>
-          <w:rFonts w:ascii="Arial" w:eastAsia="Arial" w:hAnsi="Arial" w:cs="Arial"/>
-          <w:spacing w:val="-2"/>
-          <w:sz w:val="22"/>
-          <w:szCs w:val="22"/>
-        </w:rPr>
-        <w:t>a</w:t>
-      </w:r>
-      <w:r>
-        <w:rPr>
-          <w:rFonts w:ascii="Arial" w:eastAsia="Arial" w:hAnsi="Arial" w:cs="Arial"/>
-          <w:sz w:val="22"/>
-          <w:szCs w:val="22"/>
-        </w:rPr>
-        <w:t>n</w:t>
-      </w:r>
-      <w:r>
-        <w:rPr>
-          <w:rFonts w:ascii="Arial" w:eastAsia="Arial" w:hAnsi="Arial" w:cs="Arial"/>
-          <w:spacing w:val="2"/>
-          <w:sz w:val="22"/>
-          <w:szCs w:val="22"/>
-        </w:rPr>
-        <w:t xml:space="preserve"> oleh </w:t>
+        <w:t>il</w:t>
       </w:r>
       <w:r>
         <w:rPr>
@@ -1216,18 +1212,18 @@
           <w:sz w:val="22"/>
           <w:szCs w:val="22"/>
         </w:rPr>
-        <w:t>Kelompok Kerja</w:t>
+        <w:t>a</w:t>
       </w:r>
       <w:r>
         <w:rPr>
           <w:rFonts w:ascii="Arial" w:eastAsia="Arial" w:hAnsi="Arial" w:cs="Arial"/>
           <w:b/>
           <w:bCs/>
-          <w:spacing w:val="-2"/>
-          <w:sz w:val="22"/>
-          <w:szCs w:val="22"/>
-        </w:rPr>
-        <w:t xml:space="preserve"> Pemilihan </w:t>
+          <w:spacing w:val="-5"/>
+          <w:sz w:val="22"/>
+          <w:szCs w:val="22"/>
+        </w:rPr>
+        <w:t>y</w:t>
       </w:r>
       <w:r>
         <w:rPr>
@@ -1238,180 +1234,37 @@
           <w:sz w:val="22"/>
           <w:szCs w:val="22"/>
         </w:rPr>
-        <w:t>{</w:t>
-      </w:r>
-      <w:proofErr w:type="spellStart"/>
+        <w:t>a</w:t>
+      </w:r>
       <w:r>
         <w:rPr>
           <w:rFonts w:ascii="Arial" w:eastAsia="Arial" w:hAnsi="Arial" w:cs="Arial"/>
           <w:b/>
           <w:bCs/>
-          <w:spacing w:val="2"/>
-          <w:sz w:val="22"/>
-          <w:szCs w:val="22"/>
-        </w:rPr>
-        <w:t>kode_pokja</w:t>
-      </w:r>
-      <w:proofErr w:type="spellEnd"/>
+          <w:sz w:val="22"/>
+          <w:szCs w:val="22"/>
+        </w:rPr>
+        <w:t>h</w:t>
+      </w:r>
       <w:r>
         <w:rPr>
           <w:rFonts w:ascii="Arial" w:eastAsia="Arial" w:hAnsi="Arial" w:cs="Arial"/>
           <w:b/>
           <w:bCs/>
-          <w:spacing w:val="2"/>
-          <w:sz w:val="22"/>
-          <w:szCs w:val="22"/>
-        </w:rPr>
-        <w:t xml:space="preserve">} </w:t>
+          <w:sz w:val="22"/>
+          <w:szCs w:val="22"/>
+        </w:rPr>
+        <w:t xml:space="preserve"> Kalimantan Selatan Tahun Anggaran </w:t>
       </w:r>
       <w:r>
         <w:rPr>
           <w:rFonts w:ascii="Arial" w:eastAsia="Arial" w:hAnsi="Arial" w:cs="Arial"/>
           <w:b/>
           <w:bCs/>
-          <w:spacing w:val="-2"/>
-          <w:sz w:val="22"/>
-          <w:szCs w:val="22"/>
-        </w:rPr>
-        <w:t>BP</w:t>
-      </w:r>
-      <w:r>
-        <w:rPr>
-          <w:rFonts w:ascii="Arial" w:eastAsia="Arial" w:hAnsi="Arial" w:cs="Arial"/>
-          <w:b/>
-          <w:bCs/>
-          <w:spacing w:val="2"/>
-          <w:sz w:val="22"/>
-          <w:szCs w:val="22"/>
-        </w:rPr>
-        <w:t>2</w:t>
-      </w:r>
-      <w:r>
-        <w:rPr>
-          <w:rFonts w:ascii="Arial" w:eastAsia="Arial" w:hAnsi="Arial" w:cs="Arial"/>
-          <w:b/>
-          <w:bCs/>
-          <w:sz w:val="22"/>
-          <w:szCs w:val="22"/>
-        </w:rPr>
-        <w:t>JK</w:t>
-      </w:r>
-      <w:r>
-        <w:rPr>
-          <w:rFonts w:ascii="Arial" w:eastAsia="Arial" w:hAnsi="Arial" w:cs="Arial"/>
-          <w:b/>
-          <w:bCs/>
-          <w:sz w:val="22"/>
-          <w:szCs w:val="22"/>
-        </w:rPr>
-        <w:t xml:space="preserve"> </w:t>
-      </w:r>
-      <w:r>
-        <w:rPr>
-          <w:rFonts w:ascii="Arial" w:eastAsia="Arial" w:hAnsi="Arial" w:cs="Arial"/>
-          <w:b/>
-          <w:bCs/>
-          <w:spacing w:val="2"/>
-          <w:sz w:val="22"/>
-          <w:szCs w:val="22"/>
-        </w:rPr>
-        <w:t>W</w:t>
-      </w:r>
-      <w:r>
-        <w:rPr>
-          <w:rFonts w:ascii="Arial" w:eastAsia="Arial" w:hAnsi="Arial" w:cs="Arial"/>
-          <w:b/>
-          <w:bCs/>
-          <w:spacing w:val="1"/>
-          <w:sz w:val="22"/>
-          <w:szCs w:val="22"/>
-        </w:rPr>
-        <w:t>il</w:t>
-      </w:r>
-      <w:r>
-        <w:rPr>
-          <w:rFonts w:ascii="Arial" w:eastAsia="Arial" w:hAnsi="Arial" w:cs="Arial"/>
-          <w:b/>
-          <w:bCs/>
-          <w:spacing w:val="2"/>
-          <w:sz w:val="22"/>
-          <w:szCs w:val="22"/>
-        </w:rPr>
-        <w:t>a</w:t>
-      </w:r>
-      <w:r>
-        <w:rPr>
-          <w:rFonts w:ascii="Arial" w:eastAsia="Arial" w:hAnsi="Arial" w:cs="Arial"/>
-          <w:b/>
-          <w:bCs/>
-          <w:spacing w:val="-5"/>
-          <w:sz w:val="22"/>
-          <w:szCs w:val="22"/>
-        </w:rPr>
-        <w:t>y</w:t>
-      </w:r>
-      <w:r>
-        <w:rPr>
-          <w:rFonts w:ascii="Arial" w:eastAsia="Arial" w:hAnsi="Arial" w:cs="Arial"/>
-          <w:b/>
-          <w:bCs/>
-          <w:spacing w:val="2"/>
-          <w:sz w:val="22"/>
-          <w:szCs w:val="22"/>
-        </w:rPr>
-        <w:t>a</w:t>
-      </w:r>
-      <w:r>
-        <w:rPr>
-          <w:rFonts w:ascii="Arial" w:eastAsia="Arial" w:hAnsi="Arial" w:cs="Arial"/>
-          <w:b/>
-          <w:bCs/>
-          <w:sz w:val="22"/>
-          <w:szCs w:val="22"/>
-        </w:rPr>
-        <w:t>h</w:t>
-      </w:r>
-      <w:r>
-        <w:rPr>
-          <w:rFonts w:ascii="Arial" w:eastAsia="Arial" w:hAnsi="Arial" w:cs="Arial"/>
-          <w:b/>
-          <w:bCs/>
-          <w:sz w:val="22"/>
-          <w:szCs w:val="22"/>
-        </w:rPr>
-        <w:t xml:space="preserve"> Kalimantan Selatan Tahun Anggaran </w:t>
-      </w:r>
-      <w:r>
-        <w:rPr>
-          <w:rFonts w:ascii="Arial" w:eastAsia="Arial" w:hAnsi="Arial" w:cs="Arial"/>
-          <w:b/>
-          <w:bCs/>
-          <w:sz w:val="22"/>
-          <w:szCs w:val="22"/>
-        </w:rPr>
-        <w:t>{</w:t>
-      </w:r>
-      <w:proofErr w:type="spellStart"/>
-      <w:r>
-        <w:rPr>
-          <w:rFonts w:ascii="Arial" w:eastAsia="Arial" w:hAnsi="Arial" w:cs="Arial"/>
-          <w:b/>
-          <w:bCs/>
-          <w:sz w:val="22"/>
-          <w:szCs w:val="22"/>
-        </w:rPr>
-        <w:t>tahun_anggaran</w:t>
-      </w:r>
-      <w:proofErr w:type="spellEnd"/>
-      <w:r>
-        <w:rPr>
-          <w:rFonts w:ascii="Arial" w:eastAsia="Arial" w:hAnsi="Arial" w:cs="Arial"/>
-          <w:b/>
-          <w:bCs/>
-          <w:sz w:val="22"/>
-          <w:szCs w:val="22"/>
-        </w:rPr>
-        <w:t>}</w:t>
+          <w:sz w:val="22"/>
+          <w:szCs w:val="22"/>
+        </w:rPr>
+        <w:t>{tahun_anggaran}</w:t>
       </w:r>
       <w:r>
         <w:rPr>
@@ -1656,25 +1509,7 @@
                 <w:sz w:val="22"/>
                 <w:szCs w:val="22"/>
               </w:rPr>
-              <w:t>{</w:t>
-            </w:r>
-            <w:proofErr w:type="spellStart"/>
-            <w:r>
-              <w:rPr>
-                <w:rFonts w:ascii="Arial" w:hAnsi="Arial" w:cs="Arial"/>
-                <w:sz w:val="22"/>
-                <w:szCs w:val="22"/>
-              </w:rPr>
-              <w:t>nama_paket</w:t>
-            </w:r>
-            <w:proofErr w:type="spellEnd"/>
-            <w:r>
-              <w:rPr>
-                <w:rFonts w:ascii="Arial" w:hAnsi="Arial" w:cs="Arial"/>
-                <w:sz w:val="22"/>
-                <w:szCs w:val="22"/>
-              </w:rPr>
-              <w:t>}</w:t>
+              <w:t>{nama_paket}</w:t>
             </w:r>
           </w:p>
         </w:tc>
@@ -1778,29 +1613,7 @@
                 <w:szCs w:val="22"/>
                 <w:lang w:val="ms-MY"/>
               </w:rPr>
-              <w:t>{</w:t>
-            </w:r>
-            <w:proofErr w:type="spellStart"/>
-            <w:r>
-              <w:rPr>
-                <w:rFonts w:ascii="Arial" w:eastAsia="Arial" w:hAnsi="Arial" w:cs="Arial"/>
-                <w:spacing w:val="-2"/>
-                <w:sz w:val="22"/>
-                <w:szCs w:val="22"/>
-                <w:lang w:val="ms-MY"/>
-              </w:rPr>
-              <w:t>satuan_kerja</w:t>
-            </w:r>
-            <w:proofErr w:type="spellEnd"/>
-            <w:r>
-              <w:rPr>
-                <w:rFonts w:ascii="Arial" w:eastAsia="Arial" w:hAnsi="Arial" w:cs="Arial"/>
-                <w:spacing w:val="-2"/>
-                <w:sz w:val="22"/>
-                <w:szCs w:val="22"/>
-                <w:lang w:val="ms-MY"/>
-              </w:rPr>
-              <w:t>}</w:t>
+              <w:t>{satuan_kerja}</w:t>
             </w:r>
           </w:p>
         </w:tc>
@@ -1906,7 +1719,6 @@
               </w:rPr>
               <w:t>{</w:t>
             </w:r>
-            <w:proofErr w:type="spellStart"/>
             <w:r>
               <w:rPr>
                 <w:rFonts w:ascii="Arial" w:eastAsia="Arial" w:hAnsi="Arial" w:cs="Arial"/>
@@ -1917,7 +1729,6 @@
               </w:rPr>
               <w:t>ppk</w:t>
             </w:r>
-            <w:proofErr w:type="spellEnd"/>
             <w:r>
               <w:rPr>
                 <w:rFonts w:ascii="Arial" w:eastAsia="Arial" w:hAnsi="Arial" w:cs="Arial"/>
@@ -2027,25 +1838,7 @@
                 <w:sz w:val="22"/>
                 <w:szCs w:val="22"/>
               </w:rPr>
-              <w:t>{</w:t>
-            </w:r>
-            <w:proofErr w:type="spellStart"/>
-            <w:r>
-              <w:rPr>
-                <w:rFonts w:ascii="Arial" w:hAnsi="Arial" w:cs="Arial"/>
-                <w:sz w:val="22"/>
-                <w:szCs w:val="22"/>
-              </w:rPr>
-              <w:t>jenis_pengadaan</w:t>
-            </w:r>
-            <w:proofErr w:type="spellEnd"/>
-            <w:r>
-              <w:rPr>
-                <w:rFonts w:ascii="Arial" w:hAnsi="Arial" w:cs="Arial"/>
-                <w:sz w:val="22"/>
-                <w:szCs w:val="22"/>
-              </w:rPr>
-              <w:t>}</w:t>
+              <w:t>{jenis_pengadaan}</w:t>
             </w:r>
           </w:p>
         </w:tc>
@@ -2146,7 +1939,6 @@
               </w:rPr>
               <w:t>{metode_</w:t>
             </w:r>
-            <w:proofErr w:type="spellStart"/>
             <w:r>
               <w:rPr>
                 <w:rFonts w:ascii="Arial" w:hAnsi="Arial" w:cs="Arial"/>
@@ -2156,7 +1948,6 @@
               </w:rPr>
               <w:t>pemilihan</w:t>
             </w:r>
-            <w:proofErr w:type="spellEnd"/>
             <w:r>
               <w:rPr>
                 <w:rFonts w:ascii="Arial" w:hAnsi="Arial" w:cs="Arial"/>
@@ -2265,25 +2056,7 @@
                 <w:sz w:val="22"/>
                 <w:szCs w:val="22"/>
               </w:rPr>
-              <w:t>{</w:t>
-            </w:r>
-            <w:proofErr w:type="spellStart"/>
-            <w:r>
-              <w:rPr>
-                <w:rFonts w:ascii="Arial" w:hAnsi="Arial" w:cs="Arial"/>
-                <w:sz w:val="22"/>
-                <w:szCs w:val="22"/>
-              </w:rPr>
-              <w:t>tahun_anggaran</w:t>
-            </w:r>
-            <w:proofErr w:type="spellEnd"/>
-            <w:r>
-              <w:rPr>
-                <w:rFonts w:ascii="Arial" w:hAnsi="Arial" w:cs="Arial"/>
-                <w:sz w:val="22"/>
-                <w:szCs w:val="22"/>
-              </w:rPr>
-              <w:t>}</w:t>
+              <w:t>{tahun_anggaran}</w:t>
             </w:r>
           </w:p>
         </w:tc>
@@ -2379,16 +2152,7 @@
                 <w:sz w:val="22"/>
                 <w:szCs w:val="22"/>
               </w:rPr>
-              <w:t>{</w:t>
-            </w:r>
-            <w:proofErr w:type="spellStart"/>
-            <w:r>
-              <w:rPr>
-                <w:rFonts w:ascii="Arial" w:hAnsi="Arial" w:cs="Arial"/>
-                <w:sz w:val="22"/>
-                <w:szCs w:val="22"/>
-              </w:rPr>
-              <w:t>nilai_</w:t>
+              <w:t>{nilai_</w:t>
             </w:r>
             <w:r>
               <w:rPr>
@@ -2398,7 +2162,6 @@
               </w:rPr>
               <w:t>pagu</w:t>
             </w:r>
-            <w:proofErr w:type="spellEnd"/>
             <w:r>
               <w:rPr>
                 <w:rFonts w:ascii="Arial" w:hAnsi="Arial" w:cs="Arial"/>
@@ -2422,16 +2185,7 @@
                 <w:sz w:val="22"/>
                 <w:szCs w:val="22"/>
               </w:rPr>
-              <w:t>({</w:t>
-            </w:r>
-            <w:proofErr w:type="spellStart"/>
-            <w:r>
-              <w:rPr>
-                <w:rFonts w:ascii="Arial" w:hAnsi="Arial" w:cs="Arial"/>
-                <w:sz w:val="22"/>
-                <w:szCs w:val="22"/>
-              </w:rPr>
-              <w:t>terbilang_</w:t>
+              <w:t>({terbilang_</w:t>
             </w:r>
             <w:r>
               <w:rPr>
@@ -2441,7 +2195,6 @@
               </w:rPr>
               <w:t>pagu</w:t>
             </w:r>
-            <w:proofErr w:type="spellEnd"/>
             <w:r>
               <w:rPr>
                 <w:rFonts w:ascii="Arial" w:hAnsi="Arial" w:cs="Arial"/>
@@ -2559,16 +2312,7 @@
                 <w:sz w:val="22"/>
                 <w:szCs w:val="22"/>
               </w:rPr>
-              <w:t>{</w:t>
-            </w:r>
-            <w:proofErr w:type="spellStart"/>
-            <w:r>
-              <w:rPr>
-                <w:rFonts w:ascii="Arial" w:hAnsi="Arial" w:cs="Arial"/>
-                <w:sz w:val="22"/>
-                <w:szCs w:val="22"/>
-              </w:rPr>
-              <w:t>nilai_</w:t>
+              <w:t>{nilai_</w:t>
             </w:r>
             <w:r>
               <w:rPr>
@@ -2578,7 +2322,6 @@
               </w:rPr>
               <w:t>hps</w:t>
             </w:r>
-            <w:proofErr w:type="spellEnd"/>
             <w:r>
               <w:rPr>
                 <w:rFonts w:ascii="Arial" w:hAnsi="Arial" w:cs="Arial"/>
@@ -2607,16 +2350,7 @@
                 <w:sz w:val="22"/>
                 <w:szCs w:val="22"/>
               </w:rPr>
-              <w:t>({</w:t>
-            </w:r>
-            <w:proofErr w:type="spellStart"/>
-            <w:r>
-              <w:rPr>
-                <w:rFonts w:ascii="Arial" w:hAnsi="Arial" w:cs="Arial"/>
-                <w:sz w:val="22"/>
-                <w:szCs w:val="22"/>
-              </w:rPr>
-              <w:t>terbilang_</w:t>
+              <w:t>({terbilang_</w:t>
             </w:r>
             <w:r>
               <w:rPr>
@@ -2626,7 +2360,6 @@
               </w:rPr>
               <w:t>hps</w:t>
             </w:r>
-            <w:proofErr w:type="spellEnd"/>
             <w:r>
               <w:rPr>
                 <w:rFonts w:ascii="Arial" w:hAnsi="Arial" w:cs="Arial"/>
@@ -2749,7 +2482,6 @@
         </w:rPr>
         <w:t xml:space="preserve"> </w:t>
       </w:r>
-      <w:proofErr w:type="spellStart"/>
       <w:r>
         <w:rPr>
           <w:rFonts w:ascii="Arial" w:eastAsia="Arial" w:hAnsi="Arial" w:cs="Arial"/>
@@ -2761,7 +2493,6 @@
         </w:rPr>
         <w:t>Reviu</w:t>
       </w:r>
-      <w:proofErr w:type="spellEnd"/>
       <w:r>
         <w:rPr>
           <w:rFonts w:ascii="Arial" w:eastAsia="Arial" w:hAnsi="Arial" w:cs="Arial"/>
@@ -4687,25 +4418,7 @@
           <w:sz w:val="22"/>
           <w:szCs w:val="22"/>
         </w:rPr>
-        <w:t xml:space="preserve">Standar Operasional Prosedur Nomor 13/SOP.04/2024 tanggal 15 Juli 2024 tentang </w:t>
-      </w:r>
-      <w:proofErr w:type="spellStart"/>
-      <w:r>
-        <w:rPr>
-          <w:rFonts w:ascii="Arial" w:eastAsia="Arial" w:hAnsi="Arial" w:cs="Arial"/>
-          <w:sz w:val="22"/>
-          <w:szCs w:val="22"/>
-        </w:rPr>
-        <w:t>Reviu</w:t>
-      </w:r>
-      <w:proofErr w:type="spellEnd"/>
-      <w:r>
-        <w:rPr>
-          <w:rFonts w:ascii="Arial" w:eastAsia="Arial" w:hAnsi="Arial" w:cs="Arial"/>
-          <w:sz w:val="22"/>
-          <w:szCs w:val="22"/>
-        </w:rPr>
-        <w:t xml:space="preserve"> Dokumen Persiapan Pengadaan dan Penyiapan Dokumen Pemilihan;</w:t>
+        <w:t>Standar Operasional Prosedur Nomor 13/SOP.04/2024 tanggal 15 Juli 2024 tentang Reviu Dokumen Persiapan Pengadaan dan Penyiapan Dokumen Pemilihan;</w:t>
       </w:r>
     </w:p>
     <w:p>
@@ -5025,25 +4738,92 @@
           <w:sz w:val="22"/>
           <w:szCs w:val="22"/>
         </w:rPr>
+        <w:t>{nomor_sk_pokja}</w:t>
+      </w:r>
+      <w:r>
+        <w:rPr>
+          <w:rFonts w:ascii="Arial" w:eastAsia="Arial" w:hAnsi="Arial" w:cs="Arial"/>
+          <w:sz w:val="22"/>
+          <w:szCs w:val="22"/>
+        </w:rPr>
+        <w:t xml:space="preserve"> </w:t>
+      </w:r>
+      <w:r>
+        <w:rPr>
+          <w:rFonts w:ascii="Arial" w:eastAsia="Arial" w:hAnsi="Arial" w:cs="Arial"/>
+          <w:spacing w:val="-1"/>
+          <w:sz w:val="22"/>
+          <w:szCs w:val="22"/>
+        </w:rPr>
+        <w:t>t</w:t>
+      </w:r>
+      <w:r>
+        <w:rPr>
+          <w:rFonts w:ascii="Arial" w:eastAsia="Arial" w:hAnsi="Arial" w:cs="Arial"/>
+          <w:spacing w:val="2"/>
+          <w:sz w:val="22"/>
+          <w:szCs w:val="22"/>
+        </w:rPr>
+        <w:t>an</w:t>
+      </w:r>
+      <w:r>
+        <w:rPr>
+          <w:rFonts w:ascii="Arial" w:eastAsia="Arial" w:hAnsi="Arial" w:cs="Arial"/>
+          <w:spacing w:val="-2"/>
+          <w:sz w:val="22"/>
+          <w:szCs w:val="22"/>
+        </w:rPr>
+        <w:t>gg</w:t>
+      </w:r>
+      <w:r>
+        <w:rPr>
+          <w:rFonts w:ascii="Arial" w:eastAsia="Arial" w:hAnsi="Arial" w:cs="Arial"/>
+          <w:spacing w:val="2"/>
+          <w:sz w:val="22"/>
+          <w:szCs w:val="22"/>
+        </w:rPr>
+        <w:t>a</w:t>
+      </w:r>
+      <w:r>
+        <w:rPr>
+          <w:rFonts w:ascii="Arial" w:eastAsia="Arial" w:hAnsi="Arial" w:cs="Arial"/>
+          <w:sz w:val="22"/>
+          <w:szCs w:val="22"/>
+        </w:rPr>
+        <w:t>l</w:t>
+      </w:r>
+      <w:r>
+        <w:rPr>
+          <w:rFonts w:ascii="Arial" w:eastAsia="Arial" w:hAnsi="Arial" w:cs="Arial"/>
+          <w:spacing w:val="4"/>
+          <w:sz w:val="22"/>
+          <w:szCs w:val="22"/>
+        </w:rPr>
+        <w:t xml:space="preserve"> </w:t>
+      </w:r>
+      <w:r>
+        <w:rPr>
+          <w:rFonts w:ascii="Arial" w:eastAsia="Arial" w:hAnsi="Arial" w:cs="Arial"/>
+          <w:sz w:val="22"/>
+          <w:szCs w:val="22"/>
+        </w:rPr>
         <w:t>{</w:t>
       </w:r>
-      <w:proofErr w:type="spellStart"/>
-      <w:r>
-        <w:rPr>
-          <w:rFonts w:ascii="Arial" w:eastAsia="Arial" w:hAnsi="Arial" w:cs="Arial"/>
-          <w:sz w:val="22"/>
-          <w:szCs w:val="22"/>
-        </w:rPr>
-        <w:t>nomor_sk_pokja</w:t>
-      </w:r>
-      <w:proofErr w:type="spellEnd"/>
-      <w:r>
-        <w:rPr>
-          <w:rFonts w:ascii="Arial" w:eastAsia="Arial" w:hAnsi="Arial" w:cs="Arial"/>
-          <w:sz w:val="22"/>
-          <w:szCs w:val="22"/>
-        </w:rPr>
-        <w:t>}</w:t>
+      <w:r>
+        <w:rPr>
+          <w:rFonts w:ascii="Arial" w:eastAsia="Arial" w:hAnsi="Arial" w:cs="Arial"/>
+          <w:sz w:val="22"/>
+          <w:szCs w:val="22"/>
+        </w:rPr>
+        <w:t>tanggal</w:t>
+      </w:r>
+      <w:r>
+        <w:rPr>
+          <w:rFonts w:ascii="Arial" w:eastAsia="Arial" w:hAnsi="Arial" w:cs="Arial"/>
+          <w:sz w:val="22"/>
+          <w:szCs w:val="22"/>
+        </w:rPr>
+        <w:t>_sk_pokja}</w:t>
       </w:r>
       <w:r>
         <w:rPr>
@@ -5056,6 +4836,15 @@
       <w:r>
         <w:rPr>
           <w:rFonts w:ascii="Arial" w:eastAsia="Arial" w:hAnsi="Arial" w:cs="Arial"/>
+          <w:spacing w:val="-2"/>
+          <w:sz w:val="22"/>
+          <w:szCs w:val="22"/>
+        </w:rPr>
+        <w:t xml:space="preserve"> </w:t>
+      </w:r>
+      <w:r>
+        <w:rPr>
+          <w:rFonts w:ascii="Arial" w:eastAsia="Arial" w:hAnsi="Arial" w:cs="Arial"/>
           <w:spacing w:val="-1"/>
           <w:sz w:val="22"/>
           <w:szCs w:val="22"/>
@@ -5069,16 +4858,42 @@
           <w:sz w:val="22"/>
           <w:szCs w:val="22"/>
         </w:rPr>
+        <w:t>en</w:t>
+      </w:r>
+      <w:r>
+        <w:rPr>
+          <w:rFonts w:ascii="Arial" w:eastAsia="Arial" w:hAnsi="Arial" w:cs="Arial"/>
+          <w:spacing w:val="-6"/>
+          <w:sz w:val="22"/>
+          <w:szCs w:val="22"/>
+        </w:rPr>
+        <w:t>t</w:t>
+      </w:r>
+      <w:r>
+        <w:rPr>
+          <w:rFonts w:ascii="Arial" w:eastAsia="Arial" w:hAnsi="Arial" w:cs="Arial"/>
+          <w:spacing w:val="2"/>
+          <w:sz w:val="22"/>
+          <w:szCs w:val="22"/>
+        </w:rPr>
         <w:t>an</w:t>
       </w:r>
       <w:r>
         <w:rPr>
           <w:rFonts w:ascii="Arial" w:eastAsia="Arial" w:hAnsi="Arial" w:cs="Arial"/>
+          <w:sz w:val="22"/>
+          <w:szCs w:val="22"/>
+        </w:rPr>
+        <w:t xml:space="preserve">g </w:t>
+      </w:r>
+      <w:r>
+        <w:rPr>
+          <w:rFonts w:ascii="Arial" w:eastAsia="Arial" w:hAnsi="Arial" w:cs="Arial"/>
           <w:spacing w:val="-2"/>
           <w:sz w:val="22"/>
           <w:szCs w:val="22"/>
         </w:rPr>
-        <w:t>gg</w:t>
+        <w:t>P</w:t>
       </w:r>
       <w:r>
         <w:rPr>
@@ -5087,20 +4902,65 @@
           <w:sz w:val="22"/>
           <w:szCs w:val="22"/>
         </w:rPr>
+        <w:t>e</w:t>
+      </w:r>
+      <w:r>
+        <w:rPr>
+          <w:rFonts w:ascii="Arial" w:eastAsia="Arial" w:hAnsi="Arial" w:cs="Arial"/>
+          <w:spacing w:val="-2"/>
+          <w:sz w:val="22"/>
+          <w:szCs w:val="22"/>
+        </w:rPr>
+        <w:t>n</w:t>
+      </w:r>
+      <w:r>
+        <w:rPr>
+          <w:rFonts w:ascii="Arial" w:eastAsia="Arial" w:hAnsi="Arial" w:cs="Arial"/>
+          <w:spacing w:val="2"/>
+          <w:sz w:val="22"/>
+          <w:szCs w:val="22"/>
+        </w:rPr>
+        <w:t>e</w:t>
+      </w:r>
+      <w:r>
+        <w:rPr>
+          <w:rFonts w:ascii="Arial" w:eastAsia="Arial" w:hAnsi="Arial" w:cs="Arial"/>
+          <w:spacing w:val="-1"/>
+          <w:sz w:val="22"/>
+          <w:szCs w:val="22"/>
+        </w:rPr>
+        <w:t>t</w:t>
+      </w:r>
+      <w:r>
+        <w:rPr>
+          <w:rFonts w:ascii="Arial" w:eastAsia="Arial" w:hAnsi="Arial" w:cs="Arial"/>
+          <w:spacing w:val="2"/>
+          <w:sz w:val="22"/>
+          <w:szCs w:val="22"/>
+        </w:rPr>
         <w:t>a</w:t>
       </w:r>
       <w:r>
         <w:rPr>
           <w:rFonts w:ascii="Arial" w:eastAsia="Arial" w:hAnsi="Arial" w:cs="Arial"/>
-          <w:sz w:val="22"/>
-          <w:szCs w:val="22"/>
-        </w:rPr>
-        <w:t>l</w:t>
-      </w:r>
-      <w:r>
-        <w:rPr>
-          <w:rFonts w:ascii="Arial" w:eastAsia="Arial" w:hAnsi="Arial" w:cs="Arial"/>
-          <w:spacing w:val="4"/>
+          <w:spacing w:val="-2"/>
+          <w:sz w:val="22"/>
+          <w:szCs w:val="22"/>
+        </w:rPr>
+        <w:t>pa</w:t>
+      </w:r>
+      <w:r>
+        <w:rPr>
+          <w:rFonts w:ascii="Arial" w:eastAsia="Arial" w:hAnsi="Arial" w:cs="Arial"/>
+          <w:sz w:val="22"/>
+          <w:szCs w:val="22"/>
+        </w:rPr>
+        <w:t>n</w:t>
+      </w:r>
+      <w:r>
+        <w:rPr>
+          <w:rFonts w:ascii="Arial" w:eastAsia="Arial" w:hAnsi="Arial" w:cs="Arial"/>
+          <w:spacing w:val="3"/>
           <w:sz w:val="22"/>
           <w:szCs w:val="22"/>
         </w:rPr>
@@ -5109,40 +4969,33 @@
       <w:r>
         <w:rPr>
           <w:rFonts w:ascii="Arial" w:eastAsia="Arial" w:hAnsi="Arial" w:cs="Arial"/>
-          <w:sz w:val="22"/>
-          <w:szCs w:val="22"/>
-        </w:rPr>
-        <w:t>{</w:t>
-      </w:r>
-      <w:proofErr w:type="spellStart"/>
-      <w:r>
-        <w:rPr>
-          <w:rFonts w:ascii="Arial" w:eastAsia="Arial" w:hAnsi="Arial" w:cs="Arial"/>
-          <w:sz w:val="22"/>
-          <w:szCs w:val="22"/>
-        </w:rPr>
-        <w:t>tanggal</w:t>
-      </w:r>
-      <w:r>
-        <w:rPr>
-          <w:rFonts w:ascii="Arial" w:eastAsia="Arial" w:hAnsi="Arial" w:cs="Arial"/>
-          <w:sz w:val="22"/>
-          <w:szCs w:val="22"/>
-        </w:rPr>
-        <w:t>_sk_pokja</w:t>
-      </w:r>
-      <w:proofErr w:type="spellEnd"/>
-      <w:r>
-        <w:rPr>
-          <w:rFonts w:ascii="Arial" w:eastAsia="Arial" w:hAnsi="Arial" w:cs="Arial"/>
-          <w:sz w:val="22"/>
-          <w:szCs w:val="22"/>
-        </w:rPr>
-        <w:t>}</w:t>
-      </w:r>
-      <w:r>
-        <w:rPr>
-          <w:rFonts w:ascii="Arial" w:eastAsia="Arial" w:hAnsi="Arial" w:cs="Arial"/>
+          <w:spacing w:val="2"/>
+          <w:sz w:val="22"/>
+          <w:szCs w:val="22"/>
+        </w:rPr>
+        <w:t>d</w:t>
+      </w:r>
+      <w:r>
+        <w:rPr>
+          <w:rFonts w:ascii="Arial" w:eastAsia="Arial" w:hAnsi="Arial" w:cs="Arial"/>
+          <w:spacing w:val="-2"/>
+          <w:sz w:val="22"/>
+          <w:szCs w:val="22"/>
+        </w:rPr>
+        <w:t>a</w:t>
+      </w:r>
+      <w:r>
+        <w:rPr>
+          <w:rFonts w:ascii="Arial" w:eastAsia="Arial" w:hAnsi="Arial" w:cs="Arial"/>
+          <w:sz w:val="22"/>
+          <w:szCs w:val="22"/>
+        </w:rPr>
+        <w:t>n</w:t>
+      </w:r>
+      <w:r>
+        <w:rPr>
+          <w:rFonts w:ascii="Arial" w:eastAsia="Arial" w:hAnsi="Arial" w:cs="Arial"/>
+          <w:spacing w:val="3"/>
           <w:sz w:val="22"/>
           <w:szCs w:val="22"/>
         </w:rPr>
@@ -5151,73 +5004,82 @@
       <w:r>
         <w:rPr>
           <w:rFonts w:ascii="Arial" w:eastAsia="Arial" w:hAnsi="Arial" w:cs="Arial"/>
+          <w:spacing w:val="1"/>
+          <w:sz w:val="22"/>
+          <w:szCs w:val="22"/>
+        </w:rPr>
+        <w:t>P</w:t>
+      </w:r>
+      <w:r>
+        <w:rPr>
+          <w:rFonts w:ascii="Arial" w:eastAsia="Arial" w:hAnsi="Arial" w:cs="Arial"/>
+          <w:spacing w:val="2"/>
+          <w:sz w:val="22"/>
+          <w:szCs w:val="22"/>
+        </w:rPr>
+        <w:t>enu</w:t>
+      </w:r>
+      <w:r>
+        <w:rPr>
+          <w:rFonts w:ascii="Arial" w:eastAsia="Arial" w:hAnsi="Arial" w:cs="Arial"/>
           <w:spacing w:val="-2"/>
           <w:sz w:val="22"/>
           <w:szCs w:val="22"/>
         </w:rPr>
+        <w:t>g</w:t>
+      </w:r>
+      <w:r>
+        <w:rPr>
+          <w:rFonts w:ascii="Arial" w:eastAsia="Arial" w:hAnsi="Arial" w:cs="Arial"/>
+          <w:spacing w:val="2"/>
+          <w:sz w:val="22"/>
+          <w:szCs w:val="22"/>
+        </w:rPr>
+        <w:t>a</w:t>
+      </w:r>
+      <w:r>
+        <w:rPr>
+          <w:rFonts w:ascii="Arial" w:eastAsia="Arial" w:hAnsi="Arial" w:cs="Arial"/>
+          <w:spacing w:val="-5"/>
+          <w:sz w:val="22"/>
+          <w:szCs w:val="22"/>
+        </w:rPr>
+        <w:t>s</w:t>
+      </w:r>
+      <w:r>
+        <w:rPr>
+          <w:rFonts w:ascii="Arial" w:eastAsia="Arial" w:hAnsi="Arial" w:cs="Arial"/>
+          <w:spacing w:val="2"/>
+          <w:sz w:val="22"/>
+          <w:szCs w:val="22"/>
+        </w:rPr>
+        <w:t>a</w:t>
+      </w:r>
+      <w:r>
+        <w:rPr>
+          <w:rFonts w:ascii="Arial" w:eastAsia="Arial" w:hAnsi="Arial" w:cs="Arial"/>
+          <w:sz w:val="22"/>
+          <w:szCs w:val="22"/>
+        </w:rPr>
+        <w:t>n</w:t>
+      </w:r>
+      <w:r>
+        <w:rPr>
+          <w:rFonts w:ascii="Arial" w:eastAsia="Arial" w:hAnsi="Arial" w:cs="Arial"/>
+          <w:spacing w:val="3"/>
+          <w:sz w:val="22"/>
+          <w:szCs w:val="22"/>
+        </w:rPr>
         <w:t xml:space="preserve"> </w:t>
       </w:r>
       <w:r>
         <w:rPr>
           <w:rFonts w:ascii="Arial" w:eastAsia="Arial" w:hAnsi="Arial" w:cs="Arial"/>
-          <w:spacing w:val="-1"/>
-          <w:sz w:val="22"/>
-          <w:szCs w:val="22"/>
-        </w:rPr>
-        <w:t>t</w:t>
-      </w:r>
-      <w:r>
-        <w:rPr>
-          <w:rFonts w:ascii="Arial" w:eastAsia="Arial" w:hAnsi="Arial" w:cs="Arial"/>
-          <w:spacing w:val="2"/>
-          <w:sz w:val="22"/>
-          <w:szCs w:val="22"/>
-        </w:rPr>
-        <w:t>en</w:t>
-      </w:r>
-      <w:r>
-        <w:rPr>
-          <w:rFonts w:ascii="Arial" w:eastAsia="Arial" w:hAnsi="Arial" w:cs="Arial"/>
-          <w:spacing w:val="-6"/>
-          <w:sz w:val="22"/>
-          <w:szCs w:val="22"/>
-        </w:rPr>
-        <w:t>t</w:t>
-      </w:r>
-      <w:r>
-        <w:rPr>
-          <w:rFonts w:ascii="Arial" w:eastAsia="Arial" w:hAnsi="Arial" w:cs="Arial"/>
-          <w:spacing w:val="2"/>
-          <w:sz w:val="22"/>
-          <w:szCs w:val="22"/>
-        </w:rPr>
-        <w:t>an</w:t>
-      </w:r>
-      <w:r>
-        <w:rPr>
-          <w:rFonts w:ascii="Arial" w:eastAsia="Arial" w:hAnsi="Arial" w:cs="Arial"/>
-          <w:sz w:val="22"/>
-          <w:szCs w:val="22"/>
-        </w:rPr>
-        <w:t xml:space="preserve">g </w:t>
-      </w:r>
-      <w:r>
-        <w:rPr>
-          <w:rFonts w:ascii="Arial" w:eastAsia="Arial" w:hAnsi="Arial" w:cs="Arial"/>
           <w:spacing w:val="-2"/>
           <w:sz w:val="22"/>
           <w:szCs w:val="22"/>
         </w:rPr>
-        <w:t>P</w:t>
-      </w:r>
-      <w:r>
-        <w:rPr>
-          <w:rFonts w:ascii="Arial" w:eastAsia="Arial" w:hAnsi="Arial" w:cs="Arial"/>
-          <w:spacing w:val="2"/>
-          <w:sz w:val="22"/>
-          <w:szCs w:val="22"/>
-        </w:rPr>
-        <w:t>e</w:t>
+        <w:t xml:space="preserve">Kelompok Kerja Pemilihan </w:t>
       </w:r>
       <w:r>
         <w:rPr>
@@ -5226,34 +5088,7 @@
           <w:sz w:val="22"/>
           <w:szCs w:val="22"/>
         </w:rPr>
-        <w:t>n</w:t>
-      </w:r>
-      <w:r>
-        <w:rPr>
-          <w:rFonts w:ascii="Arial" w:eastAsia="Arial" w:hAnsi="Arial" w:cs="Arial"/>
-          <w:spacing w:val="2"/>
-          <w:sz w:val="22"/>
-          <w:szCs w:val="22"/>
-        </w:rPr>
-        <w:t>e</w:t>
-      </w:r>
-      <w:r>
-        <w:rPr>
-          <w:rFonts w:ascii="Arial" w:eastAsia="Arial" w:hAnsi="Arial" w:cs="Arial"/>
-          <w:spacing w:val="-1"/>
-          <w:sz w:val="22"/>
-          <w:szCs w:val="22"/>
-        </w:rPr>
-        <w:t>t</w:t>
-      </w:r>
-      <w:r>
-        <w:rPr>
-          <w:rFonts w:ascii="Arial" w:eastAsia="Arial" w:hAnsi="Arial" w:cs="Arial"/>
-          <w:spacing w:val="2"/>
-          <w:sz w:val="22"/>
-          <w:szCs w:val="22"/>
-        </w:rPr>
-        <w:t>a</w:t>
+        <w:t>{kode_pokja}</w:t>
       </w:r>
       <w:r>
         <w:rPr>
@@ -5262,33 +5097,7 @@
           <w:sz w:val="22"/>
           <w:szCs w:val="22"/>
         </w:rPr>
-        <w:t>pa</w:t>
-      </w:r>
-      <w:r>
-        <w:rPr>
-          <w:rFonts w:ascii="Arial" w:eastAsia="Arial" w:hAnsi="Arial" w:cs="Arial"/>
-          <w:sz w:val="22"/>
-          <w:szCs w:val="22"/>
-        </w:rPr>
-        <w:t>n</w:t>
-      </w:r>
-      <w:r>
-        <w:rPr>
-          <w:rFonts w:ascii="Arial" w:eastAsia="Arial" w:hAnsi="Arial" w:cs="Arial"/>
-          <w:spacing w:val="3"/>
-          <w:sz w:val="22"/>
-          <w:szCs w:val="22"/>
-        </w:rPr>
-        <w:t xml:space="preserve"> </w:t>
-      </w:r>
-      <w:r>
-        <w:rPr>
-          <w:rFonts w:ascii="Arial" w:eastAsia="Arial" w:hAnsi="Arial" w:cs="Arial"/>
-          <w:spacing w:val="2"/>
-          <w:sz w:val="22"/>
-          <w:szCs w:val="22"/>
-        </w:rPr>
-        <w:t>d</w:t>
+        <w:t xml:space="preserve"> BP2JK Wilayah Kalimantan Selatan Kementerian Pekerjaan Umum Tahun Anggaran </w:t>
       </w:r>
       <w:r>
         <w:rPr>
@@ -5297,171 +5106,7 @@
           <w:sz w:val="22"/>
           <w:szCs w:val="22"/>
         </w:rPr>
-        <w:t>a</w:t>
-      </w:r>
-      <w:r>
-        <w:rPr>
-          <w:rFonts w:ascii="Arial" w:eastAsia="Arial" w:hAnsi="Arial" w:cs="Arial"/>
-          <w:sz w:val="22"/>
-          <w:szCs w:val="22"/>
-        </w:rPr>
-        <w:t>n</w:t>
-      </w:r>
-      <w:r>
-        <w:rPr>
-          <w:rFonts w:ascii="Arial" w:eastAsia="Arial" w:hAnsi="Arial" w:cs="Arial"/>
-          <w:spacing w:val="3"/>
-          <w:sz w:val="22"/>
-          <w:szCs w:val="22"/>
-        </w:rPr>
-        <w:t xml:space="preserve"> </w:t>
-      </w:r>
-      <w:r>
-        <w:rPr>
-          <w:rFonts w:ascii="Arial" w:eastAsia="Arial" w:hAnsi="Arial" w:cs="Arial"/>
-          <w:spacing w:val="1"/>
-          <w:sz w:val="22"/>
-          <w:szCs w:val="22"/>
-        </w:rPr>
-        <w:t>P</w:t>
-      </w:r>
-      <w:r>
-        <w:rPr>
-          <w:rFonts w:ascii="Arial" w:eastAsia="Arial" w:hAnsi="Arial" w:cs="Arial"/>
-          <w:spacing w:val="2"/>
-          <w:sz w:val="22"/>
-          <w:szCs w:val="22"/>
-        </w:rPr>
-        <w:t>enu</w:t>
-      </w:r>
-      <w:r>
-        <w:rPr>
-          <w:rFonts w:ascii="Arial" w:eastAsia="Arial" w:hAnsi="Arial" w:cs="Arial"/>
-          <w:spacing w:val="-2"/>
-          <w:sz w:val="22"/>
-          <w:szCs w:val="22"/>
-        </w:rPr>
-        <w:t>g</w:t>
-      </w:r>
-      <w:r>
-        <w:rPr>
-          <w:rFonts w:ascii="Arial" w:eastAsia="Arial" w:hAnsi="Arial" w:cs="Arial"/>
-          <w:spacing w:val="2"/>
-          <w:sz w:val="22"/>
-          <w:szCs w:val="22"/>
-        </w:rPr>
-        <w:t>a</w:t>
-      </w:r>
-      <w:r>
-        <w:rPr>
-          <w:rFonts w:ascii="Arial" w:eastAsia="Arial" w:hAnsi="Arial" w:cs="Arial"/>
-          <w:spacing w:val="-5"/>
-          <w:sz w:val="22"/>
-          <w:szCs w:val="22"/>
-        </w:rPr>
-        <w:t>s</w:t>
-      </w:r>
-      <w:r>
-        <w:rPr>
-          <w:rFonts w:ascii="Arial" w:eastAsia="Arial" w:hAnsi="Arial" w:cs="Arial"/>
-          <w:spacing w:val="2"/>
-          <w:sz w:val="22"/>
-          <w:szCs w:val="22"/>
-        </w:rPr>
-        <w:t>a</w:t>
-      </w:r>
-      <w:r>
-        <w:rPr>
-          <w:rFonts w:ascii="Arial" w:eastAsia="Arial" w:hAnsi="Arial" w:cs="Arial"/>
-          <w:sz w:val="22"/>
-          <w:szCs w:val="22"/>
-        </w:rPr>
-        <w:t>n</w:t>
-      </w:r>
-      <w:r>
-        <w:rPr>
-          <w:rFonts w:ascii="Arial" w:eastAsia="Arial" w:hAnsi="Arial" w:cs="Arial"/>
-          <w:spacing w:val="3"/>
-          <w:sz w:val="22"/>
-          <w:szCs w:val="22"/>
-        </w:rPr>
-        <w:t xml:space="preserve"> </w:t>
-      </w:r>
-      <w:r>
-        <w:rPr>
-          <w:rFonts w:ascii="Arial" w:eastAsia="Arial" w:hAnsi="Arial" w:cs="Arial"/>
-          <w:spacing w:val="-2"/>
-          <w:sz w:val="22"/>
-          <w:szCs w:val="22"/>
-        </w:rPr>
-        <w:t xml:space="preserve">Kelompok Kerja Pemilihan </w:t>
-      </w:r>
-      <w:r>
-        <w:rPr>
-          <w:rFonts w:ascii="Arial" w:eastAsia="Arial" w:hAnsi="Arial" w:cs="Arial"/>
-          <w:spacing w:val="-2"/>
-          <w:sz w:val="22"/>
-          <w:szCs w:val="22"/>
-        </w:rPr>
-        <w:t>{</w:t>
-      </w:r>
-      <w:proofErr w:type="spellStart"/>
-      <w:r>
-        <w:rPr>
-          <w:rFonts w:ascii="Arial" w:eastAsia="Arial" w:hAnsi="Arial" w:cs="Arial"/>
-          <w:spacing w:val="-2"/>
-          <w:sz w:val="22"/>
-          <w:szCs w:val="22"/>
-        </w:rPr>
-        <w:t>kode_pokja</w:t>
-      </w:r>
-      <w:proofErr w:type="spellEnd"/>
-      <w:r>
-        <w:rPr>
-          <w:rFonts w:ascii="Arial" w:eastAsia="Arial" w:hAnsi="Arial" w:cs="Arial"/>
-          <w:spacing w:val="-2"/>
-          <w:sz w:val="22"/>
-          <w:szCs w:val="22"/>
-        </w:rPr>
-        <w:t>}</w:t>
-      </w:r>
-      <w:r>
-        <w:rPr>
-          <w:rFonts w:ascii="Arial" w:eastAsia="Arial" w:hAnsi="Arial" w:cs="Arial"/>
-          <w:spacing w:val="-2"/>
-          <w:sz w:val="22"/>
-          <w:szCs w:val="22"/>
-        </w:rPr>
-        <w:t xml:space="preserve"> BP2JK Wilayah Kalimantan Selatan Kementerian Pekerjaan Umum Tahun Anggaran </w:t>
-      </w:r>
-      <w:r>
-        <w:rPr>
-          <w:rFonts w:ascii="Arial" w:eastAsia="Arial" w:hAnsi="Arial" w:cs="Arial"/>
-          <w:spacing w:val="-2"/>
-          <w:sz w:val="22"/>
-          <w:szCs w:val="22"/>
-        </w:rPr>
-        <w:t>{</w:t>
-      </w:r>
-      <w:proofErr w:type="spellStart"/>
-      <w:r>
-        <w:rPr>
-          <w:rFonts w:ascii="Arial" w:eastAsia="Arial" w:hAnsi="Arial" w:cs="Arial"/>
-          <w:spacing w:val="-2"/>
-          <w:sz w:val="22"/>
-          <w:szCs w:val="22"/>
-        </w:rPr>
-        <w:t>tahun_anggaran</w:t>
-      </w:r>
-      <w:proofErr w:type="spellEnd"/>
-      <w:r>
-        <w:rPr>
-          <w:rFonts w:ascii="Arial" w:eastAsia="Arial" w:hAnsi="Arial" w:cs="Arial"/>
-          <w:spacing w:val="-2"/>
-          <w:sz w:val="22"/>
-          <w:szCs w:val="22"/>
-        </w:rPr>
-        <w:t>}</w:t>
+        <w:t>{tahun_anggaran}</w:t>
       </w:r>
       <w:r>
         <w:rPr>
@@ -5723,16 +5368,108 @@
           <w:sz w:val="22"/>
           <w:szCs w:val="22"/>
         </w:rPr>
+        <w:t>{nomor_sk_</w:t>
+      </w:r>
+      <w:r>
+        <w:rPr>
+          <w:rFonts w:ascii="Arial" w:eastAsia="Arial" w:hAnsi="Arial" w:cs="Arial"/>
+          <w:sz w:val="22"/>
+          <w:szCs w:val="22"/>
+        </w:rPr>
+        <w:t>timlak</w:t>
+      </w:r>
+      <w:r>
+        <w:rPr>
+          <w:rFonts w:ascii="Arial" w:eastAsia="Arial" w:hAnsi="Arial" w:cs="Arial"/>
+          <w:sz w:val="22"/>
+          <w:szCs w:val="22"/>
+        </w:rPr>
+        <w:t>}</w:t>
+      </w:r>
+      <w:r>
+        <w:rPr>
+          <w:rFonts w:ascii="Arial" w:eastAsia="Arial" w:hAnsi="Arial" w:cs="Arial"/>
+          <w:sz w:val="22"/>
+          <w:szCs w:val="22"/>
+        </w:rPr>
+        <w:t xml:space="preserve"> </w:t>
+      </w:r>
+      <w:r>
+        <w:rPr>
+          <w:rFonts w:ascii="Arial" w:eastAsia="Arial" w:hAnsi="Arial" w:cs="Arial"/>
+          <w:spacing w:val="-1"/>
+          <w:sz w:val="22"/>
+          <w:szCs w:val="22"/>
+        </w:rPr>
+        <w:t>t</w:t>
+      </w:r>
+      <w:r>
+        <w:rPr>
+          <w:rFonts w:ascii="Arial" w:eastAsia="Arial" w:hAnsi="Arial" w:cs="Arial"/>
+          <w:spacing w:val="2"/>
+          <w:sz w:val="22"/>
+          <w:szCs w:val="22"/>
+        </w:rPr>
+        <w:t>an</w:t>
+      </w:r>
+      <w:r>
+        <w:rPr>
+          <w:rFonts w:ascii="Arial" w:eastAsia="Arial" w:hAnsi="Arial" w:cs="Arial"/>
+          <w:spacing w:val="-2"/>
+          <w:sz w:val="22"/>
+          <w:szCs w:val="22"/>
+        </w:rPr>
+        <w:t>gg</w:t>
+      </w:r>
+      <w:r>
+        <w:rPr>
+          <w:rFonts w:ascii="Arial" w:eastAsia="Arial" w:hAnsi="Arial" w:cs="Arial"/>
+          <w:spacing w:val="2"/>
+          <w:sz w:val="22"/>
+          <w:szCs w:val="22"/>
+        </w:rPr>
+        <w:t>a</w:t>
+      </w:r>
+      <w:r>
+        <w:rPr>
+          <w:rFonts w:ascii="Arial" w:eastAsia="Arial" w:hAnsi="Arial" w:cs="Arial"/>
+          <w:sz w:val="22"/>
+          <w:szCs w:val="22"/>
+        </w:rPr>
+        <w:t>l</w:t>
+      </w:r>
+      <w:r>
+        <w:rPr>
+          <w:rFonts w:ascii="Arial" w:eastAsia="Arial" w:hAnsi="Arial" w:cs="Arial"/>
+          <w:spacing w:val="4"/>
+          <w:sz w:val="22"/>
+          <w:szCs w:val="22"/>
+        </w:rPr>
+        <w:t xml:space="preserve"> </w:t>
+      </w:r>
+      <w:r>
+        <w:rPr>
+          <w:rFonts w:ascii="Arial" w:eastAsia="Arial" w:hAnsi="Arial" w:cs="Arial"/>
+          <w:sz w:val="22"/>
+          <w:szCs w:val="22"/>
+        </w:rPr>
         <w:t>{</w:t>
       </w:r>
-      <w:proofErr w:type="spellStart"/>
-      <w:r>
-        <w:rPr>
-          <w:rFonts w:ascii="Arial" w:eastAsia="Arial" w:hAnsi="Arial" w:cs="Arial"/>
-          <w:sz w:val="22"/>
-          <w:szCs w:val="22"/>
-        </w:rPr>
-        <w:t>nomor_sk_</w:t>
+      <w:r>
+        <w:rPr>
+          <w:rFonts w:ascii="Arial" w:eastAsia="Arial" w:hAnsi="Arial" w:cs="Arial"/>
+          <w:sz w:val="22"/>
+          <w:szCs w:val="22"/>
+        </w:rPr>
+        <w:t>tanggal</w:t>
+      </w:r>
+      <w:r>
+        <w:rPr>
+          <w:rFonts w:ascii="Arial" w:eastAsia="Arial" w:hAnsi="Arial" w:cs="Arial"/>
+          <w:sz w:val="22"/>
+          <w:szCs w:val="22"/>
+        </w:rPr>
+        <w:t>_sk_</w:t>
       </w:r>
       <w:r>
         <w:rPr>
@@ -5742,7 +5479,6 @@
         </w:rPr>
         <w:t>timlak</w:t>
       </w:r>
-      <w:proofErr w:type="spellEnd"/>
       <w:r>
         <w:rPr>
           <w:rFonts w:ascii="Arial" w:eastAsia="Arial" w:hAnsi="Arial" w:cs="Arial"/>
@@ -5775,16 +5511,42 @@
           <w:sz w:val="22"/>
           <w:szCs w:val="22"/>
         </w:rPr>
+        <w:t>en</w:t>
+      </w:r>
+      <w:r>
+        <w:rPr>
+          <w:rFonts w:ascii="Arial" w:eastAsia="Arial" w:hAnsi="Arial" w:cs="Arial"/>
+          <w:spacing w:val="-6"/>
+          <w:sz w:val="22"/>
+          <w:szCs w:val="22"/>
+        </w:rPr>
+        <w:t>t</w:t>
+      </w:r>
+      <w:r>
+        <w:rPr>
+          <w:rFonts w:ascii="Arial" w:eastAsia="Arial" w:hAnsi="Arial" w:cs="Arial"/>
+          <w:spacing w:val="2"/>
+          <w:sz w:val="22"/>
+          <w:szCs w:val="22"/>
+        </w:rPr>
         <w:t>an</w:t>
       </w:r>
       <w:r>
         <w:rPr>
           <w:rFonts w:ascii="Arial" w:eastAsia="Arial" w:hAnsi="Arial" w:cs="Arial"/>
+          <w:sz w:val="22"/>
+          <w:szCs w:val="22"/>
+        </w:rPr>
+        <w:t xml:space="preserve">g </w:t>
+      </w:r>
+      <w:r>
+        <w:rPr>
+          <w:rFonts w:ascii="Arial" w:eastAsia="Arial" w:hAnsi="Arial" w:cs="Arial"/>
           <w:spacing w:val="-2"/>
           <w:sz w:val="22"/>
           <w:szCs w:val="22"/>
         </w:rPr>
-        <w:t>gg</w:t>
+        <w:t>P</w:t>
       </w:r>
       <w:r>
         <w:rPr>
@@ -5793,62 +5555,92 @@
           <w:sz w:val="22"/>
           <w:szCs w:val="22"/>
         </w:rPr>
+        <w:t>e</w:t>
+      </w:r>
+      <w:r>
+        <w:rPr>
+          <w:rFonts w:ascii="Arial" w:eastAsia="Arial" w:hAnsi="Arial" w:cs="Arial"/>
+          <w:spacing w:val="-2"/>
+          <w:sz w:val="22"/>
+          <w:szCs w:val="22"/>
+        </w:rPr>
+        <w:t>n</w:t>
+      </w:r>
+      <w:r>
+        <w:rPr>
+          <w:rFonts w:ascii="Arial" w:eastAsia="Arial" w:hAnsi="Arial" w:cs="Arial"/>
+          <w:spacing w:val="2"/>
+          <w:sz w:val="22"/>
+          <w:szCs w:val="22"/>
+        </w:rPr>
+        <w:t>e</w:t>
+      </w:r>
+      <w:r>
+        <w:rPr>
+          <w:rFonts w:ascii="Arial" w:eastAsia="Arial" w:hAnsi="Arial" w:cs="Arial"/>
+          <w:spacing w:val="-1"/>
+          <w:sz w:val="22"/>
+          <w:szCs w:val="22"/>
+        </w:rPr>
+        <w:t>t</w:t>
+      </w:r>
+      <w:r>
+        <w:rPr>
+          <w:rFonts w:ascii="Arial" w:eastAsia="Arial" w:hAnsi="Arial" w:cs="Arial"/>
+          <w:spacing w:val="2"/>
+          <w:sz w:val="22"/>
+          <w:szCs w:val="22"/>
+        </w:rPr>
         <w:t>a</w:t>
       </w:r>
       <w:r>
         <w:rPr>
           <w:rFonts w:ascii="Arial" w:eastAsia="Arial" w:hAnsi="Arial" w:cs="Arial"/>
-          <w:sz w:val="22"/>
-          <w:szCs w:val="22"/>
-        </w:rPr>
-        <w:t>l</w:t>
-      </w:r>
-      <w:r>
-        <w:rPr>
-          <w:rFonts w:ascii="Arial" w:eastAsia="Arial" w:hAnsi="Arial" w:cs="Arial"/>
-          <w:spacing w:val="4"/>
-          <w:sz w:val="22"/>
-          <w:szCs w:val="22"/>
-        </w:rPr>
-        <w:t xml:space="preserve"> </w:t>
-      </w:r>
-      <w:r>
-        <w:rPr>
-          <w:rFonts w:ascii="Arial" w:eastAsia="Arial" w:hAnsi="Arial" w:cs="Arial"/>
-          <w:sz w:val="22"/>
-          <w:szCs w:val="22"/>
-        </w:rPr>
-        <w:t>{</w:t>
-      </w:r>
-      <w:proofErr w:type="spellStart"/>
-      <w:r>
-        <w:rPr>
-          <w:rFonts w:ascii="Arial" w:eastAsia="Arial" w:hAnsi="Arial" w:cs="Arial"/>
-          <w:sz w:val="22"/>
-          <w:szCs w:val="22"/>
-        </w:rPr>
-        <w:t>tanggal</w:t>
-      </w:r>
-      <w:r>
-        <w:rPr>
-          <w:rFonts w:ascii="Arial" w:eastAsia="Arial" w:hAnsi="Arial" w:cs="Arial"/>
-          <w:sz w:val="22"/>
-          <w:szCs w:val="22"/>
-        </w:rPr>
-        <w:t>_sk_</w:t>
-      </w:r>
-      <w:r>
-        <w:rPr>
-          <w:rFonts w:ascii="Arial" w:eastAsia="Arial" w:hAnsi="Arial" w:cs="Arial"/>
-          <w:sz w:val="22"/>
-          <w:szCs w:val="22"/>
-        </w:rPr>
-        <w:t>timlak</w:t>
-      </w:r>
-      <w:proofErr w:type="spellEnd"/>
-      <w:r>
-        <w:rPr>
-          <w:rFonts w:ascii="Arial" w:eastAsia="Arial" w:hAnsi="Arial" w:cs="Arial"/>
+          <w:spacing w:val="-2"/>
+          <w:sz w:val="22"/>
+          <w:szCs w:val="22"/>
+        </w:rPr>
+        <w:t>pa</w:t>
+      </w:r>
+      <w:r>
+        <w:rPr>
+          <w:rFonts w:ascii="Arial" w:eastAsia="Arial" w:hAnsi="Arial" w:cs="Arial"/>
+          <w:sz w:val="22"/>
+          <w:szCs w:val="22"/>
+        </w:rPr>
+        <w:t>n</w:t>
+      </w:r>
+      <w:r>
+        <w:rPr>
+          <w:rFonts w:ascii="Arial" w:eastAsia="Arial" w:hAnsi="Arial" w:cs="Arial"/>
+          <w:spacing w:val="3"/>
+          <w:sz w:val="22"/>
+          <w:szCs w:val="22"/>
+        </w:rPr>
+        <w:t xml:space="preserve"> Tim Pelaksana </w:t>
+      </w:r>
+      <w:r>
+        <w:rPr>
+          <w:rFonts w:ascii="Arial" w:eastAsia="Arial" w:hAnsi="Arial" w:cs="Arial"/>
+          <w:spacing w:val="3"/>
+          <w:sz w:val="22"/>
+          <w:szCs w:val="22"/>
+        </w:rPr>
+        <w:t>{kode_pok</w:t>
+      </w:r>
+      <w:r>
+        <w:rPr>
+          <w:rFonts w:ascii="Arial" w:eastAsia="Arial" w:hAnsi="Arial" w:cs="Arial"/>
+          <w:spacing w:val="3"/>
+          <w:sz w:val="22"/>
+          <w:szCs w:val="22"/>
+        </w:rPr>
+        <w:t>ja</w:t>
+      </w:r>
+      <w:r>
+        <w:rPr>
+          <w:rFonts w:ascii="Arial" w:eastAsia="Arial" w:hAnsi="Arial" w:cs="Arial"/>
+          <w:spacing w:val="3"/>
           <w:sz w:val="22"/>
           <w:szCs w:val="22"/>
         </w:rPr>
@@ -5857,54 +5649,11 @@
       <w:r>
         <w:rPr>
           <w:rFonts w:ascii="Arial" w:eastAsia="Arial" w:hAnsi="Arial" w:cs="Arial"/>
-          <w:sz w:val="22"/>
-          <w:szCs w:val="22"/>
-        </w:rPr>
-        <w:t xml:space="preserve"> </w:t>
-      </w:r>
-      <w:r>
-        <w:rPr>
-          <w:rFonts w:ascii="Arial" w:eastAsia="Arial" w:hAnsi="Arial" w:cs="Arial"/>
-          <w:spacing w:val="-1"/>
-          <w:sz w:val="22"/>
-          <w:szCs w:val="22"/>
-        </w:rPr>
-        <w:t>t</w:t>
-      </w:r>
-      <w:r>
-        <w:rPr>
-          <w:rFonts w:ascii="Arial" w:eastAsia="Arial" w:hAnsi="Arial" w:cs="Arial"/>
-          <w:spacing w:val="2"/>
-          <w:sz w:val="22"/>
-          <w:szCs w:val="22"/>
-        </w:rPr>
-        <w:t>en</w:t>
-      </w:r>
-      <w:r>
-        <w:rPr>
-          <w:rFonts w:ascii="Arial" w:eastAsia="Arial" w:hAnsi="Arial" w:cs="Arial"/>
-          <w:spacing w:val="-6"/>
-          <w:sz w:val="22"/>
-          <w:szCs w:val="22"/>
-        </w:rPr>
-        <w:t>t</w:t>
-      </w:r>
-      <w:r>
-        <w:rPr>
-          <w:rFonts w:ascii="Arial" w:eastAsia="Arial" w:hAnsi="Arial" w:cs="Arial"/>
-          <w:spacing w:val="2"/>
-          <w:sz w:val="22"/>
-          <w:szCs w:val="22"/>
-        </w:rPr>
-        <w:t>an</w:t>
-      </w:r>
-      <w:r>
-        <w:rPr>
-          <w:rFonts w:ascii="Arial" w:eastAsia="Arial" w:hAnsi="Arial" w:cs="Arial"/>
-          <w:sz w:val="22"/>
-          <w:szCs w:val="22"/>
-        </w:rPr>
-        <w:t xml:space="preserve">g </w:t>
+          <w:spacing w:val="3"/>
+          <w:sz w:val="22"/>
+          <w:szCs w:val="22"/>
+        </w:rPr>
+        <w:t xml:space="preserve"> BP2JK Wilayah </w:t>
       </w:r>
       <w:r>
         <w:rPr>
@@ -5913,16 +5662,7 @@
           <w:sz w:val="22"/>
           <w:szCs w:val="22"/>
         </w:rPr>
-        <w:t>P</w:t>
-      </w:r>
-      <w:r>
-        <w:rPr>
-          <w:rFonts w:ascii="Arial" w:eastAsia="Arial" w:hAnsi="Arial" w:cs="Arial"/>
-          <w:spacing w:val="2"/>
-          <w:sz w:val="22"/>
-          <w:szCs w:val="22"/>
-        </w:rPr>
-        <w:t>e</w:t>
+        <w:t xml:space="preserve">Wilayah Kalimantan Selatan Kementerian Pekerjaan Umum Tahun Anggaran </w:t>
       </w:r>
       <w:r>
         <w:rPr>
@@ -5931,156 +5671,7 @@
           <w:sz w:val="22"/>
           <w:szCs w:val="22"/>
         </w:rPr>
-        <w:t>n</w:t>
-      </w:r>
-      <w:r>
-        <w:rPr>
-          <w:rFonts w:ascii="Arial" w:eastAsia="Arial" w:hAnsi="Arial" w:cs="Arial"/>
-          <w:spacing w:val="2"/>
-          <w:sz w:val="22"/>
-          <w:szCs w:val="22"/>
-        </w:rPr>
-        <w:t>e</w:t>
-      </w:r>
-      <w:r>
-        <w:rPr>
-          <w:rFonts w:ascii="Arial" w:eastAsia="Arial" w:hAnsi="Arial" w:cs="Arial"/>
-          <w:spacing w:val="-1"/>
-          <w:sz w:val="22"/>
-          <w:szCs w:val="22"/>
-        </w:rPr>
-        <w:t>t</w:t>
-      </w:r>
-      <w:r>
-        <w:rPr>
-          <w:rFonts w:ascii="Arial" w:eastAsia="Arial" w:hAnsi="Arial" w:cs="Arial"/>
-          <w:spacing w:val="2"/>
-          <w:sz w:val="22"/>
-          <w:szCs w:val="22"/>
-        </w:rPr>
-        <w:t>a</w:t>
-      </w:r>
-      <w:r>
-        <w:rPr>
-          <w:rFonts w:ascii="Arial" w:eastAsia="Arial" w:hAnsi="Arial" w:cs="Arial"/>
-          <w:spacing w:val="-2"/>
-          <w:sz w:val="22"/>
-          <w:szCs w:val="22"/>
-        </w:rPr>
-        <w:t>pa</w:t>
-      </w:r>
-      <w:r>
-        <w:rPr>
-          <w:rFonts w:ascii="Arial" w:eastAsia="Arial" w:hAnsi="Arial" w:cs="Arial"/>
-          <w:sz w:val="22"/>
-          <w:szCs w:val="22"/>
-        </w:rPr>
-        <w:t>n</w:t>
-      </w:r>
-      <w:r>
-        <w:rPr>
-          <w:rFonts w:ascii="Arial" w:eastAsia="Arial" w:hAnsi="Arial" w:cs="Arial"/>
-          <w:spacing w:val="3"/>
-          <w:sz w:val="22"/>
-          <w:szCs w:val="22"/>
-        </w:rPr>
-        <w:t xml:space="preserve"> Tim Pelaksana </w:t>
-      </w:r>
-      <w:r>
-        <w:rPr>
-          <w:rFonts w:ascii="Arial" w:eastAsia="Arial" w:hAnsi="Arial" w:cs="Arial"/>
-          <w:spacing w:val="3"/>
-          <w:sz w:val="22"/>
-          <w:szCs w:val="22"/>
-        </w:rPr>
-        <w:t>{</w:t>
-      </w:r>
-      <w:proofErr w:type="spellStart"/>
-      <w:r>
-        <w:rPr>
-          <w:rFonts w:ascii="Arial" w:eastAsia="Arial" w:hAnsi="Arial" w:cs="Arial"/>
-          <w:spacing w:val="3"/>
-          <w:sz w:val="22"/>
-          <w:szCs w:val="22"/>
-        </w:rPr>
-        <w:t>kode_pok</w:t>
-      </w:r>
-      <w:r>
-        <w:rPr>
-          <w:rFonts w:ascii="Arial" w:eastAsia="Arial" w:hAnsi="Arial" w:cs="Arial"/>
-          <w:spacing w:val="3"/>
-          <w:sz w:val="22"/>
-          <w:szCs w:val="22"/>
-        </w:rPr>
-        <w:t>ja</w:t>
-      </w:r>
-      <w:proofErr w:type="spellEnd"/>
-      <w:r>
-        <w:rPr>
-          <w:rFonts w:ascii="Arial" w:eastAsia="Arial" w:hAnsi="Arial" w:cs="Arial"/>
-          <w:spacing w:val="3"/>
-          <w:sz w:val="22"/>
-          <w:szCs w:val="22"/>
-        </w:rPr>
-        <w:t>}</w:t>
-      </w:r>
-      <w:r>
-        <w:rPr>
-          <w:rFonts w:ascii="Arial" w:eastAsia="Arial" w:hAnsi="Arial" w:cs="Arial"/>
-          <w:spacing w:val="3"/>
-          <w:sz w:val="22"/>
-          <w:szCs w:val="22"/>
-        </w:rPr>
-        <w:t xml:space="preserve"> BP2JK Wilayah </w:t>
-      </w:r>
-      <w:proofErr w:type="spellStart"/>
-      <w:r>
-        <w:rPr>
-          <w:rFonts w:ascii="Arial" w:eastAsia="Arial" w:hAnsi="Arial" w:cs="Arial"/>
-          <w:spacing w:val="-2"/>
-          <w:sz w:val="22"/>
-          <w:szCs w:val="22"/>
-        </w:rPr>
-        <w:t>Wilayah</w:t>
-      </w:r>
-      <w:proofErr w:type="spellEnd"/>
-      <w:r>
-        <w:rPr>
-          <w:rFonts w:ascii="Arial" w:eastAsia="Arial" w:hAnsi="Arial" w:cs="Arial"/>
-          <w:spacing w:val="-2"/>
-          <w:sz w:val="22"/>
-          <w:szCs w:val="22"/>
-        </w:rPr>
-        <w:t xml:space="preserve"> Kalimantan Selatan Kementerian Pekerjaan Umum Tahun Anggaran </w:t>
-      </w:r>
-      <w:r>
-        <w:rPr>
-          <w:rFonts w:ascii="Arial" w:eastAsia="Arial" w:hAnsi="Arial" w:cs="Arial"/>
-          <w:spacing w:val="-2"/>
-          <w:sz w:val="22"/>
-          <w:szCs w:val="22"/>
-        </w:rPr>
-        <w:t>{</w:t>
-      </w:r>
-      <w:proofErr w:type="spellStart"/>
-      <w:r>
-        <w:rPr>
-          <w:rFonts w:ascii="Arial" w:eastAsia="Arial" w:hAnsi="Arial" w:cs="Arial"/>
-          <w:spacing w:val="-2"/>
-          <w:sz w:val="22"/>
-          <w:szCs w:val="22"/>
-        </w:rPr>
-        <w:t>tahun_anggaran</w:t>
-      </w:r>
-      <w:proofErr w:type="spellEnd"/>
-      <w:r>
-        <w:rPr>
-          <w:rFonts w:ascii="Arial" w:eastAsia="Arial" w:hAnsi="Arial" w:cs="Arial"/>
-          <w:spacing w:val="-2"/>
-          <w:sz w:val="22"/>
-          <w:szCs w:val="22"/>
-        </w:rPr>
-        <w:t>}</w:t>
+        <w:t>{tahun_anggaran}</w:t>
       </w:r>
       <w:r>
         <w:rPr>
@@ -6123,51 +5714,15 @@
           <w:sz w:val="22"/>
           <w:szCs w:val="22"/>
         </w:rPr>
-        <w:t xml:space="preserve">Undangan Rapat Pembahasan </w:t>
-      </w:r>
-      <w:proofErr w:type="spellStart"/>
-      <w:r>
-        <w:rPr>
-          <w:rFonts w:ascii="Arial" w:eastAsia="Arial" w:hAnsi="Arial" w:cs="Arial"/>
-          <w:sz w:val="22"/>
-          <w:szCs w:val="22"/>
-        </w:rPr>
-        <w:t>Reviu</w:t>
-      </w:r>
-      <w:proofErr w:type="spellEnd"/>
-      <w:r>
-        <w:rPr>
-          <w:rFonts w:ascii="Arial" w:eastAsia="Arial" w:hAnsi="Arial" w:cs="Arial"/>
-          <w:sz w:val="22"/>
-          <w:szCs w:val="22"/>
-        </w:rPr>
-        <w:t xml:space="preserve"> Dokumen Persiapan Pengadaan dan Penyiapan Dokumen Pemilihan Nomor </w:t>
-      </w:r>
-      <w:r>
-        <w:rPr>
-          <w:rFonts w:ascii="Arial" w:eastAsia="Arial" w:hAnsi="Arial" w:cs="Arial"/>
-          <w:sz w:val="22"/>
-          <w:szCs w:val="22"/>
-        </w:rPr>
-        <w:t>{</w:t>
-      </w:r>
-      <w:proofErr w:type="spellStart"/>
-      <w:r>
-        <w:rPr>
-          <w:rFonts w:ascii="Arial" w:eastAsia="Arial" w:hAnsi="Arial" w:cs="Arial"/>
-          <w:sz w:val="22"/>
-          <w:szCs w:val="22"/>
-        </w:rPr>
-        <w:t>nomor_undangan_rapat</w:t>
-      </w:r>
-      <w:proofErr w:type="spellEnd"/>
-      <w:r>
-        <w:rPr>
-          <w:rFonts w:ascii="Arial" w:eastAsia="Arial" w:hAnsi="Arial" w:cs="Arial"/>
-          <w:sz w:val="22"/>
-          <w:szCs w:val="22"/>
-        </w:rPr>
-        <w:t>}</w:t>
+        <w:t xml:space="preserve">Undangan Rapat Pembahasan Reviu Dokumen Persiapan Pengadaan dan Penyiapan Dokumen Pemilihan Nomor </w:t>
+      </w:r>
+      <w:r>
+        <w:rPr>
+          <w:rFonts w:ascii="Arial" w:eastAsia="Arial" w:hAnsi="Arial" w:cs="Arial"/>
+          <w:sz w:val="22"/>
+          <w:szCs w:val="22"/>
+        </w:rPr>
+        <w:t>{nomor_undangan_rapat}</w:t>
       </w:r>
       <w:r>
         <w:rPr>
@@ -6209,14 +5764,6 @@
           <w:szCs w:val="22"/>
         </w:rPr>
         <w:t>reviu</w:t>
-      </w:r>
-      <w:r>
-        <w:rPr>
-          <w:rFonts w:ascii="Arial" w:eastAsia="Arial" w:hAnsi="Arial" w:cs="Arial"/>
-          <w:sz w:val="22"/>
-          <w:szCs w:val="22"/>
-        </w:rPr>
-        <w:t xml:space="preserve"> </w:t>
       </w:r>
       <w:r>
         <w:rPr>
@@ -6436,7 +5983,6 @@
         </w:rPr>
         <w:t xml:space="preserve"> </w:t>
       </w:r>
-      <w:proofErr w:type="spellStart"/>
       <w:r>
         <w:rPr>
           <w:rFonts w:ascii="Arial" w:eastAsia="Arial" w:hAnsi="Arial" w:cs="Arial"/>
@@ -6448,7 +5994,6 @@
         </w:rPr>
         <w:t>Reviu</w:t>
       </w:r>
-      <w:proofErr w:type="spellEnd"/>
       <w:r>
         <w:rPr>
           <w:rFonts w:ascii="Arial" w:eastAsia="Arial" w:hAnsi="Arial" w:cs="Arial"/>
@@ -6667,7 +6212,6 @@
           <w:szCs w:val="22"/>
         </w:rPr>
       </w:pPr>
-      <w:proofErr w:type="spellStart"/>
       <w:r>
         <w:rPr>
           <w:rFonts w:ascii="Arial" w:eastAsia="Arial" w:hAnsi="Arial" w:cs="Arial"/>
@@ -6675,17 +6219,7 @@
           <w:sz w:val="22"/>
           <w:szCs w:val="22"/>
         </w:rPr>
-        <w:t>Reviu</w:t>
-      </w:r>
-      <w:proofErr w:type="spellEnd"/>
-      <w:r>
-        <w:rPr>
-          <w:rFonts w:ascii="Arial" w:eastAsia="Arial" w:hAnsi="Arial" w:cs="Arial"/>
-          <w:spacing w:val="-2"/>
-          <w:sz w:val="22"/>
-          <w:szCs w:val="22"/>
-        </w:rPr>
-        <w:t xml:space="preserve"> Dokumen Persiapan Pengadaan dilaksanakan oleh Pokja Pemilihan bersama dengan Tim Pelaksana dan Pejabat Pembuat Komitmen. Pemeriksaan mengenai kelengkapan berkas yang disampaikan maupun substansinya </w:t>
+        <w:t xml:space="preserve">Reviu Dokumen Persiapan Pengadaan dilaksanakan oleh Pokja Pemilihan bersama dengan Tim Pelaksana dan Pejabat Pembuat Komitmen. Pemeriksaan mengenai kelengkapan berkas yang disampaikan maupun substansinya </w:t>
       </w:r>
       <w:r>
         <w:rPr>
@@ -7154,20 +6688,8 @@
           <w:szCs w:val="22"/>
         </w:rPr>
         <w:lastRenderedPageBreak/>
-        <w:t xml:space="preserve">Hasil </w:t>
-      </w:r>
-      <w:proofErr w:type="spellStart"/>
-      <w:r>
-        <w:rPr>
-          <w:rFonts w:ascii="Arial" w:hAnsi="Arial" w:cs="Arial"/>
-          <w:b/>
-          <w:bCs/>
-          <w:sz w:val="22"/>
-          <w:szCs w:val="22"/>
-        </w:rPr>
-        <w:t>Reviu</w:t>
-      </w:r>
-      <w:proofErr w:type="spellEnd"/>
+        <w:t>Hasil Reviu</w:t>
+      </w:r>
       <w:r>
         <w:rPr>
           <w:rFonts w:ascii="Arial" w:hAnsi="Arial" w:cs="Arial"/>
@@ -7280,7 +6802,6 @@
                 <w:szCs w:val="22"/>
               </w:rPr>
             </w:pPr>
-            <w:proofErr w:type="spellStart"/>
             <w:r>
               <w:rPr>
                 <w:rFonts w:ascii="Arial" w:hAnsi="Arial" w:cs="Arial"/>
@@ -7290,19 +6811,7 @@
                 <w:szCs w:val="22"/>
                 <w:lang w:val="en-US"/>
               </w:rPr>
-              <w:t>Catatan</w:t>
-            </w:r>
-            <w:proofErr w:type="spellEnd"/>
-            <w:r>
-              <w:rPr>
-                <w:rFonts w:ascii="Arial" w:hAnsi="Arial" w:cs="Arial"/>
-                <w:b/>
-                <w:bCs/>
-                <w:sz w:val="22"/>
-                <w:szCs w:val="22"/>
-                <w:lang w:val="en-US"/>
-              </w:rPr>
-              <w:t>/</w:t>
+              <w:t>Catatan/</w:t>
             </w:r>
             <w:r>
               <w:rPr>
@@ -7336,7 +6845,6 @@
                 <w:lang w:val="en-US"/>
               </w:rPr>
             </w:pPr>
-            <w:proofErr w:type="spellStart"/>
             <w:r>
               <w:rPr>
                 <w:rFonts w:ascii="Arial" w:hAnsi="Arial" w:cs="Arial"/>
@@ -7346,33 +6854,8 @@
                 <w:szCs w:val="22"/>
                 <w:lang w:val="en-US"/>
               </w:rPr>
-              <w:t>Tindak</w:t>
-            </w:r>
-            <w:proofErr w:type="spellEnd"/>
-            <w:r>
-              <w:rPr>
-                <w:rFonts w:ascii="Arial" w:hAnsi="Arial" w:cs="Arial"/>
-                <w:b/>
-                <w:bCs/>
-                <w:sz w:val="22"/>
-                <w:szCs w:val="22"/>
-                <w:lang w:val="en-US"/>
-              </w:rPr>
-              <w:t xml:space="preserve"> </w:t>
-            </w:r>
-            <w:proofErr w:type="spellStart"/>
-            <w:r>
-              <w:rPr>
-                <w:rFonts w:ascii="Arial" w:hAnsi="Arial" w:cs="Arial"/>
-                <w:b/>
-                <w:bCs/>
-                <w:sz w:val="22"/>
-                <w:szCs w:val="22"/>
-                <w:lang w:val="en-US"/>
-              </w:rPr>
-              <w:t>Lanjut</w:t>
-            </w:r>
-            <w:proofErr w:type="spellEnd"/>
+              <w:t>Tindak Lanjut</w:t>
+            </w:r>
           </w:p>
         </w:tc>
       </w:tr>
@@ -7587,59 +7070,8 @@
                 <w:szCs w:val="22"/>
                 <w:lang w:val="sv-SE"/>
               </w:rPr>
-              <w:t xml:space="preserve">Surat </w:t>
-            </w:r>
-            <w:proofErr w:type="spellStart"/>
-            <w:r>
-              <w:rPr>
-                <w:rFonts w:ascii="Arial" w:hAnsi="Arial" w:cs="Arial"/>
-                <w:sz w:val="22"/>
-                <w:szCs w:val="22"/>
-                <w:lang w:val="sv-SE"/>
-              </w:rPr>
-              <w:t>usulan</w:t>
-            </w:r>
-            <w:proofErr w:type="spellEnd"/>
-            <w:r>
-              <w:rPr>
-                <w:rFonts w:ascii="Arial" w:hAnsi="Arial" w:cs="Arial"/>
-                <w:sz w:val="22"/>
-                <w:szCs w:val="22"/>
-                <w:lang w:val="sv-SE"/>
-              </w:rPr>
-              <w:t xml:space="preserve"> </w:t>
-            </w:r>
-            <w:proofErr w:type="gramStart"/>
-            <w:r>
-              <w:rPr>
-                <w:rFonts w:ascii="Arial" w:hAnsi="Arial" w:cs="Arial"/>
-                <w:sz w:val="22"/>
-                <w:szCs w:val="22"/>
-                <w:lang w:val="sv-SE"/>
-              </w:rPr>
-              <w:t>tender dari</w:t>
-            </w:r>
-            <w:proofErr w:type="gramEnd"/>
-            <w:r>
-              <w:rPr>
-                <w:rFonts w:ascii="Arial" w:hAnsi="Arial" w:cs="Arial"/>
-                <w:sz w:val="22"/>
-                <w:szCs w:val="22"/>
-                <w:lang w:val="sv-SE"/>
-              </w:rPr>
-              <w:t xml:space="preserve"> </w:t>
-            </w:r>
-            <w:proofErr w:type="spellStart"/>
-            <w:r>
-              <w:rPr>
-                <w:rFonts w:ascii="Arial" w:hAnsi="Arial" w:cs="Arial"/>
-                <w:sz w:val="22"/>
-                <w:szCs w:val="22"/>
-                <w:lang w:val="sv-SE"/>
-              </w:rPr>
-              <w:t>Kasatker</w:t>
-            </w:r>
-            <w:proofErr w:type="spellEnd"/>
+              <w:t>Surat usulan tender dari Kasatker</w:t>
+            </w:r>
           </w:p>
         </w:tc>
         <w:tc>
@@ -7804,47 +7236,7 @@
                 <w:szCs w:val="22"/>
                 <w:lang w:val="en-US"/>
               </w:rPr>
-              <w:t xml:space="preserve">Surat </w:t>
-            </w:r>
-            <w:proofErr w:type="spellStart"/>
-            <w:r>
-              <w:rPr>
-                <w:rFonts w:ascii="Arial" w:hAnsi="Arial" w:cs="Arial"/>
-                <w:sz w:val="22"/>
-                <w:szCs w:val="22"/>
-                <w:lang w:val="en-US"/>
-              </w:rPr>
-              <w:t>usulan</w:t>
-            </w:r>
-            <w:proofErr w:type="spellEnd"/>
-            <w:r>
-              <w:rPr>
-                <w:rFonts w:ascii="Arial" w:hAnsi="Arial" w:cs="Arial"/>
-                <w:sz w:val="22"/>
-                <w:szCs w:val="22"/>
-                <w:lang w:val="en-US"/>
-              </w:rPr>
-              <w:t xml:space="preserve"> tender </w:t>
-            </w:r>
-            <w:proofErr w:type="spellStart"/>
-            <w:r>
-              <w:rPr>
-                <w:rFonts w:ascii="Arial" w:hAnsi="Arial" w:cs="Arial"/>
-                <w:sz w:val="22"/>
-                <w:szCs w:val="22"/>
-                <w:lang w:val="en-US"/>
-              </w:rPr>
-              <w:t>dari</w:t>
-            </w:r>
-            <w:proofErr w:type="spellEnd"/>
-            <w:r>
-              <w:rPr>
-                <w:rFonts w:ascii="Arial" w:hAnsi="Arial" w:cs="Arial"/>
-                <w:sz w:val="22"/>
-                <w:szCs w:val="22"/>
-                <w:lang w:val="en-US"/>
-              </w:rPr>
-              <w:t xml:space="preserve"> PPK</w:t>
+              <w:t>Surat usulan tender dari PPK</w:t>
             </w:r>
           </w:p>
         </w:tc>
@@ -8003,65 +7395,14 @@
                 <w:lang w:val="en-US"/>
               </w:rPr>
             </w:pPr>
-            <w:proofErr w:type="spellStart"/>
-            <w:r>
-              <w:rPr>
-                <w:rFonts w:ascii="Arial" w:hAnsi="Arial" w:cs="Arial"/>
-                <w:sz w:val="22"/>
-                <w:szCs w:val="22"/>
-                <w:lang w:val="en-US"/>
-              </w:rPr>
-              <w:t>Kerangka</w:t>
-            </w:r>
-            <w:proofErr w:type="spellEnd"/>
-            <w:r>
-              <w:rPr>
-                <w:rFonts w:ascii="Arial" w:hAnsi="Arial" w:cs="Arial"/>
-                <w:sz w:val="22"/>
-                <w:szCs w:val="22"/>
-                <w:lang w:val="en-US"/>
-              </w:rPr>
-              <w:t xml:space="preserve"> </w:t>
-            </w:r>
-            <w:proofErr w:type="spellStart"/>
-            <w:r>
-              <w:rPr>
-                <w:rFonts w:ascii="Arial" w:hAnsi="Arial" w:cs="Arial"/>
-                <w:sz w:val="22"/>
-                <w:szCs w:val="22"/>
-                <w:lang w:val="en-US"/>
-              </w:rPr>
-              <w:t>Acuan</w:t>
-            </w:r>
-            <w:proofErr w:type="spellEnd"/>
-            <w:r>
-              <w:rPr>
-                <w:rFonts w:ascii="Arial" w:hAnsi="Arial" w:cs="Arial"/>
-                <w:sz w:val="22"/>
-                <w:szCs w:val="22"/>
-                <w:lang w:val="en-US"/>
-              </w:rPr>
-              <w:t xml:space="preserve"> </w:t>
-            </w:r>
-            <w:proofErr w:type="spellStart"/>
-            <w:r>
-              <w:rPr>
-                <w:rFonts w:ascii="Arial" w:hAnsi="Arial" w:cs="Arial"/>
-                <w:sz w:val="22"/>
-                <w:szCs w:val="22"/>
-                <w:lang w:val="en-US"/>
-              </w:rPr>
-              <w:t>Kerja</w:t>
-            </w:r>
-            <w:proofErr w:type="spellEnd"/>
-            <w:r>
-              <w:rPr>
-                <w:rFonts w:ascii="Arial" w:hAnsi="Arial" w:cs="Arial"/>
-                <w:sz w:val="22"/>
-                <w:szCs w:val="22"/>
-                <w:lang w:val="en-US"/>
-              </w:rPr>
-              <w:t xml:space="preserve"> (</w:t>
+            <w:r>
+              <w:rPr>
+                <w:rFonts w:ascii="Arial" w:hAnsi="Arial" w:cs="Arial"/>
+                <w:sz w:val="22"/>
+                <w:szCs w:val="22"/>
+                <w:lang w:val="en-US"/>
+              </w:rPr>
+              <w:t>Kerangka Acuan Kerja (</w:t>
             </w:r>
             <w:r>
               <w:rPr>
@@ -8731,18 +8072,8 @@
                 <w:sz w:val="22"/>
                 <w:szCs w:val="22"/>
               </w:rPr>
-              <w:t xml:space="preserve">BOQ </w:t>
-            </w:r>
-            <w:proofErr w:type="spellStart"/>
-            <w:r>
-              <w:rPr>
-                <w:rFonts w:ascii="Arial" w:hAnsi="Arial" w:cs="Arial"/>
-                <w:sz w:val="22"/>
-                <w:szCs w:val="22"/>
-              </w:rPr>
-              <w:t>Kosongan</w:t>
-            </w:r>
-            <w:proofErr w:type="spellEnd"/>
+              <w:t>BOQ Kosongan</w:t>
+            </w:r>
           </w:p>
         </w:tc>
         <w:tc>
@@ -10999,37 +10330,15 @@
                 <w:lang w:val="en-US"/>
               </w:rPr>
             </w:pPr>
-            <w:proofErr w:type="spellStart"/>
-            <w:r>
-              <w:rPr>
-                <w:rFonts w:ascii="Arial" w:hAnsi="Arial" w:cs="Arial"/>
-                <w:sz w:val="22"/>
-                <w:szCs w:val="22"/>
-                <w:lang w:val="en-US"/>
-              </w:rPr>
-              <w:t>Dokumen</w:t>
-            </w:r>
-            <w:proofErr w:type="spellEnd"/>
-            <w:r>
-              <w:rPr>
-                <w:rFonts w:ascii="Arial" w:hAnsi="Arial" w:cs="Arial"/>
-                <w:sz w:val="22"/>
-                <w:szCs w:val="22"/>
-                <w:lang w:val="en-US"/>
-              </w:rPr>
-              <w:t xml:space="preserve"> </w:t>
-            </w:r>
-            <w:proofErr w:type="spellStart"/>
-            <w:r>
-              <w:rPr>
-                <w:rFonts w:ascii="Arial" w:hAnsi="Arial" w:cs="Arial"/>
-                <w:sz w:val="22"/>
-                <w:szCs w:val="22"/>
-                <w:lang w:val="en-US"/>
-              </w:rPr>
-              <w:t>Pengadaan</w:t>
-            </w:r>
-            <w:proofErr w:type="spellEnd"/>
+            <w:r>
+              <w:rPr>
+                <w:rFonts w:ascii="Arial" w:hAnsi="Arial" w:cs="Arial"/>
+                <w:sz w:val="22"/>
+                <w:szCs w:val="22"/>
+                <w:lang w:val="en-US"/>
+              </w:rPr>
+              <w:t>Dokumen Pengadaan</w:t>
+            </w:r>
           </w:p>
         </w:tc>
         <w:tc>
@@ -11150,37 +10459,15 @@
                 <w:lang w:val="en-US"/>
               </w:rPr>
             </w:pPr>
-            <w:proofErr w:type="spellStart"/>
-            <w:r>
-              <w:rPr>
-                <w:rFonts w:ascii="Arial" w:hAnsi="Arial" w:cs="Arial"/>
-                <w:sz w:val="22"/>
-                <w:szCs w:val="22"/>
-                <w:lang w:val="en-US"/>
-              </w:rPr>
-              <w:t>Dokumen</w:t>
-            </w:r>
-            <w:proofErr w:type="spellEnd"/>
-            <w:r>
-              <w:rPr>
-                <w:rFonts w:ascii="Arial" w:hAnsi="Arial" w:cs="Arial"/>
-                <w:sz w:val="22"/>
-                <w:szCs w:val="22"/>
-                <w:lang w:val="en-US"/>
-              </w:rPr>
-              <w:t xml:space="preserve"> </w:t>
-            </w:r>
-            <w:proofErr w:type="spellStart"/>
-            <w:r>
-              <w:rPr>
-                <w:rFonts w:ascii="Arial" w:hAnsi="Arial" w:cs="Arial"/>
-                <w:sz w:val="22"/>
-                <w:szCs w:val="22"/>
-                <w:lang w:val="en-US"/>
-              </w:rPr>
-              <w:t>Kualifikasi</w:t>
-            </w:r>
-            <w:proofErr w:type="spellEnd"/>
+            <w:r>
+              <w:rPr>
+                <w:rFonts w:ascii="Arial" w:hAnsi="Arial" w:cs="Arial"/>
+                <w:sz w:val="22"/>
+                <w:szCs w:val="22"/>
+                <w:lang w:val="en-US"/>
+              </w:rPr>
+              <w:t>Dokumen Kualifikasi</w:t>
+            </w:r>
           </w:p>
         </w:tc>
         <w:tc>
@@ -11336,37 +10623,15 @@
                 <w:lang w:val="en-US"/>
               </w:rPr>
             </w:pPr>
-            <w:proofErr w:type="spellStart"/>
-            <w:r>
-              <w:rPr>
-                <w:rFonts w:ascii="Arial" w:hAnsi="Arial" w:cs="Arial"/>
-                <w:sz w:val="22"/>
-                <w:szCs w:val="22"/>
-                <w:lang w:val="en-US"/>
-              </w:rPr>
-              <w:t>Dokumen</w:t>
-            </w:r>
-            <w:proofErr w:type="spellEnd"/>
-            <w:r>
-              <w:rPr>
-                <w:rFonts w:ascii="Arial" w:hAnsi="Arial" w:cs="Arial"/>
-                <w:sz w:val="22"/>
-                <w:szCs w:val="22"/>
-                <w:lang w:val="en-US"/>
-              </w:rPr>
-              <w:t xml:space="preserve"> </w:t>
-            </w:r>
-            <w:proofErr w:type="spellStart"/>
-            <w:r>
-              <w:rPr>
-                <w:rFonts w:ascii="Arial" w:hAnsi="Arial" w:cs="Arial"/>
-                <w:sz w:val="22"/>
-                <w:szCs w:val="22"/>
-                <w:lang w:val="en-US"/>
-              </w:rPr>
-              <w:t>Seleksi</w:t>
-            </w:r>
-            <w:proofErr w:type="spellEnd"/>
+            <w:r>
+              <w:rPr>
+                <w:rFonts w:ascii="Arial" w:hAnsi="Arial" w:cs="Arial"/>
+                <w:sz w:val="22"/>
+                <w:szCs w:val="22"/>
+                <w:lang w:val="en-US"/>
+              </w:rPr>
+              <w:t>Dokumen Seleksi</w:t>
+            </w:r>
           </w:p>
         </w:tc>
         <w:tc>
@@ -11515,7 +10780,6 @@
         </w:rPr>
         <w:t xml:space="preserve">Menyesuaikan dengan </w:t>
       </w:r>
-      <w:proofErr w:type="spellStart"/>
       <w:r>
         <w:rPr>
           <w:rFonts w:ascii="Arial" w:eastAsia="Arial" w:hAnsi="Arial" w:cs="Arial"/>
@@ -11523,9 +10787,8 @@
           <w:szCs w:val="22"/>
           <w:lang w:val="sv-SE"/>
         </w:rPr>
-        <w:t>jasa</w:t>
-      </w:r>
-      <w:proofErr w:type="spellEnd"/>
+        <w:t>jasa konsultansi konstruksi yang akan di</w:t>
+      </w:r>
       <w:r>
         <w:rPr>
           <w:rFonts w:ascii="Arial" w:eastAsia="Arial" w:hAnsi="Arial" w:cs="Arial"/>
@@ -11533,68 +10796,8 @@
           <w:szCs w:val="22"/>
           <w:lang w:val="sv-SE"/>
         </w:rPr>
-        <w:t xml:space="preserve"> </w:t>
-      </w:r>
-      <w:proofErr w:type="spellStart"/>
-      <w:r>
-        <w:rPr>
-          <w:rFonts w:ascii="Arial" w:eastAsia="Arial" w:hAnsi="Arial" w:cs="Arial"/>
-          <w:sz w:val="22"/>
-          <w:szCs w:val="22"/>
-          <w:lang w:val="sv-SE"/>
-        </w:rPr>
-        <w:t>konsultansi</w:t>
-      </w:r>
-      <w:proofErr w:type="spellEnd"/>
-      <w:r>
-        <w:rPr>
-          <w:rFonts w:ascii="Arial" w:eastAsia="Arial" w:hAnsi="Arial" w:cs="Arial"/>
-          <w:sz w:val="22"/>
-          <w:szCs w:val="22"/>
-          <w:lang w:val="sv-SE"/>
-        </w:rPr>
-        <w:t xml:space="preserve"> </w:t>
-      </w:r>
-      <w:proofErr w:type="spellStart"/>
-      <w:r>
-        <w:rPr>
-          <w:rFonts w:ascii="Arial" w:eastAsia="Arial" w:hAnsi="Arial" w:cs="Arial"/>
-          <w:sz w:val="22"/>
-          <w:szCs w:val="22"/>
-          <w:lang w:val="sv-SE"/>
-        </w:rPr>
-        <w:t>konstruksi</w:t>
-      </w:r>
-      <w:proofErr w:type="spellEnd"/>
-      <w:r>
-        <w:rPr>
-          <w:rFonts w:ascii="Arial" w:eastAsia="Arial" w:hAnsi="Arial" w:cs="Arial"/>
-          <w:sz w:val="22"/>
-          <w:szCs w:val="22"/>
-          <w:lang w:val="sv-SE"/>
-        </w:rPr>
-        <w:t xml:space="preserve"> yang akan </w:t>
-      </w:r>
-      <w:proofErr w:type="spellStart"/>
-      <w:r>
-        <w:rPr>
-          <w:rFonts w:ascii="Arial" w:eastAsia="Arial" w:hAnsi="Arial" w:cs="Arial"/>
-          <w:sz w:val="22"/>
-          <w:szCs w:val="22"/>
-          <w:lang w:val="sv-SE"/>
-        </w:rPr>
-        <w:t>di</w:t>
-      </w:r>
-      <w:r>
-        <w:rPr>
-          <w:rFonts w:ascii="Arial" w:eastAsia="Arial" w:hAnsi="Arial" w:cs="Arial"/>
-          <w:sz w:val="22"/>
-          <w:szCs w:val="22"/>
-          <w:lang w:val="sv-SE"/>
-        </w:rPr>
         <w:t>seleksikan</w:t>
       </w:r>
-      <w:proofErr w:type="spellEnd"/>
       <w:r>
         <w:rPr>
           <w:rFonts w:ascii="Arial" w:eastAsia="Arial" w:hAnsi="Arial" w:cs="Arial"/>
@@ -11640,25 +10843,7 @@
           <w:sz w:val="22"/>
           <w:szCs w:val="22"/>
         </w:rPr>
-        <w:t xml:space="preserve">Berdasarkan Rapat </w:t>
-      </w:r>
-      <w:proofErr w:type="spellStart"/>
-      <w:r>
-        <w:rPr>
-          <w:rFonts w:ascii="Arial" w:eastAsia="Arial" w:hAnsi="Arial" w:cs="Arial"/>
-          <w:sz w:val="22"/>
-          <w:szCs w:val="22"/>
-        </w:rPr>
-        <w:t>Reviu</w:t>
-      </w:r>
-      <w:proofErr w:type="spellEnd"/>
-      <w:r>
-        <w:rPr>
-          <w:rFonts w:ascii="Arial" w:eastAsia="Arial" w:hAnsi="Arial" w:cs="Arial"/>
-          <w:sz w:val="22"/>
-          <w:szCs w:val="22"/>
-        </w:rPr>
-        <w:t xml:space="preserve"> Dokumen Persiapan Pengadaan yang telah dilakukan,</w:t>
+        <w:t>Berdasarkan Rapat Reviu Dokumen Persiapan Pengadaan yang telah dilakukan,</w:t>
       </w:r>
       <w:r>
         <w:rPr>
@@ -11703,25 +10888,7 @@
           <w:sz w:val="22"/>
           <w:szCs w:val="22"/>
         </w:rPr>
-        <w:t xml:space="preserve"> untuk dilanjutkan ke proses penetapan dokumen persiapan pengadaan hasil </w:t>
-      </w:r>
-      <w:proofErr w:type="spellStart"/>
-      <w:r>
-        <w:rPr>
-          <w:rFonts w:ascii="Arial" w:eastAsia="Arial" w:hAnsi="Arial" w:cs="Arial"/>
-          <w:sz w:val="22"/>
-          <w:szCs w:val="22"/>
-        </w:rPr>
-        <w:t>reviu</w:t>
-      </w:r>
-      <w:proofErr w:type="spellEnd"/>
-      <w:r>
-        <w:rPr>
-          <w:rFonts w:ascii="Arial" w:eastAsia="Arial" w:hAnsi="Arial" w:cs="Arial"/>
-          <w:sz w:val="22"/>
-          <w:szCs w:val="22"/>
-        </w:rPr>
-        <w:t>.</w:t>
+        <w:t xml:space="preserve"> untuk dilanjutkan ke proses penetapan dokumen persiapan pengadaan hasil reviu.</w:t>
       </w:r>
       <w:r>
         <w:rPr>
@@ -12068,25 +11235,7 @@
           <w:szCs w:val="22"/>
         </w:rPr>
         <w:lastRenderedPageBreak/>
-        <w:t xml:space="preserve">Demikian berita acara </w:t>
-      </w:r>
-      <w:proofErr w:type="spellStart"/>
-      <w:r>
-        <w:rPr>
-          <w:rFonts w:ascii="Arial" w:eastAsia="Arial" w:hAnsi="Arial" w:cs="Arial"/>
-          <w:sz w:val="22"/>
-          <w:szCs w:val="22"/>
-        </w:rPr>
-        <w:t>reviu</w:t>
-      </w:r>
-      <w:proofErr w:type="spellEnd"/>
-      <w:r>
-        <w:rPr>
-          <w:rFonts w:ascii="Arial" w:eastAsia="Arial" w:hAnsi="Arial" w:cs="Arial"/>
-          <w:sz w:val="22"/>
-          <w:szCs w:val="22"/>
-        </w:rPr>
-        <w:t xml:space="preserve"> dokumen persiapan pengadaan dibuat untuk dipergunakan sebagaimana mestinya.</w:t>
+        <w:t>Demikian berita acara reviu dokumen persiapan pengadaan dibuat untuk dipergunakan sebagaimana mestinya.</w:t>
       </w:r>
       <w:r>
         <w:rPr>
@@ -12156,9 +11305,8 @@
           <w:sz w:val="22"/>
           <w:szCs w:val="22"/>
         </w:rPr>
-        <w:t>{</w:t>
-      </w:r>
-      <w:proofErr w:type="spellStart"/>
+        <w:t xml:space="preserve">{kode_pokja} </w:t>
+      </w:r>
       <w:r>
         <w:rPr>
           <w:rFonts w:ascii="Arial" w:eastAsia="Arial" w:hAnsi="Arial" w:cs="Arial"/>
@@ -12166,10 +11314,10 @@
           <w:bCs/>
           <w:sz w:val="22"/>
           <w:szCs w:val="22"/>
-        </w:rPr>
-        <w:t>kode_pokja</w:t>
-      </w:r>
-      <w:proofErr w:type="spellEnd"/>
+          <w:lang w:val="ms-MY"/>
+        </w:rPr>
+        <w:t xml:space="preserve">BP2JK WILAYAH KALIMANTAN SELATAN TAHUN ANGGARAN </w:t>
+      </w:r>
       <w:r>
         <w:rPr>
           <w:rFonts w:ascii="Arial" w:eastAsia="Arial" w:hAnsi="Arial" w:cs="Arial"/>
@@ -12178,50 +11326,7 @@
           <w:sz w:val="22"/>
           <w:szCs w:val="22"/>
         </w:rPr>
-        <w:t xml:space="preserve">} </w:t>
-      </w:r>
-      <w:r>
-        <w:rPr>
-          <w:rFonts w:ascii="Arial" w:eastAsia="Arial" w:hAnsi="Arial" w:cs="Arial"/>
-          <w:b/>
-          <w:bCs/>
-          <w:sz w:val="22"/>
-          <w:szCs w:val="22"/>
-          <w:lang w:val="ms-MY"/>
-        </w:rPr>
-        <w:t xml:space="preserve">BP2JK WILAYAH KALIMANTAN SELATAN TAHUN ANGGARAN </w:t>
-      </w:r>
-      <w:r>
-        <w:rPr>
-          <w:rFonts w:ascii="Arial" w:eastAsia="Arial" w:hAnsi="Arial" w:cs="Arial"/>
-          <w:b/>
-          <w:bCs/>
-          <w:sz w:val="22"/>
-          <w:szCs w:val="22"/>
-        </w:rPr>
-        <w:t>{</w:t>
-      </w:r>
-      <w:proofErr w:type="spellStart"/>
-      <w:r>
-        <w:rPr>
-          <w:rFonts w:ascii="Arial" w:eastAsia="Arial" w:hAnsi="Arial" w:cs="Arial"/>
-          <w:b/>
-          <w:bCs/>
-          <w:sz w:val="22"/>
-          <w:szCs w:val="22"/>
-        </w:rPr>
-        <w:t>tahun_anggaran</w:t>
-      </w:r>
-      <w:proofErr w:type="spellEnd"/>
-      <w:r>
-        <w:rPr>
-          <w:rFonts w:ascii="Arial" w:eastAsia="Arial" w:hAnsi="Arial" w:cs="Arial"/>
-          <w:b/>
-          <w:bCs/>
-          <w:sz w:val="22"/>
-          <w:szCs w:val="22"/>
-        </w:rPr>
-        <w:t>}</w:t>
+        <w:t>{tahun_anggaran}</w:t>
       </w:r>
     </w:p>
     <w:p>
@@ -12283,7 +11388,6 @@
                 <w:szCs w:val="22"/>
               </w:rPr>
             </w:pPr>
-            <w:proofErr w:type="spellStart"/>
             <w:r>
               <w:rPr>
                 <w:rFonts w:ascii="Arial" w:hAnsi="Arial" w:cs="Arial"/>
@@ -12294,7 +11398,6 @@
               </w:rPr>
               <w:t>No</w:t>
             </w:r>
-            <w:proofErr w:type="spellEnd"/>
           </w:p>
         </w:tc>
         <w:tc>
@@ -12455,25 +11558,7 @@
                 <w:sz w:val="22"/>
                 <w:szCs w:val="22"/>
               </w:rPr>
-              <w:t>{</w:t>
-            </w:r>
-            <w:proofErr w:type="spellStart"/>
-            <w:r>
-              <w:rPr>
-                <w:rFonts w:ascii="Arial" w:hAnsi="Arial" w:cs="Arial"/>
-                <w:sz w:val="22"/>
-                <w:szCs w:val="22"/>
-              </w:rPr>
-              <w:t>ketua_pokja</w:t>
-            </w:r>
-            <w:proofErr w:type="spellEnd"/>
-            <w:r>
-              <w:rPr>
-                <w:rFonts w:ascii="Arial" w:hAnsi="Arial" w:cs="Arial"/>
-                <w:sz w:val="22"/>
-                <w:szCs w:val="22"/>
-              </w:rPr>
-              <w:t>}</w:t>
+              <w:t>{ketua_pokja}</w:t>
             </w:r>
           </w:p>
         </w:tc>
@@ -12587,25 +11672,7 @@
                 <w:sz w:val="22"/>
                 <w:szCs w:val="22"/>
               </w:rPr>
-              <w:t>{</w:t>
-            </w:r>
-            <w:proofErr w:type="spellStart"/>
-            <w:r>
-              <w:rPr>
-                <w:rFonts w:ascii="Arial" w:hAnsi="Arial" w:cs="Arial"/>
-                <w:sz w:val="22"/>
-                <w:szCs w:val="22"/>
-              </w:rPr>
-              <w:t>sekre_pokja</w:t>
-            </w:r>
-            <w:proofErr w:type="spellEnd"/>
-            <w:r>
-              <w:rPr>
-                <w:rFonts w:ascii="Arial" w:hAnsi="Arial" w:cs="Arial"/>
-                <w:sz w:val="22"/>
-                <w:szCs w:val="22"/>
-              </w:rPr>
-              <w:t>}</w:t>
+              <w:t>{sekre_pokja}</w:t>
             </w:r>
           </w:p>
         </w:tc>
@@ -12719,18 +11786,8 @@
                 <w:sz w:val="22"/>
                 <w:szCs w:val="22"/>
               </w:rPr>
-              <w:t>{</w:t>
-            </w:r>
-            <w:proofErr w:type="spellStart"/>
-            <w:r>
-              <w:rPr>
-                <w:rFonts w:ascii="Arial" w:hAnsi="Arial" w:cs="Arial"/>
-                <w:sz w:val="22"/>
-                <w:szCs w:val="22"/>
-              </w:rPr>
-              <w:t>anggota_pokja</w:t>
-            </w:r>
-            <w:proofErr w:type="spellEnd"/>
+              <w:t>{anggota_pokja</w:t>
+            </w:r>
             <w:r>
               <w:rPr>
                 <w:rFonts w:ascii="Arial" w:hAnsi="Arial" w:cs="Arial"/>
@@ -12861,18 +11918,8 @@
                 <w:sz w:val="22"/>
                 <w:szCs w:val="22"/>
               </w:rPr>
-              <w:t>{</w:t>
-            </w:r>
-            <w:proofErr w:type="spellStart"/>
-            <w:r>
-              <w:rPr>
-                <w:rFonts w:ascii="Arial" w:hAnsi="Arial" w:cs="Arial"/>
-                <w:sz w:val="22"/>
-                <w:szCs w:val="22"/>
-              </w:rPr>
-              <w:t>anggota_pokja</w:t>
-            </w:r>
-            <w:proofErr w:type="spellEnd"/>
+              <w:t>{anggota_pokja</w:t>
+            </w:r>
             <w:r>
               <w:rPr>
                 <w:rFonts w:ascii="Arial" w:hAnsi="Arial" w:cs="Arial"/>
@@ -13002,18 +12049,8 @@
                 <w:sz w:val="22"/>
                 <w:szCs w:val="22"/>
               </w:rPr>
-              <w:t>{</w:t>
-            </w:r>
-            <w:proofErr w:type="spellStart"/>
-            <w:r>
-              <w:rPr>
-                <w:rFonts w:ascii="Arial" w:hAnsi="Arial" w:cs="Arial"/>
-                <w:sz w:val="22"/>
-                <w:szCs w:val="22"/>
-              </w:rPr>
-              <w:t>anggota_pokja</w:t>
-            </w:r>
-            <w:proofErr w:type="spellEnd"/>
+              <w:t>{anggota_pokja</w:t>
+            </w:r>
             <w:r>
               <w:rPr>
                 <w:rFonts w:ascii="Arial" w:hAnsi="Arial" w:cs="Arial"/>
@@ -13125,29 +12162,7 @@
           <w:sz w:val="22"/>
           <w:szCs w:val="22"/>
         </w:rPr>
-        <w:t>{</w:t>
-      </w:r>
-      <w:proofErr w:type="spellStart"/>
-      <w:r>
-        <w:rPr>
-          <w:rFonts w:ascii="Arial" w:eastAsia="Arial" w:hAnsi="Arial" w:cs="Arial"/>
-          <w:b/>
-          <w:bCs/>
-          <w:sz w:val="22"/>
-          <w:szCs w:val="22"/>
-        </w:rPr>
-        <w:t>kode_pokja</w:t>
-      </w:r>
-      <w:proofErr w:type="spellEnd"/>
-      <w:r>
-        <w:rPr>
-          <w:rFonts w:ascii="Arial" w:eastAsia="Arial" w:hAnsi="Arial" w:cs="Arial"/>
-          <w:b/>
-          <w:bCs/>
-          <w:sz w:val="22"/>
-          <w:szCs w:val="22"/>
-        </w:rPr>
-        <w:t>}</w:t>
+        <w:t>{kode_pokja}</w:t>
       </w:r>
       <w:r>
         <w:rPr>
@@ -13216,29 +12231,7 @@
           <w:sz w:val="22"/>
           <w:szCs w:val="22"/>
         </w:rPr>
-        <w:t>{</w:t>
-      </w:r>
-      <w:proofErr w:type="spellStart"/>
-      <w:r>
-        <w:rPr>
-          <w:rFonts w:ascii="Arial" w:eastAsia="Arial" w:hAnsi="Arial" w:cs="Arial"/>
-          <w:b/>
-          <w:bCs/>
-          <w:sz w:val="22"/>
-          <w:szCs w:val="22"/>
-        </w:rPr>
-        <w:t>tahun_anggaran</w:t>
-      </w:r>
-      <w:proofErr w:type="spellEnd"/>
-      <w:r>
-        <w:rPr>
-          <w:rFonts w:ascii="Arial" w:eastAsia="Arial" w:hAnsi="Arial" w:cs="Arial"/>
-          <w:b/>
-          <w:bCs/>
-          <w:sz w:val="22"/>
-          <w:szCs w:val="22"/>
-        </w:rPr>
-        <w:t>}</w:t>
+        <w:t>{tahun_anggaran}</w:t>
       </w:r>
     </w:p>
     <w:p>
@@ -13297,7 +12290,6 @@
                 <w:szCs w:val="22"/>
               </w:rPr>
             </w:pPr>
-            <w:proofErr w:type="spellStart"/>
             <w:r>
               <w:rPr>
                 <w:rFonts w:ascii="Arial" w:hAnsi="Arial" w:cs="Arial"/>
@@ -13308,7 +12300,6 @@
               </w:rPr>
               <w:t>No</w:t>
             </w:r>
-            <w:proofErr w:type="spellEnd"/>
           </w:p>
         </w:tc>
         <w:tc>
@@ -13458,27 +12449,7 @@
                 <w:sz w:val="22"/>
                 <w:szCs w:val="22"/>
               </w:rPr>
-              <w:t>{</w:t>
-            </w:r>
-            <w:proofErr w:type="spellStart"/>
-            <w:r>
-              <w:rPr>
-                <w:rFonts w:ascii="Arial" w:eastAsia="Arial" w:hAnsi="Arial" w:cs="Arial"/>
-                <w:spacing w:val="2"/>
-                <w:sz w:val="22"/>
-                <w:szCs w:val="22"/>
-              </w:rPr>
-              <w:t>ketua_timlak</w:t>
-            </w:r>
-            <w:proofErr w:type="spellEnd"/>
-            <w:r>
-              <w:rPr>
-                <w:rFonts w:ascii="Arial" w:eastAsia="Arial" w:hAnsi="Arial" w:cs="Arial"/>
-                <w:spacing w:val="2"/>
-                <w:sz w:val="22"/>
-                <w:szCs w:val="22"/>
-              </w:rPr>
-              <w:t>}</w:t>
+              <w:t>{ketua_timlak}</w:t>
             </w:r>
           </w:p>
         </w:tc>
@@ -13590,27 +12561,7 @@
                 <w:sz w:val="22"/>
                 <w:szCs w:val="22"/>
               </w:rPr>
-              <w:t>{</w:t>
-            </w:r>
-            <w:proofErr w:type="spellStart"/>
-            <w:r>
-              <w:rPr>
-                <w:rFonts w:ascii="Arial" w:eastAsia="Arial" w:hAnsi="Arial" w:cs="Arial"/>
-                <w:spacing w:val="2"/>
-                <w:sz w:val="22"/>
-                <w:szCs w:val="22"/>
-              </w:rPr>
-              <w:t>sekre_timlak</w:t>
-            </w:r>
-            <w:proofErr w:type="spellEnd"/>
-            <w:r>
-              <w:rPr>
-                <w:rFonts w:ascii="Arial" w:eastAsia="Arial" w:hAnsi="Arial" w:cs="Arial"/>
-                <w:spacing w:val="2"/>
-                <w:sz w:val="22"/>
-                <w:szCs w:val="22"/>
-              </w:rPr>
-              <w:t>}</w:t>
+              <w:t>{sekre_timlak}</w:t>
             </w:r>
           </w:p>
         </w:tc>
@@ -13720,25 +12671,7 @@
                 <w:sz w:val="22"/>
                 <w:szCs w:val="22"/>
               </w:rPr>
-              <w:t>{</w:t>
-            </w:r>
-            <w:proofErr w:type="spellStart"/>
-            <w:r>
-              <w:rPr>
-                <w:rFonts w:ascii="Arial" w:eastAsia="Arial" w:hAnsi="Arial" w:cs="Arial"/>
-                <w:sz w:val="22"/>
-                <w:szCs w:val="22"/>
-              </w:rPr>
-              <w:t>anggota_timlak</w:t>
-            </w:r>
-            <w:proofErr w:type="spellEnd"/>
-            <w:r>
-              <w:rPr>
-                <w:rFonts w:ascii="Arial" w:eastAsia="Arial" w:hAnsi="Arial" w:cs="Arial"/>
-                <w:sz w:val="22"/>
-                <w:szCs w:val="22"/>
-              </w:rPr>
-              <w:t>}</w:t>
+              <w:t>{anggota_timlak}</w:t>
             </w:r>
           </w:p>
         </w:tc>
@@ -13829,9 +12762,8 @@
           <w:szCs w:val="22"/>
           <w:lang w:val="ms-MY"/>
         </w:rPr>
-        <w:t>{</w:t>
-      </w:r>
-      <w:proofErr w:type="spellStart"/>
+        <w:t>{satuan_kerja</w:t>
+      </w:r>
       <w:r>
         <w:rPr>
           <w:rFonts w:ascii="Arial" w:eastAsia="Arial" w:hAnsi="Arial" w:cs="Arial"/>
@@ -13839,33 +12771,9 @@
           <w:bCs/>
           <w:sz w:val="22"/>
           <w:szCs w:val="22"/>
-          <w:lang w:val="ms-MY"/>
-        </w:rPr>
-        <w:t>satuan_kerja</w:t>
-      </w:r>
-      <w:proofErr w:type="spellEnd"/>
-      <w:r>
-        <w:rPr>
-          <w:rFonts w:ascii="Arial" w:eastAsia="Arial" w:hAnsi="Arial" w:cs="Arial"/>
-          <w:b/>
-          <w:bCs/>
-          <w:sz w:val="22"/>
-          <w:szCs w:val="22"/>
-        </w:rPr>
-        <w:t>_</w:t>
-      </w:r>
-      <w:proofErr w:type="spellStart"/>
-      <w:r>
-        <w:rPr>
-          <w:rFonts w:ascii="Arial" w:eastAsia="Arial" w:hAnsi="Arial" w:cs="Arial"/>
-          <w:b/>
-          <w:bCs/>
-          <w:sz w:val="22"/>
-          <w:szCs w:val="22"/>
-        </w:rPr>
-        <w:t>upper</w:t>
-      </w:r>
-      <w:proofErr w:type="spellEnd"/>
+        </w:rPr>
+        <w:t>_upper</w:t>
+      </w:r>
       <w:r>
         <w:rPr>
           <w:rFonts w:ascii="Arial" w:eastAsia="Arial" w:hAnsi="Arial" w:cs="Arial"/>
@@ -13935,7 +12843,6 @@
                 <w:szCs w:val="22"/>
               </w:rPr>
             </w:pPr>
-            <w:proofErr w:type="spellStart"/>
             <w:r>
               <w:rPr>
                 <w:rFonts w:ascii="Arial" w:hAnsi="Arial" w:cs="Arial"/>
@@ -13946,7 +12853,6 @@
               </w:rPr>
               <w:t>No</w:t>
             </w:r>
-            <w:proofErr w:type="spellEnd"/>
           </w:p>
         </w:tc>
         <w:tc>
@@ -14096,29 +13002,7 @@
                 <w:szCs w:val="22"/>
                 <w:lang w:val="en-US"/>
               </w:rPr>
-              <w:t>{</w:t>
-            </w:r>
-            <w:proofErr w:type="spellStart"/>
-            <w:r>
-              <w:rPr>
-                <w:rFonts w:ascii="Arial" w:eastAsia="Arial" w:hAnsi="Arial" w:cs="Arial"/>
-                <w:spacing w:val="-2"/>
-                <w:sz w:val="22"/>
-                <w:szCs w:val="22"/>
-                <w:lang w:val="en-US"/>
-              </w:rPr>
-              <w:t>nama_ppk</w:t>
-            </w:r>
-            <w:proofErr w:type="spellEnd"/>
-            <w:r>
-              <w:rPr>
-                <w:rFonts w:ascii="Arial" w:eastAsia="Arial" w:hAnsi="Arial" w:cs="Arial"/>
-                <w:spacing w:val="-2"/>
-                <w:sz w:val="22"/>
-                <w:szCs w:val="22"/>
-                <w:lang w:val="en-US"/>
-              </w:rPr>
-              <w:t>}</w:t>
+              <w:t>{nama_ppk}</w:t>
             </w:r>
           </w:p>
         </w:tc>
@@ -14148,27 +13032,7 @@
                 <w:szCs w:val="22"/>
                 <w:lang w:val="en-US"/>
               </w:rPr>
-              <w:t>{</w:t>
-            </w:r>
-            <w:proofErr w:type="spellStart"/>
-            <w:r>
-              <w:rPr>
-                <w:rFonts w:ascii="Arial" w:hAnsi="Arial" w:cs="Arial"/>
-                <w:sz w:val="22"/>
-                <w:szCs w:val="22"/>
-                <w:lang w:val="en-US"/>
-              </w:rPr>
-              <w:t>ppk</w:t>
-            </w:r>
-            <w:proofErr w:type="spellEnd"/>
-            <w:r>
-              <w:rPr>
-                <w:rFonts w:ascii="Arial" w:hAnsi="Arial" w:cs="Arial"/>
-                <w:sz w:val="22"/>
-                <w:szCs w:val="22"/>
-                <w:lang w:val="en-US"/>
-              </w:rPr>
-              <w:t>}</w:t>
+              <w:t>{ppk}</w:t>
             </w:r>
           </w:p>
         </w:tc>
@@ -14546,33 +13410,7 @@
         <w:szCs w:val="16"/>
         <w:lang w:val="en-US"/>
       </w:rPr>
-      <w:t>{</w:t>
-    </w:r>
-    <w:proofErr w:type="spellStart"/>
-    <w:r>
-      <w:rPr>
-        <w:rFonts w:ascii="Arial" w:eastAsia="Calibri" w:hAnsi="Arial" w:cs="Arial"/>
-        <w:b/>
-        <w:bCs/>
-        <w:spacing w:val="-8"/>
-        <w:sz w:val="16"/>
-        <w:szCs w:val="16"/>
-        <w:lang w:val="en-US"/>
-      </w:rPr>
-      <w:t>kode_pokja</w:t>
-    </w:r>
-    <w:proofErr w:type="spellEnd"/>
-    <w:r>
-      <w:rPr>
-        <w:rFonts w:ascii="Arial" w:eastAsia="Calibri" w:hAnsi="Arial" w:cs="Arial"/>
-        <w:b/>
-        <w:bCs/>
-        <w:spacing w:val="-8"/>
-        <w:sz w:val="16"/>
-        <w:szCs w:val="16"/>
-        <w:lang w:val="en-US"/>
-      </w:rPr>
-      <w:t>}</w:t>
+      <w:t>{kode_pokja}</w:t>
     </w:r>
     <w:r>
       <w:rPr>
@@ -14617,25 +13455,7 @@
         <w:sz w:val="15"/>
         <w:szCs w:val="15"/>
       </w:rPr>
-      <w:t xml:space="preserve">Jl. Yos </w:t>
-    </w:r>
-    <w:proofErr w:type="spellStart"/>
-    <w:r>
-      <w:rPr>
-        <w:rFonts w:ascii="Arial" w:eastAsia="Calibri" w:hAnsi="Arial" w:cs="Arial"/>
-        <w:sz w:val="15"/>
-        <w:szCs w:val="15"/>
-      </w:rPr>
-      <w:t>Sudarso</w:t>
-    </w:r>
-    <w:proofErr w:type="spellEnd"/>
-    <w:r>
-      <w:rPr>
-        <w:rFonts w:ascii="Arial" w:eastAsia="Calibri" w:hAnsi="Arial" w:cs="Arial"/>
-        <w:sz w:val="15"/>
-        <w:szCs w:val="15"/>
-      </w:rPr>
-      <w:t xml:space="preserve"> No. 37A Lt.2, Banjarmasin 70119 Telepon (0511) 6723416 Surel </w:t>
+      <w:t xml:space="preserve">Jl. Yos Sudarso No. 37A Lt.2, Banjarmasin 70119 Telepon (0511) 6723416 Surel </w:t>
     </w:r>
     <w:hyperlink r:id="rId2" w:history="1">
       <w:r>
@@ -14646,29 +13466,7 @@
           <w:szCs w:val="15"/>
           <w:lang w:val="en-US"/>
         </w:rPr>
-        <w:t>{</w:t>
-      </w:r>
-      <w:proofErr w:type="spellStart"/>
-      <w:r>
-        <w:rPr>
-          <w:rStyle w:val="Hyperlink"/>
-          <w:rFonts w:ascii="Arial" w:eastAsia="Calibri" w:hAnsi="Arial" w:cs="Arial"/>
-          <w:sz w:val="15"/>
-          <w:szCs w:val="15"/>
-          <w:lang w:val="en-US"/>
-        </w:rPr>
-        <w:t>email_ketua_pokja</w:t>
-      </w:r>
-      <w:proofErr w:type="spellEnd"/>
-      <w:r>
-        <w:rPr>
-          <w:rStyle w:val="Hyperlink"/>
-          <w:rFonts w:ascii="Arial" w:eastAsia="Calibri" w:hAnsi="Arial" w:cs="Arial"/>
-          <w:sz w:val="15"/>
-          <w:szCs w:val="15"/>
-          <w:lang w:val="en-US"/>
-        </w:rPr>
-        <w:t>}</w:t>
+        <w:t>{email_ketua_pokja}</w:t>
       </w:r>
     </w:hyperlink>
     <w:r>
@@ -19232,12 +18030,7 @@
 </file>
 
 <file path=customXml/item1.xml><?xml version="1.0" encoding="utf-8"?>
-<?mso-contentType ?>
-<FormTemplates xmlns="http://schemas.microsoft.com/sharepoint/v3/contenttype/forms">
-  <Display>DocumentLibraryForm</Display>
-  <Edit>DocumentLibraryForm</Edit>
-  <New>DocumentLibraryForm</New>
-</FormTemplates>
+<b:Sources xmlns:b="http://schemas.openxmlformats.org/officeDocument/2006/bibliography" xmlns="http://schemas.openxmlformats.org/officeDocument/2006/bibliography" SelectedStyle="\APASixthEditionOfficeOnline.xsl" StyleName="APA" Version="6"/>
 </file>
 
 <file path=customXml/item2.xml><?xml version="1.0" encoding="utf-8"?>
@@ -19484,7 +18277,12 @@
 </file>
 
 <file path=customXml/item3.xml><?xml version="1.0" encoding="utf-8"?>
-<b:Sources xmlns:b="http://schemas.openxmlformats.org/officeDocument/2006/bibliography" xmlns="http://schemas.openxmlformats.org/officeDocument/2006/bibliography" SelectedStyle="\APASixthEditionOfficeOnline.xsl" StyleName="APA" Version="6"/>
+<?mso-contentType ?>
+<FormTemplates xmlns="http://schemas.microsoft.com/sharepoint/v3/contenttype/forms">
+  <Display>DocumentLibraryForm</Display>
+  <Edit>DocumentLibraryForm</Edit>
+  <New>DocumentLibraryForm</New>
+</FormTemplates>
 </file>
 
 <file path=customXml/item4.xml><?xml version="1.0" encoding="utf-8"?>
@@ -19500,9 +18298,9 @@
 </file>
 
 <file path=customXml/itemProps1.xml><?xml version="1.0" encoding="utf-8"?>
-<ds:datastoreItem xmlns:ds="http://schemas.openxmlformats.org/officeDocument/2006/customXml" ds:itemID="{ADE80AD1-B511-437D-9EC6-E71B406ED00D}">
+<ds:datastoreItem xmlns:ds="http://schemas.openxmlformats.org/officeDocument/2006/customXml" ds:itemID="{10D35394-9BBA-4CA7-9ACA-93FF9FC4B9FE}">
   <ds:schemaRefs>
-    <ds:schemaRef ds:uri="http://schemas.microsoft.com/sharepoint/v3/contenttype/forms"/>
+    <ds:schemaRef ds:uri="http://schemas.openxmlformats.org/officeDocument/2006/bibliography"/>
   </ds:schemaRefs>
 </ds:datastoreItem>
 </file>
@@ -19527,9 +18325,9 @@
 </file>
 
 <file path=customXml/itemProps3.xml><?xml version="1.0" encoding="utf-8"?>
-<ds:datastoreItem xmlns:ds="http://schemas.openxmlformats.org/officeDocument/2006/customXml" ds:itemID="{10D35394-9BBA-4CA7-9ACA-93FF9FC4B9FE}">
+<ds:datastoreItem xmlns:ds="http://schemas.openxmlformats.org/officeDocument/2006/customXml" ds:itemID="{ADE80AD1-B511-437D-9EC6-E71B406ED00D}">
   <ds:schemaRefs>
-    <ds:schemaRef ds:uri="http://schemas.openxmlformats.org/officeDocument/2006/bibliography"/>
+    <ds:schemaRef ds:uri="http://schemas.microsoft.com/sharepoint/v3/contenttype/forms"/>
   </ds:schemaRefs>
 </ds:datastoreItem>
 </file>

--- a/Master Folder/Master BA Timlak Konsultan/01. BA Reviu Persiapan Pengadaan.docx
+++ b/Master Folder/Master BA Timlak Konsultan/01. BA Reviu Persiapan Pengadaan.docx
@@ -256,7 +256,27 @@
           <w:szCs w:val="22"/>
           <w:lang w:val="en-US"/>
         </w:rPr>
-        <w:t>{kode_klasifikasi}</w:t>
+        <w:t>{</w:t>
+      </w:r>
+      <w:proofErr w:type="spellStart"/>
+      <w:r>
+        <w:rPr>
+          <w:rFonts w:ascii="Arial" w:eastAsia="Arial" w:hAnsi="Arial" w:cs="Arial"/>
+          <w:sz w:val="22"/>
+          <w:szCs w:val="22"/>
+          <w:lang w:val="en-US"/>
+        </w:rPr>
+        <w:t>kode_klasifikasi</w:t>
+      </w:r>
+      <w:proofErr w:type="spellEnd"/>
+      <w:r>
+        <w:rPr>
+          <w:rFonts w:ascii="Arial" w:eastAsia="Arial" w:hAnsi="Arial" w:cs="Arial"/>
+          <w:sz w:val="22"/>
+          <w:szCs w:val="22"/>
+          <w:lang w:val="en-US"/>
+        </w:rPr>
+        <w:t>}</w:t>
       </w:r>
       <w:r>
         <w:rPr>
@@ -273,7 +293,27 @@
           <w:szCs w:val="22"/>
           <w:lang w:val="en-US"/>
         </w:rPr>
-        <w:t>{kode_pokja}</w:t>
+        <w:t>{</w:t>
+      </w:r>
+      <w:proofErr w:type="spellStart"/>
+      <w:r>
+        <w:rPr>
+          <w:rFonts w:ascii="Arial" w:eastAsia="Arial" w:hAnsi="Arial" w:cs="Arial"/>
+          <w:sz w:val="22"/>
+          <w:szCs w:val="22"/>
+          <w:lang w:val="en-US"/>
+        </w:rPr>
+        <w:t>kode_pokja</w:t>
+      </w:r>
+      <w:proofErr w:type="spellEnd"/>
+      <w:r>
+        <w:rPr>
+          <w:rFonts w:ascii="Arial" w:eastAsia="Arial" w:hAnsi="Arial" w:cs="Arial"/>
+          <w:sz w:val="22"/>
+          <w:szCs w:val="22"/>
+          <w:lang w:val="en-US"/>
+        </w:rPr>
+        <w:t>}</w:t>
       </w:r>
       <w:r>
         <w:rPr>
@@ -448,6 +488,7 @@
         </w:rPr>
         <w:t>_</w:t>
       </w:r>
+      <w:proofErr w:type="spellStart"/>
       <w:r>
         <w:rPr>
           <w:rFonts w:ascii="Arial" w:eastAsia="Arial" w:hAnsi="Arial" w:cs="Arial"/>
@@ -461,6 +502,7 @@
         </w:rPr>
         <w:t>reviu</w:t>
       </w:r>
+      <w:proofErr w:type="spellEnd"/>
       <w:r>
         <w:rPr>
           <w:rFonts w:ascii="Arial" w:eastAsia="Arial" w:hAnsi="Arial" w:cs="Arial"/>
@@ -560,6 +602,7 @@
         </w:rPr>
         <w:t>{tanggal_</w:t>
       </w:r>
+      <w:proofErr w:type="spellStart"/>
       <w:r>
         <w:rPr>
           <w:rFonts w:ascii="Arial" w:eastAsia="Arial" w:hAnsi="Arial" w:cs="Arial"/>
@@ -570,8 +613,9 @@
           <w:szCs w:val="22"/>
           <w:lang w:val="en-US"/>
         </w:rPr>
-        <w:t>sebut_</w:t>
-      </w:r>
+        <w:t>sebut</w:t>
+      </w:r>
+      <w:proofErr w:type="spellEnd"/>
       <w:r>
         <w:rPr>
           <w:rFonts w:ascii="Arial" w:eastAsia="Arial" w:hAnsi="Arial" w:cs="Arial"/>
@@ -580,9 +624,11 @@
           <w:spacing w:val="5"/>
           <w:sz w:val="22"/>
           <w:szCs w:val="22"/>
-        </w:rPr>
-        <w:t>reviu</w:t>
-      </w:r>
+          <w:lang w:val="en-US"/>
+        </w:rPr>
+        <w:t>_</w:t>
+      </w:r>
+      <w:proofErr w:type="spellStart"/>
       <w:r>
         <w:rPr>
           <w:rFonts w:ascii="Arial" w:eastAsia="Arial" w:hAnsi="Arial" w:cs="Arial"/>
@@ -592,8 +638,9 @@
           <w:sz w:val="22"/>
           <w:szCs w:val="22"/>
         </w:rPr>
-        <w:t>}</w:t>
-      </w:r>
+        <w:t>reviu</w:t>
+      </w:r>
+      <w:proofErr w:type="spellEnd"/>
       <w:r>
         <w:rPr>
           <w:rFonts w:ascii="Arial" w:eastAsia="Arial" w:hAnsi="Arial" w:cs="Arial"/>
@@ -603,6 +650,17 @@
           <w:sz w:val="22"/>
           <w:szCs w:val="22"/>
         </w:rPr>
+        <w:t>}</w:t>
+      </w:r>
+      <w:r>
+        <w:rPr>
+          <w:rFonts w:ascii="Arial" w:eastAsia="Arial" w:hAnsi="Arial" w:cs="Arial"/>
+          <w:b/>
+          <w:bCs/>
+          <w:spacing w:val="5"/>
+          <w:sz w:val="22"/>
+          <w:szCs w:val="22"/>
+        </w:rPr>
         <w:t xml:space="preserve"> </w:t>
       </w:r>
       <w:r>
@@ -669,6 +727,7 @@
         </w:rPr>
         <w:t>{bulan_</w:t>
       </w:r>
+      <w:proofErr w:type="spellStart"/>
       <w:r>
         <w:rPr>
           <w:rFonts w:ascii="Arial" w:eastAsia="Arial" w:hAnsi="Arial" w:cs="Arial"/>
@@ -679,8 +738,9 @@
           <w:szCs w:val="22"/>
           <w:lang w:val="en-US"/>
         </w:rPr>
-        <w:t>sebut_</w:t>
-      </w:r>
+        <w:t>sebut</w:t>
+      </w:r>
+      <w:proofErr w:type="spellEnd"/>
       <w:r>
         <w:rPr>
           <w:rFonts w:ascii="Arial" w:eastAsia="Arial" w:hAnsi="Arial" w:cs="Arial"/>
@@ -689,9 +749,11 @@
           <w:spacing w:val="6"/>
           <w:sz w:val="22"/>
           <w:szCs w:val="22"/>
-        </w:rPr>
-        <w:t>reviu</w:t>
-      </w:r>
+          <w:lang w:val="en-US"/>
+        </w:rPr>
+        <w:t>_</w:t>
+      </w:r>
+      <w:proofErr w:type="spellStart"/>
       <w:r>
         <w:rPr>
           <w:rFonts w:ascii="Arial" w:eastAsia="Arial" w:hAnsi="Arial" w:cs="Arial"/>
@@ -701,8 +763,9 @@
           <w:sz w:val="22"/>
           <w:szCs w:val="22"/>
         </w:rPr>
-        <w:t>}</w:t>
-      </w:r>
+        <w:t>reviu</w:t>
+      </w:r>
+      <w:proofErr w:type="spellEnd"/>
       <w:r>
         <w:rPr>
           <w:rFonts w:ascii="Arial" w:eastAsia="Arial" w:hAnsi="Arial" w:cs="Arial"/>
@@ -712,6 +775,17 @@
           <w:sz w:val="22"/>
           <w:szCs w:val="22"/>
         </w:rPr>
+        <w:t>}</w:t>
+      </w:r>
+      <w:r>
+        <w:rPr>
+          <w:rFonts w:ascii="Arial" w:eastAsia="Arial" w:hAnsi="Arial" w:cs="Arial"/>
+          <w:b/>
+          <w:bCs/>
+          <w:spacing w:val="6"/>
+          <w:sz w:val="22"/>
+          <w:szCs w:val="22"/>
+        </w:rPr>
         <w:t xml:space="preserve"> </w:t>
       </w:r>
       <w:r>
@@ -769,6 +843,7 @@
         </w:rPr>
         <w:t>{tahun_</w:t>
       </w:r>
+      <w:proofErr w:type="spellStart"/>
       <w:r>
         <w:rPr>
           <w:rFonts w:ascii="Arial" w:eastAsia="Arial" w:hAnsi="Arial" w:cs="Arial"/>
@@ -779,8 +854,9 @@
           <w:szCs w:val="22"/>
           <w:lang w:val="en-US"/>
         </w:rPr>
-        <w:t>sebut_</w:t>
-      </w:r>
+        <w:t>sebut</w:t>
+      </w:r>
+      <w:proofErr w:type="spellEnd"/>
       <w:r>
         <w:rPr>
           <w:rFonts w:ascii="Arial" w:eastAsia="Arial" w:hAnsi="Arial" w:cs="Arial"/>
@@ -789,9 +865,11 @@
           <w:spacing w:val="1"/>
           <w:sz w:val="22"/>
           <w:szCs w:val="22"/>
-        </w:rPr>
-        <w:t>reviu</w:t>
-      </w:r>
+          <w:lang w:val="en-US"/>
+        </w:rPr>
+        <w:t>_</w:t>
+      </w:r>
+      <w:proofErr w:type="spellStart"/>
       <w:r>
         <w:rPr>
           <w:rFonts w:ascii="Arial" w:eastAsia="Arial" w:hAnsi="Arial" w:cs="Arial"/>
@@ -801,8 +879,9 @@
           <w:sz w:val="22"/>
           <w:szCs w:val="22"/>
         </w:rPr>
-        <w:t>}</w:t>
-      </w:r>
+        <w:t>reviu</w:t>
+      </w:r>
+      <w:proofErr w:type="spellEnd"/>
       <w:r>
         <w:rPr>
           <w:rFonts w:ascii="Arial" w:eastAsia="Arial" w:hAnsi="Arial" w:cs="Arial"/>
@@ -812,6 +891,17 @@
           <w:sz w:val="22"/>
           <w:szCs w:val="22"/>
         </w:rPr>
+        <w:t>}</w:t>
+      </w:r>
+      <w:r>
+        <w:rPr>
+          <w:rFonts w:ascii="Arial" w:eastAsia="Arial" w:hAnsi="Arial" w:cs="Arial"/>
+          <w:b/>
+          <w:bCs/>
+          <w:spacing w:val="1"/>
+          <w:sz w:val="22"/>
+          <w:szCs w:val="22"/>
+        </w:rPr>
         <w:t xml:space="preserve"> </w:t>
       </w:r>
       <w:r>
@@ -955,6 +1045,7 @@
         </w:rPr>
         <w:t xml:space="preserve"> </w:t>
       </w:r>
+      <w:proofErr w:type="spellStart"/>
       <w:r>
         <w:rPr>
           <w:rFonts w:ascii="Arial" w:eastAsia="Arial" w:hAnsi="Arial" w:cs="Arial"/>
@@ -962,7 +1053,17 @@
           <w:sz w:val="22"/>
           <w:szCs w:val="22"/>
         </w:rPr>
-        <w:t xml:space="preserve">reviu </w:t>
+        <w:t>reviu</w:t>
+      </w:r>
+      <w:proofErr w:type="spellEnd"/>
+      <w:r>
+        <w:rPr>
+          <w:rFonts w:ascii="Arial" w:eastAsia="Arial" w:hAnsi="Arial" w:cs="Arial"/>
+          <w:spacing w:val="-2"/>
+          <w:sz w:val="22"/>
+          <w:szCs w:val="22"/>
+        </w:rPr>
+        <w:t xml:space="preserve"> </w:t>
       </w:r>
       <w:r>
         <w:rPr>
@@ -1137,7 +1238,31 @@
           <w:sz w:val="22"/>
           <w:szCs w:val="22"/>
         </w:rPr>
-        <w:t xml:space="preserve">{kode_pokja} </w:t>
+        <w:t>{</w:t>
+      </w:r>
+      <w:proofErr w:type="spellStart"/>
+      <w:r>
+        <w:rPr>
+          <w:rFonts w:ascii="Arial" w:eastAsia="Arial" w:hAnsi="Arial" w:cs="Arial"/>
+          <w:b/>
+          <w:bCs/>
+          <w:spacing w:val="2"/>
+          <w:sz w:val="22"/>
+          <w:szCs w:val="22"/>
+        </w:rPr>
+        <w:t>kode_pokja</w:t>
+      </w:r>
+      <w:proofErr w:type="spellEnd"/>
+      <w:r>
+        <w:rPr>
+          <w:rFonts w:ascii="Arial" w:eastAsia="Arial" w:hAnsi="Arial" w:cs="Arial"/>
+          <w:b/>
+          <w:bCs/>
+          <w:spacing w:val="2"/>
+          <w:sz w:val="22"/>
+          <w:szCs w:val="22"/>
+        </w:rPr>
+        <w:t xml:space="preserve">} </w:t>
       </w:r>
       <w:r>
         <w:rPr>
@@ -1264,7 +1389,29 @@
           <w:sz w:val="22"/>
           <w:szCs w:val="22"/>
         </w:rPr>
-        <w:t>{tahun_anggaran}</w:t>
+        <w:t>{</w:t>
+      </w:r>
+      <w:proofErr w:type="spellStart"/>
+      <w:r>
+        <w:rPr>
+          <w:rFonts w:ascii="Arial" w:eastAsia="Arial" w:hAnsi="Arial" w:cs="Arial"/>
+          <w:b/>
+          <w:bCs/>
+          <w:sz w:val="22"/>
+          <w:szCs w:val="22"/>
+        </w:rPr>
+        <w:t>tahun_anggaran</w:t>
+      </w:r>
+      <w:proofErr w:type="spellEnd"/>
+      <w:r>
+        <w:rPr>
+          <w:rFonts w:ascii="Arial" w:eastAsia="Arial" w:hAnsi="Arial" w:cs="Arial"/>
+          <w:b/>
+          <w:bCs/>
+          <w:sz w:val="22"/>
+          <w:szCs w:val="22"/>
+        </w:rPr>
+        <w:t>}</w:t>
       </w:r>
       <w:r>
         <w:rPr>
@@ -1509,7 +1656,25 @@
                 <w:sz w:val="22"/>
                 <w:szCs w:val="22"/>
               </w:rPr>
-              <w:t>{nama_paket}</w:t>
+              <w:t>{</w:t>
+            </w:r>
+            <w:proofErr w:type="spellStart"/>
+            <w:r>
+              <w:rPr>
+                <w:rFonts w:ascii="Arial" w:hAnsi="Arial" w:cs="Arial"/>
+                <w:sz w:val="22"/>
+                <w:szCs w:val="22"/>
+              </w:rPr>
+              <w:t>nama_paket</w:t>
+            </w:r>
+            <w:proofErr w:type="spellEnd"/>
+            <w:r>
+              <w:rPr>
+                <w:rFonts w:ascii="Arial" w:hAnsi="Arial" w:cs="Arial"/>
+                <w:sz w:val="22"/>
+                <w:szCs w:val="22"/>
+              </w:rPr>
+              <w:t>}</w:t>
             </w:r>
           </w:p>
         </w:tc>
@@ -1613,7 +1778,29 @@
                 <w:szCs w:val="22"/>
                 <w:lang w:val="ms-MY"/>
               </w:rPr>
-              <w:t>{satuan_kerja}</w:t>
+              <w:t>{</w:t>
+            </w:r>
+            <w:proofErr w:type="spellStart"/>
+            <w:r>
+              <w:rPr>
+                <w:rFonts w:ascii="Arial" w:eastAsia="Arial" w:hAnsi="Arial" w:cs="Arial"/>
+                <w:spacing w:val="-2"/>
+                <w:sz w:val="22"/>
+                <w:szCs w:val="22"/>
+                <w:lang w:val="ms-MY"/>
+              </w:rPr>
+              <w:t>satuan_kerja</w:t>
+            </w:r>
+            <w:proofErr w:type="spellEnd"/>
+            <w:r>
+              <w:rPr>
+                <w:rFonts w:ascii="Arial" w:eastAsia="Arial" w:hAnsi="Arial" w:cs="Arial"/>
+                <w:spacing w:val="-2"/>
+                <w:sz w:val="22"/>
+                <w:szCs w:val="22"/>
+                <w:lang w:val="ms-MY"/>
+              </w:rPr>
+              <w:t>}</w:t>
             </w:r>
           </w:p>
         </w:tc>
@@ -1719,6 +1906,7 @@
               </w:rPr>
               <w:t>{</w:t>
             </w:r>
+            <w:proofErr w:type="spellStart"/>
             <w:r>
               <w:rPr>
                 <w:rFonts w:ascii="Arial" w:eastAsia="Arial" w:hAnsi="Arial" w:cs="Arial"/>
@@ -1729,6 +1917,7 @@
               </w:rPr>
               <w:t>ppk</w:t>
             </w:r>
+            <w:proofErr w:type="spellEnd"/>
             <w:r>
               <w:rPr>
                 <w:rFonts w:ascii="Arial" w:eastAsia="Arial" w:hAnsi="Arial" w:cs="Arial"/>
@@ -1838,7 +2027,25 @@
                 <w:sz w:val="22"/>
                 <w:szCs w:val="22"/>
               </w:rPr>
-              <w:t>{jenis_pengadaan}</w:t>
+              <w:t>{</w:t>
+            </w:r>
+            <w:proofErr w:type="spellStart"/>
+            <w:r>
+              <w:rPr>
+                <w:rFonts w:ascii="Arial" w:hAnsi="Arial" w:cs="Arial"/>
+                <w:sz w:val="22"/>
+                <w:szCs w:val="22"/>
+              </w:rPr>
+              <w:t>jenis_pengadaan</w:t>
+            </w:r>
+            <w:proofErr w:type="spellEnd"/>
+            <w:r>
+              <w:rPr>
+                <w:rFonts w:ascii="Arial" w:hAnsi="Arial" w:cs="Arial"/>
+                <w:sz w:val="22"/>
+                <w:szCs w:val="22"/>
+              </w:rPr>
+              <w:t>}</w:t>
             </w:r>
           </w:p>
         </w:tc>
@@ -1939,6 +2146,7 @@
               </w:rPr>
               <w:t>{metode_</w:t>
             </w:r>
+            <w:proofErr w:type="spellStart"/>
             <w:r>
               <w:rPr>
                 <w:rFonts w:ascii="Arial" w:hAnsi="Arial" w:cs="Arial"/>
@@ -1948,6 +2156,7 @@
               </w:rPr>
               <w:t>pemilihan</w:t>
             </w:r>
+            <w:proofErr w:type="spellEnd"/>
             <w:r>
               <w:rPr>
                 <w:rFonts w:ascii="Arial" w:hAnsi="Arial" w:cs="Arial"/>
@@ -2056,7 +2265,25 @@
                 <w:sz w:val="22"/>
                 <w:szCs w:val="22"/>
               </w:rPr>
-              <w:t>{tahun_anggaran}</w:t>
+              <w:t>{</w:t>
+            </w:r>
+            <w:proofErr w:type="spellStart"/>
+            <w:r>
+              <w:rPr>
+                <w:rFonts w:ascii="Arial" w:hAnsi="Arial" w:cs="Arial"/>
+                <w:sz w:val="22"/>
+                <w:szCs w:val="22"/>
+              </w:rPr>
+              <w:t>tahun_anggaran</w:t>
+            </w:r>
+            <w:proofErr w:type="spellEnd"/>
+            <w:r>
+              <w:rPr>
+                <w:rFonts w:ascii="Arial" w:hAnsi="Arial" w:cs="Arial"/>
+                <w:sz w:val="22"/>
+                <w:szCs w:val="22"/>
+              </w:rPr>
+              <w:t>}</w:t>
             </w:r>
           </w:p>
         </w:tc>
@@ -2152,7 +2379,16 @@
                 <w:sz w:val="22"/>
                 <w:szCs w:val="22"/>
               </w:rPr>
-              <w:t>{nilai_</w:t>
+              <w:t>{</w:t>
+            </w:r>
+            <w:proofErr w:type="spellStart"/>
+            <w:r>
+              <w:rPr>
+                <w:rFonts w:ascii="Arial" w:hAnsi="Arial" w:cs="Arial"/>
+                <w:sz w:val="22"/>
+                <w:szCs w:val="22"/>
+              </w:rPr>
+              <w:t>nilai_</w:t>
             </w:r>
             <w:r>
               <w:rPr>
@@ -2162,6 +2398,7 @@
               </w:rPr>
               <w:t>pagu</w:t>
             </w:r>
+            <w:proofErr w:type="spellEnd"/>
             <w:r>
               <w:rPr>
                 <w:rFonts w:ascii="Arial" w:hAnsi="Arial" w:cs="Arial"/>
@@ -2185,7 +2422,16 @@
                 <w:sz w:val="22"/>
                 <w:szCs w:val="22"/>
               </w:rPr>
-              <w:t>({terbilang_</w:t>
+              <w:t>({</w:t>
+            </w:r>
+            <w:proofErr w:type="spellStart"/>
+            <w:r>
+              <w:rPr>
+                <w:rFonts w:ascii="Arial" w:hAnsi="Arial" w:cs="Arial"/>
+                <w:sz w:val="22"/>
+                <w:szCs w:val="22"/>
+              </w:rPr>
+              <w:t>terbilang_</w:t>
             </w:r>
             <w:r>
               <w:rPr>
@@ -2195,6 +2441,7 @@
               </w:rPr>
               <w:t>pagu</w:t>
             </w:r>
+            <w:proofErr w:type="spellEnd"/>
             <w:r>
               <w:rPr>
                 <w:rFonts w:ascii="Arial" w:hAnsi="Arial" w:cs="Arial"/>
@@ -2312,7 +2559,16 @@
                 <w:sz w:val="22"/>
                 <w:szCs w:val="22"/>
               </w:rPr>
-              <w:t>{nilai_</w:t>
+              <w:t>{</w:t>
+            </w:r>
+            <w:proofErr w:type="spellStart"/>
+            <w:r>
+              <w:rPr>
+                <w:rFonts w:ascii="Arial" w:hAnsi="Arial" w:cs="Arial"/>
+                <w:sz w:val="22"/>
+                <w:szCs w:val="22"/>
+              </w:rPr>
+              <w:t>nilai_</w:t>
             </w:r>
             <w:r>
               <w:rPr>
@@ -2322,6 +2578,7 @@
               </w:rPr>
               <w:t>hps</w:t>
             </w:r>
+            <w:proofErr w:type="spellEnd"/>
             <w:r>
               <w:rPr>
                 <w:rFonts w:ascii="Arial" w:hAnsi="Arial" w:cs="Arial"/>
@@ -2350,7 +2607,16 @@
                 <w:sz w:val="22"/>
                 <w:szCs w:val="22"/>
               </w:rPr>
-              <w:t>({terbilang_</w:t>
+              <w:t>({</w:t>
+            </w:r>
+            <w:proofErr w:type="spellStart"/>
+            <w:r>
+              <w:rPr>
+                <w:rFonts w:ascii="Arial" w:hAnsi="Arial" w:cs="Arial"/>
+                <w:sz w:val="22"/>
+                <w:szCs w:val="22"/>
+              </w:rPr>
+              <w:t>terbilang_</w:t>
             </w:r>
             <w:r>
               <w:rPr>
@@ -2360,6 +2626,7 @@
               </w:rPr>
               <w:t>hps</w:t>
             </w:r>
+            <w:proofErr w:type="spellEnd"/>
             <w:r>
               <w:rPr>
                 <w:rFonts w:ascii="Arial" w:hAnsi="Arial" w:cs="Arial"/>
@@ -2482,6 +2749,7 @@
         </w:rPr>
         <w:t xml:space="preserve"> </w:t>
       </w:r>
+      <w:proofErr w:type="spellStart"/>
       <w:r>
         <w:rPr>
           <w:rFonts w:ascii="Arial" w:eastAsia="Arial" w:hAnsi="Arial" w:cs="Arial"/>
@@ -2493,6 +2761,7 @@
         </w:rPr>
         <w:t>Reviu</w:t>
       </w:r>
+      <w:proofErr w:type="spellEnd"/>
       <w:r>
         <w:rPr>
           <w:rFonts w:ascii="Arial" w:eastAsia="Arial" w:hAnsi="Arial" w:cs="Arial"/>
@@ -4418,7 +4687,25 @@
           <w:sz w:val="22"/>
           <w:szCs w:val="22"/>
         </w:rPr>
-        <w:t>Standar Operasional Prosedur Nomor 13/SOP.04/2024 tanggal 15 Juli 2024 tentang Reviu Dokumen Persiapan Pengadaan dan Penyiapan Dokumen Pemilihan;</w:t>
+        <w:t xml:space="preserve">Standar Operasional Prosedur Nomor 13/SOP.04/2024 tanggal 15 Juli 2024 tentang </w:t>
+      </w:r>
+      <w:proofErr w:type="spellStart"/>
+      <w:r>
+        <w:rPr>
+          <w:rFonts w:ascii="Arial" w:eastAsia="Arial" w:hAnsi="Arial" w:cs="Arial"/>
+          <w:sz w:val="22"/>
+          <w:szCs w:val="22"/>
+        </w:rPr>
+        <w:t>Reviu</w:t>
+      </w:r>
+      <w:proofErr w:type="spellEnd"/>
+      <w:r>
+        <w:rPr>
+          <w:rFonts w:ascii="Arial" w:eastAsia="Arial" w:hAnsi="Arial" w:cs="Arial"/>
+          <w:sz w:val="22"/>
+          <w:szCs w:val="22"/>
+        </w:rPr>
+        <w:t xml:space="preserve"> Dokumen Persiapan Pengadaan dan Penyiapan Dokumen Pemilihan;</w:t>
       </w:r>
     </w:p>
     <w:p>
@@ -4738,7 +5025,25 @@
           <w:sz w:val="22"/>
           <w:szCs w:val="22"/>
         </w:rPr>
-        <w:t>{nomor_sk_pokja}</w:t>
+        <w:t>{</w:t>
+      </w:r>
+      <w:proofErr w:type="spellStart"/>
+      <w:r>
+        <w:rPr>
+          <w:rFonts w:ascii="Arial" w:eastAsia="Arial" w:hAnsi="Arial" w:cs="Arial"/>
+          <w:sz w:val="22"/>
+          <w:szCs w:val="22"/>
+        </w:rPr>
+        <w:t>nomor_sk_pokja</w:t>
+      </w:r>
+      <w:proofErr w:type="spellEnd"/>
+      <w:r>
+        <w:rPr>
+          <w:rFonts w:ascii="Arial" w:eastAsia="Arial" w:hAnsi="Arial" w:cs="Arial"/>
+          <w:sz w:val="22"/>
+          <w:szCs w:val="22"/>
+        </w:rPr>
+        <w:t>}</w:t>
       </w:r>
       <w:r>
         <w:rPr>
@@ -4809,6 +5114,7 @@
         </w:rPr>
         <w:t>{</w:t>
       </w:r>
+      <w:proofErr w:type="spellStart"/>
       <w:r>
         <w:rPr>
           <w:rFonts w:ascii="Arial" w:eastAsia="Arial" w:hAnsi="Arial" w:cs="Arial"/>
@@ -4823,7 +5129,16 @@
           <w:sz w:val="22"/>
           <w:szCs w:val="22"/>
         </w:rPr>
-        <w:t>_sk_pokja}</w:t>
+        <w:t>_sk_pokja</w:t>
+      </w:r>
+      <w:proofErr w:type="spellEnd"/>
+      <w:r>
+        <w:rPr>
+          <w:rFonts w:ascii="Arial" w:eastAsia="Arial" w:hAnsi="Arial" w:cs="Arial"/>
+          <w:sz w:val="22"/>
+          <w:szCs w:val="22"/>
+        </w:rPr>
+        <w:t>}</w:t>
       </w:r>
       <w:r>
         <w:rPr>
@@ -5088,8 +5403,9 @@
           <w:sz w:val="22"/>
           <w:szCs w:val="22"/>
         </w:rPr>
-        <w:t>{kode_pokja}</w:t>
-      </w:r>
+        <w:t>{</w:t>
+      </w:r>
+      <w:proofErr w:type="spellStart"/>
       <w:r>
         <w:rPr>
           <w:rFonts w:ascii="Arial" w:eastAsia="Arial" w:hAnsi="Arial" w:cs="Arial"/>
@@ -5097,6 +5413,25 @@
           <w:sz w:val="22"/>
           <w:szCs w:val="22"/>
         </w:rPr>
+        <w:t>kode_pokja</w:t>
+      </w:r>
+      <w:proofErr w:type="spellEnd"/>
+      <w:r>
+        <w:rPr>
+          <w:rFonts w:ascii="Arial" w:eastAsia="Arial" w:hAnsi="Arial" w:cs="Arial"/>
+          <w:spacing w:val="-2"/>
+          <w:sz w:val="22"/>
+          <w:szCs w:val="22"/>
+        </w:rPr>
+        <w:t>}</w:t>
+      </w:r>
+      <w:r>
+        <w:rPr>
+          <w:rFonts w:ascii="Arial" w:eastAsia="Arial" w:hAnsi="Arial" w:cs="Arial"/>
+          <w:spacing w:val="-2"/>
+          <w:sz w:val="22"/>
+          <w:szCs w:val="22"/>
+        </w:rPr>
         <w:t xml:space="preserve"> BP2JK Wilayah Kalimantan Selatan Kementerian Pekerjaan Umum Tahun Anggaran </w:t>
       </w:r>
       <w:r>
@@ -5106,7 +5441,27 @@
           <w:sz w:val="22"/>
           <w:szCs w:val="22"/>
         </w:rPr>
-        <w:t>{tahun_anggaran}</w:t>
+        <w:t>{</w:t>
+      </w:r>
+      <w:proofErr w:type="spellStart"/>
+      <w:r>
+        <w:rPr>
+          <w:rFonts w:ascii="Arial" w:eastAsia="Arial" w:hAnsi="Arial" w:cs="Arial"/>
+          <w:spacing w:val="-2"/>
+          <w:sz w:val="22"/>
+          <w:szCs w:val="22"/>
+        </w:rPr>
+        <w:t>tahun_anggaran</w:t>
+      </w:r>
+      <w:proofErr w:type="spellEnd"/>
+      <w:r>
+        <w:rPr>
+          <w:rFonts w:ascii="Arial" w:eastAsia="Arial" w:hAnsi="Arial" w:cs="Arial"/>
+          <w:spacing w:val="-2"/>
+          <w:sz w:val="22"/>
+          <w:szCs w:val="22"/>
+        </w:rPr>
+        <w:t>}</w:t>
       </w:r>
       <w:r>
         <w:rPr>
@@ -5368,7 +5723,16 @@
           <w:sz w:val="22"/>
           <w:szCs w:val="22"/>
         </w:rPr>
-        <w:t>{nomor_sk_</w:t>
+        <w:t>{</w:t>
+      </w:r>
+      <w:proofErr w:type="spellStart"/>
+      <w:r>
+        <w:rPr>
+          <w:rFonts w:ascii="Arial" w:eastAsia="Arial" w:hAnsi="Arial" w:cs="Arial"/>
+          <w:sz w:val="22"/>
+          <w:szCs w:val="22"/>
+        </w:rPr>
+        <w:t>nomor_sk_</w:t>
       </w:r>
       <w:r>
         <w:rPr>
@@ -5378,6 +5742,7 @@
         </w:rPr>
         <w:t>timlak</w:t>
       </w:r>
+      <w:proofErr w:type="spellEnd"/>
       <w:r>
         <w:rPr>
           <w:rFonts w:ascii="Arial" w:eastAsia="Arial" w:hAnsi="Arial" w:cs="Arial"/>
@@ -5455,6 +5820,7 @@
         </w:rPr>
         <w:t>{</w:t>
       </w:r>
+      <w:proofErr w:type="spellStart"/>
       <w:r>
         <w:rPr>
           <w:rFonts w:ascii="Arial" w:eastAsia="Arial" w:hAnsi="Arial" w:cs="Arial"/>
@@ -5479,6 +5845,7 @@
         </w:rPr>
         <w:t>timlak</w:t>
       </w:r>
+      <w:proofErr w:type="spellEnd"/>
       <w:r>
         <w:rPr>
           <w:rFonts w:ascii="Arial" w:eastAsia="Arial" w:hAnsi="Arial" w:cs="Arial"/>
@@ -5626,8 +5993,9 @@
           <w:sz w:val="22"/>
           <w:szCs w:val="22"/>
         </w:rPr>
-        <w:t>{kode_pok</w:t>
-      </w:r>
+        <w:t>{</w:t>
+      </w:r>
+      <w:proofErr w:type="spellStart"/>
       <w:r>
         <w:rPr>
           <w:rFonts w:ascii="Arial" w:eastAsia="Arial" w:hAnsi="Arial" w:cs="Arial"/>
@@ -5635,8 +6003,18 @@
           <w:sz w:val="22"/>
           <w:szCs w:val="22"/>
         </w:rPr>
+        <w:t>kode_pok</w:t>
+      </w:r>
+      <w:r>
+        <w:rPr>
+          <w:rFonts w:ascii="Arial" w:eastAsia="Arial" w:hAnsi="Arial" w:cs="Arial"/>
+          <w:spacing w:val="3"/>
+          <w:sz w:val="22"/>
+          <w:szCs w:val="22"/>
+        </w:rPr>
         <w:t>ja</w:t>
       </w:r>
+      <w:proofErr w:type="spellEnd"/>
       <w:r>
         <w:rPr>
           <w:rFonts w:ascii="Arial" w:eastAsia="Arial" w:hAnsi="Arial" w:cs="Arial"/>
@@ -5655,6 +6033,7 @@
         </w:rPr>
         <w:t xml:space="preserve"> BP2JK Wilayah </w:t>
       </w:r>
+      <w:proofErr w:type="spellStart"/>
       <w:r>
         <w:rPr>
           <w:rFonts w:ascii="Arial" w:eastAsia="Arial" w:hAnsi="Arial" w:cs="Arial"/>
@@ -5662,8 +6041,9 @@
           <w:sz w:val="22"/>
           <w:szCs w:val="22"/>
         </w:rPr>
-        <w:t xml:space="preserve">Wilayah Kalimantan Selatan Kementerian Pekerjaan Umum Tahun Anggaran </w:t>
-      </w:r>
+        <w:t>Wilayah</w:t>
+      </w:r>
+      <w:proofErr w:type="spellEnd"/>
       <w:r>
         <w:rPr>
           <w:rFonts w:ascii="Arial" w:eastAsia="Arial" w:hAnsi="Arial" w:cs="Arial"/>
@@ -5671,7 +6051,36 @@
           <w:sz w:val="22"/>
           <w:szCs w:val="22"/>
         </w:rPr>
-        <w:t>{tahun_anggaran}</w:t>
+        <w:t xml:space="preserve"> Kalimantan Selatan Kementerian Pekerjaan Umum Tahun Anggaran </w:t>
+      </w:r>
+      <w:r>
+        <w:rPr>
+          <w:rFonts w:ascii="Arial" w:eastAsia="Arial" w:hAnsi="Arial" w:cs="Arial"/>
+          <w:spacing w:val="-2"/>
+          <w:sz w:val="22"/>
+          <w:szCs w:val="22"/>
+        </w:rPr>
+        <w:t>{</w:t>
+      </w:r>
+      <w:proofErr w:type="spellStart"/>
+      <w:r>
+        <w:rPr>
+          <w:rFonts w:ascii="Arial" w:eastAsia="Arial" w:hAnsi="Arial" w:cs="Arial"/>
+          <w:spacing w:val="-2"/>
+          <w:sz w:val="22"/>
+          <w:szCs w:val="22"/>
+        </w:rPr>
+        <w:t>tahun_anggaran</w:t>
+      </w:r>
+      <w:proofErr w:type="spellEnd"/>
+      <w:r>
+        <w:rPr>
+          <w:rFonts w:ascii="Arial" w:eastAsia="Arial" w:hAnsi="Arial" w:cs="Arial"/>
+          <w:spacing w:val="-2"/>
+          <w:sz w:val="22"/>
+          <w:szCs w:val="22"/>
+        </w:rPr>
+        <w:t>}</w:t>
       </w:r>
       <w:r>
         <w:rPr>
@@ -5714,15 +6123,51 @@
           <w:sz w:val="22"/>
           <w:szCs w:val="22"/>
         </w:rPr>
-        <w:t xml:space="preserve">Undangan Rapat Pembahasan Reviu Dokumen Persiapan Pengadaan dan Penyiapan Dokumen Pemilihan Nomor </w:t>
-      </w:r>
-      <w:r>
-        <w:rPr>
-          <w:rFonts w:ascii="Arial" w:eastAsia="Arial" w:hAnsi="Arial" w:cs="Arial"/>
-          <w:sz w:val="22"/>
-          <w:szCs w:val="22"/>
-        </w:rPr>
-        <w:t>{nomor_undangan_rapat}</w:t>
+        <w:t xml:space="preserve">Undangan Rapat Pembahasan </w:t>
+      </w:r>
+      <w:proofErr w:type="spellStart"/>
+      <w:r>
+        <w:rPr>
+          <w:rFonts w:ascii="Arial" w:eastAsia="Arial" w:hAnsi="Arial" w:cs="Arial"/>
+          <w:sz w:val="22"/>
+          <w:szCs w:val="22"/>
+        </w:rPr>
+        <w:t>Reviu</w:t>
+      </w:r>
+      <w:proofErr w:type="spellEnd"/>
+      <w:r>
+        <w:rPr>
+          <w:rFonts w:ascii="Arial" w:eastAsia="Arial" w:hAnsi="Arial" w:cs="Arial"/>
+          <w:sz w:val="22"/>
+          <w:szCs w:val="22"/>
+        </w:rPr>
+        <w:t xml:space="preserve"> Dokumen Persiapan Pengadaan dan Penyiapan Dokumen Pemilihan Nomor </w:t>
+      </w:r>
+      <w:r>
+        <w:rPr>
+          <w:rFonts w:ascii="Arial" w:eastAsia="Arial" w:hAnsi="Arial" w:cs="Arial"/>
+          <w:sz w:val="22"/>
+          <w:szCs w:val="22"/>
+        </w:rPr>
+        <w:t>{</w:t>
+      </w:r>
+      <w:proofErr w:type="spellStart"/>
+      <w:r>
+        <w:rPr>
+          <w:rFonts w:ascii="Arial" w:eastAsia="Arial" w:hAnsi="Arial" w:cs="Arial"/>
+          <w:sz w:val="22"/>
+          <w:szCs w:val="22"/>
+        </w:rPr>
+        <w:t>nomor_undangan_rapat</w:t>
+      </w:r>
+      <w:proofErr w:type="spellEnd"/>
+      <w:r>
+        <w:rPr>
+          <w:rFonts w:ascii="Arial" w:eastAsia="Arial" w:hAnsi="Arial" w:cs="Arial"/>
+          <w:sz w:val="22"/>
+          <w:szCs w:val="22"/>
+        </w:rPr>
+        <w:t>}</w:t>
       </w:r>
       <w:r>
         <w:rPr>
@@ -5754,7 +6199,16 @@
           <w:sz w:val="22"/>
           <w:szCs w:val="22"/>
         </w:rPr>
-        <w:t>{tanggal_</w:t>
+        <w:t>{</w:t>
+      </w:r>
+      <w:proofErr w:type="spellStart"/>
+      <w:r>
+        <w:rPr>
+          <w:rFonts w:ascii="Arial" w:eastAsia="Arial" w:hAnsi="Arial" w:cs="Arial"/>
+          <w:sz w:val="22"/>
+          <w:szCs w:val="22"/>
+        </w:rPr>
+        <w:t>tanggal_</w:t>
       </w:r>
       <w:r>
         <w:rPr>
@@ -5765,6 +6219,7 @@
         </w:rPr>
         <w:t>reviu</w:t>
       </w:r>
+      <w:proofErr w:type="spellEnd"/>
       <w:r>
         <w:rPr>
           <w:rFonts w:ascii="Arial" w:eastAsia="Arial" w:hAnsi="Arial" w:cs="Arial"/>
@@ -5983,6 +6438,7 @@
         </w:rPr>
         <w:t xml:space="preserve"> </w:t>
       </w:r>
+      <w:proofErr w:type="spellStart"/>
       <w:r>
         <w:rPr>
           <w:rFonts w:ascii="Arial" w:eastAsia="Arial" w:hAnsi="Arial" w:cs="Arial"/>
@@ -5994,6 +6450,7 @@
         </w:rPr>
         <w:t>Reviu</w:t>
       </w:r>
+      <w:proofErr w:type="spellEnd"/>
       <w:r>
         <w:rPr>
           <w:rFonts w:ascii="Arial" w:eastAsia="Arial" w:hAnsi="Arial" w:cs="Arial"/>
@@ -6212,6 +6669,7 @@
           <w:szCs w:val="22"/>
         </w:rPr>
       </w:pPr>
+      <w:proofErr w:type="spellStart"/>
       <w:r>
         <w:rPr>
           <w:rFonts w:ascii="Arial" w:eastAsia="Arial" w:hAnsi="Arial" w:cs="Arial"/>
@@ -6219,7 +6677,17 @@
           <w:sz w:val="22"/>
           <w:szCs w:val="22"/>
         </w:rPr>
-        <w:t xml:space="preserve">Reviu Dokumen Persiapan Pengadaan dilaksanakan oleh Pokja Pemilihan bersama dengan Tim Pelaksana dan Pejabat Pembuat Komitmen. Pemeriksaan mengenai kelengkapan berkas yang disampaikan maupun substansinya </w:t>
+        <w:t>Reviu</w:t>
+      </w:r>
+      <w:proofErr w:type="spellEnd"/>
+      <w:r>
+        <w:rPr>
+          <w:rFonts w:ascii="Arial" w:eastAsia="Arial" w:hAnsi="Arial" w:cs="Arial"/>
+          <w:spacing w:val="-2"/>
+          <w:sz w:val="22"/>
+          <w:szCs w:val="22"/>
+        </w:rPr>
+        <w:t xml:space="preserve"> Dokumen Persiapan Pengadaan dilaksanakan oleh Pokja Pemilihan bersama dengan Tim Pelaksana dan Pejabat Pembuat Komitmen. Pemeriksaan mengenai kelengkapan berkas yang disampaikan maupun substansinya </w:t>
       </w:r>
       <w:r>
         <w:rPr>
@@ -6641,10 +7109,12 @@
           <w:szCs w:val="22"/>
         </w:rPr>
         <w:sectPr>
-          <w:headerReference w:type="default" r:id="rId11"/>
-          <w:footerReference w:type="default" r:id="rId12"/>
-          <w:headerReference w:type="first" r:id="rId13"/>
-          <w:footerReference w:type="first" r:id="rId14"/>
+          <w:headerReference w:type="even" r:id="rId11"/>
+          <w:headerReference w:type="default" r:id="rId12"/>
+          <w:footerReference w:type="even" r:id="rId13"/>
+          <w:footerReference w:type="default" r:id="rId14"/>
+          <w:headerReference w:type="first" r:id="rId15"/>
+          <w:footerReference w:type="first" r:id="rId16"/>
           <w:pgSz w:w="11907" w:h="16840" w:code="9"/>
           <w:pgMar w:top="1134" w:right="1134" w:bottom="1418" w:left="1418" w:header="720" w:footer="284" w:gutter="0"/>
           <w:cols w:space="720"/>
@@ -6688,8 +7158,20 @@
           <w:szCs w:val="22"/>
         </w:rPr>
         <w:lastRenderedPageBreak/>
-        <w:t>Hasil Reviu</w:t>
-      </w:r>
+        <w:t xml:space="preserve">Hasil </w:t>
+      </w:r>
+      <w:proofErr w:type="spellStart"/>
+      <w:r>
+        <w:rPr>
+          <w:rFonts w:ascii="Arial" w:hAnsi="Arial" w:cs="Arial"/>
+          <w:b/>
+          <w:bCs/>
+          <w:sz w:val="22"/>
+          <w:szCs w:val="22"/>
+        </w:rPr>
+        <w:t>Reviu</w:t>
+      </w:r>
+      <w:proofErr w:type="spellEnd"/>
       <w:r>
         <w:rPr>
           <w:rFonts w:ascii="Arial" w:hAnsi="Arial" w:cs="Arial"/>
@@ -6802,6 +7284,7 @@
                 <w:szCs w:val="22"/>
               </w:rPr>
             </w:pPr>
+            <w:proofErr w:type="spellStart"/>
             <w:r>
               <w:rPr>
                 <w:rFonts w:ascii="Arial" w:hAnsi="Arial" w:cs="Arial"/>
@@ -6811,7 +7294,19 @@
                 <w:szCs w:val="22"/>
                 <w:lang w:val="en-US"/>
               </w:rPr>
-              <w:t>Catatan/</w:t>
+              <w:t>Catatan</w:t>
+            </w:r>
+            <w:proofErr w:type="spellEnd"/>
+            <w:r>
+              <w:rPr>
+                <w:rFonts w:ascii="Arial" w:hAnsi="Arial" w:cs="Arial"/>
+                <w:b/>
+                <w:bCs/>
+                <w:sz w:val="22"/>
+                <w:szCs w:val="22"/>
+                <w:lang w:val="en-US"/>
+              </w:rPr>
+              <w:t>/</w:t>
             </w:r>
             <w:r>
               <w:rPr>
@@ -6845,6 +7340,7 @@
                 <w:lang w:val="en-US"/>
               </w:rPr>
             </w:pPr>
+            <w:proofErr w:type="spellStart"/>
             <w:r>
               <w:rPr>
                 <w:rFonts w:ascii="Arial" w:hAnsi="Arial" w:cs="Arial"/>
@@ -6854,8 +7350,33 @@
                 <w:szCs w:val="22"/>
                 <w:lang w:val="en-US"/>
               </w:rPr>
-              <w:t>Tindak Lanjut</w:t>
-            </w:r>
+              <w:t>Tindak</w:t>
+            </w:r>
+            <w:proofErr w:type="spellEnd"/>
+            <w:r>
+              <w:rPr>
+                <w:rFonts w:ascii="Arial" w:hAnsi="Arial" w:cs="Arial"/>
+                <w:b/>
+                <w:bCs/>
+                <w:sz w:val="22"/>
+                <w:szCs w:val="22"/>
+                <w:lang w:val="en-US"/>
+              </w:rPr>
+              <w:t xml:space="preserve"> </w:t>
+            </w:r>
+            <w:proofErr w:type="spellStart"/>
+            <w:r>
+              <w:rPr>
+                <w:rFonts w:ascii="Arial" w:hAnsi="Arial" w:cs="Arial"/>
+                <w:b/>
+                <w:bCs/>
+                <w:sz w:val="22"/>
+                <w:szCs w:val="22"/>
+                <w:lang w:val="en-US"/>
+              </w:rPr>
+              <w:t>Lanjut</w:t>
+            </w:r>
+            <w:proofErr w:type="spellEnd"/>
           </w:p>
         </w:tc>
       </w:tr>
@@ -7070,8 +7591,59 @@
                 <w:szCs w:val="22"/>
                 <w:lang w:val="sv-SE"/>
               </w:rPr>
-              <w:t>Surat usulan tender dari Kasatker</w:t>
-            </w:r>
+              <w:t xml:space="preserve">Surat </w:t>
+            </w:r>
+            <w:proofErr w:type="spellStart"/>
+            <w:r>
+              <w:rPr>
+                <w:rFonts w:ascii="Arial" w:hAnsi="Arial" w:cs="Arial"/>
+                <w:sz w:val="22"/>
+                <w:szCs w:val="22"/>
+                <w:lang w:val="sv-SE"/>
+              </w:rPr>
+              <w:t>usulan</w:t>
+            </w:r>
+            <w:proofErr w:type="spellEnd"/>
+            <w:r>
+              <w:rPr>
+                <w:rFonts w:ascii="Arial" w:hAnsi="Arial" w:cs="Arial"/>
+                <w:sz w:val="22"/>
+                <w:szCs w:val="22"/>
+                <w:lang w:val="sv-SE"/>
+              </w:rPr>
+              <w:t xml:space="preserve"> </w:t>
+            </w:r>
+            <w:proofErr w:type="gramStart"/>
+            <w:r>
+              <w:rPr>
+                <w:rFonts w:ascii="Arial" w:hAnsi="Arial" w:cs="Arial"/>
+                <w:sz w:val="22"/>
+                <w:szCs w:val="22"/>
+                <w:lang w:val="sv-SE"/>
+              </w:rPr>
+              <w:t>tender dari</w:t>
+            </w:r>
+            <w:proofErr w:type="gramEnd"/>
+            <w:r>
+              <w:rPr>
+                <w:rFonts w:ascii="Arial" w:hAnsi="Arial" w:cs="Arial"/>
+                <w:sz w:val="22"/>
+                <w:szCs w:val="22"/>
+                <w:lang w:val="sv-SE"/>
+              </w:rPr>
+              <w:t xml:space="preserve"> </w:t>
+            </w:r>
+            <w:proofErr w:type="spellStart"/>
+            <w:r>
+              <w:rPr>
+                <w:rFonts w:ascii="Arial" w:hAnsi="Arial" w:cs="Arial"/>
+                <w:sz w:val="22"/>
+                <w:szCs w:val="22"/>
+                <w:lang w:val="sv-SE"/>
+              </w:rPr>
+              <w:t>Kasatker</w:t>
+            </w:r>
+            <w:proofErr w:type="spellEnd"/>
           </w:p>
         </w:tc>
         <w:tc>
@@ -7236,7 +7808,47 @@
                 <w:szCs w:val="22"/>
                 <w:lang w:val="en-US"/>
               </w:rPr>
-              <w:t>Surat usulan tender dari PPK</w:t>
+              <w:t xml:space="preserve">Surat </w:t>
+            </w:r>
+            <w:proofErr w:type="spellStart"/>
+            <w:r>
+              <w:rPr>
+                <w:rFonts w:ascii="Arial" w:hAnsi="Arial" w:cs="Arial"/>
+                <w:sz w:val="22"/>
+                <w:szCs w:val="22"/>
+                <w:lang w:val="en-US"/>
+              </w:rPr>
+              <w:t>usulan</w:t>
+            </w:r>
+            <w:proofErr w:type="spellEnd"/>
+            <w:r>
+              <w:rPr>
+                <w:rFonts w:ascii="Arial" w:hAnsi="Arial" w:cs="Arial"/>
+                <w:sz w:val="22"/>
+                <w:szCs w:val="22"/>
+                <w:lang w:val="en-US"/>
+              </w:rPr>
+              <w:t xml:space="preserve"> tender </w:t>
+            </w:r>
+            <w:proofErr w:type="spellStart"/>
+            <w:r>
+              <w:rPr>
+                <w:rFonts w:ascii="Arial" w:hAnsi="Arial" w:cs="Arial"/>
+                <w:sz w:val="22"/>
+                <w:szCs w:val="22"/>
+                <w:lang w:val="en-US"/>
+              </w:rPr>
+              <w:t>dari</w:t>
+            </w:r>
+            <w:proofErr w:type="spellEnd"/>
+            <w:r>
+              <w:rPr>
+                <w:rFonts w:ascii="Arial" w:hAnsi="Arial" w:cs="Arial"/>
+                <w:sz w:val="22"/>
+                <w:szCs w:val="22"/>
+                <w:lang w:val="en-US"/>
+              </w:rPr>
+              <w:t xml:space="preserve"> PPK</w:t>
             </w:r>
           </w:p>
         </w:tc>
@@ -7395,14 +8007,65 @@
                 <w:lang w:val="en-US"/>
               </w:rPr>
             </w:pPr>
-            <w:r>
-              <w:rPr>
-                <w:rFonts w:ascii="Arial" w:hAnsi="Arial" w:cs="Arial"/>
-                <w:sz w:val="22"/>
-                <w:szCs w:val="22"/>
-                <w:lang w:val="en-US"/>
-              </w:rPr>
-              <w:t>Kerangka Acuan Kerja (</w:t>
+            <w:proofErr w:type="spellStart"/>
+            <w:r>
+              <w:rPr>
+                <w:rFonts w:ascii="Arial" w:hAnsi="Arial" w:cs="Arial"/>
+                <w:sz w:val="22"/>
+                <w:szCs w:val="22"/>
+                <w:lang w:val="en-US"/>
+              </w:rPr>
+              <w:t>Kerangka</w:t>
+            </w:r>
+            <w:proofErr w:type="spellEnd"/>
+            <w:r>
+              <w:rPr>
+                <w:rFonts w:ascii="Arial" w:hAnsi="Arial" w:cs="Arial"/>
+                <w:sz w:val="22"/>
+                <w:szCs w:val="22"/>
+                <w:lang w:val="en-US"/>
+              </w:rPr>
+              <w:t xml:space="preserve"> </w:t>
+            </w:r>
+            <w:proofErr w:type="spellStart"/>
+            <w:r>
+              <w:rPr>
+                <w:rFonts w:ascii="Arial" w:hAnsi="Arial" w:cs="Arial"/>
+                <w:sz w:val="22"/>
+                <w:szCs w:val="22"/>
+                <w:lang w:val="en-US"/>
+              </w:rPr>
+              <w:t>Acuan</w:t>
+            </w:r>
+            <w:proofErr w:type="spellEnd"/>
+            <w:r>
+              <w:rPr>
+                <w:rFonts w:ascii="Arial" w:hAnsi="Arial" w:cs="Arial"/>
+                <w:sz w:val="22"/>
+                <w:szCs w:val="22"/>
+                <w:lang w:val="en-US"/>
+              </w:rPr>
+              <w:t xml:space="preserve"> </w:t>
+            </w:r>
+            <w:proofErr w:type="spellStart"/>
+            <w:r>
+              <w:rPr>
+                <w:rFonts w:ascii="Arial" w:hAnsi="Arial" w:cs="Arial"/>
+                <w:sz w:val="22"/>
+                <w:szCs w:val="22"/>
+                <w:lang w:val="en-US"/>
+              </w:rPr>
+              <w:t>Kerja</w:t>
+            </w:r>
+            <w:proofErr w:type="spellEnd"/>
+            <w:r>
+              <w:rPr>
+                <w:rFonts w:ascii="Arial" w:hAnsi="Arial" w:cs="Arial"/>
+                <w:sz w:val="22"/>
+                <w:szCs w:val="22"/>
+                <w:lang w:val="en-US"/>
+              </w:rPr>
+              <w:t xml:space="preserve"> (</w:t>
             </w:r>
             <w:r>
               <w:rPr>
@@ -8072,8 +8735,18 @@
                 <w:sz w:val="22"/>
                 <w:szCs w:val="22"/>
               </w:rPr>
-              <w:t>BOQ Kosongan</w:t>
-            </w:r>
+              <w:t xml:space="preserve">BOQ </w:t>
+            </w:r>
+            <w:proofErr w:type="spellStart"/>
+            <w:r>
+              <w:rPr>
+                <w:rFonts w:ascii="Arial" w:hAnsi="Arial" w:cs="Arial"/>
+                <w:sz w:val="22"/>
+                <w:szCs w:val="22"/>
+              </w:rPr>
+              <w:t>Kosongan</w:t>
+            </w:r>
+            <w:proofErr w:type="spellEnd"/>
           </w:p>
         </w:tc>
         <w:tc>
@@ -10330,15 +11003,37 @@
                 <w:lang w:val="en-US"/>
               </w:rPr>
             </w:pPr>
-            <w:r>
-              <w:rPr>
-                <w:rFonts w:ascii="Arial" w:hAnsi="Arial" w:cs="Arial"/>
-                <w:sz w:val="22"/>
-                <w:szCs w:val="22"/>
-                <w:lang w:val="en-US"/>
-              </w:rPr>
-              <w:t>Dokumen Pengadaan</w:t>
-            </w:r>
+            <w:proofErr w:type="spellStart"/>
+            <w:r>
+              <w:rPr>
+                <w:rFonts w:ascii="Arial" w:hAnsi="Arial" w:cs="Arial"/>
+                <w:sz w:val="22"/>
+                <w:szCs w:val="22"/>
+                <w:lang w:val="en-US"/>
+              </w:rPr>
+              <w:t>Dokumen</w:t>
+            </w:r>
+            <w:proofErr w:type="spellEnd"/>
+            <w:r>
+              <w:rPr>
+                <w:rFonts w:ascii="Arial" w:hAnsi="Arial" w:cs="Arial"/>
+                <w:sz w:val="22"/>
+                <w:szCs w:val="22"/>
+                <w:lang w:val="en-US"/>
+              </w:rPr>
+              <w:t xml:space="preserve"> </w:t>
+            </w:r>
+            <w:proofErr w:type="spellStart"/>
+            <w:r>
+              <w:rPr>
+                <w:rFonts w:ascii="Arial" w:hAnsi="Arial" w:cs="Arial"/>
+                <w:sz w:val="22"/>
+                <w:szCs w:val="22"/>
+                <w:lang w:val="en-US"/>
+              </w:rPr>
+              <w:t>Pengadaan</w:t>
+            </w:r>
+            <w:proofErr w:type="spellEnd"/>
           </w:p>
         </w:tc>
         <w:tc>
@@ -10459,15 +11154,37 @@
                 <w:lang w:val="en-US"/>
               </w:rPr>
             </w:pPr>
-            <w:r>
-              <w:rPr>
-                <w:rFonts w:ascii="Arial" w:hAnsi="Arial" w:cs="Arial"/>
-                <w:sz w:val="22"/>
-                <w:szCs w:val="22"/>
-                <w:lang w:val="en-US"/>
-              </w:rPr>
-              <w:t>Dokumen Kualifikasi</w:t>
-            </w:r>
+            <w:proofErr w:type="spellStart"/>
+            <w:r>
+              <w:rPr>
+                <w:rFonts w:ascii="Arial" w:hAnsi="Arial" w:cs="Arial"/>
+                <w:sz w:val="22"/>
+                <w:szCs w:val="22"/>
+                <w:lang w:val="en-US"/>
+              </w:rPr>
+              <w:t>Dokumen</w:t>
+            </w:r>
+            <w:proofErr w:type="spellEnd"/>
+            <w:r>
+              <w:rPr>
+                <w:rFonts w:ascii="Arial" w:hAnsi="Arial" w:cs="Arial"/>
+                <w:sz w:val="22"/>
+                <w:szCs w:val="22"/>
+                <w:lang w:val="en-US"/>
+              </w:rPr>
+              <w:t xml:space="preserve"> </w:t>
+            </w:r>
+            <w:proofErr w:type="spellStart"/>
+            <w:r>
+              <w:rPr>
+                <w:rFonts w:ascii="Arial" w:hAnsi="Arial" w:cs="Arial"/>
+                <w:sz w:val="22"/>
+                <w:szCs w:val="22"/>
+                <w:lang w:val="en-US"/>
+              </w:rPr>
+              <w:t>Kualifikasi</w:t>
+            </w:r>
+            <w:proofErr w:type="spellEnd"/>
           </w:p>
         </w:tc>
         <w:tc>
@@ -10623,15 +11340,37 @@
                 <w:lang w:val="en-US"/>
               </w:rPr>
             </w:pPr>
-            <w:r>
-              <w:rPr>
-                <w:rFonts w:ascii="Arial" w:hAnsi="Arial" w:cs="Arial"/>
-                <w:sz w:val="22"/>
-                <w:szCs w:val="22"/>
-                <w:lang w:val="en-US"/>
-              </w:rPr>
-              <w:t>Dokumen Seleksi</w:t>
-            </w:r>
+            <w:proofErr w:type="spellStart"/>
+            <w:r>
+              <w:rPr>
+                <w:rFonts w:ascii="Arial" w:hAnsi="Arial" w:cs="Arial"/>
+                <w:sz w:val="22"/>
+                <w:szCs w:val="22"/>
+                <w:lang w:val="en-US"/>
+              </w:rPr>
+              <w:t>Dokumen</w:t>
+            </w:r>
+            <w:proofErr w:type="spellEnd"/>
+            <w:r>
+              <w:rPr>
+                <w:rFonts w:ascii="Arial" w:hAnsi="Arial" w:cs="Arial"/>
+                <w:sz w:val="22"/>
+                <w:szCs w:val="22"/>
+                <w:lang w:val="en-US"/>
+              </w:rPr>
+              <w:t xml:space="preserve"> </w:t>
+            </w:r>
+            <w:proofErr w:type="spellStart"/>
+            <w:r>
+              <w:rPr>
+                <w:rFonts w:ascii="Arial" w:hAnsi="Arial" w:cs="Arial"/>
+                <w:sz w:val="22"/>
+                <w:szCs w:val="22"/>
+                <w:lang w:val="en-US"/>
+              </w:rPr>
+              <w:t>Seleksi</w:t>
+            </w:r>
+            <w:proofErr w:type="spellEnd"/>
           </w:p>
         </w:tc>
         <w:tc>
@@ -10780,6 +11519,7 @@
         </w:rPr>
         <w:t xml:space="preserve">Menyesuaikan dengan </w:t>
       </w:r>
+      <w:proofErr w:type="spellStart"/>
       <w:r>
         <w:rPr>
           <w:rFonts w:ascii="Arial" w:eastAsia="Arial" w:hAnsi="Arial" w:cs="Arial"/>
@@ -10787,8 +11527,9 @@
           <w:szCs w:val="22"/>
           <w:lang w:val="sv-SE"/>
         </w:rPr>
-        <w:t>jasa konsultansi konstruksi yang akan di</w:t>
-      </w:r>
+        <w:t>jasa</w:t>
+      </w:r>
+      <w:proofErr w:type="spellEnd"/>
       <w:r>
         <w:rPr>
           <w:rFonts w:ascii="Arial" w:eastAsia="Arial" w:hAnsi="Arial" w:cs="Arial"/>
@@ -10796,8 +11537,68 @@
           <w:szCs w:val="22"/>
           <w:lang w:val="sv-SE"/>
         </w:rPr>
+        <w:t xml:space="preserve"> </w:t>
+      </w:r>
+      <w:proofErr w:type="spellStart"/>
+      <w:r>
+        <w:rPr>
+          <w:rFonts w:ascii="Arial" w:eastAsia="Arial" w:hAnsi="Arial" w:cs="Arial"/>
+          <w:sz w:val="22"/>
+          <w:szCs w:val="22"/>
+          <w:lang w:val="sv-SE"/>
+        </w:rPr>
+        <w:t>konsultansi</w:t>
+      </w:r>
+      <w:proofErr w:type="spellEnd"/>
+      <w:r>
+        <w:rPr>
+          <w:rFonts w:ascii="Arial" w:eastAsia="Arial" w:hAnsi="Arial" w:cs="Arial"/>
+          <w:sz w:val="22"/>
+          <w:szCs w:val="22"/>
+          <w:lang w:val="sv-SE"/>
+        </w:rPr>
+        <w:t xml:space="preserve"> </w:t>
+      </w:r>
+      <w:proofErr w:type="spellStart"/>
+      <w:r>
+        <w:rPr>
+          <w:rFonts w:ascii="Arial" w:eastAsia="Arial" w:hAnsi="Arial" w:cs="Arial"/>
+          <w:sz w:val="22"/>
+          <w:szCs w:val="22"/>
+          <w:lang w:val="sv-SE"/>
+        </w:rPr>
+        <w:t>konstruksi</w:t>
+      </w:r>
+      <w:proofErr w:type="spellEnd"/>
+      <w:r>
+        <w:rPr>
+          <w:rFonts w:ascii="Arial" w:eastAsia="Arial" w:hAnsi="Arial" w:cs="Arial"/>
+          <w:sz w:val="22"/>
+          <w:szCs w:val="22"/>
+          <w:lang w:val="sv-SE"/>
+        </w:rPr>
+        <w:t xml:space="preserve"> yang akan </w:t>
+      </w:r>
+      <w:proofErr w:type="spellStart"/>
+      <w:r>
+        <w:rPr>
+          <w:rFonts w:ascii="Arial" w:eastAsia="Arial" w:hAnsi="Arial" w:cs="Arial"/>
+          <w:sz w:val="22"/>
+          <w:szCs w:val="22"/>
+          <w:lang w:val="sv-SE"/>
+        </w:rPr>
+        <w:t>di</w:t>
+      </w:r>
+      <w:r>
+        <w:rPr>
+          <w:rFonts w:ascii="Arial" w:eastAsia="Arial" w:hAnsi="Arial" w:cs="Arial"/>
+          <w:sz w:val="22"/>
+          <w:szCs w:val="22"/>
+          <w:lang w:val="sv-SE"/>
+        </w:rPr>
         <w:t>seleksikan</w:t>
       </w:r>
+      <w:proofErr w:type="spellEnd"/>
       <w:r>
         <w:rPr>
           <w:rFonts w:ascii="Arial" w:eastAsia="Arial" w:hAnsi="Arial" w:cs="Arial"/>
@@ -10843,7 +11644,25 @@
           <w:sz w:val="22"/>
           <w:szCs w:val="22"/>
         </w:rPr>
-        <w:t>Berdasarkan Rapat Reviu Dokumen Persiapan Pengadaan yang telah dilakukan,</w:t>
+        <w:t xml:space="preserve">Berdasarkan Rapat </w:t>
+      </w:r>
+      <w:proofErr w:type="spellStart"/>
+      <w:r>
+        <w:rPr>
+          <w:rFonts w:ascii="Arial" w:eastAsia="Arial" w:hAnsi="Arial" w:cs="Arial"/>
+          <w:sz w:val="22"/>
+          <w:szCs w:val="22"/>
+        </w:rPr>
+        <w:t>Reviu</w:t>
+      </w:r>
+      <w:proofErr w:type="spellEnd"/>
+      <w:r>
+        <w:rPr>
+          <w:rFonts w:ascii="Arial" w:eastAsia="Arial" w:hAnsi="Arial" w:cs="Arial"/>
+          <w:sz w:val="22"/>
+          <w:szCs w:val="22"/>
+        </w:rPr>
+        <w:t xml:space="preserve"> Dokumen Persiapan Pengadaan yang telah dilakukan,</w:t>
       </w:r>
       <w:r>
         <w:rPr>
@@ -10888,7 +11707,25 @@
           <w:sz w:val="22"/>
           <w:szCs w:val="22"/>
         </w:rPr>
-        <w:t xml:space="preserve"> untuk dilanjutkan ke proses penetapan dokumen persiapan pengadaan hasil reviu.</w:t>
+        <w:t xml:space="preserve"> untuk dilanjutkan ke proses penetapan dokumen persiapan pengadaan hasil </w:t>
+      </w:r>
+      <w:proofErr w:type="spellStart"/>
+      <w:r>
+        <w:rPr>
+          <w:rFonts w:ascii="Arial" w:eastAsia="Arial" w:hAnsi="Arial" w:cs="Arial"/>
+          <w:sz w:val="22"/>
+          <w:szCs w:val="22"/>
+        </w:rPr>
+        <w:t>reviu</w:t>
+      </w:r>
+      <w:proofErr w:type="spellEnd"/>
+      <w:r>
+        <w:rPr>
+          <w:rFonts w:ascii="Arial" w:eastAsia="Arial" w:hAnsi="Arial" w:cs="Arial"/>
+          <w:sz w:val="22"/>
+          <w:szCs w:val="22"/>
+        </w:rPr>
+        <w:t>.</w:t>
       </w:r>
       <w:r>
         <w:rPr>
@@ -11235,7 +12072,25 @@
           <w:szCs w:val="22"/>
         </w:rPr>
         <w:lastRenderedPageBreak/>
-        <w:t>Demikian berita acara reviu dokumen persiapan pengadaan dibuat untuk dipergunakan sebagaimana mestinya.</w:t>
+        <w:t xml:space="preserve">Demikian berita acara </w:t>
+      </w:r>
+      <w:proofErr w:type="spellStart"/>
+      <w:r>
+        <w:rPr>
+          <w:rFonts w:ascii="Arial" w:eastAsia="Arial" w:hAnsi="Arial" w:cs="Arial"/>
+          <w:sz w:val="22"/>
+          <w:szCs w:val="22"/>
+        </w:rPr>
+        <w:t>reviu</w:t>
+      </w:r>
+      <w:proofErr w:type="spellEnd"/>
+      <w:r>
+        <w:rPr>
+          <w:rFonts w:ascii="Arial" w:eastAsia="Arial" w:hAnsi="Arial" w:cs="Arial"/>
+          <w:sz w:val="22"/>
+          <w:szCs w:val="22"/>
+        </w:rPr>
+        <w:t xml:space="preserve"> dokumen persiapan pengadaan dibuat untuk dipergunakan sebagaimana mestinya.</w:t>
       </w:r>
       <w:r>
         <w:rPr>
@@ -11305,8 +12160,9 @@
           <w:sz w:val="22"/>
           <w:szCs w:val="22"/>
         </w:rPr>
-        <w:t xml:space="preserve">{kode_pokja} </w:t>
-      </w:r>
+        <w:t>{</w:t>
+      </w:r>
+      <w:proofErr w:type="spellStart"/>
       <w:r>
         <w:rPr>
           <w:rFonts w:ascii="Arial" w:eastAsia="Arial" w:hAnsi="Arial" w:cs="Arial"/>
@@ -11314,10 +12170,10 @@
           <w:bCs/>
           <w:sz w:val="22"/>
           <w:szCs w:val="22"/>
-          <w:lang w:val="ms-MY"/>
-        </w:rPr>
-        <w:t xml:space="preserve">BP2JK WILAYAH KALIMANTAN SELATAN TAHUN ANGGARAN </w:t>
-      </w:r>
+        </w:rPr>
+        <w:t>kode_pokja</w:t>
+      </w:r>
+      <w:proofErr w:type="spellEnd"/>
       <w:r>
         <w:rPr>
           <w:rFonts w:ascii="Arial" w:eastAsia="Arial" w:hAnsi="Arial" w:cs="Arial"/>
@@ -11326,7 +12182,50 @@
           <w:sz w:val="22"/>
           <w:szCs w:val="22"/>
         </w:rPr>
-        <w:t>{tahun_anggaran}</w:t>
+        <w:t xml:space="preserve">} </w:t>
+      </w:r>
+      <w:r>
+        <w:rPr>
+          <w:rFonts w:ascii="Arial" w:eastAsia="Arial" w:hAnsi="Arial" w:cs="Arial"/>
+          <w:b/>
+          <w:bCs/>
+          <w:sz w:val="22"/>
+          <w:szCs w:val="22"/>
+          <w:lang w:val="ms-MY"/>
+        </w:rPr>
+        <w:t xml:space="preserve">BP2JK WILAYAH KALIMANTAN SELATAN TAHUN ANGGARAN </w:t>
+      </w:r>
+      <w:r>
+        <w:rPr>
+          <w:rFonts w:ascii="Arial" w:eastAsia="Arial" w:hAnsi="Arial" w:cs="Arial"/>
+          <w:b/>
+          <w:bCs/>
+          <w:sz w:val="22"/>
+          <w:szCs w:val="22"/>
+        </w:rPr>
+        <w:t>{</w:t>
+      </w:r>
+      <w:proofErr w:type="spellStart"/>
+      <w:r>
+        <w:rPr>
+          <w:rFonts w:ascii="Arial" w:eastAsia="Arial" w:hAnsi="Arial" w:cs="Arial"/>
+          <w:b/>
+          <w:bCs/>
+          <w:sz w:val="22"/>
+          <w:szCs w:val="22"/>
+        </w:rPr>
+        <w:t>tahun_anggaran</w:t>
+      </w:r>
+      <w:proofErr w:type="spellEnd"/>
+      <w:r>
+        <w:rPr>
+          <w:rFonts w:ascii="Arial" w:eastAsia="Arial" w:hAnsi="Arial" w:cs="Arial"/>
+          <w:b/>
+          <w:bCs/>
+          <w:sz w:val="22"/>
+          <w:szCs w:val="22"/>
+        </w:rPr>
+        <w:t>}</w:t>
       </w:r>
     </w:p>
     <w:p>
@@ -11388,6 +12287,7 @@
                 <w:szCs w:val="22"/>
               </w:rPr>
             </w:pPr>
+            <w:proofErr w:type="spellStart"/>
             <w:r>
               <w:rPr>
                 <w:rFonts w:ascii="Arial" w:hAnsi="Arial" w:cs="Arial"/>
@@ -11398,6 +12298,7 @@
               </w:rPr>
               <w:t>No</w:t>
             </w:r>
+            <w:proofErr w:type="spellEnd"/>
           </w:p>
         </w:tc>
         <w:tc>
@@ -11558,7 +12459,25 @@
                 <w:sz w:val="22"/>
                 <w:szCs w:val="22"/>
               </w:rPr>
-              <w:t>{ketua_pokja}</w:t>
+              <w:t>{</w:t>
+            </w:r>
+            <w:proofErr w:type="spellStart"/>
+            <w:r>
+              <w:rPr>
+                <w:rFonts w:ascii="Arial" w:hAnsi="Arial" w:cs="Arial"/>
+                <w:sz w:val="22"/>
+                <w:szCs w:val="22"/>
+              </w:rPr>
+              <w:t>ketua_pokja</w:t>
+            </w:r>
+            <w:proofErr w:type="spellEnd"/>
+            <w:r>
+              <w:rPr>
+                <w:rFonts w:ascii="Arial" w:hAnsi="Arial" w:cs="Arial"/>
+                <w:sz w:val="22"/>
+                <w:szCs w:val="22"/>
+              </w:rPr>
+              <w:t>}</w:t>
             </w:r>
           </w:p>
         </w:tc>
@@ -11672,7 +12591,25 @@
                 <w:sz w:val="22"/>
                 <w:szCs w:val="22"/>
               </w:rPr>
-              <w:t>{sekre_pokja}</w:t>
+              <w:t>{</w:t>
+            </w:r>
+            <w:proofErr w:type="spellStart"/>
+            <w:r>
+              <w:rPr>
+                <w:rFonts w:ascii="Arial" w:hAnsi="Arial" w:cs="Arial"/>
+                <w:sz w:val="22"/>
+                <w:szCs w:val="22"/>
+              </w:rPr>
+              <w:t>sekre_pokja</w:t>
+            </w:r>
+            <w:proofErr w:type="spellEnd"/>
+            <w:r>
+              <w:rPr>
+                <w:rFonts w:ascii="Arial" w:hAnsi="Arial" w:cs="Arial"/>
+                <w:sz w:val="22"/>
+                <w:szCs w:val="22"/>
+              </w:rPr>
+              <w:t>}</w:t>
             </w:r>
           </w:p>
         </w:tc>
@@ -11786,8 +12723,18 @@
                 <w:sz w:val="22"/>
                 <w:szCs w:val="22"/>
               </w:rPr>
-              <w:t>{anggota_pokja</w:t>
-            </w:r>
+              <w:t>{</w:t>
+            </w:r>
+            <w:proofErr w:type="spellStart"/>
+            <w:r>
+              <w:rPr>
+                <w:rFonts w:ascii="Arial" w:hAnsi="Arial" w:cs="Arial"/>
+                <w:sz w:val="22"/>
+                <w:szCs w:val="22"/>
+              </w:rPr>
+              <w:t>anggota_pokja</w:t>
+            </w:r>
+            <w:proofErr w:type="spellEnd"/>
             <w:r>
               <w:rPr>
                 <w:rFonts w:ascii="Arial" w:hAnsi="Arial" w:cs="Arial"/>
@@ -11918,8 +12865,18 @@
                 <w:sz w:val="22"/>
                 <w:szCs w:val="22"/>
               </w:rPr>
-              <w:t>{anggota_pokja</w:t>
-            </w:r>
+              <w:t>{</w:t>
+            </w:r>
+            <w:proofErr w:type="spellStart"/>
+            <w:r>
+              <w:rPr>
+                <w:rFonts w:ascii="Arial" w:hAnsi="Arial" w:cs="Arial"/>
+                <w:sz w:val="22"/>
+                <w:szCs w:val="22"/>
+              </w:rPr>
+              <w:t>anggota_pokja</w:t>
+            </w:r>
+            <w:proofErr w:type="spellEnd"/>
             <w:r>
               <w:rPr>
                 <w:rFonts w:ascii="Arial" w:hAnsi="Arial" w:cs="Arial"/>
@@ -12049,8 +13006,18 @@
                 <w:sz w:val="22"/>
                 <w:szCs w:val="22"/>
               </w:rPr>
-              <w:t>{anggota_pokja</w:t>
-            </w:r>
+              <w:t>{</w:t>
+            </w:r>
+            <w:proofErr w:type="spellStart"/>
+            <w:r>
+              <w:rPr>
+                <w:rFonts w:ascii="Arial" w:hAnsi="Arial" w:cs="Arial"/>
+                <w:sz w:val="22"/>
+                <w:szCs w:val="22"/>
+              </w:rPr>
+              <w:t>anggota_pokja</w:t>
+            </w:r>
+            <w:proofErr w:type="spellEnd"/>
             <w:r>
               <w:rPr>
                 <w:rFonts w:ascii="Arial" w:hAnsi="Arial" w:cs="Arial"/>
@@ -12162,7 +13129,29 @@
           <w:sz w:val="22"/>
           <w:szCs w:val="22"/>
         </w:rPr>
-        <w:t>{kode_pokja}</w:t>
+        <w:t>{</w:t>
+      </w:r>
+      <w:proofErr w:type="spellStart"/>
+      <w:r>
+        <w:rPr>
+          <w:rFonts w:ascii="Arial" w:eastAsia="Arial" w:hAnsi="Arial" w:cs="Arial"/>
+          <w:b/>
+          <w:bCs/>
+          <w:sz w:val="22"/>
+          <w:szCs w:val="22"/>
+        </w:rPr>
+        <w:t>kode_pokja</w:t>
+      </w:r>
+      <w:proofErr w:type="spellEnd"/>
+      <w:r>
+        <w:rPr>
+          <w:rFonts w:ascii="Arial" w:eastAsia="Arial" w:hAnsi="Arial" w:cs="Arial"/>
+          <w:b/>
+          <w:bCs/>
+          <w:sz w:val="22"/>
+          <w:szCs w:val="22"/>
+        </w:rPr>
+        <w:t>}</w:t>
       </w:r>
       <w:r>
         <w:rPr>
@@ -12231,7 +13220,29 @@
           <w:sz w:val="22"/>
           <w:szCs w:val="22"/>
         </w:rPr>
-        <w:t>{tahun_anggaran}</w:t>
+        <w:t>{</w:t>
+      </w:r>
+      <w:proofErr w:type="spellStart"/>
+      <w:r>
+        <w:rPr>
+          <w:rFonts w:ascii="Arial" w:eastAsia="Arial" w:hAnsi="Arial" w:cs="Arial"/>
+          <w:b/>
+          <w:bCs/>
+          <w:sz w:val="22"/>
+          <w:szCs w:val="22"/>
+        </w:rPr>
+        <w:t>tahun_anggaran</w:t>
+      </w:r>
+      <w:proofErr w:type="spellEnd"/>
+      <w:r>
+        <w:rPr>
+          <w:rFonts w:ascii="Arial" w:eastAsia="Arial" w:hAnsi="Arial" w:cs="Arial"/>
+          <w:b/>
+          <w:bCs/>
+          <w:sz w:val="22"/>
+          <w:szCs w:val="22"/>
+        </w:rPr>
+        <w:t>}</w:t>
       </w:r>
     </w:p>
     <w:p>
@@ -12290,6 +13301,7 @@
                 <w:szCs w:val="22"/>
               </w:rPr>
             </w:pPr>
+            <w:proofErr w:type="spellStart"/>
             <w:r>
               <w:rPr>
                 <w:rFonts w:ascii="Arial" w:hAnsi="Arial" w:cs="Arial"/>
@@ -12300,6 +13312,7 @@
               </w:rPr>
               <w:t>No</w:t>
             </w:r>
+            <w:proofErr w:type="spellEnd"/>
           </w:p>
         </w:tc>
         <w:tc>
@@ -12449,7 +13462,27 @@
                 <w:sz w:val="22"/>
                 <w:szCs w:val="22"/>
               </w:rPr>
-              <w:t>{ketua_timlak}</w:t>
+              <w:t>{</w:t>
+            </w:r>
+            <w:proofErr w:type="spellStart"/>
+            <w:r>
+              <w:rPr>
+                <w:rFonts w:ascii="Arial" w:eastAsia="Arial" w:hAnsi="Arial" w:cs="Arial"/>
+                <w:spacing w:val="2"/>
+                <w:sz w:val="22"/>
+                <w:szCs w:val="22"/>
+              </w:rPr>
+              <w:t>ketua_timlak</w:t>
+            </w:r>
+            <w:proofErr w:type="spellEnd"/>
+            <w:r>
+              <w:rPr>
+                <w:rFonts w:ascii="Arial" w:eastAsia="Arial" w:hAnsi="Arial" w:cs="Arial"/>
+                <w:spacing w:val="2"/>
+                <w:sz w:val="22"/>
+                <w:szCs w:val="22"/>
+              </w:rPr>
+              <w:t>}</w:t>
             </w:r>
           </w:p>
         </w:tc>
@@ -12561,7 +13594,27 @@
                 <w:sz w:val="22"/>
                 <w:szCs w:val="22"/>
               </w:rPr>
-              <w:t>{sekre_timlak}</w:t>
+              <w:t>{</w:t>
+            </w:r>
+            <w:proofErr w:type="spellStart"/>
+            <w:r>
+              <w:rPr>
+                <w:rFonts w:ascii="Arial" w:eastAsia="Arial" w:hAnsi="Arial" w:cs="Arial"/>
+                <w:spacing w:val="2"/>
+                <w:sz w:val="22"/>
+                <w:szCs w:val="22"/>
+              </w:rPr>
+              <w:t>sekre_timlak</w:t>
+            </w:r>
+            <w:proofErr w:type="spellEnd"/>
+            <w:r>
+              <w:rPr>
+                <w:rFonts w:ascii="Arial" w:eastAsia="Arial" w:hAnsi="Arial" w:cs="Arial"/>
+                <w:spacing w:val="2"/>
+                <w:sz w:val="22"/>
+                <w:szCs w:val="22"/>
+              </w:rPr>
+              <w:t>}</w:t>
             </w:r>
           </w:p>
         </w:tc>
@@ -12671,7 +13724,25 @@
                 <w:sz w:val="22"/>
                 <w:szCs w:val="22"/>
               </w:rPr>
-              <w:t>{anggota_timlak}</w:t>
+              <w:t>{</w:t>
+            </w:r>
+            <w:proofErr w:type="spellStart"/>
+            <w:r>
+              <w:rPr>
+                <w:rFonts w:ascii="Arial" w:eastAsia="Arial" w:hAnsi="Arial" w:cs="Arial"/>
+                <w:sz w:val="22"/>
+                <w:szCs w:val="22"/>
+              </w:rPr>
+              <w:t>anggota_timlak</w:t>
+            </w:r>
+            <w:proofErr w:type="spellEnd"/>
+            <w:r>
+              <w:rPr>
+                <w:rFonts w:ascii="Arial" w:eastAsia="Arial" w:hAnsi="Arial" w:cs="Arial"/>
+                <w:sz w:val="22"/>
+                <w:szCs w:val="22"/>
+              </w:rPr>
+              <w:t>}</w:t>
             </w:r>
           </w:p>
         </w:tc>
@@ -12762,8 +13833,9 @@
           <w:szCs w:val="22"/>
           <w:lang w:val="ms-MY"/>
         </w:rPr>
-        <w:t>{satuan_kerja</w:t>
-      </w:r>
+        <w:t>{</w:t>
+      </w:r>
+      <w:proofErr w:type="spellStart"/>
       <w:r>
         <w:rPr>
           <w:rFonts w:ascii="Arial" w:eastAsia="Arial" w:hAnsi="Arial" w:cs="Arial"/>
@@ -12771,9 +13843,33 @@
           <w:bCs/>
           <w:sz w:val="22"/>
           <w:szCs w:val="22"/>
-        </w:rPr>
-        <w:t>_upper</w:t>
-      </w:r>
+          <w:lang w:val="ms-MY"/>
+        </w:rPr>
+        <w:t>satuan_kerja</w:t>
+      </w:r>
+      <w:proofErr w:type="spellEnd"/>
+      <w:r>
+        <w:rPr>
+          <w:rFonts w:ascii="Arial" w:eastAsia="Arial" w:hAnsi="Arial" w:cs="Arial"/>
+          <w:b/>
+          <w:bCs/>
+          <w:sz w:val="22"/>
+          <w:szCs w:val="22"/>
+        </w:rPr>
+        <w:t>_</w:t>
+      </w:r>
+      <w:proofErr w:type="spellStart"/>
+      <w:r>
+        <w:rPr>
+          <w:rFonts w:ascii="Arial" w:eastAsia="Arial" w:hAnsi="Arial" w:cs="Arial"/>
+          <w:b/>
+          <w:bCs/>
+          <w:sz w:val="22"/>
+          <w:szCs w:val="22"/>
+        </w:rPr>
+        <w:t>upper</w:t>
+      </w:r>
+      <w:proofErr w:type="spellEnd"/>
       <w:r>
         <w:rPr>
           <w:rFonts w:ascii="Arial" w:eastAsia="Arial" w:hAnsi="Arial" w:cs="Arial"/>
@@ -12843,6 +13939,7 @@
                 <w:szCs w:val="22"/>
               </w:rPr>
             </w:pPr>
+            <w:proofErr w:type="spellStart"/>
             <w:r>
               <w:rPr>
                 <w:rFonts w:ascii="Arial" w:hAnsi="Arial" w:cs="Arial"/>
@@ -12853,6 +13950,7 @@
               </w:rPr>
               <w:t>No</w:t>
             </w:r>
+            <w:proofErr w:type="spellEnd"/>
           </w:p>
         </w:tc>
         <w:tc>
@@ -13002,7 +14100,29 @@
                 <w:szCs w:val="22"/>
                 <w:lang w:val="en-US"/>
               </w:rPr>
-              <w:t>{nama_ppk}</w:t>
+              <w:t>{</w:t>
+            </w:r>
+            <w:proofErr w:type="spellStart"/>
+            <w:r>
+              <w:rPr>
+                <w:rFonts w:ascii="Arial" w:eastAsia="Arial" w:hAnsi="Arial" w:cs="Arial"/>
+                <w:spacing w:val="-2"/>
+                <w:sz w:val="22"/>
+                <w:szCs w:val="22"/>
+                <w:lang w:val="en-US"/>
+              </w:rPr>
+              <w:t>nama_ppk</w:t>
+            </w:r>
+            <w:proofErr w:type="spellEnd"/>
+            <w:r>
+              <w:rPr>
+                <w:rFonts w:ascii="Arial" w:eastAsia="Arial" w:hAnsi="Arial" w:cs="Arial"/>
+                <w:spacing w:val="-2"/>
+                <w:sz w:val="22"/>
+                <w:szCs w:val="22"/>
+                <w:lang w:val="en-US"/>
+              </w:rPr>
+              <w:t>}</w:t>
             </w:r>
           </w:p>
         </w:tc>
@@ -13032,7 +14152,27 @@
                 <w:szCs w:val="22"/>
                 <w:lang w:val="en-US"/>
               </w:rPr>
-              <w:t>{ppk}</w:t>
+              <w:t>{</w:t>
+            </w:r>
+            <w:proofErr w:type="spellStart"/>
+            <w:r>
+              <w:rPr>
+                <w:rFonts w:ascii="Arial" w:hAnsi="Arial" w:cs="Arial"/>
+                <w:sz w:val="22"/>
+                <w:szCs w:val="22"/>
+                <w:lang w:val="en-US"/>
+              </w:rPr>
+              <w:t>ppk</w:t>
+            </w:r>
+            <w:proofErr w:type="spellEnd"/>
+            <w:r>
+              <w:rPr>
+                <w:rFonts w:ascii="Arial" w:hAnsi="Arial" w:cs="Arial"/>
+                <w:sz w:val="22"/>
+                <w:szCs w:val="22"/>
+                <w:lang w:val="en-US"/>
+              </w:rPr>
+              <w:t>}</w:t>
             </w:r>
           </w:p>
         </w:tc>
@@ -13073,7 +14213,7 @@
       </w:pPr>
     </w:p>
     <w:sectPr>
-      <w:footerReference w:type="default" r:id="rId15"/>
+      <w:footerReference w:type="default" r:id="rId17"/>
       <w:pgSz w:w="11907" w:h="16840" w:code="9"/>
       <w:pgMar w:top="1418" w:right="1418" w:bottom="1134" w:left="1134" w:header="720" w:footer="284" w:gutter="0"/>
       <w:cols w:space="720"/>
@@ -13110,7 +14250,6 @@
   <w:p>
     <w:pPr>
       <w:pStyle w:val="Footer"/>
-      <w:jc w:val="center"/>
     </w:pPr>
   </w:p>
 </w:ftr>
@@ -13128,6 +14267,17 @@
 </file>
 
 <file path=word/footer3.xml><?xml version="1.0" encoding="utf-8"?>
+<w:ftr xmlns:wpc="http://schemas.microsoft.com/office/word/2010/wordprocessingCanvas" xmlns:cx="http://schemas.microsoft.com/office/drawing/2014/chartex" xmlns:cx1="http://schemas.microsoft.com/office/drawing/2015/9/8/chartex" xmlns:cx2="http://schemas.microsoft.com/office/drawing/2015/10/21/chartex" xmlns:cx3="http://schemas.microsoft.com/office/drawing/2016/5/9/chartex" xmlns:cx4="http://schemas.microsoft.com/office/drawing/2016/5/10/chartex" xmlns:cx5="http://schemas.microsoft.com/office/drawing/2016/5/11/chartex" xmlns:cx6="http://schemas.microsoft.com/office/drawing/2016/5/12/chartex" xmlns:cx7="http://schemas.microsoft.com/office/drawing/2016/5/13/chartex" xmlns:cx8="http://schemas.microsoft.com/office/drawing/2016/5/14/chartex" xmlns:mc="http://schemas.openxmlformats.org/markup-compatibility/2006" xmlns:aink="http://schemas.microsoft.com/office/drawing/2016/ink" xmlns:am3d="http://schemas.microsoft.com/office/drawing/2017/model3d" xmlns:o="urn:schemas-microsoft-com:office:office" xmlns:oel="http://schemas.microsoft.com/office/2019/extlst" xmlns:r="http://schemas.openxmlformats.org/officeDocument/2006/relationships" xmlns:m="http://schemas.openxmlformats.org/officeDocument/2006/math" xmlns:v="urn:schemas-microsoft-com:vml" xmlns:wp14="http://schemas.microsoft.com/office/word/2010/wordprocessingDrawing" xmlns:wp="http://schemas.openxmlformats.org/drawingml/2006/wordprocessingDrawing" xmlns:w10="urn:schemas-microsoft-com:office:word" xmlns:w="http://schemas.openxmlformats.org/wordprocessingml/2006/main" xmlns:w14="http://schemas.microsoft.com/office/word/2010/wordml" xmlns:w15="http://schemas.microsoft.com/office/word/2012/wordml" xmlns:w16cex="http://schemas.microsoft.com/office/word/2018/wordml/cex" xmlns:w16cid="http://schemas.microsoft.com/office/word/2016/wordml/cid" xmlns:w16="http://schemas.microsoft.com/office/word/2018/wordml" xmlns:w16du="http://schemas.microsoft.com/office/word/2023/wordml/word16du" xmlns:w16sdtdh="http://schemas.microsoft.com/office/word/2020/wordml/sdtdatahash" xmlns:w16sdtfl="http://schemas.microsoft.com/office/word/2024/wordml/sdtformatlock" xmlns:w16se="http://schemas.microsoft.com/office/word/2015/wordml/symex" xmlns:wpg="http://schemas.microsoft.com/office/word/2010/wordprocessingGroup" xmlns:wpi="http://schemas.microsoft.com/office/word/2010/wordprocessingInk" xmlns:wne="http://schemas.microsoft.com/office/word/2006/wordml" xmlns:wps="http://schemas.microsoft.com/office/word/2010/wordprocessingShape" mc:Ignorable="w14 w15 w16se w16cid w16 w16cex w16sdtdh w16sdtfl w16du wp14">
+  <w:p>
+    <w:pPr>
+      <w:pStyle w:val="Footer"/>
+      <w:jc w:val="center"/>
+    </w:pPr>
+  </w:p>
+</w:ftr>
+</file>
+
+<file path=word/footer4.xml><?xml version="1.0" encoding="utf-8"?>
 <w:ftr xmlns:wpc="http://schemas.microsoft.com/office/word/2010/wordprocessingCanvas" xmlns:cx="http://schemas.microsoft.com/office/drawing/2014/chartex" xmlns:cx1="http://schemas.microsoft.com/office/drawing/2015/9/8/chartex" xmlns:cx2="http://schemas.microsoft.com/office/drawing/2015/10/21/chartex" xmlns:cx3="http://schemas.microsoft.com/office/drawing/2016/5/9/chartex" xmlns:cx4="http://schemas.microsoft.com/office/drawing/2016/5/10/chartex" xmlns:cx5="http://schemas.microsoft.com/office/drawing/2016/5/11/chartex" xmlns:cx6="http://schemas.microsoft.com/office/drawing/2016/5/12/chartex" xmlns:cx7="http://schemas.microsoft.com/office/drawing/2016/5/13/chartex" xmlns:cx8="http://schemas.microsoft.com/office/drawing/2016/5/14/chartex" xmlns:mc="http://schemas.openxmlformats.org/markup-compatibility/2006" xmlns:aink="http://schemas.microsoft.com/office/drawing/2016/ink" xmlns:am3d="http://schemas.microsoft.com/office/drawing/2017/model3d" xmlns:o="urn:schemas-microsoft-com:office:office" xmlns:oel="http://schemas.microsoft.com/office/2019/extlst" xmlns:r="http://schemas.openxmlformats.org/officeDocument/2006/relationships" xmlns:m="http://schemas.openxmlformats.org/officeDocument/2006/math" xmlns:v="urn:schemas-microsoft-com:vml" xmlns:wp14="http://schemas.microsoft.com/office/word/2010/wordprocessingDrawing" xmlns:wp="http://schemas.openxmlformats.org/drawingml/2006/wordprocessingDrawing" xmlns:w10="urn:schemas-microsoft-com:office:word" xmlns:w="http://schemas.openxmlformats.org/wordprocessingml/2006/main" xmlns:w14="http://schemas.microsoft.com/office/word/2010/wordml" xmlns:w15="http://schemas.microsoft.com/office/word/2012/wordml" xmlns:w16cex="http://schemas.microsoft.com/office/word/2018/wordml/cex" xmlns:w16cid="http://schemas.microsoft.com/office/word/2016/wordml/cid" xmlns:w16="http://schemas.microsoft.com/office/word/2018/wordml" xmlns:w16du="http://schemas.microsoft.com/office/word/2023/wordml/word16du" xmlns:w16sdtdh="http://schemas.microsoft.com/office/word/2020/wordml/sdtdatahash" xmlns:w16sdtfl="http://schemas.microsoft.com/office/word/2024/wordml/sdtformatlock" xmlns:w16se="http://schemas.microsoft.com/office/word/2015/wordml/symex" xmlns:wpg="http://schemas.microsoft.com/office/word/2010/wordprocessingGroup" xmlns:wpi="http://schemas.microsoft.com/office/word/2010/wordprocessingInk" xmlns:wne="http://schemas.microsoft.com/office/word/2006/wordml" xmlns:wps="http://schemas.microsoft.com/office/word/2010/wordprocessingShape" mc:Ignorable="w14 w15 w16se w16cid w16 w16cex w16sdtdh w16sdtfl w16du wp14">
   <w:p>
     <w:pPr>
@@ -13213,6 +14363,16 @@
       <w:pStyle w:val="Header"/>
     </w:pPr>
   </w:p>
+</w:hdr>
+</file>
+
+<file path=word/header2.xml><?xml version="1.0" encoding="utf-8"?>
+<w:hdr xmlns:wpc="http://schemas.microsoft.com/office/word/2010/wordprocessingCanvas" xmlns:cx="http://schemas.microsoft.com/office/drawing/2014/chartex" xmlns:cx1="http://schemas.microsoft.com/office/drawing/2015/9/8/chartex" xmlns:cx2="http://schemas.microsoft.com/office/drawing/2015/10/21/chartex" xmlns:cx3="http://schemas.microsoft.com/office/drawing/2016/5/9/chartex" xmlns:cx4="http://schemas.microsoft.com/office/drawing/2016/5/10/chartex" xmlns:cx5="http://schemas.microsoft.com/office/drawing/2016/5/11/chartex" xmlns:cx6="http://schemas.microsoft.com/office/drawing/2016/5/12/chartex" xmlns:cx7="http://schemas.microsoft.com/office/drawing/2016/5/13/chartex" xmlns:cx8="http://schemas.microsoft.com/office/drawing/2016/5/14/chartex" xmlns:mc="http://schemas.openxmlformats.org/markup-compatibility/2006" xmlns:aink="http://schemas.microsoft.com/office/drawing/2016/ink" xmlns:am3d="http://schemas.microsoft.com/office/drawing/2017/model3d" xmlns:o="urn:schemas-microsoft-com:office:office" xmlns:oel="http://schemas.microsoft.com/office/2019/extlst" xmlns:r="http://schemas.openxmlformats.org/officeDocument/2006/relationships" xmlns:m="http://schemas.openxmlformats.org/officeDocument/2006/math" xmlns:v="urn:schemas-microsoft-com:vml" xmlns:wp14="http://schemas.microsoft.com/office/word/2010/wordprocessingDrawing" xmlns:wp="http://schemas.openxmlformats.org/drawingml/2006/wordprocessingDrawing" xmlns:w10="urn:schemas-microsoft-com:office:word" xmlns:w="http://schemas.openxmlformats.org/wordprocessingml/2006/main" xmlns:w14="http://schemas.microsoft.com/office/word/2010/wordml" xmlns:w15="http://schemas.microsoft.com/office/word/2012/wordml" xmlns:w16cex="http://schemas.microsoft.com/office/word/2018/wordml/cex" xmlns:w16cid="http://schemas.microsoft.com/office/word/2016/wordml/cid" xmlns:w16="http://schemas.microsoft.com/office/word/2018/wordml" xmlns:w16du="http://schemas.microsoft.com/office/word/2023/wordml/word16du" xmlns:w16sdtdh="http://schemas.microsoft.com/office/word/2020/wordml/sdtdatahash" xmlns:w16sdtfl="http://schemas.microsoft.com/office/word/2024/wordml/sdtformatlock" xmlns:w16se="http://schemas.microsoft.com/office/word/2015/wordml/symex" xmlns:wpg="http://schemas.microsoft.com/office/word/2010/wordprocessingGroup" xmlns:wpi="http://schemas.microsoft.com/office/word/2010/wordprocessingInk" xmlns:wne="http://schemas.microsoft.com/office/word/2006/wordml" xmlns:wps="http://schemas.microsoft.com/office/word/2010/wordprocessingShape" mc:Ignorable="w14 w15 w16se w16cid w16 w16cex w16sdtdh w16sdtfl w16du wp14">
+  <w:p>
+    <w:pPr>
+      <w:pStyle w:val="Header"/>
+    </w:pPr>
+  </w:p>
   <w:p>
     <w:pPr>
       <w:pStyle w:val="Header"/>
@@ -13221,7 +14381,7 @@
 </w:hdr>
 </file>
 
-<file path=word/header2.xml><?xml version="1.0" encoding="utf-8"?>
+<file path=word/header3.xml><?xml version="1.0" encoding="utf-8"?>
 <w:hdr xmlns:wpc="http://schemas.microsoft.com/office/word/2010/wordprocessingCanvas" xmlns:cx="http://schemas.microsoft.com/office/drawing/2014/chartex" xmlns:cx1="http://schemas.microsoft.com/office/drawing/2015/9/8/chartex" xmlns:cx2="http://schemas.microsoft.com/office/drawing/2015/10/21/chartex" xmlns:cx3="http://schemas.microsoft.com/office/drawing/2016/5/9/chartex" xmlns:cx4="http://schemas.microsoft.com/office/drawing/2016/5/10/chartex" xmlns:cx5="http://schemas.microsoft.com/office/drawing/2016/5/11/chartex" xmlns:cx6="http://schemas.microsoft.com/office/drawing/2016/5/12/chartex" xmlns:cx7="http://schemas.microsoft.com/office/drawing/2016/5/13/chartex" xmlns:cx8="http://schemas.microsoft.com/office/drawing/2016/5/14/chartex" xmlns:mc="http://schemas.openxmlformats.org/markup-compatibility/2006" xmlns:aink="http://schemas.microsoft.com/office/drawing/2016/ink" xmlns:am3d="http://schemas.microsoft.com/office/drawing/2017/model3d" xmlns:o="urn:schemas-microsoft-com:office:office" xmlns:oel="http://schemas.microsoft.com/office/2019/extlst" xmlns:r="http://schemas.openxmlformats.org/officeDocument/2006/relationships" xmlns:m="http://schemas.openxmlformats.org/officeDocument/2006/math" xmlns:v="urn:schemas-microsoft-com:vml" xmlns:wp14="http://schemas.microsoft.com/office/word/2010/wordprocessingDrawing" xmlns:wp="http://schemas.openxmlformats.org/drawingml/2006/wordprocessingDrawing" xmlns:w10="urn:schemas-microsoft-com:office:word" xmlns:w="http://schemas.openxmlformats.org/wordprocessingml/2006/main" xmlns:w14="http://schemas.microsoft.com/office/word/2010/wordml" xmlns:w15="http://schemas.microsoft.com/office/word/2012/wordml" xmlns:w16cex="http://schemas.microsoft.com/office/word/2018/wordml/cex" xmlns:w16cid="http://schemas.microsoft.com/office/word/2016/wordml/cid" xmlns:w16="http://schemas.microsoft.com/office/word/2018/wordml" xmlns:w16du="http://schemas.microsoft.com/office/word/2023/wordml/word16du" xmlns:w16sdtdh="http://schemas.microsoft.com/office/word/2020/wordml/sdtdatahash" xmlns:w16sdtfl="http://schemas.microsoft.com/office/word/2024/wordml/sdtformatlock" xmlns:w16se="http://schemas.microsoft.com/office/word/2015/wordml/symex" xmlns:wpg="http://schemas.microsoft.com/office/word/2010/wordprocessingGroup" xmlns:wpi="http://schemas.microsoft.com/office/word/2010/wordprocessingInk" xmlns:wne="http://schemas.microsoft.com/office/word/2006/wordml" xmlns:wps="http://schemas.microsoft.com/office/word/2010/wordprocessingShape" mc:Ignorable="w14 w15 w16se w16cid w16 w16cex w16sdtdh w16sdtfl w16du wp14">
   <w:p>
     <w:pPr>
@@ -13232,8 +14392,6 @@
       <w:jc w:val="center"/>
       <w:rPr>
         <w:rFonts w:ascii="Arial" w:eastAsia="Calibri" w:hAnsi="Arial" w:cs="Arial"/>
-        <w:b/>
-        <w:bCs/>
         <w:sz w:val="36"/>
         <w:szCs w:val="36"/>
       </w:rPr>
@@ -13315,8 +14473,6 @@
     <w:r>
       <w:rPr>
         <w:rFonts w:ascii="Arial" w:eastAsia="Calibri" w:hAnsi="Arial" w:cs="Arial"/>
-        <w:b/>
-        <w:bCs/>
         <w:sz w:val="36"/>
         <w:szCs w:val="36"/>
       </w:rPr>
@@ -13334,8 +14490,6 @@
       <w:outlineLvl w:val="4"/>
       <w:rPr>
         <w:rFonts w:ascii="Arial" w:hAnsi="Arial" w:cs="Arial"/>
-        <w:b/>
-        <w:bCs/>
         <w:sz w:val="28"/>
         <w:szCs w:val="28"/>
       </w:rPr>
@@ -13343,8 +14497,6 @@
     <w:r>
       <w:rPr>
         <w:rFonts w:ascii="Arial" w:hAnsi="Arial" w:cs="Arial"/>
-        <w:b/>
-        <w:bCs/>
         <w:sz w:val="24"/>
         <w:szCs w:val="24"/>
       </w:rPr>
@@ -13384,6 +14536,8 @@
       <w:jc w:val="center"/>
       <w:rPr>
         <w:rFonts w:ascii="Arial" w:eastAsia="Calibri" w:hAnsi="Arial" w:cs="Arial"/>
+        <w:b/>
+        <w:bCs/>
         <w:spacing w:val="-8"/>
         <w:sz w:val="16"/>
         <w:szCs w:val="16"/>
@@ -13410,7 +14564,33 @@
         <w:szCs w:val="16"/>
         <w:lang w:val="en-US"/>
       </w:rPr>
-      <w:t>{kode_pokja}</w:t>
+      <w:t>{</w:t>
+    </w:r>
+    <w:proofErr w:type="spellStart"/>
+    <w:r>
+      <w:rPr>
+        <w:rFonts w:ascii="Arial" w:eastAsia="Calibri" w:hAnsi="Arial" w:cs="Arial"/>
+        <w:b/>
+        <w:bCs/>
+        <w:spacing w:val="-8"/>
+        <w:sz w:val="16"/>
+        <w:szCs w:val="16"/>
+        <w:lang w:val="en-US"/>
+      </w:rPr>
+      <w:t>kode_pokja</w:t>
+    </w:r>
+    <w:proofErr w:type="spellEnd"/>
+    <w:r>
+      <w:rPr>
+        <w:rFonts w:ascii="Arial" w:eastAsia="Calibri" w:hAnsi="Arial" w:cs="Arial"/>
+        <w:b/>
+        <w:bCs/>
+        <w:spacing w:val="-8"/>
+        <w:sz w:val="16"/>
+        <w:szCs w:val="16"/>
+        <w:lang w:val="en-US"/>
+      </w:rPr>
+      <w:t>}</w:t>
     </w:r>
     <w:r>
       <w:rPr>
@@ -13455,7 +14635,25 @@
         <w:sz w:val="15"/>
         <w:szCs w:val="15"/>
       </w:rPr>
-      <w:t xml:space="preserve">Jl. Yos Sudarso No. 37A Lt.2, Banjarmasin 70119 Telepon (0511) 6723416 Surel </w:t>
+      <w:t xml:space="preserve">Jl. Yos </w:t>
+    </w:r>
+    <w:proofErr w:type="spellStart"/>
+    <w:r>
+      <w:rPr>
+        <w:rFonts w:ascii="Arial" w:eastAsia="Calibri" w:hAnsi="Arial" w:cs="Arial"/>
+        <w:sz w:val="15"/>
+        <w:szCs w:val="15"/>
+      </w:rPr>
+      <w:t>Sudarso</w:t>
+    </w:r>
+    <w:proofErr w:type="spellEnd"/>
+    <w:r>
+      <w:rPr>
+        <w:rFonts w:ascii="Arial" w:eastAsia="Calibri" w:hAnsi="Arial" w:cs="Arial"/>
+        <w:sz w:val="15"/>
+        <w:szCs w:val="15"/>
+      </w:rPr>
+      <w:t xml:space="preserve"> No. 37A Lt.2, Banjarmasin 70119 Telepon (0511) 6723416 Surel </w:t>
     </w:r>
     <w:hyperlink r:id="rId2" w:history="1">
       <w:r>
@@ -13466,7 +14664,29 @@
           <w:szCs w:val="15"/>
           <w:lang w:val="en-US"/>
         </w:rPr>
-        <w:t>{email_ketua_pokja}</w:t>
+        <w:t>{</w:t>
+      </w:r>
+      <w:proofErr w:type="spellStart"/>
+      <w:r>
+        <w:rPr>
+          <w:rStyle w:val="Hyperlink"/>
+          <w:rFonts w:ascii="Arial" w:eastAsia="Calibri" w:hAnsi="Arial" w:cs="Arial"/>
+          <w:sz w:val="15"/>
+          <w:szCs w:val="15"/>
+          <w:lang w:val="en-US"/>
+        </w:rPr>
+        <w:t>email_ketua_pokja</w:t>
+      </w:r>
+      <w:proofErr w:type="spellEnd"/>
+      <w:r>
+        <w:rPr>
+          <w:rStyle w:val="Hyperlink"/>
+          <w:rFonts w:ascii="Arial" w:eastAsia="Calibri" w:hAnsi="Arial" w:cs="Arial"/>
+          <w:sz w:val="15"/>
+          <w:szCs w:val="15"/>
+          <w:lang w:val="en-US"/>
+        </w:rPr>
+        <w:t>}</w:t>
       </w:r>
     </w:hyperlink>
     <w:r>
@@ -18030,7 +19250,12 @@
 </file>
 
 <file path=customXml/item1.xml><?xml version="1.0" encoding="utf-8"?>
-<b:Sources xmlns:b="http://schemas.openxmlformats.org/officeDocument/2006/bibliography" xmlns="http://schemas.openxmlformats.org/officeDocument/2006/bibliography" SelectedStyle="\APASixthEditionOfficeOnline.xsl" StyleName="APA" Version="6"/>
+<?mso-contentType ?>
+<FormTemplates xmlns="http://schemas.microsoft.com/sharepoint/v3/contenttype/forms">
+  <Display>DocumentLibraryForm</Display>
+  <Edit>DocumentLibraryForm</Edit>
+  <New>DocumentLibraryForm</New>
+</FormTemplates>
 </file>
 
 <file path=customXml/item2.xml><?xml version="1.0" encoding="utf-8"?>
@@ -18277,12 +19502,7 @@
 </file>
 
 <file path=customXml/item3.xml><?xml version="1.0" encoding="utf-8"?>
-<?mso-contentType ?>
-<FormTemplates xmlns="http://schemas.microsoft.com/sharepoint/v3/contenttype/forms">
-  <Display>DocumentLibraryForm</Display>
-  <Edit>DocumentLibraryForm</Edit>
-  <New>DocumentLibraryForm</New>
-</FormTemplates>
+<b:Sources xmlns:b="http://schemas.openxmlformats.org/officeDocument/2006/bibliography" xmlns="http://schemas.openxmlformats.org/officeDocument/2006/bibliography" SelectedStyle="\APASixthEditionOfficeOnline.xsl" StyleName="APA" Version="6"/>
 </file>
 
 <file path=customXml/item4.xml><?xml version="1.0" encoding="utf-8"?>
@@ -18298,9 +19518,9 @@
 </file>
 
 <file path=customXml/itemProps1.xml><?xml version="1.0" encoding="utf-8"?>
-<ds:datastoreItem xmlns:ds="http://schemas.openxmlformats.org/officeDocument/2006/customXml" ds:itemID="{10D35394-9BBA-4CA7-9ACA-93FF9FC4B9FE}">
+<ds:datastoreItem xmlns:ds="http://schemas.openxmlformats.org/officeDocument/2006/customXml" ds:itemID="{ADE80AD1-B511-437D-9EC6-E71B406ED00D}">
   <ds:schemaRefs>
-    <ds:schemaRef ds:uri="http://schemas.openxmlformats.org/officeDocument/2006/bibliography"/>
+    <ds:schemaRef ds:uri="http://schemas.microsoft.com/sharepoint/v3/contenttype/forms"/>
   </ds:schemaRefs>
 </ds:datastoreItem>
 </file>
@@ -18325,9 +19545,9 @@
 </file>
 
 <file path=customXml/itemProps3.xml><?xml version="1.0" encoding="utf-8"?>
-<ds:datastoreItem xmlns:ds="http://schemas.openxmlformats.org/officeDocument/2006/customXml" ds:itemID="{ADE80AD1-B511-437D-9EC6-E71B406ED00D}">
+<ds:datastoreItem xmlns:ds="http://schemas.openxmlformats.org/officeDocument/2006/customXml" ds:itemID="{10D35394-9BBA-4CA7-9ACA-93FF9FC4B9FE}">
   <ds:schemaRefs>
-    <ds:schemaRef ds:uri="http://schemas.microsoft.com/sharepoint/v3/contenttype/forms"/>
+    <ds:schemaRef ds:uri="http://schemas.openxmlformats.org/officeDocument/2006/bibliography"/>
   </ds:schemaRefs>
 </ds:datastoreItem>
 </file>

--- a/Master Folder/Master BA Timlak Konsultan/01. BA Reviu Persiapan Pengadaan.docx
+++ b/Master Folder/Master BA Timlak Konsultan/01. BA Reviu Persiapan Pengadaan.docx
@@ -6799,6 +6799,32 @@
       <w:pPr>
         <w:spacing w:line="276" w:lineRule="auto"/>
         <w:ind w:right="28"/>
+        <w:jc w:val="both"/>
+        <w:rPr>
+          <w:rFonts w:ascii="Arial" w:eastAsia="Arial" w:hAnsi="Arial" w:cs="Arial"/>
+          <w:sz w:val="22"/>
+          <w:szCs w:val="22"/>
+        </w:rPr>
+      </w:pPr>
+    </w:p>
+    <w:p>
+      <w:pPr>
+        <w:pStyle w:val="ListParagraph"/>
+        <w:spacing w:line="276" w:lineRule="auto"/>
+        <w:ind w:left="567" w:right="28"/>
+        <w:jc w:val="both"/>
+        <w:rPr>
+          <w:rFonts w:ascii="Arial" w:eastAsia="Arial" w:hAnsi="Arial" w:cs="Arial"/>
+          <w:sz w:val="22"/>
+          <w:szCs w:val="22"/>
+        </w:rPr>
+      </w:pPr>
+    </w:p>
+    <w:p>
+      <w:pPr>
+        <w:pStyle w:val="ListParagraph"/>
+        <w:spacing w:line="276" w:lineRule="auto"/>
+        <w:ind w:left="567" w:right="28"/>
         <w:jc w:val="both"/>
         <w:rPr>
           <w:rFonts w:ascii="Arial" w:eastAsia="Arial" w:hAnsi="Arial" w:cs="Arial"/>
@@ -19250,15 +19276,22 @@
 </file>
 
 <file path=customXml/item1.xml><?xml version="1.0" encoding="utf-8"?>
-<?mso-contentType ?>
-<FormTemplates xmlns="http://schemas.microsoft.com/sharepoint/v3/contenttype/forms">
-  <Display>DocumentLibraryForm</Display>
-  <Edit>DocumentLibraryForm</Edit>
-  <New>DocumentLibraryForm</New>
-</FormTemplates>
+<p:properties xmlns:p="http://schemas.microsoft.com/office/2006/metadata/properties" xmlns:xsi="http://www.w3.org/2001/XMLSchema-instance" xmlns:pc="http://schemas.microsoft.com/office/infopath/2007/PartnerControls">
+  <documentManagement>
+    <TaxCatchAll xmlns="23b7ebbb-480e-4d36-8f38-fd0ac82dae9c" xsi:nil="true"/>
+    <lcf76f155ced4ddcb4097134ff3c332f xmlns="87f1a149-5420-40c2-b2e8-d8d0877ebc85">
+      <Terms xmlns="http://schemas.microsoft.com/office/infopath/2007/PartnerControls"/>
+    </lcf76f155ced4ddcb4097134ff3c332f>
+    <PIC xmlns="87f1a149-5420-40c2-b2e8-d8d0877ebc85" xsi:nil="true"/>
+  </documentManagement>
+</p:properties>
 </file>
 
 <file path=customXml/item2.xml><?xml version="1.0" encoding="utf-8"?>
+<b:Sources xmlns:b="http://schemas.openxmlformats.org/officeDocument/2006/bibliography" xmlns="http://schemas.openxmlformats.org/officeDocument/2006/bibliography" SelectedStyle="\APASixthEditionOfficeOnline.xsl" StyleName="APA" Version="6"/>
+</file>
+
+<file path=customXml/item3.xml><?xml version="1.0" encoding="utf-8"?>
 <ct:contentTypeSchema xmlns:ct="http://schemas.microsoft.com/office/2006/metadata/contentType" xmlns:ma="http://schemas.microsoft.com/office/2006/metadata/properties/metaAttributes" ct:_="" ma:_="" ma:contentTypeName="Document" ma:contentTypeID="0x010100AEF28E0A17E4AE4FA5DD6A9AABB5DBC8" ma:contentTypeVersion="16" ma:contentTypeDescription="Create a new document." ma:contentTypeScope="" ma:versionID="a17fa769c7c4fea18ba461e558e121e5">
   <xsd:schema xmlns:xsd="http://www.w3.org/2001/XMLSchema" xmlns:xs="http://www.w3.org/2001/XMLSchema" xmlns:p="http://schemas.microsoft.com/office/2006/metadata/properties" xmlns:ns2="87f1a149-5420-40c2-b2e8-d8d0877ebc85" xmlns:ns3="23b7ebbb-480e-4d36-8f38-fd0ac82dae9c" targetNamespace="http://schemas.microsoft.com/office/2006/metadata/properties" ma:root="true" ma:fieldsID="3bfa0fac8ae4d24da5269d6ff34039be" ns2:_="" ns3:_="">
     <xsd:import namespace="87f1a149-5420-40c2-b2e8-d8d0877ebc85"/>
@@ -19501,31 +19534,35 @@
 </ct:contentTypeSchema>
 </file>
 
-<file path=customXml/item3.xml><?xml version="1.0" encoding="utf-8"?>
-<b:Sources xmlns:b="http://schemas.openxmlformats.org/officeDocument/2006/bibliography" xmlns="http://schemas.openxmlformats.org/officeDocument/2006/bibliography" SelectedStyle="\APASixthEditionOfficeOnline.xsl" StyleName="APA" Version="6"/>
-</file>
-
 <file path=customXml/item4.xml><?xml version="1.0" encoding="utf-8"?>
-<p:properties xmlns:p="http://schemas.microsoft.com/office/2006/metadata/properties" xmlns:xsi="http://www.w3.org/2001/XMLSchema-instance" xmlns:pc="http://schemas.microsoft.com/office/infopath/2007/PartnerControls">
-  <documentManagement>
-    <TaxCatchAll xmlns="23b7ebbb-480e-4d36-8f38-fd0ac82dae9c" xsi:nil="true"/>
-    <lcf76f155ced4ddcb4097134ff3c332f xmlns="87f1a149-5420-40c2-b2e8-d8d0877ebc85">
-      <Terms xmlns="http://schemas.microsoft.com/office/infopath/2007/PartnerControls"/>
-    </lcf76f155ced4ddcb4097134ff3c332f>
-    <PIC xmlns="87f1a149-5420-40c2-b2e8-d8d0877ebc85" xsi:nil="true"/>
-  </documentManagement>
-</p:properties>
+<?mso-contentType ?>
+<FormTemplates xmlns="http://schemas.microsoft.com/sharepoint/v3/contenttype/forms">
+  <Display>DocumentLibraryForm</Display>
+  <Edit>DocumentLibraryForm</Edit>
+  <New>DocumentLibraryForm</New>
+</FormTemplates>
 </file>
 
 <file path=customXml/itemProps1.xml><?xml version="1.0" encoding="utf-8"?>
-<ds:datastoreItem xmlns:ds="http://schemas.openxmlformats.org/officeDocument/2006/customXml" ds:itemID="{ADE80AD1-B511-437D-9EC6-E71B406ED00D}">
+<ds:datastoreItem xmlns:ds="http://schemas.openxmlformats.org/officeDocument/2006/customXml" ds:itemID="{0EF6B3C1-2C0C-45C1-848E-2E47DFDB0FBC}">
   <ds:schemaRefs>
-    <ds:schemaRef ds:uri="http://schemas.microsoft.com/sharepoint/v3/contenttype/forms"/>
+    <ds:schemaRef ds:uri="http://schemas.microsoft.com/office/2006/metadata/properties"/>
+    <ds:schemaRef ds:uri="http://schemas.microsoft.com/office/infopath/2007/PartnerControls"/>
+    <ds:schemaRef ds:uri="23b7ebbb-480e-4d36-8f38-fd0ac82dae9c"/>
+    <ds:schemaRef ds:uri="87f1a149-5420-40c2-b2e8-d8d0877ebc85"/>
   </ds:schemaRefs>
 </ds:datastoreItem>
 </file>
 
 <file path=customXml/itemProps2.xml><?xml version="1.0" encoding="utf-8"?>
+<ds:datastoreItem xmlns:ds="http://schemas.openxmlformats.org/officeDocument/2006/customXml" ds:itemID="{10D35394-9BBA-4CA7-9ACA-93FF9FC4B9FE}">
+  <ds:schemaRefs>
+    <ds:schemaRef ds:uri="http://schemas.openxmlformats.org/officeDocument/2006/bibliography"/>
+  </ds:schemaRefs>
+</ds:datastoreItem>
+</file>
+
+<file path=customXml/itemProps3.xml><?xml version="1.0" encoding="utf-8"?>
 <ds:datastoreItem xmlns:ds="http://schemas.openxmlformats.org/officeDocument/2006/customXml" ds:itemID="{A2934C3C-1F7E-4BE6-BD60-DDF56A21B2D7}">
   <ds:schemaRefs>
     <ds:schemaRef ds:uri="http://schemas.microsoft.com/office/2006/metadata/contentType"/>
@@ -19544,21 +19581,10 @@
 </ds:datastoreItem>
 </file>
 
-<file path=customXml/itemProps3.xml><?xml version="1.0" encoding="utf-8"?>
-<ds:datastoreItem xmlns:ds="http://schemas.openxmlformats.org/officeDocument/2006/customXml" ds:itemID="{10D35394-9BBA-4CA7-9ACA-93FF9FC4B9FE}">
+<file path=customXml/itemProps4.xml><?xml version="1.0" encoding="utf-8"?>
+<ds:datastoreItem xmlns:ds="http://schemas.openxmlformats.org/officeDocument/2006/customXml" ds:itemID="{ADE80AD1-B511-437D-9EC6-E71B406ED00D}">
   <ds:schemaRefs>
-    <ds:schemaRef ds:uri="http://schemas.openxmlformats.org/officeDocument/2006/bibliography"/>
-  </ds:schemaRefs>
-</ds:datastoreItem>
-</file>
-
-<file path=customXml/itemProps4.xml><?xml version="1.0" encoding="utf-8"?>
-<ds:datastoreItem xmlns:ds="http://schemas.openxmlformats.org/officeDocument/2006/customXml" ds:itemID="{0EF6B3C1-2C0C-45C1-848E-2E47DFDB0FBC}">
-  <ds:schemaRefs>
-    <ds:schemaRef ds:uri="http://schemas.microsoft.com/office/2006/metadata/properties"/>
-    <ds:schemaRef ds:uri="http://schemas.microsoft.com/office/infopath/2007/PartnerControls"/>
-    <ds:schemaRef ds:uri="23b7ebbb-480e-4d36-8f38-fd0ac82dae9c"/>
-    <ds:schemaRef ds:uri="87f1a149-5420-40c2-b2e8-d8d0877ebc85"/>
+    <ds:schemaRef ds:uri="http://schemas.microsoft.com/sharepoint/v3/contenttype/forms"/>
   </ds:schemaRefs>
 </ds:datastoreItem>
 </file>
--- a/Master Folder/Master BA Timlak Konsultan/01. BA Reviu Persiapan Pengadaan.docx
+++ b/Master Folder/Master BA Timlak Konsultan/01. BA Reviu Persiapan Pengadaan.docx
@@ -11688,23 +11688,7 @@
           <w:sz w:val="22"/>
           <w:szCs w:val="22"/>
         </w:rPr>
-        <w:t xml:space="preserve"> Dokumen Persiapan Pengadaan yang telah dilakukan,</w:t>
-      </w:r>
-      <w:r>
-        <w:rPr>
-          <w:rFonts w:ascii="Arial" w:eastAsia="Arial" w:hAnsi="Arial" w:cs="Arial"/>
-          <w:sz w:val="22"/>
-          <w:szCs w:val="22"/>
-        </w:rPr>
-        <w:t xml:space="preserve"> </w:t>
-      </w:r>
-      <w:r>
-        <w:rPr>
-          <w:rFonts w:ascii="Arial" w:eastAsia="Arial" w:hAnsi="Arial" w:cs="Arial"/>
-          <w:sz w:val="22"/>
-          <w:szCs w:val="22"/>
-        </w:rPr>
-        <w:t xml:space="preserve">Pokja Pemilihan, Tim Pelaksana, dan PPK </w:t>
+        <w:t xml:space="preserve"> Dokumen Persiapan Pengadaan yang telah dilakukan, Pokja Pemilihan, Tim Pelaksana, dan PPK </w:t>
       </w:r>
       <w:r>
         <w:rPr>
@@ -11719,21 +11703,18 @@
       <w:r>
         <w:rPr>
           <w:rFonts w:ascii="Arial" w:eastAsia="Arial" w:hAnsi="Arial" w:cs="Arial"/>
-          <w:b/>
-          <w:bCs/>
-          <w:strike/>
-          <w:sz w:val="22"/>
-          <w:szCs w:val="22"/>
-        </w:rPr>
-        <w:t>/tidak sepakat</w:t>
-      </w:r>
-      <w:r>
-        <w:rPr>
-          <w:rFonts w:ascii="Arial" w:eastAsia="Arial" w:hAnsi="Arial" w:cs="Arial"/>
-          <w:sz w:val="22"/>
-          <w:szCs w:val="22"/>
-        </w:rPr>
-        <w:t xml:space="preserve"> untuk dilanjutkan ke proses penetapan dokumen persiapan pengadaan hasil </w:t>
+          <w:sz w:val="22"/>
+          <w:szCs w:val="22"/>
+        </w:rPr>
+        <w:t xml:space="preserve"> untuk ditetapkan Dokumen Persiapan Pengadaan</w:t>
+      </w:r>
+      <w:r>
+        <w:rPr>
+          <w:rFonts w:ascii="Arial" w:eastAsia="Arial" w:hAnsi="Arial" w:cs="Arial"/>
+          <w:sz w:val="22"/>
+          <w:szCs w:val="22"/>
+        </w:rPr>
+        <w:t xml:space="preserve"> </w:t>
       </w:r>
       <w:proofErr w:type="spellStart"/>
       <w:r>
@@ -19276,22 +19257,15 @@
 </file>
 
 <file path=customXml/item1.xml><?xml version="1.0" encoding="utf-8"?>
-<p:properties xmlns:p="http://schemas.microsoft.com/office/2006/metadata/properties" xmlns:xsi="http://www.w3.org/2001/XMLSchema-instance" xmlns:pc="http://schemas.microsoft.com/office/infopath/2007/PartnerControls">
-  <documentManagement>
-    <TaxCatchAll xmlns="23b7ebbb-480e-4d36-8f38-fd0ac82dae9c" xsi:nil="true"/>
-    <lcf76f155ced4ddcb4097134ff3c332f xmlns="87f1a149-5420-40c2-b2e8-d8d0877ebc85">
-      <Terms xmlns="http://schemas.microsoft.com/office/infopath/2007/PartnerControls"/>
-    </lcf76f155ced4ddcb4097134ff3c332f>
-    <PIC xmlns="87f1a149-5420-40c2-b2e8-d8d0877ebc85" xsi:nil="true"/>
-  </documentManagement>
-</p:properties>
+<?mso-contentType ?>
+<FormTemplates xmlns="http://schemas.microsoft.com/sharepoint/v3/contenttype/forms">
+  <Display>DocumentLibraryForm</Display>
+  <Edit>DocumentLibraryForm</Edit>
+  <New>DocumentLibraryForm</New>
+</FormTemplates>
 </file>
 
 <file path=customXml/item2.xml><?xml version="1.0" encoding="utf-8"?>
-<b:Sources xmlns:b="http://schemas.openxmlformats.org/officeDocument/2006/bibliography" xmlns="http://schemas.openxmlformats.org/officeDocument/2006/bibliography" SelectedStyle="\APASixthEditionOfficeOnline.xsl" StyleName="APA" Version="6"/>
-</file>
-
-<file path=customXml/item3.xml><?xml version="1.0" encoding="utf-8"?>
 <ct:contentTypeSchema xmlns:ct="http://schemas.microsoft.com/office/2006/metadata/contentType" xmlns:ma="http://schemas.microsoft.com/office/2006/metadata/properties/metaAttributes" ct:_="" ma:_="" ma:contentTypeName="Document" ma:contentTypeID="0x010100AEF28E0A17E4AE4FA5DD6A9AABB5DBC8" ma:contentTypeVersion="16" ma:contentTypeDescription="Create a new document." ma:contentTypeScope="" ma:versionID="a17fa769c7c4fea18ba461e558e121e5">
   <xsd:schema xmlns:xsd="http://www.w3.org/2001/XMLSchema" xmlns:xs="http://www.w3.org/2001/XMLSchema" xmlns:p="http://schemas.microsoft.com/office/2006/metadata/properties" xmlns:ns2="87f1a149-5420-40c2-b2e8-d8d0877ebc85" xmlns:ns3="23b7ebbb-480e-4d36-8f38-fd0ac82dae9c" targetNamespace="http://schemas.microsoft.com/office/2006/metadata/properties" ma:root="true" ma:fieldsID="3bfa0fac8ae4d24da5269d6ff34039be" ns2:_="" ns3:_="">
     <xsd:import namespace="87f1a149-5420-40c2-b2e8-d8d0877ebc85"/>
@@ -19534,35 +19508,31 @@
 </ct:contentTypeSchema>
 </file>
 
+<file path=customXml/item3.xml><?xml version="1.0" encoding="utf-8"?>
+<b:Sources xmlns:b="http://schemas.openxmlformats.org/officeDocument/2006/bibliography" xmlns="http://schemas.openxmlformats.org/officeDocument/2006/bibliography" SelectedStyle="\APASixthEditionOfficeOnline.xsl" StyleName="APA" Version="6"/>
+</file>
+
 <file path=customXml/item4.xml><?xml version="1.0" encoding="utf-8"?>
-<?mso-contentType ?>
-<FormTemplates xmlns="http://schemas.microsoft.com/sharepoint/v3/contenttype/forms">
-  <Display>DocumentLibraryForm</Display>
-  <Edit>DocumentLibraryForm</Edit>
-  <New>DocumentLibraryForm</New>
-</FormTemplates>
+<p:properties xmlns:p="http://schemas.microsoft.com/office/2006/metadata/properties" xmlns:xsi="http://www.w3.org/2001/XMLSchema-instance" xmlns:pc="http://schemas.microsoft.com/office/infopath/2007/PartnerControls">
+  <documentManagement>
+    <TaxCatchAll xmlns="23b7ebbb-480e-4d36-8f38-fd0ac82dae9c" xsi:nil="true"/>
+    <lcf76f155ced4ddcb4097134ff3c332f xmlns="87f1a149-5420-40c2-b2e8-d8d0877ebc85">
+      <Terms xmlns="http://schemas.microsoft.com/office/infopath/2007/PartnerControls"/>
+    </lcf76f155ced4ddcb4097134ff3c332f>
+    <PIC xmlns="87f1a149-5420-40c2-b2e8-d8d0877ebc85" xsi:nil="true"/>
+  </documentManagement>
+</p:properties>
 </file>
 
 <file path=customXml/itemProps1.xml><?xml version="1.0" encoding="utf-8"?>
-<ds:datastoreItem xmlns:ds="http://schemas.openxmlformats.org/officeDocument/2006/customXml" ds:itemID="{0EF6B3C1-2C0C-45C1-848E-2E47DFDB0FBC}">
+<ds:datastoreItem xmlns:ds="http://schemas.openxmlformats.org/officeDocument/2006/customXml" ds:itemID="{ADE80AD1-B511-437D-9EC6-E71B406ED00D}">
   <ds:schemaRefs>
-    <ds:schemaRef ds:uri="http://schemas.microsoft.com/office/2006/metadata/properties"/>
-    <ds:schemaRef ds:uri="http://schemas.microsoft.com/office/infopath/2007/PartnerControls"/>
-    <ds:schemaRef ds:uri="23b7ebbb-480e-4d36-8f38-fd0ac82dae9c"/>
-    <ds:schemaRef ds:uri="87f1a149-5420-40c2-b2e8-d8d0877ebc85"/>
+    <ds:schemaRef ds:uri="http://schemas.microsoft.com/sharepoint/v3/contenttype/forms"/>
   </ds:schemaRefs>
 </ds:datastoreItem>
 </file>
 
 <file path=customXml/itemProps2.xml><?xml version="1.0" encoding="utf-8"?>
-<ds:datastoreItem xmlns:ds="http://schemas.openxmlformats.org/officeDocument/2006/customXml" ds:itemID="{10D35394-9BBA-4CA7-9ACA-93FF9FC4B9FE}">
-  <ds:schemaRefs>
-    <ds:schemaRef ds:uri="http://schemas.openxmlformats.org/officeDocument/2006/bibliography"/>
-  </ds:schemaRefs>
-</ds:datastoreItem>
-</file>
-
-<file path=customXml/itemProps3.xml><?xml version="1.0" encoding="utf-8"?>
 <ds:datastoreItem xmlns:ds="http://schemas.openxmlformats.org/officeDocument/2006/customXml" ds:itemID="{A2934C3C-1F7E-4BE6-BD60-DDF56A21B2D7}">
   <ds:schemaRefs>
     <ds:schemaRef ds:uri="http://schemas.microsoft.com/office/2006/metadata/contentType"/>
@@ -19581,10 +19551,21 @@
 </ds:datastoreItem>
 </file>
 
+<file path=customXml/itemProps3.xml><?xml version="1.0" encoding="utf-8"?>
+<ds:datastoreItem xmlns:ds="http://schemas.openxmlformats.org/officeDocument/2006/customXml" ds:itemID="{10D35394-9BBA-4CA7-9ACA-93FF9FC4B9FE}">
+  <ds:schemaRefs>
+    <ds:schemaRef ds:uri="http://schemas.openxmlformats.org/officeDocument/2006/bibliography"/>
+  </ds:schemaRefs>
+</ds:datastoreItem>
+</file>
+
 <file path=customXml/itemProps4.xml><?xml version="1.0" encoding="utf-8"?>
-<ds:datastoreItem xmlns:ds="http://schemas.openxmlformats.org/officeDocument/2006/customXml" ds:itemID="{ADE80AD1-B511-437D-9EC6-E71B406ED00D}">
+<ds:datastoreItem xmlns:ds="http://schemas.openxmlformats.org/officeDocument/2006/customXml" ds:itemID="{0EF6B3C1-2C0C-45C1-848E-2E47DFDB0FBC}">
   <ds:schemaRefs>
-    <ds:schemaRef ds:uri="http://schemas.microsoft.com/sharepoint/v3/contenttype/forms"/>
+    <ds:schemaRef ds:uri="http://schemas.microsoft.com/office/2006/metadata/properties"/>
+    <ds:schemaRef ds:uri="http://schemas.microsoft.com/office/infopath/2007/PartnerControls"/>
+    <ds:schemaRef ds:uri="23b7ebbb-480e-4d36-8f38-fd0ac82dae9c"/>
+    <ds:schemaRef ds:uri="87f1a149-5420-40c2-b2e8-d8d0877ebc85"/>
   </ds:schemaRefs>
 </ds:datastoreItem>
 </file>
--- a/Master Folder/Master BA Timlak Konsultan/01. BA Reviu Persiapan Pengadaan.docx
+++ b/Master Folder/Master BA Timlak Konsultan/01. BA Reviu Persiapan Pengadaan.docx
@@ -256,9 +256,16 @@
           <w:szCs w:val="22"/>
           <w:lang w:val="en-US"/>
         </w:rPr>
-        <w:t>{</w:t>
-      </w:r>
-      <w:proofErr w:type="spellStart"/>
+        <w:t>{kode_klasifikasi}</w:t>
+      </w:r>
+      <w:r>
+        <w:rPr>
+          <w:rFonts w:ascii="Arial" w:eastAsia="Arial" w:hAnsi="Arial" w:cs="Arial"/>
+          <w:sz w:val="22"/>
+          <w:szCs w:val="22"/>
+        </w:rPr>
+        <w:t>/R/Bp2jk17/POKJA-</w:t>
+      </w:r>
       <w:r>
         <w:rPr>
           <w:rFonts w:ascii="Arial" w:eastAsia="Arial" w:hAnsi="Arial" w:cs="Arial"/>
@@ -266,54 +273,7 @@
           <w:szCs w:val="22"/>
           <w:lang w:val="en-US"/>
         </w:rPr>
-        <w:t>kode_klasifikasi</w:t>
-      </w:r>
-      <w:proofErr w:type="spellEnd"/>
-      <w:r>
-        <w:rPr>
-          <w:rFonts w:ascii="Arial" w:eastAsia="Arial" w:hAnsi="Arial" w:cs="Arial"/>
-          <w:sz w:val="22"/>
-          <w:szCs w:val="22"/>
-          <w:lang w:val="en-US"/>
-        </w:rPr>
-        <w:t>}</w:t>
-      </w:r>
-      <w:r>
-        <w:rPr>
-          <w:rFonts w:ascii="Arial" w:eastAsia="Arial" w:hAnsi="Arial" w:cs="Arial"/>
-          <w:sz w:val="22"/>
-          <w:szCs w:val="22"/>
-        </w:rPr>
-        <w:t>/R/Bp2jk17/POKJA-</w:t>
-      </w:r>
-      <w:r>
-        <w:rPr>
-          <w:rFonts w:ascii="Arial" w:eastAsia="Arial" w:hAnsi="Arial" w:cs="Arial"/>
-          <w:sz w:val="22"/>
-          <w:szCs w:val="22"/>
-          <w:lang w:val="en-US"/>
-        </w:rPr>
-        <w:t>{</w:t>
-      </w:r>
-      <w:proofErr w:type="spellStart"/>
-      <w:r>
-        <w:rPr>
-          <w:rFonts w:ascii="Arial" w:eastAsia="Arial" w:hAnsi="Arial" w:cs="Arial"/>
-          <w:sz w:val="22"/>
-          <w:szCs w:val="22"/>
-          <w:lang w:val="en-US"/>
-        </w:rPr>
-        <w:t>kode_pokja</w:t>
-      </w:r>
-      <w:proofErr w:type="spellEnd"/>
-      <w:r>
-        <w:rPr>
-          <w:rFonts w:ascii="Arial" w:eastAsia="Arial" w:hAnsi="Arial" w:cs="Arial"/>
-          <w:sz w:val="22"/>
-          <w:szCs w:val="22"/>
-          <w:lang w:val="en-US"/>
-        </w:rPr>
-        <w:t>}</w:t>
+        <w:t>{kode_pokja}</w:t>
       </w:r>
       <w:r>
         <w:rPr>
@@ -488,7 +448,6 @@
         </w:rPr>
         <w:t>_</w:t>
       </w:r>
-      <w:proofErr w:type="spellStart"/>
       <w:r>
         <w:rPr>
           <w:rFonts w:ascii="Arial" w:eastAsia="Arial" w:hAnsi="Arial" w:cs="Arial"/>
@@ -502,7 +461,6 @@
         </w:rPr>
         <w:t>reviu</w:t>
       </w:r>
-      <w:proofErr w:type="spellEnd"/>
       <w:r>
         <w:rPr>
           <w:rFonts w:ascii="Arial" w:eastAsia="Arial" w:hAnsi="Arial" w:cs="Arial"/>
@@ -602,7 +560,6 @@
         </w:rPr>
         <w:t>{tanggal_</w:t>
       </w:r>
-      <w:proofErr w:type="spellStart"/>
       <w:r>
         <w:rPr>
           <w:rFonts w:ascii="Arial" w:eastAsia="Arial" w:hAnsi="Arial" w:cs="Arial"/>
@@ -613,9 +570,8 @@
           <w:szCs w:val="22"/>
           <w:lang w:val="en-US"/>
         </w:rPr>
-        <w:t>sebut</w:t>
-      </w:r>
-      <w:proofErr w:type="spellEnd"/>
+        <w:t>sebut_</w:t>
+      </w:r>
       <w:r>
         <w:rPr>
           <w:rFonts w:ascii="Arial" w:eastAsia="Arial" w:hAnsi="Arial" w:cs="Arial"/>
@@ -624,9 +580,8 @@
           <w:spacing w:val="5"/>
           <w:sz w:val="22"/>
           <w:szCs w:val="22"/>
-          <w:lang w:val="en-US"/>
-        </w:rPr>
-        <w:t>_</w:t>
+        </w:rPr>
+        <w:t>reviu</w:t>
       </w:r>
       <w:r>
         <w:rPr>
@@ -637,7 +592,7 @@
           <w:sz w:val="22"/>
           <w:szCs w:val="22"/>
         </w:rPr>
-        <w:t>reviu</w:t>
+        <w:t>}</w:t>
       </w:r>
       <w:r>
         <w:rPr>
@@ -648,17 +603,6 @@
           <w:sz w:val="22"/>
           <w:szCs w:val="22"/>
         </w:rPr>
-        <w:t>}</w:t>
-      </w:r>
-      <w:r>
-        <w:rPr>
-          <w:rFonts w:ascii="Arial" w:eastAsia="Arial" w:hAnsi="Arial" w:cs="Arial"/>
-          <w:b/>
-          <w:bCs/>
-          <w:spacing w:val="5"/>
-          <w:sz w:val="22"/>
-          <w:szCs w:val="22"/>
-        </w:rPr>
         <w:t xml:space="preserve"> </w:t>
       </w:r>
       <w:r>
@@ -725,7 +669,6 @@
         </w:rPr>
         <w:t>{bulan_</w:t>
       </w:r>
-      <w:proofErr w:type="spellStart"/>
       <w:r>
         <w:rPr>
           <w:rFonts w:ascii="Arial" w:eastAsia="Arial" w:hAnsi="Arial" w:cs="Arial"/>
@@ -736,9 +679,8 @@
           <w:szCs w:val="22"/>
           <w:lang w:val="en-US"/>
         </w:rPr>
-        <w:t>sebut</w:t>
-      </w:r>
-      <w:proofErr w:type="spellEnd"/>
+        <w:t>sebut_</w:t>
+      </w:r>
       <w:r>
         <w:rPr>
           <w:rFonts w:ascii="Arial" w:eastAsia="Arial" w:hAnsi="Arial" w:cs="Arial"/>
@@ -747,9 +689,8 @@
           <w:spacing w:val="6"/>
           <w:sz w:val="22"/>
           <w:szCs w:val="22"/>
-          <w:lang w:val="en-US"/>
-        </w:rPr>
-        <w:t>_</w:t>
+        </w:rPr>
+        <w:t>reviu</w:t>
       </w:r>
       <w:r>
         <w:rPr>
@@ -760,7 +701,7 @@
           <w:sz w:val="22"/>
           <w:szCs w:val="22"/>
         </w:rPr>
-        <w:t>reviu</w:t>
+        <w:t>}</w:t>
       </w:r>
       <w:r>
         <w:rPr>
@@ -771,17 +712,6 @@
           <w:sz w:val="22"/>
           <w:szCs w:val="22"/>
         </w:rPr>
-        <w:t>}</w:t>
-      </w:r>
-      <w:r>
-        <w:rPr>
-          <w:rFonts w:ascii="Arial" w:eastAsia="Arial" w:hAnsi="Arial" w:cs="Arial"/>
-          <w:b/>
-          <w:bCs/>
-          <w:spacing w:val="6"/>
-          <w:sz w:val="22"/>
-          <w:szCs w:val="22"/>
-        </w:rPr>
         <w:t xml:space="preserve"> </w:t>
       </w:r>
       <w:r>
@@ -839,7 +769,6 @@
         </w:rPr>
         <w:t>{tahun_</w:t>
       </w:r>
-      <w:proofErr w:type="spellStart"/>
       <w:r>
         <w:rPr>
           <w:rFonts w:ascii="Arial" w:eastAsia="Arial" w:hAnsi="Arial" w:cs="Arial"/>
@@ -850,20 +779,7 @@
           <w:szCs w:val="22"/>
           <w:lang w:val="en-US"/>
         </w:rPr>
-        <w:t>sebut</w:t>
-      </w:r>
-      <w:proofErr w:type="spellEnd"/>
-      <w:r>
-        <w:rPr>
-          <w:rFonts w:ascii="Arial" w:eastAsia="Arial" w:hAnsi="Arial" w:cs="Arial"/>
-          <w:b/>
-          <w:bCs/>
-          <w:spacing w:val="1"/>
-          <w:sz w:val="22"/>
-          <w:szCs w:val="22"/>
-          <w:lang w:val="en-US"/>
-        </w:rPr>
-        <w:t>_</w:t>
+        <w:t>sebut_</w:t>
       </w:r>
       <w:r>
         <w:rPr>
@@ -2023,7 +1939,6 @@
               </w:rPr>
               <w:t>{metode_</w:t>
             </w:r>
-            <w:proofErr w:type="spellStart"/>
             <w:r>
               <w:rPr>
                 <w:rFonts w:ascii="Arial" w:hAnsi="Arial" w:cs="Arial"/>
@@ -2033,7 +1948,6 @@
               </w:rPr>
               <w:t>pemilihan</w:t>
             </w:r>
-            <w:proofErr w:type="spellEnd"/>
             <w:r>
               <w:rPr>
                 <w:rFonts w:ascii="Arial" w:hAnsi="Arial" w:cs="Arial"/>
@@ -2763,7 +2677,15 @@
           <w:sz w:val="22"/>
           <w:szCs w:val="22"/>
         </w:rPr>
-        <w:t>Peraturan Presiden Nomor 16 Tahun 2018 tentang Pengadaan Barang/Jasa Pemerintah sebagaimana telah diubah dengan Peraturan Presiden Nomor 12 Tahun 2021 tentang Perubahan atas Peraturan Presiden Nomor 16 Tahun 2018 tentang Pengadaan Barang/Jasa Pemerintah;</w:t>
+        <w:t>Peraturan Presiden Nomor 16 Tahun 2018 tentang Pengadaan Barang/Jasa Pemerintah sebagaimana telah beberapa kali diubah terakhir dengan Peraturan Presiden Nomor 46 Tahun 2025 tentang Perubahan Kedua atas Peraturan Presiden Nomor 16 Tahun 2018 tentang Pengadaan Barang/Jasa Pemerintah beserta perubahannya dan aturan turunannya</w:t>
+      </w:r>
+      <w:r>
+        <w:rPr>
+          <w:rFonts w:ascii="Arial" w:eastAsia="Arial" w:hAnsi="Arial" w:cs="Arial"/>
+          <w:sz w:val="22"/>
+          <w:szCs w:val="22"/>
+        </w:rPr>
+        <w:t>;</w:t>
       </w:r>
     </w:p>
     <w:p>
@@ -4504,7 +4426,15 @@
           <w:sz w:val="22"/>
           <w:szCs w:val="22"/>
         </w:rPr>
-        <w:t>Standar Operasional Prosedur Nomor 13/SOP.04/2024 tanggal 15 Juli 2024 tentang Reviu Dokumen Persiapan Pengadaan dan Penyiapan Dokumen Pemilihan;</w:t>
+        <w:t>Standar Operasional Prosedur Nomor 02/SOP.04/2026 tanggal 12 Januari 2026 tentang Reviu Dokumen Persiapan Pengadaan dan Penyiapan Dokumen Pemilihan</w:t>
+      </w:r>
+      <w:r>
+        <w:rPr>
+          <w:rFonts w:ascii="Arial" w:eastAsia="Arial" w:hAnsi="Arial" w:cs="Arial"/>
+          <w:sz w:val="22"/>
+          <w:szCs w:val="22"/>
+        </w:rPr>
+        <w:t>;</w:t>
       </w:r>
     </w:p>
     <w:p>
@@ -4560,12 +4490,109 @@
       <w:r>
         <w:rPr>
           <w:rFonts w:ascii="Arial" w:eastAsia="Arial" w:hAnsi="Arial" w:cs="Arial"/>
-          <w:i/>
-          <w:iCs/>
-          <w:sz w:val="22"/>
-          <w:szCs w:val="22"/>
-        </w:rPr>
-        <w:t>e. Keputusan...</w:t>
+          <w:noProof/>
+          <w:sz w:val="22"/>
+          <w:szCs w:val="22"/>
+        </w:rPr>
+        <mc:AlternateContent>
+          <mc:Choice Requires="wps">
+            <w:drawing>
+              <wp:anchor distT="45720" distB="45720" distL="114300" distR="114300" simplePos="0" relativeHeight="251663360" behindDoc="0" locked="0" layoutInCell="1" allowOverlap="1" wp14:anchorId="4A6C279C" wp14:editId="5DF08AC8">
+                <wp:simplePos x="0" y="0"/>
+                <wp:positionH relativeFrom="margin">
+                  <wp:align>right</wp:align>
+                </wp:positionH>
+                <wp:positionV relativeFrom="margin">
+                  <wp:align>bottom</wp:align>
+                </wp:positionV>
+                <wp:extent cx="1198880" cy="284480"/>
+                <wp:effectExtent l="0" t="0" r="1270" b="1270"/>
+                <wp:wrapSquare wrapText="bothSides"/>
+                <wp:docPr id="4" name="Text Box 2"/>
+                <wp:cNvGraphicFramePr>
+                  <a:graphicFrameLocks xmlns:a="http://schemas.openxmlformats.org/drawingml/2006/main"/>
+                </wp:cNvGraphicFramePr>
+                <a:graphic xmlns:a="http://schemas.openxmlformats.org/drawingml/2006/main">
+                  <a:graphicData uri="http://schemas.microsoft.com/office/word/2010/wordprocessingShape">
+                    <wps:wsp>
+                      <wps:cNvSpPr txBox="1">
+                        <a:spLocks noChangeArrowheads="1"/>
+                      </wps:cNvSpPr>
+                      <wps:spPr bwMode="auto">
+                        <a:xfrm>
+                          <a:off x="0" y="0"/>
+                          <a:ext cx="1198880" cy="284480"/>
+                        </a:xfrm>
+                        <a:prstGeom prst="rect">
+                          <a:avLst/>
+                        </a:prstGeom>
+                        <a:solidFill>
+                          <a:srgbClr val="FFFFFF"/>
+                        </a:solidFill>
+                        <a:ln w="9525">
+                          <a:noFill/>
+                          <a:miter lim="800000"/>
+                          <a:headEnd/>
+                          <a:tailEnd/>
+                        </a:ln>
+                      </wps:spPr>
+                      <wps:txbx>
+                        <w:txbxContent>
+                          <w:p>
+                            <w:r>
+                              <w:rPr>
+                                <w:rFonts w:ascii="Arial" w:hAnsi="Arial" w:cs="Arial"/>
+                                <w:sz w:val="22"/>
+                                <w:szCs w:val="22"/>
+                                <w:lang w:val="en-US"/>
+                              </w:rPr>
+                              <w:t>e. Keputusan...</w:t>
+                            </w:r>
+                          </w:p>
+                        </w:txbxContent>
+                      </wps:txbx>
+                      <wps:bodyPr rot="0" vert="horz" wrap="square" lIns="91440" tIns="45720" rIns="91440" bIns="45720" anchor="t" anchorCtr="0">
+                        <a:noAutofit/>
+                      </wps:bodyPr>
+                    </wps:wsp>
+                  </a:graphicData>
+                </a:graphic>
+                <wp14:sizeRelH relativeFrom="margin">
+                  <wp14:pctWidth>0</wp14:pctWidth>
+                </wp14:sizeRelH>
+                <wp14:sizeRelV relativeFrom="margin">
+                  <wp14:pctHeight>0</wp14:pctHeight>
+                </wp14:sizeRelV>
+              </wp:anchor>
+            </w:drawing>
+          </mc:Choice>
+          <mc:Fallback>
+            <w:pict>
+              <v:shapetype w14:anchorId="4A6C279C" id="_x0000_t202" coordsize="21600,21600" o:spt="202" path="m,l,21600r21600,l21600,xe">
+                <v:stroke joinstyle="miter"/>
+                <v:path gradientshapeok="t" o:connecttype="rect"/>
+              </v:shapetype>
+              <v:shape id="Text Box 2" o:spid="_x0000_s1026" type="#_x0000_t202" style="position:absolute;left:0;text-align:left;margin-left:43.2pt;margin-top:0;width:94.4pt;height:22.4pt;z-index:251663360;visibility:visible;mso-wrap-style:square;mso-width-percent:0;mso-height-percent:0;mso-wrap-distance-left:9pt;mso-wrap-distance-top:3.6pt;mso-wrap-distance-right:9pt;mso-wrap-distance-bottom:3.6pt;mso-position-horizontal:right;mso-position-horizontal-relative:margin;mso-position-vertical:bottom;mso-position-vertical-relative:margin;mso-width-percent:0;mso-height-percent:0;mso-width-relative:margin;mso-height-relative:margin;v-text-anchor:top" o:gfxdata="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" stroked="f">
+                <v:textbox>
+                  <w:txbxContent>
+                    <w:p>
+                      <w:r>
+                        <w:rPr>
+                          <w:rFonts w:ascii="Arial" w:hAnsi="Arial" w:cs="Arial"/>
+                          <w:sz w:val="22"/>
+                          <w:szCs w:val="22"/>
+                          <w:lang w:val="en-US"/>
+                        </w:rPr>
+                        <w:t>e. Keputusan...</w:t>
+                      </w:r>
+                    </w:p>
+                  </w:txbxContent>
+                </v:textbox>
+                <w10:wrap type="square" anchorx="margin" anchory="margin"/>
+              </v:shape>
+            </w:pict>
+          </mc:Fallback>
+        </mc:AlternateContent>
       </w:r>
     </w:p>
     <w:p>
@@ -5812,6 +5839,14 @@
           <w:sz w:val="22"/>
           <w:szCs w:val="22"/>
         </w:rPr>
+        <w:t>UM0102/B/Bp2jk17/2026/</w:t>
+      </w:r>
+      <w:r>
+        <w:rPr>
+          <w:rFonts w:ascii="Arial" w:eastAsia="Arial" w:hAnsi="Arial" w:cs="Arial"/>
+          <w:sz w:val="22"/>
+          <w:szCs w:val="22"/>
+        </w:rPr>
         <w:t>{nomor_undangan_rapat}</w:t>
       </w:r>
       <w:r>
@@ -6545,188 +6580,127 @@
           <w:szCs w:val="22"/>
         </w:rPr>
       </w:pPr>
-    </w:p>
-    <w:p>
-      <w:pPr>
-        <w:pStyle w:val="ListParagraph"/>
-        <w:spacing w:line="276" w:lineRule="auto"/>
-        <w:ind w:left="567" w:right="28"/>
-        <w:jc w:val="both"/>
-        <w:rPr>
-          <w:rFonts w:ascii="Arial" w:eastAsia="Arial" w:hAnsi="Arial" w:cs="Arial"/>
-          <w:sz w:val="22"/>
-          <w:szCs w:val="22"/>
-        </w:rPr>
-      </w:pPr>
-    </w:p>
-    <w:p>
-      <w:pPr>
-        <w:pStyle w:val="ListParagraph"/>
-        <w:spacing w:line="276" w:lineRule="auto"/>
-        <w:ind w:left="567" w:right="28"/>
-        <w:jc w:val="both"/>
-        <w:rPr>
-          <w:rFonts w:ascii="Arial" w:eastAsia="Arial" w:hAnsi="Arial" w:cs="Arial"/>
-          <w:sz w:val="22"/>
-          <w:szCs w:val="22"/>
-        </w:rPr>
-      </w:pPr>
-    </w:p>
-    <w:p>
-      <w:pPr>
-        <w:pStyle w:val="ListParagraph"/>
-        <w:spacing w:line="276" w:lineRule="auto"/>
-        <w:ind w:left="567" w:right="28"/>
-        <w:jc w:val="both"/>
-        <w:rPr>
-          <w:rFonts w:ascii="Arial" w:eastAsia="Arial" w:hAnsi="Arial" w:cs="Arial"/>
-          <w:sz w:val="22"/>
-          <w:szCs w:val="22"/>
-        </w:rPr>
-      </w:pPr>
-    </w:p>
-    <w:p>
-      <w:pPr>
-        <w:pStyle w:val="ListParagraph"/>
-        <w:spacing w:line="276" w:lineRule="auto"/>
-        <w:ind w:left="567" w:right="28"/>
-        <w:jc w:val="both"/>
-        <w:rPr>
-          <w:rFonts w:ascii="Arial" w:eastAsia="Arial" w:hAnsi="Arial" w:cs="Arial"/>
-          <w:sz w:val="22"/>
-          <w:szCs w:val="22"/>
-        </w:rPr>
-      </w:pPr>
-    </w:p>
-    <w:p>
-      <w:pPr>
-        <w:pStyle w:val="ListParagraph"/>
-        <w:spacing w:line="276" w:lineRule="auto"/>
-        <w:ind w:left="567" w:right="28"/>
-        <w:jc w:val="both"/>
-        <w:rPr>
-          <w:rFonts w:ascii="Arial" w:eastAsia="Arial" w:hAnsi="Arial" w:cs="Arial"/>
-          <w:sz w:val="22"/>
-          <w:szCs w:val="22"/>
-        </w:rPr>
-      </w:pPr>
-    </w:p>
-    <w:p>
-      <w:pPr>
-        <w:pStyle w:val="ListParagraph"/>
-        <w:spacing w:line="276" w:lineRule="auto"/>
-        <w:ind w:left="567" w:right="28"/>
-        <w:jc w:val="both"/>
-        <w:rPr>
-          <w:rFonts w:ascii="Arial" w:eastAsia="Arial" w:hAnsi="Arial" w:cs="Arial"/>
-          <w:sz w:val="22"/>
-          <w:szCs w:val="22"/>
-        </w:rPr>
-      </w:pPr>
-    </w:p>
-    <w:p>
-      <w:pPr>
-        <w:pStyle w:val="ListParagraph"/>
-        <w:spacing w:line="276" w:lineRule="auto"/>
-        <w:ind w:left="567" w:right="28"/>
-        <w:jc w:val="both"/>
-        <w:rPr>
-          <w:rFonts w:ascii="Arial" w:eastAsia="Arial" w:hAnsi="Arial" w:cs="Arial"/>
-          <w:sz w:val="22"/>
-          <w:szCs w:val="22"/>
-        </w:rPr>
-      </w:pPr>
-    </w:p>
-    <w:p>
-      <w:pPr>
-        <w:pStyle w:val="ListParagraph"/>
-        <w:spacing w:line="276" w:lineRule="auto"/>
-        <w:ind w:left="567" w:right="28"/>
-        <w:jc w:val="both"/>
-        <w:rPr>
-          <w:rFonts w:ascii="Arial" w:eastAsia="Arial" w:hAnsi="Arial" w:cs="Arial"/>
-          <w:sz w:val="22"/>
-          <w:szCs w:val="22"/>
-        </w:rPr>
-      </w:pPr>
-    </w:p>
-    <w:p>
-      <w:pPr>
-        <w:pStyle w:val="ListParagraph"/>
-        <w:spacing w:line="276" w:lineRule="auto"/>
-        <w:ind w:left="567" w:right="28"/>
-        <w:jc w:val="both"/>
-        <w:rPr>
-          <w:rFonts w:ascii="Arial" w:eastAsia="Arial" w:hAnsi="Arial" w:cs="Arial"/>
-          <w:sz w:val="22"/>
-          <w:szCs w:val="22"/>
-        </w:rPr>
-      </w:pPr>
-    </w:p>
-    <w:p>
-      <w:pPr>
-        <w:pStyle w:val="ListParagraph"/>
-        <w:spacing w:line="276" w:lineRule="auto"/>
-        <w:ind w:left="567" w:right="28"/>
-        <w:jc w:val="both"/>
-        <w:rPr>
-          <w:rFonts w:ascii="Arial" w:eastAsia="Arial" w:hAnsi="Arial" w:cs="Arial"/>
-          <w:sz w:val="22"/>
-          <w:szCs w:val="22"/>
-        </w:rPr>
-      </w:pPr>
-    </w:p>
-    <w:p>
-      <w:pPr>
-        <w:pStyle w:val="ListParagraph"/>
-        <w:spacing w:line="276" w:lineRule="auto"/>
-        <w:ind w:left="567" w:right="28"/>
-        <w:jc w:val="both"/>
-        <w:rPr>
-          <w:rFonts w:ascii="Arial" w:eastAsia="Arial" w:hAnsi="Arial" w:cs="Arial"/>
-          <w:sz w:val="22"/>
-          <w:szCs w:val="22"/>
-        </w:rPr>
-      </w:pPr>
-    </w:p>
-    <w:p>
-      <w:pPr>
-        <w:pStyle w:val="ListParagraph"/>
-        <w:spacing w:line="276" w:lineRule="auto"/>
-        <w:ind w:left="567" w:right="28"/>
-        <w:jc w:val="both"/>
-        <w:rPr>
-          <w:rFonts w:ascii="Arial" w:eastAsia="Arial" w:hAnsi="Arial" w:cs="Arial"/>
-          <w:sz w:val="22"/>
-          <w:szCs w:val="22"/>
-        </w:rPr>
-      </w:pPr>
-    </w:p>
-    <w:p>
-      <w:pPr>
-        <w:pStyle w:val="ListParagraph"/>
-        <w:spacing w:line="276" w:lineRule="auto"/>
-        <w:ind w:left="567" w:right="28"/>
-        <w:jc w:val="both"/>
-        <w:rPr>
-          <w:rFonts w:ascii="Arial" w:eastAsia="Arial" w:hAnsi="Arial" w:cs="Arial"/>
-          <w:sz w:val="22"/>
-          <w:szCs w:val="22"/>
-        </w:rPr>
-      </w:pPr>
-    </w:p>
-    <w:p>
-      <w:pPr>
-        <w:pStyle w:val="ListParagraph"/>
-        <w:spacing w:line="276" w:lineRule="auto"/>
-        <w:ind w:left="567" w:right="28"/>
-        <w:jc w:val="both"/>
-        <w:rPr>
-          <w:rFonts w:ascii="Arial" w:eastAsia="Arial" w:hAnsi="Arial" w:cs="Arial"/>
-          <w:sz w:val="22"/>
-          <w:szCs w:val="22"/>
-        </w:rPr>
-      </w:pPr>
+      <w:r>
+        <w:rPr>
+          <w:rFonts w:ascii="Arial" w:eastAsia="Arial" w:hAnsi="Arial" w:cs="Arial"/>
+          <w:noProof/>
+          <w:sz w:val="22"/>
+          <w:szCs w:val="22"/>
+        </w:rPr>
+        <mc:AlternateContent>
+          <mc:Choice Requires="wps">
+            <w:drawing>
+              <wp:anchor distT="45720" distB="45720" distL="114300" distR="114300" simplePos="0" relativeHeight="251659264" behindDoc="0" locked="0" layoutInCell="1" allowOverlap="1" wp14:anchorId="24B6C51E" wp14:editId="7C18C1C4">
+                <wp:simplePos x="0" y="0"/>
+                <wp:positionH relativeFrom="margin">
+                  <wp:align>right</wp:align>
+                </wp:positionH>
+                <wp:positionV relativeFrom="margin">
+                  <wp:align>bottom</wp:align>
+                </wp:positionV>
+                <wp:extent cx="833120" cy="284480"/>
+                <wp:effectExtent l="0" t="0" r="5080" b="1270"/>
+                <wp:wrapSquare wrapText="bothSides"/>
+                <wp:docPr id="217" name="Text Box 2"/>
+                <wp:cNvGraphicFramePr>
+                  <a:graphicFrameLocks xmlns:a="http://schemas.openxmlformats.org/drawingml/2006/main"/>
+                </wp:cNvGraphicFramePr>
+                <a:graphic xmlns:a="http://schemas.openxmlformats.org/drawingml/2006/main">
+                  <a:graphicData uri="http://schemas.microsoft.com/office/word/2010/wordprocessingShape">
+                    <wps:wsp>
+                      <wps:cNvSpPr txBox="1">
+                        <a:spLocks noChangeArrowheads="1"/>
+                      </wps:cNvSpPr>
+                      <wps:spPr bwMode="auto">
+                        <a:xfrm>
+                          <a:off x="0" y="0"/>
+                          <a:ext cx="833120" cy="284480"/>
+                        </a:xfrm>
+                        <a:prstGeom prst="rect">
+                          <a:avLst/>
+                        </a:prstGeom>
+                        <a:solidFill>
+                          <a:srgbClr val="FFFFFF"/>
+                        </a:solidFill>
+                        <a:ln w="9525">
+                          <a:noFill/>
+                          <a:miter lim="800000"/>
+                          <a:headEnd/>
+                          <a:tailEnd/>
+                        </a:ln>
+                      </wps:spPr>
+                      <wps:txbx>
+                        <w:txbxContent>
+                          <w:p>
+                            <w:pPr>
+                              <w:jc w:val="right"/>
+                              <w:rPr>
+                                <w:rFonts w:ascii="Arial" w:hAnsi="Arial" w:cs="Arial"/>
+                                <w:sz w:val="22"/>
+                                <w:szCs w:val="22"/>
+                              </w:rPr>
+                            </w:pPr>
+                            <w:r>
+                              <w:rPr>
+                                <w:rFonts w:ascii="Arial" w:hAnsi="Arial" w:cs="Arial"/>
+                                <w:sz w:val="22"/>
+                                <w:szCs w:val="22"/>
+                                <w:lang w:val="en-US"/>
+                              </w:rPr>
+                              <w:t>3. Hasil…</w:t>
+                            </w:r>
+                          </w:p>
+                          <w:p/>
+                        </w:txbxContent>
+                      </wps:txbx>
+                      <wps:bodyPr rot="0" vert="horz" wrap="square" lIns="91440" tIns="45720" rIns="91440" bIns="45720" anchor="t" anchorCtr="0">
+                        <a:noAutofit/>
+                      </wps:bodyPr>
+                    </wps:wsp>
+                  </a:graphicData>
+                </a:graphic>
+                <wp14:sizeRelH relativeFrom="margin">
+                  <wp14:pctWidth>0</wp14:pctWidth>
+                </wp14:sizeRelH>
+                <wp14:sizeRelV relativeFrom="margin">
+                  <wp14:pctHeight>0</wp14:pctHeight>
+                </wp14:sizeRelV>
+              </wp:anchor>
+            </w:drawing>
+          </mc:Choice>
+          <mc:Fallback>
+            <w:pict>
+              <v:shape w14:anchorId="24B6C51E" id="_x0000_s1027" type="#_x0000_t202" style="position:absolute;left:0;text-align:left;margin-left:14.4pt;margin-top:0;width:65.6pt;height:22.4pt;z-index:251659264;visibility:visible;mso-wrap-style:square;mso-width-percent:0;mso-height-percent:0;mso-wrap-distance-left:9pt;mso-wrap-distance-top:3.6pt;mso-wrap-distance-right:9pt;mso-wrap-distance-bottom:3.6pt;mso-position-horizontal:right;mso-position-horizontal-relative:margin;mso-position-vertical:bottom;mso-position-vertical-relative:margin;mso-width-percent:0;mso-height-percent:0;mso-width-relative:margin;mso-height-relative:margin;v-text-anchor:top" o:gfxdata="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" stroked="f">
+                <v:textbox>
+                  <w:txbxContent>
+                    <w:p>
+                      <w:pPr>
+                        <w:jc w:val="right"/>
+                        <w:rPr>
+                          <w:rFonts w:ascii="Arial" w:hAnsi="Arial" w:cs="Arial"/>
+                          <w:sz w:val="22"/>
+                          <w:szCs w:val="22"/>
+                        </w:rPr>
+                      </w:pPr>
+                      <w:r>
+                        <w:rPr>
+                          <w:rFonts w:ascii="Arial" w:hAnsi="Arial" w:cs="Arial"/>
+                          <w:sz w:val="22"/>
+                          <w:szCs w:val="22"/>
+                          <w:lang w:val="en-US"/>
+                        </w:rPr>
+                        <w:t>3. Hasil…</w:t>
+                      </w:r>
+                    </w:p>
+                    <w:p/>
+                  </w:txbxContent>
+                </v:textbox>
+                <w10:wrap type="square" anchorx="margin" anchory="margin"/>
+              </v:shape>
+            </w:pict>
+          </mc:Fallback>
+        </mc:AlternateContent>
+      </w:r>
     </w:p>
     <w:p>
       <w:pPr>
@@ -6751,18 +6725,14 @@
         <w:jc w:val="right"/>
         <w:rPr>
           <w:rFonts w:ascii="Arial" w:eastAsia="Arial" w:hAnsi="Arial" w:cs="Arial"/>
-          <w:i/>
-          <w:iCs/>
           <w:sz w:val="22"/>
           <w:szCs w:val="22"/>
         </w:rPr>
         <w:sectPr>
-          <w:headerReference w:type="even" r:id="rId11"/>
-          <w:headerReference w:type="default" r:id="rId12"/>
-          <w:footerReference w:type="even" r:id="rId13"/>
-          <w:footerReference w:type="default" r:id="rId14"/>
-          <w:headerReference w:type="first" r:id="rId15"/>
-          <w:footerReference w:type="first" r:id="rId16"/>
+          <w:headerReference w:type="default" r:id="rId11"/>
+          <w:footerReference w:type="default" r:id="rId12"/>
+          <w:headerReference w:type="first" r:id="rId13"/>
+          <w:footerReference w:type="first" r:id="rId14"/>
           <w:pgSz w:w="11907" w:h="16840" w:code="9"/>
           <w:pgMar w:top="1134" w:right="1134" w:bottom="1418" w:left="1418" w:header="720" w:footer="284" w:gutter="0"/>
           <w:cols w:space="720"/>
@@ -6770,16 +6740,6 @@
           <w:docGrid w:linePitch="272"/>
         </w:sectPr>
       </w:pPr>
-      <w:r>
-        <w:rPr>
-          <w:rFonts w:ascii="Arial" w:eastAsia="Arial" w:hAnsi="Arial" w:cs="Arial"/>
-          <w:i/>
-          <w:iCs/>
-          <w:sz w:val="22"/>
-          <w:szCs w:val="22"/>
-        </w:rPr>
-        <w:t>3. Hasil...</w:t>
-      </w:r>
     </w:p>
     <w:p>
       <w:pPr>
@@ -6920,7 +6880,6 @@
                 <w:szCs w:val="22"/>
               </w:rPr>
             </w:pPr>
-            <w:proofErr w:type="spellStart"/>
             <w:r>
               <w:rPr>
                 <w:rFonts w:ascii="Arial" w:hAnsi="Arial" w:cs="Arial"/>
@@ -6930,19 +6889,7 @@
                 <w:szCs w:val="22"/>
                 <w:lang w:val="en-US"/>
               </w:rPr>
-              <w:t>Catatan</w:t>
-            </w:r>
-            <w:proofErr w:type="spellEnd"/>
-            <w:r>
-              <w:rPr>
-                <w:rFonts w:ascii="Arial" w:hAnsi="Arial" w:cs="Arial"/>
-                <w:b/>
-                <w:bCs/>
-                <w:sz w:val="22"/>
-                <w:szCs w:val="22"/>
-                <w:lang w:val="en-US"/>
-              </w:rPr>
-              <w:t>/</w:t>
+              <w:t>Catatan/</w:t>
             </w:r>
             <w:r>
               <w:rPr>
@@ -6976,7 +6923,6 @@
                 <w:lang w:val="en-US"/>
               </w:rPr>
             </w:pPr>
-            <w:proofErr w:type="spellStart"/>
             <w:r>
               <w:rPr>
                 <w:rFonts w:ascii="Arial" w:hAnsi="Arial" w:cs="Arial"/>
@@ -6986,33 +6932,8 @@
                 <w:szCs w:val="22"/>
                 <w:lang w:val="en-US"/>
               </w:rPr>
-              <w:t>Tindak</w:t>
-            </w:r>
-            <w:proofErr w:type="spellEnd"/>
-            <w:r>
-              <w:rPr>
-                <w:rFonts w:ascii="Arial" w:hAnsi="Arial" w:cs="Arial"/>
-                <w:b/>
-                <w:bCs/>
-                <w:sz w:val="22"/>
-                <w:szCs w:val="22"/>
-                <w:lang w:val="en-US"/>
-              </w:rPr>
-              <w:t xml:space="preserve"> </w:t>
-            </w:r>
-            <w:proofErr w:type="spellStart"/>
-            <w:r>
-              <w:rPr>
-                <w:rFonts w:ascii="Arial" w:hAnsi="Arial" w:cs="Arial"/>
-                <w:b/>
-                <w:bCs/>
-                <w:sz w:val="22"/>
-                <w:szCs w:val="22"/>
-                <w:lang w:val="en-US"/>
-              </w:rPr>
-              <w:t>Lanjut</w:t>
-            </w:r>
-            <w:proofErr w:type="spellEnd"/>
+              <w:t>Tindak Lanjut</w:t>
+            </w:r>
           </w:p>
         </w:tc>
       </w:tr>
@@ -7244,14 +7165,16 @@
                 <w:rFonts w:ascii="Arial" w:hAnsi="Arial" w:cs="Arial"/>
                 <w:sz w:val="22"/>
                 <w:szCs w:val="22"/>
-                <w:lang w:val="en-US"/>
-              </w:rPr>
-            </w:pPr>
-            <w:r>
-              <w:rPr>
-                <w:rFonts w:ascii="Arial" w:hAnsi="Arial" w:cs="Arial"/>
-                <w:sz w:val="22"/>
-                <w:szCs w:val="22"/>
+                <w:highlight w:val="yellow"/>
+                <w:lang w:val="en-US"/>
+              </w:rPr>
+            </w:pPr>
+            <w:r>
+              <w:rPr>
+                <w:rFonts w:ascii="Arial" w:hAnsi="Arial" w:cs="Arial"/>
+                <w:sz w:val="22"/>
+                <w:szCs w:val="22"/>
+                <w:highlight w:val="yellow"/>
                 <w:lang w:val="en-US"/>
               </w:rPr>
               <w:t>-</w:t>
@@ -7272,14 +7195,16 @@
                 <w:rFonts w:ascii="Arial" w:hAnsi="Arial" w:cs="Arial"/>
                 <w:sz w:val="22"/>
                 <w:szCs w:val="22"/>
-                <w:lang w:val="en-US"/>
-              </w:rPr>
-            </w:pPr>
-            <w:r>
-              <w:rPr>
-                <w:rFonts w:ascii="Arial" w:hAnsi="Arial" w:cs="Arial"/>
-                <w:sz w:val="22"/>
-                <w:szCs w:val="22"/>
+                <w:highlight w:val="yellow"/>
+                <w:lang w:val="en-US"/>
+              </w:rPr>
+            </w:pPr>
+            <w:r>
+              <w:rPr>
+                <w:rFonts w:ascii="Arial" w:hAnsi="Arial" w:cs="Arial"/>
+                <w:sz w:val="22"/>
+                <w:szCs w:val="22"/>
+                <w:highlight w:val="yellow"/>
                 <w:lang w:val="en-US"/>
               </w:rPr>
               <w:t>-</w:t>
@@ -7299,14 +7224,16 @@
                 <w:rFonts w:ascii="Arial" w:hAnsi="Arial" w:cs="Arial"/>
                 <w:sz w:val="22"/>
                 <w:szCs w:val="22"/>
-                <w:lang w:val="en-US"/>
-              </w:rPr>
-            </w:pPr>
-            <w:r>
-              <w:rPr>
-                <w:rFonts w:ascii="Arial" w:hAnsi="Arial" w:cs="Arial"/>
-                <w:sz w:val="22"/>
-                <w:szCs w:val="22"/>
+                <w:highlight w:val="yellow"/>
+                <w:lang w:val="en-US"/>
+              </w:rPr>
+            </w:pPr>
+            <w:r>
+              <w:rPr>
+                <w:rFonts w:ascii="Arial" w:hAnsi="Arial" w:cs="Arial"/>
+                <w:sz w:val="22"/>
+                <w:szCs w:val="22"/>
+                <w:highlight w:val="yellow"/>
                 <w:lang w:val="en-US"/>
               </w:rPr>
               <w:t>-</w:t>
@@ -7326,14 +7253,16 @@
                 <w:rFonts w:ascii="Arial" w:hAnsi="Arial" w:cs="Arial"/>
                 <w:sz w:val="22"/>
                 <w:szCs w:val="22"/>
-                <w:lang w:val="en-US"/>
-              </w:rPr>
-            </w:pPr>
-            <w:r>
-              <w:rPr>
-                <w:rFonts w:ascii="Arial" w:hAnsi="Arial" w:cs="Arial"/>
-                <w:sz w:val="22"/>
-                <w:szCs w:val="22"/>
+                <w:highlight w:val="yellow"/>
+                <w:lang w:val="en-US"/>
+              </w:rPr>
+            </w:pPr>
+            <w:r>
+              <w:rPr>
+                <w:rFonts w:ascii="Arial" w:hAnsi="Arial" w:cs="Arial"/>
+                <w:sz w:val="22"/>
+                <w:szCs w:val="22"/>
+                <w:highlight w:val="yellow"/>
                 <w:lang w:val="en-US"/>
               </w:rPr>
               <w:t>-</w:t>
@@ -7393,47 +7322,7 @@
                 <w:szCs w:val="22"/>
                 <w:lang w:val="en-US"/>
               </w:rPr>
-              <w:t xml:space="preserve">Surat </w:t>
-            </w:r>
-            <w:proofErr w:type="spellStart"/>
-            <w:r>
-              <w:rPr>
-                <w:rFonts w:ascii="Arial" w:hAnsi="Arial" w:cs="Arial"/>
-                <w:sz w:val="22"/>
-                <w:szCs w:val="22"/>
-                <w:lang w:val="en-US"/>
-              </w:rPr>
-              <w:t>usulan</w:t>
-            </w:r>
-            <w:proofErr w:type="spellEnd"/>
-            <w:r>
-              <w:rPr>
-                <w:rFonts w:ascii="Arial" w:hAnsi="Arial" w:cs="Arial"/>
-                <w:sz w:val="22"/>
-                <w:szCs w:val="22"/>
-                <w:lang w:val="en-US"/>
-              </w:rPr>
-              <w:t xml:space="preserve"> tender </w:t>
-            </w:r>
-            <w:proofErr w:type="spellStart"/>
-            <w:r>
-              <w:rPr>
-                <w:rFonts w:ascii="Arial" w:hAnsi="Arial" w:cs="Arial"/>
-                <w:sz w:val="22"/>
-                <w:szCs w:val="22"/>
-                <w:lang w:val="en-US"/>
-              </w:rPr>
-              <w:t>dari</w:t>
-            </w:r>
-            <w:proofErr w:type="spellEnd"/>
-            <w:r>
-              <w:rPr>
-                <w:rFonts w:ascii="Arial" w:hAnsi="Arial" w:cs="Arial"/>
-                <w:sz w:val="22"/>
-                <w:szCs w:val="22"/>
-                <w:lang w:val="en-US"/>
-              </w:rPr>
-              <w:t xml:space="preserve"> PPK</w:t>
+              <w:t>Surat usulan tender dari PPK</w:t>
             </w:r>
           </w:p>
         </w:tc>
@@ -7450,14 +7339,16 @@
                 <w:rFonts w:ascii="Arial" w:hAnsi="Arial" w:cs="Arial"/>
                 <w:sz w:val="22"/>
                 <w:szCs w:val="22"/>
-                <w:lang w:val="en-US"/>
-              </w:rPr>
-            </w:pPr>
-            <w:r>
-              <w:rPr>
-                <w:rFonts w:ascii="Arial" w:hAnsi="Arial" w:cs="Arial"/>
-                <w:sz w:val="22"/>
-                <w:szCs w:val="22"/>
+                <w:highlight w:val="yellow"/>
+                <w:lang w:val="en-US"/>
+              </w:rPr>
+            </w:pPr>
+            <w:r>
+              <w:rPr>
+                <w:rFonts w:ascii="Arial" w:hAnsi="Arial" w:cs="Arial"/>
+                <w:sz w:val="22"/>
+                <w:szCs w:val="22"/>
+                <w:highlight w:val="yellow"/>
                 <w:lang w:val="en-US"/>
               </w:rPr>
               <w:t>-</w:t>
@@ -7478,14 +7369,16 @@
                 <w:rFonts w:ascii="Arial" w:hAnsi="Arial" w:cs="Arial"/>
                 <w:sz w:val="22"/>
                 <w:szCs w:val="22"/>
-                <w:lang w:val="en-US"/>
-              </w:rPr>
-            </w:pPr>
-            <w:r>
-              <w:rPr>
-                <w:rFonts w:ascii="Arial" w:hAnsi="Arial" w:cs="Arial"/>
-                <w:sz w:val="22"/>
-                <w:szCs w:val="22"/>
+                <w:highlight w:val="yellow"/>
+                <w:lang w:val="en-US"/>
+              </w:rPr>
+            </w:pPr>
+            <w:r>
+              <w:rPr>
+                <w:rFonts w:ascii="Arial" w:hAnsi="Arial" w:cs="Arial"/>
+                <w:sz w:val="22"/>
+                <w:szCs w:val="22"/>
+                <w:highlight w:val="yellow"/>
                 <w:lang w:val="en-US"/>
               </w:rPr>
               <w:t>-</w:t>
@@ -7505,14 +7398,16 @@
                 <w:rFonts w:ascii="Arial" w:hAnsi="Arial" w:cs="Arial"/>
                 <w:sz w:val="22"/>
                 <w:szCs w:val="22"/>
-                <w:lang w:val="en-US"/>
-              </w:rPr>
-            </w:pPr>
-            <w:r>
-              <w:rPr>
-                <w:rFonts w:ascii="Arial" w:hAnsi="Arial" w:cs="Arial"/>
-                <w:sz w:val="22"/>
-                <w:szCs w:val="22"/>
+                <w:highlight w:val="yellow"/>
+                <w:lang w:val="en-US"/>
+              </w:rPr>
+            </w:pPr>
+            <w:r>
+              <w:rPr>
+                <w:rFonts w:ascii="Arial" w:hAnsi="Arial" w:cs="Arial"/>
+                <w:sz w:val="22"/>
+                <w:szCs w:val="22"/>
+                <w:highlight w:val="yellow"/>
                 <w:lang w:val="en-US"/>
               </w:rPr>
               <w:t>-</w:t>
@@ -7532,14 +7427,16 @@
                 <w:rFonts w:ascii="Arial" w:hAnsi="Arial" w:cs="Arial"/>
                 <w:sz w:val="22"/>
                 <w:szCs w:val="22"/>
-                <w:lang w:val="en-US"/>
-              </w:rPr>
-            </w:pPr>
-            <w:r>
-              <w:rPr>
-                <w:rFonts w:ascii="Arial" w:hAnsi="Arial" w:cs="Arial"/>
-                <w:sz w:val="22"/>
-                <w:szCs w:val="22"/>
+                <w:highlight w:val="yellow"/>
+                <w:lang w:val="en-US"/>
+              </w:rPr>
+            </w:pPr>
+            <w:r>
+              <w:rPr>
+                <w:rFonts w:ascii="Arial" w:hAnsi="Arial" w:cs="Arial"/>
+                <w:sz w:val="22"/>
+                <w:szCs w:val="22"/>
+                <w:highlight w:val="yellow"/>
                 <w:lang w:val="en-US"/>
               </w:rPr>
               <w:t>-</w:t>
@@ -7592,65 +7489,14 @@
                 <w:lang w:val="en-US"/>
               </w:rPr>
             </w:pPr>
-            <w:proofErr w:type="spellStart"/>
-            <w:r>
-              <w:rPr>
-                <w:rFonts w:ascii="Arial" w:hAnsi="Arial" w:cs="Arial"/>
-                <w:sz w:val="22"/>
-                <w:szCs w:val="22"/>
-                <w:lang w:val="en-US"/>
-              </w:rPr>
-              <w:t>Kerangka</w:t>
-            </w:r>
-            <w:proofErr w:type="spellEnd"/>
-            <w:r>
-              <w:rPr>
-                <w:rFonts w:ascii="Arial" w:hAnsi="Arial" w:cs="Arial"/>
-                <w:sz w:val="22"/>
-                <w:szCs w:val="22"/>
-                <w:lang w:val="en-US"/>
-              </w:rPr>
-              <w:t xml:space="preserve"> </w:t>
-            </w:r>
-            <w:proofErr w:type="spellStart"/>
-            <w:r>
-              <w:rPr>
-                <w:rFonts w:ascii="Arial" w:hAnsi="Arial" w:cs="Arial"/>
-                <w:sz w:val="22"/>
-                <w:szCs w:val="22"/>
-                <w:lang w:val="en-US"/>
-              </w:rPr>
-              <w:t>Acuan</w:t>
-            </w:r>
-            <w:proofErr w:type="spellEnd"/>
-            <w:r>
-              <w:rPr>
-                <w:rFonts w:ascii="Arial" w:hAnsi="Arial" w:cs="Arial"/>
-                <w:sz w:val="22"/>
-                <w:szCs w:val="22"/>
-                <w:lang w:val="en-US"/>
-              </w:rPr>
-              <w:t xml:space="preserve"> </w:t>
-            </w:r>
-            <w:proofErr w:type="spellStart"/>
-            <w:r>
-              <w:rPr>
-                <w:rFonts w:ascii="Arial" w:hAnsi="Arial" w:cs="Arial"/>
-                <w:sz w:val="22"/>
-                <w:szCs w:val="22"/>
-                <w:lang w:val="en-US"/>
-              </w:rPr>
-              <w:t>Kerja</w:t>
-            </w:r>
-            <w:proofErr w:type="spellEnd"/>
-            <w:r>
-              <w:rPr>
-                <w:rFonts w:ascii="Arial" w:hAnsi="Arial" w:cs="Arial"/>
-                <w:sz w:val="22"/>
-                <w:szCs w:val="22"/>
-                <w:lang w:val="en-US"/>
-              </w:rPr>
-              <w:t xml:space="preserve"> (</w:t>
+            <w:r>
+              <w:rPr>
+                <w:rFonts w:ascii="Arial" w:hAnsi="Arial" w:cs="Arial"/>
+                <w:sz w:val="22"/>
+                <w:szCs w:val="22"/>
+                <w:lang w:val="en-US"/>
+              </w:rPr>
+              <w:t>Kerangka Acuan Kerja (</w:t>
             </w:r>
             <w:r>
               <w:rPr>
@@ -7684,14 +7530,16 @@
                 <w:rFonts w:ascii="Arial" w:hAnsi="Arial" w:cs="Arial"/>
                 <w:sz w:val="22"/>
                 <w:szCs w:val="22"/>
-                <w:lang w:val="en-US"/>
-              </w:rPr>
-            </w:pPr>
-            <w:r>
-              <w:rPr>
-                <w:rFonts w:ascii="Arial" w:hAnsi="Arial" w:cs="Arial"/>
-                <w:sz w:val="22"/>
-                <w:szCs w:val="22"/>
+                <w:highlight w:val="yellow"/>
+                <w:lang w:val="en-US"/>
+              </w:rPr>
+            </w:pPr>
+            <w:r>
+              <w:rPr>
+                <w:rFonts w:ascii="Arial" w:hAnsi="Arial" w:cs="Arial"/>
+                <w:sz w:val="22"/>
+                <w:szCs w:val="22"/>
+                <w:highlight w:val="yellow"/>
                 <w:lang w:val="en-US"/>
               </w:rPr>
               <w:t>-</w:t>
@@ -7712,14 +7560,16 @@
                 <w:rFonts w:ascii="Arial" w:hAnsi="Arial" w:cs="Arial"/>
                 <w:sz w:val="22"/>
                 <w:szCs w:val="22"/>
-                <w:lang w:val="en-US"/>
-              </w:rPr>
-            </w:pPr>
-            <w:r>
-              <w:rPr>
-                <w:rFonts w:ascii="Arial" w:hAnsi="Arial" w:cs="Arial"/>
-                <w:sz w:val="22"/>
-                <w:szCs w:val="22"/>
+                <w:highlight w:val="yellow"/>
+                <w:lang w:val="en-US"/>
+              </w:rPr>
+            </w:pPr>
+            <w:r>
+              <w:rPr>
+                <w:rFonts w:ascii="Arial" w:hAnsi="Arial" w:cs="Arial"/>
+                <w:sz w:val="22"/>
+                <w:szCs w:val="22"/>
+                <w:highlight w:val="yellow"/>
                 <w:lang w:val="en-US"/>
               </w:rPr>
               <w:t>-</w:t>
@@ -7739,14 +7589,16 @@
                 <w:rFonts w:ascii="Arial" w:hAnsi="Arial" w:cs="Arial"/>
                 <w:sz w:val="22"/>
                 <w:szCs w:val="22"/>
-                <w:lang w:val="en-US"/>
-              </w:rPr>
-            </w:pPr>
-            <w:r>
-              <w:rPr>
-                <w:rFonts w:ascii="Arial" w:hAnsi="Arial" w:cs="Arial"/>
-                <w:sz w:val="22"/>
-                <w:szCs w:val="22"/>
+                <w:highlight w:val="yellow"/>
+                <w:lang w:val="en-US"/>
+              </w:rPr>
+            </w:pPr>
+            <w:r>
+              <w:rPr>
+                <w:rFonts w:ascii="Arial" w:hAnsi="Arial" w:cs="Arial"/>
+                <w:sz w:val="22"/>
+                <w:szCs w:val="22"/>
+                <w:highlight w:val="yellow"/>
                 <w:lang w:val="en-US"/>
               </w:rPr>
               <w:t>-</w:t>
@@ -7766,14 +7618,16 @@
                 <w:rFonts w:ascii="Arial" w:hAnsi="Arial" w:cs="Arial"/>
                 <w:sz w:val="22"/>
                 <w:szCs w:val="22"/>
-                <w:lang w:val="en-US"/>
-              </w:rPr>
-            </w:pPr>
-            <w:r>
-              <w:rPr>
-                <w:rFonts w:ascii="Arial" w:hAnsi="Arial" w:cs="Arial"/>
-                <w:sz w:val="22"/>
-                <w:szCs w:val="22"/>
+                <w:highlight w:val="yellow"/>
+                <w:lang w:val="en-US"/>
+              </w:rPr>
+            </w:pPr>
+            <w:r>
+              <w:rPr>
+                <w:rFonts w:ascii="Arial" w:hAnsi="Arial" w:cs="Arial"/>
+                <w:sz w:val="22"/>
+                <w:szCs w:val="22"/>
+                <w:highlight w:val="yellow"/>
                 <w:lang w:val="en-US"/>
               </w:rPr>
               <w:t>-</w:t>
@@ -7848,13 +7702,15 @@
                 <w:rFonts w:ascii="Arial" w:hAnsi="Arial" w:cs="Arial"/>
                 <w:sz w:val="22"/>
                 <w:szCs w:val="22"/>
-              </w:rPr>
-            </w:pPr>
-            <w:r>
-              <w:rPr>
-                <w:rFonts w:ascii="Arial" w:hAnsi="Arial" w:cs="Arial"/>
-                <w:sz w:val="22"/>
-                <w:szCs w:val="22"/>
+                <w:highlight w:val="yellow"/>
+              </w:rPr>
+            </w:pPr>
+            <w:r>
+              <w:rPr>
+                <w:rFonts w:ascii="Arial" w:hAnsi="Arial" w:cs="Arial"/>
+                <w:sz w:val="22"/>
+                <w:szCs w:val="22"/>
+                <w:highlight w:val="yellow"/>
                 <w:lang w:val="en-US"/>
               </w:rPr>
               <w:t>-</w:t>
@@ -7875,14 +7731,16 @@
                 <w:rFonts w:ascii="Arial" w:hAnsi="Arial" w:cs="Arial"/>
                 <w:sz w:val="22"/>
                 <w:szCs w:val="22"/>
-                <w:lang w:val="en-US"/>
-              </w:rPr>
-            </w:pPr>
-            <w:r>
-              <w:rPr>
-                <w:rFonts w:ascii="Arial" w:hAnsi="Arial" w:cs="Arial"/>
-                <w:sz w:val="22"/>
-                <w:szCs w:val="22"/>
+                <w:highlight w:val="yellow"/>
+                <w:lang w:val="en-US"/>
+              </w:rPr>
+            </w:pPr>
+            <w:r>
+              <w:rPr>
+                <w:rFonts w:ascii="Arial" w:hAnsi="Arial" w:cs="Arial"/>
+                <w:sz w:val="22"/>
+                <w:szCs w:val="22"/>
+                <w:highlight w:val="yellow"/>
                 <w:lang w:val="en-US"/>
               </w:rPr>
               <w:t>-</w:t>
@@ -7902,14 +7760,16 @@
                 <w:rFonts w:ascii="Arial" w:hAnsi="Arial" w:cs="Arial"/>
                 <w:sz w:val="22"/>
                 <w:szCs w:val="22"/>
-                <w:lang w:val="en-US"/>
-              </w:rPr>
-            </w:pPr>
-            <w:r>
-              <w:rPr>
-                <w:rFonts w:ascii="Arial" w:hAnsi="Arial" w:cs="Arial"/>
-                <w:sz w:val="22"/>
-                <w:szCs w:val="22"/>
+                <w:highlight w:val="yellow"/>
+                <w:lang w:val="en-US"/>
+              </w:rPr>
+            </w:pPr>
+            <w:r>
+              <w:rPr>
+                <w:rFonts w:ascii="Arial" w:hAnsi="Arial" w:cs="Arial"/>
+                <w:sz w:val="22"/>
+                <w:szCs w:val="22"/>
+                <w:highlight w:val="yellow"/>
                 <w:lang w:val="en-US"/>
               </w:rPr>
               <w:t>-</w:t>
@@ -7929,14 +7789,16 @@
                 <w:rFonts w:ascii="Arial" w:hAnsi="Arial" w:cs="Arial"/>
                 <w:sz w:val="22"/>
                 <w:szCs w:val="22"/>
-                <w:lang w:val="en-US"/>
-              </w:rPr>
-            </w:pPr>
-            <w:r>
-              <w:rPr>
-                <w:rFonts w:ascii="Arial" w:hAnsi="Arial" w:cs="Arial"/>
-                <w:sz w:val="22"/>
-                <w:szCs w:val="22"/>
+                <w:highlight w:val="yellow"/>
+                <w:lang w:val="en-US"/>
+              </w:rPr>
+            </w:pPr>
+            <w:r>
+              <w:rPr>
+                <w:rFonts w:ascii="Arial" w:hAnsi="Arial" w:cs="Arial"/>
+                <w:sz w:val="22"/>
+                <w:szCs w:val="22"/>
+                <w:highlight w:val="yellow"/>
                 <w:lang w:val="en-US"/>
               </w:rPr>
               <w:t>-</w:t>
@@ -8011,13 +7873,15 @@
                 <w:rFonts w:ascii="Arial" w:hAnsi="Arial" w:cs="Arial"/>
                 <w:sz w:val="22"/>
                 <w:szCs w:val="22"/>
-              </w:rPr>
-            </w:pPr>
-            <w:r>
-              <w:rPr>
-                <w:rFonts w:ascii="Arial" w:hAnsi="Arial" w:cs="Arial"/>
-                <w:sz w:val="22"/>
-                <w:szCs w:val="22"/>
+                <w:highlight w:val="yellow"/>
+              </w:rPr>
+            </w:pPr>
+            <w:r>
+              <w:rPr>
+                <w:rFonts w:ascii="Arial" w:hAnsi="Arial" w:cs="Arial"/>
+                <w:sz w:val="22"/>
+                <w:szCs w:val="22"/>
+                <w:highlight w:val="yellow"/>
                 <w:lang w:val="en-US"/>
               </w:rPr>
               <w:t>-</w:t>
@@ -8038,14 +7902,16 @@
                 <w:rFonts w:ascii="Arial" w:hAnsi="Arial" w:cs="Arial"/>
                 <w:sz w:val="22"/>
                 <w:szCs w:val="22"/>
-                <w:lang w:val="en-US"/>
-              </w:rPr>
-            </w:pPr>
-            <w:r>
-              <w:rPr>
-                <w:rFonts w:ascii="Arial" w:hAnsi="Arial" w:cs="Arial"/>
-                <w:sz w:val="22"/>
-                <w:szCs w:val="22"/>
+                <w:highlight w:val="yellow"/>
+                <w:lang w:val="en-US"/>
+              </w:rPr>
+            </w:pPr>
+            <w:r>
+              <w:rPr>
+                <w:rFonts w:ascii="Arial" w:hAnsi="Arial" w:cs="Arial"/>
+                <w:sz w:val="22"/>
+                <w:szCs w:val="22"/>
+                <w:highlight w:val="yellow"/>
                 <w:lang w:val="en-US"/>
               </w:rPr>
               <w:t>-</w:t>
@@ -8065,14 +7931,16 @@
                 <w:rFonts w:ascii="Arial" w:hAnsi="Arial" w:cs="Arial"/>
                 <w:sz w:val="22"/>
                 <w:szCs w:val="22"/>
-                <w:lang w:val="en-US"/>
-              </w:rPr>
-            </w:pPr>
-            <w:r>
-              <w:rPr>
-                <w:rFonts w:ascii="Arial" w:hAnsi="Arial" w:cs="Arial"/>
-                <w:sz w:val="22"/>
-                <w:szCs w:val="22"/>
+                <w:highlight w:val="yellow"/>
+                <w:lang w:val="en-US"/>
+              </w:rPr>
+            </w:pPr>
+            <w:r>
+              <w:rPr>
+                <w:rFonts w:ascii="Arial" w:hAnsi="Arial" w:cs="Arial"/>
+                <w:sz w:val="22"/>
+                <w:szCs w:val="22"/>
+                <w:highlight w:val="yellow"/>
                 <w:lang w:val="en-US"/>
               </w:rPr>
               <w:t>-</w:t>
@@ -8092,14 +7960,16 @@
                 <w:rFonts w:ascii="Arial" w:hAnsi="Arial" w:cs="Arial"/>
                 <w:sz w:val="22"/>
                 <w:szCs w:val="22"/>
-                <w:lang w:val="en-US"/>
-              </w:rPr>
-            </w:pPr>
-            <w:r>
-              <w:rPr>
-                <w:rFonts w:ascii="Arial" w:hAnsi="Arial" w:cs="Arial"/>
-                <w:sz w:val="22"/>
-                <w:szCs w:val="22"/>
+                <w:highlight w:val="yellow"/>
+                <w:lang w:val="en-US"/>
+              </w:rPr>
+            </w:pPr>
+            <w:r>
+              <w:rPr>
+                <w:rFonts w:ascii="Arial" w:hAnsi="Arial" w:cs="Arial"/>
+                <w:sz w:val="22"/>
+                <w:szCs w:val="22"/>
+                <w:highlight w:val="yellow"/>
                 <w:lang w:val="en-US"/>
               </w:rPr>
               <w:t>-</w:t>
@@ -8174,13 +8044,15 @@
                 <w:rFonts w:ascii="Arial" w:hAnsi="Arial" w:cs="Arial"/>
                 <w:sz w:val="22"/>
                 <w:szCs w:val="22"/>
-              </w:rPr>
-            </w:pPr>
-            <w:r>
-              <w:rPr>
-                <w:rFonts w:ascii="Arial" w:hAnsi="Arial" w:cs="Arial"/>
-                <w:sz w:val="22"/>
-                <w:szCs w:val="22"/>
+                <w:highlight w:val="yellow"/>
+              </w:rPr>
+            </w:pPr>
+            <w:r>
+              <w:rPr>
+                <w:rFonts w:ascii="Arial" w:hAnsi="Arial" w:cs="Arial"/>
+                <w:sz w:val="22"/>
+                <w:szCs w:val="22"/>
+                <w:highlight w:val="yellow"/>
                 <w:lang w:val="en-US"/>
               </w:rPr>
               <w:t>-</w:t>
@@ -8201,14 +8073,16 @@
                 <w:rFonts w:ascii="Arial" w:hAnsi="Arial" w:cs="Arial"/>
                 <w:sz w:val="22"/>
                 <w:szCs w:val="22"/>
-                <w:lang w:val="en-US"/>
-              </w:rPr>
-            </w:pPr>
-            <w:r>
-              <w:rPr>
-                <w:rFonts w:ascii="Arial" w:hAnsi="Arial" w:cs="Arial"/>
-                <w:sz w:val="22"/>
-                <w:szCs w:val="22"/>
+                <w:highlight w:val="yellow"/>
+                <w:lang w:val="en-US"/>
+              </w:rPr>
+            </w:pPr>
+            <w:r>
+              <w:rPr>
+                <w:rFonts w:ascii="Arial" w:hAnsi="Arial" w:cs="Arial"/>
+                <w:sz w:val="22"/>
+                <w:szCs w:val="22"/>
+                <w:highlight w:val="yellow"/>
                 <w:lang w:val="en-US"/>
               </w:rPr>
               <w:t>-</w:t>
@@ -8228,14 +8102,16 @@
                 <w:rFonts w:ascii="Arial" w:hAnsi="Arial" w:cs="Arial"/>
                 <w:sz w:val="22"/>
                 <w:szCs w:val="22"/>
-                <w:lang w:val="en-US"/>
-              </w:rPr>
-            </w:pPr>
-            <w:r>
-              <w:rPr>
-                <w:rFonts w:ascii="Arial" w:hAnsi="Arial" w:cs="Arial"/>
-                <w:sz w:val="22"/>
-                <w:szCs w:val="22"/>
+                <w:highlight w:val="yellow"/>
+                <w:lang w:val="en-US"/>
+              </w:rPr>
+            </w:pPr>
+            <w:r>
+              <w:rPr>
+                <w:rFonts w:ascii="Arial" w:hAnsi="Arial" w:cs="Arial"/>
+                <w:sz w:val="22"/>
+                <w:szCs w:val="22"/>
+                <w:highlight w:val="yellow"/>
                 <w:lang w:val="en-US"/>
               </w:rPr>
               <w:t>-</w:t>
@@ -8255,14 +8131,16 @@
                 <w:rFonts w:ascii="Arial" w:hAnsi="Arial" w:cs="Arial"/>
                 <w:sz w:val="22"/>
                 <w:szCs w:val="22"/>
-                <w:lang w:val="en-US"/>
-              </w:rPr>
-            </w:pPr>
-            <w:r>
-              <w:rPr>
-                <w:rFonts w:ascii="Arial" w:hAnsi="Arial" w:cs="Arial"/>
-                <w:sz w:val="22"/>
-                <w:szCs w:val="22"/>
+                <w:highlight w:val="yellow"/>
+                <w:lang w:val="en-US"/>
+              </w:rPr>
+            </w:pPr>
+            <w:r>
+              <w:rPr>
+                <w:rFonts w:ascii="Arial" w:hAnsi="Arial" w:cs="Arial"/>
+                <w:sz w:val="22"/>
+                <w:szCs w:val="22"/>
+                <w:highlight w:val="yellow"/>
                 <w:lang w:val="en-US"/>
               </w:rPr>
               <w:t>-</w:t>
@@ -8337,13 +8215,15 @@
                 <w:rFonts w:ascii="Arial" w:hAnsi="Arial" w:cs="Arial"/>
                 <w:sz w:val="22"/>
                 <w:szCs w:val="22"/>
-              </w:rPr>
-            </w:pPr>
-            <w:r>
-              <w:rPr>
-                <w:rFonts w:ascii="Arial" w:hAnsi="Arial" w:cs="Arial"/>
-                <w:sz w:val="22"/>
-                <w:szCs w:val="22"/>
+                <w:highlight w:val="yellow"/>
+              </w:rPr>
+            </w:pPr>
+            <w:r>
+              <w:rPr>
+                <w:rFonts w:ascii="Arial" w:hAnsi="Arial" w:cs="Arial"/>
+                <w:sz w:val="22"/>
+                <w:szCs w:val="22"/>
+                <w:highlight w:val="yellow"/>
                 <w:lang w:val="en-US"/>
               </w:rPr>
               <w:t>-</w:t>
@@ -8364,14 +8244,16 @@
                 <w:rFonts w:ascii="Arial" w:hAnsi="Arial" w:cs="Arial"/>
                 <w:sz w:val="22"/>
                 <w:szCs w:val="22"/>
-                <w:lang w:val="en-US"/>
-              </w:rPr>
-            </w:pPr>
-            <w:r>
-              <w:rPr>
-                <w:rFonts w:ascii="Arial" w:hAnsi="Arial" w:cs="Arial"/>
-                <w:sz w:val="22"/>
-                <w:szCs w:val="22"/>
+                <w:highlight w:val="yellow"/>
+                <w:lang w:val="en-US"/>
+              </w:rPr>
+            </w:pPr>
+            <w:r>
+              <w:rPr>
+                <w:rFonts w:ascii="Arial" w:hAnsi="Arial" w:cs="Arial"/>
+                <w:sz w:val="22"/>
+                <w:szCs w:val="22"/>
+                <w:highlight w:val="yellow"/>
                 <w:lang w:val="en-US"/>
               </w:rPr>
               <w:t>-</w:t>
@@ -8391,14 +8273,16 @@
                 <w:rFonts w:ascii="Arial" w:hAnsi="Arial" w:cs="Arial"/>
                 <w:sz w:val="22"/>
                 <w:szCs w:val="22"/>
-                <w:lang w:val="en-US"/>
-              </w:rPr>
-            </w:pPr>
-            <w:r>
-              <w:rPr>
-                <w:rFonts w:ascii="Arial" w:hAnsi="Arial" w:cs="Arial"/>
-                <w:sz w:val="22"/>
-                <w:szCs w:val="22"/>
+                <w:highlight w:val="yellow"/>
+                <w:lang w:val="en-US"/>
+              </w:rPr>
+            </w:pPr>
+            <w:r>
+              <w:rPr>
+                <w:rFonts w:ascii="Arial" w:hAnsi="Arial" w:cs="Arial"/>
+                <w:sz w:val="22"/>
+                <w:szCs w:val="22"/>
+                <w:highlight w:val="yellow"/>
                 <w:lang w:val="en-US"/>
               </w:rPr>
               <w:t>-</w:t>
@@ -8418,14 +8302,16 @@
                 <w:rFonts w:ascii="Arial" w:hAnsi="Arial" w:cs="Arial"/>
                 <w:sz w:val="22"/>
                 <w:szCs w:val="22"/>
-                <w:lang w:val="en-US"/>
-              </w:rPr>
-            </w:pPr>
-            <w:r>
-              <w:rPr>
-                <w:rFonts w:ascii="Arial" w:hAnsi="Arial" w:cs="Arial"/>
-                <w:sz w:val="22"/>
-                <w:szCs w:val="22"/>
+                <w:highlight w:val="yellow"/>
+                <w:lang w:val="en-US"/>
+              </w:rPr>
+            </w:pPr>
+            <w:r>
+              <w:rPr>
+                <w:rFonts w:ascii="Arial" w:hAnsi="Arial" w:cs="Arial"/>
+                <w:sz w:val="22"/>
+                <w:szCs w:val="22"/>
+                <w:highlight w:val="yellow"/>
                 <w:lang w:val="en-US"/>
               </w:rPr>
               <w:t>-</w:t>
@@ -8500,14 +8386,16 @@
                 <w:rFonts w:ascii="Arial" w:hAnsi="Arial" w:cs="Arial"/>
                 <w:sz w:val="22"/>
                 <w:szCs w:val="22"/>
-                <w:lang w:val="en-US"/>
-              </w:rPr>
-            </w:pPr>
-            <w:r>
-              <w:rPr>
-                <w:rFonts w:ascii="Arial" w:hAnsi="Arial" w:cs="Arial"/>
-                <w:sz w:val="22"/>
-                <w:szCs w:val="22"/>
+                <w:highlight w:val="yellow"/>
+                <w:lang w:val="en-US"/>
+              </w:rPr>
+            </w:pPr>
+            <w:r>
+              <w:rPr>
+                <w:rFonts w:ascii="Arial" w:hAnsi="Arial" w:cs="Arial"/>
+                <w:sz w:val="22"/>
+                <w:szCs w:val="22"/>
+                <w:highlight w:val="yellow"/>
                 <w:lang w:val="en-US"/>
               </w:rPr>
               <w:t>-</w:t>
@@ -8528,14 +8416,16 @@
                 <w:rFonts w:ascii="Arial" w:hAnsi="Arial" w:cs="Arial"/>
                 <w:sz w:val="22"/>
                 <w:szCs w:val="22"/>
-                <w:lang w:val="en-US"/>
-              </w:rPr>
-            </w:pPr>
-            <w:r>
-              <w:rPr>
-                <w:rFonts w:ascii="Arial" w:hAnsi="Arial" w:cs="Arial"/>
-                <w:sz w:val="22"/>
-                <w:szCs w:val="22"/>
+                <w:highlight w:val="yellow"/>
+                <w:lang w:val="en-US"/>
+              </w:rPr>
+            </w:pPr>
+            <w:r>
+              <w:rPr>
+                <w:rFonts w:ascii="Arial" w:hAnsi="Arial" w:cs="Arial"/>
+                <w:sz w:val="22"/>
+                <w:szCs w:val="22"/>
+                <w:highlight w:val="yellow"/>
                 <w:lang w:val="en-US"/>
               </w:rPr>
               <w:t>-</w:t>
@@ -8555,14 +8445,16 @@
                 <w:rFonts w:ascii="Arial" w:hAnsi="Arial" w:cs="Arial"/>
                 <w:sz w:val="22"/>
                 <w:szCs w:val="22"/>
-                <w:lang w:val="en-US"/>
-              </w:rPr>
-            </w:pPr>
-            <w:r>
-              <w:rPr>
-                <w:rFonts w:ascii="Arial" w:hAnsi="Arial" w:cs="Arial"/>
-                <w:sz w:val="22"/>
-                <w:szCs w:val="22"/>
+                <w:highlight w:val="yellow"/>
+                <w:lang w:val="en-US"/>
+              </w:rPr>
+            </w:pPr>
+            <w:r>
+              <w:rPr>
+                <w:rFonts w:ascii="Arial" w:hAnsi="Arial" w:cs="Arial"/>
+                <w:sz w:val="22"/>
+                <w:szCs w:val="22"/>
+                <w:highlight w:val="yellow"/>
                 <w:lang w:val="en-US"/>
               </w:rPr>
               <w:t>-</w:t>
@@ -8582,14 +8474,16 @@
                 <w:rFonts w:ascii="Arial" w:hAnsi="Arial" w:cs="Arial"/>
                 <w:sz w:val="22"/>
                 <w:szCs w:val="22"/>
-                <w:lang w:val="en-US"/>
-              </w:rPr>
-            </w:pPr>
-            <w:r>
-              <w:rPr>
-                <w:rFonts w:ascii="Arial" w:hAnsi="Arial" w:cs="Arial"/>
-                <w:sz w:val="22"/>
-                <w:szCs w:val="22"/>
+                <w:highlight w:val="yellow"/>
+                <w:lang w:val="en-US"/>
+              </w:rPr>
+            </w:pPr>
+            <w:r>
+              <w:rPr>
+                <w:rFonts w:ascii="Arial" w:hAnsi="Arial" w:cs="Arial"/>
+                <w:sz w:val="22"/>
+                <w:szCs w:val="22"/>
+                <w:highlight w:val="yellow"/>
                 <w:lang w:val="en-US"/>
               </w:rPr>
               <w:t>-</w:t>
@@ -8671,14 +8565,16 @@
                 <w:rFonts w:ascii="Arial" w:hAnsi="Arial" w:cs="Arial"/>
                 <w:sz w:val="22"/>
                 <w:szCs w:val="22"/>
-                <w:lang w:val="en-US"/>
-              </w:rPr>
-            </w:pPr>
-            <w:r>
-              <w:rPr>
-                <w:rFonts w:ascii="Arial" w:hAnsi="Arial" w:cs="Arial"/>
-                <w:sz w:val="22"/>
-                <w:szCs w:val="22"/>
+                <w:highlight w:val="yellow"/>
+                <w:lang w:val="en-US"/>
+              </w:rPr>
+            </w:pPr>
+            <w:r>
+              <w:rPr>
+                <w:rFonts w:ascii="Arial" w:hAnsi="Arial" w:cs="Arial"/>
+                <w:sz w:val="22"/>
+                <w:szCs w:val="22"/>
+                <w:highlight w:val="yellow"/>
                 <w:lang w:val="en-US"/>
               </w:rPr>
               <w:t>-</w:t>
@@ -8699,14 +8595,16 @@
                 <w:rFonts w:ascii="Arial" w:hAnsi="Arial" w:cs="Arial"/>
                 <w:sz w:val="22"/>
                 <w:szCs w:val="22"/>
-                <w:lang w:val="en-US"/>
-              </w:rPr>
-            </w:pPr>
-            <w:r>
-              <w:rPr>
-                <w:rFonts w:ascii="Arial" w:hAnsi="Arial" w:cs="Arial"/>
-                <w:sz w:val="22"/>
-                <w:szCs w:val="22"/>
+                <w:highlight w:val="yellow"/>
+                <w:lang w:val="en-US"/>
+              </w:rPr>
+            </w:pPr>
+            <w:r>
+              <w:rPr>
+                <w:rFonts w:ascii="Arial" w:hAnsi="Arial" w:cs="Arial"/>
+                <w:sz w:val="22"/>
+                <w:szCs w:val="22"/>
+                <w:highlight w:val="yellow"/>
                 <w:lang w:val="en-US"/>
               </w:rPr>
               <w:t>-</w:t>
@@ -8727,14 +8625,16 @@
                 <w:rFonts w:ascii="Arial" w:hAnsi="Arial" w:cs="Arial"/>
                 <w:sz w:val="22"/>
                 <w:szCs w:val="22"/>
-                <w:lang w:val="en-US"/>
-              </w:rPr>
-            </w:pPr>
-            <w:r>
-              <w:rPr>
-                <w:rFonts w:ascii="Arial" w:hAnsi="Arial" w:cs="Arial"/>
-                <w:sz w:val="22"/>
-                <w:szCs w:val="22"/>
+                <w:highlight w:val="yellow"/>
+                <w:lang w:val="en-US"/>
+              </w:rPr>
+            </w:pPr>
+            <w:r>
+              <w:rPr>
+                <w:rFonts w:ascii="Arial" w:hAnsi="Arial" w:cs="Arial"/>
+                <w:sz w:val="22"/>
+                <w:szCs w:val="22"/>
+                <w:highlight w:val="yellow"/>
                 <w:lang w:val="en-US"/>
               </w:rPr>
               <w:t>-</w:t>
@@ -8755,14 +8655,16 @@
                 <w:rFonts w:ascii="Arial" w:hAnsi="Arial" w:cs="Arial"/>
                 <w:sz w:val="22"/>
                 <w:szCs w:val="22"/>
-                <w:lang w:val="en-US"/>
-              </w:rPr>
-            </w:pPr>
-            <w:r>
-              <w:rPr>
-                <w:rFonts w:ascii="Arial" w:hAnsi="Arial" w:cs="Arial"/>
-                <w:sz w:val="22"/>
-                <w:szCs w:val="22"/>
+                <w:highlight w:val="yellow"/>
+                <w:lang w:val="en-US"/>
+              </w:rPr>
+            </w:pPr>
+            <w:r>
+              <w:rPr>
+                <w:rFonts w:ascii="Arial" w:hAnsi="Arial" w:cs="Arial"/>
+                <w:sz w:val="22"/>
+                <w:szCs w:val="22"/>
+                <w:highlight w:val="yellow"/>
                 <w:lang w:val="en-US"/>
               </w:rPr>
               <w:t>-</w:t>
@@ -8832,14 +8734,16 @@
                 <w:rFonts w:ascii="Arial" w:hAnsi="Arial" w:cs="Arial"/>
                 <w:sz w:val="22"/>
                 <w:szCs w:val="22"/>
-                <w:lang w:val="en-US"/>
-              </w:rPr>
-            </w:pPr>
-            <w:r>
-              <w:rPr>
-                <w:rFonts w:ascii="Arial" w:hAnsi="Arial" w:cs="Arial"/>
-                <w:sz w:val="22"/>
-                <w:szCs w:val="22"/>
+                <w:highlight w:val="yellow"/>
+                <w:lang w:val="en-US"/>
+              </w:rPr>
+            </w:pPr>
+            <w:r>
+              <w:rPr>
+                <w:rFonts w:ascii="Arial" w:hAnsi="Arial" w:cs="Arial"/>
+                <w:sz w:val="22"/>
+                <w:szCs w:val="22"/>
+                <w:highlight w:val="yellow"/>
                 <w:lang w:val="en-US"/>
               </w:rPr>
               <w:t>-</w:t>
@@ -8860,14 +8764,16 @@
                 <w:rFonts w:ascii="Arial" w:hAnsi="Arial" w:cs="Arial"/>
                 <w:sz w:val="22"/>
                 <w:szCs w:val="22"/>
-                <w:lang w:val="en-US"/>
-              </w:rPr>
-            </w:pPr>
-            <w:r>
-              <w:rPr>
-                <w:rFonts w:ascii="Arial" w:hAnsi="Arial" w:cs="Arial"/>
-                <w:sz w:val="22"/>
-                <w:szCs w:val="22"/>
+                <w:highlight w:val="yellow"/>
+                <w:lang w:val="en-US"/>
+              </w:rPr>
+            </w:pPr>
+            <w:r>
+              <w:rPr>
+                <w:rFonts w:ascii="Arial" w:hAnsi="Arial" w:cs="Arial"/>
+                <w:sz w:val="22"/>
+                <w:szCs w:val="22"/>
+                <w:highlight w:val="yellow"/>
                 <w:lang w:val="en-US"/>
               </w:rPr>
               <w:t>-</w:t>
@@ -8888,14 +8794,16 @@
                 <w:rFonts w:ascii="Arial" w:hAnsi="Arial" w:cs="Arial"/>
                 <w:sz w:val="22"/>
                 <w:szCs w:val="22"/>
-                <w:lang w:val="en-US"/>
-              </w:rPr>
-            </w:pPr>
-            <w:r>
-              <w:rPr>
-                <w:rFonts w:ascii="Arial" w:hAnsi="Arial" w:cs="Arial"/>
-                <w:sz w:val="22"/>
-                <w:szCs w:val="22"/>
+                <w:highlight w:val="yellow"/>
+                <w:lang w:val="en-US"/>
+              </w:rPr>
+            </w:pPr>
+            <w:r>
+              <w:rPr>
+                <w:rFonts w:ascii="Arial" w:hAnsi="Arial" w:cs="Arial"/>
+                <w:sz w:val="22"/>
+                <w:szCs w:val="22"/>
+                <w:highlight w:val="yellow"/>
                 <w:lang w:val="en-US"/>
               </w:rPr>
               <w:t>-</w:t>
@@ -8916,14 +8824,16 @@
                 <w:rFonts w:ascii="Arial" w:hAnsi="Arial" w:cs="Arial"/>
                 <w:sz w:val="22"/>
                 <w:szCs w:val="22"/>
-                <w:lang w:val="en-US"/>
-              </w:rPr>
-            </w:pPr>
-            <w:r>
-              <w:rPr>
-                <w:rFonts w:ascii="Arial" w:hAnsi="Arial" w:cs="Arial"/>
-                <w:sz w:val="22"/>
-                <w:szCs w:val="22"/>
+                <w:highlight w:val="yellow"/>
+                <w:lang w:val="en-US"/>
+              </w:rPr>
+            </w:pPr>
+            <w:r>
+              <w:rPr>
+                <w:rFonts w:ascii="Arial" w:hAnsi="Arial" w:cs="Arial"/>
+                <w:sz w:val="22"/>
+                <w:szCs w:val="22"/>
+                <w:highlight w:val="yellow"/>
                 <w:lang w:val="en-US"/>
               </w:rPr>
               <w:t>-</w:t>
@@ -8993,14 +8903,16 @@
                 <w:rFonts w:ascii="Arial" w:hAnsi="Arial" w:cs="Arial"/>
                 <w:sz w:val="22"/>
                 <w:szCs w:val="22"/>
-                <w:lang w:val="en-US"/>
-              </w:rPr>
-            </w:pPr>
-            <w:r>
-              <w:rPr>
-                <w:rFonts w:ascii="Arial" w:hAnsi="Arial" w:cs="Arial"/>
-                <w:sz w:val="22"/>
-                <w:szCs w:val="22"/>
+                <w:highlight w:val="yellow"/>
+                <w:lang w:val="en-US"/>
+              </w:rPr>
+            </w:pPr>
+            <w:r>
+              <w:rPr>
+                <w:rFonts w:ascii="Arial" w:hAnsi="Arial" w:cs="Arial"/>
+                <w:sz w:val="22"/>
+                <w:szCs w:val="22"/>
+                <w:highlight w:val="yellow"/>
                 <w:lang w:val="en-US"/>
               </w:rPr>
               <w:t>-</w:t>
@@ -9021,14 +8933,16 @@
                 <w:rFonts w:ascii="Arial" w:hAnsi="Arial" w:cs="Arial"/>
                 <w:sz w:val="22"/>
                 <w:szCs w:val="22"/>
-                <w:lang w:val="en-US"/>
-              </w:rPr>
-            </w:pPr>
-            <w:r>
-              <w:rPr>
-                <w:rFonts w:ascii="Arial" w:hAnsi="Arial" w:cs="Arial"/>
-                <w:sz w:val="22"/>
-                <w:szCs w:val="22"/>
+                <w:highlight w:val="yellow"/>
+                <w:lang w:val="en-US"/>
+              </w:rPr>
+            </w:pPr>
+            <w:r>
+              <w:rPr>
+                <w:rFonts w:ascii="Arial" w:hAnsi="Arial" w:cs="Arial"/>
+                <w:sz w:val="22"/>
+                <w:szCs w:val="22"/>
+                <w:highlight w:val="yellow"/>
                 <w:lang w:val="en-US"/>
               </w:rPr>
               <w:t>-</w:t>
@@ -9048,14 +8962,16 @@
                 <w:rFonts w:ascii="Arial" w:hAnsi="Arial" w:cs="Arial"/>
                 <w:sz w:val="22"/>
                 <w:szCs w:val="22"/>
-                <w:lang w:val="en-US"/>
-              </w:rPr>
-            </w:pPr>
-            <w:r>
-              <w:rPr>
-                <w:rFonts w:ascii="Arial" w:hAnsi="Arial" w:cs="Arial"/>
-                <w:sz w:val="22"/>
-                <w:szCs w:val="22"/>
+                <w:highlight w:val="yellow"/>
+                <w:lang w:val="en-US"/>
+              </w:rPr>
+            </w:pPr>
+            <w:r>
+              <w:rPr>
+                <w:rFonts w:ascii="Arial" w:hAnsi="Arial" w:cs="Arial"/>
+                <w:sz w:val="22"/>
+                <w:szCs w:val="22"/>
+                <w:highlight w:val="yellow"/>
                 <w:lang w:val="en-US"/>
               </w:rPr>
               <w:t>-</w:t>
@@ -9075,14 +8991,16 @@
                 <w:rFonts w:ascii="Arial" w:hAnsi="Arial" w:cs="Arial"/>
                 <w:sz w:val="22"/>
                 <w:szCs w:val="22"/>
-                <w:lang w:val="en-US"/>
-              </w:rPr>
-            </w:pPr>
-            <w:r>
-              <w:rPr>
-                <w:rFonts w:ascii="Arial" w:hAnsi="Arial" w:cs="Arial"/>
-                <w:sz w:val="22"/>
-                <w:szCs w:val="22"/>
+                <w:highlight w:val="yellow"/>
+                <w:lang w:val="en-US"/>
+              </w:rPr>
+            </w:pPr>
+            <w:r>
+              <w:rPr>
+                <w:rFonts w:ascii="Arial" w:hAnsi="Arial" w:cs="Arial"/>
+                <w:sz w:val="22"/>
+                <w:szCs w:val="22"/>
+                <w:highlight w:val="yellow"/>
                 <w:lang w:val="en-US"/>
               </w:rPr>
               <w:t>-</w:t>
@@ -9152,14 +9070,16 @@
                 <w:rFonts w:ascii="Arial" w:hAnsi="Arial" w:cs="Arial"/>
                 <w:sz w:val="22"/>
                 <w:szCs w:val="22"/>
-                <w:lang w:val="en-US"/>
-              </w:rPr>
-            </w:pPr>
-            <w:r>
-              <w:rPr>
-                <w:rFonts w:ascii="Arial" w:hAnsi="Arial" w:cs="Arial"/>
-                <w:sz w:val="22"/>
-                <w:szCs w:val="22"/>
+                <w:highlight w:val="yellow"/>
+                <w:lang w:val="en-US"/>
+              </w:rPr>
+            </w:pPr>
+            <w:r>
+              <w:rPr>
+                <w:rFonts w:ascii="Arial" w:hAnsi="Arial" w:cs="Arial"/>
+                <w:sz w:val="22"/>
+                <w:szCs w:val="22"/>
+                <w:highlight w:val="yellow"/>
                 <w:lang w:val="en-US"/>
               </w:rPr>
               <w:t>-</w:t>
@@ -9180,14 +9100,16 @@
                 <w:rFonts w:ascii="Arial" w:hAnsi="Arial" w:cs="Arial"/>
                 <w:sz w:val="22"/>
                 <w:szCs w:val="22"/>
-                <w:lang w:val="en-US"/>
-              </w:rPr>
-            </w:pPr>
-            <w:r>
-              <w:rPr>
-                <w:rFonts w:ascii="Arial" w:hAnsi="Arial" w:cs="Arial"/>
-                <w:sz w:val="22"/>
-                <w:szCs w:val="22"/>
+                <w:highlight w:val="yellow"/>
+                <w:lang w:val="en-US"/>
+              </w:rPr>
+            </w:pPr>
+            <w:r>
+              <w:rPr>
+                <w:rFonts w:ascii="Arial" w:hAnsi="Arial" w:cs="Arial"/>
+                <w:sz w:val="22"/>
+                <w:szCs w:val="22"/>
+                <w:highlight w:val="yellow"/>
                 <w:lang w:val="en-US"/>
               </w:rPr>
               <w:t>-</w:t>
@@ -9208,14 +9130,16 @@
                 <w:rFonts w:ascii="Arial" w:hAnsi="Arial" w:cs="Arial"/>
                 <w:sz w:val="22"/>
                 <w:szCs w:val="22"/>
-                <w:lang w:val="en-US"/>
-              </w:rPr>
-            </w:pPr>
-            <w:r>
-              <w:rPr>
-                <w:rFonts w:ascii="Arial" w:hAnsi="Arial" w:cs="Arial"/>
-                <w:sz w:val="22"/>
-                <w:szCs w:val="22"/>
+                <w:highlight w:val="yellow"/>
+                <w:lang w:val="en-US"/>
+              </w:rPr>
+            </w:pPr>
+            <w:r>
+              <w:rPr>
+                <w:rFonts w:ascii="Arial" w:hAnsi="Arial" w:cs="Arial"/>
+                <w:sz w:val="22"/>
+                <w:szCs w:val="22"/>
+                <w:highlight w:val="yellow"/>
                 <w:lang w:val="en-US"/>
               </w:rPr>
               <w:t>-</w:t>
@@ -9236,14 +9160,16 @@
                 <w:rFonts w:ascii="Arial" w:hAnsi="Arial" w:cs="Arial"/>
                 <w:sz w:val="22"/>
                 <w:szCs w:val="22"/>
-                <w:lang w:val="en-US"/>
-              </w:rPr>
-            </w:pPr>
-            <w:r>
-              <w:rPr>
-                <w:rFonts w:ascii="Arial" w:hAnsi="Arial" w:cs="Arial"/>
-                <w:sz w:val="22"/>
-                <w:szCs w:val="22"/>
+                <w:highlight w:val="yellow"/>
+                <w:lang w:val="en-US"/>
+              </w:rPr>
+            </w:pPr>
+            <w:r>
+              <w:rPr>
+                <w:rFonts w:ascii="Arial" w:hAnsi="Arial" w:cs="Arial"/>
+                <w:sz w:val="22"/>
+                <w:szCs w:val="22"/>
+                <w:highlight w:val="yellow"/>
                 <w:lang w:val="en-US"/>
               </w:rPr>
               <w:t>-</w:t>
@@ -9325,14 +9251,16 @@
                 <w:rFonts w:ascii="Arial" w:hAnsi="Arial" w:cs="Arial"/>
                 <w:sz w:val="22"/>
                 <w:szCs w:val="22"/>
-                <w:lang w:val="en-US"/>
-              </w:rPr>
-            </w:pPr>
-            <w:r>
-              <w:rPr>
-                <w:rFonts w:ascii="Arial" w:hAnsi="Arial" w:cs="Arial"/>
-                <w:sz w:val="22"/>
-                <w:szCs w:val="22"/>
+                <w:highlight w:val="yellow"/>
+                <w:lang w:val="en-US"/>
+              </w:rPr>
+            </w:pPr>
+            <w:r>
+              <w:rPr>
+                <w:rFonts w:ascii="Arial" w:hAnsi="Arial" w:cs="Arial"/>
+                <w:sz w:val="22"/>
+                <w:szCs w:val="22"/>
+                <w:highlight w:val="yellow"/>
                 <w:lang w:val="en-US"/>
               </w:rPr>
               <w:t>-</w:t>
@@ -9353,14 +9281,16 @@
                 <w:rFonts w:ascii="Arial" w:hAnsi="Arial" w:cs="Arial"/>
                 <w:sz w:val="22"/>
                 <w:szCs w:val="22"/>
-                <w:lang w:val="en-US"/>
-              </w:rPr>
-            </w:pPr>
-            <w:r>
-              <w:rPr>
-                <w:rFonts w:ascii="Arial" w:hAnsi="Arial" w:cs="Arial"/>
-                <w:sz w:val="22"/>
-                <w:szCs w:val="22"/>
+                <w:highlight w:val="yellow"/>
+                <w:lang w:val="en-US"/>
+              </w:rPr>
+            </w:pPr>
+            <w:r>
+              <w:rPr>
+                <w:rFonts w:ascii="Arial" w:hAnsi="Arial" w:cs="Arial"/>
+                <w:sz w:val="22"/>
+                <w:szCs w:val="22"/>
+                <w:highlight w:val="yellow"/>
                 <w:lang w:val="en-US"/>
               </w:rPr>
               <w:t>-</w:t>
@@ -9381,14 +9311,16 @@
                 <w:rFonts w:ascii="Arial" w:hAnsi="Arial" w:cs="Arial"/>
                 <w:sz w:val="22"/>
                 <w:szCs w:val="22"/>
-                <w:lang w:val="en-US"/>
-              </w:rPr>
-            </w:pPr>
-            <w:r>
-              <w:rPr>
-                <w:rFonts w:ascii="Arial" w:hAnsi="Arial" w:cs="Arial"/>
-                <w:sz w:val="22"/>
-                <w:szCs w:val="22"/>
+                <w:highlight w:val="yellow"/>
+                <w:lang w:val="en-US"/>
+              </w:rPr>
+            </w:pPr>
+            <w:r>
+              <w:rPr>
+                <w:rFonts w:ascii="Arial" w:hAnsi="Arial" w:cs="Arial"/>
+                <w:sz w:val="22"/>
+                <w:szCs w:val="22"/>
+                <w:highlight w:val="yellow"/>
                 <w:lang w:val="en-US"/>
               </w:rPr>
               <w:t>-</w:t>
@@ -9409,14 +9341,16 @@
                 <w:rFonts w:ascii="Arial" w:hAnsi="Arial" w:cs="Arial"/>
                 <w:sz w:val="22"/>
                 <w:szCs w:val="22"/>
-                <w:lang w:val="en-US"/>
-              </w:rPr>
-            </w:pPr>
-            <w:r>
-              <w:rPr>
-                <w:rFonts w:ascii="Arial" w:hAnsi="Arial" w:cs="Arial"/>
-                <w:sz w:val="22"/>
-                <w:szCs w:val="22"/>
+                <w:highlight w:val="yellow"/>
+                <w:lang w:val="en-US"/>
+              </w:rPr>
+            </w:pPr>
+            <w:r>
+              <w:rPr>
+                <w:rFonts w:ascii="Arial" w:hAnsi="Arial" w:cs="Arial"/>
+                <w:sz w:val="22"/>
+                <w:szCs w:val="22"/>
+                <w:highlight w:val="yellow"/>
                 <w:lang w:val="en-US"/>
               </w:rPr>
               <w:t>-</w:t>
@@ -9499,14 +9433,16 @@
                 <w:rFonts w:ascii="Arial" w:hAnsi="Arial" w:cs="Arial"/>
                 <w:sz w:val="22"/>
                 <w:szCs w:val="22"/>
-                <w:lang w:val="en-US"/>
-              </w:rPr>
-            </w:pPr>
-            <w:r>
-              <w:rPr>
-                <w:rFonts w:ascii="Arial" w:hAnsi="Arial" w:cs="Arial"/>
-                <w:sz w:val="22"/>
-                <w:szCs w:val="22"/>
+                <w:highlight w:val="yellow"/>
+                <w:lang w:val="en-US"/>
+              </w:rPr>
+            </w:pPr>
+            <w:r>
+              <w:rPr>
+                <w:rFonts w:ascii="Arial" w:hAnsi="Arial" w:cs="Arial"/>
+                <w:sz w:val="22"/>
+                <w:szCs w:val="22"/>
+                <w:highlight w:val="yellow"/>
                 <w:lang w:val="en-US"/>
               </w:rPr>
               <w:t>-</w:t>
@@ -9527,14 +9463,16 @@
                 <w:rFonts w:ascii="Arial" w:hAnsi="Arial" w:cs="Arial"/>
                 <w:sz w:val="22"/>
                 <w:szCs w:val="22"/>
-                <w:lang w:val="en-US"/>
-              </w:rPr>
-            </w:pPr>
-            <w:r>
-              <w:rPr>
-                <w:rFonts w:ascii="Arial" w:hAnsi="Arial" w:cs="Arial"/>
-                <w:sz w:val="22"/>
-                <w:szCs w:val="22"/>
+                <w:highlight w:val="yellow"/>
+                <w:lang w:val="en-US"/>
+              </w:rPr>
+            </w:pPr>
+            <w:r>
+              <w:rPr>
+                <w:rFonts w:ascii="Arial" w:hAnsi="Arial" w:cs="Arial"/>
+                <w:sz w:val="22"/>
+                <w:szCs w:val="22"/>
+                <w:highlight w:val="yellow"/>
                 <w:lang w:val="en-US"/>
               </w:rPr>
               <w:t>-</w:t>
@@ -9555,14 +9493,16 @@
                 <w:rFonts w:ascii="Arial" w:hAnsi="Arial" w:cs="Arial"/>
                 <w:sz w:val="22"/>
                 <w:szCs w:val="22"/>
-                <w:lang w:val="en-US"/>
-              </w:rPr>
-            </w:pPr>
-            <w:r>
-              <w:rPr>
-                <w:rFonts w:ascii="Arial" w:hAnsi="Arial" w:cs="Arial"/>
-                <w:sz w:val="22"/>
-                <w:szCs w:val="22"/>
+                <w:highlight w:val="yellow"/>
+                <w:lang w:val="en-US"/>
+              </w:rPr>
+            </w:pPr>
+            <w:r>
+              <w:rPr>
+                <w:rFonts w:ascii="Arial" w:hAnsi="Arial" w:cs="Arial"/>
+                <w:sz w:val="22"/>
+                <w:szCs w:val="22"/>
+                <w:highlight w:val="yellow"/>
                 <w:lang w:val="en-US"/>
               </w:rPr>
               <w:t>-</w:t>
@@ -9583,14 +9523,16 @@
                 <w:rFonts w:ascii="Arial" w:hAnsi="Arial" w:cs="Arial"/>
                 <w:sz w:val="22"/>
                 <w:szCs w:val="22"/>
-                <w:lang w:val="en-US"/>
-              </w:rPr>
-            </w:pPr>
-            <w:r>
-              <w:rPr>
-                <w:rFonts w:ascii="Arial" w:hAnsi="Arial" w:cs="Arial"/>
-                <w:sz w:val="22"/>
-                <w:szCs w:val="22"/>
+                <w:highlight w:val="yellow"/>
+                <w:lang w:val="en-US"/>
+              </w:rPr>
+            </w:pPr>
+            <w:r>
+              <w:rPr>
+                <w:rFonts w:ascii="Arial" w:hAnsi="Arial" w:cs="Arial"/>
+                <w:sz w:val="22"/>
+                <w:szCs w:val="22"/>
+                <w:highlight w:val="yellow"/>
                 <w:lang w:val="en-US"/>
               </w:rPr>
               <w:t>-</w:t>
@@ -9665,14 +9607,16 @@
                 <w:rFonts w:ascii="Arial" w:hAnsi="Arial" w:cs="Arial"/>
                 <w:sz w:val="22"/>
                 <w:szCs w:val="22"/>
-                <w:lang w:val="en-US"/>
-              </w:rPr>
-            </w:pPr>
-            <w:r>
-              <w:rPr>
-                <w:rFonts w:ascii="Arial" w:hAnsi="Arial" w:cs="Arial"/>
-                <w:sz w:val="22"/>
-                <w:szCs w:val="22"/>
+                <w:highlight w:val="yellow"/>
+                <w:lang w:val="en-US"/>
+              </w:rPr>
+            </w:pPr>
+            <w:r>
+              <w:rPr>
+                <w:rFonts w:ascii="Arial" w:hAnsi="Arial" w:cs="Arial"/>
+                <w:sz w:val="22"/>
+                <w:szCs w:val="22"/>
+                <w:highlight w:val="yellow"/>
                 <w:lang w:val="en-US"/>
               </w:rPr>
               <w:t>-</w:t>
@@ -9693,14 +9637,16 @@
                 <w:rFonts w:ascii="Arial" w:hAnsi="Arial" w:cs="Arial"/>
                 <w:sz w:val="22"/>
                 <w:szCs w:val="22"/>
-                <w:lang w:val="en-US"/>
-              </w:rPr>
-            </w:pPr>
-            <w:r>
-              <w:rPr>
-                <w:rFonts w:ascii="Arial" w:hAnsi="Arial" w:cs="Arial"/>
-                <w:sz w:val="22"/>
-                <w:szCs w:val="22"/>
+                <w:highlight w:val="yellow"/>
+                <w:lang w:val="en-US"/>
+              </w:rPr>
+            </w:pPr>
+            <w:r>
+              <w:rPr>
+                <w:rFonts w:ascii="Arial" w:hAnsi="Arial" w:cs="Arial"/>
+                <w:sz w:val="22"/>
+                <w:szCs w:val="22"/>
+                <w:highlight w:val="yellow"/>
                 <w:lang w:val="en-US"/>
               </w:rPr>
               <w:t>-</w:t>
@@ -9721,14 +9667,16 @@
                 <w:rFonts w:ascii="Arial" w:hAnsi="Arial" w:cs="Arial"/>
                 <w:sz w:val="22"/>
                 <w:szCs w:val="22"/>
-                <w:lang w:val="en-US"/>
-              </w:rPr>
-            </w:pPr>
-            <w:r>
-              <w:rPr>
-                <w:rFonts w:ascii="Arial" w:hAnsi="Arial" w:cs="Arial"/>
-                <w:sz w:val="22"/>
-                <w:szCs w:val="22"/>
+                <w:highlight w:val="yellow"/>
+                <w:lang w:val="en-US"/>
+              </w:rPr>
+            </w:pPr>
+            <w:r>
+              <w:rPr>
+                <w:rFonts w:ascii="Arial" w:hAnsi="Arial" w:cs="Arial"/>
+                <w:sz w:val="22"/>
+                <w:szCs w:val="22"/>
+                <w:highlight w:val="yellow"/>
                 <w:lang w:val="en-US"/>
               </w:rPr>
               <w:t>-</w:t>
@@ -9749,14 +9697,16 @@
                 <w:rFonts w:ascii="Arial" w:hAnsi="Arial" w:cs="Arial"/>
                 <w:sz w:val="22"/>
                 <w:szCs w:val="22"/>
-                <w:lang w:val="en-US"/>
-              </w:rPr>
-            </w:pPr>
-            <w:r>
-              <w:rPr>
-                <w:rFonts w:ascii="Arial" w:hAnsi="Arial" w:cs="Arial"/>
-                <w:sz w:val="22"/>
-                <w:szCs w:val="22"/>
+                <w:highlight w:val="yellow"/>
+                <w:lang w:val="en-US"/>
+              </w:rPr>
+            </w:pPr>
+            <w:r>
+              <w:rPr>
+                <w:rFonts w:ascii="Arial" w:hAnsi="Arial" w:cs="Arial"/>
+                <w:sz w:val="22"/>
+                <w:szCs w:val="22"/>
+                <w:highlight w:val="yellow"/>
                 <w:lang w:val="en-US"/>
               </w:rPr>
               <w:t>-</w:t>
@@ -9839,14 +9789,16 @@
                 <w:rFonts w:ascii="Arial" w:hAnsi="Arial" w:cs="Arial"/>
                 <w:sz w:val="22"/>
                 <w:szCs w:val="22"/>
-                <w:lang w:val="en-US"/>
-              </w:rPr>
-            </w:pPr>
-            <w:r>
-              <w:rPr>
-                <w:rFonts w:ascii="Arial" w:hAnsi="Arial" w:cs="Arial"/>
-                <w:sz w:val="22"/>
-                <w:szCs w:val="22"/>
+                <w:highlight w:val="yellow"/>
+                <w:lang w:val="en-US"/>
+              </w:rPr>
+            </w:pPr>
+            <w:r>
+              <w:rPr>
+                <w:rFonts w:ascii="Arial" w:hAnsi="Arial" w:cs="Arial"/>
+                <w:sz w:val="22"/>
+                <w:szCs w:val="22"/>
+                <w:highlight w:val="yellow"/>
                 <w:lang w:val="en-US"/>
               </w:rPr>
               <w:t>-</w:t>
@@ -9867,14 +9819,16 @@
                 <w:rFonts w:ascii="Arial" w:hAnsi="Arial" w:cs="Arial"/>
                 <w:sz w:val="22"/>
                 <w:szCs w:val="22"/>
-                <w:lang w:val="en-US"/>
-              </w:rPr>
-            </w:pPr>
-            <w:r>
-              <w:rPr>
-                <w:rFonts w:ascii="Arial" w:hAnsi="Arial" w:cs="Arial"/>
-                <w:sz w:val="22"/>
-                <w:szCs w:val="22"/>
+                <w:highlight w:val="yellow"/>
+                <w:lang w:val="en-US"/>
+              </w:rPr>
+            </w:pPr>
+            <w:r>
+              <w:rPr>
+                <w:rFonts w:ascii="Arial" w:hAnsi="Arial" w:cs="Arial"/>
+                <w:sz w:val="22"/>
+                <w:szCs w:val="22"/>
+                <w:highlight w:val="yellow"/>
                 <w:lang w:val="en-US"/>
               </w:rPr>
               <w:t>-</w:t>
@@ -9895,14 +9849,16 @@
                 <w:rFonts w:ascii="Arial" w:hAnsi="Arial" w:cs="Arial"/>
                 <w:sz w:val="22"/>
                 <w:szCs w:val="22"/>
-                <w:lang w:val="en-US"/>
-              </w:rPr>
-            </w:pPr>
-            <w:r>
-              <w:rPr>
-                <w:rFonts w:ascii="Arial" w:hAnsi="Arial" w:cs="Arial"/>
-                <w:sz w:val="22"/>
-                <w:szCs w:val="22"/>
+                <w:highlight w:val="yellow"/>
+                <w:lang w:val="en-US"/>
+              </w:rPr>
+            </w:pPr>
+            <w:r>
+              <w:rPr>
+                <w:rFonts w:ascii="Arial" w:hAnsi="Arial" w:cs="Arial"/>
+                <w:sz w:val="22"/>
+                <w:szCs w:val="22"/>
+                <w:highlight w:val="yellow"/>
                 <w:lang w:val="en-US"/>
               </w:rPr>
               <w:t>-</w:t>
@@ -9923,14 +9879,16 @@
                 <w:rFonts w:ascii="Arial" w:hAnsi="Arial" w:cs="Arial"/>
                 <w:sz w:val="22"/>
                 <w:szCs w:val="22"/>
-                <w:lang w:val="en-US"/>
-              </w:rPr>
-            </w:pPr>
-            <w:r>
-              <w:rPr>
-                <w:rFonts w:ascii="Arial" w:hAnsi="Arial" w:cs="Arial"/>
-                <w:sz w:val="22"/>
-                <w:szCs w:val="22"/>
+                <w:highlight w:val="yellow"/>
+                <w:lang w:val="en-US"/>
+              </w:rPr>
+            </w:pPr>
+            <w:r>
+              <w:rPr>
+                <w:rFonts w:ascii="Arial" w:hAnsi="Arial" w:cs="Arial"/>
+                <w:sz w:val="22"/>
+                <w:szCs w:val="22"/>
+                <w:highlight w:val="yellow"/>
                 <w:lang w:val="en-US"/>
               </w:rPr>
               <w:t>-</w:t>
@@ -10021,14 +9979,16 @@
                 <w:rFonts w:ascii="Arial" w:hAnsi="Arial" w:cs="Arial"/>
                 <w:sz w:val="22"/>
                 <w:szCs w:val="22"/>
-                <w:lang w:val="en-US"/>
-              </w:rPr>
-            </w:pPr>
-            <w:r>
-              <w:rPr>
-                <w:rFonts w:ascii="Arial" w:hAnsi="Arial" w:cs="Arial"/>
-                <w:sz w:val="22"/>
-                <w:szCs w:val="22"/>
+                <w:highlight w:val="yellow"/>
+                <w:lang w:val="en-US"/>
+              </w:rPr>
+            </w:pPr>
+            <w:r>
+              <w:rPr>
+                <w:rFonts w:ascii="Arial" w:hAnsi="Arial" w:cs="Arial"/>
+                <w:sz w:val="22"/>
+                <w:szCs w:val="22"/>
+                <w:highlight w:val="yellow"/>
                 <w:lang w:val="en-US"/>
               </w:rPr>
               <w:t>-</w:t>
@@ -10049,14 +10009,16 @@
                 <w:rFonts w:ascii="Arial" w:hAnsi="Arial" w:cs="Arial"/>
                 <w:sz w:val="22"/>
                 <w:szCs w:val="22"/>
-                <w:lang w:val="en-US"/>
-              </w:rPr>
-            </w:pPr>
-            <w:r>
-              <w:rPr>
-                <w:rFonts w:ascii="Arial" w:hAnsi="Arial" w:cs="Arial"/>
-                <w:sz w:val="22"/>
-                <w:szCs w:val="22"/>
+                <w:highlight w:val="yellow"/>
+                <w:lang w:val="en-US"/>
+              </w:rPr>
+            </w:pPr>
+            <w:r>
+              <w:rPr>
+                <w:rFonts w:ascii="Arial" w:hAnsi="Arial" w:cs="Arial"/>
+                <w:sz w:val="22"/>
+                <w:szCs w:val="22"/>
+                <w:highlight w:val="yellow"/>
                 <w:lang w:val="en-US"/>
               </w:rPr>
               <w:t>-</w:t>
@@ -10077,14 +10039,16 @@
                 <w:rFonts w:ascii="Arial" w:hAnsi="Arial" w:cs="Arial"/>
                 <w:sz w:val="22"/>
                 <w:szCs w:val="22"/>
-                <w:lang w:val="en-US"/>
-              </w:rPr>
-            </w:pPr>
-            <w:r>
-              <w:rPr>
-                <w:rFonts w:ascii="Arial" w:hAnsi="Arial" w:cs="Arial"/>
-                <w:sz w:val="22"/>
-                <w:szCs w:val="22"/>
+                <w:highlight w:val="yellow"/>
+                <w:lang w:val="en-US"/>
+              </w:rPr>
+            </w:pPr>
+            <w:r>
+              <w:rPr>
+                <w:rFonts w:ascii="Arial" w:hAnsi="Arial" w:cs="Arial"/>
+                <w:sz w:val="22"/>
+                <w:szCs w:val="22"/>
+                <w:highlight w:val="yellow"/>
                 <w:lang w:val="en-US"/>
               </w:rPr>
               <w:t>-</w:t>
@@ -10105,14 +10069,16 @@
                 <w:rFonts w:ascii="Arial" w:hAnsi="Arial" w:cs="Arial"/>
                 <w:sz w:val="22"/>
                 <w:szCs w:val="22"/>
-                <w:lang w:val="en-US"/>
-              </w:rPr>
-            </w:pPr>
-            <w:r>
-              <w:rPr>
-                <w:rFonts w:ascii="Arial" w:hAnsi="Arial" w:cs="Arial"/>
-                <w:sz w:val="22"/>
-                <w:szCs w:val="22"/>
+                <w:highlight w:val="yellow"/>
+                <w:lang w:val="en-US"/>
+              </w:rPr>
+            </w:pPr>
+            <w:r>
+              <w:rPr>
+                <w:rFonts w:ascii="Arial" w:hAnsi="Arial" w:cs="Arial"/>
+                <w:sz w:val="22"/>
+                <w:szCs w:val="22"/>
+                <w:highlight w:val="yellow"/>
                 <w:lang w:val="en-US"/>
               </w:rPr>
               <w:t>-</w:t>
@@ -10205,14 +10171,16 @@
                 <w:rFonts w:ascii="Arial" w:hAnsi="Arial" w:cs="Arial"/>
                 <w:sz w:val="22"/>
                 <w:szCs w:val="22"/>
-                <w:lang w:val="en-US"/>
-              </w:rPr>
-            </w:pPr>
-            <w:r>
-              <w:rPr>
-                <w:rFonts w:ascii="Arial" w:hAnsi="Arial" w:cs="Arial"/>
-                <w:sz w:val="22"/>
-                <w:szCs w:val="22"/>
+                <w:highlight w:val="yellow"/>
+                <w:lang w:val="en-US"/>
+              </w:rPr>
+            </w:pPr>
+            <w:r>
+              <w:rPr>
+                <w:rFonts w:ascii="Arial" w:hAnsi="Arial" w:cs="Arial"/>
+                <w:sz w:val="22"/>
+                <w:szCs w:val="22"/>
+                <w:highlight w:val="yellow"/>
                 <w:lang w:val="en-US"/>
               </w:rPr>
               <w:t>-</w:t>
@@ -10233,14 +10201,16 @@
                 <w:rFonts w:ascii="Arial" w:hAnsi="Arial" w:cs="Arial"/>
                 <w:sz w:val="22"/>
                 <w:szCs w:val="22"/>
-                <w:lang w:val="en-US"/>
-              </w:rPr>
-            </w:pPr>
-            <w:r>
-              <w:rPr>
-                <w:rFonts w:ascii="Arial" w:hAnsi="Arial" w:cs="Arial"/>
-                <w:sz w:val="22"/>
-                <w:szCs w:val="22"/>
+                <w:highlight w:val="yellow"/>
+                <w:lang w:val="en-US"/>
+              </w:rPr>
+            </w:pPr>
+            <w:r>
+              <w:rPr>
+                <w:rFonts w:ascii="Arial" w:hAnsi="Arial" w:cs="Arial"/>
+                <w:sz w:val="22"/>
+                <w:szCs w:val="22"/>
+                <w:highlight w:val="yellow"/>
                 <w:lang w:val="en-US"/>
               </w:rPr>
               <w:t>-</w:t>
@@ -10261,14 +10231,16 @@
                 <w:rFonts w:ascii="Arial" w:hAnsi="Arial" w:cs="Arial"/>
                 <w:sz w:val="22"/>
                 <w:szCs w:val="22"/>
-                <w:lang w:val="en-US"/>
-              </w:rPr>
-            </w:pPr>
-            <w:r>
-              <w:rPr>
-                <w:rFonts w:ascii="Arial" w:hAnsi="Arial" w:cs="Arial"/>
-                <w:sz w:val="22"/>
-                <w:szCs w:val="22"/>
+                <w:highlight w:val="yellow"/>
+                <w:lang w:val="en-US"/>
+              </w:rPr>
+            </w:pPr>
+            <w:r>
+              <w:rPr>
+                <w:rFonts w:ascii="Arial" w:hAnsi="Arial" w:cs="Arial"/>
+                <w:sz w:val="22"/>
+                <w:szCs w:val="22"/>
+                <w:highlight w:val="yellow"/>
                 <w:lang w:val="en-US"/>
               </w:rPr>
               <w:t>-</w:t>
@@ -10289,14 +10261,16 @@
                 <w:rFonts w:ascii="Arial" w:hAnsi="Arial" w:cs="Arial"/>
                 <w:sz w:val="22"/>
                 <w:szCs w:val="22"/>
-                <w:lang w:val="en-US"/>
-              </w:rPr>
-            </w:pPr>
-            <w:r>
-              <w:rPr>
-                <w:rFonts w:ascii="Arial" w:hAnsi="Arial" w:cs="Arial"/>
-                <w:sz w:val="22"/>
-                <w:szCs w:val="22"/>
+                <w:highlight w:val="yellow"/>
+                <w:lang w:val="en-US"/>
+              </w:rPr>
+            </w:pPr>
+            <w:r>
+              <w:rPr>
+                <w:rFonts w:ascii="Arial" w:hAnsi="Arial" w:cs="Arial"/>
+                <w:sz w:val="22"/>
+                <w:szCs w:val="22"/>
+                <w:highlight w:val="yellow"/>
                 <w:lang w:val="en-US"/>
               </w:rPr>
               <w:t>-</w:t>
@@ -10389,14 +10363,16 @@
                 <w:rFonts w:ascii="Arial" w:hAnsi="Arial" w:cs="Arial"/>
                 <w:sz w:val="22"/>
                 <w:szCs w:val="22"/>
-                <w:lang w:val="en-US"/>
-              </w:rPr>
-            </w:pPr>
-            <w:r>
-              <w:rPr>
-                <w:rFonts w:ascii="Arial" w:hAnsi="Arial" w:cs="Arial"/>
-                <w:sz w:val="22"/>
-                <w:szCs w:val="22"/>
+                <w:highlight w:val="yellow"/>
+                <w:lang w:val="en-US"/>
+              </w:rPr>
+            </w:pPr>
+            <w:r>
+              <w:rPr>
+                <w:rFonts w:ascii="Arial" w:hAnsi="Arial" w:cs="Arial"/>
+                <w:sz w:val="22"/>
+                <w:szCs w:val="22"/>
+                <w:highlight w:val="yellow"/>
                 <w:lang w:val="en-US"/>
               </w:rPr>
               <w:t>-</w:t>
@@ -10411,6 +10387,7 @@
                 <w:rFonts w:ascii="Arial" w:hAnsi="Arial" w:cs="Arial"/>
                 <w:sz w:val="22"/>
                 <w:szCs w:val="22"/>
+                <w:highlight w:val="yellow"/>
                 <w:lang w:val="en-US"/>
               </w:rPr>
             </w:pPr>
@@ -10424,6 +10401,7 @@
                 <w:rFonts w:ascii="Arial" w:hAnsi="Arial" w:cs="Arial"/>
                 <w:sz w:val="22"/>
                 <w:szCs w:val="22"/>
+                <w:highlight w:val="yellow"/>
                 <w:lang w:val="en-US"/>
               </w:rPr>
             </w:pPr>
@@ -10443,14 +10421,16 @@
                 <w:rFonts w:ascii="Arial" w:hAnsi="Arial" w:cs="Arial"/>
                 <w:sz w:val="22"/>
                 <w:szCs w:val="22"/>
-                <w:lang w:val="en-US"/>
-              </w:rPr>
-            </w:pPr>
-            <w:r>
-              <w:rPr>
-                <w:rFonts w:ascii="Arial" w:hAnsi="Arial" w:cs="Arial"/>
-                <w:sz w:val="22"/>
-                <w:szCs w:val="22"/>
+                <w:highlight w:val="yellow"/>
+                <w:lang w:val="en-US"/>
+              </w:rPr>
+            </w:pPr>
+            <w:r>
+              <w:rPr>
+                <w:rFonts w:ascii="Arial" w:hAnsi="Arial" w:cs="Arial"/>
+                <w:sz w:val="22"/>
+                <w:szCs w:val="22"/>
+                <w:highlight w:val="yellow"/>
                 <w:lang w:val="en-US"/>
               </w:rPr>
               <w:t>-</w:t>
@@ -10471,14 +10451,16 @@
                 <w:rFonts w:ascii="Arial" w:hAnsi="Arial" w:cs="Arial"/>
                 <w:sz w:val="22"/>
                 <w:szCs w:val="22"/>
-                <w:lang w:val="en-US"/>
-              </w:rPr>
-            </w:pPr>
-            <w:r>
-              <w:rPr>
-                <w:rFonts w:ascii="Arial" w:hAnsi="Arial" w:cs="Arial"/>
-                <w:sz w:val="22"/>
-                <w:szCs w:val="22"/>
+                <w:highlight w:val="yellow"/>
+                <w:lang w:val="en-US"/>
+              </w:rPr>
+            </w:pPr>
+            <w:r>
+              <w:rPr>
+                <w:rFonts w:ascii="Arial" w:hAnsi="Arial" w:cs="Arial"/>
+                <w:sz w:val="22"/>
+                <w:szCs w:val="22"/>
+                <w:highlight w:val="yellow"/>
                 <w:lang w:val="en-US"/>
               </w:rPr>
               <w:t>-</w:t>
@@ -10499,14 +10481,16 @@
                 <w:rFonts w:ascii="Arial" w:hAnsi="Arial" w:cs="Arial"/>
                 <w:sz w:val="22"/>
                 <w:szCs w:val="22"/>
-                <w:lang w:val="en-US"/>
-              </w:rPr>
-            </w:pPr>
-            <w:r>
-              <w:rPr>
-                <w:rFonts w:ascii="Arial" w:hAnsi="Arial" w:cs="Arial"/>
-                <w:sz w:val="22"/>
-                <w:szCs w:val="22"/>
+                <w:highlight w:val="yellow"/>
+                <w:lang w:val="en-US"/>
+              </w:rPr>
+            </w:pPr>
+            <w:r>
+              <w:rPr>
+                <w:rFonts w:ascii="Arial" w:hAnsi="Arial" w:cs="Arial"/>
+                <w:sz w:val="22"/>
+                <w:szCs w:val="22"/>
+                <w:highlight w:val="yellow"/>
                 <w:lang w:val="en-US"/>
               </w:rPr>
               <w:t>-</w:t>
@@ -10578,37 +10562,15 @@
                 <w:lang w:val="en-US"/>
               </w:rPr>
             </w:pPr>
-            <w:proofErr w:type="spellStart"/>
-            <w:r>
-              <w:rPr>
-                <w:rFonts w:ascii="Arial" w:hAnsi="Arial" w:cs="Arial"/>
-                <w:sz w:val="22"/>
-                <w:szCs w:val="22"/>
-                <w:lang w:val="en-US"/>
-              </w:rPr>
-              <w:t>Dokumen</w:t>
-            </w:r>
-            <w:proofErr w:type="spellEnd"/>
-            <w:r>
-              <w:rPr>
-                <w:rFonts w:ascii="Arial" w:hAnsi="Arial" w:cs="Arial"/>
-                <w:sz w:val="22"/>
-                <w:szCs w:val="22"/>
-                <w:lang w:val="en-US"/>
-              </w:rPr>
-              <w:t xml:space="preserve"> </w:t>
-            </w:r>
-            <w:proofErr w:type="spellStart"/>
-            <w:r>
-              <w:rPr>
-                <w:rFonts w:ascii="Arial" w:hAnsi="Arial" w:cs="Arial"/>
-                <w:sz w:val="22"/>
-                <w:szCs w:val="22"/>
-                <w:lang w:val="en-US"/>
-              </w:rPr>
-              <w:t>Pengadaan</w:t>
-            </w:r>
-            <w:proofErr w:type="spellEnd"/>
+            <w:r>
+              <w:rPr>
+                <w:rFonts w:ascii="Arial" w:hAnsi="Arial" w:cs="Arial"/>
+                <w:sz w:val="22"/>
+                <w:szCs w:val="22"/>
+                <w:lang w:val="en-US"/>
+              </w:rPr>
+              <w:t>Dokumen Pengadaan</w:t>
+            </w:r>
           </w:p>
         </w:tc>
         <w:tc>
@@ -10625,6 +10587,7 @@
                 <w:rFonts w:ascii="Arial" w:hAnsi="Arial" w:cs="Arial"/>
                 <w:sz w:val="22"/>
                 <w:szCs w:val="22"/>
+                <w:highlight w:val="yellow"/>
                 <w:lang w:val="en-US"/>
               </w:rPr>
             </w:pPr>
@@ -10644,6 +10607,7 @@
                 <w:rFonts w:ascii="Arial" w:hAnsi="Arial" w:cs="Arial"/>
                 <w:sz w:val="22"/>
                 <w:szCs w:val="22"/>
+                <w:highlight w:val="yellow"/>
                 <w:lang w:val="en-US"/>
               </w:rPr>
             </w:pPr>
@@ -10663,6 +10627,7 @@
                 <w:rFonts w:ascii="Arial" w:hAnsi="Arial" w:cs="Arial"/>
                 <w:sz w:val="22"/>
                 <w:szCs w:val="22"/>
+                <w:highlight w:val="yellow"/>
                 <w:lang w:val="en-US"/>
               </w:rPr>
             </w:pPr>
@@ -10682,6 +10647,7 @@
                 <w:rFonts w:ascii="Arial" w:hAnsi="Arial" w:cs="Arial"/>
                 <w:sz w:val="22"/>
                 <w:szCs w:val="22"/>
+                <w:highlight w:val="yellow"/>
                 <w:lang w:val="en-US"/>
               </w:rPr>
             </w:pPr>
@@ -10729,37 +10695,15 @@
                 <w:lang w:val="en-US"/>
               </w:rPr>
             </w:pPr>
-            <w:proofErr w:type="spellStart"/>
-            <w:r>
-              <w:rPr>
-                <w:rFonts w:ascii="Arial" w:hAnsi="Arial" w:cs="Arial"/>
-                <w:sz w:val="22"/>
-                <w:szCs w:val="22"/>
-                <w:lang w:val="en-US"/>
-              </w:rPr>
-              <w:t>Dokumen</w:t>
-            </w:r>
-            <w:proofErr w:type="spellEnd"/>
-            <w:r>
-              <w:rPr>
-                <w:rFonts w:ascii="Arial" w:hAnsi="Arial" w:cs="Arial"/>
-                <w:sz w:val="22"/>
-                <w:szCs w:val="22"/>
-                <w:lang w:val="en-US"/>
-              </w:rPr>
-              <w:t xml:space="preserve"> </w:t>
-            </w:r>
-            <w:proofErr w:type="spellStart"/>
-            <w:r>
-              <w:rPr>
-                <w:rFonts w:ascii="Arial" w:hAnsi="Arial" w:cs="Arial"/>
-                <w:sz w:val="22"/>
-                <w:szCs w:val="22"/>
-                <w:lang w:val="en-US"/>
-              </w:rPr>
-              <w:t>Kualifikasi</w:t>
-            </w:r>
-            <w:proofErr w:type="spellEnd"/>
+            <w:r>
+              <w:rPr>
+                <w:rFonts w:ascii="Arial" w:hAnsi="Arial" w:cs="Arial"/>
+                <w:sz w:val="22"/>
+                <w:szCs w:val="22"/>
+                <w:lang w:val="en-US"/>
+              </w:rPr>
+              <w:t>Dokumen Kualifikasi</w:t>
+            </w:r>
           </w:p>
         </w:tc>
         <w:tc>
@@ -10775,14 +10719,16 @@
                 <w:rFonts w:ascii="Arial" w:hAnsi="Arial" w:cs="Arial"/>
                 <w:sz w:val="22"/>
                 <w:szCs w:val="22"/>
-                <w:lang w:val="en-US"/>
-              </w:rPr>
-            </w:pPr>
-            <w:r>
-              <w:rPr>
-                <w:rFonts w:ascii="Arial" w:hAnsi="Arial" w:cs="Arial"/>
-                <w:sz w:val="22"/>
-                <w:szCs w:val="22"/>
+                <w:highlight w:val="yellow"/>
+                <w:lang w:val="en-US"/>
+              </w:rPr>
+            </w:pPr>
+            <w:r>
+              <w:rPr>
+                <w:rFonts w:ascii="Arial" w:hAnsi="Arial" w:cs="Arial"/>
+                <w:sz w:val="22"/>
+                <w:szCs w:val="22"/>
+                <w:highlight w:val="yellow"/>
                 <w:lang w:val="en-US"/>
               </w:rPr>
               <w:t>-</w:t>
@@ -10803,14 +10749,16 @@
                 <w:rFonts w:ascii="Arial" w:hAnsi="Arial" w:cs="Arial"/>
                 <w:sz w:val="22"/>
                 <w:szCs w:val="22"/>
-                <w:lang w:val="en-US"/>
-              </w:rPr>
-            </w:pPr>
-            <w:r>
-              <w:rPr>
-                <w:rFonts w:ascii="Arial" w:hAnsi="Arial" w:cs="Arial"/>
-                <w:sz w:val="22"/>
-                <w:szCs w:val="22"/>
+                <w:highlight w:val="yellow"/>
+                <w:lang w:val="en-US"/>
+              </w:rPr>
+            </w:pPr>
+            <w:r>
+              <w:rPr>
+                <w:rFonts w:ascii="Arial" w:hAnsi="Arial" w:cs="Arial"/>
+                <w:sz w:val="22"/>
+                <w:szCs w:val="22"/>
+                <w:highlight w:val="yellow"/>
                 <w:lang w:val="en-US"/>
               </w:rPr>
               <w:t>-</w:t>
@@ -10831,14 +10779,16 @@
                 <w:rFonts w:ascii="Arial" w:hAnsi="Arial" w:cs="Arial"/>
                 <w:sz w:val="22"/>
                 <w:szCs w:val="22"/>
-                <w:lang w:val="en-US"/>
-              </w:rPr>
-            </w:pPr>
-            <w:r>
-              <w:rPr>
-                <w:rFonts w:ascii="Arial" w:hAnsi="Arial" w:cs="Arial"/>
-                <w:sz w:val="22"/>
-                <w:szCs w:val="22"/>
+                <w:highlight w:val="yellow"/>
+                <w:lang w:val="en-US"/>
+              </w:rPr>
+            </w:pPr>
+            <w:r>
+              <w:rPr>
+                <w:rFonts w:ascii="Arial" w:hAnsi="Arial" w:cs="Arial"/>
+                <w:sz w:val="22"/>
+                <w:szCs w:val="22"/>
+                <w:highlight w:val="yellow"/>
                 <w:lang w:val="en-US"/>
               </w:rPr>
               <w:t>-</w:t>
@@ -10859,14 +10809,16 @@
                 <w:rFonts w:ascii="Arial" w:hAnsi="Arial" w:cs="Arial"/>
                 <w:sz w:val="22"/>
                 <w:szCs w:val="22"/>
-                <w:lang w:val="en-US"/>
-              </w:rPr>
-            </w:pPr>
-            <w:r>
-              <w:rPr>
-                <w:rFonts w:ascii="Arial" w:hAnsi="Arial" w:cs="Arial"/>
-                <w:sz w:val="22"/>
-                <w:szCs w:val="22"/>
+                <w:highlight w:val="yellow"/>
+                <w:lang w:val="en-US"/>
+              </w:rPr>
+            </w:pPr>
+            <w:r>
+              <w:rPr>
+                <w:rFonts w:ascii="Arial" w:hAnsi="Arial" w:cs="Arial"/>
+                <w:sz w:val="22"/>
+                <w:szCs w:val="22"/>
+                <w:highlight w:val="yellow"/>
                 <w:lang w:val="en-US"/>
               </w:rPr>
               <w:t>-</w:t>
@@ -10915,37 +10867,15 @@
                 <w:lang w:val="en-US"/>
               </w:rPr>
             </w:pPr>
-            <w:proofErr w:type="spellStart"/>
-            <w:r>
-              <w:rPr>
-                <w:rFonts w:ascii="Arial" w:hAnsi="Arial" w:cs="Arial"/>
-                <w:sz w:val="22"/>
-                <w:szCs w:val="22"/>
-                <w:lang w:val="en-US"/>
-              </w:rPr>
-              <w:t>Dokumen</w:t>
-            </w:r>
-            <w:proofErr w:type="spellEnd"/>
-            <w:r>
-              <w:rPr>
-                <w:rFonts w:ascii="Arial" w:hAnsi="Arial" w:cs="Arial"/>
-                <w:sz w:val="22"/>
-                <w:szCs w:val="22"/>
-                <w:lang w:val="en-US"/>
-              </w:rPr>
-              <w:t xml:space="preserve"> </w:t>
-            </w:r>
-            <w:proofErr w:type="spellStart"/>
-            <w:r>
-              <w:rPr>
-                <w:rFonts w:ascii="Arial" w:hAnsi="Arial" w:cs="Arial"/>
-                <w:sz w:val="22"/>
-                <w:szCs w:val="22"/>
-                <w:lang w:val="en-US"/>
-              </w:rPr>
-              <w:t>Seleksi</w:t>
-            </w:r>
-            <w:proofErr w:type="spellEnd"/>
+            <w:r>
+              <w:rPr>
+                <w:rFonts w:ascii="Arial" w:hAnsi="Arial" w:cs="Arial"/>
+                <w:sz w:val="22"/>
+                <w:szCs w:val="22"/>
+                <w:lang w:val="en-US"/>
+              </w:rPr>
+              <w:t>Dokumen Seleksi</w:t>
+            </w:r>
           </w:p>
         </w:tc>
         <w:tc>
@@ -10956,18 +10886,21 @@
           <w:p>
             <w:pPr>
               <w:ind w:right="28"/>
-              <w:rPr>
-                <w:rFonts w:ascii="Arial" w:hAnsi="Arial" w:cs="Arial"/>
-                <w:sz w:val="22"/>
-                <w:szCs w:val="22"/>
-                <w:lang w:val="en-US"/>
-              </w:rPr>
-            </w:pPr>
-            <w:r>
-              <w:rPr>
-                <w:rFonts w:ascii="Arial" w:hAnsi="Arial" w:cs="Arial"/>
-                <w:sz w:val="22"/>
-                <w:szCs w:val="22"/>
+              <w:jc w:val="center"/>
+              <w:rPr>
+                <w:rFonts w:ascii="Arial" w:hAnsi="Arial" w:cs="Arial"/>
+                <w:sz w:val="22"/>
+                <w:szCs w:val="22"/>
+                <w:highlight w:val="yellow"/>
+                <w:lang w:val="en-US"/>
+              </w:rPr>
+            </w:pPr>
+            <w:r>
+              <w:rPr>
+                <w:rFonts w:ascii="Arial" w:hAnsi="Arial" w:cs="Arial"/>
+                <w:sz w:val="22"/>
+                <w:szCs w:val="22"/>
+                <w:highlight w:val="yellow"/>
                 <w:lang w:val="en-US"/>
               </w:rPr>
               <w:t>-</w:t>
@@ -10988,14 +10921,16 @@
                 <w:rFonts w:ascii="Arial" w:hAnsi="Arial" w:cs="Arial"/>
                 <w:sz w:val="22"/>
                 <w:szCs w:val="22"/>
-                <w:lang w:val="en-US"/>
-              </w:rPr>
-            </w:pPr>
-            <w:r>
-              <w:rPr>
-                <w:rFonts w:ascii="Arial" w:hAnsi="Arial" w:cs="Arial"/>
-                <w:sz w:val="22"/>
-                <w:szCs w:val="22"/>
+                <w:highlight w:val="yellow"/>
+                <w:lang w:val="en-US"/>
+              </w:rPr>
+            </w:pPr>
+            <w:r>
+              <w:rPr>
+                <w:rFonts w:ascii="Arial" w:hAnsi="Arial" w:cs="Arial"/>
+                <w:sz w:val="22"/>
+                <w:szCs w:val="22"/>
+                <w:highlight w:val="yellow"/>
                 <w:lang w:val="en-US"/>
               </w:rPr>
               <w:t>-</w:t>
@@ -11016,14 +10951,16 @@
                 <w:rFonts w:ascii="Arial" w:hAnsi="Arial" w:cs="Arial"/>
                 <w:sz w:val="22"/>
                 <w:szCs w:val="22"/>
-                <w:lang w:val="en-US"/>
-              </w:rPr>
-            </w:pPr>
-            <w:r>
-              <w:rPr>
-                <w:rFonts w:ascii="Arial" w:hAnsi="Arial" w:cs="Arial"/>
-                <w:sz w:val="22"/>
-                <w:szCs w:val="22"/>
+                <w:highlight w:val="yellow"/>
+                <w:lang w:val="en-US"/>
+              </w:rPr>
+            </w:pPr>
+            <w:r>
+              <w:rPr>
+                <w:rFonts w:ascii="Arial" w:hAnsi="Arial" w:cs="Arial"/>
+                <w:sz w:val="22"/>
+                <w:szCs w:val="22"/>
+                <w:highlight w:val="yellow"/>
                 <w:lang w:val="en-US"/>
               </w:rPr>
               <w:t>-</w:t>
@@ -11044,14 +10981,16 @@
                 <w:rFonts w:ascii="Arial" w:hAnsi="Arial" w:cs="Arial"/>
                 <w:sz w:val="22"/>
                 <w:szCs w:val="22"/>
-                <w:lang w:val="en-US"/>
-              </w:rPr>
-            </w:pPr>
-            <w:r>
-              <w:rPr>
-                <w:rFonts w:ascii="Arial" w:hAnsi="Arial" w:cs="Arial"/>
-                <w:sz w:val="22"/>
-                <w:szCs w:val="22"/>
+                <w:highlight w:val="yellow"/>
+                <w:lang w:val="en-US"/>
+              </w:rPr>
+            </w:pPr>
+            <w:r>
+              <w:rPr>
+                <w:rFonts w:ascii="Arial" w:hAnsi="Arial" w:cs="Arial"/>
+                <w:sz w:val="22"/>
+                <w:szCs w:val="22"/>
+                <w:highlight w:val="yellow"/>
                 <w:lang w:val="en-US"/>
               </w:rPr>
               <w:t>-</w:t>
@@ -11483,21 +11422,112 @@
         <w:jc w:val="right"/>
         <w:rPr>
           <w:rFonts w:ascii="Arial" w:eastAsia="Arial" w:hAnsi="Arial" w:cs="Arial"/>
-          <w:i/>
-          <w:iCs/>
-          <w:sz w:val="22"/>
-          <w:szCs w:val="22"/>
-        </w:rPr>
-      </w:pPr>
-      <w:r>
-        <w:rPr>
-          <w:rFonts w:ascii="Arial" w:eastAsia="Arial" w:hAnsi="Arial" w:cs="Arial"/>
-          <w:i/>
-          <w:iCs/>
-          <w:sz w:val="22"/>
-          <w:szCs w:val="22"/>
-        </w:rPr>
-        <w:t>Demikian…</w:t>
+          <w:sz w:val="22"/>
+          <w:szCs w:val="22"/>
+        </w:rPr>
+      </w:pPr>
+      <w:r>
+        <w:rPr>
+          <w:rFonts w:ascii="Arial" w:eastAsia="Arial" w:hAnsi="Arial" w:cs="Arial"/>
+          <w:noProof/>
+          <w:sz w:val="22"/>
+          <w:szCs w:val="22"/>
+        </w:rPr>
+        <mc:AlternateContent>
+          <mc:Choice Requires="wps">
+            <w:drawing>
+              <wp:anchor distT="45720" distB="45720" distL="114300" distR="114300" simplePos="0" relativeHeight="251661312" behindDoc="0" locked="0" layoutInCell="1" allowOverlap="1" wp14:anchorId="2BC1F6A3" wp14:editId="605B631B">
+                <wp:simplePos x="0" y="0"/>
+                <wp:positionH relativeFrom="margin">
+                  <wp:posOffset>8136255</wp:posOffset>
+                </wp:positionH>
+                <wp:positionV relativeFrom="margin">
+                  <wp:posOffset>5594985</wp:posOffset>
+                </wp:positionV>
+                <wp:extent cx="937260" cy="344170"/>
+                <wp:effectExtent l="0" t="0" r="0" b="0"/>
+                <wp:wrapSquare wrapText="bothSides"/>
+                <wp:docPr id="3" name="Text Box 2"/>
+                <wp:cNvGraphicFramePr>
+                  <a:graphicFrameLocks xmlns:a="http://schemas.openxmlformats.org/drawingml/2006/main"/>
+                </wp:cNvGraphicFramePr>
+                <a:graphic xmlns:a="http://schemas.openxmlformats.org/drawingml/2006/main">
+                  <a:graphicData uri="http://schemas.microsoft.com/office/word/2010/wordprocessingShape">
+                    <wps:wsp>
+                      <wps:cNvSpPr txBox="1">
+                        <a:spLocks noChangeArrowheads="1"/>
+                      </wps:cNvSpPr>
+                      <wps:spPr bwMode="auto">
+                        <a:xfrm>
+                          <a:off x="0" y="0"/>
+                          <a:ext cx="937260" cy="344170"/>
+                        </a:xfrm>
+                        <a:prstGeom prst="rect">
+                          <a:avLst/>
+                        </a:prstGeom>
+                        <a:solidFill>
+                          <a:srgbClr val="FFFFFF"/>
+                        </a:solidFill>
+                        <a:ln w="9525">
+                          <a:noFill/>
+                          <a:miter lim="800000"/>
+                          <a:headEnd/>
+                          <a:tailEnd/>
+                        </a:ln>
+                      </wps:spPr>
+                      <wps:txbx>
+                        <w:txbxContent>
+                          <w:p>
+                            <w:r>
+                              <w:rPr>
+                                <w:rFonts w:ascii="Arial" w:hAnsi="Arial" w:cs="Arial"/>
+                                <w:sz w:val="22"/>
+                                <w:szCs w:val="22"/>
+                                <w:lang w:val="en-US"/>
+                              </w:rPr>
+                              <w:t>Demikian…</w:t>
+                            </w:r>
+                          </w:p>
+                        </w:txbxContent>
+                      </wps:txbx>
+                      <wps:bodyPr rot="0" vert="horz" wrap="square" lIns="91440" tIns="45720" rIns="91440" bIns="45720" anchor="t" anchorCtr="0">
+                        <a:noAutofit/>
+                      </wps:bodyPr>
+                    </wps:wsp>
+                  </a:graphicData>
+                </a:graphic>
+                <wp14:sizeRelH relativeFrom="margin">
+                  <wp14:pctWidth>0</wp14:pctWidth>
+                </wp14:sizeRelH>
+                <wp14:sizeRelV relativeFrom="margin">
+                  <wp14:pctHeight>0</wp14:pctHeight>
+                </wp14:sizeRelV>
+              </wp:anchor>
+            </w:drawing>
+          </mc:Choice>
+          <mc:Fallback>
+            <w:pict>
+              <v:shape w14:anchorId="2BC1F6A3" id="_x0000_s1028" type="#_x0000_t202" style="position:absolute;left:0;text-align:left;margin-left:640.65pt;margin-top:440.55pt;width:73.8pt;height:27.1pt;z-index:251661312;visibility:visible;mso-wrap-style:square;mso-width-percent:0;mso-height-percent:0;mso-wrap-distance-left:9pt;mso-wrap-distance-top:3.6pt;mso-wrap-distance-right:9pt;mso-wrap-distance-bottom:3.6pt;mso-position-horizontal:absolute;mso-position-horizontal-relative:margin;mso-position-vertical:absolute;mso-position-vertical-relative:margin;mso-width-percent:0;mso-height-percent:0;mso-width-relative:margin;mso-height-relative:margin;v-text-anchor:top" o:gfxdata="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" stroked="f">
+                <v:textbox>
+                  <w:txbxContent>
+                    <w:p>
+                      <w:r>
+                        <w:rPr>
+                          <w:rFonts w:ascii="Arial" w:hAnsi="Arial" w:cs="Arial"/>
+                          <w:sz w:val="22"/>
+                          <w:szCs w:val="22"/>
+                          <w:lang w:val="en-US"/>
+                        </w:rPr>
+                        <w:t>Demikian…</w:t>
+                      </w:r>
+                    </w:p>
+                  </w:txbxContent>
+                </v:textbox>
+                <w10:wrap type="square" anchorx="margin" anchory="margin"/>
+              </v:shape>
+            </w:pict>
+          </mc:Fallback>
+        </mc:AlternateContent>
       </w:r>
     </w:p>
     <w:p>
@@ -13305,29 +13335,7 @@
                 <w:szCs w:val="22"/>
                 <w:lang w:val="en-US"/>
               </w:rPr>
-              <w:t>{</w:t>
-            </w:r>
-            <w:proofErr w:type="spellStart"/>
-            <w:r>
-              <w:rPr>
-                <w:rFonts w:ascii="Arial" w:eastAsia="Arial" w:hAnsi="Arial" w:cs="Arial"/>
-                <w:spacing w:val="-2"/>
-                <w:sz w:val="22"/>
-                <w:szCs w:val="22"/>
-                <w:lang w:val="en-US"/>
-              </w:rPr>
-              <w:t>nama_ppk</w:t>
-            </w:r>
-            <w:proofErr w:type="spellEnd"/>
-            <w:r>
-              <w:rPr>
-                <w:rFonts w:ascii="Arial" w:eastAsia="Arial" w:hAnsi="Arial" w:cs="Arial"/>
-                <w:spacing w:val="-2"/>
-                <w:sz w:val="22"/>
-                <w:szCs w:val="22"/>
-                <w:lang w:val="en-US"/>
-              </w:rPr>
-              <w:t>}</w:t>
+              <w:t>{nama_ppk}</w:t>
             </w:r>
           </w:p>
         </w:tc>
@@ -13357,27 +13365,7 @@
                 <w:szCs w:val="22"/>
                 <w:lang w:val="en-US"/>
               </w:rPr>
-              <w:t>{</w:t>
-            </w:r>
-            <w:proofErr w:type="spellStart"/>
-            <w:r>
-              <w:rPr>
-                <w:rFonts w:ascii="Arial" w:hAnsi="Arial" w:cs="Arial"/>
-                <w:sz w:val="22"/>
-                <w:szCs w:val="22"/>
-                <w:lang w:val="en-US"/>
-              </w:rPr>
-              <w:t>ppk</w:t>
-            </w:r>
-            <w:proofErr w:type="spellEnd"/>
-            <w:r>
-              <w:rPr>
-                <w:rFonts w:ascii="Arial" w:hAnsi="Arial" w:cs="Arial"/>
-                <w:sz w:val="22"/>
-                <w:szCs w:val="22"/>
-                <w:lang w:val="en-US"/>
-              </w:rPr>
-              <w:t>}</w:t>
+              <w:t>{ppk}</w:t>
             </w:r>
           </w:p>
         </w:tc>
@@ -13418,7 +13406,7 @@
       </w:pPr>
     </w:p>
     <w:sectPr>
-      <w:footerReference w:type="default" r:id="rId17"/>
+      <w:footerReference w:type="default" r:id="rId15"/>
       <w:pgSz w:w="11907" w:h="16840" w:code="9"/>
       <w:pgMar w:top="1418" w:right="1418" w:bottom="1134" w:left="1134" w:header="720" w:footer="284" w:gutter="0"/>
       <w:cols w:space="720"/>
@@ -13455,6 +13443,7 @@
   <w:p>
     <w:pPr>
       <w:pStyle w:val="Footer"/>
+      <w:jc w:val="center"/>
     </w:pPr>
   </w:p>
 </w:ftr>
@@ -13472,17 +13461,6 @@
 </file>
 
 <file path=word/footer3.xml><?xml version="1.0" encoding="utf-8"?>
-<w:ftr xmlns:wpc="http://schemas.microsoft.com/office/word/2010/wordprocessingCanvas" xmlns:cx="http://schemas.microsoft.com/office/drawing/2014/chartex" xmlns:cx1="http://schemas.microsoft.com/office/drawing/2015/9/8/chartex" xmlns:cx2="http://schemas.microsoft.com/office/drawing/2015/10/21/chartex" xmlns:cx3="http://schemas.microsoft.com/office/drawing/2016/5/9/chartex" xmlns:cx4="http://schemas.microsoft.com/office/drawing/2016/5/10/chartex" xmlns:cx5="http://schemas.microsoft.com/office/drawing/2016/5/11/chartex" xmlns:cx6="http://schemas.microsoft.com/office/drawing/2016/5/12/chartex" xmlns:cx7="http://schemas.microsoft.com/office/drawing/2016/5/13/chartex" xmlns:cx8="http://schemas.microsoft.com/office/drawing/2016/5/14/chartex" xmlns:mc="http://schemas.openxmlformats.org/markup-compatibility/2006" xmlns:aink="http://schemas.microsoft.com/office/drawing/2016/ink" xmlns:am3d="http://schemas.microsoft.com/office/drawing/2017/model3d" xmlns:o="urn:schemas-microsoft-com:office:office" xmlns:r="http://schemas.openxmlformats.org/officeDocument/2006/relationships" xmlns:m="http://schemas.openxmlformats.org/officeDocument/2006/math" xmlns:v="urn:schemas-microsoft-com:vml" xmlns:wp14="http://schemas.microsoft.com/office/word/2010/wordprocessingDrawing" xmlns:wp="http://schemas.openxmlformats.org/drawingml/2006/wordprocessingDrawing" xmlns:w10="urn:schemas-microsoft-com:office:word" xmlns:w="http://schemas.openxmlformats.org/wordprocessingml/2006/main" xmlns:w14="http://schemas.microsoft.com/office/word/2010/wordml" xmlns:w15="http://schemas.microsoft.com/office/word/2012/wordml" xmlns:w16cex="http://schemas.microsoft.com/office/word/2018/wordml/cex" xmlns:w16cid="http://schemas.microsoft.com/office/word/2016/wordml/cid" xmlns:w16="http://schemas.microsoft.com/office/word/2018/wordml" xmlns:w16sdtdh="http://schemas.microsoft.com/office/word/2020/wordml/sdtdatahash" xmlns:w16se="http://schemas.microsoft.com/office/word/2015/wordml/symex" xmlns:wpg="http://schemas.microsoft.com/office/word/2010/wordprocessingGroup" xmlns:wpi="http://schemas.microsoft.com/office/word/2010/wordprocessingInk" xmlns:wne="http://schemas.microsoft.com/office/word/2006/wordml" xmlns:wps="http://schemas.microsoft.com/office/word/2010/wordprocessingShape" mc:Ignorable="w14 w15 w16se w16cid w16 w16cex w16sdtdh wp14">
-  <w:p>
-    <w:pPr>
-      <w:pStyle w:val="Footer"/>
-      <w:jc w:val="center"/>
-    </w:pPr>
-  </w:p>
-</w:ftr>
-</file>
-
-<file path=word/footer4.xml><?xml version="1.0" encoding="utf-8"?>
 <w:ftr xmlns:wpc="http://schemas.microsoft.com/office/word/2010/wordprocessingCanvas" xmlns:cx="http://schemas.microsoft.com/office/drawing/2014/chartex" xmlns:cx1="http://schemas.microsoft.com/office/drawing/2015/9/8/chartex" xmlns:cx2="http://schemas.microsoft.com/office/drawing/2015/10/21/chartex" xmlns:cx3="http://schemas.microsoft.com/office/drawing/2016/5/9/chartex" xmlns:cx4="http://schemas.microsoft.com/office/drawing/2016/5/10/chartex" xmlns:cx5="http://schemas.microsoft.com/office/drawing/2016/5/11/chartex" xmlns:cx6="http://schemas.microsoft.com/office/drawing/2016/5/12/chartex" xmlns:cx7="http://schemas.microsoft.com/office/drawing/2016/5/13/chartex" xmlns:cx8="http://schemas.microsoft.com/office/drawing/2016/5/14/chartex" xmlns:mc="http://schemas.openxmlformats.org/markup-compatibility/2006" xmlns:aink="http://schemas.microsoft.com/office/drawing/2016/ink" xmlns:am3d="http://schemas.microsoft.com/office/drawing/2017/model3d" xmlns:o="urn:schemas-microsoft-com:office:office" xmlns:r="http://schemas.openxmlformats.org/officeDocument/2006/relationships" xmlns:m="http://schemas.openxmlformats.org/officeDocument/2006/math" xmlns:v="urn:schemas-microsoft-com:vml" xmlns:wp14="http://schemas.microsoft.com/office/word/2010/wordprocessingDrawing" xmlns:wp="http://schemas.openxmlformats.org/drawingml/2006/wordprocessingDrawing" xmlns:w10="urn:schemas-microsoft-com:office:word" xmlns:w="http://schemas.openxmlformats.org/wordprocessingml/2006/main" xmlns:w14="http://schemas.microsoft.com/office/word/2010/wordml" xmlns:w15="http://schemas.microsoft.com/office/word/2012/wordml" xmlns:w16cex="http://schemas.microsoft.com/office/word/2018/wordml/cex" xmlns:w16cid="http://schemas.microsoft.com/office/word/2016/wordml/cid" xmlns:w16="http://schemas.microsoft.com/office/word/2018/wordml" xmlns:w16sdtdh="http://schemas.microsoft.com/office/word/2020/wordml/sdtdatahash" xmlns:w16se="http://schemas.microsoft.com/office/word/2015/wordml/symex" xmlns:wpg="http://schemas.microsoft.com/office/word/2010/wordprocessingGroup" xmlns:wpi="http://schemas.microsoft.com/office/word/2010/wordprocessingInk" xmlns:wne="http://schemas.microsoft.com/office/word/2006/wordml" xmlns:wps="http://schemas.microsoft.com/office/word/2010/wordprocessingShape" mc:Ignorable="w14 w15 w16se w16cid w16 w16cex w16sdtdh wp14">
   <w:p>
     <w:pPr>
@@ -13568,16 +13546,6 @@
       <w:pStyle w:val="Header"/>
     </w:pPr>
   </w:p>
-</w:hdr>
-</file>
-
-<file path=word/header2.xml><?xml version="1.0" encoding="utf-8"?>
-<w:hdr xmlns:wpc="http://schemas.microsoft.com/office/word/2010/wordprocessingCanvas" xmlns:cx="http://schemas.microsoft.com/office/drawing/2014/chartex" xmlns:cx1="http://schemas.microsoft.com/office/drawing/2015/9/8/chartex" xmlns:cx2="http://schemas.microsoft.com/office/drawing/2015/10/21/chartex" xmlns:cx3="http://schemas.microsoft.com/office/drawing/2016/5/9/chartex" xmlns:cx4="http://schemas.microsoft.com/office/drawing/2016/5/10/chartex" xmlns:cx5="http://schemas.microsoft.com/office/drawing/2016/5/11/chartex" xmlns:cx6="http://schemas.microsoft.com/office/drawing/2016/5/12/chartex" xmlns:cx7="http://schemas.microsoft.com/office/drawing/2016/5/13/chartex" xmlns:cx8="http://schemas.microsoft.com/office/drawing/2016/5/14/chartex" xmlns:mc="http://schemas.openxmlformats.org/markup-compatibility/2006" xmlns:aink="http://schemas.microsoft.com/office/drawing/2016/ink" xmlns:am3d="http://schemas.microsoft.com/office/drawing/2017/model3d" xmlns:o="urn:schemas-microsoft-com:office:office" xmlns:r="http://schemas.openxmlformats.org/officeDocument/2006/relationships" xmlns:m="http://schemas.openxmlformats.org/officeDocument/2006/math" xmlns:v="urn:schemas-microsoft-com:vml" xmlns:wp14="http://schemas.microsoft.com/office/word/2010/wordprocessingDrawing" xmlns:wp="http://schemas.openxmlformats.org/drawingml/2006/wordprocessingDrawing" xmlns:w10="urn:schemas-microsoft-com:office:word" xmlns:w="http://schemas.openxmlformats.org/wordprocessingml/2006/main" xmlns:w14="http://schemas.microsoft.com/office/word/2010/wordml" xmlns:w15="http://schemas.microsoft.com/office/word/2012/wordml" xmlns:w16cex="http://schemas.microsoft.com/office/word/2018/wordml/cex" xmlns:w16cid="http://schemas.microsoft.com/office/word/2016/wordml/cid" xmlns:w16="http://schemas.microsoft.com/office/word/2018/wordml" xmlns:w16sdtdh="http://schemas.microsoft.com/office/word/2020/wordml/sdtdatahash" xmlns:w16se="http://schemas.microsoft.com/office/word/2015/wordml/symex" xmlns:wpg="http://schemas.microsoft.com/office/word/2010/wordprocessingGroup" xmlns:wpi="http://schemas.microsoft.com/office/word/2010/wordprocessingInk" xmlns:wne="http://schemas.microsoft.com/office/word/2006/wordml" xmlns:wps="http://schemas.microsoft.com/office/word/2010/wordprocessingShape" mc:Ignorable="w14 w15 w16se w16cid w16 w16cex w16sdtdh wp14">
-  <w:p>
-    <w:pPr>
-      <w:pStyle w:val="Header"/>
-    </w:pPr>
-  </w:p>
   <w:p>
     <w:pPr>
       <w:pStyle w:val="Header"/>
@@ -13586,7 +13554,7 @@
 </w:hdr>
 </file>
 
-<file path=word/header3.xml><?xml version="1.0" encoding="utf-8"?>
+<file path=word/header2.xml><?xml version="1.0" encoding="utf-8"?>
 <w:hdr xmlns:wpc="http://schemas.microsoft.com/office/word/2010/wordprocessingCanvas" xmlns:cx="http://schemas.microsoft.com/office/drawing/2014/chartex" xmlns:cx1="http://schemas.microsoft.com/office/drawing/2015/9/8/chartex" xmlns:cx2="http://schemas.microsoft.com/office/drawing/2015/10/21/chartex" xmlns:cx3="http://schemas.microsoft.com/office/drawing/2016/5/9/chartex" xmlns:cx4="http://schemas.microsoft.com/office/drawing/2016/5/10/chartex" xmlns:cx5="http://schemas.microsoft.com/office/drawing/2016/5/11/chartex" xmlns:cx6="http://schemas.microsoft.com/office/drawing/2016/5/12/chartex" xmlns:cx7="http://schemas.microsoft.com/office/drawing/2016/5/13/chartex" xmlns:cx8="http://schemas.microsoft.com/office/drawing/2016/5/14/chartex" xmlns:mc="http://schemas.openxmlformats.org/markup-compatibility/2006" xmlns:aink="http://schemas.microsoft.com/office/drawing/2016/ink" xmlns:am3d="http://schemas.microsoft.com/office/drawing/2017/model3d" xmlns:o="urn:schemas-microsoft-com:office:office" xmlns:r="http://schemas.openxmlformats.org/officeDocument/2006/relationships" xmlns:m="http://schemas.openxmlformats.org/officeDocument/2006/math" xmlns:v="urn:schemas-microsoft-com:vml" xmlns:wp14="http://schemas.microsoft.com/office/word/2010/wordprocessingDrawing" xmlns:wp="http://schemas.openxmlformats.org/drawingml/2006/wordprocessingDrawing" xmlns:w10="urn:schemas-microsoft-com:office:word" xmlns:w="http://schemas.openxmlformats.org/wordprocessingml/2006/main" xmlns:w14="http://schemas.microsoft.com/office/word/2010/wordml" xmlns:w15="http://schemas.microsoft.com/office/word/2012/wordml" xmlns:w16cex="http://schemas.microsoft.com/office/word/2018/wordml/cex" xmlns:w16cid="http://schemas.microsoft.com/office/word/2016/wordml/cid" xmlns:w16="http://schemas.microsoft.com/office/word/2018/wordml" xmlns:w16sdtdh="http://schemas.microsoft.com/office/word/2020/wordml/sdtdatahash" xmlns:w16se="http://schemas.microsoft.com/office/word/2015/wordml/symex" xmlns:wpg="http://schemas.microsoft.com/office/word/2010/wordprocessingGroup" xmlns:wpi="http://schemas.microsoft.com/office/word/2010/wordprocessingInk" xmlns:wne="http://schemas.microsoft.com/office/word/2006/wordml" xmlns:wps="http://schemas.microsoft.com/office/word/2010/wordprocessingShape" mc:Ignorable="w14 w15 w16se w16cid w16 w16cex w16sdtdh wp14">
   <w:p>
     <w:pPr>
@@ -13624,7 +13592,7 @@
           <wp:extent cx="810000" cy="810000"/>
           <wp:effectExtent l="0" t="0" r="9525" b="9525"/>
           <wp:wrapNone/>
-          <wp:docPr id="1140675709" name="Picture 3"/>
+          <wp:docPr id="2" name="Picture 3"/>
           <wp:cNvGraphicFramePr>
             <a:graphicFrameLocks xmlns:a="http://schemas.openxmlformats.org/drawingml/2006/main" noChangeAspect="1"/>
           </wp:cNvGraphicFramePr>
@@ -13769,33 +13737,7 @@
         <w:szCs w:val="16"/>
         <w:lang w:val="en-US"/>
       </w:rPr>
-      <w:t>{</w:t>
-    </w:r>
-    <w:proofErr w:type="spellStart"/>
-    <w:r>
-      <w:rPr>
-        <w:rFonts w:ascii="Arial" w:eastAsia="Calibri" w:hAnsi="Arial" w:cs="Arial"/>
-        <w:b/>
-        <w:bCs/>
-        <w:spacing w:val="-8"/>
-        <w:sz w:val="16"/>
-        <w:szCs w:val="16"/>
-        <w:lang w:val="en-US"/>
-      </w:rPr>
-      <w:t>kode_pokja</w:t>
-    </w:r>
-    <w:proofErr w:type="spellEnd"/>
-    <w:r>
-      <w:rPr>
-        <w:rFonts w:ascii="Arial" w:eastAsia="Calibri" w:hAnsi="Arial" w:cs="Arial"/>
-        <w:b/>
-        <w:bCs/>
-        <w:spacing w:val="-8"/>
-        <w:sz w:val="16"/>
-        <w:szCs w:val="16"/>
-        <w:lang w:val="en-US"/>
-      </w:rPr>
-      <w:t>}</w:t>
+      <w:t>{kode_pokja}</w:t>
     </w:r>
     <w:r>
       <w:rPr>
@@ -13842,57 +13784,18 @@
       </w:rPr>
       <w:t xml:space="preserve">Jl. Yos Sudarso No. 37A Lt.2, Banjarmasin 70119 Telepon (0511) 6723416 Surel </w:t>
     </w:r>
-    <w:r>
-      <w:fldChar w:fldCharType="begin"/>
-    </w:r>
-    <w:r>
-      <w:instrText xml:space="preserve"> HYPERLINK "mailto:%7bemail_ketua_pokja%7ddi." </w:instrText>
-    </w:r>
-    <w:r>
-      <w:fldChar w:fldCharType="separate"/>
-    </w:r>
-    <w:r>
-      <w:rPr>
-        <w:rStyle w:val="Hyperlink"/>
-        <w:rFonts w:ascii="Arial" w:eastAsia="Calibri" w:hAnsi="Arial" w:cs="Arial"/>
-        <w:sz w:val="15"/>
-        <w:szCs w:val="15"/>
-        <w:lang w:val="en-US"/>
-      </w:rPr>
-      <w:t>{</w:t>
-    </w:r>
-    <w:proofErr w:type="spellStart"/>
-    <w:r>
-      <w:rPr>
-        <w:rStyle w:val="Hyperlink"/>
-        <w:rFonts w:ascii="Arial" w:eastAsia="Calibri" w:hAnsi="Arial" w:cs="Arial"/>
-        <w:sz w:val="15"/>
-        <w:szCs w:val="15"/>
-        <w:lang w:val="en-US"/>
-      </w:rPr>
-      <w:t>email_ketua_pokja</w:t>
-    </w:r>
-    <w:proofErr w:type="spellEnd"/>
-    <w:r>
-      <w:rPr>
-        <w:rStyle w:val="Hyperlink"/>
-        <w:rFonts w:ascii="Arial" w:eastAsia="Calibri" w:hAnsi="Arial" w:cs="Arial"/>
-        <w:sz w:val="15"/>
-        <w:szCs w:val="15"/>
-        <w:lang w:val="en-US"/>
-      </w:rPr>
-      <w:t>}</w:t>
-    </w:r>
-    <w:r>
-      <w:rPr>
-        <w:rStyle w:val="Hyperlink"/>
-        <w:rFonts w:ascii="Arial" w:eastAsia="Calibri" w:hAnsi="Arial" w:cs="Arial"/>
-        <w:sz w:val="15"/>
-        <w:szCs w:val="15"/>
-        <w:lang w:val="en-US"/>
-      </w:rPr>
-      <w:fldChar w:fldCharType="end"/>
-    </w:r>
+    <w:hyperlink r:id="rId2" w:history="1">
+      <w:r>
+        <w:rPr>
+          <w:rStyle w:val="Hyperlink"/>
+          <w:rFonts w:ascii="Arial" w:eastAsia="Calibri" w:hAnsi="Arial" w:cs="Arial"/>
+          <w:sz w:val="15"/>
+          <w:szCs w:val="15"/>
+          <w:lang w:val="en-US"/>
+        </w:rPr>
+        <w:t>{email_ketua_pokja}</w:t>
+      </w:r>
+    </w:hyperlink>
     <w:r>
       <w:rPr>
         <w:rFonts w:ascii="Arial" w:eastAsia="Calibri" w:hAnsi="Arial" w:cs="Arial"/>
@@ -13974,7 +13877,7 @@
             </wp:anchor>
           </w:drawing>
         </mc:Choice>
-        <mc:Fallback xmlns:w16sdtfl="http://schemas.microsoft.com/office/word/2024/wordml/sdtformatlock" xmlns:w16du="http://schemas.microsoft.com/office/word/2023/wordml/word16du" xmlns:oel="http://schemas.microsoft.com/office/2019/extlst">
+        <mc:Fallback xmlns:oel="http://schemas.microsoft.com/office/2019/extlst" xmlns:w16du="http://schemas.microsoft.com/office/word/2023/wordml/word16du" xmlns:w16sdtfl="http://schemas.microsoft.com/office/word/2024/wordml/sdtformatlock">
           <w:pict>
             <v:line w14:anchorId="259F0BA6" id="Straight Connector 984700384" o:spid="_x0000_s1026" style="position:absolute;z-index:251659264;visibility:visible;mso-wrap-style:square;mso-width-percent:0;mso-height-percent:0;mso-wrap-distance-left:9pt;mso-wrap-distance-top:0;mso-wrap-distance-right:9pt;mso-wrap-distance-bottom:0;mso-position-horizontal:absolute;mso-position-horizontal-relative:margin;mso-position-vertical:absolute;mso-position-vertical-relative:text;mso-width-percent:0;mso-height-percent:0;mso-width-relative:margin;mso-height-relative:margin" from="44.7pt,.75pt" to="468.4pt,.75pt" o:gfxdata="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" strokecolor="windowText" strokeweight="2.5pt">
               <v:stroke joinstyle="miter"/>
@@ -18454,22 +18357,15 @@
 </file>
 
 <file path=customXml/item1.xml><?xml version="1.0" encoding="utf-8"?>
-<p:properties xmlns:p="http://schemas.microsoft.com/office/2006/metadata/properties" xmlns:xsi="http://www.w3.org/2001/XMLSchema-instance" xmlns:pc="http://schemas.microsoft.com/office/infopath/2007/PartnerControls">
-  <documentManagement>
-    <TaxCatchAll xmlns="23b7ebbb-480e-4d36-8f38-fd0ac82dae9c" xsi:nil="true"/>
-    <lcf76f155ced4ddcb4097134ff3c332f xmlns="87f1a149-5420-40c2-b2e8-d8d0877ebc85">
-      <Terms xmlns="http://schemas.microsoft.com/office/infopath/2007/PartnerControls"/>
-    </lcf76f155ced4ddcb4097134ff3c332f>
-    <PIC xmlns="87f1a149-5420-40c2-b2e8-d8d0877ebc85" xsi:nil="true"/>
-  </documentManagement>
-</p:properties>
+<?mso-contentType ?>
+<FormTemplates xmlns="http://schemas.microsoft.com/sharepoint/v3/contenttype/forms">
+  <Display>DocumentLibraryForm</Display>
+  <Edit>DocumentLibraryForm</Edit>
+  <New>DocumentLibraryForm</New>
+</FormTemplates>
 </file>
 
 <file path=customXml/item2.xml><?xml version="1.0" encoding="utf-8"?>
-<b:Sources xmlns:b="http://schemas.openxmlformats.org/officeDocument/2006/bibliography" xmlns="http://schemas.openxmlformats.org/officeDocument/2006/bibliography" SelectedStyle="\APASixthEditionOfficeOnline.xsl" StyleName="APA" Version="6"/>
-</file>
-
-<file path=customXml/item3.xml><?xml version="1.0" encoding="utf-8"?>
 <ct:contentTypeSchema xmlns:ct="http://schemas.microsoft.com/office/2006/metadata/contentType" xmlns:ma="http://schemas.microsoft.com/office/2006/metadata/properties/metaAttributes" ct:_="" ma:_="" ma:contentTypeName="Document" ma:contentTypeID="0x010100AEF28E0A17E4AE4FA5DD6A9AABB5DBC8" ma:contentTypeVersion="16" ma:contentTypeDescription="Create a new document." ma:contentTypeScope="" ma:versionID="a17fa769c7c4fea18ba461e558e121e5">
   <xsd:schema xmlns:xsd="http://www.w3.org/2001/XMLSchema" xmlns:xs="http://www.w3.org/2001/XMLSchema" xmlns:p="http://schemas.microsoft.com/office/2006/metadata/properties" xmlns:ns2="87f1a149-5420-40c2-b2e8-d8d0877ebc85" xmlns:ns3="23b7ebbb-480e-4d36-8f38-fd0ac82dae9c" targetNamespace="http://schemas.microsoft.com/office/2006/metadata/properties" ma:root="true" ma:fieldsID="3bfa0fac8ae4d24da5269d6ff34039be" ns2:_="" ns3:_="">
     <xsd:import namespace="87f1a149-5420-40c2-b2e8-d8d0877ebc85"/>
@@ -18712,35 +18608,31 @@
 </ct:contentTypeSchema>
 </file>
 
+<file path=customXml/item3.xml><?xml version="1.0" encoding="utf-8"?>
+<b:Sources xmlns:b="http://schemas.openxmlformats.org/officeDocument/2006/bibliography" xmlns="http://schemas.openxmlformats.org/officeDocument/2006/bibliography" SelectedStyle="\APASixthEditionOfficeOnline.xsl" StyleName="APA" Version="6"/>
+</file>
+
 <file path=customXml/item4.xml><?xml version="1.0" encoding="utf-8"?>
-<?mso-contentType ?>
-<FormTemplates xmlns="http://schemas.microsoft.com/sharepoint/v3/contenttype/forms">
-  <Display>DocumentLibraryForm</Display>
-  <Edit>DocumentLibraryForm</Edit>
-  <New>DocumentLibraryForm</New>
-</FormTemplates>
+<p:properties xmlns:p="http://schemas.microsoft.com/office/2006/metadata/properties" xmlns:xsi="http://www.w3.org/2001/XMLSchema-instance" xmlns:pc="http://schemas.microsoft.com/office/infopath/2007/PartnerControls">
+  <documentManagement>
+    <TaxCatchAll xmlns="23b7ebbb-480e-4d36-8f38-fd0ac82dae9c" xsi:nil="true"/>
+    <lcf76f155ced4ddcb4097134ff3c332f xmlns="87f1a149-5420-40c2-b2e8-d8d0877ebc85">
+      <Terms xmlns="http://schemas.microsoft.com/office/infopath/2007/PartnerControls"/>
+    </lcf76f155ced4ddcb4097134ff3c332f>
+    <PIC xmlns="87f1a149-5420-40c2-b2e8-d8d0877ebc85" xsi:nil="true"/>
+  </documentManagement>
+</p:properties>
 </file>
 
 <file path=customXml/itemProps1.xml><?xml version="1.0" encoding="utf-8"?>
-<ds:datastoreItem xmlns:ds="http://schemas.openxmlformats.org/officeDocument/2006/customXml" ds:itemID="{0EF6B3C1-2C0C-45C1-848E-2E47DFDB0FBC}">
+<ds:datastoreItem xmlns:ds="http://schemas.openxmlformats.org/officeDocument/2006/customXml" ds:itemID="{ADE80AD1-B511-437D-9EC6-E71B406ED00D}">
   <ds:schemaRefs>
-    <ds:schemaRef ds:uri="http://schemas.microsoft.com/office/2006/metadata/properties"/>
-    <ds:schemaRef ds:uri="http://schemas.microsoft.com/office/infopath/2007/PartnerControls"/>
-    <ds:schemaRef ds:uri="23b7ebbb-480e-4d36-8f38-fd0ac82dae9c"/>
-    <ds:schemaRef ds:uri="87f1a149-5420-40c2-b2e8-d8d0877ebc85"/>
+    <ds:schemaRef ds:uri="http://schemas.microsoft.com/sharepoint/v3/contenttype/forms"/>
   </ds:schemaRefs>
 </ds:datastoreItem>
 </file>
 
 <file path=customXml/itemProps2.xml><?xml version="1.0" encoding="utf-8"?>
-<ds:datastoreItem xmlns:ds="http://schemas.openxmlformats.org/officeDocument/2006/customXml" ds:itemID="{10D35394-9BBA-4CA7-9ACA-93FF9FC4B9FE}">
-  <ds:schemaRefs>
-    <ds:schemaRef ds:uri="http://schemas.openxmlformats.org/officeDocument/2006/bibliography"/>
-  </ds:schemaRefs>
-</ds:datastoreItem>
-</file>
-
-<file path=customXml/itemProps3.xml><?xml version="1.0" encoding="utf-8"?>
 <ds:datastoreItem xmlns:ds="http://schemas.openxmlformats.org/officeDocument/2006/customXml" ds:itemID="{A2934C3C-1F7E-4BE6-BD60-DDF56A21B2D7}">
   <ds:schemaRefs>
     <ds:schemaRef ds:uri="http://schemas.microsoft.com/office/2006/metadata/contentType"/>
@@ -18759,10 +18651,21 @@
 </ds:datastoreItem>
 </file>
 
+<file path=customXml/itemProps3.xml><?xml version="1.0" encoding="utf-8"?>
+<ds:datastoreItem xmlns:ds="http://schemas.openxmlformats.org/officeDocument/2006/customXml" ds:itemID="{10D35394-9BBA-4CA7-9ACA-93FF9FC4B9FE}">
+  <ds:schemaRefs>
+    <ds:schemaRef ds:uri="http://schemas.openxmlformats.org/officeDocument/2006/bibliography"/>
+  </ds:schemaRefs>
+</ds:datastoreItem>
+</file>
+
 <file path=customXml/itemProps4.xml><?xml version="1.0" encoding="utf-8"?>
-<ds:datastoreItem xmlns:ds="http://schemas.openxmlformats.org/officeDocument/2006/customXml" ds:itemID="{ADE80AD1-B511-437D-9EC6-E71B406ED00D}">
+<ds:datastoreItem xmlns:ds="http://schemas.openxmlformats.org/officeDocument/2006/customXml" ds:itemID="{0EF6B3C1-2C0C-45C1-848E-2E47DFDB0FBC}">
   <ds:schemaRefs>
-    <ds:schemaRef ds:uri="http://schemas.microsoft.com/sharepoint/v3/contenttype/forms"/>
+    <ds:schemaRef ds:uri="http://schemas.microsoft.com/office/2006/metadata/properties"/>
+    <ds:schemaRef ds:uri="http://schemas.microsoft.com/office/infopath/2007/PartnerControls"/>
+    <ds:schemaRef ds:uri="23b7ebbb-480e-4d36-8f38-fd0ac82dae9c"/>
+    <ds:schemaRef ds:uri="87f1a149-5420-40c2-b2e8-d8d0877ebc85"/>
   </ds:schemaRefs>
 </ds:datastoreItem>
 </file>